--- a/document-merge-service/kt_so/templatefiles/inserat-anzeiger.docx
+++ b/document-merge-service/kt_so/templatefiles/inserat-anzeiger.docx
@@ -48,41 +48,6 @@
               <w:t>{{ LEITBEHOERDE_NAME }}</w:t>
             </w:r>
           </w:p>
-          <w:sdt>
-            <w:sdtPr>
-              <w:rPr>
-                <w:sz w:val="18"/>
-                <w:szCs w:val="18"/>
-              </w:rPr>
-              <w:id w:val="9967708"/>
-              <w:placeholder>
-                <w:docPart w:val="450042231DB045B6B81A84A546D3040D"/>
-              </w:placeholder>
-              <w:showingPlcHdr/>
-            </w:sdtPr>
-            <w:sdtEndPr/>
-            <w:sdtContent>
-              <w:p>
-                <w:pPr>
-                  <w:rPr>
-                    <w:sz w:val="18"/>
-                    <w:szCs w:val="18"/>
-                  </w:rPr>
-                </w:pPr>
-                <w:r>
-                  <w:rPr>
-                    <w:rStyle w:val="Platzhaltertext"/>
-                    <w:rFonts w:eastAsiaTheme="minorHAnsi"/>
-                    <w:color w:val="auto"/>
-                    <w:sz w:val="18"/>
-                    <w:szCs w:val="18"/>
-                    <w:shd w:val="clear" w:color="auto" w:fill="FBE4D5" w:themeFill="accent2" w:themeFillTint="33"/>
-                  </w:rPr>
-                  <w:t>Baubehörde eingeben</w:t>
-                </w:r>
-              </w:p>
-            </w:sdtContent>
-          </w:sdt>
           <w:p>
             <w:pPr>
               <w:pStyle w:val="Platzhalter"/>
@@ -884,155 +849,6 @@
             </w:r>
           </w:p>
         </w:tc>
-      </w:tr>
-      <w:tr>
-        <w:tc>
-          <w:tcPr>
-            <w:tcW w:w="3119" w:type="dxa"/>
-            <w:tcBorders>
-              <w:right w:val="single" w:sz="4" w:space="0" w:color="FFFFFF" w:themeColor="background1"/>
-            </w:tcBorders>
-            <w:shd w:val="clear" w:color="auto" w:fill="D9D9D9" w:themeFill="background1" w:themeFillShade="D9"/>
-          </w:tcPr>
-          <w:p>
-            <w:pPr>
-              <w:ind w:right="-6"/>
-              <w:rPr>
-                <w:rFonts w:cs="Arial"/>
-                <w:b/>
-                <w:bCs/>
-                <w:szCs w:val="22"/>
-              </w:rPr>
-            </w:pPr>
-            <w:r>
-              <w:rPr>
-                <w:rFonts w:cs="Arial"/>
-                <w:b/>
-                <w:bCs/>
-                <w:szCs w:val="22"/>
-              </w:rPr>
-              <w:t>Logo</w:t>
-            </w:r>
-          </w:p>
-        </w:tc>
-        <w:tc>
-          <w:tcPr>
-            <w:tcW w:w="6226" w:type="dxa"/>
-            <w:tcBorders>
-              <w:left w:val="single" w:sz="4" w:space="0" w:color="FFFFFF" w:themeColor="background1"/>
-            </w:tcBorders>
-            <w:shd w:val="clear" w:color="auto" w:fill="D9D9D9" w:themeFill="background1" w:themeFillShade="D9"/>
-          </w:tcPr>
-          <w:p>
-            <w:sdt>
-              <w:sdtPr>
-                <w:id w:val="674541293"/>
-                <w14:checkbox>
-                  <w14:checked w14:val="0"/>
-                  <w14:checkedState w14:val="2612" w14:font="MS Gothic"/>
-                  <w14:uncheckedState w14:val="2610" w14:font="MS Gothic"/>
-                </w14:checkbox>
-              </w:sdtPr>
-              <w:sdtEndPr/>
-              <w:sdtContent>
-                <w:r>
-                  <w:rPr>
-                    <w:rFonts w:eastAsia="MS Gothic" w:hint="eastAsia"/>
-                  </w:rPr>
-                  <w:t>☐</w:t>
-                </w:r>
-              </w:sdtContent>
-            </w:sdt>
-            <w:r>
-              <w:t xml:space="preserve"> Logo farbig drucken</w:t>
-            </w:r>
-          </w:p>
-          <w:p>
-            <w:sdt>
-              <w:sdtPr>
-                <w:id w:val="224570871"/>
-                <w14:checkbox>
-                  <w14:checked w14:val="0"/>
-                  <w14:checkedState w14:val="2612" w14:font="MS Gothic"/>
-                  <w14:uncheckedState w14:val="2610" w14:font="MS Gothic"/>
-                </w14:checkbox>
-              </w:sdtPr>
-              <w:sdtEndPr/>
-              <w:sdtContent>
-                <w:r>
-                  <w:rPr>
-                    <w:rFonts w:eastAsia="MS Gothic" w:hint="eastAsia"/>
-                  </w:rPr>
-                  <w:t>☐</w:t>
-                </w:r>
-              </w:sdtContent>
-            </w:sdt>
-            <w:r>
-              <w:t xml:space="preserve"> Logo schwarz-weiss drucken</w:t>
-            </w:r>
-          </w:p>
-        </w:tc>
-      </w:tr>
-      <w:tr>
-        <w:tc>
-          <w:tcPr>
-            <w:tcW w:w="3119" w:type="dxa"/>
-            <w:tcBorders>
-              <w:bottom w:val="single" w:sz="4" w:space="0" w:color="D9D9D9" w:themeColor="background1" w:themeShade="D9"/>
-            </w:tcBorders>
-            <w:shd w:val="clear" w:color="auto" w:fill="auto"/>
-          </w:tcPr>
-          <w:p>
-            <w:pPr>
-              <w:ind w:right="-6"/>
-              <w:rPr>
-                <w:rFonts w:cs="Arial"/>
-                <w:b/>
-                <w:bCs/>
-                <w:szCs w:val="22"/>
-              </w:rPr>
-            </w:pPr>
-            <w:r>
-              <w:rPr>
-                <w:rFonts w:cs="Arial"/>
-                <w:b/>
-                <w:bCs/>
-                <w:szCs w:val="22"/>
-              </w:rPr>
-              <w:t>Anzahl Publikationen</w:t>
-            </w:r>
-          </w:p>
-        </w:tc>
-        <w:sdt>
-          <w:sdtPr>
-            <w:id w:val="1961678576"/>
-            <w:placeholder>
-              <w:docPart w:val="D5F65ACC7A3B4E7C918980CF13969C9E"/>
-            </w:placeholder>
-            <w:showingPlcHdr/>
-          </w:sdtPr>
-          <w:sdtEndPr/>
-          <w:sdtContent>
-            <w:tc>
-              <w:tcPr>
-                <w:tcW w:w="6226" w:type="dxa"/>
-                <w:tcBorders>
-                  <w:bottom w:val="single" w:sz="4" w:space="0" w:color="D9D9D9" w:themeColor="background1" w:themeShade="D9"/>
-                </w:tcBorders>
-                <w:shd w:val="clear" w:color="auto" w:fill="auto"/>
-              </w:tcPr>
-              <w:p>
-                <w:r>
-                  <w:rPr>
-                    <w:rFonts w:eastAsiaTheme="minorHAnsi"/>
-                    <w:shd w:val="clear" w:color="auto" w:fill="FBE4D5" w:themeFill="accent2" w:themeFillTint="33"/>
-                  </w:rPr>
-                  <w:t>Anzahl Publikationen angeben</w:t>
-                </w:r>
-              </w:p>
-            </w:tc>
-          </w:sdtContent>
-        </w:sdt>
       </w:tr>
       <w:tr>
         <w:tc>
@@ -1603,127 +1419,127 @@
               <w:rPr>
                 <w:rStyle w:val="PlatzhalterZchn"/>
               </w:rPr>
+              <w:t>{{ G.VERTRETER_NAME }}</w:t>
+            </w:r>
+            <w:r>
+              <w:t xml:space="preserve">, </w:t>
+            </w:r>
+            <w:r>
+              <w:rPr>
+                <w:rStyle w:val="PlatzhalterZchn"/>
+              </w:rPr>
+              <w:t>{{ G.VERTRETER_ADRESSE }}</w:t>
+            </w:r>
+          </w:p>
+          <w:p>
+            <w:pPr>
+              <w:ind w:left="357"/>
+              <w:rPr>
+                <w:rFonts w:ascii="Consolas" w:hAnsi="Consolas" w:cs="Arial"/>
+                <w:color w:val="00B050"/>
+                <w:sz w:val="18"/>
+                <w:szCs w:val="18"/>
+              </w:rPr>
+            </w:pPr>
+            <w:r>
+              <w:rPr>
+                <w:rFonts w:ascii="Consolas" w:hAnsi="Consolas" w:cs="Arial"/>
+                <w:color w:val="00B050"/>
+                <w:sz w:val="18"/>
+                <w:szCs w:val="18"/>
+              </w:rPr>
+              <w:t>{%p endif %}</w:t>
+            </w:r>
+          </w:p>
+          <w:p>
+            <w:pPr>
+              <w:rPr>
+                <w:rFonts w:ascii="Consolas" w:hAnsi="Consolas" w:cs="Arial"/>
+                <w:color w:val="00B050"/>
+                <w:sz w:val="18"/>
+                <w:szCs w:val="18"/>
+              </w:rPr>
+            </w:pPr>
+            <w:r>
+              <w:rPr>
+                <w:rFonts w:ascii="Consolas" w:hAnsi="Consolas" w:cs="Arial"/>
+                <w:color w:val="00B050"/>
+                <w:sz w:val="18"/>
+                <w:szCs w:val="18"/>
+              </w:rPr>
+              <w:t>{%</w:t>
+            </w:r>
+            <w:r>
+              <w:rPr>
+                <w:rFonts w:ascii="Consolas" w:hAnsi="Consolas" w:cs="Arial"/>
+                <w:color w:val="00B050"/>
+                <w:sz w:val="18"/>
+                <w:szCs w:val="18"/>
+              </w:rPr>
+              <w:t>p</w:t>
+            </w:r>
+            <w:r>
+              <w:rPr>
+                <w:rFonts w:ascii="Consolas" w:hAnsi="Consolas" w:cs="Arial"/>
+                <w:color w:val="00B050"/>
+                <w:sz w:val="18"/>
+                <w:szCs w:val="18"/>
+              </w:rPr>
+              <w:t xml:space="preserve"> </w:t>
+            </w:r>
+            <w:r>
+              <w:rPr>
+                <w:rFonts w:ascii="Consolas" w:hAnsi="Consolas" w:cs="Arial"/>
+                <w:color w:val="00B050"/>
+                <w:sz w:val="18"/>
+                <w:szCs w:val="18"/>
+              </w:rPr>
+              <w:t>else</w:t>
+            </w:r>
+            <w:r>
+              <w:rPr>
+                <w:rFonts w:ascii="Consolas" w:hAnsi="Consolas" w:cs="Arial"/>
+                <w:color w:val="00B050"/>
+                <w:sz w:val="18"/>
+                <w:szCs w:val="18"/>
+              </w:rPr>
+              <w:t xml:space="preserve"> %}</w:t>
+            </w:r>
+          </w:p>
+          <w:p>
+            <w:r>
+              <w:rPr>
+                <w:rStyle w:val="PlatzhalterZchn"/>
+              </w:rPr>
+              <w:t>{{ G.NAME }}</w:t>
+            </w:r>
+            <w:r>
+              <w:t xml:space="preserve">, </w:t>
+            </w:r>
+            <w:r>
+              <w:rPr>
+                <w:rStyle w:val="PlatzhalterZchn"/>
+              </w:rPr>
+              <w:t>{{ G.ADRESSE }}</w:t>
+            </w:r>
+          </w:p>
+          <w:p>
+            <w:pPr>
+              <w:rPr>
+                <w:rFonts w:ascii="Consolas" w:hAnsi="Consolas" w:cs="Arial"/>
+                <w:color w:val="00B050"/>
+                <w:sz w:val="18"/>
+                <w:szCs w:val="18"/>
+              </w:rPr>
+            </w:pPr>
+            <w:r>
+              <w:rPr>
+                <w:rFonts w:ascii="Consolas" w:hAnsi="Consolas" w:cs="Arial"/>
+                <w:color w:val="00B050"/>
+                <w:sz w:val="18"/>
+                <w:szCs w:val="18"/>
+              </w:rPr>
               <w:lastRenderedPageBreak/>
-              <w:t>{{ G.VERTRETER_NAME }}</w:t>
-            </w:r>
-            <w:r>
-              <w:t xml:space="preserve">, </w:t>
-            </w:r>
-            <w:r>
-              <w:rPr>
-                <w:rStyle w:val="PlatzhalterZchn"/>
-              </w:rPr>
-              <w:t>{{ G.VERTRETER_ADRESSE }}</w:t>
-            </w:r>
-          </w:p>
-          <w:p>
-            <w:pPr>
-              <w:ind w:left="357"/>
-              <w:rPr>
-                <w:rFonts w:ascii="Consolas" w:hAnsi="Consolas" w:cs="Arial"/>
-                <w:color w:val="00B050"/>
-                <w:sz w:val="18"/>
-                <w:szCs w:val="18"/>
-              </w:rPr>
-            </w:pPr>
-            <w:r>
-              <w:rPr>
-                <w:rFonts w:ascii="Consolas" w:hAnsi="Consolas" w:cs="Arial"/>
-                <w:color w:val="00B050"/>
-                <w:sz w:val="18"/>
-                <w:szCs w:val="18"/>
-              </w:rPr>
-              <w:t>{%p endif %}</w:t>
-            </w:r>
-          </w:p>
-          <w:p>
-            <w:pPr>
-              <w:rPr>
-                <w:rFonts w:ascii="Consolas" w:hAnsi="Consolas" w:cs="Arial"/>
-                <w:color w:val="00B050"/>
-                <w:sz w:val="18"/>
-                <w:szCs w:val="18"/>
-              </w:rPr>
-            </w:pPr>
-            <w:r>
-              <w:rPr>
-                <w:rFonts w:ascii="Consolas" w:hAnsi="Consolas" w:cs="Arial"/>
-                <w:color w:val="00B050"/>
-                <w:sz w:val="18"/>
-                <w:szCs w:val="18"/>
-              </w:rPr>
-              <w:t>{%</w:t>
-            </w:r>
-            <w:r>
-              <w:rPr>
-                <w:rFonts w:ascii="Consolas" w:hAnsi="Consolas" w:cs="Arial"/>
-                <w:color w:val="00B050"/>
-                <w:sz w:val="18"/>
-                <w:szCs w:val="18"/>
-              </w:rPr>
-              <w:t>p</w:t>
-            </w:r>
-            <w:r>
-              <w:rPr>
-                <w:rFonts w:ascii="Consolas" w:hAnsi="Consolas" w:cs="Arial"/>
-                <w:color w:val="00B050"/>
-                <w:sz w:val="18"/>
-                <w:szCs w:val="18"/>
-              </w:rPr>
-              <w:t xml:space="preserve"> </w:t>
-            </w:r>
-            <w:r>
-              <w:rPr>
-                <w:rFonts w:ascii="Consolas" w:hAnsi="Consolas" w:cs="Arial"/>
-                <w:color w:val="00B050"/>
-                <w:sz w:val="18"/>
-                <w:szCs w:val="18"/>
-              </w:rPr>
-              <w:t>else</w:t>
-            </w:r>
-            <w:r>
-              <w:rPr>
-                <w:rFonts w:ascii="Consolas" w:hAnsi="Consolas" w:cs="Arial"/>
-                <w:color w:val="00B050"/>
-                <w:sz w:val="18"/>
-                <w:szCs w:val="18"/>
-              </w:rPr>
-              <w:t xml:space="preserve"> %}</w:t>
-            </w:r>
-          </w:p>
-          <w:p>
-            <w:r>
-              <w:rPr>
-                <w:rStyle w:val="PlatzhalterZchn"/>
-              </w:rPr>
-              <w:t>{{ G.NAME }}</w:t>
-            </w:r>
-            <w:r>
-              <w:t xml:space="preserve">, </w:t>
-            </w:r>
-            <w:r>
-              <w:rPr>
-                <w:rStyle w:val="PlatzhalterZchn"/>
-              </w:rPr>
-              <w:t>{{ G.ADRESSE }}</w:t>
-            </w:r>
-          </w:p>
-          <w:p>
-            <w:pPr>
-              <w:rPr>
-                <w:rFonts w:ascii="Consolas" w:hAnsi="Consolas" w:cs="Arial"/>
-                <w:color w:val="00B050"/>
-                <w:sz w:val="18"/>
-                <w:szCs w:val="18"/>
-              </w:rPr>
-            </w:pPr>
-            <w:r>
-              <w:rPr>
-                <w:rFonts w:ascii="Consolas" w:hAnsi="Consolas" w:cs="Arial"/>
-                <w:color w:val="00B050"/>
-                <w:sz w:val="18"/>
-                <w:szCs w:val="18"/>
-              </w:rPr>
               <w:t>{%p if G.VERTRETER_NAME %}</w:t>
             </w:r>
           </w:p>
@@ -2862,141 +2678,141 @@
                 <w:sz w:val="18"/>
                 <w:szCs w:val="18"/>
               </w:rPr>
+              <w:t>{%p el</w:t>
+            </w:r>
+            <w:r>
+              <w:rPr>
+                <w:rFonts w:ascii="Consolas" w:hAnsi="Consolas"/>
+                <w:color w:val="00B050"/>
+                <w:sz w:val="18"/>
+                <w:szCs w:val="18"/>
+              </w:rPr>
+              <w:t xml:space="preserve">if </w:t>
+            </w:r>
+            <w:r>
+              <w:rPr>
+                <w:rFonts w:ascii="Consolas" w:hAnsi="Consolas"/>
+                <w:color w:val="00B050"/>
+                <w:sz w:val="18"/>
+                <w:szCs w:val="18"/>
+              </w:rPr>
+              <w:t>GESUCHSTELLER</w:t>
+            </w:r>
+            <w:r>
+              <w:rPr>
+                <w:rFonts w:ascii="Consolas" w:hAnsi="Consolas"/>
+                <w:color w:val="00B050"/>
+                <w:sz w:val="18"/>
+                <w:szCs w:val="18"/>
+              </w:rPr>
+              <w:t>_ANREDE == "Herr" %}</w:t>
+            </w:r>
+          </w:p>
+          <w:p>
+            <w:r>
+              <w:t>Gesuchsteller</w:t>
+            </w:r>
+          </w:p>
+          <w:p>
+            <w:pPr>
+              <w:rPr>
+                <w:rFonts w:ascii="Consolas" w:hAnsi="Consolas"/>
+                <w:color w:val="00B050"/>
+                <w:sz w:val="18"/>
+                <w:szCs w:val="18"/>
+              </w:rPr>
+            </w:pPr>
+            <w:r>
+              <w:rPr>
+                <w:rFonts w:ascii="Consolas" w:hAnsi="Consolas"/>
+                <w:color w:val="00B050"/>
+                <w:sz w:val="18"/>
+                <w:szCs w:val="18"/>
+              </w:rPr>
+              <w:t>{%</w:t>
+            </w:r>
+            <w:r>
+              <w:rPr>
+                <w:rFonts w:ascii="Consolas" w:hAnsi="Consolas"/>
+                <w:color w:val="00B050"/>
+                <w:sz w:val="18"/>
+                <w:szCs w:val="18"/>
+              </w:rPr>
+              <w:t>p</w:t>
+            </w:r>
+            <w:r>
+              <w:rPr>
+                <w:rFonts w:ascii="Consolas" w:hAnsi="Consolas"/>
+                <w:color w:val="00B050"/>
+                <w:sz w:val="18"/>
+                <w:szCs w:val="18"/>
+              </w:rPr>
+              <w:t xml:space="preserve"> elif </w:t>
+            </w:r>
+            <w:r>
+              <w:rPr>
+                <w:rFonts w:ascii="Consolas" w:hAnsi="Consolas"/>
+                <w:color w:val="00B050"/>
+                <w:sz w:val="18"/>
+                <w:szCs w:val="18"/>
+              </w:rPr>
+              <w:t>GESUCHSTELLER</w:t>
+            </w:r>
+            <w:r>
+              <w:rPr>
+                <w:rFonts w:ascii="Consolas" w:hAnsi="Consolas"/>
+                <w:color w:val="00B050"/>
+                <w:sz w:val="18"/>
+                <w:szCs w:val="18"/>
+              </w:rPr>
+              <w:t>_ANREDE == "Frau" %}</w:t>
+            </w:r>
+          </w:p>
+          <w:p>
+            <w:r>
+              <w:t>Gesuchstellerin</w:t>
+            </w:r>
+          </w:p>
+          <w:p>
+            <w:pPr>
+              <w:rPr>
+                <w:rFonts w:ascii="Consolas" w:hAnsi="Consolas"/>
+                <w:color w:val="00B050"/>
+                <w:sz w:val="18"/>
+                <w:szCs w:val="18"/>
+              </w:rPr>
+            </w:pPr>
+            <w:r>
+              <w:rPr>
+                <w:rFonts w:ascii="Consolas" w:hAnsi="Consolas"/>
+                <w:color w:val="00B050"/>
+                <w:sz w:val="18"/>
+                <w:szCs w:val="18"/>
+              </w:rPr>
+              <w:t>{%</w:t>
+            </w:r>
+            <w:r>
+              <w:rPr>
+                <w:rFonts w:ascii="Consolas" w:hAnsi="Consolas"/>
+                <w:color w:val="00B050"/>
+                <w:sz w:val="18"/>
+                <w:szCs w:val="18"/>
+              </w:rPr>
+              <w:t>p</w:t>
+            </w:r>
+            <w:r>
+              <w:rPr>
+                <w:rFonts w:ascii="Consolas" w:hAnsi="Consolas"/>
+                <w:color w:val="00B050"/>
+                <w:sz w:val="18"/>
+                <w:szCs w:val="18"/>
+              </w:rPr>
+              <w:t xml:space="preserve"> else %}</w:t>
+            </w:r>
+          </w:p>
+          <w:p>
+            <w:r>
               <w:lastRenderedPageBreak/>
-              <w:t>{%p el</w:t>
-            </w:r>
-            <w:r>
-              <w:rPr>
-                <w:rFonts w:ascii="Consolas" w:hAnsi="Consolas"/>
-                <w:color w:val="00B050"/>
-                <w:sz w:val="18"/>
-                <w:szCs w:val="18"/>
-              </w:rPr>
-              <w:t xml:space="preserve">if </w:t>
-            </w:r>
-            <w:r>
-              <w:rPr>
-                <w:rFonts w:ascii="Consolas" w:hAnsi="Consolas"/>
-                <w:color w:val="00B050"/>
-                <w:sz w:val="18"/>
-                <w:szCs w:val="18"/>
-              </w:rPr>
-              <w:t>GESUCHSTELLER</w:t>
-            </w:r>
-            <w:r>
-              <w:rPr>
-                <w:rFonts w:ascii="Consolas" w:hAnsi="Consolas"/>
-                <w:color w:val="00B050"/>
-                <w:sz w:val="18"/>
-                <w:szCs w:val="18"/>
-              </w:rPr>
-              <w:t>_ANREDE == "Herr" %}</w:t>
-            </w:r>
-          </w:p>
-          <w:p>
-            <w:r>
-              <w:t>Gesuchsteller</w:t>
-            </w:r>
-          </w:p>
-          <w:p>
-            <w:pPr>
-              <w:rPr>
-                <w:rFonts w:ascii="Consolas" w:hAnsi="Consolas"/>
-                <w:color w:val="00B050"/>
-                <w:sz w:val="18"/>
-                <w:szCs w:val="18"/>
-              </w:rPr>
-            </w:pPr>
-            <w:r>
-              <w:rPr>
-                <w:rFonts w:ascii="Consolas" w:hAnsi="Consolas"/>
-                <w:color w:val="00B050"/>
-                <w:sz w:val="18"/>
-                <w:szCs w:val="18"/>
-              </w:rPr>
-              <w:t>{%</w:t>
-            </w:r>
-            <w:r>
-              <w:rPr>
-                <w:rFonts w:ascii="Consolas" w:hAnsi="Consolas"/>
-                <w:color w:val="00B050"/>
-                <w:sz w:val="18"/>
-                <w:szCs w:val="18"/>
-              </w:rPr>
-              <w:t>p</w:t>
-            </w:r>
-            <w:r>
-              <w:rPr>
-                <w:rFonts w:ascii="Consolas" w:hAnsi="Consolas"/>
-                <w:color w:val="00B050"/>
-                <w:sz w:val="18"/>
-                <w:szCs w:val="18"/>
-              </w:rPr>
-              <w:t xml:space="preserve"> elif </w:t>
-            </w:r>
-            <w:r>
-              <w:rPr>
-                <w:rFonts w:ascii="Consolas" w:hAnsi="Consolas"/>
-                <w:color w:val="00B050"/>
-                <w:sz w:val="18"/>
-                <w:szCs w:val="18"/>
-              </w:rPr>
-              <w:t>GESUCHSTELLER</w:t>
-            </w:r>
-            <w:r>
-              <w:rPr>
-                <w:rFonts w:ascii="Consolas" w:hAnsi="Consolas"/>
-                <w:color w:val="00B050"/>
-                <w:sz w:val="18"/>
-                <w:szCs w:val="18"/>
-              </w:rPr>
-              <w:t>_ANREDE == "Frau" %}</w:t>
-            </w:r>
-          </w:p>
-          <w:p>
-            <w:r>
-              <w:t>Gesuchstellerin</w:t>
-            </w:r>
-          </w:p>
-          <w:p>
-            <w:pPr>
-              <w:rPr>
-                <w:rFonts w:ascii="Consolas" w:hAnsi="Consolas"/>
-                <w:color w:val="00B050"/>
-                <w:sz w:val="18"/>
-                <w:szCs w:val="18"/>
-              </w:rPr>
-            </w:pPr>
-            <w:r>
-              <w:rPr>
-                <w:rFonts w:ascii="Consolas" w:hAnsi="Consolas"/>
-                <w:color w:val="00B050"/>
-                <w:sz w:val="18"/>
-                <w:szCs w:val="18"/>
-              </w:rPr>
-              <w:t>{%</w:t>
-            </w:r>
-            <w:r>
-              <w:rPr>
-                <w:rFonts w:ascii="Consolas" w:hAnsi="Consolas"/>
-                <w:color w:val="00B050"/>
-                <w:sz w:val="18"/>
-                <w:szCs w:val="18"/>
-              </w:rPr>
-              <w:t>p</w:t>
-            </w:r>
-            <w:r>
-              <w:rPr>
-                <w:rFonts w:ascii="Consolas" w:hAnsi="Consolas"/>
-                <w:color w:val="00B050"/>
-                <w:sz w:val="18"/>
-                <w:szCs w:val="18"/>
-              </w:rPr>
-              <w:t xml:space="preserve"> else %}</w:t>
-            </w:r>
-          </w:p>
-          <w:p>
-            <w:r>
               <w:t>Gesuchsteller/in</w:t>
             </w:r>
           </w:p>
@@ -3174,66 +2990,6 @@
         </w:rPr>
         <w:t>{{ ZUSTAENDIG_NAME }}</w:t>
       </w:r>
-      <w:r>
-        <w:rPr>
-          <w:rFonts w:ascii="Consolas" w:hAnsi="Consolas"/>
-          <w:color w:val="00B050"/>
-          <w:sz w:val="18"/>
-          <w:szCs w:val="18"/>
-        </w:rPr>
-        <w:t xml:space="preserve">{% </w:t>
-      </w:r>
-      <w:r>
-        <w:rPr>
-          <w:rFonts w:ascii="Consolas" w:hAnsi="Consolas"/>
-          <w:color w:val="00B050"/>
-          <w:sz w:val="18"/>
-          <w:szCs w:val="18"/>
-        </w:rPr>
-        <w:t>else</w:t>
-      </w:r>
-      <w:r>
-        <w:rPr>
-          <w:rFonts w:ascii="Consolas" w:hAnsi="Consolas"/>
-          <w:color w:val="00B050"/>
-          <w:sz w:val="18"/>
-          <w:szCs w:val="18"/>
-        </w:rPr>
-        <w:t xml:space="preserve"> %}</w:t>
-      </w:r>
-      <w:sdt>
-        <w:sdtPr>
-          <w:id w:val="-923257001"/>
-          <w:placeholder>
-            <w:docPart w:val="464B0A5A5B1947B1A8D29A7DF5782E7E"/>
-          </w:placeholder>
-          <w:showingPlcHdr/>
-        </w:sdtPr>
-        <w:sdtEndPr/>
-        <w:sdtContent>
-          <w:r>
-            <w:rPr>
-              <w:rFonts w:eastAsiaTheme="minorHAnsi"/>
-              <w:shd w:val="clear" w:color="auto" w:fill="FBE4D5" w:themeFill="accent2" w:themeFillTint="33"/>
-            </w:rPr>
-            <w:t>Name</w:t>
-          </w:r>
-          <w:r>
-            <w:rPr>
-              <w:rFonts w:eastAsiaTheme="minorHAnsi"/>
-              <w:shd w:val="clear" w:color="auto" w:fill="FBE4D5" w:themeFill="accent2" w:themeFillTint="33"/>
-            </w:rPr>
-            <w:t>, Funktion</w:t>
-          </w:r>
-          <w:r>
-            <w:rPr>
-              <w:rFonts w:eastAsiaTheme="minorHAnsi"/>
-              <w:shd w:val="clear" w:color="auto" w:fill="FBE4D5" w:themeFill="accent2" w:themeFillTint="33"/>
-            </w:rPr>
-            <w:t xml:space="preserve"> eingeben</w:t>
-          </w:r>
-        </w:sdtContent>
-      </w:sdt>
       <w:r>
         <w:rPr>
           <w:rFonts w:ascii="Consolas" w:hAnsi="Consolas"/>
@@ -3318,47 +3074,6 @@
         <w:szCs w:val="16"/>
       </w:rPr>
       <w:t xml:space="preserve"> | </w:t>
-    </w:r>
-    <w:sdt>
-      <w:sdtPr>
-        <w:rPr>
-          <w:sz w:val="16"/>
-          <w:szCs w:val="16"/>
-        </w:rPr>
-        <w:id w:val="-548303109"/>
-        <w:placeholder>
-          <w:docPart w:val="F881FAFA89AA4A4CB8F18BBB0DA76F55"/>
-        </w:placeholder>
-        <w:showingPlcHdr/>
-      </w:sdtPr>
-      <w:sdtEndPr/>
-      <w:sdtContent>
-        <w:r>
-          <w:rPr>
-            <w:rStyle w:val="Platzhaltertext"/>
-            <w:rFonts w:eastAsiaTheme="minorHAnsi"/>
-            <w:color w:val="auto"/>
-            <w:sz w:val="16"/>
-            <w:szCs w:val="16"/>
-            <w:shd w:val="clear" w:color="auto" w:fill="FBE4D5" w:themeFill="accent2" w:themeFillTint="33"/>
-          </w:rPr>
-          <w:t>Baubehörde eingeben</w:t>
-        </w:r>
-      </w:sdtContent>
-    </w:sdt>
-    <w:r>
-      <w:rPr>
-        <w:sz w:val="16"/>
-        <w:szCs w:val="16"/>
-      </w:rPr>
-      <w:t xml:space="preserve"> </w:t>
-    </w:r>
-    <w:r>
-      <w:rPr>
-        <w:sz w:val="16"/>
-        <w:szCs w:val="16"/>
-      </w:rPr>
-      <w:t xml:space="preserve">| </w:t>
     </w:r>
     <w:r>
       <w:rPr>
@@ -7233,859 +6948,21 @@
     <w:basedOn w:val="Standard"/>
     <w:link w:val="PlatzhalterZchn"/>
     <w:qFormat/>
-    <w:rsid w:val="002C6732"/>
-    <w:rPr>
-      <w:color w:val="00B050"/>
-    </w:rPr>
+    <w:rsid w:val="00555B46"/>
   </w:style>
   <w:style w:type="character" w:customStyle="1" w:styleId="PlatzhalterZchn">
     <w:name w:val="Platzhalter Zchn"/>
     <w:basedOn w:val="Absatz-Standardschriftart"/>
     <w:link w:val="Platzhalter"/>
-    <w:rsid w:val="002C6732"/>
+    <w:rsid w:val="00555B46"/>
     <w:rPr>
       <w:rFonts w:ascii="Arial" w:eastAsia="Times New Roman" w:hAnsi="Arial" w:cs="Times New Roman"/>
-      <w:color w:val="00B050"/>
       <w:sz w:val="22"/>
       <w:szCs w:val="20"/>
       <w:lang w:val="de-CH" w:eastAsia="de-DE"/>
     </w:rPr>
   </w:style>
 </w:styles>
-</file>
-
-<file path=word/glossary/document.xml><?xml version="1.0" encoding="utf-8"?>
-<w:glossaryDocument xmlns:wpc="http://schemas.microsoft.com/office/word/2010/wordprocessingCanvas" xmlns:cx="http://schemas.microsoft.com/office/drawing/2014/chartex" xmlns:cx1="http://schemas.microsoft.com/office/drawing/2015/9/8/chartex" xmlns:cx2="http://schemas.microsoft.com/office/drawing/2015/10/21/chartex" xmlns:cx3="http://schemas.microsoft.com/office/drawing/2016/5/9/chartex" xmlns:cx4="http://schemas.microsoft.com/office/drawing/2016/5/10/chartex" xmlns:cx5="http://schemas.microsoft.com/office/drawing/2016/5/11/chartex" xmlns:cx6="http://schemas.microsoft.com/office/drawing/2016/5/12/chartex" xmlns:cx7="http://schemas.microsoft.com/office/drawing/2016/5/13/chartex" xmlns:cx8="http://schemas.microsoft.com/office/drawing/2016/5/14/chartex" xmlns:mc="http://schemas.openxmlformats.org/markup-compatibility/2006" xmlns:aink="http://schemas.microsoft.com/office/drawing/2016/ink" xmlns:am3d="http://schemas.microsoft.com/office/drawing/2017/model3d" xmlns:o="urn:schemas-microsoft-com:office:office" xmlns:oel="http://schemas.microsoft.com/office/2019/extlst" xmlns:r="http://schemas.openxmlformats.org/officeDocument/2006/relationships" xmlns:m="http://schemas.openxmlformats.org/officeDocument/2006/math" xmlns:v="urn:schemas-microsoft-com:vml" xmlns:wp14="http://schemas.microsoft.com/office/word/2010/wordprocessingDrawing" xmlns:wp="http://schemas.openxmlformats.org/drawingml/2006/wordprocessingDrawing" xmlns:w10="urn:schemas-microsoft-com:office:word" xmlns:w="http://schemas.openxmlformats.org/wordprocessingml/2006/main" xmlns:w14="http://schemas.microsoft.com/office/word/2010/wordml" xmlns:w15="http://schemas.microsoft.com/office/word/2012/wordml" xmlns:w16cex="http://schemas.microsoft.com/office/word/2018/wordml/cex" xmlns:w16cid="http://schemas.microsoft.com/office/word/2016/wordml/cid" xmlns:w16="http://schemas.microsoft.com/office/word/2018/wordml" xmlns:w16du="http://schemas.microsoft.com/office/word/2023/wordml/word16du" xmlns:w16sdtdh="http://schemas.microsoft.com/office/word/2020/wordml/sdtdatahash" xmlns:w16se="http://schemas.microsoft.com/office/word/2015/wordml/symex" xmlns:wpg="http://schemas.microsoft.com/office/word/2010/wordprocessingGroup" xmlns:wpi="http://schemas.microsoft.com/office/word/2010/wordprocessingInk" xmlns:wne="http://schemas.microsoft.com/office/word/2006/wordml" xmlns:wps="http://schemas.microsoft.com/office/word/2010/wordprocessingShape" mc:Ignorable="w14 w15 w16se w16cid w16 w16cex w16sdtdh w16du wp14">
-  <w:docParts>
-    <w:docPart>
-      <w:docPartPr>
-        <w:name w:val="F881FAFA89AA4A4CB8F18BBB0DA76F55"/>
-        <w:category>
-          <w:name w:val="Allgemein"/>
-          <w:gallery w:val="placeholder"/>
-        </w:category>
-        <w:types>
-          <w:type w:val="bbPlcHdr"/>
-        </w:types>
-        <w:behaviors>
-          <w:behavior w:val="content"/>
-        </w:behaviors>
-        <w:guid w:val="{84CC1A71-685C-4703-A637-2DE7366B300A}"/>
-      </w:docPartPr>
-      <w:docPartBody>
-        <w:p>
-          <w:pPr>
-            <w:pStyle w:val="F881FAFA89AA4A4CB8F18BBB0DA76F55"/>
-          </w:pPr>
-          <w:r>
-            <w:rPr>
-              <w:rStyle w:val="Platzhaltertext"/>
-              <w:rFonts w:eastAsiaTheme="minorHAnsi"/>
-              <w:sz w:val="16"/>
-              <w:szCs w:val="16"/>
-              <w:shd w:val="clear" w:color="auto" w:fill="FAE2D5" w:themeFill="accent2" w:themeFillTint="33"/>
-            </w:rPr>
-            <w:t>Baubehörde eingeben</w:t>
-          </w:r>
-        </w:p>
-      </w:docPartBody>
-    </w:docPart>
-    <w:docPart>
-      <w:docPartPr>
-        <w:name w:val="450042231DB045B6B81A84A546D3040D"/>
-        <w:category>
-          <w:name w:val="Allgemein"/>
-          <w:gallery w:val="placeholder"/>
-        </w:category>
-        <w:types>
-          <w:type w:val="bbPlcHdr"/>
-        </w:types>
-        <w:behaviors>
-          <w:behavior w:val="content"/>
-        </w:behaviors>
-        <w:guid w:val="{4D934DE8-B30C-4E8D-B2CE-8A36F17C58A1}"/>
-      </w:docPartPr>
-      <w:docPartBody>
-        <w:p>
-          <w:pPr>
-            <w:pStyle w:val="450042231DB045B6B81A84A546D3040D"/>
-          </w:pPr>
-          <w:r>
-            <w:rPr>
-              <w:rStyle w:val="Platzhaltertext"/>
-              <w:rFonts w:eastAsiaTheme="minorHAnsi"/>
-              <w:sz w:val="18"/>
-              <w:szCs w:val="18"/>
-              <w:shd w:val="clear" w:color="auto" w:fill="FAE2D5" w:themeFill="accent2" w:themeFillTint="33"/>
-            </w:rPr>
-            <w:t>Baubehörde eingeben</w:t>
-          </w:r>
-        </w:p>
-      </w:docPartBody>
-    </w:docPart>
-    <w:docPart>
-      <w:docPartPr>
-        <w:name w:val="464B0A5A5B1947B1A8D29A7DF5782E7E"/>
-        <w:category>
-          <w:name w:val="Allgemein"/>
-          <w:gallery w:val="placeholder"/>
-        </w:category>
-        <w:types>
-          <w:type w:val="bbPlcHdr"/>
-        </w:types>
-        <w:behaviors>
-          <w:behavior w:val="content"/>
-        </w:behaviors>
-        <w:guid w:val="{B7386D31-4B40-4B9F-9A99-3D695403132B}"/>
-      </w:docPartPr>
-      <w:docPartBody>
-        <w:p>
-          <w:pPr>
-            <w:pStyle w:val="464B0A5A5B1947B1A8D29A7DF5782E7E1"/>
-          </w:pPr>
-          <w:r>
-            <w:rPr>
-              <w:rFonts w:eastAsiaTheme="minorHAnsi"/>
-              <w:shd w:val="clear" w:color="auto" w:fill="FAE2D5" w:themeFill="accent2" w:themeFillTint="33"/>
-            </w:rPr>
-            <w:t>Name</w:t>
-          </w:r>
-          <w:r>
-            <w:rPr>
-              <w:rFonts w:eastAsiaTheme="minorHAnsi"/>
-              <w:shd w:val="clear" w:color="auto" w:fill="FAE2D5" w:themeFill="accent2" w:themeFillTint="33"/>
-            </w:rPr>
-            <w:t>, Funktion</w:t>
-          </w:r>
-          <w:r>
-            <w:rPr>
-              <w:rFonts w:eastAsiaTheme="minorHAnsi"/>
-              <w:shd w:val="clear" w:color="auto" w:fill="FAE2D5" w:themeFill="accent2" w:themeFillTint="33"/>
-            </w:rPr>
-            <w:t xml:space="preserve"> eingeben</w:t>
-          </w:r>
-        </w:p>
-      </w:docPartBody>
-    </w:docPart>
-    <w:docPart>
-      <w:docPartPr>
-        <w:name w:val="D5F65ACC7A3B4E7C918980CF13969C9E"/>
-        <w:category>
-          <w:name w:val="Allgemein"/>
-          <w:gallery w:val="placeholder"/>
-        </w:category>
-        <w:types>
-          <w:type w:val="bbPlcHdr"/>
-        </w:types>
-        <w:behaviors>
-          <w:behavior w:val="content"/>
-        </w:behaviors>
-        <w:guid w:val="{F608ED76-DE93-4CC0-9D12-ACFAA0F676EF}"/>
-      </w:docPartPr>
-      <w:docPartBody>
-        <w:p>
-          <w:pPr>
-            <w:pStyle w:val="D5F65ACC7A3B4E7C918980CF13969C9E"/>
-          </w:pPr>
-          <w:r>
-            <w:rPr>
-              <w:rFonts w:eastAsiaTheme="minorHAnsi"/>
-              <w:shd w:val="clear" w:color="auto" w:fill="FAE2D5" w:themeFill="accent2" w:themeFillTint="33"/>
-            </w:rPr>
-            <w:t>Anzahl Publikationen angeben</w:t>
-          </w:r>
-        </w:p>
-      </w:docPartBody>
-    </w:docPart>
-  </w:docParts>
-</w:glossaryDocument>
-</file>
-
-<file path=word/glossary/fontTable.xml><?xml version="1.0" encoding="utf-8"?>
-<w:fonts xmlns:mc="http://schemas.openxmlformats.org/markup-compatibility/2006" xmlns:r="http://schemas.openxmlformats.org/officeDocument/2006/relationships" xmlns:w="http://schemas.openxmlformats.org/wordprocessingml/2006/main" xmlns:w14="http://schemas.microsoft.com/office/word/2010/wordml" xmlns:w15="http://schemas.microsoft.com/office/word/2012/wordml" xmlns:w16cex="http://schemas.microsoft.com/office/word/2018/wordml/cex" xmlns:w16cid="http://schemas.microsoft.com/office/word/2016/wordml/cid" xmlns:w16="http://schemas.microsoft.com/office/word/2018/wordml" xmlns:w16du="http://schemas.microsoft.com/office/word/2023/wordml/word16du" xmlns:w16sdtdh="http://schemas.microsoft.com/office/word/2020/wordml/sdtdatahash" xmlns:w16se="http://schemas.microsoft.com/office/word/2015/wordml/symex" mc:Ignorable="w14 w15 w16se w16cid w16 w16cex w16sdtdh w16du">
-  <w:font w:name="Arial">
-    <w:panose1 w:val="020B0604020202020204"/>
-    <w:charset w:val="00"/>
-    <w:family w:val="swiss"/>
-    <w:pitch w:val="variable"/>
-    <w:sig w:usb0="E0002EFF" w:usb1="C000785B" w:usb2="00000009" w:usb3="00000000" w:csb0="000001FF" w:csb1="00000000"/>
-  </w:font>
-  <w:font w:name="Times New Roman">
-    <w:panose1 w:val="02020603050405020304"/>
-    <w:charset w:val="00"/>
-    <w:family w:val="roman"/>
-    <w:pitch w:val="variable"/>
-    <w:sig w:usb0="E0002EFF" w:usb1="C000785B" w:usb2="00000009" w:usb3="00000000" w:csb0="000001FF" w:csb1="00000000"/>
-  </w:font>
-  <w:font w:name="Symbol">
-    <w:panose1 w:val="05050102010706020507"/>
-    <w:charset w:val="02"/>
-    <w:family w:val="roman"/>
-    <w:pitch w:val="variable"/>
-    <w:sig w:usb0="00000000" w:usb1="10000000" w:usb2="00000000" w:usb3="00000000" w:csb0="80000000" w:csb1="00000000"/>
-  </w:font>
-  <w:font w:name="Wingdings">
-    <w:panose1 w:val="05000000000000000000"/>
-    <w:charset w:val="02"/>
-    <w:family w:val="auto"/>
-    <w:pitch w:val="variable"/>
-    <w:sig w:usb0="00000000" w:usb1="10000000" w:usb2="00000000" w:usb3="00000000" w:csb0="80000000" w:csb1="00000000"/>
-  </w:font>
-  <w:font w:name="Courier New">
-    <w:panose1 w:val="02070309020205020404"/>
-    <w:charset w:val="00"/>
-    <w:family w:val="modern"/>
-    <w:pitch w:val="fixed"/>
-    <w:sig w:usb0="E0002EFF" w:usb1="C0007843" w:usb2="00000009" w:usb3="00000000" w:csb0="000001FF" w:csb1="00000000"/>
-  </w:font>
-  <w:font w:name="Calibri">
-    <w:panose1 w:val="020F0502020204030204"/>
-    <w:charset w:val="00"/>
-    <w:family w:val="swiss"/>
-    <w:pitch w:val="variable"/>
-    <w:sig w:usb0="E4002EFF" w:usb1="C200247B" w:usb2="00000009" w:usb3="00000000" w:csb0="000001FF" w:csb1="00000000"/>
-  </w:font>
-  <w:font w:name="Calibri Light">
-    <w:panose1 w:val="020F0302020204030204"/>
-    <w:charset w:val="00"/>
-    <w:family w:val="swiss"/>
-    <w:pitch w:val="variable"/>
-    <w:sig w:usb0="E4002EFF" w:usb1="C200247B" w:usb2="00000009" w:usb3="00000000" w:csb0="000001FF" w:csb1="00000000"/>
-  </w:font>
-  <w:font w:name="Consolas">
-    <w:panose1 w:val="020B0609020204030204"/>
-    <w:charset w:val="00"/>
-    <w:family w:val="modern"/>
-    <w:pitch w:val="fixed"/>
-    <w:sig w:usb0="E00006FF" w:usb1="0000FCFF" w:usb2="00000001" w:usb3="00000000" w:csb0="0000019F" w:csb1="00000000"/>
-  </w:font>
-  <w:font w:name="MS Gothic">
-    <w:altName w:val="ＭＳ ゴシック"/>
-    <w:panose1 w:val="020B0609070205080204"/>
-    <w:charset w:val="80"/>
-    <w:family w:val="modern"/>
-    <w:pitch w:val="fixed"/>
-    <w:sig w:usb0="E00002FF" w:usb1="6AC7FDFB" w:usb2="08000012" w:usb3="00000000" w:csb0="0002009F" w:csb1="00000000"/>
-  </w:font>
-  <w:font w:name="Aptos">
-    <w:charset w:val="00"/>
-    <w:family w:val="swiss"/>
-    <w:pitch w:val="variable"/>
-    <w:sig w:usb0="20000287" w:usb1="00000003" w:usb2="00000000" w:usb3="00000000" w:csb0="0000019F" w:csb1="00000000"/>
-  </w:font>
-  <w:font w:name="Aptos Display">
-    <w:charset w:val="00"/>
-    <w:family w:val="swiss"/>
-    <w:pitch w:val="variable"/>
-    <w:sig w:usb0="20000287" w:usb1="00000003" w:usb2="00000000" w:usb3="00000000" w:csb0="0000019F" w:csb1="00000000"/>
-  </w:font>
-</w:fonts>
-</file>
-
-<file path=word/glossary/settings.xml><?xml version="1.0" encoding="utf-8"?>
-<w:settings xmlns:mc="http://schemas.openxmlformats.org/markup-compatibility/2006" xmlns:o="urn:schemas-microsoft-com:office:office" xmlns:r="http://schemas.openxmlformats.org/officeDocument/2006/relationships" xmlns:m="http://schemas.openxmlformats.org/officeDocument/2006/math" xmlns:v="urn:schemas-microsoft-com:vml" xmlns:w10="urn:schemas-microsoft-com:office:word" xmlns:w="http://schemas.openxmlformats.org/wordprocessingml/2006/main" xmlns:w14="http://schemas.microsoft.com/office/word/2010/wordml" xmlns:w15="http://schemas.microsoft.com/office/word/2012/wordml" xmlns:w16cex="http://schemas.microsoft.com/office/word/2018/wordml/cex" xmlns:w16cid="http://schemas.microsoft.com/office/word/2016/wordml/cid" xmlns:w16="http://schemas.microsoft.com/office/word/2018/wordml" xmlns:w16du="http://schemas.microsoft.com/office/word/2023/wordml/word16du" xmlns:w16sdtdh="http://schemas.microsoft.com/office/word/2020/wordml/sdtdatahash" xmlns:w16se="http://schemas.microsoft.com/office/word/2015/wordml/symex" xmlns:sl="http://schemas.openxmlformats.org/schemaLibrary/2006/main" mc:Ignorable="w14 w15 w16se w16cid w16 w16cex w16sdtdh w16du">
-  <w:view w:val="normal"/>
-  <w:defaultTabStop w:val="708"/>
-  <w:hyphenationZone w:val="425"/>
-  <w:characterSpacingControl w:val="doNotCompress"/>
-  <w:compat>
-    <w:useFELayout/>
-    <w:compatSetting w:name="compatibilityMode" w:uri="http://schemas.microsoft.com/office/word" w:val="15"/>
-    <w:compatSetting w:name="overrideTableStyleFontSizeAndJustification" w:uri="http://schemas.microsoft.com/office/word" w:val="1"/>
-    <w:compatSetting w:name="enableOpenTypeFeatures" w:uri="http://schemas.microsoft.com/office/word" w:val="1"/>
-    <w:compatSetting w:name="doNotFlipMirrorIndents" w:uri="http://schemas.microsoft.com/office/word" w:val="1"/>
-    <w:compatSetting w:name="differentiateMultirowTableHeaders" w:uri="http://schemas.microsoft.com/office/word" w:val="1"/>
-    <w:compatSetting w:name="useWord2013TrackBottomHyphenation" w:uri="http://schemas.microsoft.com/office/word" w:val="0"/>
-  </w:compat>
-  <w:rsids>
-    <w:rsidRoot w:val="00C3244B"/>
-    <w:rsid w:val="000512CE"/>
-    <w:rsid w:val="000F12E2"/>
-    <w:rsid w:val="001D25E1"/>
-    <w:rsid w:val="00234149"/>
-    <w:rsid w:val="002B1E5F"/>
-    <w:rsid w:val="002F0A05"/>
-    <w:rsid w:val="003A1593"/>
-    <w:rsid w:val="00416286"/>
-    <w:rsid w:val="004C362D"/>
-    <w:rsid w:val="00554B56"/>
-    <w:rsid w:val="00597F52"/>
-    <w:rsid w:val="005A39AE"/>
-    <w:rsid w:val="005D6B30"/>
-    <w:rsid w:val="005F2132"/>
-    <w:rsid w:val="00603AED"/>
-    <w:rsid w:val="0061129B"/>
-    <w:rsid w:val="0065395C"/>
-    <w:rsid w:val="0074502C"/>
-    <w:rsid w:val="008A403D"/>
-    <w:rsid w:val="008D029F"/>
-    <w:rsid w:val="00942C36"/>
-    <w:rsid w:val="0099672B"/>
-    <w:rsid w:val="009E7C9E"/>
-    <w:rsid w:val="00A1545E"/>
-    <w:rsid w:val="00A72942"/>
-    <w:rsid w:val="00B06F10"/>
-    <w:rsid w:val="00B16380"/>
-    <w:rsid w:val="00B729D0"/>
-    <w:rsid w:val="00BA1277"/>
-    <w:rsid w:val="00BE2C32"/>
-    <w:rsid w:val="00C3244B"/>
-    <w:rsid w:val="00D929A2"/>
-    <w:rsid w:val="00DD3AD4"/>
-    <w:rsid w:val="00DE44A5"/>
-    <w:rsid w:val="00DF1FA0"/>
-    <w:rsid w:val="00E26943"/>
-    <w:rsid w:val="00EF0D8F"/>
-    <w:rsid w:val="00F22F0C"/>
-    <w:rsid w:val="00F73624"/>
-    <w:rsid w:val="00FA7ED3"/>
-  </w:rsids>
-  <m:mathPr>
-    <m:mathFont m:val="Cambria Math"/>
-    <m:brkBin m:val="before"/>
-    <m:brkBinSub m:val="--"/>
-    <m:smallFrac m:val="0"/>
-    <m:dispDef/>
-    <m:lMargin m:val="0"/>
-    <m:rMargin m:val="0"/>
-    <m:defJc m:val="centerGroup"/>
-    <m:wrapIndent m:val="1440"/>
-    <m:intLim m:val="subSup"/>
-    <m:naryLim m:val="undOvr"/>
-  </m:mathPr>
-  <w:themeFontLang w:val="de-CH"/>
-  <w:clrSchemeMapping w:bg1="light1" w:t1="dark1" w:bg2="light2" w:t2="dark2" w:accent1="accent1" w:accent2="accent2" w:accent3="accent3" w:accent4="accent4" w:accent5="accent5" w:accent6="accent6" w:hyperlink="hyperlink" w:followedHyperlink="followedHyperlink"/>
-  <w:decimalSymbol w:val="."/>
-  <w:listSeparator w:val=";"/>
-  <w15:chartTrackingRefBased/>
-</w:settings>
-</file>
-
-<file path=word/glossary/styles.xml><?xml version="1.0" encoding="utf-8"?>
-<w:styles xmlns:mc="http://schemas.openxmlformats.org/markup-compatibility/2006" xmlns:r="http://schemas.openxmlformats.org/officeDocument/2006/relationships" xmlns:w="http://schemas.openxmlformats.org/wordprocessingml/2006/main" xmlns:w14="http://schemas.microsoft.com/office/word/2010/wordml" xmlns:w15="http://schemas.microsoft.com/office/word/2012/wordml" xmlns:w16cex="http://schemas.microsoft.com/office/word/2018/wordml/cex" xmlns:w16cid="http://schemas.microsoft.com/office/word/2016/wordml/cid" xmlns:w16="http://schemas.microsoft.com/office/word/2018/wordml" xmlns:w16du="http://schemas.microsoft.com/office/word/2023/wordml/word16du" xmlns:w16sdtdh="http://schemas.microsoft.com/office/word/2020/wordml/sdtdatahash" xmlns:w16se="http://schemas.microsoft.com/office/word/2015/wordml/symex" mc:Ignorable="w14 w15 w16se w16cid w16 w16cex w16sdtdh w16du">
-  <w:docDefaults>
-    <w:rPrDefault>
-      <w:rPr>
-        <w:rFonts w:asciiTheme="minorHAnsi" w:eastAsiaTheme="minorEastAsia" w:hAnsiTheme="minorHAnsi" w:cstheme="minorBidi"/>
-        <w:kern w:val="2"/>
-        <w:sz w:val="24"/>
-        <w:szCs w:val="24"/>
-        <w:lang w:val="de-CH" w:eastAsia="de-CH" w:bidi="ar-SA"/>
-        <w14:ligatures w14:val="standardContextual"/>
-      </w:rPr>
-    </w:rPrDefault>
-    <w:pPrDefault>
-      <w:pPr>
-        <w:spacing w:after="160" w:line="278" w:lineRule="auto"/>
-      </w:pPr>
-    </w:pPrDefault>
-  </w:docDefaults>
-  <w:latentStyles w:defLockedState="0" w:defUIPriority="99" w:defSemiHidden="0" w:defUnhideWhenUsed="0" w:defQFormat="0" w:count="376">
-    <w:lsdException w:name="Normal" w:uiPriority="0" w:qFormat="1"/>
-    <w:lsdException w:name="heading 1" w:uiPriority="9" w:qFormat="1"/>
-    <w:lsdException w:name="heading 2" w:semiHidden="1" w:uiPriority="9" w:unhideWhenUsed="1" w:qFormat="1"/>
-    <w:lsdException w:name="heading 3" w:semiHidden="1" w:uiPriority="9" w:unhideWhenUsed="1" w:qFormat="1"/>
-    <w:lsdException w:name="heading 4" w:semiHidden="1" w:uiPriority="9" w:unhideWhenUsed="1" w:qFormat="1"/>
-    <w:lsdException w:name="heading 5" w:semiHidden="1" w:uiPriority="9" w:unhideWhenUsed="1" w:qFormat="1"/>
-    <w:lsdException w:name="heading 6" w:semiHidden="1" w:uiPriority="9" w:unhideWhenUsed="1" w:qFormat="1"/>
-    <w:lsdException w:name="heading 7" w:semiHidden="1" w:uiPriority="9" w:unhideWhenUsed="1" w:qFormat="1"/>
-    <w:lsdException w:name="heading 8" w:semiHidden="1" w:uiPriority="9" w:unhideWhenUsed="1" w:qFormat="1"/>
-    <w:lsdException w:name="heading 9" w:semiHidden="1" w:uiPriority="9" w:unhideWhenUsed="1" w:qFormat="1"/>
-    <w:lsdException w:name="index 1" w:semiHidden="1" w:unhideWhenUsed="1"/>
-    <w:lsdException w:name="index 2" w:semiHidden="1" w:unhideWhenUsed="1"/>
-    <w:lsdException w:name="index 3" w:semiHidden="1" w:unhideWhenUsed="1"/>
-    <w:lsdException w:name="index 4" w:semiHidden="1" w:unhideWhenUsed="1"/>
-    <w:lsdException w:name="index 5" w:semiHidden="1" w:unhideWhenUsed="1"/>
-    <w:lsdException w:name="index 6" w:semiHidden="1" w:unhideWhenUsed="1"/>
-    <w:lsdException w:name="index 7" w:semiHidden="1" w:unhideWhenUsed="1"/>
-    <w:lsdException w:name="index 8" w:semiHidden="1" w:unhideWhenUsed="1"/>
-    <w:lsdException w:name="index 9" w:semiHidden="1" w:unhideWhenUsed="1"/>
-    <w:lsdException w:name="toc 1" w:semiHidden="1" w:uiPriority="39" w:unhideWhenUsed="1"/>
-    <w:lsdException w:name="toc 2" w:semiHidden="1" w:uiPriority="39" w:unhideWhenUsed="1"/>
-    <w:lsdException w:name="toc 3" w:semiHidden="1" w:uiPriority="39" w:unhideWhenUsed="1"/>
-    <w:lsdException w:name="toc 4" w:semiHidden="1" w:uiPriority="39" w:unhideWhenUsed="1"/>
-    <w:lsdException w:name="toc 5" w:semiHidden="1" w:uiPriority="39" w:unhideWhenUsed="1"/>
-    <w:lsdException w:name="toc 6" w:semiHidden="1" w:uiPriority="39" w:unhideWhenUsed="1"/>
-    <w:lsdException w:name="toc 7" w:semiHidden="1" w:uiPriority="39" w:unhideWhenUsed="1"/>
-    <w:lsdException w:name="toc 8" w:semiHidden="1" w:uiPriority="39" w:unhideWhenUsed="1"/>
-    <w:lsdException w:name="toc 9" w:semiHidden="1" w:uiPriority="39" w:unhideWhenUsed="1"/>
-    <w:lsdException w:name="Normal Indent" w:semiHidden="1" w:unhideWhenUsed="1"/>
-    <w:lsdException w:name="footnote text" w:semiHidden="1" w:unhideWhenUsed="1"/>
-    <w:lsdException w:name="annotation text" w:semiHidden="1" w:unhideWhenUsed="1"/>
-    <w:lsdException w:name="header" w:semiHidden="1" w:unhideWhenUsed="1"/>
-    <w:lsdException w:name="footer" w:semiHidden="1" w:unhideWhenUsed="1"/>
-    <w:lsdException w:name="index heading" w:semiHidden="1" w:unhideWhenUsed="1"/>
-    <w:lsdException w:name="caption" w:semiHidden="1" w:uiPriority="35" w:unhideWhenUsed="1" w:qFormat="1"/>
-    <w:lsdException w:name="table of figures" w:semiHidden="1" w:unhideWhenUsed="1"/>
-    <w:lsdException w:name="envelope address" w:semiHidden="1" w:unhideWhenUsed="1"/>
-    <w:lsdException w:name="envelope return" w:semiHidden="1" w:unhideWhenUsed="1"/>
-    <w:lsdException w:name="footnote reference" w:semiHidden="1" w:unhideWhenUsed="1"/>
-    <w:lsdException w:name="annotation reference" w:semiHidden="1" w:unhideWhenUsed="1"/>
-    <w:lsdException w:name="line number" w:semiHidden="1" w:unhideWhenUsed="1"/>
-    <w:lsdException w:name="page number" w:semiHidden="1" w:unhideWhenUsed="1"/>
-    <w:lsdException w:name="endnote reference" w:semiHidden="1" w:unhideWhenUsed="1"/>
-    <w:lsdException w:name="endnote text" w:semiHidden="1" w:unhideWhenUsed="1"/>
-    <w:lsdException w:name="table of authorities" w:semiHidden="1" w:unhideWhenUsed="1"/>
-    <w:lsdException w:name="macro" w:semiHidden="1" w:unhideWhenUsed="1"/>
-    <w:lsdException w:name="toa heading" w:semiHidden="1" w:unhideWhenUsed="1"/>
-    <w:lsdException w:name="List" w:semiHidden="1" w:unhideWhenUsed="1"/>
-    <w:lsdException w:name="List Bullet" w:semiHidden="1" w:unhideWhenUsed="1"/>
-    <w:lsdException w:name="List Number" w:semiHidden="1" w:unhideWhenUsed="1"/>
-    <w:lsdException w:name="List 2" w:semiHidden="1" w:unhideWhenUsed="1"/>
-    <w:lsdException w:name="List 3" w:semiHidden="1" w:unhideWhenUsed="1"/>
-    <w:lsdException w:name="List 4" w:semiHidden="1" w:unhideWhenUsed="1"/>
-    <w:lsdException w:name="List 5" w:semiHidden="1" w:unhideWhenUsed="1"/>
-    <w:lsdException w:name="List Bullet 2" w:semiHidden="1" w:unhideWhenUsed="1"/>
-    <w:lsdException w:name="List Bullet 3" w:semiHidden="1" w:unhideWhenUsed="1"/>
-    <w:lsdException w:name="List Bullet 4" w:semiHidden="1" w:unhideWhenUsed="1"/>
-    <w:lsdException w:name="List Bullet 5" w:semiHidden="1" w:unhideWhenUsed="1"/>
-    <w:lsdException w:name="List Number 2" w:semiHidden="1" w:unhideWhenUsed="1"/>
-    <w:lsdException w:name="List Number 3" w:semiHidden="1" w:unhideWhenUsed="1"/>
-    <w:lsdException w:name="List Number 4" w:semiHidden="1" w:unhideWhenUsed="1"/>
-    <w:lsdException w:name="List Number 5" w:semiHidden="1" w:unhideWhenUsed="1"/>
-    <w:lsdException w:name="Title" w:uiPriority="10" w:qFormat="1"/>
-    <w:lsdException w:name="Closing" w:semiHidden="1" w:unhideWhenUsed="1"/>
-    <w:lsdException w:name="Signature" w:semiHidden="1" w:unhideWhenUsed="1"/>
-    <w:lsdException w:name="Default Paragraph Font" w:semiHidden="1" w:uiPriority="1" w:unhideWhenUsed="1"/>
-    <w:lsdException w:name="Body Text" w:semiHidden="1" w:unhideWhenUsed="1"/>
-    <w:lsdException w:name="Body Text Indent" w:semiHidden="1" w:unhideWhenUsed="1"/>
-    <w:lsdException w:name="List Continue" w:semiHidden="1" w:unhideWhenUsed="1"/>
-    <w:lsdException w:name="List Continue 2" w:semiHidden="1" w:unhideWhenUsed="1"/>
-    <w:lsdException w:name="List Continue 3" w:semiHidden="1" w:unhideWhenUsed="1"/>
-    <w:lsdException w:name="List Continue 4" w:semiHidden="1" w:unhideWhenUsed="1"/>
-    <w:lsdException w:name="List Continue 5" w:semiHidden="1" w:unhideWhenUsed="1"/>
-    <w:lsdException w:name="Message Header" w:semiHidden="1" w:unhideWhenUsed="1"/>
-    <w:lsdException w:name="Subtitle" w:uiPriority="11" w:qFormat="1"/>
-    <w:lsdException w:name="Salutation" w:semiHidden="1" w:unhideWhenUsed="1"/>
-    <w:lsdException w:name="Date" w:semiHidden="1" w:unhideWhenUsed="1"/>
-    <w:lsdException w:name="Body Text First Indent" w:semiHidden="1" w:unhideWhenUsed="1"/>
-    <w:lsdException w:name="Body Text First Indent 2" w:semiHidden="1" w:unhideWhenUsed="1"/>
-    <w:lsdException w:name="Note Heading" w:semiHidden="1" w:unhideWhenUsed="1"/>
-    <w:lsdException w:name="Body Text 2" w:semiHidden="1" w:unhideWhenUsed="1"/>
-    <w:lsdException w:name="Body Text 3" w:semiHidden="1" w:unhideWhenUsed="1"/>
-    <w:lsdException w:name="Body Text Indent 2" w:semiHidden="1" w:unhideWhenUsed="1"/>
-    <w:lsdException w:name="Body Text Indent 3" w:semiHidden="1" w:unhideWhenUsed="1"/>
-    <w:lsdException w:name="Block Text" w:semiHidden="1" w:unhideWhenUsed="1"/>
-    <w:lsdException w:name="Hyperlink" w:semiHidden="1" w:unhideWhenUsed="1"/>
-    <w:lsdException w:name="FollowedHyperlink" w:semiHidden="1" w:unhideWhenUsed="1"/>
-    <w:lsdException w:name="Strong" w:uiPriority="22" w:qFormat="1"/>
-    <w:lsdException w:name="Emphasis" w:uiPriority="20" w:qFormat="1"/>
-    <w:lsdException w:name="Document Map" w:semiHidden="1" w:unhideWhenUsed="1"/>
-    <w:lsdException w:name="Plain Text" w:semiHidden="1" w:unhideWhenUsed="1"/>
-    <w:lsdException w:name="E-mail Signature" w:semiHidden="1" w:unhideWhenUsed="1"/>
-    <w:lsdException w:name="HTML Top of Form" w:semiHidden="1" w:unhideWhenUsed="1"/>
-    <w:lsdException w:name="HTML Bottom of Form" w:semiHidden="1" w:unhideWhenUsed="1"/>
-    <w:lsdException w:name="Normal (Web)" w:semiHidden="1" w:unhideWhenUsed="1"/>
-    <w:lsdException w:name="HTML Acronym" w:semiHidden="1" w:unhideWhenUsed="1"/>
-    <w:lsdException w:name="HTML Address" w:semiHidden="1" w:unhideWhenUsed="1"/>
-    <w:lsdException w:name="HTML Cite" w:semiHidden="1" w:unhideWhenUsed="1"/>
-    <w:lsdException w:name="HTML Code" w:semiHidden="1" w:unhideWhenUsed="1"/>
-    <w:lsdException w:name="HTML Definition" w:semiHidden="1" w:unhideWhenUsed="1"/>
-    <w:lsdException w:name="HTML Keyboard" w:semiHidden="1" w:unhideWhenUsed="1"/>
-    <w:lsdException w:name="HTML Preformatted" w:semiHidden="1" w:unhideWhenUsed="1"/>
-    <w:lsdException w:name="HTML Sample" w:semiHidden="1" w:unhideWhenUsed="1"/>
-    <w:lsdException w:name="HTML Typewriter" w:semiHidden="1" w:unhideWhenUsed="1"/>
-    <w:lsdException w:name="HTML Variable" w:semiHidden="1" w:unhideWhenUsed="1"/>
-    <w:lsdException w:name="Normal Table" w:semiHidden="1" w:unhideWhenUsed="1"/>
-    <w:lsdException w:name="annotation subject" w:semiHidden="1" w:unhideWhenUsed="1"/>
-    <w:lsdException w:name="No List" w:semiHidden="1" w:unhideWhenUsed="1"/>
-    <w:lsdException w:name="Outline List 1" w:semiHidden="1" w:unhideWhenUsed="1"/>
-    <w:lsdException w:name="Outline List 2" w:semiHidden="1" w:unhideWhenUsed="1"/>
-    <w:lsdException w:name="Outline List 3" w:semiHidden="1" w:unhideWhenUsed="1"/>
-    <w:lsdException w:name="Table Simple 1" w:semiHidden="1" w:unhideWhenUsed="1"/>
-    <w:lsdException w:name="Table Simple 2" w:semiHidden="1" w:unhideWhenUsed="1"/>
-    <w:lsdException w:name="Table Simple 3" w:semiHidden="1" w:unhideWhenUsed="1"/>
-    <w:lsdException w:name="Table Classic 1" w:semiHidden="1" w:unhideWhenUsed="1"/>
-    <w:lsdException w:name="Table Classic 2" w:semiHidden="1" w:unhideWhenUsed="1"/>
-    <w:lsdException w:name="Table Classic 3" w:semiHidden="1" w:unhideWhenUsed="1"/>
-    <w:lsdException w:name="Table Classic 4" w:semiHidden="1" w:unhideWhenUsed="1"/>
-    <w:lsdException w:name="Table Colorful 1" w:semiHidden="1" w:unhideWhenUsed="1"/>
-    <w:lsdException w:name="Table Colorful 2" w:semiHidden="1" w:unhideWhenUsed="1"/>
-    <w:lsdException w:name="Table Colorful 3" w:semiHidden="1" w:unhideWhenUsed="1"/>
-    <w:lsdException w:name="Table Columns 1" w:semiHidden="1" w:unhideWhenUsed="1"/>
-    <w:lsdException w:name="Table Columns 2" w:semiHidden="1" w:unhideWhenUsed="1"/>
-    <w:lsdException w:name="Table Columns 3" w:semiHidden="1" w:unhideWhenUsed="1"/>
-    <w:lsdException w:name="Table Columns 4" w:semiHidden="1" w:unhideWhenUsed="1"/>
-    <w:lsdException w:name="Table Columns 5" w:semiHidden="1" w:unhideWhenUsed="1"/>
-    <w:lsdException w:name="Table Grid 1" w:semiHidden="1" w:unhideWhenUsed="1"/>
-    <w:lsdException w:name="Table Grid 2" w:semiHidden="1" w:unhideWhenUsed="1"/>
-    <w:lsdException w:name="Table Grid 3" w:semiHidden="1" w:unhideWhenUsed="1"/>
-    <w:lsdException w:name="Table Grid 4" w:semiHidden="1" w:unhideWhenUsed="1"/>
-    <w:lsdException w:name="Table Grid 5" w:semiHidden="1" w:unhideWhenUsed="1"/>
-    <w:lsdException w:name="Table Grid 6" w:semiHidden="1" w:unhideWhenUsed="1"/>
-    <w:lsdException w:name="Table Grid 7" w:semiHidden="1" w:unhideWhenUsed="1"/>
-    <w:lsdException w:name="Table Grid 8" w:semiHidden="1" w:unhideWhenUsed="1"/>
-    <w:lsdException w:name="Table List 1" w:semiHidden="1" w:unhideWhenUsed="1"/>
-    <w:lsdException w:name="Table List 2" w:semiHidden="1" w:unhideWhenUsed="1"/>
-    <w:lsdException w:name="Table List 3" w:semiHidden="1" w:unhideWhenUsed="1"/>
-    <w:lsdException w:name="Table List 4" w:semiHidden="1" w:unhideWhenUsed="1"/>
-    <w:lsdException w:name="Table List 5" w:semiHidden="1" w:unhideWhenUsed="1"/>
-    <w:lsdException w:name="Table List 6" w:semiHidden="1" w:unhideWhenUsed="1"/>
-    <w:lsdException w:name="Table List 7" w:semiHidden="1" w:unhideWhenUsed="1"/>
-    <w:lsdException w:name="Table List 8" w:semiHidden="1" w:unhideWhenUsed="1"/>
-    <w:lsdException w:name="Table 3D effects 1" w:semiHidden="1" w:unhideWhenUsed="1"/>
-    <w:lsdException w:name="Table 3D effects 2" w:semiHidden="1" w:unhideWhenUsed="1"/>
-    <w:lsdException w:name="Table 3D effects 3" w:semiHidden="1" w:unhideWhenUsed="1"/>
-    <w:lsdException w:name="Table Contemporary" w:semiHidden="1" w:unhideWhenUsed="1"/>
-    <w:lsdException w:name="Table Elegant" w:semiHidden="1" w:unhideWhenUsed="1"/>
-    <w:lsdException w:name="Table Professional" w:semiHidden="1" w:unhideWhenUsed="1"/>
-    <w:lsdException w:name="Table Subtle 1" w:semiHidden="1" w:unhideWhenUsed="1"/>
-    <w:lsdException w:name="Table Subtle 2" w:semiHidden="1" w:unhideWhenUsed="1"/>
-    <w:lsdException w:name="Table Web 1" w:semiHidden="1" w:unhideWhenUsed="1"/>
-    <w:lsdException w:name="Table Web 2" w:semiHidden="1" w:unhideWhenUsed="1"/>
-    <w:lsdException w:name="Table Web 3" w:semiHidden="1" w:unhideWhenUsed="1"/>
-    <w:lsdException w:name="Balloon Text" w:semiHidden="1" w:unhideWhenUsed="1"/>
-    <w:lsdException w:name="Table Grid" w:uiPriority="39"/>
-    <w:lsdException w:name="Table Theme" w:semiHidden="1" w:unhideWhenUsed="1"/>
-    <w:lsdException w:name="Placeholder Text" w:semiHidden="1"/>
-    <w:lsdException w:name="No Spacing" w:uiPriority="1" w:qFormat="1"/>
-    <w:lsdException w:name="Light Shading" w:uiPriority="60"/>
-    <w:lsdException w:name="Light List" w:uiPriority="61"/>
-    <w:lsdException w:name="Light Grid" w:uiPriority="62"/>
-    <w:lsdException w:name="Medium Shading 1" w:uiPriority="63"/>
-    <w:lsdException w:name="Medium Shading 2" w:uiPriority="64"/>
-    <w:lsdException w:name="Medium List 1" w:uiPriority="65"/>
-    <w:lsdException w:name="Medium List 2" w:uiPriority="66"/>
-    <w:lsdException w:name="Medium Grid 1" w:uiPriority="67"/>
-    <w:lsdException w:name="Medium Grid 2" w:uiPriority="68"/>
-    <w:lsdException w:name="Medium Grid 3" w:uiPriority="69"/>
-    <w:lsdException w:name="Dark List" w:uiPriority="70"/>
-    <w:lsdException w:name="Colorful Shading" w:uiPriority="71"/>
-    <w:lsdException w:name="Colorful List" w:uiPriority="72"/>
-    <w:lsdException w:name="Colorful Grid" w:uiPriority="73"/>
-    <w:lsdException w:name="Light Shading Accent 1" w:uiPriority="60"/>
-    <w:lsdException w:name="Light List Accent 1" w:uiPriority="61"/>
-    <w:lsdException w:name="Light Grid Accent 1" w:uiPriority="62"/>
-    <w:lsdException w:name="Medium Shading 1 Accent 1" w:uiPriority="63"/>
-    <w:lsdException w:name="Medium Shading 2 Accent 1" w:uiPriority="64"/>
-    <w:lsdException w:name="Medium List 1 Accent 1" w:uiPriority="65"/>
-    <w:lsdException w:name="Revision" w:semiHidden="1"/>
-    <w:lsdException w:name="List Paragraph" w:uiPriority="34" w:qFormat="1"/>
-    <w:lsdException w:name="Quote" w:uiPriority="29" w:qFormat="1"/>
-    <w:lsdException w:name="Intense Quote" w:uiPriority="30" w:qFormat="1"/>
-    <w:lsdException w:name="Medium List 2 Accent 1" w:uiPriority="66"/>
-    <w:lsdException w:name="Medium Grid 1 Accent 1" w:uiPriority="67"/>
-    <w:lsdException w:name="Medium Grid 2 Accent 1" w:uiPriority="68"/>
-    <w:lsdException w:name="Medium Grid 3 Accent 1" w:uiPriority="69"/>
-    <w:lsdException w:name="Dark List Accent 1" w:uiPriority="70"/>
-    <w:lsdException w:name="Colorful Shading Accent 1" w:uiPriority="71"/>
-    <w:lsdException w:name="Colorful List Accent 1" w:uiPriority="72"/>
-    <w:lsdException w:name="Colorful Grid Accent 1" w:uiPriority="73"/>
-    <w:lsdException w:name="Light Shading Accent 2" w:uiPriority="60"/>
-    <w:lsdException w:name="Light List Accent 2" w:uiPriority="61"/>
-    <w:lsdException w:name="Light Grid Accent 2" w:uiPriority="62"/>
-    <w:lsdException w:name="Medium Shading 1 Accent 2" w:uiPriority="63"/>
-    <w:lsdException w:name="Medium Shading 2 Accent 2" w:uiPriority="64"/>
-    <w:lsdException w:name="Medium List 1 Accent 2" w:uiPriority="65"/>
-    <w:lsdException w:name="Medium List 2 Accent 2" w:uiPriority="66"/>
-    <w:lsdException w:name="Medium Grid 1 Accent 2" w:uiPriority="67"/>
-    <w:lsdException w:name="Medium Grid 2 Accent 2" w:uiPriority="68"/>
-    <w:lsdException w:name="Medium Grid 3 Accent 2" w:uiPriority="69"/>
-    <w:lsdException w:name="Dark List Accent 2" w:uiPriority="70"/>
-    <w:lsdException w:name="Colorful Shading Accent 2" w:uiPriority="71"/>
-    <w:lsdException w:name="Colorful List Accent 2" w:uiPriority="72"/>
-    <w:lsdException w:name="Colorful Grid Accent 2" w:uiPriority="73"/>
-    <w:lsdException w:name="Light Shading Accent 3" w:uiPriority="60"/>
-    <w:lsdException w:name="Light List Accent 3" w:uiPriority="61"/>
-    <w:lsdException w:name="Light Grid Accent 3" w:uiPriority="62"/>
-    <w:lsdException w:name="Medium Shading 1 Accent 3" w:uiPriority="63"/>
-    <w:lsdException w:name="Medium Shading 2 Accent 3" w:uiPriority="64"/>
-    <w:lsdException w:name="Medium List 1 Accent 3" w:uiPriority="65"/>
-    <w:lsdException w:name="Medium List 2 Accent 3" w:uiPriority="66"/>
-    <w:lsdException w:name="Medium Grid 1 Accent 3" w:uiPriority="67"/>
-    <w:lsdException w:name="Medium Grid 2 Accent 3" w:uiPriority="68"/>
-    <w:lsdException w:name="Medium Grid 3 Accent 3" w:uiPriority="69"/>
-    <w:lsdException w:name="Dark List Accent 3" w:uiPriority="70"/>
-    <w:lsdException w:name="Colorful Shading Accent 3" w:uiPriority="71"/>
-    <w:lsdException w:name="Colorful List Accent 3" w:uiPriority="72"/>
-    <w:lsdException w:name="Colorful Grid Accent 3" w:uiPriority="73"/>
-    <w:lsdException w:name="Light Shading Accent 4" w:uiPriority="60"/>
-    <w:lsdException w:name="Light List Accent 4" w:uiPriority="61"/>
-    <w:lsdException w:name="Light Grid Accent 4" w:uiPriority="62"/>
-    <w:lsdException w:name="Medium Shading 1 Accent 4" w:uiPriority="63"/>
-    <w:lsdException w:name="Medium Shading 2 Accent 4" w:uiPriority="64"/>
-    <w:lsdException w:name="Medium List 1 Accent 4" w:uiPriority="65"/>
-    <w:lsdException w:name="Medium List 2 Accent 4" w:uiPriority="66"/>
-    <w:lsdException w:name="Medium Grid 1 Accent 4" w:uiPriority="67"/>
-    <w:lsdException w:name="Medium Grid 2 Accent 4" w:uiPriority="68"/>
-    <w:lsdException w:name="Medium Grid 3 Accent 4" w:uiPriority="69"/>
-    <w:lsdException w:name="Dark List Accent 4" w:uiPriority="70"/>
-    <w:lsdException w:name="Colorful Shading Accent 4" w:uiPriority="71"/>
-    <w:lsdException w:name="Colorful List Accent 4" w:uiPriority="72"/>
-    <w:lsdException w:name="Colorful Grid Accent 4" w:uiPriority="73"/>
-    <w:lsdException w:name="Light Shading Accent 5" w:uiPriority="60"/>
-    <w:lsdException w:name="Light List Accent 5" w:uiPriority="61"/>
-    <w:lsdException w:name="Light Grid Accent 5" w:uiPriority="62"/>
-    <w:lsdException w:name="Medium Shading 1 Accent 5" w:uiPriority="63"/>
-    <w:lsdException w:name="Medium Shading 2 Accent 5" w:uiPriority="64"/>
-    <w:lsdException w:name="Medium List 1 Accent 5" w:uiPriority="65"/>
-    <w:lsdException w:name="Medium List 2 Accent 5" w:uiPriority="66"/>
-    <w:lsdException w:name="Medium Grid 1 Accent 5" w:uiPriority="67"/>
-    <w:lsdException w:name="Medium Grid 2 Accent 5" w:uiPriority="68"/>
-    <w:lsdException w:name="Medium Grid 3 Accent 5" w:uiPriority="69"/>
-    <w:lsdException w:name="Dark List Accent 5" w:uiPriority="70"/>
-    <w:lsdException w:name="Colorful Shading Accent 5" w:uiPriority="71"/>
-    <w:lsdException w:name="Colorful List Accent 5" w:uiPriority="72"/>
-    <w:lsdException w:name="Colorful Grid Accent 5" w:uiPriority="73"/>
-    <w:lsdException w:name="Light Shading Accent 6" w:uiPriority="60"/>
-    <w:lsdException w:name="Light List Accent 6" w:uiPriority="61"/>
-    <w:lsdException w:name="Light Grid Accent 6" w:uiPriority="62"/>
-    <w:lsdException w:name="Medium Shading 1 Accent 6" w:uiPriority="63"/>
-    <w:lsdException w:name="Medium Shading 2 Accent 6" w:uiPriority="64"/>
-    <w:lsdException w:name="Medium List 1 Accent 6" w:uiPriority="65"/>
-    <w:lsdException w:name="Medium List 2 Accent 6" w:uiPriority="66"/>
-    <w:lsdException w:name="Medium Grid 1 Accent 6" w:uiPriority="67"/>
-    <w:lsdException w:name="Medium Grid 2 Accent 6" w:uiPriority="68"/>
-    <w:lsdException w:name="Medium Grid 3 Accent 6" w:uiPriority="69"/>
-    <w:lsdException w:name="Dark List Accent 6" w:uiPriority="70"/>
-    <w:lsdException w:name="Colorful Shading Accent 6" w:uiPriority="71"/>
-    <w:lsdException w:name="Colorful List Accent 6" w:uiPriority="72"/>
-    <w:lsdException w:name="Colorful Grid Accent 6" w:uiPriority="73"/>
-    <w:lsdException w:name="Subtle Emphasis" w:uiPriority="19" w:qFormat="1"/>
-    <w:lsdException w:name="Intense Emphasis" w:uiPriority="21" w:qFormat="1"/>
-    <w:lsdException w:name="Subtle Reference" w:uiPriority="31" w:qFormat="1"/>
-    <w:lsdException w:name="Intense Reference" w:uiPriority="32" w:qFormat="1"/>
-    <w:lsdException w:name="Book Title" w:uiPriority="33" w:qFormat="1"/>
-    <w:lsdException w:name="Bibliography" w:semiHidden="1" w:uiPriority="37" w:unhideWhenUsed="1"/>
-    <w:lsdException w:name="TOC Heading" w:semiHidden="1" w:uiPriority="39" w:unhideWhenUsed="1" w:qFormat="1"/>
-    <w:lsdException w:name="Plain Table 1" w:uiPriority="41"/>
-    <w:lsdException w:name="Plain Table 2" w:uiPriority="42"/>
-    <w:lsdException w:name="Plain Table 3" w:uiPriority="43"/>
-    <w:lsdException w:name="Plain Table 4" w:uiPriority="44"/>
-    <w:lsdException w:name="Plain Table 5" w:uiPriority="45"/>
-    <w:lsdException w:name="Grid Table Light" w:uiPriority="40"/>
-    <w:lsdException w:name="Grid Table 1 Light" w:uiPriority="46"/>
-    <w:lsdException w:name="Grid Table 2" w:uiPriority="47"/>
-    <w:lsdException w:name="Grid Table 3" w:uiPriority="48"/>
-    <w:lsdException w:name="Grid Table 4" w:uiPriority="49"/>
-    <w:lsdException w:name="Grid Table 5 Dark" w:uiPriority="50"/>
-    <w:lsdException w:name="Grid Table 6 Colorful" w:uiPriority="51"/>
-    <w:lsdException w:name="Grid Table 7 Colorful" w:uiPriority="52"/>
-    <w:lsdException w:name="Grid Table 1 Light Accent 1" w:uiPriority="46"/>
-    <w:lsdException w:name="Grid Table 2 Accent 1" w:uiPriority="47"/>
-    <w:lsdException w:name="Grid Table 3 Accent 1" w:uiPriority="48"/>
-    <w:lsdException w:name="Grid Table 4 Accent 1" w:uiPriority="49"/>
-    <w:lsdException w:name="Grid Table 5 Dark Accent 1" w:uiPriority="50"/>
-    <w:lsdException w:name="Grid Table 6 Colorful Accent 1" w:uiPriority="51"/>
-    <w:lsdException w:name="Grid Table 7 Colorful Accent 1" w:uiPriority="52"/>
-    <w:lsdException w:name="Grid Table 1 Light Accent 2" w:uiPriority="46"/>
-    <w:lsdException w:name="Grid Table 2 Accent 2" w:uiPriority="47"/>
-    <w:lsdException w:name="Grid Table 3 Accent 2" w:uiPriority="48"/>
-    <w:lsdException w:name="Grid Table 4 Accent 2" w:uiPriority="49"/>
-    <w:lsdException w:name="Grid Table 5 Dark Accent 2" w:uiPriority="50"/>
-    <w:lsdException w:name="Grid Table 6 Colorful Accent 2" w:uiPriority="51"/>
-    <w:lsdException w:name="Grid Table 7 Colorful Accent 2" w:uiPriority="52"/>
-    <w:lsdException w:name="Grid Table 1 Light Accent 3" w:uiPriority="46"/>
-    <w:lsdException w:name="Grid Table 2 Accent 3" w:uiPriority="47"/>
-    <w:lsdException w:name="Grid Table 3 Accent 3" w:uiPriority="48"/>
-    <w:lsdException w:name="Grid Table 4 Accent 3" w:uiPriority="49"/>
-    <w:lsdException w:name="Grid Table 5 Dark Accent 3" w:uiPriority="50"/>
-    <w:lsdException w:name="Grid Table 6 Colorful Accent 3" w:uiPriority="51"/>
-    <w:lsdException w:name="Grid Table 7 Colorful Accent 3" w:uiPriority="52"/>
-    <w:lsdException w:name="Grid Table 1 Light Accent 4" w:uiPriority="46"/>
-    <w:lsdException w:name="Grid Table 2 Accent 4" w:uiPriority="47"/>
-    <w:lsdException w:name="Grid Table 3 Accent 4" w:uiPriority="48"/>
-    <w:lsdException w:name="Grid Table 4 Accent 4" w:uiPriority="49"/>
-    <w:lsdException w:name="Grid Table 5 Dark Accent 4" w:uiPriority="50"/>
-    <w:lsdException w:name="Grid Table 6 Colorful Accent 4" w:uiPriority="51"/>
-    <w:lsdException w:name="Grid Table 7 Colorful Accent 4" w:uiPriority="52"/>
-    <w:lsdException w:name="Grid Table 1 Light Accent 5" w:uiPriority="46"/>
-    <w:lsdException w:name="Grid Table 2 Accent 5" w:uiPriority="47"/>
-    <w:lsdException w:name="Grid Table 3 Accent 5" w:uiPriority="48"/>
-    <w:lsdException w:name="Grid Table 4 Accent 5" w:uiPriority="49"/>
-    <w:lsdException w:name="Grid Table 5 Dark Accent 5" w:uiPriority="50"/>
-    <w:lsdException w:name="Grid Table 6 Colorful Accent 5" w:uiPriority="51"/>
-    <w:lsdException w:name="Grid Table 7 Colorful Accent 5" w:uiPriority="52"/>
-    <w:lsdException w:name="Grid Table 1 Light Accent 6" w:uiPriority="46"/>
-    <w:lsdException w:name="Grid Table 2 Accent 6" w:uiPriority="47"/>
-    <w:lsdException w:name="Grid Table 3 Accent 6" w:uiPriority="48"/>
-    <w:lsdException w:name="Grid Table 4 Accent 6" w:uiPriority="49"/>
-    <w:lsdException w:name="Grid Table 5 Dark Accent 6" w:uiPriority="50"/>
-    <w:lsdException w:name="Grid Table 6 Colorful Accent 6" w:uiPriority="51"/>
-    <w:lsdException w:name="Grid Table 7 Colorful Accent 6" w:uiPriority="52"/>
-    <w:lsdException w:name="List Table 1 Light" w:uiPriority="46"/>
-    <w:lsdException w:name="List Table 2" w:uiPriority="47"/>
-    <w:lsdException w:name="List Table 3" w:uiPriority="48"/>
-    <w:lsdException w:name="List Table 4" w:uiPriority="49"/>
-    <w:lsdException w:name="List Table 5 Dark" w:uiPriority="50"/>
-    <w:lsdException w:name="List Table 6 Colorful" w:uiPriority="51"/>
-    <w:lsdException w:name="List Table 7 Colorful" w:uiPriority="52"/>
-    <w:lsdException w:name="List Table 1 Light Accent 1" w:uiPriority="46"/>
-    <w:lsdException w:name="List Table 2 Accent 1" w:uiPriority="47"/>
-    <w:lsdException w:name="List Table 3 Accent 1" w:uiPriority="48"/>
-    <w:lsdException w:name="List Table 4 Accent 1" w:uiPriority="49"/>
-    <w:lsdException w:name="List Table 5 Dark Accent 1" w:uiPriority="50"/>
-    <w:lsdException w:name="List Table 6 Colorful Accent 1" w:uiPriority="51"/>
-    <w:lsdException w:name="List Table 7 Colorful Accent 1" w:uiPriority="52"/>
-    <w:lsdException w:name="List Table 1 Light Accent 2" w:uiPriority="46"/>
-    <w:lsdException w:name="List Table 2 Accent 2" w:uiPriority="47"/>
-    <w:lsdException w:name="List Table 3 Accent 2" w:uiPriority="48"/>
-    <w:lsdException w:name="List Table 4 Accent 2" w:uiPriority="49"/>
-    <w:lsdException w:name="List Table 5 Dark Accent 2" w:uiPriority="50"/>
-    <w:lsdException w:name="List Table 6 Colorful Accent 2" w:uiPriority="51"/>
-    <w:lsdException w:name="List Table 7 Colorful Accent 2" w:uiPriority="52"/>
-    <w:lsdException w:name="List Table 1 Light Accent 3" w:uiPriority="46"/>
-    <w:lsdException w:name="List Table 2 Accent 3" w:uiPriority="47"/>
-    <w:lsdException w:name="List Table 3 Accent 3" w:uiPriority="48"/>
-    <w:lsdException w:name="List Table 4 Accent 3" w:uiPriority="49"/>
-    <w:lsdException w:name="List Table 5 Dark Accent 3" w:uiPriority="50"/>
-    <w:lsdException w:name="List Table 6 Colorful Accent 3" w:uiPriority="51"/>
-    <w:lsdException w:name="List Table 7 Colorful Accent 3" w:uiPriority="52"/>
-    <w:lsdException w:name="List Table 1 Light Accent 4" w:uiPriority="46"/>
-    <w:lsdException w:name="List Table 2 Accent 4" w:uiPriority="47"/>
-    <w:lsdException w:name="List Table 3 Accent 4" w:uiPriority="48"/>
-    <w:lsdException w:name="List Table 4 Accent 4" w:uiPriority="49"/>
-    <w:lsdException w:name="List Table 5 Dark Accent 4" w:uiPriority="50"/>
-    <w:lsdException w:name="List Table 6 Colorful Accent 4" w:uiPriority="51"/>
-    <w:lsdException w:name="List Table 7 Colorful Accent 4" w:uiPriority="52"/>
-    <w:lsdException w:name="List Table 1 Light Accent 5" w:uiPriority="46"/>
-    <w:lsdException w:name="List Table 2 Accent 5" w:uiPriority="47"/>
-    <w:lsdException w:name="List Table 3 Accent 5" w:uiPriority="48"/>
-    <w:lsdException w:name="List Table 4 Accent 5" w:uiPriority="49"/>
-    <w:lsdException w:name="List Table 5 Dark Accent 5" w:uiPriority="50"/>
-    <w:lsdException w:name="List Table 6 Colorful Accent 5" w:uiPriority="51"/>
-    <w:lsdException w:name="List Table 7 Colorful Accent 5" w:uiPriority="52"/>
-    <w:lsdException w:name="List Table 1 Light Accent 6" w:uiPriority="46"/>
-    <w:lsdException w:name="List Table 2 Accent 6" w:uiPriority="47"/>
-    <w:lsdException w:name="List Table 3 Accent 6" w:uiPriority="48"/>
-    <w:lsdException w:name="List Table 4 Accent 6" w:uiPriority="49"/>
-    <w:lsdException w:name="List Table 5 Dark Accent 6" w:uiPriority="50"/>
-    <w:lsdException w:name="List Table 6 Colorful Accent 6" w:uiPriority="51"/>
-    <w:lsdException w:name="List Table 7 Colorful Accent 6" w:uiPriority="52"/>
-    <w:lsdException w:name="Mention" w:semiHidden="1" w:unhideWhenUsed="1"/>
-    <w:lsdException w:name="Smart Hyperlink" w:semiHidden="1" w:unhideWhenUsed="1"/>
-    <w:lsdException w:name="Hashtag" w:semiHidden="1" w:unhideWhenUsed="1"/>
-    <w:lsdException w:name="Unresolved Mention" w:semiHidden="1" w:unhideWhenUsed="1"/>
-    <w:lsdException w:name="Smart Link" w:semiHidden="1" w:unhideWhenUsed="1"/>
-  </w:latentStyles>
-  <w:style w:type="paragraph" w:default="1" w:styleId="Standard">
-    <w:name w:val="Normal"/>
-    <w:qFormat/>
-  </w:style>
-  <w:style w:type="character" w:default="1" w:styleId="Absatz-Standardschriftart">
-    <w:name w:val="Default Paragraph Font"/>
-    <w:uiPriority w:val="1"/>
-    <w:semiHidden/>
-    <w:unhideWhenUsed/>
-  </w:style>
-  <w:style w:type="table" w:default="1" w:styleId="NormaleTabelle">
-    <w:name w:val="Normal Table"/>
-    <w:uiPriority w:val="99"/>
-    <w:semiHidden/>
-    <w:unhideWhenUsed/>
-    <w:tblPr>
-      <w:tblInd w:w="0" w:type="dxa"/>
-      <w:tblCellMar>
-        <w:top w:w="0" w:type="dxa"/>
-        <w:left w:w="108" w:type="dxa"/>
-        <w:bottom w:w="0" w:type="dxa"/>
-        <w:right w:w="108" w:type="dxa"/>
-      </w:tblCellMar>
-    </w:tblPr>
-  </w:style>
-  <w:style w:type="numbering" w:default="1" w:styleId="KeineListe">
-    <w:name w:val="No List"/>
-    <w:uiPriority w:val="99"/>
-    <w:semiHidden/>
-    <w:unhideWhenUsed/>
-  </w:style>
-  <w:style w:type="character" w:styleId="Platzhaltertext">
-    <w:name w:val="Placeholder Text"/>
-    <w:basedOn w:val="Absatz-Standardschriftart"/>
-    <w:uiPriority w:val="99"/>
-    <w:semiHidden/>
-    <w:rsid w:val="0074502C"/>
-    <w:rPr>
-      <w:color w:val="666666"/>
-    </w:rPr>
-  </w:style>
-  <w:style w:type="paragraph" w:customStyle="1" w:styleId="450042231DB045B6B81A84A546D3040D">
-    <w:name w:val="450042231DB045B6B81A84A546D3040D"/>
-    <w:rsid w:val="0074502C"/>
-    <w:pPr>
-      <w:overflowPunct w:val="0"/>
-      <w:autoSpaceDE w:val="0"/>
-      <w:autoSpaceDN w:val="0"/>
-      <w:adjustRightInd w:val="0"/>
-      <w:spacing w:after="0" w:line="259" w:lineRule="auto"/>
-      <w:textAlignment w:val="baseline"/>
-    </w:pPr>
-    <w:rPr>
-      <w:rFonts w:ascii="Arial" w:eastAsia="Times New Roman" w:hAnsi="Arial" w:cs="Times New Roman"/>
-      <w:kern w:val="0"/>
-      <w:sz w:val="22"/>
-      <w:szCs w:val="20"/>
-      <w:lang w:eastAsia="de-DE"/>
-      <w14:ligatures w14:val="none"/>
-    </w:rPr>
-  </w:style>
-  <w:style w:type="paragraph" w:customStyle="1" w:styleId="D5F65ACC7A3B4E7C918980CF13969C9E">
-    <w:name w:val="D5F65ACC7A3B4E7C918980CF13969C9E"/>
-    <w:rsid w:val="0074502C"/>
-    <w:pPr>
-      <w:overflowPunct w:val="0"/>
-      <w:autoSpaceDE w:val="0"/>
-      <w:autoSpaceDN w:val="0"/>
-      <w:adjustRightInd w:val="0"/>
-      <w:spacing w:after="0" w:line="259" w:lineRule="auto"/>
-      <w:textAlignment w:val="baseline"/>
-    </w:pPr>
-    <w:rPr>
-      <w:rFonts w:ascii="Arial" w:eastAsia="Times New Roman" w:hAnsi="Arial" w:cs="Times New Roman"/>
-      <w:kern w:val="0"/>
-      <w:sz w:val="22"/>
-      <w:szCs w:val="20"/>
-      <w:lang w:eastAsia="de-DE"/>
-      <w14:ligatures w14:val="none"/>
-    </w:rPr>
-  </w:style>
-  <w:style w:type="paragraph" w:customStyle="1" w:styleId="464B0A5A5B1947B1A8D29A7DF5782E7E1">
-    <w:name w:val="464B0A5A5B1947B1A8D29A7DF5782E7E1"/>
-    <w:rsid w:val="0074502C"/>
-    <w:pPr>
-      <w:overflowPunct w:val="0"/>
-      <w:autoSpaceDE w:val="0"/>
-      <w:autoSpaceDN w:val="0"/>
-      <w:adjustRightInd w:val="0"/>
-      <w:spacing w:after="0" w:line="259" w:lineRule="auto"/>
-      <w:textAlignment w:val="baseline"/>
-    </w:pPr>
-    <w:rPr>
-      <w:rFonts w:ascii="Arial" w:eastAsia="Times New Roman" w:hAnsi="Arial" w:cs="Times New Roman"/>
-      <w:kern w:val="0"/>
-      <w:sz w:val="22"/>
-      <w:szCs w:val="20"/>
-      <w:lang w:eastAsia="de-DE"/>
-      <w14:ligatures w14:val="none"/>
-    </w:rPr>
-  </w:style>
-  <w:style w:type="paragraph" w:customStyle="1" w:styleId="F881FAFA89AA4A4CB8F18BBB0DA76F55">
-    <w:name w:val="F881FAFA89AA4A4CB8F18BBB0DA76F55"/>
-    <w:rsid w:val="0074502C"/>
-    <w:pPr>
-      <w:overflowPunct w:val="0"/>
-      <w:autoSpaceDE w:val="0"/>
-      <w:autoSpaceDN w:val="0"/>
-      <w:adjustRightInd w:val="0"/>
-      <w:spacing w:after="0" w:line="259" w:lineRule="auto"/>
-      <w:textAlignment w:val="baseline"/>
-    </w:pPr>
-    <w:rPr>
-      <w:rFonts w:ascii="Arial" w:eastAsia="Times New Roman" w:hAnsi="Arial" w:cs="Times New Roman"/>
-      <w:kern w:val="0"/>
-      <w:sz w:val="22"/>
-      <w:szCs w:val="20"/>
-      <w:lang w:eastAsia="de-DE"/>
-      <w14:ligatures w14:val="none"/>
-    </w:rPr>
-  </w:style>
-</w:styles>
-</file>
-
-<file path=word/glossary/webSettings.xml><?xml version="1.0" encoding="utf-8"?>
-<w:webSettings xmlns:mc="http://schemas.openxmlformats.org/markup-compatibility/2006" xmlns:r="http://schemas.openxmlformats.org/officeDocument/2006/relationships" xmlns:w="http://schemas.openxmlformats.org/wordprocessingml/2006/main" xmlns:w14="http://schemas.microsoft.com/office/word/2010/wordml" xmlns:w15="http://schemas.microsoft.com/office/word/2012/wordml" xmlns:w16cex="http://schemas.microsoft.com/office/word/2018/wordml/cex" xmlns:w16cid="http://schemas.microsoft.com/office/word/2016/wordml/cid" xmlns:w16="http://schemas.microsoft.com/office/word/2018/wordml" xmlns:w16du="http://schemas.microsoft.com/office/word/2023/wordml/word16du" xmlns:w16sdtdh="http://schemas.microsoft.com/office/word/2020/wordml/sdtdatahash" xmlns:w16se="http://schemas.microsoft.com/office/word/2015/wordml/symex" mc:Ignorable="w14 w15 w16se w16cid w16 w16cex w16sdtdh w16du">
-  <w:optimizeForBrowser/>
-</w:webSettings>
 </file>
 
 <file path=word/theme/theme1.xml><?xml version="1.0" encoding="utf-8"?>

--- a/document-merge-service/kt_so/templatefiles/inserat-anzeiger.docx
+++ b/document-merge-service/kt_so/templatefiles/inserat-anzeiger.docx
@@ -1,6 +1,6 @@
 
 <file path=word/document.xml><?xml version="1.0" encoding="utf-8"?>
-<w:document xmlns:wpc="http://schemas.microsoft.com/office/word/2010/wordprocessingCanvas" xmlns:cx="http://schemas.microsoft.com/office/drawing/2014/chartex" xmlns:cx1="http://schemas.microsoft.com/office/drawing/2015/9/8/chartex" xmlns:cx2="http://schemas.microsoft.com/office/drawing/2015/10/21/chartex" xmlns:cx3="http://schemas.microsoft.com/office/drawing/2016/5/9/chartex" xmlns:cx4="http://schemas.microsoft.com/office/drawing/2016/5/10/chartex" xmlns:cx5="http://schemas.microsoft.com/office/drawing/2016/5/11/chartex" xmlns:cx6="http://schemas.microsoft.com/office/drawing/2016/5/12/chartex" xmlns:cx7="http://schemas.microsoft.com/office/drawing/2016/5/13/chartex" xmlns:cx8="http://schemas.microsoft.com/office/drawing/2016/5/14/chartex" xmlns:mc="http://schemas.openxmlformats.org/markup-compatibility/2006" xmlns:aink="http://schemas.microsoft.com/office/drawing/2016/ink" xmlns:am3d="http://schemas.microsoft.com/office/drawing/2017/model3d" xmlns:o="urn:schemas-microsoft-com:office:office" xmlns:oel="http://schemas.microsoft.com/office/2019/extlst" xmlns:r="http://schemas.openxmlformats.org/officeDocument/2006/relationships" xmlns:m="http://schemas.openxmlformats.org/officeDocument/2006/math" xmlns:v="urn:schemas-microsoft-com:vml" xmlns:wp14="http://schemas.microsoft.com/office/word/2010/wordprocessingDrawing" xmlns:wp="http://schemas.openxmlformats.org/drawingml/2006/wordprocessingDrawing" xmlns:w10="urn:schemas-microsoft-com:office:word" xmlns:w="http://schemas.openxmlformats.org/wordprocessingml/2006/main" xmlns:w14="http://schemas.microsoft.com/office/word/2010/wordml" xmlns:w15="http://schemas.microsoft.com/office/word/2012/wordml" xmlns:w16cex="http://schemas.microsoft.com/office/word/2018/wordml/cex" xmlns:w16cid="http://schemas.microsoft.com/office/word/2016/wordml/cid" xmlns:w16="http://schemas.microsoft.com/office/word/2018/wordml" xmlns:w16du="http://schemas.microsoft.com/office/word/2023/wordml/word16du" xmlns:w16sdtdh="http://schemas.microsoft.com/office/word/2020/wordml/sdtdatahash" xmlns:w16se="http://schemas.microsoft.com/office/word/2015/wordml/symex" xmlns:wpg="http://schemas.microsoft.com/office/word/2010/wordprocessingGroup" xmlns:wpi="http://schemas.microsoft.com/office/word/2010/wordprocessingInk" xmlns:wne="http://schemas.microsoft.com/office/word/2006/wordml" xmlns:wps="http://schemas.microsoft.com/office/word/2010/wordprocessingShape" mc:Ignorable="w14 w15 w16se w16cid w16 w16cex w16sdtdh w16du wp14">
+<w:document xmlns:wpc="http://schemas.microsoft.com/office/word/2010/wordprocessingCanvas" xmlns:cx="http://schemas.microsoft.com/office/drawing/2014/chartex" xmlns:cx1="http://schemas.microsoft.com/office/drawing/2015/9/8/chartex" xmlns:cx2="http://schemas.microsoft.com/office/drawing/2015/10/21/chartex" xmlns:cx3="http://schemas.microsoft.com/office/drawing/2016/5/9/chartex" xmlns:cx4="http://schemas.microsoft.com/office/drawing/2016/5/10/chartex" xmlns:cx5="http://schemas.microsoft.com/office/drawing/2016/5/11/chartex" xmlns:cx6="http://schemas.microsoft.com/office/drawing/2016/5/12/chartex" xmlns:cx7="http://schemas.microsoft.com/office/drawing/2016/5/13/chartex" xmlns:cx8="http://schemas.microsoft.com/office/drawing/2016/5/14/chartex" xmlns:mc="http://schemas.openxmlformats.org/markup-compatibility/2006" xmlns:aink="http://schemas.microsoft.com/office/drawing/2016/ink" xmlns:am3d="http://schemas.microsoft.com/office/drawing/2017/model3d" xmlns:o="urn:schemas-microsoft-com:office:office" xmlns:oel="http://schemas.microsoft.com/office/2019/extlst" xmlns:r="http://schemas.openxmlformats.org/officeDocument/2006/relationships" xmlns:m="http://schemas.openxmlformats.org/officeDocument/2006/math" xmlns:v="urn:schemas-microsoft-com:vml" xmlns:wp14="http://schemas.microsoft.com/office/word/2010/wordprocessingDrawing" xmlns:wp="http://schemas.openxmlformats.org/drawingml/2006/wordprocessingDrawing" xmlns:w10="urn:schemas-microsoft-com:office:word" xmlns:w="http://schemas.openxmlformats.org/wordprocessingml/2006/main" xmlns:w14="http://schemas.microsoft.com/office/word/2010/wordml" xmlns:w15="http://schemas.microsoft.com/office/word/2012/wordml" xmlns:w16cex="http://schemas.microsoft.com/office/word/2018/wordml/cex" xmlns:w16cid="http://schemas.microsoft.com/office/word/2016/wordml/cid" xmlns:w16="http://schemas.microsoft.com/office/word/2018/wordml" xmlns:w16du="http://schemas.microsoft.com/office/word/2023/wordml/word16du" xmlns:w16sdtdh="http://schemas.microsoft.com/office/word/2020/wordml/sdtdatahash" xmlns:w16sdtfl="http://schemas.microsoft.com/office/word/2024/wordml/sdtformatlock" xmlns:w16se="http://schemas.microsoft.com/office/word/2015/wordml/symex" xmlns:wpg="http://schemas.microsoft.com/office/word/2010/wordprocessingGroup" xmlns:wpi="http://schemas.microsoft.com/office/word/2010/wordprocessingInk" xmlns:wne="http://schemas.microsoft.com/office/word/2006/wordml" xmlns:wps="http://schemas.microsoft.com/office/word/2010/wordprocessingShape" mc:Ignorable="w14 w15 w16se w16cid w16 w16cex w16sdtdh w16sdtfl w16du wp14">
   <w:body>
     <w:tbl>
       <w:tblPr>
@@ -40,12 +40,21 @@
                 <w:bCs/>
               </w:rPr>
             </w:pPr>
+            <w:proofErr w:type="gramStart"/>
             <w:r>
               <w:rPr>
                 <w:b/>
                 <w:bCs/>
               </w:rPr>
-              <w:t>{{ LEITBEHOERDE_NAME }}</w:t>
+              <w:t>{{ LEITBEHOERDE</w:t>
+            </w:r>
+            <w:proofErr w:type="gramEnd"/>
+            <w:r>
+              <w:rPr>
+                <w:b/>
+                <w:bCs/>
+              </w:rPr>
+              <w:t>_NAME }}</w:t>
             </w:r>
           </w:p>
           <w:p>
@@ -56,12 +65,21 @@
                 <w:szCs w:val="18"/>
               </w:rPr>
             </w:pPr>
-            <w:r>
-              <w:rPr>
-                <w:sz w:val="18"/>
-                <w:szCs w:val="18"/>
-              </w:rPr>
-              <w:t>{{ LEITBEHOERDE_ADRESSE_1 }}</w:t>
+            <w:proofErr w:type="gramStart"/>
+            <w:r>
+              <w:rPr>
+                <w:sz w:val="18"/>
+                <w:szCs w:val="18"/>
+              </w:rPr>
+              <w:t>{{ LEITBEHOERDE</w:t>
+            </w:r>
+            <w:proofErr w:type="gramEnd"/>
+            <w:r>
+              <w:rPr>
+                <w:sz w:val="18"/>
+                <w:szCs w:val="18"/>
+              </w:rPr>
+              <w:t>_ADRESSE_1 }}</w:t>
             </w:r>
           </w:p>
           <w:p>
@@ -72,12 +90,21 @@
                 <w:szCs w:val="18"/>
               </w:rPr>
             </w:pPr>
-            <w:r>
-              <w:rPr>
-                <w:sz w:val="18"/>
-                <w:szCs w:val="18"/>
-              </w:rPr>
-              <w:t>{{ LEITBEHOERDE_ADRESSE_2 }}</w:t>
+            <w:proofErr w:type="gramStart"/>
+            <w:r>
+              <w:rPr>
+                <w:sz w:val="18"/>
+                <w:szCs w:val="18"/>
+              </w:rPr>
+              <w:t>{{ LEITBEHOERDE</w:t>
+            </w:r>
+            <w:proofErr w:type="gramEnd"/>
+            <w:r>
+              <w:rPr>
+                <w:sz w:val="18"/>
+                <w:szCs w:val="18"/>
+              </w:rPr>
+              <w:t>_ADRESSE_2 }}</w:t>
             </w:r>
           </w:p>
         </w:tc>
@@ -138,7 +165,27 @@
                 <w:sz w:val="18"/>
                 <w:szCs w:val="18"/>
               </w:rPr>
-              <w:t xml:space="preserve"> if PUBLIKATION_ORGAN %}</w:t>
+              <w:t xml:space="preserve"> </w:t>
+            </w:r>
+            <w:proofErr w:type="spellStart"/>
+            <w:r>
+              <w:rPr>
+                <w:rFonts w:ascii="Consolas" w:hAnsi="Consolas"/>
+                <w:color w:val="00B050"/>
+                <w:sz w:val="18"/>
+                <w:szCs w:val="18"/>
+              </w:rPr>
+              <w:t>if</w:t>
+            </w:r>
+            <w:proofErr w:type="spellEnd"/>
+            <w:r>
+              <w:rPr>
+                <w:rFonts w:ascii="Consolas" w:hAnsi="Consolas"/>
+                <w:color w:val="00B050"/>
+                <w:sz w:val="18"/>
+                <w:szCs w:val="18"/>
+              </w:rPr>
+              <w:t xml:space="preserve"> PUBLIKATION_ORGAN %}</w:t>
             </w:r>
           </w:p>
           <w:p>
@@ -175,7 +222,27 @@
                 <w:sz w:val="18"/>
                 <w:szCs w:val="18"/>
               </w:rPr>
-              <w:t xml:space="preserve"> for P in PUBLIKATION_ORGAN %}</w:t>
+              <w:t xml:space="preserve"> </w:t>
+            </w:r>
+            <w:proofErr w:type="spellStart"/>
+            <w:r>
+              <w:rPr>
+                <w:rFonts w:ascii="Consolas" w:hAnsi="Consolas"/>
+                <w:color w:val="00B050"/>
+                <w:sz w:val="18"/>
+                <w:szCs w:val="18"/>
+              </w:rPr>
+              <w:t>for</w:t>
+            </w:r>
+            <w:proofErr w:type="spellEnd"/>
+            <w:r>
+              <w:rPr>
+                <w:rFonts w:ascii="Consolas" w:hAnsi="Consolas"/>
+                <w:color w:val="00B050"/>
+                <w:sz w:val="18"/>
+                <w:szCs w:val="18"/>
+              </w:rPr>
+              <w:t xml:space="preserve"> P in PUBLIKATION_ORGAN %}</w:t>
             </w:r>
           </w:p>
           <w:p>
@@ -203,7 +270,47 @@
                 <w:sz w:val="18"/>
                 <w:szCs w:val="18"/>
               </w:rPr>
-              <w:t xml:space="preserve">p if P.NAME != </w:t>
+              <w:t xml:space="preserve">p </w:t>
+            </w:r>
+            <w:proofErr w:type="spellStart"/>
+            <w:r>
+              <w:rPr>
+                <w:rFonts w:ascii="Consolas" w:hAnsi="Consolas"/>
+                <w:color w:val="00B050"/>
+                <w:sz w:val="18"/>
+                <w:szCs w:val="18"/>
+              </w:rPr>
+              <w:t>if</w:t>
+            </w:r>
+            <w:proofErr w:type="spellEnd"/>
+            <w:r>
+              <w:rPr>
+                <w:rFonts w:ascii="Consolas" w:hAnsi="Consolas"/>
+                <w:color w:val="00B050"/>
+                <w:sz w:val="18"/>
+                <w:szCs w:val="18"/>
+              </w:rPr>
+              <w:t xml:space="preserve"> </w:t>
+            </w:r>
+            <w:proofErr w:type="gramStart"/>
+            <w:r>
+              <w:rPr>
+                <w:rFonts w:ascii="Consolas" w:hAnsi="Consolas"/>
+                <w:color w:val="00B050"/>
+                <w:sz w:val="18"/>
+                <w:szCs w:val="18"/>
+              </w:rPr>
+              <w:t>P.NAME !</w:t>
+            </w:r>
+            <w:proofErr w:type="gramEnd"/>
+            <w:r>
+              <w:rPr>
+                <w:rFonts w:ascii="Consolas" w:hAnsi="Consolas"/>
+                <w:color w:val="00B050"/>
+                <w:sz w:val="18"/>
+                <w:szCs w:val="18"/>
+              </w:rPr>
+              <w:t xml:space="preserve">= </w:t>
             </w:r>
             <w:r>
               <w:rPr>
@@ -246,8 +353,13 @@
             <w:pPr>
               <w:pStyle w:val="Platzhalter"/>
             </w:pPr>
-            <w:r>
-              <w:t>{{ P.NAME }}</w:t>
+            <w:proofErr w:type="gramStart"/>
+            <w:r>
+              <w:t>{{ P.NAME</w:t>
+            </w:r>
+            <w:proofErr w:type="gramEnd"/>
+            <w:r>
+              <w:t xml:space="preserve"> }}</w:t>
             </w:r>
           </w:p>
           <w:p>
@@ -265,13 +377,23 @@
               </w:rPr>
               <w:t xml:space="preserve">E-Mail: </w:t>
             </w:r>
+            <w:proofErr w:type="gramStart"/>
             <w:r>
               <w:rPr>
                 <w:rStyle w:val="PlatzhalterZchn"/>
                 <w:sz w:val="18"/>
                 <w:szCs w:val="18"/>
               </w:rPr>
-              <w:t>{{ P.EMAIL }}</w:t>
+              <w:t>{{ P.EMAIL</w:t>
+            </w:r>
+            <w:proofErr w:type="gramEnd"/>
+            <w:r>
+              <w:rPr>
+                <w:rStyle w:val="PlatzhalterZchn"/>
+                <w:sz w:val="18"/>
+                <w:szCs w:val="18"/>
+              </w:rPr>
+              <w:t xml:space="preserve"> }}</w:t>
             </w:r>
           </w:p>
           <w:p>
@@ -308,7 +430,27 @@
                 <w:sz w:val="18"/>
                 <w:szCs w:val="18"/>
               </w:rPr>
-              <w:t xml:space="preserve"> endif %}</w:t>
+              <w:t xml:space="preserve"> </w:t>
+            </w:r>
+            <w:proofErr w:type="spellStart"/>
+            <w:r>
+              <w:rPr>
+                <w:rFonts w:ascii="Consolas" w:hAnsi="Consolas"/>
+                <w:color w:val="00B050"/>
+                <w:sz w:val="18"/>
+                <w:szCs w:val="18"/>
+              </w:rPr>
+              <w:t>endif</w:t>
+            </w:r>
+            <w:proofErr w:type="spellEnd"/>
+            <w:r>
+              <w:rPr>
+                <w:rFonts w:ascii="Consolas" w:hAnsi="Consolas"/>
+                <w:color w:val="00B050"/>
+                <w:sz w:val="18"/>
+                <w:szCs w:val="18"/>
+              </w:rPr>
+              <w:t xml:space="preserve"> %}</w:t>
             </w:r>
           </w:p>
           <w:p>
@@ -345,7 +487,27 @@
                 <w:sz w:val="18"/>
                 <w:szCs w:val="18"/>
               </w:rPr>
-              <w:t xml:space="preserve"> endfor %}</w:t>
+              <w:t xml:space="preserve"> </w:t>
+            </w:r>
+            <w:proofErr w:type="spellStart"/>
+            <w:r>
+              <w:rPr>
+                <w:rFonts w:ascii="Consolas" w:hAnsi="Consolas"/>
+                <w:color w:val="00B050"/>
+                <w:sz w:val="18"/>
+                <w:szCs w:val="18"/>
+              </w:rPr>
+              <w:t>endfor</w:t>
+            </w:r>
+            <w:proofErr w:type="spellEnd"/>
+            <w:r>
+              <w:rPr>
+                <w:rFonts w:ascii="Consolas" w:hAnsi="Consolas"/>
+                <w:color w:val="00B050"/>
+                <w:sz w:val="18"/>
+                <w:szCs w:val="18"/>
+              </w:rPr>
+              <w:t xml:space="preserve"> %}</w:t>
             </w:r>
           </w:p>
           <w:p>
@@ -382,7 +544,27 @@
                 <w:sz w:val="18"/>
                 <w:szCs w:val="18"/>
               </w:rPr>
-              <w:t xml:space="preserve"> else %}</w:t>
+              <w:t xml:space="preserve"> </w:t>
+            </w:r>
+            <w:proofErr w:type="spellStart"/>
+            <w:r>
+              <w:rPr>
+                <w:rFonts w:ascii="Consolas" w:hAnsi="Consolas"/>
+                <w:color w:val="00B050"/>
+                <w:sz w:val="18"/>
+                <w:szCs w:val="18"/>
+              </w:rPr>
+              <w:t>else</w:t>
+            </w:r>
+            <w:proofErr w:type="spellEnd"/>
+            <w:r>
+              <w:rPr>
+                <w:rFonts w:ascii="Consolas" w:hAnsi="Consolas"/>
+                <w:color w:val="00B050"/>
+                <w:sz w:val="18"/>
+                <w:szCs w:val="18"/>
+              </w:rPr>
+              <w:t xml:space="preserve"> %}</w:t>
             </w:r>
           </w:p>
           <w:p>
@@ -399,14 +581,32 @@
                 <w:color w:val="FF0000"/>
                 <w:szCs w:val="22"/>
               </w:rPr>
-              <w:t>In eBau ist noch keine Publikation erfasst</w:t>
-            </w:r>
+              <w:t xml:space="preserve">In </w:t>
+            </w:r>
+            <w:proofErr w:type="spellStart"/>
             <w:r>
               <w:rPr>
                 <w:rFonts w:cs="Arial"/>
                 <w:color w:val="FF0000"/>
                 <w:szCs w:val="22"/>
               </w:rPr>
+              <w:t>eBau</w:t>
+            </w:r>
+            <w:proofErr w:type="spellEnd"/>
+            <w:r>
+              <w:rPr>
+                <w:rFonts w:cs="Arial"/>
+                <w:color w:val="FF0000"/>
+                <w:szCs w:val="22"/>
+              </w:rPr>
+              <w:t xml:space="preserve"> ist noch keine Publikation erfasst</w:t>
+            </w:r>
+            <w:r>
+              <w:rPr>
+                <w:rFonts w:cs="Arial"/>
+                <w:color w:val="FF0000"/>
+                <w:szCs w:val="22"/>
+              </w:rPr>
               <w:t>!</w:t>
             </w:r>
           </w:p>
@@ -441,7 +641,27 @@
                 <w:sz w:val="18"/>
                 <w:szCs w:val="18"/>
               </w:rPr>
-              <w:t xml:space="preserve"> endif %}</w:t>
+              <w:t xml:space="preserve"> </w:t>
+            </w:r>
+            <w:proofErr w:type="spellStart"/>
+            <w:r>
+              <w:rPr>
+                <w:rFonts w:ascii="Consolas" w:hAnsi="Consolas"/>
+                <w:color w:val="00B050"/>
+                <w:sz w:val="18"/>
+                <w:szCs w:val="18"/>
+              </w:rPr>
+              <w:t>endif</w:t>
+            </w:r>
+            <w:proofErr w:type="spellEnd"/>
+            <w:r>
+              <w:rPr>
+                <w:rFonts w:ascii="Consolas" w:hAnsi="Consolas"/>
+                <w:color w:val="00B050"/>
+                <w:sz w:val="18"/>
+                <w:szCs w:val="18"/>
+              </w:rPr>
+              <w:t xml:space="preserve"> %}</w:t>
             </w:r>
           </w:p>
         </w:tc>
@@ -480,13 +700,23 @@
               </w:rPr>
               <w:tab/>
             </w:r>
+            <w:proofErr w:type="gramStart"/>
             <w:r>
               <w:rPr>
                 <w:rStyle w:val="PlatzhalterZchn"/>
                 <w:sz w:val="18"/>
                 <w:szCs w:val="18"/>
               </w:rPr>
-              <w:t>{{ ZUSTAENDIG_NAME }}</w:t>
+              <w:t>{{ ZUSTAENDIG</w:t>
+            </w:r>
+            <w:proofErr w:type="gramEnd"/>
+            <w:r>
+              <w:rPr>
+                <w:rStyle w:val="PlatzhalterZchn"/>
+                <w:sz w:val="18"/>
+                <w:szCs w:val="18"/>
+              </w:rPr>
+              <w:t>_NAME }}</w:t>
             </w:r>
           </w:p>
           <w:p>
@@ -516,13 +746,23 @@
               </w:rPr>
               <w:tab/>
             </w:r>
+            <w:proofErr w:type="gramStart"/>
             <w:r>
               <w:rPr>
                 <w:rStyle w:val="PlatzhalterZchn"/>
                 <w:sz w:val="18"/>
                 <w:szCs w:val="18"/>
               </w:rPr>
-              <w:t>{{ LEITBEHOERDE_EMAIL }}</w:t>
+              <w:t>{{ LEITBEHOERDE</w:t>
+            </w:r>
+            <w:proofErr w:type="gramEnd"/>
+            <w:r>
+              <w:rPr>
+                <w:rStyle w:val="PlatzhalterZchn"/>
+                <w:sz w:val="18"/>
+                <w:szCs w:val="18"/>
+              </w:rPr>
+              <w:t>_EMAIL }}</w:t>
             </w:r>
           </w:p>
           <w:p>
@@ -549,13 +789,23 @@
               </w:rPr>
               <w:tab/>
             </w:r>
+            <w:proofErr w:type="gramStart"/>
             <w:r>
               <w:rPr>
                 <w:rStyle w:val="PlatzhalterZchn"/>
                 <w:sz w:val="18"/>
                 <w:szCs w:val="18"/>
               </w:rPr>
-              <w:t>{{ LEITBEHOERDE_TELEFON }}</w:t>
+              <w:t>{{ LEITBEHOERDE</w:t>
+            </w:r>
+            <w:proofErr w:type="gramEnd"/>
+            <w:r>
+              <w:rPr>
+                <w:rStyle w:val="PlatzhalterZchn"/>
+                <w:sz w:val="18"/>
+                <w:szCs w:val="18"/>
+              </w:rPr>
+              <w:t>_TELEFON }}</w:t>
             </w:r>
           </w:p>
           <w:p>
@@ -582,13 +832,23 @@
               </w:rPr>
               <w:tab/>
             </w:r>
+            <w:proofErr w:type="gramStart"/>
             <w:r>
               <w:rPr>
                 <w:rStyle w:val="PlatzhalterZchn"/>
                 <w:sz w:val="18"/>
                 <w:szCs w:val="18"/>
               </w:rPr>
-              <w:t>{{ LEITBEHOERDE_WEBSEITE }}</w:t>
+              <w:t>{{ LEITBEHOERDE</w:t>
+            </w:r>
+            <w:proofErr w:type="gramEnd"/>
+            <w:r>
+              <w:rPr>
+                <w:rStyle w:val="PlatzhalterZchn"/>
+                <w:sz w:val="18"/>
+                <w:szCs w:val="18"/>
+              </w:rPr>
+              <w:t>_WEBSEITE }}</w:t>
             </w:r>
           </w:p>
         </w:tc>
@@ -638,6 +898,7 @@
                 <w:szCs w:val="22"/>
               </w:rPr>
             </w:pPr>
+            <w:proofErr w:type="gramStart"/>
             <w:r>
               <w:rPr>
                 <w:rStyle w:val="PlatzhalterZchn"/>
@@ -650,6 +911,7 @@
               </w:rPr>
               <w:t>GEMEINDE</w:t>
             </w:r>
+            <w:proofErr w:type="gramEnd"/>
             <w:r>
               <w:rPr>
                 <w:rStyle w:val="PlatzhalterZchn"/>
@@ -774,16 +1036,26 @@
             <w:pPr>
               <w:pStyle w:val="Platzhalter"/>
             </w:pPr>
-            <w:r>
-              <w:t>{{ LEITBEHOERDE_NAME_ADRESSE }}</w:t>
+            <w:proofErr w:type="gramStart"/>
+            <w:r>
+              <w:t>{{ LEITBEHOERDE</w:t>
+            </w:r>
+            <w:proofErr w:type="gramEnd"/>
+            <w:r>
+              <w:t>_NAME_ADRESSE }}</w:t>
             </w:r>
           </w:p>
           <w:p>
             <w:pPr>
               <w:pStyle w:val="Platzhalter"/>
             </w:pPr>
-            <w:r>
-              <w:t>{{ LEITBEHOERDE_TELEFON }}</w:t>
+            <w:proofErr w:type="gramStart"/>
+            <w:r>
+              <w:t>{{ LEITBEHOERDE</w:t>
+            </w:r>
+            <w:proofErr w:type="gramEnd"/>
+            <w:r>
+              <w:t>_TELEFON }}</w:t>
             </w:r>
           </w:p>
         </w:tc>
@@ -841,11 +1113,19 @@
               </w:rPr>
               <w:t xml:space="preserve">Rubrik </w:t>
             </w:r>
+            <w:proofErr w:type="gramStart"/>
             <w:r>
               <w:rPr>
                 <w:rStyle w:val="PlatzhalterZchn"/>
               </w:rPr>
-              <w:t>{{ GEMEINDE }}</w:t>
+              <w:t>{{ GEMEINDE</w:t>
+            </w:r>
+            <w:proofErr w:type="gramEnd"/>
+            <w:r>
+              <w:rPr>
+                <w:rStyle w:val="PlatzhalterZchn"/>
+              </w:rPr>
+              <w:t xml:space="preserve"> }}</w:t>
             </w:r>
           </w:p>
         </w:tc>
@@ -892,8 +1172,13 @@
             <w:pPr>
               <w:pStyle w:val="Platzhalter"/>
             </w:pPr>
-            <w:r>
-              <w:t>{{ PUBLIKATION_ANZEIGER }}</w:t>
+            <w:proofErr w:type="gramStart"/>
+            <w:r>
+              <w:t>{{ PUBLIKATION</w:t>
+            </w:r>
+            <w:proofErr w:type="gramEnd"/>
+            <w:r>
+              <w:t>_ANZEIGER }}</w:t>
             </w:r>
           </w:p>
         </w:tc>
@@ -949,12 +1234,14 @@
             <w:pPr>
               <w:pStyle w:val="Platzhalter"/>
             </w:pPr>
+            <w:proofErr w:type="gramStart"/>
             <w:r>
               <w:t xml:space="preserve">{{ </w:t>
             </w:r>
             <w:r>
               <w:t>GEMEINDE</w:t>
             </w:r>
+            <w:proofErr w:type="gramEnd"/>
             <w:r>
               <w:t xml:space="preserve"> }}</w:t>
             </w:r>
@@ -1004,7 +1291,36 @@
               <w:pStyle w:val="Platzhalter"/>
             </w:pPr>
             <w:r>
-              <w:t>{{ PUBLIKATION_LINK }}</w:t>
+              <w:t xml:space="preserve">Die öffentliche Planauflage erfolgt digital über den kantonalen Onlineschalter «my.so.ch» über «Umwelt und Bauen» / «Bauvorhaben – öffentliche Planauflage». Für den Zugang wird eine </w:t>
+            </w:r>
+            <w:proofErr w:type="spellStart"/>
+            <w:r>
+              <w:t>SwissID</w:t>
+            </w:r>
+            <w:proofErr w:type="spellEnd"/>
+            <w:r>
+              <w:t xml:space="preserve"> mit de</w:t>
+            </w:r>
+            <w:r>
+              <w:t>r</w:t>
+            </w:r>
+            <w:r>
+              <w:t xml:space="preserve"> </w:t>
+            </w:r>
+            <w:r>
+              <w:t>Stufe</w:t>
+            </w:r>
+            <w:r>
+              <w:t xml:space="preserve"> 0 (</w:t>
+            </w:r>
+            <w:r>
+              <w:t>s</w:t>
+            </w:r>
+            <w:r>
+              <w:t>elbstdeklarierte Identität</w:t>
+            </w:r>
+            <w:r>
+              <w:t>) benötigt. Alternativ können die Unterlagen während der Öffnungszeiten in der Gemeindeverwaltung digital eingesehen werden.</w:t>
             </w:r>
           </w:p>
         </w:tc>
@@ -1051,8 +1367,13 @@
             <w:pPr>
               <w:pStyle w:val="Platzhalter"/>
             </w:pPr>
-            <w:r>
-              <w:t>{{ PUBLIKATION_ENDE }}</w:t>
+            <w:proofErr w:type="gramStart"/>
+            <w:r>
+              <w:t>{{ PUBLIKATION</w:t>
+            </w:r>
+            <w:proofErr w:type="gramEnd"/>
+            <w:r>
+              <w:t>_ENDE }}</w:t>
             </w:r>
           </w:p>
         </w:tc>
@@ -1108,110 +1429,28 @@
                 <w:rFonts w:cs="Arial"/>
                 <w:szCs w:val="22"/>
               </w:rPr>
-              <w:t>Allfällige</w:t>
+              <w:t xml:space="preserve">Einsprachen sind schriftlich und begründet im Doppel per Post an die </w:t>
+            </w:r>
+            <w:proofErr w:type="gramStart"/>
+            <w:r>
+              <w:rPr>
+                <w:rStyle w:val="PlatzhalterZchn"/>
+              </w:rPr>
+              <w:t>{{ LEITBEHOERDE</w:t>
+            </w:r>
+            <w:proofErr w:type="gramEnd"/>
+            <w:r>
+              <w:rPr>
+                <w:rStyle w:val="PlatzhalterZchn"/>
+              </w:rPr>
+              <w:t>_NAME_ADRESSE }}</w:t>
             </w:r>
             <w:r>
               <w:rPr>
                 <w:rFonts w:cs="Arial"/>
                 <w:szCs w:val="22"/>
               </w:rPr>
-              <w:t xml:space="preserve"> </w:t>
-            </w:r>
-            <w:r>
-              <w:rPr>
-                <w:rFonts w:cs="Arial"/>
-                <w:szCs w:val="22"/>
-              </w:rPr>
-              <w:t xml:space="preserve">Einsprachen sind </w:t>
-            </w:r>
-            <w:r>
-              <w:rPr>
-                <w:rFonts w:cs="Arial"/>
-                <w:szCs w:val="22"/>
-              </w:rPr>
-              <w:t xml:space="preserve">bis und mit </w:t>
-            </w:r>
-            <w:r>
-              <w:rPr>
-                <w:rStyle w:val="PlatzhalterZchn"/>
-              </w:rPr>
-              <w:t>{{ PUBLIKATION_ENDE }}</w:t>
-            </w:r>
-            <w:r>
-              <w:rPr>
-                <w:rFonts w:cs="Arial"/>
-                <w:szCs w:val="22"/>
-              </w:rPr>
-              <w:t xml:space="preserve"> </w:t>
-            </w:r>
-            <w:r>
-              <w:rPr>
-                <w:rFonts w:cs="Arial"/>
-                <w:szCs w:val="22"/>
-              </w:rPr>
-              <w:t>schriftlich</w:t>
-            </w:r>
-            <w:r>
-              <w:rPr>
-                <w:rFonts w:cs="Arial"/>
-                <w:szCs w:val="22"/>
-              </w:rPr>
-              <w:t xml:space="preserve"> im Doppel, mit Antrag</w:t>
-            </w:r>
-            <w:r>
-              <w:rPr>
-                <w:rFonts w:cs="Arial"/>
-                <w:szCs w:val="22"/>
-              </w:rPr>
-              <w:t xml:space="preserve"> und </w:t>
-            </w:r>
-            <w:r>
-              <w:rPr>
-                <w:rFonts w:cs="Arial"/>
-                <w:szCs w:val="22"/>
-              </w:rPr>
-              <w:t>B</w:t>
-            </w:r>
-            <w:r>
-              <w:rPr>
-                <w:rFonts w:cs="Arial"/>
-                <w:szCs w:val="22"/>
-              </w:rPr>
-              <w:t>egründ</w:t>
-            </w:r>
-            <w:r>
-              <w:rPr>
-                <w:rFonts w:cs="Arial"/>
-                <w:szCs w:val="22"/>
-              </w:rPr>
-              <w:t>ung</w:t>
-            </w:r>
-            <w:r>
-              <w:rPr>
-                <w:rFonts w:cs="Arial"/>
-                <w:szCs w:val="22"/>
-              </w:rPr>
-              <w:t xml:space="preserve"> per Post an die </w:t>
-            </w:r>
-            <w:r>
-              <w:rPr>
-                <w:rStyle w:val="PlatzhalterZchn"/>
-              </w:rPr>
-              <w:t>{{ LEITBEHOERDE_NAME_ADRESSE }}</w:t>
-            </w:r>
-            <w:r>
-              <w:rPr>
-                <w:rFonts w:cs="Arial"/>
-                <w:szCs w:val="22"/>
-              </w:rPr>
-              <w:t xml:space="preserve"> </w:t>
-            </w:r>
-            <w:r>
-              <w:rPr>
-                <w:rFonts w:cs="Arial"/>
-                <w:szCs w:val="22"/>
-              </w:rPr>
-              <w:t>einzureichen.</w:t>
+              <w:t>, einzureichen.</w:t>
             </w:r>
           </w:p>
         </w:tc>
@@ -1306,7 +1545,27 @@
                 <w:sz w:val="18"/>
                 <w:szCs w:val="18"/>
               </w:rPr>
-              <w:t>{%p for G in ALLE_GESUCHSTELLER_LISTE %}</w:t>
+              <w:t xml:space="preserve">{%p </w:t>
+            </w:r>
+            <w:proofErr w:type="spellStart"/>
+            <w:r>
+              <w:rPr>
+                <w:rFonts w:ascii="Consolas" w:hAnsi="Consolas" w:cs="Arial"/>
+                <w:color w:val="00B050"/>
+                <w:sz w:val="18"/>
+                <w:szCs w:val="18"/>
+              </w:rPr>
+              <w:t>for</w:t>
+            </w:r>
+            <w:proofErr w:type="spellEnd"/>
+            <w:r>
+              <w:rPr>
+                <w:rFonts w:ascii="Consolas" w:hAnsi="Consolas" w:cs="Arial"/>
+                <w:color w:val="00B050"/>
+                <w:sz w:val="18"/>
+                <w:szCs w:val="18"/>
+              </w:rPr>
+              <w:t xml:space="preserve"> G in ALLE_GESUCHSTELLER_LISTE %}</w:t>
             </w:r>
           </w:p>
           <w:p>
@@ -1344,7 +1603,47 @@
                 <w:sz w:val="18"/>
                 <w:szCs w:val="18"/>
               </w:rPr>
-              <w:t xml:space="preserve"> if ALLE_GESUCHSTELLER_LISTE|length &gt; 1 %}</w:t>
+              <w:t xml:space="preserve"> </w:t>
+            </w:r>
+            <w:proofErr w:type="spellStart"/>
+            <w:r>
+              <w:rPr>
+                <w:rFonts w:ascii="Consolas" w:hAnsi="Consolas" w:cs="Arial"/>
+                <w:color w:val="00B050"/>
+                <w:sz w:val="18"/>
+                <w:szCs w:val="18"/>
+              </w:rPr>
+              <w:t>if</w:t>
+            </w:r>
+            <w:proofErr w:type="spellEnd"/>
+            <w:r>
+              <w:rPr>
+                <w:rFonts w:ascii="Consolas" w:hAnsi="Consolas" w:cs="Arial"/>
+                <w:color w:val="00B050"/>
+                <w:sz w:val="18"/>
+                <w:szCs w:val="18"/>
+              </w:rPr>
+              <w:t xml:space="preserve"> </w:t>
+            </w:r>
+            <w:proofErr w:type="spellStart"/>
+            <w:r>
+              <w:rPr>
+                <w:rFonts w:ascii="Consolas" w:hAnsi="Consolas" w:cs="Arial"/>
+                <w:color w:val="00B050"/>
+                <w:sz w:val="18"/>
+                <w:szCs w:val="18"/>
+              </w:rPr>
+              <w:t>ALLE_GESUCHSTELLER_LISTE|length</w:t>
+            </w:r>
+            <w:proofErr w:type="spellEnd"/>
+            <w:r>
+              <w:rPr>
+                <w:rFonts w:ascii="Consolas" w:hAnsi="Consolas" w:cs="Arial"/>
+                <w:color w:val="00B050"/>
+                <w:sz w:val="18"/>
+                <w:szCs w:val="18"/>
+              </w:rPr>
+              <w:t xml:space="preserve"> &gt; 1 %}</w:t>
             </w:r>
           </w:p>
           <w:p>
@@ -1367,11 +1666,19 @@
               </w:rPr>
               <w:tab/>
             </w:r>
+            <w:proofErr w:type="gramStart"/>
             <w:r>
               <w:rPr>
                 <w:rStyle w:val="PlatzhalterZchn"/>
               </w:rPr>
-              <w:t>{{ G.NAME }}</w:t>
+              <w:t>{{ G.NAME</w:t>
+            </w:r>
+            <w:proofErr w:type="gramEnd"/>
+            <w:r>
+              <w:rPr>
+                <w:rStyle w:val="PlatzhalterZchn"/>
+              </w:rPr>
+              <w:t xml:space="preserve"> }}</w:t>
             </w:r>
             <w:r>
               <w:t xml:space="preserve">, </w:t>
@@ -1400,7 +1707,27 @@
                 <w:sz w:val="18"/>
                 <w:szCs w:val="18"/>
               </w:rPr>
-              <w:t>{%p if G.VERTRETER_NAME %}</w:t>
+              <w:t xml:space="preserve">{%p </w:t>
+            </w:r>
+            <w:proofErr w:type="spellStart"/>
+            <w:r>
+              <w:rPr>
+                <w:rFonts w:ascii="Consolas" w:hAnsi="Consolas" w:cs="Arial"/>
+                <w:color w:val="00B050"/>
+                <w:sz w:val="18"/>
+                <w:szCs w:val="18"/>
+              </w:rPr>
+              <w:t>if</w:t>
+            </w:r>
+            <w:proofErr w:type="spellEnd"/>
+            <w:r>
+              <w:rPr>
+                <w:rFonts w:ascii="Consolas" w:hAnsi="Consolas" w:cs="Arial"/>
+                <w:color w:val="00B050"/>
+                <w:sz w:val="18"/>
+                <w:szCs w:val="18"/>
+              </w:rPr>
+              <w:t xml:space="preserve"> G.VERTRETER_NAME %}</w:t>
             </w:r>
           </w:p>
           <w:p>
@@ -1415,11 +1742,20 @@
             <w:pPr>
               <w:ind w:left="357"/>
             </w:pPr>
+            <w:proofErr w:type="gramStart"/>
             <w:r>
               <w:rPr>
                 <w:rStyle w:val="PlatzhalterZchn"/>
               </w:rPr>
-              <w:t>{{ G.VERTRETER_NAME }}</w:t>
+              <w:lastRenderedPageBreak/>
+              <w:t>{{ G.VERTRETER</w:t>
+            </w:r>
+            <w:proofErr w:type="gramEnd"/>
+            <w:r>
+              <w:rPr>
+                <w:rStyle w:val="PlatzhalterZchn"/>
+              </w:rPr>
+              <w:t>_NAME }}</w:t>
             </w:r>
             <w:r>
               <w:t xml:space="preserve">, </w:t>
@@ -1448,7 +1784,27 @@
                 <w:sz w:val="18"/>
                 <w:szCs w:val="18"/>
               </w:rPr>
-              <w:t>{%p endif %}</w:t>
+              <w:t xml:space="preserve">{%p </w:t>
+            </w:r>
+            <w:proofErr w:type="spellStart"/>
+            <w:r>
+              <w:rPr>
+                <w:rFonts w:ascii="Consolas" w:hAnsi="Consolas" w:cs="Arial"/>
+                <w:color w:val="00B050"/>
+                <w:sz w:val="18"/>
+                <w:szCs w:val="18"/>
+              </w:rPr>
+              <w:t>endif</w:t>
+            </w:r>
+            <w:proofErr w:type="spellEnd"/>
+            <w:r>
+              <w:rPr>
+                <w:rFonts w:ascii="Consolas" w:hAnsi="Consolas" w:cs="Arial"/>
+                <w:color w:val="00B050"/>
+                <w:sz w:val="18"/>
+                <w:szCs w:val="18"/>
+              </w:rPr>
+              <w:t xml:space="preserve"> %}</w:t>
             </w:r>
           </w:p>
           <w:p>
@@ -1487,6 +1843,7 @@
               </w:rPr>
               <w:t xml:space="preserve"> </w:t>
             </w:r>
+            <w:proofErr w:type="spellStart"/>
             <w:r>
               <w:rPr>
                 <w:rFonts w:ascii="Consolas" w:hAnsi="Consolas" w:cs="Arial"/>
@@ -1496,6 +1853,7 @@
               </w:rPr>
               <w:t>else</w:t>
             </w:r>
+            <w:proofErr w:type="spellEnd"/>
             <w:r>
               <w:rPr>
                 <w:rFonts w:ascii="Consolas" w:hAnsi="Consolas" w:cs="Arial"/>
@@ -1507,11 +1865,19 @@
             </w:r>
           </w:p>
           <w:p>
+            <w:proofErr w:type="gramStart"/>
             <w:r>
               <w:rPr>
                 <w:rStyle w:val="PlatzhalterZchn"/>
               </w:rPr>
-              <w:t>{{ G.NAME }}</w:t>
+              <w:t>{{ G.NAME</w:t>
+            </w:r>
+            <w:proofErr w:type="gramEnd"/>
+            <w:r>
+              <w:rPr>
+                <w:rStyle w:val="PlatzhalterZchn"/>
+              </w:rPr>
+              <w:t xml:space="preserve"> }}</w:t>
             </w:r>
             <w:r>
               <w:t xml:space="preserve">, </w:t>
@@ -1539,8 +1905,27 @@
                 <w:sz w:val="18"/>
                 <w:szCs w:val="18"/>
               </w:rPr>
-              <w:lastRenderedPageBreak/>
-              <w:t>{%p if G.VERTRETER_NAME %}</w:t>
+              <w:t xml:space="preserve">{%p </w:t>
+            </w:r>
+            <w:proofErr w:type="spellStart"/>
+            <w:r>
+              <w:rPr>
+                <w:rFonts w:ascii="Consolas" w:hAnsi="Consolas" w:cs="Arial"/>
+                <w:color w:val="00B050"/>
+                <w:sz w:val="18"/>
+                <w:szCs w:val="18"/>
+              </w:rPr>
+              <w:t>if</w:t>
+            </w:r>
+            <w:proofErr w:type="spellEnd"/>
+            <w:r>
+              <w:rPr>
+                <w:rFonts w:ascii="Consolas" w:hAnsi="Consolas" w:cs="Arial"/>
+                <w:color w:val="00B050"/>
+                <w:sz w:val="18"/>
+                <w:szCs w:val="18"/>
+              </w:rPr>
+              <w:t xml:space="preserve"> G.VERTRETER_NAME %}</w:t>
             </w:r>
           </w:p>
           <w:p>
@@ -1549,11 +1934,19 @@
             </w:r>
           </w:p>
           <w:p>
+            <w:proofErr w:type="gramStart"/>
             <w:r>
               <w:rPr>
                 <w:rStyle w:val="PlatzhalterZchn"/>
               </w:rPr>
-              <w:t>{{ G.VERTRETER_NAME }}</w:t>
+              <w:t>{{ G.VERTRETER</w:t>
+            </w:r>
+            <w:proofErr w:type="gramEnd"/>
+            <w:r>
+              <w:rPr>
+                <w:rStyle w:val="PlatzhalterZchn"/>
+              </w:rPr>
+              <w:t>_NAME }}</w:t>
             </w:r>
             <w:r>
               <w:t xml:space="preserve">, </w:t>
@@ -1581,7 +1974,27 @@
                 <w:sz w:val="18"/>
                 <w:szCs w:val="18"/>
               </w:rPr>
-              <w:t>{%p endif %}</w:t>
+              <w:t xml:space="preserve">{%p </w:t>
+            </w:r>
+            <w:proofErr w:type="spellStart"/>
+            <w:r>
+              <w:rPr>
+                <w:rFonts w:ascii="Consolas" w:hAnsi="Consolas"/>
+                <w:color w:val="00B050"/>
+                <w:sz w:val="18"/>
+                <w:szCs w:val="18"/>
+              </w:rPr>
+              <w:t>endif</w:t>
+            </w:r>
+            <w:proofErr w:type="spellEnd"/>
+            <w:r>
+              <w:rPr>
+                <w:rFonts w:ascii="Consolas" w:hAnsi="Consolas"/>
+                <w:color w:val="00B050"/>
+                <w:sz w:val="18"/>
+                <w:szCs w:val="18"/>
+              </w:rPr>
+              <w:t xml:space="preserve"> %}</w:t>
             </w:r>
           </w:p>
           <w:p>
@@ -1618,18 +2031,58 @@
                 <w:sz w:val="18"/>
                 <w:szCs w:val="18"/>
               </w:rPr>
-              <w:t xml:space="preserve"> endif %}</w:t>
-            </w:r>
-          </w:p>
-          <w:p>
-            <w:r>
-              <w:rPr>
-                <w:rFonts w:ascii="Consolas" w:hAnsi="Consolas" w:cs="Arial"/>
-                <w:color w:val="00B050"/>
-                <w:sz w:val="18"/>
-                <w:szCs w:val="18"/>
-              </w:rPr>
-              <w:t>{%p endfor %}</w:t>
+              <w:t xml:space="preserve"> </w:t>
+            </w:r>
+            <w:proofErr w:type="spellStart"/>
+            <w:r>
+              <w:rPr>
+                <w:rFonts w:ascii="Consolas" w:hAnsi="Consolas"/>
+                <w:color w:val="00B050"/>
+                <w:sz w:val="18"/>
+                <w:szCs w:val="18"/>
+              </w:rPr>
+              <w:t>endif</w:t>
+            </w:r>
+            <w:proofErr w:type="spellEnd"/>
+            <w:r>
+              <w:rPr>
+                <w:rFonts w:ascii="Consolas" w:hAnsi="Consolas"/>
+                <w:color w:val="00B050"/>
+                <w:sz w:val="18"/>
+                <w:szCs w:val="18"/>
+              </w:rPr>
+              <w:t xml:space="preserve"> %}</w:t>
+            </w:r>
+          </w:p>
+          <w:p>
+            <w:r>
+              <w:rPr>
+                <w:rFonts w:ascii="Consolas" w:hAnsi="Consolas" w:cs="Arial"/>
+                <w:color w:val="00B050"/>
+                <w:sz w:val="18"/>
+                <w:szCs w:val="18"/>
+              </w:rPr>
+              <w:t xml:space="preserve">{%p </w:t>
+            </w:r>
+            <w:proofErr w:type="spellStart"/>
+            <w:r>
+              <w:rPr>
+                <w:rFonts w:ascii="Consolas" w:hAnsi="Consolas" w:cs="Arial"/>
+                <w:color w:val="00B050"/>
+                <w:sz w:val="18"/>
+                <w:szCs w:val="18"/>
+              </w:rPr>
+              <w:t>endfor</w:t>
+            </w:r>
+            <w:proofErr w:type="spellEnd"/>
+            <w:r>
+              <w:rPr>
+                <w:rFonts w:ascii="Consolas" w:hAnsi="Consolas" w:cs="Arial"/>
+                <w:color w:val="00B050"/>
+                <w:sz w:val="18"/>
+                <w:szCs w:val="18"/>
+              </w:rPr>
+              <w:t xml:space="preserve"> %}</w:t>
             </w:r>
           </w:p>
         </w:tc>
@@ -1685,7 +2138,27 @@
                 <w:sz w:val="18"/>
                 <w:szCs w:val="18"/>
               </w:rPr>
-              <w:t xml:space="preserve">{%p if </w:t>
+              <w:t xml:space="preserve">{%p </w:t>
+            </w:r>
+            <w:proofErr w:type="spellStart"/>
+            <w:r>
+              <w:rPr>
+                <w:rFonts w:ascii="Consolas" w:hAnsi="Consolas" w:cs="Arial"/>
+                <w:color w:val="00B050"/>
+                <w:sz w:val="18"/>
+                <w:szCs w:val="18"/>
+              </w:rPr>
+              <w:t>if</w:t>
+            </w:r>
+            <w:proofErr w:type="spellEnd"/>
+            <w:r>
+              <w:rPr>
+                <w:rFonts w:ascii="Consolas" w:hAnsi="Consolas" w:cs="Arial"/>
+                <w:color w:val="00B050"/>
+                <w:sz w:val="18"/>
+                <w:szCs w:val="18"/>
+              </w:rPr>
+              <w:t xml:space="preserve"> </w:t>
             </w:r>
             <w:r>
               <w:rPr>
@@ -1722,7 +2195,27 @@
                 <w:sz w:val="18"/>
                 <w:szCs w:val="18"/>
               </w:rPr>
-              <w:t>{%p for G in ALLE_</w:t>
+              <w:t xml:space="preserve">{%p </w:t>
+            </w:r>
+            <w:proofErr w:type="spellStart"/>
+            <w:r>
+              <w:rPr>
+                <w:rFonts w:ascii="Consolas" w:hAnsi="Consolas" w:cs="Arial"/>
+                <w:color w:val="00B050"/>
+                <w:sz w:val="18"/>
+                <w:szCs w:val="18"/>
+              </w:rPr>
+              <w:t>for</w:t>
+            </w:r>
+            <w:proofErr w:type="spellEnd"/>
+            <w:r>
+              <w:rPr>
+                <w:rFonts w:ascii="Consolas" w:hAnsi="Consolas" w:cs="Arial"/>
+                <w:color w:val="00B050"/>
+                <w:sz w:val="18"/>
+                <w:szCs w:val="18"/>
+              </w:rPr>
+              <w:t xml:space="preserve"> G in ALLE_</w:t>
             </w:r>
             <w:r>
               <w:rPr>
@@ -1778,7 +2271,37 @@
                 <w:sz w:val="18"/>
                 <w:szCs w:val="18"/>
               </w:rPr>
-              <w:t xml:space="preserve"> if ALLE_</w:t>
+              <w:t xml:space="preserve"> </w:t>
+            </w:r>
+            <w:proofErr w:type="spellStart"/>
+            <w:r>
+              <w:rPr>
+                <w:rFonts w:ascii="Consolas" w:hAnsi="Consolas" w:cs="Arial"/>
+                <w:color w:val="00B050"/>
+                <w:sz w:val="18"/>
+                <w:szCs w:val="18"/>
+              </w:rPr>
+              <w:t>if</w:t>
+            </w:r>
+            <w:proofErr w:type="spellEnd"/>
+            <w:r>
+              <w:rPr>
+                <w:rFonts w:ascii="Consolas" w:hAnsi="Consolas" w:cs="Arial"/>
+                <w:color w:val="00B050"/>
+                <w:sz w:val="18"/>
+                <w:szCs w:val="18"/>
+              </w:rPr>
+              <w:t xml:space="preserve"> </w:t>
+            </w:r>
+            <w:proofErr w:type="spellStart"/>
+            <w:r>
+              <w:rPr>
+                <w:rFonts w:ascii="Consolas" w:hAnsi="Consolas" w:cs="Arial"/>
+                <w:color w:val="00B050"/>
+                <w:sz w:val="18"/>
+                <w:szCs w:val="18"/>
+              </w:rPr>
+              <w:t>ALLE_</w:t>
             </w:r>
             <w:r>
               <w:rPr>
@@ -1796,7 +2319,17 @@
                 <w:sz w:val="18"/>
                 <w:szCs w:val="18"/>
               </w:rPr>
-              <w:t>_LISTE|length &gt; 1 %}</w:t>
+              <w:t>_LISTE|length</w:t>
+            </w:r>
+            <w:proofErr w:type="spellEnd"/>
+            <w:r>
+              <w:rPr>
+                <w:rFonts w:ascii="Consolas" w:hAnsi="Consolas" w:cs="Arial"/>
+                <w:color w:val="00B050"/>
+                <w:sz w:val="18"/>
+                <w:szCs w:val="18"/>
+              </w:rPr>
+              <w:t xml:space="preserve"> &gt; 1 %}</w:t>
             </w:r>
           </w:p>
           <w:p>
@@ -1813,11 +2346,19 @@
                 <w:szCs w:val="22"/>
               </w:rPr>
             </w:pPr>
+            <w:proofErr w:type="gramStart"/>
             <w:r>
               <w:rPr>
                 <w:rStyle w:val="PlatzhalterZchn"/>
               </w:rPr>
-              <w:t>{{ G.NAME }}</w:t>
+              <w:t>{{ G.NAME</w:t>
+            </w:r>
+            <w:proofErr w:type="gramEnd"/>
+            <w:r>
+              <w:rPr>
+                <w:rStyle w:val="PlatzhalterZchn"/>
+              </w:rPr>
+              <w:t xml:space="preserve"> }}</w:t>
             </w:r>
             <w:r>
               <w:t xml:space="preserve">, </w:t>
@@ -1846,7 +2387,27 @@
                 <w:sz w:val="18"/>
                 <w:szCs w:val="18"/>
               </w:rPr>
-              <w:t>{%p if G.VERTRETER_NAME %}</w:t>
+              <w:t xml:space="preserve">{%p </w:t>
+            </w:r>
+            <w:proofErr w:type="spellStart"/>
+            <w:r>
+              <w:rPr>
+                <w:rFonts w:ascii="Consolas" w:hAnsi="Consolas" w:cs="Arial"/>
+                <w:color w:val="00B050"/>
+                <w:sz w:val="18"/>
+                <w:szCs w:val="18"/>
+              </w:rPr>
+              <w:t>if</w:t>
+            </w:r>
+            <w:proofErr w:type="spellEnd"/>
+            <w:r>
+              <w:rPr>
+                <w:rFonts w:ascii="Consolas" w:hAnsi="Consolas" w:cs="Arial"/>
+                <w:color w:val="00B050"/>
+                <w:sz w:val="18"/>
+                <w:szCs w:val="18"/>
+              </w:rPr>
+              <w:t xml:space="preserve"> G.VERTRETER_NAME %}</w:t>
             </w:r>
           </w:p>
           <w:p>
@@ -1864,11 +2425,19 @@
                 <w:color w:val="00B050"/>
               </w:rPr>
             </w:pPr>
+            <w:proofErr w:type="gramStart"/>
             <w:r>
               <w:rPr>
                 <w:rStyle w:val="PlatzhalterZchn"/>
               </w:rPr>
-              <w:t>{{ G.VERTRETER_NAME }}</w:t>
+              <w:t>{{ G.VERTRETER</w:t>
+            </w:r>
+            <w:proofErr w:type="gramEnd"/>
+            <w:r>
+              <w:rPr>
+                <w:rStyle w:val="PlatzhalterZchn"/>
+              </w:rPr>
+              <w:t>_NAME }}</w:t>
             </w:r>
             <w:r>
               <w:t xml:space="preserve">, </w:t>
@@ -1897,7 +2466,27 @@
                 <w:sz w:val="18"/>
                 <w:szCs w:val="18"/>
               </w:rPr>
-              <w:t>{%p endif %}</w:t>
+              <w:t xml:space="preserve">{%p </w:t>
+            </w:r>
+            <w:proofErr w:type="spellStart"/>
+            <w:r>
+              <w:rPr>
+                <w:rFonts w:ascii="Consolas" w:hAnsi="Consolas" w:cs="Arial"/>
+                <w:color w:val="00B050"/>
+                <w:sz w:val="18"/>
+                <w:szCs w:val="18"/>
+              </w:rPr>
+              <w:t>endif</w:t>
+            </w:r>
+            <w:proofErr w:type="spellEnd"/>
+            <w:r>
+              <w:rPr>
+                <w:rFonts w:ascii="Consolas" w:hAnsi="Consolas" w:cs="Arial"/>
+                <w:color w:val="00B050"/>
+                <w:sz w:val="18"/>
+                <w:szCs w:val="18"/>
+              </w:rPr>
+              <w:t xml:space="preserve"> %}</w:t>
             </w:r>
           </w:p>
           <w:p>
@@ -1934,15 +2523,43 @@
                 <w:sz w:val="18"/>
                 <w:szCs w:val="18"/>
               </w:rPr>
-              <w:t xml:space="preserve"> else %}</w:t>
-            </w:r>
-          </w:p>
-          <w:p>
+              <w:t xml:space="preserve"> </w:t>
+            </w:r>
+            <w:proofErr w:type="spellStart"/>
+            <w:r>
+              <w:rPr>
+                <w:rFonts w:ascii="Consolas" w:hAnsi="Consolas" w:cs="Arial"/>
+                <w:color w:val="00B050"/>
+                <w:sz w:val="18"/>
+                <w:szCs w:val="18"/>
+              </w:rPr>
+              <w:t>else</w:t>
+            </w:r>
+            <w:proofErr w:type="spellEnd"/>
+            <w:r>
+              <w:rPr>
+                <w:rFonts w:ascii="Consolas" w:hAnsi="Consolas" w:cs="Arial"/>
+                <w:color w:val="00B050"/>
+                <w:sz w:val="18"/>
+                <w:szCs w:val="18"/>
+              </w:rPr>
+              <w:t xml:space="preserve"> %}</w:t>
+            </w:r>
+          </w:p>
+          <w:p>
+            <w:proofErr w:type="gramStart"/>
             <w:r>
               <w:rPr>
                 <w:rStyle w:val="PlatzhalterZchn"/>
               </w:rPr>
-              <w:t>{{ G.NAME }}</w:t>
+              <w:t>{{ G.NAME</w:t>
+            </w:r>
+            <w:proofErr w:type="gramEnd"/>
+            <w:r>
+              <w:rPr>
+                <w:rStyle w:val="PlatzhalterZchn"/>
+              </w:rPr>
+              <w:t xml:space="preserve"> }}</w:t>
             </w:r>
             <w:r>
               <w:t xml:space="preserve">, </w:t>
@@ -1970,7 +2587,27 @@
                 <w:sz w:val="18"/>
                 <w:szCs w:val="18"/>
               </w:rPr>
-              <w:t>{%p if G.VERTRETER_NAME %}</w:t>
+              <w:t xml:space="preserve">{%p </w:t>
+            </w:r>
+            <w:proofErr w:type="spellStart"/>
+            <w:r>
+              <w:rPr>
+                <w:rFonts w:ascii="Consolas" w:hAnsi="Consolas" w:cs="Arial"/>
+                <w:color w:val="00B050"/>
+                <w:sz w:val="18"/>
+                <w:szCs w:val="18"/>
+              </w:rPr>
+              <w:t>if</w:t>
+            </w:r>
+            <w:proofErr w:type="spellEnd"/>
+            <w:r>
+              <w:rPr>
+                <w:rFonts w:ascii="Consolas" w:hAnsi="Consolas" w:cs="Arial"/>
+                <w:color w:val="00B050"/>
+                <w:sz w:val="18"/>
+                <w:szCs w:val="18"/>
+              </w:rPr>
+              <w:t xml:space="preserve"> G.VERTRETER_NAME %}</w:t>
             </w:r>
           </w:p>
           <w:p>
@@ -1985,11 +2622,19 @@
             <w:pPr>
               <w:ind w:left="37"/>
             </w:pPr>
+            <w:proofErr w:type="gramStart"/>
             <w:r>
               <w:rPr>
                 <w:rStyle w:val="PlatzhalterZchn"/>
               </w:rPr>
-              <w:t>{{ G.VERTRETER_NAME }}</w:t>
+              <w:t>{{ G.VERTRETER</w:t>
+            </w:r>
+            <w:proofErr w:type="gramEnd"/>
+            <w:r>
+              <w:rPr>
+                <w:rStyle w:val="PlatzhalterZchn"/>
+              </w:rPr>
+              <w:t>_NAME }}</w:t>
             </w:r>
             <w:r>
               <w:t xml:space="preserve">, </w:t>
@@ -2017,73 +2662,153 @@
                 <w:sz w:val="18"/>
                 <w:szCs w:val="18"/>
               </w:rPr>
-              <w:t>{%p endif %}</w:t>
-            </w:r>
-          </w:p>
-          <w:p>
-            <w:pPr>
-              <w:rPr>
-                <w:rFonts w:ascii="Consolas" w:hAnsi="Consolas" w:cs="Arial"/>
-                <w:color w:val="00B050"/>
-                <w:sz w:val="18"/>
-                <w:szCs w:val="18"/>
-              </w:rPr>
-            </w:pPr>
-            <w:r>
-              <w:rPr>
-                <w:rFonts w:ascii="Consolas" w:hAnsi="Consolas" w:cs="Arial"/>
-                <w:color w:val="00B050"/>
-                <w:sz w:val="18"/>
-                <w:szCs w:val="18"/>
-              </w:rPr>
-              <w:t>{%p endif %}</w:t>
-            </w:r>
-          </w:p>
-          <w:p>
-            <w:pPr>
-              <w:rPr>
-                <w:rFonts w:ascii="Consolas" w:hAnsi="Consolas" w:cs="Arial"/>
-                <w:color w:val="00B050"/>
-                <w:sz w:val="18"/>
-                <w:szCs w:val="18"/>
-              </w:rPr>
-            </w:pPr>
-            <w:r>
-              <w:rPr>
-                <w:rFonts w:ascii="Consolas" w:hAnsi="Consolas" w:cs="Arial"/>
-                <w:color w:val="00B050"/>
-                <w:sz w:val="18"/>
-                <w:szCs w:val="18"/>
-              </w:rPr>
-              <w:t>{%p endfor %}</w:t>
-            </w:r>
-          </w:p>
-          <w:p>
-            <w:pPr>
-              <w:rPr>
-                <w:rFonts w:ascii="Consolas" w:hAnsi="Consolas"/>
-                <w:color w:val="00B050"/>
-                <w:sz w:val="18"/>
-                <w:szCs w:val="18"/>
-              </w:rPr>
-            </w:pPr>
-            <w:r>
-              <w:rPr>
-                <w:rFonts w:ascii="Consolas" w:hAnsi="Consolas" w:cs="Arial"/>
-                <w:color w:val="00B050"/>
-                <w:sz w:val="18"/>
-                <w:szCs w:val="18"/>
-              </w:rPr>
-              <w:t>{%p el</w:t>
-            </w:r>
-            <w:r>
-              <w:rPr>
-                <w:rFonts w:ascii="Consolas" w:hAnsi="Consolas"/>
-                <w:color w:val="00B050"/>
-                <w:sz w:val="18"/>
-                <w:szCs w:val="18"/>
-              </w:rPr>
-              <w:t xml:space="preserve">if </w:t>
+              <w:t xml:space="preserve">{%p </w:t>
+            </w:r>
+            <w:proofErr w:type="spellStart"/>
+            <w:r>
+              <w:rPr>
+                <w:rFonts w:ascii="Consolas" w:hAnsi="Consolas" w:cs="Arial"/>
+                <w:color w:val="00B050"/>
+                <w:sz w:val="18"/>
+                <w:szCs w:val="18"/>
+              </w:rPr>
+              <w:t>endif</w:t>
+            </w:r>
+            <w:proofErr w:type="spellEnd"/>
+            <w:r>
+              <w:rPr>
+                <w:rFonts w:ascii="Consolas" w:hAnsi="Consolas" w:cs="Arial"/>
+                <w:color w:val="00B050"/>
+                <w:sz w:val="18"/>
+                <w:szCs w:val="18"/>
+              </w:rPr>
+              <w:t xml:space="preserve"> %}</w:t>
+            </w:r>
+          </w:p>
+          <w:p>
+            <w:pPr>
+              <w:rPr>
+                <w:rFonts w:ascii="Consolas" w:hAnsi="Consolas" w:cs="Arial"/>
+                <w:color w:val="00B050"/>
+                <w:sz w:val="18"/>
+                <w:szCs w:val="18"/>
+              </w:rPr>
+            </w:pPr>
+            <w:r>
+              <w:rPr>
+                <w:rFonts w:ascii="Consolas" w:hAnsi="Consolas" w:cs="Arial"/>
+                <w:color w:val="00B050"/>
+                <w:sz w:val="18"/>
+                <w:szCs w:val="18"/>
+              </w:rPr>
+              <w:t xml:space="preserve">{%p </w:t>
+            </w:r>
+            <w:proofErr w:type="spellStart"/>
+            <w:r>
+              <w:rPr>
+                <w:rFonts w:ascii="Consolas" w:hAnsi="Consolas" w:cs="Arial"/>
+                <w:color w:val="00B050"/>
+                <w:sz w:val="18"/>
+                <w:szCs w:val="18"/>
+              </w:rPr>
+              <w:t>endif</w:t>
+            </w:r>
+            <w:proofErr w:type="spellEnd"/>
+            <w:r>
+              <w:rPr>
+                <w:rFonts w:ascii="Consolas" w:hAnsi="Consolas" w:cs="Arial"/>
+                <w:color w:val="00B050"/>
+                <w:sz w:val="18"/>
+                <w:szCs w:val="18"/>
+              </w:rPr>
+              <w:t xml:space="preserve"> %}</w:t>
+            </w:r>
+          </w:p>
+          <w:p>
+            <w:pPr>
+              <w:rPr>
+                <w:rFonts w:ascii="Consolas" w:hAnsi="Consolas" w:cs="Arial"/>
+                <w:color w:val="00B050"/>
+                <w:sz w:val="18"/>
+                <w:szCs w:val="18"/>
+              </w:rPr>
+            </w:pPr>
+            <w:r>
+              <w:rPr>
+                <w:rFonts w:ascii="Consolas" w:hAnsi="Consolas" w:cs="Arial"/>
+                <w:color w:val="00B050"/>
+                <w:sz w:val="18"/>
+                <w:szCs w:val="18"/>
+              </w:rPr>
+              <w:t xml:space="preserve">{%p </w:t>
+            </w:r>
+            <w:proofErr w:type="spellStart"/>
+            <w:r>
+              <w:rPr>
+                <w:rFonts w:ascii="Consolas" w:hAnsi="Consolas" w:cs="Arial"/>
+                <w:color w:val="00B050"/>
+                <w:sz w:val="18"/>
+                <w:szCs w:val="18"/>
+              </w:rPr>
+              <w:t>endfor</w:t>
+            </w:r>
+            <w:proofErr w:type="spellEnd"/>
+            <w:r>
+              <w:rPr>
+                <w:rFonts w:ascii="Consolas" w:hAnsi="Consolas" w:cs="Arial"/>
+                <w:color w:val="00B050"/>
+                <w:sz w:val="18"/>
+                <w:szCs w:val="18"/>
+              </w:rPr>
+              <w:t xml:space="preserve"> %}</w:t>
+            </w:r>
+          </w:p>
+          <w:p>
+            <w:pPr>
+              <w:rPr>
+                <w:rFonts w:ascii="Consolas" w:hAnsi="Consolas"/>
+                <w:color w:val="00B050"/>
+                <w:sz w:val="18"/>
+                <w:szCs w:val="18"/>
+              </w:rPr>
+            </w:pPr>
+            <w:r>
+              <w:rPr>
+                <w:rFonts w:ascii="Consolas" w:hAnsi="Consolas" w:cs="Arial"/>
+                <w:color w:val="00B050"/>
+                <w:sz w:val="18"/>
+                <w:szCs w:val="18"/>
+              </w:rPr>
+              <w:t xml:space="preserve">{%p </w:t>
+            </w:r>
+            <w:proofErr w:type="spellStart"/>
+            <w:r>
+              <w:rPr>
+                <w:rFonts w:ascii="Consolas" w:hAnsi="Consolas" w:cs="Arial"/>
+                <w:color w:val="00B050"/>
+                <w:sz w:val="18"/>
+                <w:szCs w:val="18"/>
+              </w:rPr>
+              <w:t>el</w:t>
+            </w:r>
+            <w:r>
+              <w:rPr>
+                <w:rFonts w:ascii="Consolas" w:hAnsi="Consolas"/>
+                <w:color w:val="00B050"/>
+                <w:sz w:val="18"/>
+                <w:szCs w:val="18"/>
+              </w:rPr>
+              <w:t>if</w:t>
+            </w:r>
+            <w:proofErr w:type="spellEnd"/>
+            <w:r>
+              <w:rPr>
+                <w:rFonts w:ascii="Consolas" w:hAnsi="Consolas"/>
+                <w:color w:val="00B050"/>
+                <w:sz w:val="18"/>
+                <w:szCs w:val="18"/>
+              </w:rPr>
+              <w:t xml:space="preserve"> </w:t>
             </w:r>
             <w:r>
               <w:rPr>
@@ -2143,7 +2868,27 @@
                 <w:sz w:val="18"/>
                 <w:szCs w:val="18"/>
               </w:rPr>
-              <w:t xml:space="preserve"> elif </w:t>
+              <w:t xml:space="preserve"> </w:t>
+            </w:r>
+            <w:proofErr w:type="spellStart"/>
+            <w:r>
+              <w:rPr>
+                <w:rFonts w:ascii="Consolas" w:hAnsi="Consolas"/>
+                <w:color w:val="00B050"/>
+                <w:sz w:val="18"/>
+                <w:szCs w:val="18"/>
+              </w:rPr>
+              <w:t>elif</w:t>
+            </w:r>
+            <w:proofErr w:type="spellEnd"/>
+            <w:r>
+              <w:rPr>
+                <w:rFonts w:ascii="Consolas" w:hAnsi="Consolas"/>
+                <w:color w:val="00B050"/>
+                <w:sz w:val="18"/>
+                <w:szCs w:val="18"/>
+              </w:rPr>
+              <w:t xml:space="preserve"> </w:t>
             </w:r>
             <w:r>
               <w:rPr>
@@ -2203,7 +2948,27 @@
                 <w:sz w:val="18"/>
                 <w:szCs w:val="18"/>
               </w:rPr>
-              <w:t xml:space="preserve"> else %}</w:t>
+              <w:t xml:space="preserve"> </w:t>
+            </w:r>
+            <w:proofErr w:type="spellStart"/>
+            <w:r>
+              <w:rPr>
+                <w:rFonts w:ascii="Consolas" w:hAnsi="Consolas"/>
+                <w:color w:val="00B050"/>
+                <w:sz w:val="18"/>
+                <w:szCs w:val="18"/>
+              </w:rPr>
+              <w:t>else</w:t>
+            </w:r>
+            <w:proofErr w:type="spellEnd"/>
+            <w:r>
+              <w:rPr>
+                <w:rFonts w:ascii="Consolas" w:hAnsi="Consolas"/>
+                <w:color w:val="00B050"/>
+                <w:sz w:val="18"/>
+                <w:szCs w:val="18"/>
+              </w:rPr>
+              <w:t xml:space="preserve"> %}</w:t>
             </w:r>
           </w:p>
           <w:p>
@@ -2219,7 +2984,27 @@
                 <w:sz w:val="18"/>
                 <w:szCs w:val="18"/>
               </w:rPr>
-              <w:t>{%p endif %}</w:t>
+              <w:t xml:space="preserve">{%p </w:t>
+            </w:r>
+            <w:proofErr w:type="spellStart"/>
+            <w:r>
+              <w:rPr>
+                <w:rFonts w:ascii="Consolas" w:hAnsi="Consolas" w:cs="Arial"/>
+                <w:color w:val="00B050"/>
+                <w:sz w:val="18"/>
+                <w:szCs w:val="18"/>
+              </w:rPr>
+              <w:t>endif</w:t>
+            </w:r>
+            <w:proofErr w:type="spellEnd"/>
+            <w:r>
+              <w:rPr>
+                <w:rFonts w:ascii="Consolas" w:hAnsi="Consolas" w:cs="Arial"/>
+                <w:color w:val="00B050"/>
+                <w:sz w:val="18"/>
+                <w:szCs w:val="18"/>
+              </w:rPr>
+              <w:t xml:space="preserve"> %}</w:t>
             </w:r>
           </w:p>
         </w:tc>
@@ -2274,7 +3059,27 @@
                 <w:sz w:val="18"/>
                 <w:szCs w:val="18"/>
               </w:rPr>
-              <w:t xml:space="preserve">{%p if </w:t>
+              <w:t xml:space="preserve">{%p </w:t>
+            </w:r>
+            <w:proofErr w:type="spellStart"/>
+            <w:r>
+              <w:rPr>
+                <w:rFonts w:ascii="Consolas" w:hAnsi="Consolas" w:cs="Arial"/>
+                <w:color w:val="00B050"/>
+                <w:sz w:val="18"/>
+                <w:szCs w:val="18"/>
+              </w:rPr>
+              <w:t>if</w:t>
+            </w:r>
+            <w:proofErr w:type="spellEnd"/>
+            <w:r>
+              <w:rPr>
+                <w:rFonts w:ascii="Consolas" w:hAnsi="Consolas" w:cs="Arial"/>
+                <w:color w:val="00B050"/>
+                <w:sz w:val="18"/>
+                <w:szCs w:val="18"/>
+              </w:rPr>
+              <w:t xml:space="preserve"> </w:t>
             </w:r>
             <w:r>
               <w:rPr>
@@ -2329,7 +3134,27 @@
                 <w:sz w:val="18"/>
                 <w:szCs w:val="18"/>
               </w:rPr>
-              <w:t>{%p for G in ALLE_</w:t>
+              <w:t xml:space="preserve">{%p </w:t>
+            </w:r>
+            <w:proofErr w:type="spellStart"/>
+            <w:r>
+              <w:rPr>
+                <w:rFonts w:ascii="Consolas" w:hAnsi="Consolas" w:cs="Arial"/>
+                <w:color w:val="00B050"/>
+                <w:sz w:val="18"/>
+                <w:szCs w:val="18"/>
+              </w:rPr>
+              <w:t>for</w:t>
+            </w:r>
+            <w:proofErr w:type="spellEnd"/>
+            <w:r>
+              <w:rPr>
+                <w:rFonts w:ascii="Consolas" w:hAnsi="Consolas" w:cs="Arial"/>
+                <w:color w:val="00B050"/>
+                <w:sz w:val="18"/>
+                <w:szCs w:val="18"/>
+              </w:rPr>
+              <w:t xml:space="preserve"> G in ALLE_</w:t>
             </w:r>
             <w:r>
               <w:rPr>
@@ -2385,7 +3210,37 @@
                 <w:sz w:val="18"/>
                 <w:szCs w:val="18"/>
               </w:rPr>
-              <w:t xml:space="preserve"> if ALLE_</w:t>
+              <w:t xml:space="preserve"> </w:t>
+            </w:r>
+            <w:proofErr w:type="spellStart"/>
+            <w:r>
+              <w:rPr>
+                <w:rFonts w:ascii="Consolas" w:hAnsi="Consolas" w:cs="Arial"/>
+                <w:color w:val="00B050"/>
+                <w:sz w:val="18"/>
+                <w:szCs w:val="18"/>
+              </w:rPr>
+              <w:t>if</w:t>
+            </w:r>
+            <w:proofErr w:type="spellEnd"/>
+            <w:r>
+              <w:rPr>
+                <w:rFonts w:ascii="Consolas" w:hAnsi="Consolas" w:cs="Arial"/>
+                <w:color w:val="00B050"/>
+                <w:sz w:val="18"/>
+                <w:szCs w:val="18"/>
+              </w:rPr>
+              <w:t xml:space="preserve"> </w:t>
+            </w:r>
+            <w:proofErr w:type="spellStart"/>
+            <w:r>
+              <w:rPr>
+                <w:rFonts w:ascii="Consolas" w:hAnsi="Consolas" w:cs="Arial"/>
+                <w:color w:val="00B050"/>
+                <w:sz w:val="18"/>
+                <w:szCs w:val="18"/>
+              </w:rPr>
+              <w:t>ALLE_</w:t>
             </w:r>
             <w:r>
               <w:rPr>
@@ -2403,7 +3258,17 @@
                 <w:sz w:val="18"/>
                 <w:szCs w:val="18"/>
               </w:rPr>
-              <w:t>_LISTE|length &gt; 1 %}</w:t>
+              <w:t>_LISTE|length</w:t>
+            </w:r>
+            <w:proofErr w:type="spellEnd"/>
+            <w:r>
+              <w:rPr>
+                <w:rFonts w:ascii="Consolas" w:hAnsi="Consolas" w:cs="Arial"/>
+                <w:color w:val="00B050"/>
+                <w:sz w:val="18"/>
+                <w:szCs w:val="18"/>
+              </w:rPr>
+              <w:t xml:space="preserve"> &gt; 1 %}</w:t>
             </w:r>
           </w:p>
           <w:p>
@@ -2420,11 +3285,19 @@
                 <w:szCs w:val="22"/>
               </w:rPr>
             </w:pPr>
+            <w:proofErr w:type="gramStart"/>
             <w:r>
               <w:rPr>
                 <w:rStyle w:val="PlatzhalterZchn"/>
               </w:rPr>
-              <w:t>{{ G.NAME }}</w:t>
+              <w:t>{{ G.NAME</w:t>
+            </w:r>
+            <w:proofErr w:type="gramEnd"/>
+            <w:r>
+              <w:rPr>
+                <w:rStyle w:val="PlatzhalterZchn"/>
+              </w:rPr>
+              <w:t xml:space="preserve"> }}</w:t>
             </w:r>
             <w:r>
               <w:t xml:space="preserve">, </w:t>
@@ -2453,7 +3326,27 @@
                 <w:sz w:val="18"/>
                 <w:szCs w:val="18"/>
               </w:rPr>
-              <w:t>{%p if G.VERTRETER_NAME %}</w:t>
+              <w:t xml:space="preserve">{%p </w:t>
+            </w:r>
+            <w:proofErr w:type="spellStart"/>
+            <w:r>
+              <w:rPr>
+                <w:rFonts w:ascii="Consolas" w:hAnsi="Consolas" w:cs="Arial"/>
+                <w:color w:val="00B050"/>
+                <w:sz w:val="18"/>
+                <w:szCs w:val="18"/>
+              </w:rPr>
+              <w:t>if</w:t>
+            </w:r>
+            <w:proofErr w:type="spellEnd"/>
+            <w:r>
+              <w:rPr>
+                <w:rFonts w:ascii="Consolas" w:hAnsi="Consolas" w:cs="Arial"/>
+                <w:color w:val="00B050"/>
+                <w:sz w:val="18"/>
+                <w:szCs w:val="18"/>
+              </w:rPr>
+              <w:t xml:space="preserve"> G.VERTRETER_NAME %}</w:t>
             </w:r>
           </w:p>
           <w:p>
@@ -2468,11 +3361,19 @@
             <w:pPr>
               <w:ind w:left="357"/>
             </w:pPr>
+            <w:proofErr w:type="gramStart"/>
             <w:r>
               <w:rPr>
                 <w:rStyle w:val="PlatzhalterZchn"/>
               </w:rPr>
-              <w:t>{{ G.VERTRETER_NAME }}</w:t>
+              <w:t>{{ G.VERTRETER</w:t>
+            </w:r>
+            <w:proofErr w:type="gramEnd"/>
+            <w:r>
+              <w:rPr>
+                <w:rStyle w:val="PlatzhalterZchn"/>
+              </w:rPr>
+              <w:t>_NAME }}</w:t>
             </w:r>
             <w:r>
               <w:t xml:space="preserve">, </w:t>
@@ -2501,7 +3402,27 @@
                 <w:sz w:val="18"/>
                 <w:szCs w:val="18"/>
               </w:rPr>
-              <w:t>{%p endif %}</w:t>
+              <w:t xml:space="preserve">{%p </w:t>
+            </w:r>
+            <w:proofErr w:type="spellStart"/>
+            <w:r>
+              <w:rPr>
+                <w:rFonts w:ascii="Consolas" w:hAnsi="Consolas" w:cs="Arial"/>
+                <w:color w:val="00B050"/>
+                <w:sz w:val="18"/>
+                <w:szCs w:val="18"/>
+              </w:rPr>
+              <w:t>endif</w:t>
+            </w:r>
+            <w:proofErr w:type="spellEnd"/>
+            <w:r>
+              <w:rPr>
+                <w:rFonts w:ascii="Consolas" w:hAnsi="Consolas" w:cs="Arial"/>
+                <w:color w:val="00B050"/>
+                <w:sz w:val="18"/>
+                <w:szCs w:val="18"/>
+              </w:rPr>
+              <w:t xml:space="preserve"> %}</w:t>
             </w:r>
           </w:p>
           <w:p>
@@ -2538,15 +3459,43 @@
                 <w:sz w:val="18"/>
                 <w:szCs w:val="18"/>
               </w:rPr>
-              <w:t xml:space="preserve"> else %}</w:t>
-            </w:r>
-          </w:p>
-          <w:p>
+              <w:t xml:space="preserve"> </w:t>
+            </w:r>
+            <w:proofErr w:type="spellStart"/>
+            <w:r>
+              <w:rPr>
+                <w:rFonts w:ascii="Consolas" w:hAnsi="Consolas" w:cs="Arial"/>
+                <w:color w:val="00B050"/>
+                <w:sz w:val="18"/>
+                <w:szCs w:val="18"/>
+              </w:rPr>
+              <w:t>else</w:t>
+            </w:r>
+            <w:proofErr w:type="spellEnd"/>
+            <w:r>
+              <w:rPr>
+                <w:rFonts w:ascii="Consolas" w:hAnsi="Consolas" w:cs="Arial"/>
+                <w:color w:val="00B050"/>
+                <w:sz w:val="18"/>
+                <w:szCs w:val="18"/>
+              </w:rPr>
+              <w:t xml:space="preserve"> %}</w:t>
+            </w:r>
+          </w:p>
+          <w:p>
+            <w:proofErr w:type="gramStart"/>
             <w:r>
               <w:rPr>
                 <w:rStyle w:val="PlatzhalterZchn"/>
               </w:rPr>
-              <w:t>{{ G.NAME }}</w:t>
+              <w:t>{{ G.NAME</w:t>
+            </w:r>
+            <w:proofErr w:type="gramEnd"/>
+            <w:r>
+              <w:rPr>
+                <w:rStyle w:val="PlatzhalterZchn"/>
+              </w:rPr>
+              <w:t xml:space="preserve"> }}</w:t>
             </w:r>
             <w:r>
               <w:t xml:space="preserve">, </w:t>
@@ -2574,7 +3523,27 @@
                 <w:sz w:val="18"/>
                 <w:szCs w:val="18"/>
               </w:rPr>
-              <w:t>{%p if G.VERTRETER_NAME %}</w:t>
+              <w:t xml:space="preserve">{%p </w:t>
+            </w:r>
+            <w:proofErr w:type="spellStart"/>
+            <w:r>
+              <w:rPr>
+                <w:rFonts w:ascii="Consolas" w:hAnsi="Consolas" w:cs="Arial"/>
+                <w:color w:val="00B050"/>
+                <w:sz w:val="18"/>
+                <w:szCs w:val="18"/>
+              </w:rPr>
+              <w:t>if</w:t>
+            </w:r>
+            <w:proofErr w:type="spellEnd"/>
+            <w:r>
+              <w:rPr>
+                <w:rFonts w:ascii="Consolas" w:hAnsi="Consolas" w:cs="Arial"/>
+                <w:color w:val="00B050"/>
+                <w:sz w:val="18"/>
+                <w:szCs w:val="18"/>
+              </w:rPr>
+              <w:t xml:space="preserve"> G.VERTRETER_NAME %}</w:t>
             </w:r>
           </w:p>
           <w:p>
@@ -2589,11 +3558,19 @@
             <w:pPr>
               <w:ind w:left="37"/>
             </w:pPr>
+            <w:proofErr w:type="gramStart"/>
             <w:r>
               <w:rPr>
                 <w:rStyle w:val="PlatzhalterZchn"/>
               </w:rPr>
-              <w:t>{{ G.VERTRETER_NAME }}</w:t>
+              <w:t>{{ G.VERTRETER</w:t>
+            </w:r>
+            <w:proofErr w:type="gramEnd"/>
+            <w:r>
+              <w:rPr>
+                <w:rStyle w:val="PlatzhalterZchn"/>
+              </w:rPr>
+              <w:t>_NAME }}</w:t>
             </w:r>
             <w:r>
               <w:t xml:space="preserve">, </w:t>
@@ -2621,73 +3598,154 @@
                 <w:sz w:val="18"/>
                 <w:szCs w:val="18"/>
               </w:rPr>
-              <w:t>{%p endif %}</w:t>
-            </w:r>
-          </w:p>
-          <w:p>
-            <w:pPr>
-              <w:rPr>
-                <w:rFonts w:ascii="Consolas" w:hAnsi="Consolas" w:cs="Arial"/>
-                <w:color w:val="00B050"/>
-                <w:sz w:val="18"/>
-                <w:szCs w:val="18"/>
-              </w:rPr>
-            </w:pPr>
-            <w:r>
-              <w:rPr>
-                <w:rFonts w:ascii="Consolas" w:hAnsi="Consolas" w:cs="Arial"/>
-                <w:color w:val="00B050"/>
-                <w:sz w:val="18"/>
-                <w:szCs w:val="18"/>
-              </w:rPr>
-              <w:t>{%p endif %}</w:t>
-            </w:r>
-          </w:p>
-          <w:p>
-            <w:pPr>
-              <w:rPr>
-                <w:rFonts w:ascii="Consolas" w:hAnsi="Consolas" w:cs="Arial"/>
-                <w:color w:val="00B050"/>
-                <w:sz w:val="18"/>
-                <w:szCs w:val="18"/>
-              </w:rPr>
-            </w:pPr>
-            <w:r>
-              <w:rPr>
-                <w:rFonts w:ascii="Consolas" w:hAnsi="Consolas" w:cs="Arial"/>
-                <w:color w:val="00B050"/>
-                <w:sz w:val="18"/>
-                <w:szCs w:val="18"/>
-              </w:rPr>
-              <w:t>{%p endfor %}</w:t>
-            </w:r>
-          </w:p>
-          <w:p>
-            <w:pPr>
-              <w:rPr>
-                <w:rFonts w:ascii="Consolas" w:hAnsi="Consolas"/>
-                <w:color w:val="00B050"/>
-                <w:sz w:val="18"/>
-                <w:szCs w:val="18"/>
-              </w:rPr>
-            </w:pPr>
-            <w:r>
-              <w:rPr>
-                <w:rFonts w:ascii="Consolas" w:hAnsi="Consolas" w:cs="Arial"/>
-                <w:color w:val="00B050"/>
-                <w:sz w:val="18"/>
-                <w:szCs w:val="18"/>
-              </w:rPr>
-              <w:t>{%p el</w:t>
-            </w:r>
-            <w:r>
-              <w:rPr>
-                <w:rFonts w:ascii="Consolas" w:hAnsi="Consolas"/>
-                <w:color w:val="00B050"/>
-                <w:sz w:val="18"/>
-                <w:szCs w:val="18"/>
-              </w:rPr>
-              <w:t xml:space="preserve">if </w:t>
+              <w:t xml:space="preserve">{%p </w:t>
+            </w:r>
+            <w:proofErr w:type="spellStart"/>
+            <w:r>
+              <w:rPr>
+                <w:rFonts w:ascii="Consolas" w:hAnsi="Consolas" w:cs="Arial"/>
+                <w:color w:val="00B050"/>
+                <w:sz w:val="18"/>
+                <w:szCs w:val="18"/>
+              </w:rPr>
+              <w:t>endif</w:t>
+            </w:r>
+            <w:proofErr w:type="spellEnd"/>
+            <w:r>
+              <w:rPr>
+                <w:rFonts w:ascii="Consolas" w:hAnsi="Consolas" w:cs="Arial"/>
+                <w:color w:val="00B050"/>
+                <w:sz w:val="18"/>
+                <w:szCs w:val="18"/>
+              </w:rPr>
+              <w:t xml:space="preserve"> %}</w:t>
+            </w:r>
+          </w:p>
+          <w:p>
+            <w:pPr>
+              <w:rPr>
+                <w:rFonts w:ascii="Consolas" w:hAnsi="Consolas" w:cs="Arial"/>
+                <w:color w:val="00B050"/>
+                <w:sz w:val="18"/>
+                <w:szCs w:val="18"/>
+              </w:rPr>
+            </w:pPr>
+            <w:r>
+              <w:rPr>
+                <w:rFonts w:ascii="Consolas" w:hAnsi="Consolas" w:cs="Arial"/>
+                <w:color w:val="00B050"/>
+                <w:sz w:val="18"/>
+                <w:szCs w:val="18"/>
+              </w:rPr>
+              <w:t xml:space="preserve">{%p </w:t>
+            </w:r>
+            <w:proofErr w:type="spellStart"/>
+            <w:r>
+              <w:rPr>
+                <w:rFonts w:ascii="Consolas" w:hAnsi="Consolas" w:cs="Arial"/>
+                <w:color w:val="00B050"/>
+                <w:sz w:val="18"/>
+                <w:szCs w:val="18"/>
+              </w:rPr>
+              <w:t>endif</w:t>
+            </w:r>
+            <w:proofErr w:type="spellEnd"/>
+            <w:r>
+              <w:rPr>
+                <w:rFonts w:ascii="Consolas" w:hAnsi="Consolas" w:cs="Arial"/>
+                <w:color w:val="00B050"/>
+                <w:sz w:val="18"/>
+                <w:szCs w:val="18"/>
+              </w:rPr>
+              <w:t xml:space="preserve"> %}</w:t>
+            </w:r>
+          </w:p>
+          <w:p>
+            <w:pPr>
+              <w:rPr>
+                <w:rFonts w:ascii="Consolas" w:hAnsi="Consolas" w:cs="Arial"/>
+                <w:color w:val="00B050"/>
+                <w:sz w:val="18"/>
+                <w:szCs w:val="18"/>
+              </w:rPr>
+            </w:pPr>
+            <w:r>
+              <w:rPr>
+                <w:rFonts w:ascii="Consolas" w:hAnsi="Consolas" w:cs="Arial"/>
+                <w:color w:val="00B050"/>
+                <w:sz w:val="18"/>
+                <w:szCs w:val="18"/>
+              </w:rPr>
+              <w:t xml:space="preserve">{%p </w:t>
+            </w:r>
+            <w:proofErr w:type="spellStart"/>
+            <w:r>
+              <w:rPr>
+                <w:rFonts w:ascii="Consolas" w:hAnsi="Consolas" w:cs="Arial"/>
+                <w:color w:val="00B050"/>
+                <w:sz w:val="18"/>
+                <w:szCs w:val="18"/>
+              </w:rPr>
+              <w:t>endfor</w:t>
+            </w:r>
+            <w:proofErr w:type="spellEnd"/>
+            <w:r>
+              <w:rPr>
+                <w:rFonts w:ascii="Consolas" w:hAnsi="Consolas" w:cs="Arial"/>
+                <w:color w:val="00B050"/>
+                <w:sz w:val="18"/>
+                <w:szCs w:val="18"/>
+              </w:rPr>
+              <w:t xml:space="preserve"> %}</w:t>
+            </w:r>
+          </w:p>
+          <w:p>
+            <w:pPr>
+              <w:rPr>
+                <w:rFonts w:ascii="Consolas" w:hAnsi="Consolas"/>
+                <w:color w:val="00B050"/>
+                <w:sz w:val="18"/>
+                <w:szCs w:val="18"/>
+              </w:rPr>
+            </w:pPr>
+            <w:r>
+              <w:rPr>
+                <w:rFonts w:ascii="Consolas" w:hAnsi="Consolas" w:cs="Arial"/>
+                <w:color w:val="00B050"/>
+                <w:sz w:val="18"/>
+                <w:szCs w:val="18"/>
+              </w:rPr>
+              <w:lastRenderedPageBreak/>
+              <w:t xml:space="preserve">{%p </w:t>
+            </w:r>
+            <w:proofErr w:type="spellStart"/>
+            <w:r>
+              <w:rPr>
+                <w:rFonts w:ascii="Consolas" w:hAnsi="Consolas" w:cs="Arial"/>
+                <w:color w:val="00B050"/>
+                <w:sz w:val="18"/>
+                <w:szCs w:val="18"/>
+              </w:rPr>
+              <w:t>el</w:t>
+            </w:r>
+            <w:r>
+              <w:rPr>
+                <w:rFonts w:ascii="Consolas" w:hAnsi="Consolas"/>
+                <w:color w:val="00B050"/>
+                <w:sz w:val="18"/>
+                <w:szCs w:val="18"/>
+              </w:rPr>
+              <w:t>if</w:t>
+            </w:r>
+            <w:proofErr w:type="spellEnd"/>
+            <w:r>
+              <w:rPr>
+                <w:rFonts w:ascii="Consolas" w:hAnsi="Consolas"/>
+                <w:color w:val="00B050"/>
+                <w:sz w:val="18"/>
+                <w:szCs w:val="18"/>
+              </w:rPr>
+              <w:t xml:space="preserve"> </w:t>
             </w:r>
             <w:r>
               <w:rPr>
@@ -2747,7 +3805,27 @@
                 <w:sz w:val="18"/>
                 <w:szCs w:val="18"/>
               </w:rPr>
-              <w:t xml:space="preserve"> elif </w:t>
+              <w:t xml:space="preserve"> </w:t>
+            </w:r>
+            <w:proofErr w:type="spellStart"/>
+            <w:r>
+              <w:rPr>
+                <w:rFonts w:ascii="Consolas" w:hAnsi="Consolas"/>
+                <w:color w:val="00B050"/>
+                <w:sz w:val="18"/>
+                <w:szCs w:val="18"/>
+              </w:rPr>
+              <w:t>elif</w:t>
+            </w:r>
+            <w:proofErr w:type="spellEnd"/>
+            <w:r>
+              <w:rPr>
+                <w:rFonts w:ascii="Consolas" w:hAnsi="Consolas"/>
+                <w:color w:val="00B050"/>
+                <w:sz w:val="18"/>
+                <w:szCs w:val="18"/>
+              </w:rPr>
+              <w:t xml:space="preserve"> </w:t>
             </w:r>
             <w:r>
               <w:rPr>
@@ -2807,12 +3885,31 @@
                 <w:sz w:val="18"/>
                 <w:szCs w:val="18"/>
               </w:rPr>
-              <w:t xml:space="preserve"> else %}</w:t>
-            </w:r>
-          </w:p>
-          <w:p>
-            <w:r>
-              <w:lastRenderedPageBreak/>
+              <w:t xml:space="preserve"> </w:t>
+            </w:r>
+            <w:proofErr w:type="spellStart"/>
+            <w:r>
+              <w:rPr>
+                <w:rFonts w:ascii="Consolas" w:hAnsi="Consolas"/>
+                <w:color w:val="00B050"/>
+                <w:sz w:val="18"/>
+                <w:szCs w:val="18"/>
+              </w:rPr>
+              <w:t>else</w:t>
+            </w:r>
+            <w:proofErr w:type="spellEnd"/>
+            <w:r>
+              <w:rPr>
+                <w:rFonts w:ascii="Consolas" w:hAnsi="Consolas"/>
+                <w:color w:val="00B050"/>
+                <w:sz w:val="18"/>
+                <w:szCs w:val="18"/>
+              </w:rPr>
+              <w:t xml:space="preserve"> %}</w:t>
+            </w:r>
+          </w:p>
+          <w:p>
+            <w:r>
               <w:t>Gesuchsteller/in</w:t>
             </w:r>
           </w:p>
@@ -2824,7 +3921,27 @@
                 <w:sz w:val="18"/>
                 <w:szCs w:val="18"/>
               </w:rPr>
-              <w:t>{%p endif %}</w:t>
+              <w:t xml:space="preserve">{%p </w:t>
+            </w:r>
+            <w:proofErr w:type="spellStart"/>
+            <w:r>
+              <w:rPr>
+                <w:rFonts w:ascii="Consolas" w:hAnsi="Consolas" w:cs="Arial"/>
+                <w:color w:val="00B050"/>
+                <w:sz w:val="18"/>
+                <w:szCs w:val="18"/>
+              </w:rPr>
+              <w:t>endif</w:t>
+            </w:r>
+            <w:proofErr w:type="spellEnd"/>
+            <w:r>
+              <w:rPr>
+                <w:rFonts w:ascii="Consolas" w:hAnsi="Consolas" w:cs="Arial"/>
+                <w:color w:val="00B050"/>
+                <w:sz w:val="18"/>
+                <w:szCs w:val="18"/>
+              </w:rPr>
+              <w:t xml:space="preserve"> %}</w:t>
             </w:r>
           </w:p>
         </w:tc>
@@ -2868,8 +3985,13 @@
             <w:pPr>
               <w:pStyle w:val="Platzhalter"/>
             </w:pPr>
-            <w:r>
-              <w:t>{{ BESCHREIBUNG_BAUVORHABEN }}</w:t>
+            <w:proofErr w:type="gramStart"/>
+            <w:r>
+              <w:t>{{ BESCHREIBUNG</w:t>
+            </w:r>
+            <w:proofErr w:type="gramEnd"/>
+            <w:r>
+              <w:t>_BAUVORHABEN }}</w:t>
             </w:r>
           </w:p>
         </w:tc>
@@ -2912,8 +4034,13 @@
             <w:pPr>
               <w:pStyle w:val="Platzhalter"/>
             </w:pPr>
-            <w:r>
-              <w:t>{{ ADRESSE }}</w:t>
+            <w:proofErr w:type="gramStart"/>
+            <w:r>
+              <w:t>{{ ADRESSE</w:t>
+            </w:r>
+            <w:proofErr w:type="gramEnd"/>
+            <w:r>
+              <w:t xml:space="preserve"> }}</w:t>
             </w:r>
           </w:p>
         </w:tc>
@@ -2954,12 +4081,14 @@
             <w:pPr>
               <w:pStyle w:val="Platzhalter"/>
             </w:pPr>
+            <w:proofErr w:type="gramStart"/>
             <w:r>
               <w:t xml:space="preserve">{{ </w:t>
             </w:r>
             <w:r>
               <w:t>GRUNDSTUECK</w:t>
             </w:r>
+            <w:proofErr w:type="gramEnd"/>
             <w:r>
               <w:t xml:space="preserve"> }}</w:t>
             </w:r>
@@ -2982,13 +4111,50 @@
           <w:sz w:val="18"/>
           <w:szCs w:val="18"/>
         </w:rPr>
-        <w:t>{% if ZUSTAENDIG_NAME %}</w:t>
+        <w:t xml:space="preserve">{% </w:t>
+      </w:r>
+      <w:proofErr w:type="spellStart"/>
+      <w:r>
+        <w:rPr>
+          <w:rFonts w:ascii="Consolas" w:hAnsi="Consolas"/>
+          <w:color w:val="00B050"/>
+          <w:sz w:val="18"/>
+          <w:szCs w:val="18"/>
+        </w:rPr>
+        <w:t>if</w:t>
+      </w:r>
+      <w:proofErr w:type="spellEnd"/>
+      <w:r>
+        <w:rPr>
+          <w:rFonts w:ascii="Consolas" w:hAnsi="Consolas"/>
+          <w:color w:val="00B050"/>
+          <w:sz w:val="18"/>
+          <w:szCs w:val="18"/>
+        </w:rPr>
+        <w:t xml:space="preserve"> ZUSTAENDIG_NAME </w:t>
+      </w:r>
+      <w:proofErr w:type="gramStart"/>
+      <w:r>
+        <w:rPr>
+          <w:rFonts w:ascii="Consolas" w:hAnsi="Consolas"/>
+          <w:color w:val="00B050"/>
+          <w:sz w:val="18"/>
+          <w:szCs w:val="18"/>
+        </w:rPr>
+        <w:t>%}</w:t>
       </w:r>
       <w:r>
         <w:rPr>
           <w:rStyle w:val="PlatzhalterZchn"/>
         </w:rPr>
-        <w:t>{{ ZUSTAENDIG_NAME }}</w:t>
+        <w:t>{</w:t>
+      </w:r>
+      <w:proofErr w:type="gramEnd"/>
+      <w:r>
+        <w:rPr>
+          <w:rStyle w:val="PlatzhalterZchn"/>
+        </w:rPr>
+        <w:t>{ ZUSTAENDIG_NAME }}</w:t>
       </w:r>
       <w:r>
         <w:rPr>
@@ -2997,7 +4163,27 @@
           <w:sz w:val="18"/>
           <w:szCs w:val="18"/>
         </w:rPr>
-        <w:t>{% endif %}</w:t>
+        <w:t xml:space="preserve">{% </w:t>
+      </w:r>
+      <w:proofErr w:type="spellStart"/>
+      <w:r>
+        <w:rPr>
+          <w:rFonts w:ascii="Consolas" w:hAnsi="Consolas"/>
+          <w:color w:val="00B050"/>
+          <w:sz w:val="18"/>
+          <w:szCs w:val="18"/>
+        </w:rPr>
+        <w:t>endif</w:t>
+      </w:r>
+      <w:proofErr w:type="spellEnd"/>
+      <w:r>
+        <w:rPr>
+          <w:rFonts w:ascii="Consolas" w:hAnsi="Consolas"/>
+          <w:color w:val="00B050"/>
+          <w:sz w:val="18"/>
+          <w:szCs w:val="18"/>
+        </w:rPr>
+        <w:t xml:space="preserve"> %}</w:t>
       </w:r>
     </w:p>
     <w:sectPr>
@@ -3018,7 +4204,7 @@
 </file>
 
 <file path=word/endnotes.xml><?xml version="1.0" encoding="utf-8"?>
-<w:endnotes xmlns:wpc="http://schemas.microsoft.com/office/word/2010/wordprocessingCanvas" xmlns:cx="http://schemas.microsoft.com/office/drawing/2014/chartex" xmlns:cx1="http://schemas.microsoft.com/office/drawing/2015/9/8/chartex" xmlns:cx2="http://schemas.microsoft.com/office/drawing/2015/10/21/chartex" xmlns:cx3="http://schemas.microsoft.com/office/drawing/2016/5/9/chartex" xmlns:cx4="http://schemas.microsoft.com/office/drawing/2016/5/10/chartex" xmlns:cx5="http://schemas.microsoft.com/office/drawing/2016/5/11/chartex" xmlns:cx6="http://schemas.microsoft.com/office/drawing/2016/5/12/chartex" xmlns:cx7="http://schemas.microsoft.com/office/drawing/2016/5/13/chartex" xmlns:cx8="http://schemas.microsoft.com/office/drawing/2016/5/14/chartex" xmlns:mc="http://schemas.openxmlformats.org/markup-compatibility/2006" xmlns:aink="http://schemas.microsoft.com/office/drawing/2016/ink" xmlns:am3d="http://schemas.microsoft.com/office/drawing/2017/model3d" xmlns:o="urn:schemas-microsoft-com:office:office" xmlns:oel="http://schemas.microsoft.com/office/2019/extlst" xmlns:r="http://schemas.openxmlformats.org/officeDocument/2006/relationships" xmlns:m="http://schemas.openxmlformats.org/officeDocument/2006/math" xmlns:v="urn:schemas-microsoft-com:vml" xmlns:wp14="http://schemas.microsoft.com/office/word/2010/wordprocessingDrawing" xmlns:wp="http://schemas.openxmlformats.org/drawingml/2006/wordprocessingDrawing" xmlns:w10="urn:schemas-microsoft-com:office:word" xmlns:w="http://schemas.openxmlformats.org/wordprocessingml/2006/main" xmlns:w14="http://schemas.microsoft.com/office/word/2010/wordml" xmlns:w15="http://schemas.microsoft.com/office/word/2012/wordml" xmlns:w16cex="http://schemas.microsoft.com/office/word/2018/wordml/cex" xmlns:w16cid="http://schemas.microsoft.com/office/word/2016/wordml/cid" xmlns:w16="http://schemas.microsoft.com/office/word/2018/wordml" xmlns:w16du="http://schemas.microsoft.com/office/word/2023/wordml/word16du" xmlns:w16sdtdh="http://schemas.microsoft.com/office/word/2020/wordml/sdtdatahash" xmlns:w16se="http://schemas.microsoft.com/office/word/2015/wordml/symex" xmlns:wpg="http://schemas.microsoft.com/office/word/2010/wordprocessingGroup" xmlns:wpi="http://schemas.microsoft.com/office/word/2010/wordprocessingInk" xmlns:wne="http://schemas.microsoft.com/office/word/2006/wordml" xmlns:wps="http://schemas.microsoft.com/office/word/2010/wordprocessingShape" mc:Ignorable="w14 w15 w16se w16cid w16 w16cex w16sdtdh w16du wp14">
+<w:endnotes xmlns:wpc="http://schemas.microsoft.com/office/word/2010/wordprocessingCanvas" xmlns:cx="http://schemas.microsoft.com/office/drawing/2014/chartex" xmlns:cx1="http://schemas.microsoft.com/office/drawing/2015/9/8/chartex" xmlns:cx2="http://schemas.microsoft.com/office/drawing/2015/10/21/chartex" xmlns:cx3="http://schemas.microsoft.com/office/drawing/2016/5/9/chartex" xmlns:cx4="http://schemas.microsoft.com/office/drawing/2016/5/10/chartex" xmlns:cx5="http://schemas.microsoft.com/office/drawing/2016/5/11/chartex" xmlns:cx6="http://schemas.microsoft.com/office/drawing/2016/5/12/chartex" xmlns:cx7="http://schemas.microsoft.com/office/drawing/2016/5/13/chartex" xmlns:cx8="http://schemas.microsoft.com/office/drawing/2016/5/14/chartex" xmlns:mc="http://schemas.openxmlformats.org/markup-compatibility/2006" xmlns:aink="http://schemas.microsoft.com/office/drawing/2016/ink" xmlns:am3d="http://schemas.microsoft.com/office/drawing/2017/model3d" xmlns:o="urn:schemas-microsoft-com:office:office" xmlns:oel="http://schemas.microsoft.com/office/2019/extlst" xmlns:r="http://schemas.openxmlformats.org/officeDocument/2006/relationships" xmlns:m="http://schemas.openxmlformats.org/officeDocument/2006/math" xmlns:v="urn:schemas-microsoft-com:vml" xmlns:wp14="http://schemas.microsoft.com/office/word/2010/wordprocessingDrawing" xmlns:wp="http://schemas.openxmlformats.org/drawingml/2006/wordprocessingDrawing" xmlns:w10="urn:schemas-microsoft-com:office:word" xmlns:w="http://schemas.openxmlformats.org/wordprocessingml/2006/main" xmlns:w14="http://schemas.microsoft.com/office/word/2010/wordml" xmlns:w15="http://schemas.microsoft.com/office/word/2012/wordml" xmlns:w16cex="http://schemas.microsoft.com/office/word/2018/wordml/cex" xmlns:w16cid="http://schemas.microsoft.com/office/word/2016/wordml/cid" xmlns:w16="http://schemas.microsoft.com/office/word/2018/wordml" xmlns:w16du="http://schemas.microsoft.com/office/word/2023/wordml/word16du" xmlns:w16sdtdh="http://schemas.microsoft.com/office/word/2020/wordml/sdtdatahash" xmlns:w16sdtfl="http://schemas.microsoft.com/office/word/2024/wordml/sdtformatlock" xmlns:w16se="http://schemas.microsoft.com/office/word/2015/wordml/symex" xmlns:wpg="http://schemas.microsoft.com/office/word/2010/wordprocessingGroup" xmlns:wpi="http://schemas.microsoft.com/office/word/2010/wordprocessingInk" xmlns:wne="http://schemas.microsoft.com/office/word/2006/wordml" xmlns:wps="http://schemas.microsoft.com/office/word/2010/wordprocessingShape" mc:Ignorable="w14 w15 w16se w16cid w16 w16cex w16sdtdh w16sdtfl w16du wp14">
   <w:endnote w:type="separator" w:id="-1">
     <w:p>
       <w:r>
@@ -3037,7 +4223,7 @@
 </file>
 
 <file path=word/footer1.xml><?xml version="1.0" encoding="utf-8"?>
-<w:ftr xmlns:wpc="http://schemas.microsoft.com/office/word/2010/wordprocessingCanvas" xmlns:cx="http://schemas.microsoft.com/office/drawing/2014/chartex" xmlns:cx1="http://schemas.microsoft.com/office/drawing/2015/9/8/chartex" xmlns:cx2="http://schemas.microsoft.com/office/drawing/2015/10/21/chartex" xmlns:cx3="http://schemas.microsoft.com/office/drawing/2016/5/9/chartex" xmlns:cx4="http://schemas.microsoft.com/office/drawing/2016/5/10/chartex" xmlns:cx5="http://schemas.microsoft.com/office/drawing/2016/5/11/chartex" xmlns:cx6="http://schemas.microsoft.com/office/drawing/2016/5/12/chartex" xmlns:cx7="http://schemas.microsoft.com/office/drawing/2016/5/13/chartex" xmlns:cx8="http://schemas.microsoft.com/office/drawing/2016/5/14/chartex" xmlns:mc="http://schemas.openxmlformats.org/markup-compatibility/2006" xmlns:aink="http://schemas.microsoft.com/office/drawing/2016/ink" xmlns:am3d="http://schemas.microsoft.com/office/drawing/2017/model3d" xmlns:o="urn:schemas-microsoft-com:office:office" xmlns:oel="http://schemas.microsoft.com/office/2019/extlst" xmlns:r="http://schemas.openxmlformats.org/officeDocument/2006/relationships" xmlns:m="http://schemas.openxmlformats.org/officeDocument/2006/math" xmlns:v="urn:schemas-microsoft-com:vml" xmlns:wp14="http://schemas.microsoft.com/office/word/2010/wordprocessingDrawing" xmlns:wp="http://schemas.openxmlformats.org/drawingml/2006/wordprocessingDrawing" xmlns:w10="urn:schemas-microsoft-com:office:word" xmlns:w="http://schemas.openxmlformats.org/wordprocessingml/2006/main" xmlns:w14="http://schemas.microsoft.com/office/word/2010/wordml" xmlns:w15="http://schemas.microsoft.com/office/word/2012/wordml" xmlns:w16cex="http://schemas.microsoft.com/office/word/2018/wordml/cex" xmlns:w16cid="http://schemas.microsoft.com/office/word/2016/wordml/cid" xmlns:w16="http://schemas.microsoft.com/office/word/2018/wordml" xmlns:w16du="http://schemas.microsoft.com/office/word/2023/wordml/word16du" xmlns:w16sdtdh="http://schemas.microsoft.com/office/word/2020/wordml/sdtdatahash" xmlns:w16se="http://schemas.microsoft.com/office/word/2015/wordml/symex" xmlns:wpg="http://schemas.microsoft.com/office/word/2010/wordprocessingGroup" xmlns:wpi="http://schemas.microsoft.com/office/word/2010/wordprocessingInk" xmlns:wne="http://schemas.microsoft.com/office/word/2006/wordml" xmlns:wps="http://schemas.microsoft.com/office/word/2010/wordprocessingShape" mc:Ignorable="w14 w15 w16se w16cid w16 w16cex w16sdtdh w16du wp14">
+<w:ftr xmlns:wpc="http://schemas.microsoft.com/office/word/2010/wordprocessingCanvas" xmlns:cx="http://schemas.microsoft.com/office/drawing/2014/chartex" xmlns:cx1="http://schemas.microsoft.com/office/drawing/2015/9/8/chartex" xmlns:cx2="http://schemas.microsoft.com/office/drawing/2015/10/21/chartex" xmlns:cx3="http://schemas.microsoft.com/office/drawing/2016/5/9/chartex" xmlns:cx4="http://schemas.microsoft.com/office/drawing/2016/5/10/chartex" xmlns:cx5="http://schemas.microsoft.com/office/drawing/2016/5/11/chartex" xmlns:cx6="http://schemas.microsoft.com/office/drawing/2016/5/12/chartex" xmlns:cx7="http://schemas.microsoft.com/office/drawing/2016/5/13/chartex" xmlns:cx8="http://schemas.microsoft.com/office/drawing/2016/5/14/chartex" xmlns:mc="http://schemas.openxmlformats.org/markup-compatibility/2006" xmlns:aink="http://schemas.microsoft.com/office/drawing/2016/ink" xmlns:am3d="http://schemas.microsoft.com/office/drawing/2017/model3d" xmlns:o="urn:schemas-microsoft-com:office:office" xmlns:oel="http://schemas.microsoft.com/office/2019/extlst" xmlns:r="http://schemas.openxmlformats.org/officeDocument/2006/relationships" xmlns:m="http://schemas.openxmlformats.org/officeDocument/2006/math" xmlns:v="urn:schemas-microsoft-com:vml" xmlns:wp14="http://schemas.microsoft.com/office/word/2010/wordprocessingDrawing" xmlns:wp="http://schemas.openxmlformats.org/drawingml/2006/wordprocessingDrawing" xmlns:w10="urn:schemas-microsoft-com:office:word" xmlns:w="http://schemas.openxmlformats.org/wordprocessingml/2006/main" xmlns:w14="http://schemas.microsoft.com/office/word/2010/wordml" xmlns:w15="http://schemas.microsoft.com/office/word/2012/wordml" xmlns:w16cex="http://schemas.microsoft.com/office/word/2018/wordml/cex" xmlns:w16cid="http://schemas.microsoft.com/office/word/2016/wordml/cid" xmlns:w16="http://schemas.microsoft.com/office/word/2018/wordml" xmlns:w16du="http://schemas.microsoft.com/office/word/2023/wordml/word16du" xmlns:w16sdtdh="http://schemas.microsoft.com/office/word/2020/wordml/sdtdatahash" xmlns:w16sdtfl="http://schemas.microsoft.com/office/word/2024/wordml/sdtformatlock" xmlns:w16se="http://schemas.microsoft.com/office/word/2015/wordml/symex" xmlns:wpg="http://schemas.microsoft.com/office/word/2010/wordprocessingGroup" xmlns:wpi="http://schemas.microsoft.com/office/word/2010/wordprocessingInk" xmlns:wne="http://schemas.microsoft.com/office/word/2006/wordml" xmlns:wps="http://schemas.microsoft.com/office/word/2010/wordprocessingShape" mc:Ignorable="w14 w15 w16se w16cid w16 w16cex w16sdtdh w16sdtfl w16du wp14">
   <w:p>
     <w:pPr>
       <w:pStyle w:val="Fuzeile"/>
@@ -3047,7 +4233,7 @@
 </file>
 
 <file path=word/footer2.xml><?xml version="1.0" encoding="utf-8"?>
-<w:ftr xmlns:wpc="http://schemas.microsoft.com/office/word/2010/wordprocessingCanvas" xmlns:cx="http://schemas.microsoft.com/office/drawing/2014/chartex" xmlns:cx1="http://schemas.microsoft.com/office/drawing/2015/9/8/chartex" xmlns:cx2="http://schemas.microsoft.com/office/drawing/2015/10/21/chartex" xmlns:cx3="http://schemas.microsoft.com/office/drawing/2016/5/9/chartex" xmlns:cx4="http://schemas.microsoft.com/office/drawing/2016/5/10/chartex" xmlns:cx5="http://schemas.microsoft.com/office/drawing/2016/5/11/chartex" xmlns:cx6="http://schemas.microsoft.com/office/drawing/2016/5/12/chartex" xmlns:cx7="http://schemas.microsoft.com/office/drawing/2016/5/13/chartex" xmlns:cx8="http://schemas.microsoft.com/office/drawing/2016/5/14/chartex" xmlns:mc="http://schemas.openxmlformats.org/markup-compatibility/2006" xmlns:aink="http://schemas.microsoft.com/office/drawing/2016/ink" xmlns:am3d="http://schemas.microsoft.com/office/drawing/2017/model3d" xmlns:o="urn:schemas-microsoft-com:office:office" xmlns:oel="http://schemas.microsoft.com/office/2019/extlst" xmlns:r="http://schemas.openxmlformats.org/officeDocument/2006/relationships" xmlns:m="http://schemas.openxmlformats.org/officeDocument/2006/math" xmlns:v="urn:schemas-microsoft-com:vml" xmlns:wp14="http://schemas.microsoft.com/office/word/2010/wordprocessingDrawing" xmlns:wp="http://schemas.openxmlformats.org/drawingml/2006/wordprocessingDrawing" xmlns:w10="urn:schemas-microsoft-com:office:word" xmlns:w="http://schemas.openxmlformats.org/wordprocessingml/2006/main" xmlns:w14="http://schemas.microsoft.com/office/word/2010/wordml" xmlns:w15="http://schemas.microsoft.com/office/word/2012/wordml" xmlns:w16cex="http://schemas.microsoft.com/office/word/2018/wordml/cex" xmlns:w16cid="http://schemas.microsoft.com/office/word/2016/wordml/cid" xmlns:w16="http://schemas.microsoft.com/office/word/2018/wordml" xmlns:w16du="http://schemas.microsoft.com/office/word/2023/wordml/word16du" xmlns:w16sdtdh="http://schemas.microsoft.com/office/word/2020/wordml/sdtdatahash" xmlns:w16se="http://schemas.microsoft.com/office/word/2015/wordml/symex" xmlns:wpg="http://schemas.microsoft.com/office/word/2010/wordprocessingGroup" xmlns:wpi="http://schemas.microsoft.com/office/word/2010/wordprocessingInk" xmlns:wne="http://schemas.microsoft.com/office/word/2006/wordml" xmlns:wps="http://schemas.microsoft.com/office/word/2010/wordprocessingShape" mc:Ignorable="w14 w15 w16se w16cid w16 w16cex w16sdtdh w16du wp14">
+<w:ftr xmlns:wpc="http://schemas.microsoft.com/office/word/2010/wordprocessingCanvas" xmlns:cx="http://schemas.microsoft.com/office/drawing/2014/chartex" xmlns:cx1="http://schemas.microsoft.com/office/drawing/2015/9/8/chartex" xmlns:cx2="http://schemas.microsoft.com/office/drawing/2015/10/21/chartex" xmlns:cx3="http://schemas.microsoft.com/office/drawing/2016/5/9/chartex" xmlns:cx4="http://schemas.microsoft.com/office/drawing/2016/5/10/chartex" xmlns:cx5="http://schemas.microsoft.com/office/drawing/2016/5/11/chartex" xmlns:cx6="http://schemas.microsoft.com/office/drawing/2016/5/12/chartex" xmlns:cx7="http://schemas.microsoft.com/office/drawing/2016/5/13/chartex" xmlns:cx8="http://schemas.microsoft.com/office/drawing/2016/5/14/chartex" xmlns:mc="http://schemas.openxmlformats.org/markup-compatibility/2006" xmlns:aink="http://schemas.microsoft.com/office/drawing/2016/ink" xmlns:am3d="http://schemas.microsoft.com/office/drawing/2017/model3d" xmlns:o="urn:schemas-microsoft-com:office:office" xmlns:oel="http://schemas.microsoft.com/office/2019/extlst" xmlns:r="http://schemas.openxmlformats.org/officeDocument/2006/relationships" xmlns:m="http://schemas.openxmlformats.org/officeDocument/2006/math" xmlns:v="urn:schemas-microsoft-com:vml" xmlns:wp14="http://schemas.microsoft.com/office/word/2010/wordprocessingDrawing" xmlns:wp="http://schemas.openxmlformats.org/drawingml/2006/wordprocessingDrawing" xmlns:w10="urn:schemas-microsoft-com:office:word" xmlns:w="http://schemas.openxmlformats.org/wordprocessingml/2006/main" xmlns:w14="http://schemas.microsoft.com/office/word/2010/wordml" xmlns:w15="http://schemas.microsoft.com/office/word/2012/wordml" xmlns:w16cex="http://schemas.microsoft.com/office/word/2018/wordml/cex" xmlns:w16cid="http://schemas.microsoft.com/office/word/2016/wordml/cid" xmlns:w16="http://schemas.microsoft.com/office/word/2018/wordml" xmlns:w16du="http://schemas.microsoft.com/office/word/2023/wordml/word16du" xmlns:w16sdtdh="http://schemas.microsoft.com/office/word/2020/wordml/sdtdatahash" xmlns:w16sdtfl="http://schemas.microsoft.com/office/word/2024/wordml/sdtformatlock" xmlns:w16se="http://schemas.microsoft.com/office/word/2015/wordml/symex" xmlns:wpg="http://schemas.microsoft.com/office/word/2010/wordprocessingGroup" xmlns:wpi="http://schemas.microsoft.com/office/word/2010/wordprocessingInk" xmlns:wne="http://schemas.microsoft.com/office/word/2006/wordml" xmlns:wps="http://schemas.microsoft.com/office/word/2010/wordprocessingShape" mc:Ignorable="w14 w15 w16se w16cid w16 w16cex w16sdtdh w16sdtfl w16du wp14">
   <w:p>
     <w:pPr>
       <w:tabs>
@@ -3060,13 +4246,23 @@
         <w:szCs w:val="16"/>
       </w:rPr>
     </w:pPr>
+    <w:proofErr w:type="gramStart"/>
     <w:r>
       <w:rPr>
         <w:rStyle w:val="PlatzhalterZchn"/>
         <w:sz w:val="16"/>
         <w:szCs w:val="16"/>
       </w:rPr>
-      <w:t>{{ LEITBEHOERDE_NAME }}</w:t>
+      <w:t>{{ LEITBEHOERDE</w:t>
+    </w:r>
+    <w:proofErr w:type="gramEnd"/>
+    <w:r>
+      <w:rPr>
+        <w:rStyle w:val="PlatzhalterZchn"/>
+        <w:sz w:val="16"/>
+        <w:szCs w:val="16"/>
+      </w:rPr>
+      <w:t>_NAME }}</w:t>
     </w:r>
     <w:r>
       <w:rPr>
@@ -3240,7 +4436,7 @@
 </file>
 
 <file path=word/footer3.xml><?xml version="1.0" encoding="utf-8"?>
-<w:ftr xmlns:wpc="http://schemas.microsoft.com/office/word/2010/wordprocessingCanvas" xmlns:cx="http://schemas.microsoft.com/office/drawing/2014/chartex" xmlns:cx1="http://schemas.microsoft.com/office/drawing/2015/9/8/chartex" xmlns:cx2="http://schemas.microsoft.com/office/drawing/2015/10/21/chartex" xmlns:cx3="http://schemas.microsoft.com/office/drawing/2016/5/9/chartex" xmlns:cx4="http://schemas.microsoft.com/office/drawing/2016/5/10/chartex" xmlns:cx5="http://schemas.microsoft.com/office/drawing/2016/5/11/chartex" xmlns:cx6="http://schemas.microsoft.com/office/drawing/2016/5/12/chartex" xmlns:cx7="http://schemas.microsoft.com/office/drawing/2016/5/13/chartex" xmlns:cx8="http://schemas.microsoft.com/office/drawing/2016/5/14/chartex" xmlns:mc="http://schemas.openxmlformats.org/markup-compatibility/2006" xmlns:aink="http://schemas.microsoft.com/office/drawing/2016/ink" xmlns:am3d="http://schemas.microsoft.com/office/drawing/2017/model3d" xmlns:o="urn:schemas-microsoft-com:office:office" xmlns:oel="http://schemas.microsoft.com/office/2019/extlst" xmlns:r="http://schemas.openxmlformats.org/officeDocument/2006/relationships" xmlns:m="http://schemas.openxmlformats.org/officeDocument/2006/math" xmlns:v="urn:schemas-microsoft-com:vml" xmlns:wp14="http://schemas.microsoft.com/office/word/2010/wordprocessingDrawing" xmlns:wp="http://schemas.openxmlformats.org/drawingml/2006/wordprocessingDrawing" xmlns:w10="urn:schemas-microsoft-com:office:word" xmlns:w="http://schemas.openxmlformats.org/wordprocessingml/2006/main" xmlns:w14="http://schemas.microsoft.com/office/word/2010/wordml" xmlns:w15="http://schemas.microsoft.com/office/word/2012/wordml" xmlns:w16cex="http://schemas.microsoft.com/office/word/2018/wordml/cex" xmlns:w16cid="http://schemas.microsoft.com/office/word/2016/wordml/cid" xmlns:w16="http://schemas.microsoft.com/office/word/2018/wordml" xmlns:w16du="http://schemas.microsoft.com/office/word/2023/wordml/word16du" xmlns:w16sdtdh="http://schemas.microsoft.com/office/word/2020/wordml/sdtdatahash" xmlns:w16se="http://schemas.microsoft.com/office/word/2015/wordml/symex" xmlns:wpg="http://schemas.microsoft.com/office/word/2010/wordprocessingGroup" xmlns:wpi="http://schemas.microsoft.com/office/word/2010/wordprocessingInk" xmlns:wne="http://schemas.microsoft.com/office/word/2006/wordml" xmlns:wps="http://schemas.microsoft.com/office/word/2010/wordprocessingShape" mc:Ignorable="w14 w15 w16se w16cid w16 w16cex w16sdtdh w16du wp14">
+<w:ftr xmlns:wpc="http://schemas.microsoft.com/office/word/2010/wordprocessingCanvas" xmlns:cx="http://schemas.microsoft.com/office/drawing/2014/chartex" xmlns:cx1="http://schemas.microsoft.com/office/drawing/2015/9/8/chartex" xmlns:cx2="http://schemas.microsoft.com/office/drawing/2015/10/21/chartex" xmlns:cx3="http://schemas.microsoft.com/office/drawing/2016/5/9/chartex" xmlns:cx4="http://schemas.microsoft.com/office/drawing/2016/5/10/chartex" xmlns:cx5="http://schemas.microsoft.com/office/drawing/2016/5/11/chartex" xmlns:cx6="http://schemas.microsoft.com/office/drawing/2016/5/12/chartex" xmlns:cx7="http://schemas.microsoft.com/office/drawing/2016/5/13/chartex" xmlns:cx8="http://schemas.microsoft.com/office/drawing/2016/5/14/chartex" xmlns:mc="http://schemas.openxmlformats.org/markup-compatibility/2006" xmlns:aink="http://schemas.microsoft.com/office/drawing/2016/ink" xmlns:am3d="http://schemas.microsoft.com/office/drawing/2017/model3d" xmlns:o="urn:schemas-microsoft-com:office:office" xmlns:oel="http://schemas.microsoft.com/office/2019/extlst" xmlns:r="http://schemas.openxmlformats.org/officeDocument/2006/relationships" xmlns:m="http://schemas.openxmlformats.org/officeDocument/2006/math" xmlns:v="urn:schemas-microsoft-com:vml" xmlns:wp14="http://schemas.microsoft.com/office/word/2010/wordprocessingDrawing" xmlns:wp="http://schemas.openxmlformats.org/drawingml/2006/wordprocessingDrawing" xmlns:w10="urn:schemas-microsoft-com:office:word" xmlns:w="http://schemas.openxmlformats.org/wordprocessingml/2006/main" xmlns:w14="http://schemas.microsoft.com/office/word/2010/wordml" xmlns:w15="http://schemas.microsoft.com/office/word/2012/wordml" xmlns:w16cex="http://schemas.microsoft.com/office/word/2018/wordml/cex" xmlns:w16cid="http://schemas.microsoft.com/office/word/2016/wordml/cid" xmlns:w16="http://schemas.microsoft.com/office/word/2018/wordml" xmlns:w16du="http://schemas.microsoft.com/office/word/2023/wordml/word16du" xmlns:w16sdtdh="http://schemas.microsoft.com/office/word/2020/wordml/sdtdatahash" xmlns:w16sdtfl="http://schemas.microsoft.com/office/word/2024/wordml/sdtformatlock" xmlns:w16se="http://schemas.microsoft.com/office/word/2015/wordml/symex" xmlns:wpg="http://schemas.microsoft.com/office/word/2010/wordprocessingGroup" xmlns:wpi="http://schemas.microsoft.com/office/word/2010/wordprocessingInk" xmlns:wne="http://schemas.microsoft.com/office/word/2006/wordml" xmlns:wps="http://schemas.microsoft.com/office/word/2010/wordprocessingShape" mc:Ignorable="w14 w15 w16se w16cid w16 w16cex w16sdtdh w16sdtfl w16du wp14">
   <w:p>
     <w:pPr>
       <w:tabs>
@@ -3252,13 +4448,23 @@
         <w:szCs w:val="16"/>
       </w:rPr>
     </w:pPr>
+    <w:proofErr w:type="gramStart"/>
     <w:r>
       <w:rPr>
         <w:rStyle w:val="PlatzhalterZchn"/>
         <w:sz w:val="16"/>
         <w:szCs w:val="16"/>
       </w:rPr>
-      <w:t>{{ LEITBEHOERDE_NAME }}</w:t>
+      <w:t>{{ LEITBEHOERDE</w:t>
+    </w:r>
+    <w:proofErr w:type="gramEnd"/>
+    <w:r>
+      <w:rPr>
+        <w:rStyle w:val="PlatzhalterZchn"/>
+        <w:sz w:val="16"/>
+        <w:szCs w:val="16"/>
+      </w:rPr>
+      <w:t>_NAME }}</w:t>
     </w:r>
     <w:r>
       <w:rPr>
@@ -3433,7 +4639,7 @@
 </file>
 
 <file path=word/footnotes.xml><?xml version="1.0" encoding="utf-8"?>
-<w:footnotes xmlns:wpc="http://schemas.microsoft.com/office/word/2010/wordprocessingCanvas" xmlns:cx="http://schemas.microsoft.com/office/drawing/2014/chartex" xmlns:cx1="http://schemas.microsoft.com/office/drawing/2015/9/8/chartex" xmlns:cx2="http://schemas.microsoft.com/office/drawing/2015/10/21/chartex" xmlns:cx3="http://schemas.microsoft.com/office/drawing/2016/5/9/chartex" xmlns:cx4="http://schemas.microsoft.com/office/drawing/2016/5/10/chartex" xmlns:cx5="http://schemas.microsoft.com/office/drawing/2016/5/11/chartex" xmlns:cx6="http://schemas.microsoft.com/office/drawing/2016/5/12/chartex" xmlns:cx7="http://schemas.microsoft.com/office/drawing/2016/5/13/chartex" xmlns:cx8="http://schemas.microsoft.com/office/drawing/2016/5/14/chartex" xmlns:mc="http://schemas.openxmlformats.org/markup-compatibility/2006" xmlns:aink="http://schemas.microsoft.com/office/drawing/2016/ink" xmlns:am3d="http://schemas.microsoft.com/office/drawing/2017/model3d" xmlns:o="urn:schemas-microsoft-com:office:office" xmlns:oel="http://schemas.microsoft.com/office/2019/extlst" xmlns:r="http://schemas.openxmlformats.org/officeDocument/2006/relationships" xmlns:m="http://schemas.openxmlformats.org/officeDocument/2006/math" xmlns:v="urn:schemas-microsoft-com:vml" xmlns:wp14="http://schemas.microsoft.com/office/word/2010/wordprocessingDrawing" xmlns:wp="http://schemas.openxmlformats.org/drawingml/2006/wordprocessingDrawing" xmlns:w10="urn:schemas-microsoft-com:office:word" xmlns:w="http://schemas.openxmlformats.org/wordprocessingml/2006/main" xmlns:w14="http://schemas.microsoft.com/office/word/2010/wordml" xmlns:w15="http://schemas.microsoft.com/office/word/2012/wordml" xmlns:w16cex="http://schemas.microsoft.com/office/word/2018/wordml/cex" xmlns:w16cid="http://schemas.microsoft.com/office/word/2016/wordml/cid" xmlns:w16="http://schemas.microsoft.com/office/word/2018/wordml" xmlns:w16du="http://schemas.microsoft.com/office/word/2023/wordml/word16du" xmlns:w16sdtdh="http://schemas.microsoft.com/office/word/2020/wordml/sdtdatahash" xmlns:w16se="http://schemas.microsoft.com/office/word/2015/wordml/symex" xmlns:wpg="http://schemas.microsoft.com/office/word/2010/wordprocessingGroup" xmlns:wpi="http://schemas.microsoft.com/office/word/2010/wordprocessingInk" xmlns:wne="http://schemas.microsoft.com/office/word/2006/wordml" xmlns:wps="http://schemas.microsoft.com/office/word/2010/wordprocessingShape" mc:Ignorable="w14 w15 w16se w16cid w16 w16cex w16sdtdh w16du wp14">
+<w:footnotes xmlns:wpc="http://schemas.microsoft.com/office/word/2010/wordprocessingCanvas" xmlns:cx="http://schemas.microsoft.com/office/drawing/2014/chartex" xmlns:cx1="http://schemas.microsoft.com/office/drawing/2015/9/8/chartex" xmlns:cx2="http://schemas.microsoft.com/office/drawing/2015/10/21/chartex" xmlns:cx3="http://schemas.microsoft.com/office/drawing/2016/5/9/chartex" xmlns:cx4="http://schemas.microsoft.com/office/drawing/2016/5/10/chartex" xmlns:cx5="http://schemas.microsoft.com/office/drawing/2016/5/11/chartex" xmlns:cx6="http://schemas.microsoft.com/office/drawing/2016/5/12/chartex" xmlns:cx7="http://schemas.microsoft.com/office/drawing/2016/5/13/chartex" xmlns:cx8="http://schemas.microsoft.com/office/drawing/2016/5/14/chartex" xmlns:mc="http://schemas.openxmlformats.org/markup-compatibility/2006" xmlns:aink="http://schemas.microsoft.com/office/drawing/2016/ink" xmlns:am3d="http://schemas.microsoft.com/office/drawing/2017/model3d" xmlns:o="urn:schemas-microsoft-com:office:office" xmlns:oel="http://schemas.microsoft.com/office/2019/extlst" xmlns:r="http://schemas.openxmlformats.org/officeDocument/2006/relationships" xmlns:m="http://schemas.openxmlformats.org/officeDocument/2006/math" xmlns:v="urn:schemas-microsoft-com:vml" xmlns:wp14="http://schemas.microsoft.com/office/word/2010/wordprocessingDrawing" xmlns:wp="http://schemas.openxmlformats.org/drawingml/2006/wordprocessingDrawing" xmlns:w10="urn:schemas-microsoft-com:office:word" xmlns:w="http://schemas.openxmlformats.org/wordprocessingml/2006/main" xmlns:w14="http://schemas.microsoft.com/office/word/2010/wordml" xmlns:w15="http://schemas.microsoft.com/office/word/2012/wordml" xmlns:w16cex="http://schemas.microsoft.com/office/word/2018/wordml/cex" xmlns:w16cid="http://schemas.microsoft.com/office/word/2016/wordml/cid" xmlns:w16="http://schemas.microsoft.com/office/word/2018/wordml" xmlns:w16du="http://schemas.microsoft.com/office/word/2023/wordml/word16du" xmlns:w16sdtdh="http://schemas.microsoft.com/office/word/2020/wordml/sdtdatahash" xmlns:w16sdtfl="http://schemas.microsoft.com/office/word/2024/wordml/sdtformatlock" xmlns:w16se="http://schemas.microsoft.com/office/word/2015/wordml/symex" xmlns:wpg="http://schemas.microsoft.com/office/word/2010/wordprocessingGroup" xmlns:wpi="http://schemas.microsoft.com/office/word/2010/wordprocessingInk" xmlns:wne="http://schemas.microsoft.com/office/word/2006/wordml" xmlns:wps="http://schemas.microsoft.com/office/word/2010/wordprocessingShape" mc:Ignorable="w14 w15 w16se w16cid w16 w16cex w16sdtdh w16sdtfl w16du wp14">
   <w:footnote w:type="separator" w:id="-1">
     <w:p>
       <w:r>
@@ -3452,7 +4658,7 @@
 </file>
 
 <file path=word/header1.xml><?xml version="1.0" encoding="utf-8"?>
-<w:hdr xmlns:wpc="http://schemas.microsoft.com/office/word/2010/wordprocessingCanvas" xmlns:cx="http://schemas.microsoft.com/office/drawing/2014/chartex" xmlns:cx1="http://schemas.microsoft.com/office/drawing/2015/9/8/chartex" xmlns:cx2="http://schemas.microsoft.com/office/drawing/2015/10/21/chartex" xmlns:cx3="http://schemas.microsoft.com/office/drawing/2016/5/9/chartex" xmlns:cx4="http://schemas.microsoft.com/office/drawing/2016/5/10/chartex" xmlns:cx5="http://schemas.microsoft.com/office/drawing/2016/5/11/chartex" xmlns:cx6="http://schemas.microsoft.com/office/drawing/2016/5/12/chartex" xmlns:cx7="http://schemas.microsoft.com/office/drawing/2016/5/13/chartex" xmlns:cx8="http://schemas.microsoft.com/office/drawing/2016/5/14/chartex" xmlns:mc="http://schemas.openxmlformats.org/markup-compatibility/2006" xmlns:aink="http://schemas.microsoft.com/office/drawing/2016/ink" xmlns:am3d="http://schemas.microsoft.com/office/drawing/2017/model3d" xmlns:o="urn:schemas-microsoft-com:office:office" xmlns:oel="http://schemas.microsoft.com/office/2019/extlst" xmlns:r="http://schemas.openxmlformats.org/officeDocument/2006/relationships" xmlns:m="http://schemas.openxmlformats.org/officeDocument/2006/math" xmlns:v="urn:schemas-microsoft-com:vml" xmlns:wp14="http://schemas.microsoft.com/office/word/2010/wordprocessingDrawing" xmlns:wp="http://schemas.openxmlformats.org/drawingml/2006/wordprocessingDrawing" xmlns:w10="urn:schemas-microsoft-com:office:word" xmlns:w="http://schemas.openxmlformats.org/wordprocessingml/2006/main" xmlns:w14="http://schemas.microsoft.com/office/word/2010/wordml" xmlns:w15="http://schemas.microsoft.com/office/word/2012/wordml" xmlns:w16cex="http://schemas.microsoft.com/office/word/2018/wordml/cex" xmlns:w16cid="http://schemas.microsoft.com/office/word/2016/wordml/cid" xmlns:w16="http://schemas.microsoft.com/office/word/2018/wordml" xmlns:w16du="http://schemas.microsoft.com/office/word/2023/wordml/word16du" xmlns:w16sdtdh="http://schemas.microsoft.com/office/word/2020/wordml/sdtdatahash" xmlns:w16se="http://schemas.microsoft.com/office/word/2015/wordml/symex" xmlns:wpg="http://schemas.microsoft.com/office/word/2010/wordprocessingGroup" xmlns:wpi="http://schemas.microsoft.com/office/word/2010/wordprocessingInk" xmlns:wne="http://schemas.microsoft.com/office/word/2006/wordml" xmlns:wps="http://schemas.microsoft.com/office/word/2010/wordprocessingShape" mc:Ignorable="w14 w15 w16se w16cid w16 w16cex w16sdtdh w16du wp14">
+<w:hdr xmlns:wpc="http://schemas.microsoft.com/office/word/2010/wordprocessingCanvas" xmlns:cx="http://schemas.microsoft.com/office/drawing/2014/chartex" xmlns:cx1="http://schemas.microsoft.com/office/drawing/2015/9/8/chartex" xmlns:cx2="http://schemas.microsoft.com/office/drawing/2015/10/21/chartex" xmlns:cx3="http://schemas.microsoft.com/office/drawing/2016/5/9/chartex" xmlns:cx4="http://schemas.microsoft.com/office/drawing/2016/5/10/chartex" xmlns:cx5="http://schemas.microsoft.com/office/drawing/2016/5/11/chartex" xmlns:cx6="http://schemas.microsoft.com/office/drawing/2016/5/12/chartex" xmlns:cx7="http://schemas.microsoft.com/office/drawing/2016/5/13/chartex" xmlns:cx8="http://schemas.microsoft.com/office/drawing/2016/5/14/chartex" xmlns:mc="http://schemas.openxmlformats.org/markup-compatibility/2006" xmlns:aink="http://schemas.microsoft.com/office/drawing/2016/ink" xmlns:am3d="http://schemas.microsoft.com/office/drawing/2017/model3d" xmlns:o="urn:schemas-microsoft-com:office:office" xmlns:oel="http://schemas.microsoft.com/office/2019/extlst" xmlns:r="http://schemas.openxmlformats.org/officeDocument/2006/relationships" xmlns:m="http://schemas.openxmlformats.org/officeDocument/2006/math" xmlns:v="urn:schemas-microsoft-com:vml" xmlns:wp14="http://schemas.microsoft.com/office/word/2010/wordprocessingDrawing" xmlns:wp="http://schemas.openxmlformats.org/drawingml/2006/wordprocessingDrawing" xmlns:w10="urn:schemas-microsoft-com:office:word" xmlns:w="http://schemas.openxmlformats.org/wordprocessingml/2006/main" xmlns:w14="http://schemas.microsoft.com/office/word/2010/wordml" xmlns:w15="http://schemas.microsoft.com/office/word/2012/wordml" xmlns:w16cex="http://schemas.microsoft.com/office/word/2018/wordml/cex" xmlns:w16cid="http://schemas.microsoft.com/office/word/2016/wordml/cid" xmlns:w16="http://schemas.microsoft.com/office/word/2018/wordml" xmlns:w16du="http://schemas.microsoft.com/office/word/2023/wordml/word16du" xmlns:w16sdtdh="http://schemas.microsoft.com/office/word/2020/wordml/sdtdatahash" xmlns:w16sdtfl="http://schemas.microsoft.com/office/word/2024/wordml/sdtformatlock" xmlns:w16se="http://schemas.microsoft.com/office/word/2015/wordml/symex" xmlns:wpg="http://schemas.microsoft.com/office/word/2010/wordprocessingGroup" xmlns:wpi="http://schemas.microsoft.com/office/word/2010/wordprocessingInk" xmlns:wne="http://schemas.microsoft.com/office/word/2006/wordml" xmlns:wps="http://schemas.microsoft.com/office/word/2010/wordprocessingShape" mc:Ignorable="w14 w15 w16se w16cid w16 w16cex w16sdtdh w16sdtfl w16du wp14">
   <w:p>
     <w:pPr>
       <w:pStyle w:val="Kopfzeile"/>
@@ -3462,15 +4668,28 @@
 </file>
 
 <file path=word/header2.xml><?xml version="1.0" encoding="utf-8"?>
-<w:hdr xmlns:wpc="http://schemas.microsoft.com/office/word/2010/wordprocessingCanvas" xmlns:cx="http://schemas.microsoft.com/office/drawing/2014/chartex" xmlns:cx1="http://schemas.microsoft.com/office/drawing/2015/9/8/chartex" xmlns:cx2="http://schemas.microsoft.com/office/drawing/2015/10/21/chartex" xmlns:cx3="http://schemas.microsoft.com/office/drawing/2016/5/9/chartex" xmlns:cx4="http://schemas.microsoft.com/office/drawing/2016/5/10/chartex" xmlns:cx5="http://schemas.microsoft.com/office/drawing/2016/5/11/chartex" xmlns:cx6="http://schemas.microsoft.com/office/drawing/2016/5/12/chartex" xmlns:cx7="http://schemas.microsoft.com/office/drawing/2016/5/13/chartex" xmlns:cx8="http://schemas.microsoft.com/office/drawing/2016/5/14/chartex" xmlns:mc="http://schemas.openxmlformats.org/markup-compatibility/2006" xmlns:aink="http://schemas.microsoft.com/office/drawing/2016/ink" xmlns:am3d="http://schemas.microsoft.com/office/drawing/2017/model3d" xmlns:o="urn:schemas-microsoft-com:office:office" xmlns:oel="http://schemas.microsoft.com/office/2019/extlst" xmlns:r="http://schemas.openxmlformats.org/officeDocument/2006/relationships" xmlns:m="http://schemas.openxmlformats.org/officeDocument/2006/math" xmlns:v="urn:schemas-microsoft-com:vml" xmlns:wp14="http://schemas.microsoft.com/office/word/2010/wordprocessingDrawing" xmlns:wp="http://schemas.openxmlformats.org/drawingml/2006/wordprocessingDrawing" xmlns:w10="urn:schemas-microsoft-com:office:word" xmlns:w="http://schemas.openxmlformats.org/wordprocessingml/2006/main" xmlns:w14="http://schemas.microsoft.com/office/word/2010/wordml" xmlns:w15="http://schemas.microsoft.com/office/word/2012/wordml" xmlns:w16cex="http://schemas.microsoft.com/office/word/2018/wordml/cex" xmlns:w16cid="http://schemas.microsoft.com/office/word/2016/wordml/cid" xmlns:w16="http://schemas.microsoft.com/office/word/2018/wordml" xmlns:w16du="http://schemas.microsoft.com/office/word/2023/wordml/word16du" xmlns:w16sdtdh="http://schemas.microsoft.com/office/word/2020/wordml/sdtdatahash" xmlns:w16se="http://schemas.microsoft.com/office/word/2015/wordml/symex" xmlns:wpg="http://schemas.microsoft.com/office/word/2010/wordprocessingGroup" xmlns:wpi="http://schemas.microsoft.com/office/word/2010/wordprocessingInk" xmlns:wne="http://schemas.microsoft.com/office/word/2006/wordml" xmlns:wps="http://schemas.microsoft.com/office/word/2010/wordprocessingShape" mc:Ignorable="w14 w15 w16se w16cid w16 w16cex w16sdtdh w16du wp14">
+<w:hdr xmlns:wpc="http://schemas.microsoft.com/office/word/2010/wordprocessingCanvas" xmlns:cx="http://schemas.microsoft.com/office/drawing/2014/chartex" xmlns:cx1="http://schemas.microsoft.com/office/drawing/2015/9/8/chartex" xmlns:cx2="http://schemas.microsoft.com/office/drawing/2015/10/21/chartex" xmlns:cx3="http://schemas.microsoft.com/office/drawing/2016/5/9/chartex" xmlns:cx4="http://schemas.microsoft.com/office/drawing/2016/5/10/chartex" xmlns:cx5="http://schemas.microsoft.com/office/drawing/2016/5/11/chartex" xmlns:cx6="http://schemas.microsoft.com/office/drawing/2016/5/12/chartex" xmlns:cx7="http://schemas.microsoft.com/office/drawing/2016/5/13/chartex" xmlns:cx8="http://schemas.microsoft.com/office/drawing/2016/5/14/chartex" xmlns:mc="http://schemas.openxmlformats.org/markup-compatibility/2006" xmlns:aink="http://schemas.microsoft.com/office/drawing/2016/ink" xmlns:am3d="http://schemas.microsoft.com/office/drawing/2017/model3d" xmlns:o="urn:schemas-microsoft-com:office:office" xmlns:oel="http://schemas.microsoft.com/office/2019/extlst" xmlns:r="http://schemas.openxmlformats.org/officeDocument/2006/relationships" xmlns:m="http://schemas.openxmlformats.org/officeDocument/2006/math" xmlns:v="urn:schemas-microsoft-com:vml" xmlns:wp14="http://schemas.microsoft.com/office/word/2010/wordprocessingDrawing" xmlns:wp="http://schemas.openxmlformats.org/drawingml/2006/wordprocessingDrawing" xmlns:w10="urn:schemas-microsoft-com:office:word" xmlns:w="http://schemas.openxmlformats.org/wordprocessingml/2006/main" xmlns:w14="http://schemas.microsoft.com/office/word/2010/wordml" xmlns:w15="http://schemas.microsoft.com/office/word/2012/wordml" xmlns:w16cex="http://schemas.microsoft.com/office/word/2018/wordml/cex" xmlns:w16cid="http://schemas.microsoft.com/office/word/2016/wordml/cid" xmlns:w16="http://schemas.microsoft.com/office/word/2018/wordml" xmlns:w16du="http://schemas.microsoft.com/office/word/2023/wordml/word16du" xmlns:w16sdtdh="http://schemas.microsoft.com/office/word/2020/wordml/sdtdatahash" xmlns:w16sdtfl="http://schemas.microsoft.com/office/word/2024/wordml/sdtformatlock" xmlns:w16se="http://schemas.microsoft.com/office/word/2015/wordml/symex" xmlns:wpg="http://schemas.microsoft.com/office/word/2010/wordprocessingGroup" xmlns:wpi="http://schemas.microsoft.com/office/word/2010/wordprocessingInk" xmlns:wne="http://schemas.microsoft.com/office/word/2006/wordml" xmlns:wps="http://schemas.microsoft.com/office/word/2010/wordprocessingShape" mc:Ignorable="w14 w15 w16se w16cid w16 w16cex w16sdtdh w16sdtfl w16du wp14">
   <w:p>
     <w:pPr>
       <w:pStyle w:val="Platzhalter"/>
       <w:spacing w:before="360" w:after="120"/>
       <w:jc w:val="right"/>
     </w:pPr>
+    <w:proofErr w:type="gramStart"/>
     <w:r>
-      <w:t xml:space="preserve">{{ "GEMEINDE_WAPPEN" |image(None, </w:t>
+      <w:t>{{ "</w:t>
+    </w:r>
+    <w:proofErr w:type="gramEnd"/>
+    <w:r>
+      <w:t>GEMEINDE_WAPPEN" |</w:t>
+    </w:r>
+    <w:proofErr w:type="spellStart"/>
+    <w:r>
+      <w:t>image</w:t>
+    </w:r>
+    <w:proofErr w:type="spellEnd"/>
+    <w:r>
+      <w:t xml:space="preserve">(None, </w:t>
     </w:r>
     <w:r>
       <w:t>None</w:t>
@@ -3483,15 +4702,28 @@
 </file>
 
 <file path=word/header3.xml><?xml version="1.0" encoding="utf-8"?>
-<w:hdr xmlns:wpc="http://schemas.microsoft.com/office/word/2010/wordprocessingCanvas" xmlns:cx="http://schemas.microsoft.com/office/drawing/2014/chartex" xmlns:cx1="http://schemas.microsoft.com/office/drawing/2015/9/8/chartex" xmlns:cx2="http://schemas.microsoft.com/office/drawing/2015/10/21/chartex" xmlns:cx3="http://schemas.microsoft.com/office/drawing/2016/5/9/chartex" xmlns:cx4="http://schemas.microsoft.com/office/drawing/2016/5/10/chartex" xmlns:cx5="http://schemas.microsoft.com/office/drawing/2016/5/11/chartex" xmlns:cx6="http://schemas.microsoft.com/office/drawing/2016/5/12/chartex" xmlns:cx7="http://schemas.microsoft.com/office/drawing/2016/5/13/chartex" xmlns:cx8="http://schemas.microsoft.com/office/drawing/2016/5/14/chartex" xmlns:mc="http://schemas.openxmlformats.org/markup-compatibility/2006" xmlns:aink="http://schemas.microsoft.com/office/drawing/2016/ink" xmlns:am3d="http://schemas.microsoft.com/office/drawing/2017/model3d" xmlns:o="urn:schemas-microsoft-com:office:office" xmlns:oel="http://schemas.microsoft.com/office/2019/extlst" xmlns:r="http://schemas.openxmlformats.org/officeDocument/2006/relationships" xmlns:m="http://schemas.openxmlformats.org/officeDocument/2006/math" xmlns:v="urn:schemas-microsoft-com:vml" xmlns:wp14="http://schemas.microsoft.com/office/word/2010/wordprocessingDrawing" xmlns:wp="http://schemas.openxmlformats.org/drawingml/2006/wordprocessingDrawing" xmlns:w10="urn:schemas-microsoft-com:office:word" xmlns:w="http://schemas.openxmlformats.org/wordprocessingml/2006/main" xmlns:w14="http://schemas.microsoft.com/office/word/2010/wordml" xmlns:w15="http://schemas.microsoft.com/office/word/2012/wordml" xmlns:w16cex="http://schemas.microsoft.com/office/word/2018/wordml/cex" xmlns:w16cid="http://schemas.microsoft.com/office/word/2016/wordml/cid" xmlns:w16="http://schemas.microsoft.com/office/word/2018/wordml" xmlns:w16du="http://schemas.microsoft.com/office/word/2023/wordml/word16du" xmlns:w16sdtdh="http://schemas.microsoft.com/office/word/2020/wordml/sdtdatahash" xmlns:w16se="http://schemas.microsoft.com/office/word/2015/wordml/symex" xmlns:wpg="http://schemas.microsoft.com/office/word/2010/wordprocessingGroup" xmlns:wpi="http://schemas.microsoft.com/office/word/2010/wordprocessingInk" xmlns:wne="http://schemas.microsoft.com/office/word/2006/wordml" xmlns:wps="http://schemas.microsoft.com/office/word/2010/wordprocessingShape" mc:Ignorable="w14 w15 w16se w16cid w16 w16cex w16sdtdh w16du wp14">
+<w:hdr xmlns:wpc="http://schemas.microsoft.com/office/word/2010/wordprocessingCanvas" xmlns:cx="http://schemas.microsoft.com/office/drawing/2014/chartex" xmlns:cx1="http://schemas.microsoft.com/office/drawing/2015/9/8/chartex" xmlns:cx2="http://schemas.microsoft.com/office/drawing/2015/10/21/chartex" xmlns:cx3="http://schemas.microsoft.com/office/drawing/2016/5/9/chartex" xmlns:cx4="http://schemas.microsoft.com/office/drawing/2016/5/10/chartex" xmlns:cx5="http://schemas.microsoft.com/office/drawing/2016/5/11/chartex" xmlns:cx6="http://schemas.microsoft.com/office/drawing/2016/5/12/chartex" xmlns:cx7="http://schemas.microsoft.com/office/drawing/2016/5/13/chartex" xmlns:cx8="http://schemas.microsoft.com/office/drawing/2016/5/14/chartex" xmlns:mc="http://schemas.openxmlformats.org/markup-compatibility/2006" xmlns:aink="http://schemas.microsoft.com/office/drawing/2016/ink" xmlns:am3d="http://schemas.microsoft.com/office/drawing/2017/model3d" xmlns:o="urn:schemas-microsoft-com:office:office" xmlns:oel="http://schemas.microsoft.com/office/2019/extlst" xmlns:r="http://schemas.openxmlformats.org/officeDocument/2006/relationships" xmlns:m="http://schemas.openxmlformats.org/officeDocument/2006/math" xmlns:v="urn:schemas-microsoft-com:vml" xmlns:wp14="http://schemas.microsoft.com/office/word/2010/wordprocessingDrawing" xmlns:wp="http://schemas.openxmlformats.org/drawingml/2006/wordprocessingDrawing" xmlns:w10="urn:schemas-microsoft-com:office:word" xmlns:w="http://schemas.openxmlformats.org/wordprocessingml/2006/main" xmlns:w14="http://schemas.microsoft.com/office/word/2010/wordml" xmlns:w15="http://schemas.microsoft.com/office/word/2012/wordml" xmlns:w16cex="http://schemas.microsoft.com/office/word/2018/wordml/cex" xmlns:w16cid="http://schemas.microsoft.com/office/word/2016/wordml/cid" xmlns:w16="http://schemas.microsoft.com/office/word/2018/wordml" xmlns:w16du="http://schemas.microsoft.com/office/word/2023/wordml/word16du" xmlns:w16sdtdh="http://schemas.microsoft.com/office/word/2020/wordml/sdtdatahash" xmlns:w16sdtfl="http://schemas.microsoft.com/office/word/2024/wordml/sdtformatlock" xmlns:w16se="http://schemas.microsoft.com/office/word/2015/wordml/symex" xmlns:wpg="http://schemas.microsoft.com/office/word/2010/wordprocessingGroup" xmlns:wpi="http://schemas.microsoft.com/office/word/2010/wordprocessingInk" xmlns:wne="http://schemas.microsoft.com/office/word/2006/wordml" xmlns:wps="http://schemas.microsoft.com/office/word/2010/wordprocessingShape" mc:Ignorable="w14 w15 w16se w16cid w16 w16cex w16sdtdh w16sdtfl w16du wp14">
   <w:p>
     <w:pPr>
       <w:pStyle w:val="Platzhalter"/>
       <w:spacing w:before="360" w:after="120"/>
       <w:jc w:val="right"/>
     </w:pPr>
+    <w:proofErr w:type="gramStart"/>
     <w:r>
-      <w:t xml:space="preserve">{{ "GEMEINDE_WAPPEN" |image(None, </w:t>
+      <w:t>{{ "</w:t>
+    </w:r>
+    <w:proofErr w:type="gramEnd"/>
+    <w:r>
+      <w:t>GEMEINDE_WAPPEN" |</w:t>
+    </w:r>
+    <w:proofErr w:type="spellStart"/>
+    <w:r>
+      <w:t>image</w:t>
+    </w:r>
+    <w:proofErr w:type="spellEnd"/>
+    <w:r>
+      <w:t xml:space="preserve">(None, </w:t>
     </w:r>
     <w:r>
       <w:t>7</w:t>
@@ -3504,7 +4736,7 @@
 </file>
 
 <file path=word/numbering.xml><?xml version="1.0" encoding="utf-8"?>
-<w:numbering xmlns:wpc="http://schemas.microsoft.com/office/word/2010/wordprocessingCanvas" xmlns:cx="http://schemas.microsoft.com/office/drawing/2014/chartex" xmlns:cx1="http://schemas.microsoft.com/office/drawing/2015/9/8/chartex" xmlns:cx2="http://schemas.microsoft.com/office/drawing/2015/10/21/chartex" xmlns:cx3="http://schemas.microsoft.com/office/drawing/2016/5/9/chartex" xmlns:cx4="http://schemas.microsoft.com/office/drawing/2016/5/10/chartex" xmlns:cx5="http://schemas.microsoft.com/office/drawing/2016/5/11/chartex" xmlns:cx6="http://schemas.microsoft.com/office/drawing/2016/5/12/chartex" xmlns:cx7="http://schemas.microsoft.com/office/drawing/2016/5/13/chartex" xmlns:cx8="http://schemas.microsoft.com/office/drawing/2016/5/14/chartex" xmlns:mc="http://schemas.openxmlformats.org/markup-compatibility/2006" xmlns:aink="http://schemas.microsoft.com/office/drawing/2016/ink" xmlns:am3d="http://schemas.microsoft.com/office/drawing/2017/model3d" xmlns:o="urn:schemas-microsoft-com:office:office" xmlns:oel="http://schemas.microsoft.com/office/2019/extlst" xmlns:r="http://schemas.openxmlformats.org/officeDocument/2006/relationships" xmlns:m="http://schemas.openxmlformats.org/officeDocument/2006/math" xmlns:v="urn:schemas-microsoft-com:vml" xmlns:wp14="http://schemas.microsoft.com/office/word/2010/wordprocessingDrawing" xmlns:wp="http://schemas.openxmlformats.org/drawingml/2006/wordprocessingDrawing" xmlns:w10="urn:schemas-microsoft-com:office:word" xmlns:w="http://schemas.openxmlformats.org/wordprocessingml/2006/main" xmlns:w14="http://schemas.microsoft.com/office/word/2010/wordml" xmlns:w15="http://schemas.microsoft.com/office/word/2012/wordml" xmlns:w16cex="http://schemas.microsoft.com/office/word/2018/wordml/cex" xmlns:w16cid="http://schemas.microsoft.com/office/word/2016/wordml/cid" xmlns:w16="http://schemas.microsoft.com/office/word/2018/wordml" xmlns:w16du="http://schemas.microsoft.com/office/word/2023/wordml/word16du" xmlns:w16sdtdh="http://schemas.microsoft.com/office/word/2020/wordml/sdtdatahash" xmlns:w16se="http://schemas.microsoft.com/office/word/2015/wordml/symex" xmlns:wpg="http://schemas.microsoft.com/office/word/2010/wordprocessingGroup" xmlns:wpi="http://schemas.microsoft.com/office/word/2010/wordprocessingInk" xmlns:wne="http://schemas.microsoft.com/office/word/2006/wordml" xmlns:wps="http://schemas.microsoft.com/office/word/2010/wordprocessingShape" mc:Ignorable="w14 w15 w16se w16cid w16 w16cex w16sdtdh w16du wp14">
+<w:numbering xmlns:wpc="http://schemas.microsoft.com/office/word/2010/wordprocessingCanvas" xmlns:cx="http://schemas.microsoft.com/office/drawing/2014/chartex" xmlns:cx1="http://schemas.microsoft.com/office/drawing/2015/9/8/chartex" xmlns:cx2="http://schemas.microsoft.com/office/drawing/2015/10/21/chartex" xmlns:cx3="http://schemas.microsoft.com/office/drawing/2016/5/9/chartex" xmlns:cx4="http://schemas.microsoft.com/office/drawing/2016/5/10/chartex" xmlns:cx5="http://schemas.microsoft.com/office/drawing/2016/5/11/chartex" xmlns:cx6="http://schemas.microsoft.com/office/drawing/2016/5/12/chartex" xmlns:cx7="http://schemas.microsoft.com/office/drawing/2016/5/13/chartex" xmlns:cx8="http://schemas.microsoft.com/office/drawing/2016/5/14/chartex" xmlns:mc="http://schemas.openxmlformats.org/markup-compatibility/2006" xmlns:aink="http://schemas.microsoft.com/office/drawing/2016/ink" xmlns:am3d="http://schemas.microsoft.com/office/drawing/2017/model3d" xmlns:o="urn:schemas-microsoft-com:office:office" xmlns:oel="http://schemas.microsoft.com/office/2019/extlst" xmlns:r="http://schemas.openxmlformats.org/officeDocument/2006/relationships" xmlns:m="http://schemas.openxmlformats.org/officeDocument/2006/math" xmlns:v="urn:schemas-microsoft-com:vml" xmlns:wp14="http://schemas.microsoft.com/office/word/2010/wordprocessingDrawing" xmlns:wp="http://schemas.openxmlformats.org/drawingml/2006/wordprocessingDrawing" xmlns:w10="urn:schemas-microsoft-com:office:word" xmlns:w="http://schemas.openxmlformats.org/wordprocessingml/2006/main" xmlns:w14="http://schemas.microsoft.com/office/word/2010/wordml" xmlns:w15="http://schemas.microsoft.com/office/word/2012/wordml" xmlns:w16cex="http://schemas.microsoft.com/office/word/2018/wordml/cex" xmlns:w16cid="http://schemas.microsoft.com/office/word/2016/wordml/cid" xmlns:w16="http://schemas.microsoft.com/office/word/2018/wordml" xmlns:w16du="http://schemas.microsoft.com/office/word/2023/wordml/word16du" xmlns:w16sdtdh="http://schemas.microsoft.com/office/word/2020/wordml/sdtdatahash" xmlns:w16sdtfl="http://schemas.microsoft.com/office/word/2024/wordml/sdtformatlock" xmlns:w16se="http://schemas.microsoft.com/office/word/2015/wordml/symex" xmlns:wpg="http://schemas.microsoft.com/office/word/2010/wordprocessingGroup" xmlns:wpi="http://schemas.microsoft.com/office/word/2010/wordprocessingInk" xmlns:wne="http://schemas.microsoft.com/office/word/2006/wordml" xmlns:wps="http://schemas.microsoft.com/office/word/2010/wordprocessingShape" mc:Ignorable="w14 w15 w16se w16cid w16 w16cex w16sdtdh w16sdtfl w16du wp14">
   <w:abstractNum w:abstractNumId="0" w15:restartNumberingAfterBreak="0">
     <w:nsid w:val="05455E45"/>
     <w:multiLevelType w:val="multilevel"/>
@@ -5851,7 +7083,7 @@
 </file>
 
 <file path=word/styles.xml><?xml version="1.0" encoding="utf-8"?>
-<w:styles xmlns:mc="http://schemas.openxmlformats.org/markup-compatibility/2006" xmlns:r="http://schemas.openxmlformats.org/officeDocument/2006/relationships" xmlns:w="http://schemas.openxmlformats.org/wordprocessingml/2006/main" xmlns:w14="http://schemas.microsoft.com/office/word/2010/wordml" xmlns:w15="http://schemas.microsoft.com/office/word/2012/wordml" xmlns:w16cex="http://schemas.microsoft.com/office/word/2018/wordml/cex" xmlns:w16cid="http://schemas.microsoft.com/office/word/2016/wordml/cid" xmlns:w16="http://schemas.microsoft.com/office/word/2018/wordml" xmlns:w16du="http://schemas.microsoft.com/office/word/2023/wordml/word16du" xmlns:w16sdtdh="http://schemas.microsoft.com/office/word/2020/wordml/sdtdatahash" xmlns:w16se="http://schemas.microsoft.com/office/word/2015/wordml/symex" mc:Ignorable="w14 w15 w16se w16cid w16 w16cex w16sdtdh w16du">
+<w:styles xmlns:mc="http://schemas.openxmlformats.org/markup-compatibility/2006" xmlns:r="http://schemas.openxmlformats.org/officeDocument/2006/relationships" xmlns:w="http://schemas.openxmlformats.org/wordprocessingml/2006/main" xmlns:w14="http://schemas.microsoft.com/office/word/2010/wordml" xmlns:w15="http://schemas.microsoft.com/office/word/2012/wordml" xmlns:w16cex="http://schemas.microsoft.com/office/word/2018/wordml/cex" xmlns:w16cid="http://schemas.microsoft.com/office/word/2016/wordml/cid" xmlns:w16="http://schemas.microsoft.com/office/word/2018/wordml" xmlns:w16du="http://schemas.microsoft.com/office/word/2023/wordml/word16du" xmlns:w16sdtdh="http://schemas.microsoft.com/office/word/2020/wordml/sdtdatahash" xmlns:w16sdtfl="http://schemas.microsoft.com/office/word/2024/wordml/sdtformatlock" xmlns:w16se="http://schemas.microsoft.com/office/word/2015/wordml/symex" mc:Ignorable="w14 w15 w16se w16cid w16 w16cex w16sdtdh w16sdtfl w16du">
   <w:docDefaults>
     <w:rPrDefault>
       <w:rPr>

--- a/document-merge-service/kt_so/templatefiles/inserat-anzeiger.docx
+++ b/document-merge-service/kt_so/templatefiles/inserat-anzeiger.docx
@@ -40,21 +40,12 @@
                 <w:bCs/>
               </w:rPr>
             </w:pPr>
-            <w:proofErr w:type="gramStart"/>
             <w:r>
               <w:rPr>
                 <w:b/>
                 <w:bCs/>
               </w:rPr>
-              <w:t>{{ LEITBEHOERDE</w:t>
-            </w:r>
-            <w:proofErr w:type="gramEnd"/>
-            <w:r>
-              <w:rPr>
-                <w:b/>
-                <w:bCs/>
-              </w:rPr>
-              <w:t>_NAME }}</w:t>
+              <w:t>{{ LEITBEHOERDE_NAME }}</w:t>
             </w:r>
           </w:p>
           <w:p>
@@ -65,21 +56,12 @@
                 <w:szCs w:val="18"/>
               </w:rPr>
             </w:pPr>
-            <w:proofErr w:type="gramStart"/>
-            <w:r>
-              <w:rPr>
-                <w:sz w:val="18"/>
-                <w:szCs w:val="18"/>
-              </w:rPr>
-              <w:t>{{ LEITBEHOERDE</w:t>
-            </w:r>
-            <w:proofErr w:type="gramEnd"/>
-            <w:r>
-              <w:rPr>
-                <w:sz w:val="18"/>
-                <w:szCs w:val="18"/>
-              </w:rPr>
-              <w:t>_ADRESSE_1 }}</w:t>
+            <w:r>
+              <w:rPr>
+                <w:sz w:val="18"/>
+                <w:szCs w:val="18"/>
+              </w:rPr>
+              <w:t>{{ LEITBEHOERDE_ADRESSE_1 }}</w:t>
             </w:r>
           </w:p>
           <w:p>
@@ -90,21 +72,12 @@
                 <w:szCs w:val="18"/>
               </w:rPr>
             </w:pPr>
-            <w:proofErr w:type="gramStart"/>
-            <w:r>
-              <w:rPr>
-                <w:sz w:val="18"/>
-                <w:szCs w:val="18"/>
-              </w:rPr>
-              <w:t>{{ LEITBEHOERDE</w:t>
-            </w:r>
-            <w:proofErr w:type="gramEnd"/>
-            <w:r>
-              <w:rPr>
-                <w:sz w:val="18"/>
-                <w:szCs w:val="18"/>
-              </w:rPr>
-              <w:t>_ADRESSE_2 }}</w:t>
+            <w:r>
+              <w:rPr>
+                <w:sz w:val="18"/>
+                <w:szCs w:val="18"/>
+              </w:rPr>
+              <w:t>{{ LEITBEHOERDE_ADRESSE_2 }}</w:t>
             </w:r>
           </w:p>
         </w:tc>
@@ -165,19 +138,18 @@
                 <w:sz w:val="18"/>
                 <w:szCs w:val="18"/>
               </w:rPr>
-              <w:t xml:space="preserve"> </w:t>
-            </w:r>
-            <w:proofErr w:type="spellStart"/>
-            <w:r>
+              <w:t xml:space="preserve"> if PUBLIKATION_ORGAN %}</w:t>
+            </w:r>
+          </w:p>
+          <w:p>
+            <w:pPr>
               <w:rPr>
                 <w:rFonts w:ascii="Consolas" w:hAnsi="Consolas"/>
                 <w:color w:val="00B050"/>
                 <w:sz w:val="18"/>
                 <w:szCs w:val="18"/>
               </w:rPr>
-              <w:t>if</w:t>
-            </w:r>
-            <w:proofErr w:type="spellEnd"/>
+            </w:pPr>
             <w:r>
               <w:rPr>
                 <w:rFonts w:ascii="Consolas" w:hAnsi="Consolas"/>
@@ -185,18 +157,17 @@
                 <w:sz w:val="18"/>
                 <w:szCs w:val="18"/>
               </w:rPr>
-              <w:t xml:space="preserve"> PUBLIKATION_ORGAN %}</w:t>
-            </w:r>
-          </w:p>
-          <w:p>
-            <w:pPr>
+              <w:t>{%</w:t>
+            </w:r>
+            <w:r>
               <w:rPr>
                 <w:rFonts w:ascii="Consolas" w:hAnsi="Consolas"/>
                 <w:color w:val="00B050"/>
                 <w:sz w:val="18"/>
                 <w:szCs w:val="18"/>
               </w:rPr>
-            </w:pPr>
+              <w:t>p</w:t>
+            </w:r>
             <w:r>
               <w:rPr>
                 <w:rFonts w:ascii="Consolas" w:hAnsi="Consolas"/>
@@ -204,6 +175,25 @@
                 <w:sz w:val="18"/>
                 <w:szCs w:val="18"/>
               </w:rPr>
+              <w:t xml:space="preserve"> for P in PUBLIKATION_ORGAN %}</w:t>
+            </w:r>
+          </w:p>
+          <w:p>
+            <w:pPr>
+              <w:rPr>
+                <w:rFonts w:ascii="Consolas" w:hAnsi="Consolas"/>
+                <w:color w:val="00B050"/>
+                <w:sz w:val="18"/>
+                <w:szCs w:val="18"/>
+              </w:rPr>
+            </w:pPr>
+            <w:r>
+              <w:rPr>
+                <w:rFonts w:ascii="Consolas" w:hAnsi="Consolas"/>
+                <w:color w:val="00B050"/>
+                <w:sz w:val="18"/>
+                <w:szCs w:val="18"/>
+              </w:rPr>
               <w:t>{%</w:t>
             </w:r>
             <w:r>
@@ -213,6 +203,102 @@
                 <w:sz w:val="18"/>
                 <w:szCs w:val="18"/>
               </w:rPr>
+              <w:t xml:space="preserve">p if P.NAME != </w:t>
+            </w:r>
+            <w:r>
+              <w:rPr>
+                <w:rFonts w:ascii="Consolas" w:hAnsi="Consolas"/>
+                <w:color w:val="00B050"/>
+                <w:sz w:val="18"/>
+                <w:szCs w:val="18"/>
+              </w:rPr>
+              <w:t>"</w:t>
+            </w:r>
+            <w:r>
+              <w:rPr>
+                <w:rFonts w:ascii="Consolas" w:hAnsi="Consolas"/>
+                <w:color w:val="00B050"/>
+                <w:sz w:val="18"/>
+                <w:szCs w:val="18"/>
+              </w:rPr>
+              <w:t>Amtsblatt</w:t>
+            </w:r>
+            <w:r>
+              <w:rPr>
+                <w:rFonts w:ascii="Consolas" w:hAnsi="Consolas"/>
+                <w:color w:val="00B050"/>
+                <w:sz w:val="18"/>
+                <w:szCs w:val="18"/>
+              </w:rPr>
+              <w:t>"</w:t>
+            </w:r>
+            <w:r>
+              <w:rPr>
+                <w:rFonts w:ascii="Consolas" w:hAnsi="Consolas"/>
+                <w:color w:val="00B050"/>
+                <w:sz w:val="18"/>
+                <w:szCs w:val="18"/>
+              </w:rPr>
+              <w:t xml:space="preserve"> %}</w:t>
+            </w:r>
+          </w:p>
+          <w:p>
+            <w:pPr>
+              <w:pStyle w:val="Platzhalter"/>
+            </w:pPr>
+            <w:r>
+              <w:t>{{ P.NAME }}</w:t>
+            </w:r>
+          </w:p>
+          <w:p>
+            <w:pPr>
+              <w:rPr>
+                <w:color w:val="00B050"/>
+                <w:sz w:val="18"/>
+                <w:szCs w:val="18"/>
+              </w:rPr>
+            </w:pPr>
+            <w:r>
+              <w:rPr>
+                <w:sz w:val="18"/>
+                <w:szCs w:val="18"/>
+              </w:rPr>
+              <w:t xml:space="preserve">E-Mail: </w:t>
+            </w:r>
+            <w:r>
+              <w:rPr>
+                <w:rStyle w:val="PlatzhalterZchn"/>
+                <w:sz w:val="18"/>
+                <w:szCs w:val="18"/>
+              </w:rPr>
+              <w:t>{{ P.EMAIL }}</w:t>
+            </w:r>
+          </w:p>
+          <w:p>
+            <w:pPr>
+              <w:rPr>
+                <w:rFonts w:ascii="Consolas" w:hAnsi="Consolas"/>
+                <w:color w:val="00B050"/>
+                <w:sz w:val="18"/>
+                <w:szCs w:val="18"/>
+              </w:rPr>
+            </w:pPr>
+            <w:r>
+              <w:rPr>
+                <w:rFonts w:ascii="Consolas" w:hAnsi="Consolas"/>
+                <w:color w:val="00B050"/>
+                <w:sz w:val="18"/>
+                <w:szCs w:val="18"/>
+              </w:rPr>
+              <w:t>{%</w:t>
+            </w:r>
+            <w:r>
+              <w:rPr>
+                <w:rFonts w:ascii="Consolas" w:hAnsi="Consolas"/>
+                <w:color w:val="00B050"/>
+                <w:sz w:val="18"/>
+                <w:szCs w:val="18"/>
+              </w:rPr>
               <w:t>p</w:t>
             </w:r>
             <w:r>
@@ -222,19 +308,18 @@
                 <w:sz w:val="18"/>
                 <w:szCs w:val="18"/>
               </w:rPr>
-              <w:t xml:space="preserve"> </w:t>
-            </w:r>
-            <w:proofErr w:type="spellStart"/>
-            <w:r>
+              <w:t xml:space="preserve"> endif %}</w:t>
+            </w:r>
+          </w:p>
+          <w:p>
+            <w:pPr>
               <w:rPr>
                 <w:rFonts w:ascii="Consolas" w:hAnsi="Consolas"/>
                 <w:color w:val="00B050"/>
                 <w:sz w:val="18"/>
                 <w:szCs w:val="18"/>
               </w:rPr>
-              <w:t>for</w:t>
-            </w:r>
-            <w:proofErr w:type="spellEnd"/>
+            </w:pPr>
             <w:r>
               <w:rPr>
                 <w:rFonts w:ascii="Consolas" w:hAnsi="Consolas"/>
@@ -242,18 +327,17 @@
                 <w:sz w:val="18"/>
                 <w:szCs w:val="18"/>
               </w:rPr>
-              <w:t xml:space="preserve"> P in PUBLIKATION_ORGAN %}</w:t>
-            </w:r>
-          </w:p>
-          <w:p>
-            <w:pPr>
+              <w:t>{%</w:t>
+            </w:r>
+            <w:r>
               <w:rPr>
                 <w:rFonts w:ascii="Consolas" w:hAnsi="Consolas"/>
                 <w:color w:val="00B050"/>
                 <w:sz w:val="18"/>
                 <w:szCs w:val="18"/>
               </w:rPr>
-            </w:pPr>
+              <w:t>p</w:t>
+            </w:r>
             <w:r>
               <w:rPr>
                 <w:rFonts w:ascii="Consolas" w:hAnsi="Consolas"/>
@@ -261,6 +345,25 @@
                 <w:sz w:val="18"/>
                 <w:szCs w:val="18"/>
               </w:rPr>
+              <w:t xml:space="preserve"> endfor %}</w:t>
+            </w:r>
+          </w:p>
+          <w:p>
+            <w:pPr>
+              <w:rPr>
+                <w:rFonts w:ascii="Consolas" w:hAnsi="Consolas"/>
+                <w:color w:val="00B050"/>
+                <w:sz w:val="18"/>
+                <w:szCs w:val="18"/>
+              </w:rPr>
+            </w:pPr>
+            <w:r>
+              <w:rPr>
+                <w:rFonts w:ascii="Consolas" w:hAnsi="Consolas"/>
+                <w:color w:val="00B050"/>
+                <w:sz w:val="18"/>
+                <w:szCs w:val="18"/>
+              </w:rPr>
               <w:t>{%</w:t>
             </w:r>
             <w:r>
@@ -270,9 +373,8 @@
                 <w:sz w:val="18"/>
                 <w:szCs w:val="18"/>
               </w:rPr>
-              <w:t xml:space="preserve">p </w:t>
-            </w:r>
-            <w:proofErr w:type="spellStart"/>
+              <w:t>p</w:t>
+            </w:r>
             <w:r>
               <w:rPr>
                 <w:rFonts w:ascii="Consolas" w:hAnsi="Consolas"/>
@@ -280,291 +382,7 @@
                 <w:sz w:val="18"/>
                 <w:szCs w:val="18"/>
               </w:rPr>
-              <w:t>if</w:t>
-            </w:r>
-            <w:proofErr w:type="spellEnd"/>
-            <w:r>
-              <w:rPr>
-                <w:rFonts w:ascii="Consolas" w:hAnsi="Consolas"/>
-                <w:color w:val="00B050"/>
-                <w:sz w:val="18"/>
-                <w:szCs w:val="18"/>
-              </w:rPr>
-              <w:t xml:space="preserve"> </w:t>
-            </w:r>
-            <w:proofErr w:type="gramStart"/>
-            <w:r>
-              <w:rPr>
-                <w:rFonts w:ascii="Consolas" w:hAnsi="Consolas"/>
-                <w:color w:val="00B050"/>
-                <w:sz w:val="18"/>
-                <w:szCs w:val="18"/>
-              </w:rPr>
-              <w:t>P.NAME !</w:t>
-            </w:r>
-            <w:proofErr w:type="gramEnd"/>
-            <w:r>
-              <w:rPr>
-                <w:rFonts w:ascii="Consolas" w:hAnsi="Consolas"/>
-                <w:color w:val="00B050"/>
-                <w:sz w:val="18"/>
-                <w:szCs w:val="18"/>
-              </w:rPr>
-              <w:t xml:space="preserve">= </w:t>
-            </w:r>
-            <w:r>
-              <w:rPr>
-                <w:rFonts w:ascii="Consolas" w:hAnsi="Consolas"/>
-                <w:color w:val="00B050"/>
-                <w:sz w:val="18"/>
-                <w:szCs w:val="18"/>
-              </w:rPr>
-              <w:t>"</w:t>
-            </w:r>
-            <w:r>
-              <w:rPr>
-                <w:rFonts w:ascii="Consolas" w:hAnsi="Consolas"/>
-                <w:color w:val="00B050"/>
-                <w:sz w:val="18"/>
-                <w:szCs w:val="18"/>
-              </w:rPr>
-              <w:t>Amtsblatt</w:t>
-            </w:r>
-            <w:r>
-              <w:rPr>
-                <w:rFonts w:ascii="Consolas" w:hAnsi="Consolas"/>
-                <w:color w:val="00B050"/>
-                <w:sz w:val="18"/>
-                <w:szCs w:val="18"/>
-              </w:rPr>
-              <w:t>"</w:t>
-            </w:r>
-            <w:r>
-              <w:rPr>
-                <w:rFonts w:ascii="Consolas" w:hAnsi="Consolas"/>
-                <w:color w:val="00B050"/>
-                <w:sz w:val="18"/>
-                <w:szCs w:val="18"/>
-              </w:rPr>
-              <w:t xml:space="preserve"> %}</w:t>
-            </w:r>
-          </w:p>
-          <w:p>
-            <w:pPr>
-              <w:pStyle w:val="Platzhalter"/>
-            </w:pPr>
-            <w:proofErr w:type="gramStart"/>
-            <w:r>
-              <w:t>{{ P.NAME</w:t>
-            </w:r>
-            <w:proofErr w:type="gramEnd"/>
-            <w:r>
-              <w:t xml:space="preserve"> }}</w:t>
-            </w:r>
-          </w:p>
-          <w:p>
-            <w:pPr>
-              <w:rPr>
-                <w:color w:val="00B050"/>
-                <w:sz w:val="18"/>
-                <w:szCs w:val="18"/>
-              </w:rPr>
-            </w:pPr>
-            <w:r>
-              <w:rPr>
-                <w:sz w:val="18"/>
-                <w:szCs w:val="18"/>
-              </w:rPr>
-              <w:t xml:space="preserve">E-Mail: </w:t>
-            </w:r>
-            <w:proofErr w:type="gramStart"/>
-            <w:r>
-              <w:rPr>
-                <w:rStyle w:val="PlatzhalterZchn"/>
-                <w:sz w:val="18"/>
-                <w:szCs w:val="18"/>
-              </w:rPr>
-              <w:t>{{ P.EMAIL</w:t>
-            </w:r>
-            <w:proofErr w:type="gramEnd"/>
-            <w:r>
-              <w:rPr>
-                <w:rStyle w:val="PlatzhalterZchn"/>
-                <w:sz w:val="18"/>
-                <w:szCs w:val="18"/>
-              </w:rPr>
-              <w:t xml:space="preserve"> }}</w:t>
-            </w:r>
-          </w:p>
-          <w:p>
-            <w:pPr>
-              <w:rPr>
-                <w:rFonts w:ascii="Consolas" w:hAnsi="Consolas"/>
-                <w:color w:val="00B050"/>
-                <w:sz w:val="18"/>
-                <w:szCs w:val="18"/>
-              </w:rPr>
-            </w:pPr>
-            <w:r>
-              <w:rPr>
-                <w:rFonts w:ascii="Consolas" w:hAnsi="Consolas"/>
-                <w:color w:val="00B050"/>
-                <w:sz w:val="18"/>
-                <w:szCs w:val="18"/>
-              </w:rPr>
-              <w:t>{%</w:t>
-            </w:r>
-            <w:r>
-              <w:rPr>
-                <w:rFonts w:ascii="Consolas" w:hAnsi="Consolas"/>
-                <w:color w:val="00B050"/>
-                <w:sz w:val="18"/>
-                <w:szCs w:val="18"/>
-              </w:rPr>
-              <w:t>p</w:t>
-            </w:r>
-            <w:r>
-              <w:rPr>
-                <w:rFonts w:ascii="Consolas" w:hAnsi="Consolas"/>
-                <w:color w:val="00B050"/>
-                <w:sz w:val="18"/>
-                <w:szCs w:val="18"/>
-              </w:rPr>
-              <w:t xml:space="preserve"> </w:t>
-            </w:r>
-            <w:proofErr w:type="spellStart"/>
-            <w:r>
-              <w:rPr>
-                <w:rFonts w:ascii="Consolas" w:hAnsi="Consolas"/>
-                <w:color w:val="00B050"/>
-                <w:sz w:val="18"/>
-                <w:szCs w:val="18"/>
-              </w:rPr>
-              <w:t>endif</w:t>
-            </w:r>
-            <w:proofErr w:type="spellEnd"/>
-            <w:r>
-              <w:rPr>
-                <w:rFonts w:ascii="Consolas" w:hAnsi="Consolas"/>
-                <w:color w:val="00B050"/>
-                <w:sz w:val="18"/>
-                <w:szCs w:val="18"/>
-              </w:rPr>
-              <w:t xml:space="preserve"> %}</w:t>
-            </w:r>
-          </w:p>
-          <w:p>
-            <w:pPr>
-              <w:rPr>
-                <w:rFonts w:ascii="Consolas" w:hAnsi="Consolas"/>
-                <w:color w:val="00B050"/>
-                <w:sz w:val="18"/>
-                <w:szCs w:val="18"/>
-              </w:rPr>
-            </w:pPr>
-            <w:r>
-              <w:rPr>
-                <w:rFonts w:ascii="Consolas" w:hAnsi="Consolas"/>
-                <w:color w:val="00B050"/>
-                <w:sz w:val="18"/>
-                <w:szCs w:val="18"/>
-              </w:rPr>
-              <w:t>{%</w:t>
-            </w:r>
-            <w:r>
-              <w:rPr>
-                <w:rFonts w:ascii="Consolas" w:hAnsi="Consolas"/>
-                <w:color w:val="00B050"/>
-                <w:sz w:val="18"/>
-                <w:szCs w:val="18"/>
-              </w:rPr>
-              <w:t>p</w:t>
-            </w:r>
-            <w:r>
-              <w:rPr>
-                <w:rFonts w:ascii="Consolas" w:hAnsi="Consolas"/>
-                <w:color w:val="00B050"/>
-                <w:sz w:val="18"/>
-                <w:szCs w:val="18"/>
-              </w:rPr>
-              <w:t xml:space="preserve"> </w:t>
-            </w:r>
-            <w:proofErr w:type="spellStart"/>
-            <w:r>
-              <w:rPr>
-                <w:rFonts w:ascii="Consolas" w:hAnsi="Consolas"/>
-                <w:color w:val="00B050"/>
-                <w:sz w:val="18"/>
-                <w:szCs w:val="18"/>
-              </w:rPr>
-              <w:t>endfor</w:t>
-            </w:r>
-            <w:proofErr w:type="spellEnd"/>
-            <w:r>
-              <w:rPr>
-                <w:rFonts w:ascii="Consolas" w:hAnsi="Consolas"/>
-                <w:color w:val="00B050"/>
-                <w:sz w:val="18"/>
-                <w:szCs w:val="18"/>
-              </w:rPr>
-              <w:t xml:space="preserve"> %}</w:t>
-            </w:r>
-          </w:p>
-          <w:p>
-            <w:pPr>
-              <w:rPr>
-                <w:rFonts w:ascii="Consolas" w:hAnsi="Consolas"/>
-                <w:color w:val="00B050"/>
-                <w:sz w:val="18"/>
-                <w:szCs w:val="18"/>
-              </w:rPr>
-            </w:pPr>
-            <w:r>
-              <w:rPr>
-                <w:rFonts w:ascii="Consolas" w:hAnsi="Consolas"/>
-                <w:color w:val="00B050"/>
-                <w:sz w:val="18"/>
-                <w:szCs w:val="18"/>
-              </w:rPr>
-              <w:t>{%</w:t>
-            </w:r>
-            <w:r>
-              <w:rPr>
-                <w:rFonts w:ascii="Consolas" w:hAnsi="Consolas"/>
-                <w:color w:val="00B050"/>
-                <w:sz w:val="18"/>
-                <w:szCs w:val="18"/>
-              </w:rPr>
-              <w:t>p</w:t>
-            </w:r>
-            <w:r>
-              <w:rPr>
-                <w:rFonts w:ascii="Consolas" w:hAnsi="Consolas"/>
-                <w:color w:val="00B050"/>
-                <w:sz w:val="18"/>
-                <w:szCs w:val="18"/>
-              </w:rPr>
-              <w:t xml:space="preserve"> </w:t>
-            </w:r>
-            <w:proofErr w:type="spellStart"/>
-            <w:r>
-              <w:rPr>
-                <w:rFonts w:ascii="Consolas" w:hAnsi="Consolas"/>
-                <w:color w:val="00B050"/>
-                <w:sz w:val="18"/>
-                <w:szCs w:val="18"/>
-              </w:rPr>
-              <w:t>else</w:t>
-            </w:r>
-            <w:proofErr w:type="spellEnd"/>
-            <w:r>
-              <w:rPr>
-                <w:rFonts w:ascii="Consolas" w:hAnsi="Consolas"/>
-                <w:color w:val="00B050"/>
-                <w:sz w:val="18"/>
-                <w:szCs w:val="18"/>
-              </w:rPr>
-              <w:t xml:space="preserve"> %}</w:t>
+              <w:t xml:space="preserve"> else %}</w:t>
             </w:r>
           </w:p>
           <w:p>
@@ -581,32 +399,14 @@
                 <w:color w:val="FF0000"/>
                 <w:szCs w:val="22"/>
               </w:rPr>
-              <w:t xml:space="preserve">In </w:t>
-            </w:r>
-            <w:proofErr w:type="spellStart"/>
+              <w:t>In eBau ist noch keine Publikation erfasst</w:t>
+            </w:r>
             <w:r>
               <w:rPr>
                 <w:rFonts w:cs="Arial"/>
                 <w:color w:val="FF0000"/>
                 <w:szCs w:val="22"/>
               </w:rPr>
-              <w:t>eBau</w:t>
-            </w:r>
-            <w:proofErr w:type="spellEnd"/>
-            <w:r>
-              <w:rPr>
-                <w:rFonts w:cs="Arial"/>
-                <w:color w:val="FF0000"/>
-                <w:szCs w:val="22"/>
-              </w:rPr>
-              <w:t xml:space="preserve"> ist noch keine Publikation erfasst</w:t>
-            </w:r>
-            <w:r>
-              <w:rPr>
-                <w:rFonts w:cs="Arial"/>
-                <w:color w:val="FF0000"/>
-                <w:szCs w:val="22"/>
-              </w:rPr>
               <w:t>!</w:t>
             </w:r>
           </w:p>
@@ -641,27 +441,7 @@
                 <w:sz w:val="18"/>
                 <w:szCs w:val="18"/>
               </w:rPr>
-              <w:t xml:space="preserve"> </w:t>
-            </w:r>
-            <w:proofErr w:type="spellStart"/>
-            <w:r>
-              <w:rPr>
-                <w:rFonts w:ascii="Consolas" w:hAnsi="Consolas"/>
-                <w:color w:val="00B050"/>
-                <w:sz w:val="18"/>
-                <w:szCs w:val="18"/>
-              </w:rPr>
-              <w:t>endif</w:t>
-            </w:r>
-            <w:proofErr w:type="spellEnd"/>
-            <w:r>
-              <w:rPr>
-                <w:rFonts w:ascii="Consolas" w:hAnsi="Consolas"/>
-                <w:color w:val="00B050"/>
-                <w:sz w:val="18"/>
-                <w:szCs w:val="18"/>
-              </w:rPr>
-              <w:t xml:space="preserve"> %}</w:t>
+              <w:t xml:space="preserve"> endif %}</w:t>
             </w:r>
           </w:p>
         </w:tc>
@@ -700,23 +480,13 @@
               </w:rPr>
               <w:tab/>
             </w:r>
-            <w:proofErr w:type="gramStart"/>
             <w:r>
               <w:rPr>
                 <w:rStyle w:val="PlatzhalterZchn"/>
                 <w:sz w:val="18"/>
                 <w:szCs w:val="18"/>
               </w:rPr>
-              <w:t>{{ ZUSTAENDIG</w:t>
-            </w:r>
-            <w:proofErr w:type="gramEnd"/>
-            <w:r>
-              <w:rPr>
-                <w:rStyle w:val="PlatzhalterZchn"/>
-                <w:sz w:val="18"/>
-                <w:szCs w:val="18"/>
-              </w:rPr>
-              <w:t>_NAME }}</w:t>
+              <w:t>{{ ZUSTAENDIG_NAME }}</w:t>
             </w:r>
           </w:p>
           <w:p>
@@ -746,23 +516,13 @@
               </w:rPr>
               <w:tab/>
             </w:r>
-            <w:proofErr w:type="gramStart"/>
             <w:r>
               <w:rPr>
                 <w:rStyle w:val="PlatzhalterZchn"/>
                 <w:sz w:val="18"/>
                 <w:szCs w:val="18"/>
               </w:rPr>
-              <w:t>{{ LEITBEHOERDE</w:t>
-            </w:r>
-            <w:proofErr w:type="gramEnd"/>
-            <w:r>
-              <w:rPr>
-                <w:rStyle w:val="PlatzhalterZchn"/>
-                <w:sz w:val="18"/>
-                <w:szCs w:val="18"/>
-              </w:rPr>
-              <w:t>_EMAIL }}</w:t>
+              <w:t>{{ LEITBEHOERDE_EMAIL }}</w:t>
             </w:r>
           </w:p>
           <w:p>
@@ -789,23 +549,13 @@
               </w:rPr>
               <w:tab/>
             </w:r>
-            <w:proofErr w:type="gramStart"/>
             <w:r>
               <w:rPr>
                 <w:rStyle w:val="PlatzhalterZchn"/>
                 <w:sz w:val="18"/>
                 <w:szCs w:val="18"/>
               </w:rPr>
-              <w:t>{{ LEITBEHOERDE</w:t>
-            </w:r>
-            <w:proofErr w:type="gramEnd"/>
-            <w:r>
-              <w:rPr>
-                <w:rStyle w:val="PlatzhalterZchn"/>
-                <w:sz w:val="18"/>
-                <w:szCs w:val="18"/>
-              </w:rPr>
-              <w:t>_TELEFON }}</w:t>
+              <w:t>{{ LEITBEHOERDE_TELEFON }}</w:t>
             </w:r>
           </w:p>
           <w:p>
@@ -832,23 +582,13 @@
               </w:rPr>
               <w:tab/>
             </w:r>
-            <w:proofErr w:type="gramStart"/>
             <w:r>
               <w:rPr>
                 <w:rStyle w:val="PlatzhalterZchn"/>
                 <w:sz w:val="18"/>
                 <w:szCs w:val="18"/>
               </w:rPr>
-              <w:t>{{ LEITBEHOERDE</w:t>
-            </w:r>
-            <w:proofErr w:type="gramEnd"/>
-            <w:r>
-              <w:rPr>
-                <w:rStyle w:val="PlatzhalterZchn"/>
-                <w:sz w:val="18"/>
-                <w:szCs w:val="18"/>
-              </w:rPr>
-              <w:t>_WEBSEITE }}</w:t>
+              <w:t>{{ LEITBEHOERDE_WEBSEITE }}</w:t>
             </w:r>
           </w:p>
         </w:tc>
@@ -898,7 +638,6 @@
                 <w:szCs w:val="22"/>
               </w:rPr>
             </w:pPr>
-            <w:proofErr w:type="gramStart"/>
             <w:r>
               <w:rPr>
                 <w:rStyle w:val="PlatzhalterZchn"/>
@@ -911,7 +650,6 @@
               </w:rPr>
               <w:t>GEMEINDE</w:t>
             </w:r>
-            <w:proofErr w:type="gramEnd"/>
             <w:r>
               <w:rPr>
                 <w:rStyle w:val="PlatzhalterZchn"/>
@@ -1036,26 +774,16 @@
             <w:pPr>
               <w:pStyle w:val="Platzhalter"/>
             </w:pPr>
-            <w:proofErr w:type="gramStart"/>
-            <w:r>
-              <w:t>{{ LEITBEHOERDE</w:t>
-            </w:r>
-            <w:proofErr w:type="gramEnd"/>
-            <w:r>
-              <w:t>_NAME_ADRESSE }}</w:t>
+            <w:r>
+              <w:t>{{ LEITBEHOERDE_NAME_ADRESSE }}</w:t>
             </w:r>
           </w:p>
           <w:p>
             <w:pPr>
               <w:pStyle w:val="Platzhalter"/>
             </w:pPr>
-            <w:proofErr w:type="gramStart"/>
-            <w:r>
-              <w:t>{{ LEITBEHOERDE</w:t>
-            </w:r>
-            <w:proofErr w:type="gramEnd"/>
-            <w:r>
-              <w:t>_TELEFON }}</w:t>
+            <w:r>
+              <w:t>{{ LEITBEHOERDE_TELEFON }}</w:t>
             </w:r>
           </w:p>
         </w:tc>
@@ -1113,19 +841,11 @@
               </w:rPr>
               <w:t xml:space="preserve">Rubrik </w:t>
             </w:r>
-            <w:proofErr w:type="gramStart"/>
             <w:r>
               <w:rPr>
                 <w:rStyle w:val="PlatzhalterZchn"/>
               </w:rPr>
-              <w:t>{{ GEMEINDE</w:t>
-            </w:r>
-            <w:proofErr w:type="gramEnd"/>
-            <w:r>
-              <w:rPr>
-                <w:rStyle w:val="PlatzhalterZchn"/>
-              </w:rPr>
-              <w:t xml:space="preserve"> }}</w:t>
+              <w:t>{{ GEMEINDE }}</w:t>
             </w:r>
           </w:p>
         </w:tc>
@@ -1172,13 +892,8 @@
             <w:pPr>
               <w:pStyle w:val="Platzhalter"/>
             </w:pPr>
-            <w:proofErr w:type="gramStart"/>
-            <w:r>
-              <w:t>{{ PUBLIKATION</w:t>
-            </w:r>
-            <w:proofErr w:type="gramEnd"/>
-            <w:r>
-              <w:t>_ANZEIGER }}</w:t>
+            <w:r>
+              <w:t>{{ PUBLIKATION_ANZEIGER }}</w:t>
             </w:r>
           </w:p>
         </w:tc>
@@ -1234,14 +949,12 @@
             <w:pPr>
               <w:pStyle w:val="Platzhalter"/>
             </w:pPr>
-            <w:proofErr w:type="gramStart"/>
             <w:r>
               <w:t xml:space="preserve">{{ </w:t>
             </w:r>
             <w:r>
               <w:t>GEMEINDE</w:t>
             </w:r>
-            <w:proofErr w:type="gramEnd"/>
             <w:r>
               <w:t xml:space="preserve"> }}</w:t>
             </w:r>
@@ -1291,15 +1004,7 @@
               <w:pStyle w:val="Platzhalter"/>
             </w:pPr>
             <w:r>
-              <w:t xml:space="preserve">Die öffentliche Planauflage erfolgt digital über den kantonalen Onlineschalter «my.so.ch» über «Umwelt und Bauen» / «Bauvorhaben – öffentliche Planauflage». Für den Zugang wird eine </w:t>
-            </w:r>
-            <w:proofErr w:type="spellStart"/>
-            <w:r>
-              <w:t>SwissID</w:t>
-            </w:r>
-            <w:proofErr w:type="spellEnd"/>
-            <w:r>
-              <w:t xml:space="preserve"> mit de</w:t>
+              <w:t>Die öffentliche Planauflage erfolgt digital über den kantonalen Onlineschalter «my.so.ch» über «Umwelt und Bauen» / «Bauvorhaben – öffentliche Planauflage». Für den Zugang wird eine SwissID mit de</w:t>
             </w:r>
             <w:r>
               <w:t>r</w:t>
@@ -1367,13 +1072,8 @@
             <w:pPr>
               <w:pStyle w:val="Platzhalter"/>
             </w:pPr>
-            <w:proofErr w:type="gramStart"/>
-            <w:r>
-              <w:t>{{ PUBLIKATION</w:t>
-            </w:r>
-            <w:proofErr w:type="gramEnd"/>
-            <w:r>
-              <w:t>_ENDE }}</w:t>
+            <w:r>
+              <w:t>{{ PUBLIKATION_ENDE }}</w:t>
             </w:r>
           </w:p>
         </w:tc>
@@ -1431,19 +1131,11 @@
               </w:rPr>
               <w:t xml:space="preserve">Einsprachen sind schriftlich und begründet im Doppel per Post an die </w:t>
             </w:r>
-            <w:proofErr w:type="gramStart"/>
             <w:r>
               <w:rPr>
                 <w:rStyle w:val="PlatzhalterZchn"/>
               </w:rPr>
-              <w:t>{{ LEITBEHOERDE</w:t>
-            </w:r>
-            <w:proofErr w:type="gramEnd"/>
-            <w:r>
-              <w:rPr>
-                <w:rStyle w:val="PlatzhalterZchn"/>
-              </w:rPr>
-              <w:t>_NAME_ADRESSE }}</w:t>
+              <w:t>{{ LEITBEHOERDE_NAME_ADRESSE }}</w:t>
             </w:r>
             <w:r>
               <w:rPr>
@@ -1545,27 +1237,7 @@
                 <w:sz w:val="18"/>
                 <w:szCs w:val="18"/>
               </w:rPr>
-              <w:t xml:space="preserve">{%p </w:t>
-            </w:r>
-            <w:proofErr w:type="spellStart"/>
-            <w:r>
-              <w:rPr>
-                <w:rFonts w:ascii="Consolas" w:hAnsi="Consolas" w:cs="Arial"/>
-                <w:color w:val="00B050"/>
-                <w:sz w:val="18"/>
-                <w:szCs w:val="18"/>
-              </w:rPr>
-              <w:t>for</w:t>
-            </w:r>
-            <w:proofErr w:type="spellEnd"/>
-            <w:r>
-              <w:rPr>
-                <w:rFonts w:ascii="Consolas" w:hAnsi="Consolas" w:cs="Arial"/>
-                <w:color w:val="00B050"/>
-                <w:sz w:val="18"/>
-                <w:szCs w:val="18"/>
-              </w:rPr>
-              <w:t xml:space="preserve"> G in ALLE_GESUCHSTELLER_LISTE %}</w:t>
+              <w:t>{%p for G in ALLE_GESUCHSTELLER_LISTE %}</w:t>
             </w:r>
           </w:p>
           <w:p>
@@ -1603,82 +1275,216 @@
                 <w:sz w:val="18"/>
                 <w:szCs w:val="18"/>
               </w:rPr>
+              <w:t xml:space="preserve"> if ALLE_GESUCHSTELLER_LISTE|length &gt; 1 %}</w:t>
+            </w:r>
+          </w:p>
+          <w:p>
+            <w:pPr>
+              <w:ind w:left="357" w:hanging="357"/>
+            </w:pPr>
+            <w:r>
+              <w:rPr>
+                <w:rFonts w:cs="Arial"/>
+                <w:sz w:val="18"/>
+                <w:szCs w:val="18"/>
+              </w:rPr>
+              <w:t>●</w:t>
+            </w:r>
+            <w:r>
+              <w:rPr>
+                <w:rFonts w:cs="Arial"/>
+                <w:sz w:val="18"/>
+                <w:szCs w:val="18"/>
+              </w:rPr>
+              <w:tab/>
+            </w:r>
+            <w:r>
+              <w:rPr>
+                <w:rStyle w:val="PlatzhalterZchn"/>
+              </w:rPr>
+              <w:t>{{ G.NAME }}</w:t>
+            </w:r>
+            <w:r>
+              <w:t xml:space="preserve">, </w:t>
+            </w:r>
+            <w:r>
+              <w:rPr>
+                <w:rStyle w:val="PlatzhalterZchn"/>
+              </w:rPr>
+              <w:t>{{ G.ADRESSE }}</w:t>
+            </w:r>
+          </w:p>
+          <w:p>
+            <w:pPr>
+              <w:ind w:left="357"/>
+              <w:rPr>
+                <w:rFonts w:ascii="Consolas" w:hAnsi="Consolas" w:cs="Arial"/>
+                <w:color w:val="00B050"/>
+                <w:sz w:val="18"/>
+                <w:szCs w:val="18"/>
+              </w:rPr>
+            </w:pPr>
+            <w:r>
+              <w:rPr>
+                <w:rFonts w:ascii="Consolas" w:hAnsi="Consolas" w:cs="Arial"/>
+                <w:color w:val="00B050"/>
+                <w:sz w:val="18"/>
+                <w:szCs w:val="18"/>
+              </w:rPr>
+              <w:t>{%p if G.VERTRETER_NAME %}</w:t>
+            </w:r>
+          </w:p>
+          <w:p>
+            <w:pPr>
+              <w:ind w:left="357"/>
+            </w:pPr>
+            <w:r>
+              <w:t>vertreten durch</w:t>
+            </w:r>
+          </w:p>
+          <w:p>
+            <w:pPr>
+              <w:ind w:left="357"/>
+            </w:pPr>
+            <w:r>
+              <w:rPr>
+                <w:rStyle w:val="PlatzhalterZchn"/>
+              </w:rPr>
+              <w:lastRenderedPageBreak/>
+              <w:t>{{ G.VERTRETER_NAME }}</w:t>
+            </w:r>
+            <w:r>
+              <w:t xml:space="preserve">, </w:t>
+            </w:r>
+            <w:r>
+              <w:rPr>
+                <w:rStyle w:val="PlatzhalterZchn"/>
+              </w:rPr>
+              <w:t>{{ G.VERTRETER_ADRESSE }}</w:t>
+            </w:r>
+          </w:p>
+          <w:p>
+            <w:pPr>
+              <w:ind w:left="357"/>
+              <w:rPr>
+                <w:rFonts w:ascii="Consolas" w:hAnsi="Consolas" w:cs="Arial"/>
+                <w:color w:val="00B050"/>
+                <w:sz w:val="18"/>
+                <w:szCs w:val="18"/>
+              </w:rPr>
+            </w:pPr>
+            <w:r>
+              <w:rPr>
+                <w:rFonts w:ascii="Consolas" w:hAnsi="Consolas" w:cs="Arial"/>
+                <w:color w:val="00B050"/>
+                <w:sz w:val="18"/>
+                <w:szCs w:val="18"/>
+              </w:rPr>
+              <w:t>{%p endif %}</w:t>
+            </w:r>
+          </w:p>
+          <w:p>
+            <w:pPr>
+              <w:rPr>
+                <w:rFonts w:ascii="Consolas" w:hAnsi="Consolas" w:cs="Arial"/>
+                <w:color w:val="00B050"/>
+                <w:sz w:val="18"/>
+                <w:szCs w:val="18"/>
+              </w:rPr>
+            </w:pPr>
+            <w:r>
+              <w:rPr>
+                <w:rFonts w:ascii="Consolas" w:hAnsi="Consolas" w:cs="Arial"/>
+                <w:color w:val="00B050"/>
+                <w:sz w:val="18"/>
+                <w:szCs w:val="18"/>
+              </w:rPr>
+              <w:t>{%</w:t>
+            </w:r>
+            <w:r>
+              <w:rPr>
+                <w:rFonts w:ascii="Consolas" w:hAnsi="Consolas" w:cs="Arial"/>
+                <w:color w:val="00B050"/>
+                <w:sz w:val="18"/>
+                <w:szCs w:val="18"/>
+              </w:rPr>
+              <w:t>p</w:t>
+            </w:r>
+            <w:r>
+              <w:rPr>
+                <w:rFonts w:ascii="Consolas" w:hAnsi="Consolas" w:cs="Arial"/>
+                <w:color w:val="00B050"/>
+                <w:sz w:val="18"/>
+                <w:szCs w:val="18"/>
+              </w:rPr>
               <w:t xml:space="preserve"> </w:t>
             </w:r>
-            <w:proofErr w:type="spellStart"/>
-            <w:r>
-              <w:rPr>
-                <w:rFonts w:ascii="Consolas" w:hAnsi="Consolas" w:cs="Arial"/>
-                <w:color w:val="00B050"/>
-                <w:sz w:val="18"/>
-                <w:szCs w:val="18"/>
-              </w:rPr>
-              <w:t>if</w:t>
-            </w:r>
-            <w:proofErr w:type="spellEnd"/>
-            <w:r>
-              <w:rPr>
-                <w:rFonts w:ascii="Consolas" w:hAnsi="Consolas" w:cs="Arial"/>
-                <w:color w:val="00B050"/>
-                <w:sz w:val="18"/>
-                <w:szCs w:val="18"/>
-              </w:rPr>
-              <w:t xml:space="preserve"> </w:t>
-            </w:r>
-            <w:proofErr w:type="spellStart"/>
-            <w:r>
-              <w:rPr>
-                <w:rFonts w:ascii="Consolas" w:hAnsi="Consolas" w:cs="Arial"/>
-                <w:color w:val="00B050"/>
-                <w:sz w:val="18"/>
-                <w:szCs w:val="18"/>
-              </w:rPr>
-              <w:t>ALLE_GESUCHSTELLER_LISTE|length</w:t>
-            </w:r>
-            <w:proofErr w:type="spellEnd"/>
-            <w:r>
-              <w:rPr>
-                <w:rFonts w:ascii="Consolas" w:hAnsi="Consolas" w:cs="Arial"/>
-                <w:color w:val="00B050"/>
-                <w:sz w:val="18"/>
-                <w:szCs w:val="18"/>
-              </w:rPr>
-              <w:t xml:space="preserve"> &gt; 1 %}</w:t>
-            </w:r>
-          </w:p>
-          <w:p>
-            <w:pPr>
-              <w:ind w:left="357" w:hanging="357"/>
-            </w:pPr>
-            <w:r>
-              <w:rPr>
-                <w:rFonts w:cs="Arial"/>
-                <w:sz w:val="18"/>
-                <w:szCs w:val="18"/>
-              </w:rPr>
-              <w:t>●</w:t>
-            </w:r>
-            <w:r>
-              <w:rPr>
-                <w:rFonts w:cs="Arial"/>
-                <w:sz w:val="18"/>
-                <w:szCs w:val="18"/>
-              </w:rPr>
-              <w:tab/>
-            </w:r>
-            <w:proofErr w:type="gramStart"/>
+            <w:r>
+              <w:rPr>
+                <w:rFonts w:ascii="Consolas" w:hAnsi="Consolas" w:cs="Arial"/>
+                <w:color w:val="00B050"/>
+                <w:sz w:val="18"/>
+                <w:szCs w:val="18"/>
+              </w:rPr>
+              <w:t>else</w:t>
+            </w:r>
+            <w:r>
+              <w:rPr>
+                <w:rFonts w:ascii="Consolas" w:hAnsi="Consolas" w:cs="Arial"/>
+                <w:color w:val="00B050"/>
+                <w:sz w:val="18"/>
+                <w:szCs w:val="18"/>
+              </w:rPr>
+              <w:t xml:space="preserve"> %}</w:t>
+            </w:r>
+          </w:p>
+          <w:p>
             <w:r>
               <w:rPr>
                 <w:rStyle w:val="PlatzhalterZchn"/>
               </w:rPr>
-              <w:t>{{ G.NAME</w:t>
-            </w:r>
-            <w:proofErr w:type="gramEnd"/>
+              <w:t>{{ G.NAME }}</w:t>
+            </w:r>
+            <w:r>
+              <w:t xml:space="preserve">, </w:t>
+            </w:r>
             <w:r>
               <w:rPr>
                 <w:rStyle w:val="PlatzhalterZchn"/>
               </w:rPr>
-              <w:t xml:space="preserve"> }}</w:t>
+              <w:t>{{ G.ADRESSE }}</w:t>
+            </w:r>
+          </w:p>
+          <w:p>
+            <w:pPr>
+              <w:rPr>
+                <w:rFonts w:ascii="Consolas" w:hAnsi="Consolas" w:cs="Arial"/>
+                <w:color w:val="00B050"/>
+                <w:sz w:val="18"/>
+                <w:szCs w:val="18"/>
+              </w:rPr>
+            </w:pPr>
+            <w:r>
+              <w:rPr>
+                <w:rFonts w:ascii="Consolas" w:hAnsi="Consolas" w:cs="Arial"/>
+                <w:color w:val="00B050"/>
+                <w:sz w:val="18"/>
+                <w:szCs w:val="18"/>
+              </w:rPr>
+              <w:t>{%p if G.VERTRETER_NAME %}</w:t>
+            </w:r>
+          </w:p>
+          <w:p>
+            <w:r>
+              <w:t>vertreten durch</w:t>
+            </w:r>
+          </w:p>
+          <w:p>
+            <w:r>
+              <w:rPr>
+                <w:rStyle w:val="PlatzhalterZchn"/>
+              </w:rPr>
+              <w:t>{{ G.VERTRETER_NAME }}</w:t>
             </w:r>
             <w:r>
               <w:t xml:space="preserve">, </w:t>
@@ -1687,138 +1493,40 @@
               <w:rPr>
                 <w:rStyle w:val="PlatzhalterZchn"/>
               </w:rPr>
-              <w:t>{{ G.ADRESSE }}</w:t>
-            </w:r>
-          </w:p>
-          <w:p>
-            <w:pPr>
-              <w:ind w:left="357"/>
-              <w:rPr>
-                <w:rFonts w:ascii="Consolas" w:hAnsi="Consolas" w:cs="Arial"/>
-                <w:color w:val="00B050"/>
-                <w:sz w:val="18"/>
-                <w:szCs w:val="18"/>
-              </w:rPr>
-            </w:pPr>
-            <w:r>
-              <w:rPr>
-                <w:rFonts w:ascii="Consolas" w:hAnsi="Consolas" w:cs="Arial"/>
-                <w:color w:val="00B050"/>
-                <w:sz w:val="18"/>
-                <w:szCs w:val="18"/>
-              </w:rPr>
-              <w:t xml:space="preserve">{%p </w:t>
-            </w:r>
-            <w:proofErr w:type="spellStart"/>
-            <w:r>
-              <w:rPr>
-                <w:rFonts w:ascii="Consolas" w:hAnsi="Consolas" w:cs="Arial"/>
-                <w:color w:val="00B050"/>
-                <w:sz w:val="18"/>
-                <w:szCs w:val="18"/>
-              </w:rPr>
-              <w:t>if</w:t>
-            </w:r>
-            <w:proofErr w:type="spellEnd"/>
-            <w:r>
-              <w:rPr>
-                <w:rFonts w:ascii="Consolas" w:hAnsi="Consolas" w:cs="Arial"/>
-                <w:color w:val="00B050"/>
-                <w:sz w:val="18"/>
-                <w:szCs w:val="18"/>
-              </w:rPr>
-              <w:t xml:space="preserve"> G.VERTRETER_NAME %}</w:t>
-            </w:r>
-          </w:p>
-          <w:p>
-            <w:pPr>
-              <w:ind w:left="357"/>
-            </w:pPr>
-            <w:r>
-              <w:t>vertreten durch</w:t>
-            </w:r>
-          </w:p>
-          <w:p>
-            <w:pPr>
-              <w:ind w:left="357"/>
-            </w:pPr>
-            <w:proofErr w:type="gramStart"/>
-            <w:r>
-              <w:rPr>
-                <w:rStyle w:val="PlatzhalterZchn"/>
-              </w:rPr>
-              <w:lastRenderedPageBreak/>
-              <w:t>{{ G.VERTRETER</w:t>
-            </w:r>
-            <w:proofErr w:type="gramEnd"/>
-            <w:r>
-              <w:rPr>
-                <w:rStyle w:val="PlatzhalterZchn"/>
-              </w:rPr>
-              <w:t>_NAME }}</w:t>
-            </w:r>
-            <w:r>
-              <w:t xml:space="preserve">, </w:t>
-            </w:r>
-            <w:r>
-              <w:rPr>
-                <w:rStyle w:val="PlatzhalterZchn"/>
-              </w:rPr>
               <w:t>{{ G.VERTRETER_ADRESSE }}</w:t>
             </w:r>
           </w:p>
           <w:p>
             <w:pPr>
-              <w:ind w:left="357"/>
-              <w:rPr>
-                <w:rFonts w:ascii="Consolas" w:hAnsi="Consolas" w:cs="Arial"/>
-                <w:color w:val="00B050"/>
-                <w:sz w:val="18"/>
-                <w:szCs w:val="18"/>
-              </w:rPr>
-            </w:pPr>
-            <w:r>
-              <w:rPr>
-                <w:rFonts w:ascii="Consolas" w:hAnsi="Consolas" w:cs="Arial"/>
-                <w:color w:val="00B050"/>
-                <w:sz w:val="18"/>
-                <w:szCs w:val="18"/>
-              </w:rPr>
-              <w:t xml:space="preserve">{%p </w:t>
-            </w:r>
-            <w:proofErr w:type="spellStart"/>
-            <w:r>
-              <w:rPr>
-                <w:rFonts w:ascii="Consolas" w:hAnsi="Consolas" w:cs="Arial"/>
-                <w:color w:val="00B050"/>
-                <w:sz w:val="18"/>
-                <w:szCs w:val="18"/>
-              </w:rPr>
-              <w:t>endif</w:t>
-            </w:r>
-            <w:proofErr w:type="spellEnd"/>
-            <w:r>
-              <w:rPr>
-                <w:rFonts w:ascii="Consolas" w:hAnsi="Consolas" w:cs="Arial"/>
-                <w:color w:val="00B050"/>
-                <w:sz w:val="18"/>
-                <w:szCs w:val="18"/>
-              </w:rPr>
-              <w:t xml:space="preserve"> %}</w:t>
-            </w:r>
-          </w:p>
-          <w:p>
-            <w:pPr>
-              <w:rPr>
-                <w:rFonts w:ascii="Consolas" w:hAnsi="Consolas" w:cs="Arial"/>
-                <w:color w:val="00B050"/>
-                <w:sz w:val="18"/>
-                <w:szCs w:val="18"/>
-              </w:rPr>
-            </w:pPr>
-            <w:r>
-              <w:rPr>
-                <w:rFonts w:ascii="Consolas" w:hAnsi="Consolas" w:cs="Arial"/>
+              <w:rPr>
+                <w:rFonts w:ascii="Consolas" w:hAnsi="Consolas"/>
+                <w:color w:val="00B050"/>
+                <w:sz w:val="18"/>
+                <w:szCs w:val="18"/>
+              </w:rPr>
+            </w:pPr>
+            <w:r>
+              <w:rPr>
+                <w:rFonts w:ascii="Consolas" w:hAnsi="Consolas"/>
+                <w:color w:val="00B050"/>
+                <w:sz w:val="18"/>
+                <w:szCs w:val="18"/>
+              </w:rPr>
+              <w:t>{%p endif %}</w:t>
+            </w:r>
+          </w:p>
+          <w:p>
+            <w:pPr>
+              <w:rPr>
+                <w:rFonts w:ascii="Consolas" w:hAnsi="Consolas" w:cs="Arial"/>
+                <w:color w:val="00B050"/>
+                <w:sz w:val="18"/>
+                <w:szCs w:val="18"/>
+              </w:rPr>
+            </w:pPr>
+            <w:r>
+              <w:rPr>
+                <w:rFonts w:ascii="Consolas" w:hAnsi="Consolas"/>
                 <w:color w:val="00B050"/>
                 <w:sz w:val="18"/>
                 <w:szCs w:val="18"/>
@@ -1827,7 +1535,7 @@
             </w:r>
             <w:r>
               <w:rPr>
-                <w:rFonts w:ascii="Consolas" w:hAnsi="Consolas" w:cs="Arial"/>
+                <w:rFonts w:ascii="Consolas" w:hAnsi="Consolas"/>
                 <w:color w:val="00B050"/>
                 <w:sz w:val="18"/>
                 <w:szCs w:val="18"/>
@@ -1836,253 +1544,23 @@
             </w:r>
             <w:r>
               <w:rPr>
-                <w:rFonts w:ascii="Consolas" w:hAnsi="Consolas" w:cs="Arial"/>
-                <w:color w:val="00B050"/>
-                <w:sz w:val="18"/>
-                <w:szCs w:val="18"/>
-              </w:rPr>
-              <w:t xml:space="preserve"> </w:t>
-            </w:r>
-            <w:proofErr w:type="spellStart"/>
-            <w:r>
-              <w:rPr>
-                <w:rFonts w:ascii="Consolas" w:hAnsi="Consolas" w:cs="Arial"/>
-                <w:color w:val="00B050"/>
-                <w:sz w:val="18"/>
-                <w:szCs w:val="18"/>
-              </w:rPr>
-              <w:t>else</w:t>
-            </w:r>
-            <w:proofErr w:type="spellEnd"/>
-            <w:r>
-              <w:rPr>
-                <w:rFonts w:ascii="Consolas" w:hAnsi="Consolas" w:cs="Arial"/>
-                <w:color w:val="00B050"/>
-                <w:sz w:val="18"/>
-                <w:szCs w:val="18"/>
-              </w:rPr>
-              <w:t xml:space="preserve"> %}</w:t>
-            </w:r>
-          </w:p>
-          <w:p>
-            <w:proofErr w:type="gramStart"/>
-            <w:r>
-              <w:rPr>
-                <w:rStyle w:val="PlatzhalterZchn"/>
-              </w:rPr>
-              <w:t>{{ G.NAME</w:t>
-            </w:r>
-            <w:proofErr w:type="gramEnd"/>
-            <w:r>
-              <w:rPr>
-                <w:rStyle w:val="PlatzhalterZchn"/>
-              </w:rPr>
-              <w:t xml:space="preserve"> }}</w:t>
-            </w:r>
-            <w:r>
-              <w:t xml:space="preserve">, </w:t>
-            </w:r>
-            <w:r>
-              <w:rPr>
-                <w:rStyle w:val="PlatzhalterZchn"/>
-              </w:rPr>
-              <w:t>{{ G.ADRESSE }}</w:t>
-            </w:r>
-          </w:p>
-          <w:p>
-            <w:pPr>
-              <w:rPr>
-                <w:rFonts w:ascii="Consolas" w:hAnsi="Consolas" w:cs="Arial"/>
-                <w:color w:val="00B050"/>
-                <w:sz w:val="18"/>
-                <w:szCs w:val="18"/>
-              </w:rPr>
-            </w:pPr>
-            <w:r>
-              <w:rPr>
-                <w:rFonts w:ascii="Consolas" w:hAnsi="Consolas" w:cs="Arial"/>
-                <w:color w:val="00B050"/>
-                <w:sz w:val="18"/>
-                <w:szCs w:val="18"/>
-              </w:rPr>
-              <w:t xml:space="preserve">{%p </w:t>
-            </w:r>
-            <w:proofErr w:type="spellStart"/>
-            <w:r>
-              <w:rPr>
-                <w:rFonts w:ascii="Consolas" w:hAnsi="Consolas" w:cs="Arial"/>
-                <w:color w:val="00B050"/>
-                <w:sz w:val="18"/>
-                <w:szCs w:val="18"/>
-              </w:rPr>
-              <w:t>if</w:t>
-            </w:r>
-            <w:proofErr w:type="spellEnd"/>
-            <w:r>
-              <w:rPr>
-                <w:rFonts w:ascii="Consolas" w:hAnsi="Consolas" w:cs="Arial"/>
-                <w:color w:val="00B050"/>
-                <w:sz w:val="18"/>
-                <w:szCs w:val="18"/>
-              </w:rPr>
-              <w:t xml:space="preserve"> G.VERTRETER_NAME %}</w:t>
-            </w:r>
-          </w:p>
-          <w:p>
-            <w:r>
-              <w:t>vertreten durch</w:t>
-            </w:r>
-          </w:p>
-          <w:p>
-            <w:proofErr w:type="gramStart"/>
-            <w:r>
-              <w:rPr>
-                <w:rStyle w:val="PlatzhalterZchn"/>
-              </w:rPr>
-              <w:t>{{ G.VERTRETER</w:t>
-            </w:r>
-            <w:proofErr w:type="gramEnd"/>
-            <w:r>
-              <w:rPr>
-                <w:rStyle w:val="PlatzhalterZchn"/>
-              </w:rPr>
-              <w:t>_NAME }}</w:t>
-            </w:r>
-            <w:r>
-              <w:t xml:space="preserve">, </w:t>
-            </w:r>
-            <w:r>
-              <w:rPr>
-                <w:rStyle w:val="PlatzhalterZchn"/>
-              </w:rPr>
-              <w:t>{{ G.VERTRETER_ADRESSE }}</w:t>
-            </w:r>
-          </w:p>
-          <w:p>
-            <w:pPr>
-              <w:rPr>
                 <w:rFonts w:ascii="Consolas" w:hAnsi="Consolas"/>
                 <w:color w:val="00B050"/>
                 <w:sz w:val="18"/>
                 <w:szCs w:val="18"/>
               </w:rPr>
-            </w:pPr>
-            <w:r>
-              <w:rPr>
-                <w:rFonts w:ascii="Consolas" w:hAnsi="Consolas"/>
-                <w:color w:val="00B050"/>
-                <w:sz w:val="18"/>
-                <w:szCs w:val="18"/>
-              </w:rPr>
-              <w:t xml:space="preserve">{%p </w:t>
-            </w:r>
-            <w:proofErr w:type="spellStart"/>
-            <w:r>
-              <w:rPr>
-                <w:rFonts w:ascii="Consolas" w:hAnsi="Consolas"/>
-                <w:color w:val="00B050"/>
-                <w:sz w:val="18"/>
-                <w:szCs w:val="18"/>
-              </w:rPr>
-              <w:t>endif</w:t>
-            </w:r>
-            <w:proofErr w:type="spellEnd"/>
-            <w:r>
-              <w:rPr>
-                <w:rFonts w:ascii="Consolas" w:hAnsi="Consolas"/>
-                <w:color w:val="00B050"/>
-                <w:sz w:val="18"/>
-                <w:szCs w:val="18"/>
-              </w:rPr>
-              <w:t xml:space="preserve"> %}</w:t>
-            </w:r>
-          </w:p>
-          <w:p>
-            <w:pPr>
-              <w:rPr>
-                <w:rFonts w:ascii="Consolas" w:hAnsi="Consolas" w:cs="Arial"/>
-                <w:color w:val="00B050"/>
-                <w:sz w:val="18"/>
-                <w:szCs w:val="18"/>
-              </w:rPr>
-            </w:pPr>
-            <w:r>
-              <w:rPr>
-                <w:rFonts w:ascii="Consolas" w:hAnsi="Consolas"/>
-                <w:color w:val="00B050"/>
-                <w:sz w:val="18"/>
-                <w:szCs w:val="18"/>
-              </w:rPr>
-              <w:t>{%</w:t>
-            </w:r>
-            <w:r>
-              <w:rPr>
-                <w:rFonts w:ascii="Consolas" w:hAnsi="Consolas"/>
-                <w:color w:val="00B050"/>
-                <w:sz w:val="18"/>
-                <w:szCs w:val="18"/>
-              </w:rPr>
-              <w:t>p</w:t>
-            </w:r>
-            <w:r>
-              <w:rPr>
-                <w:rFonts w:ascii="Consolas" w:hAnsi="Consolas"/>
-                <w:color w:val="00B050"/>
-                <w:sz w:val="18"/>
-                <w:szCs w:val="18"/>
-              </w:rPr>
-              <w:t xml:space="preserve"> </w:t>
-            </w:r>
-            <w:proofErr w:type="spellStart"/>
-            <w:r>
-              <w:rPr>
-                <w:rFonts w:ascii="Consolas" w:hAnsi="Consolas"/>
-                <w:color w:val="00B050"/>
-                <w:sz w:val="18"/>
-                <w:szCs w:val="18"/>
-              </w:rPr>
-              <w:t>endif</w:t>
-            </w:r>
-            <w:proofErr w:type="spellEnd"/>
-            <w:r>
-              <w:rPr>
-                <w:rFonts w:ascii="Consolas" w:hAnsi="Consolas"/>
-                <w:color w:val="00B050"/>
-                <w:sz w:val="18"/>
-                <w:szCs w:val="18"/>
-              </w:rPr>
-              <w:t xml:space="preserve"> %}</w:t>
-            </w:r>
-          </w:p>
-          <w:p>
-            <w:r>
-              <w:rPr>
-                <w:rFonts w:ascii="Consolas" w:hAnsi="Consolas" w:cs="Arial"/>
-                <w:color w:val="00B050"/>
-                <w:sz w:val="18"/>
-                <w:szCs w:val="18"/>
-              </w:rPr>
-              <w:t xml:space="preserve">{%p </w:t>
-            </w:r>
-            <w:proofErr w:type="spellStart"/>
-            <w:r>
-              <w:rPr>
-                <w:rFonts w:ascii="Consolas" w:hAnsi="Consolas" w:cs="Arial"/>
-                <w:color w:val="00B050"/>
-                <w:sz w:val="18"/>
-                <w:szCs w:val="18"/>
-              </w:rPr>
-              <w:t>endfor</w:t>
-            </w:r>
-            <w:proofErr w:type="spellEnd"/>
-            <w:r>
-              <w:rPr>
-                <w:rFonts w:ascii="Consolas" w:hAnsi="Consolas" w:cs="Arial"/>
-                <w:color w:val="00B050"/>
-                <w:sz w:val="18"/>
-                <w:szCs w:val="18"/>
-              </w:rPr>
-              <w:t xml:space="preserve"> %}</w:t>
+              <w:t xml:space="preserve"> endif %}</w:t>
+            </w:r>
+          </w:p>
+          <w:p>
+            <w:r>
+              <w:rPr>
+                <w:rFonts w:ascii="Consolas" w:hAnsi="Consolas" w:cs="Arial"/>
+                <w:color w:val="00B050"/>
+                <w:sz w:val="18"/>
+                <w:szCs w:val="18"/>
+              </w:rPr>
+              <w:t>{%p endfor %}</w:t>
             </w:r>
           </w:p>
         </w:tc>
@@ -2138,27 +1616,7 @@
                 <w:sz w:val="18"/>
                 <w:szCs w:val="18"/>
               </w:rPr>
-              <w:t xml:space="preserve">{%p </w:t>
-            </w:r>
-            <w:proofErr w:type="spellStart"/>
-            <w:r>
-              <w:rPr>
-                <w:rFonts w:ascii="Consolas" w:hAnsi="Consolas" w:cs="Arial"/>
-                <w:color w:val="00B050"/>
-                <w:sz w:val="18"/>
-                <w:szCs w:val="18"/>
-              </w:rPr>
-              <w:t>if</w:t>
-            </w:r>
-            <w:proofErr w:type="spellEnd"/>
-            <w:r>
-              <w:rPr>
-                <w:rFonts w:ascii="Consolas" w:hAnsi="Consolas" w:cs="Arial"/>
-                <w:color w:val="00B050"/>
-                <w:sz w:val="18"/>
-                <w:szCs w:val="18"/>
-              </w:rPr>
-              <w:t xml:space="preserve"> </w:t>
+              <w:t xml:space="preserve">{%p if </w:t>
             </w:r>
             <w:r>
               <w:rPr>
@@ -2195,27 +1653,7 @@
                 <w:sz w:val="18"/>
                 <w:szCs w:val="18"/>
               </w:rPr>
-              <w:t xml:space="preserve">{%p </w:t>
-            </w:r>
-            <w:proofErr w:type="spellStart"/>
-            <w:r>
-              <w:rPr>
-                <w:rFonts w:ascii="Consolas" w:hAnsi="Consolas" w:cs="Arial"/>
-                <w:color w:val="00B050"/>
-                <w:sz w:val="18"/>
-                <w:szCs w:val="18"/>
-              </w:rPr>
-              <w:t>for</w:t>
-            </w:r>
-            <w:proofErr w:type="spellEnd"/>
-            <w:r>
-              <w:rPr>
-                <w:rFonts w:ascii="Consolas" w:hAnsi="Consolas" w:cs="Arial"/>
-                <w:color w:val="00B050"/>
-                <w:sz w:val="18"/>
-                <w:szCs w:val="18"/>
-              </w:rPr>
-              <w:t xml:space="preserve"> G in ALLE_</w:t>
+              <w:t>{%p for G in ALLE_</w:t>
             </w:r>
             <w:r>
               <w:rPr>
@@ -2271,37 +1709,7 @@
                 <w:sz w:val="18"/>
                 <w:szCs w:val="18"/>
               </w:rPr>
-              <w:t xml:space="preserve"> </w:t>
-            </w:r>
-            <w:proofErr w:type="spellStart"/>
-            <w:r>
-              <w:rPr>
-                <w:rFonts w:ascii="Consolas" w:hAnsi="Consolas" w:cs="Arial"/>
-                <w:color w:val="00B050"/>
-                <w:sz w:val="18"/>
-                <w:szCs w:val="18"/>
-              </w:rPr>
-              <w:t>if</w:t>
-            </w:r>
-            <w:proofErr w:type="spellEnd"/>
-            <w:r>
-              <w:rPr>
-                <w:rFonts w:ascii="Consolas" w:hAnsi="Consolas" w:cs="Arial"/>
-                <w:color w:val="00B050"/>
-                <w:sz w:val="18"/>
-                <w:szCs w:val="18"/>
-              </w:rPr>
-              <w:t xml:space="preserve"> </w:t>
-            </w:r>
-            <w:proofErr w:type="spellStart"/>
-            <w:r>
-              <w:rPr>
-                <w:rFonts w:ascii="Consolas" w:hAnsi="Consolas" w:cs="Arial"/>
-                <w:color w:val="00B050"/>
-                <w:sz w:val="18"/>
-                <w:szCs w:val="18"/>
-              </w:rPr>
-              <w:t>ALLE_</w:t>
+              <w:t xml:space="preserve"> if ALLE_</w:t>
             </w:r>
             <w:r>
               <w:rPr>
@@ -2319,17 +1727,7 @@
                 <w:sz w:val="18"/>
                 <w:szCs w:val="18"/>
               </w:rPr>
-              <w:t>_LISTE|length</w:t>
-            </w:r>
-            <w:proofErr w:type="spellEnd"/>
-            <w:r>
-              <w:rPr>
-                <w:rFonts w:ascii="Consolas" w:hAnsi="Consolas" w:cs="Arial"/>
-                <w:color w:val="00B050"/>
-                <w:sz w:val="18"/>
-                <w:szCs w:val="18"/>
-              </w:rPr>
-              <w:t xml:space="preserve"> &gt; 1 %}</w:t>
+              <w:t>_LISTE|length &gt; 1 %}</w:t>
             </w:r>
           </w:p>
           <w:p>
@@ -2346,19 +1744,62 @@
                 <w:szCs w:val="22"/>
               </w:rPr>
             </w:pPr>
-            <w:proofErr w:type="gramStart"/>
             <w:r>
               <w:rPr>
                 <w:rStyle w:val="PlatzhalterZchn"/>
               </w:rPr>
-              <w:t>{{ G.NAME</w:t>
-            </w:r>
-            <w:proofErr w:type="gramEnd"/>
+              <w:t>{{ G.NAME }}</w:t>
+            </w:r>
+            <w:r>
+              <w:t xml:space="preserve">, </w:t>
+            </w:r>
             <w:r>
               <w:rPr>
                 <w:rStyle w:val="PlatzhalterZchn"/>
               </w:rPr>
-              <w:t xml:space="preserve"> }}</w:t>
+              <w:t>{{ G.ADRESSE }}</w:t>
+            </w:r>
+          </w:p>
+          <w:p>
+            <w:pPr>
+              <w:ind w:left="357"/>
+              <w:rPr>
+                <w:rFonts w:ascii="Consolas" w:hAnsi="Consolas" w:cs="Arial"/>
+                <w:color w:val="00B050"/>
+                <w:sz w:val="18"/>
+                <w:szCs w:val="18"/>
+              </w:rPr>
+            </w:pPr>
+            <w:r>
+              <w:rPr>
+                <w:rFonts w:ascii="Consolas" w:hAnsi="Consolas" w:cs="Arial"/>
+                <w:color w:val="00B050"/>
+                <w:sz w:val="18"/>
+                <w:szCs w:val="18"/>
+              </w:rPr>
+              <w:t>{%p if G.VERTRETER_NAME %}</w:t>
+            </w:r>
+          </w:p>
+          <w:p>
+            <w:pPr>
+              <w:ind w:left="357"/>
+            </w:pPr>
+            <w:r>
+              <w:t>vertreten durch</w:t>
+            </w:r>
+          </w:p>
+          <w:p>
+            <w:pPr>
+              <w:ind w:left="357"/>
+              <w:rPr>
+                <w:color w:val="00B050"/>
+              </w:rPr>
+            </w:pPr>
+            <w:r>
+              <w:rPr>
+                <w:rStyle w:val="PlatzhalterZchn"/>
+              </w:rPr>
+              <w:t>{{ G.VERTRETER_NAME }}</w:t>
             </w:r>
             <w:r>
               <w:t xml:space="preserve">, </w:t>
@@ -2367,52 +1808,105 @@
               <w:rPr>
                 <w:rStyle w:val="PlatzhalterZchn"/>
               </w:rPr>
+              <w:t>{{ G.VERTRETER_ADRESSE }}</w:t>
+            </w:r>
+          </w:p>
+          <w:p>
+            <w:pPr>
+              <w:ind w:left="357"/>
+              <w:rPr>
+                <w:rFonts w:ascii="Consolas" w:hAnsi="Consolas" w:cs="Arial"/>
+                <w:color w:val="00B050"/>
+                <w:sz w:val="18"/>
+                <w:szCs w:val="18"/>
+              </w:rPr>
+            </w:pPr>
+            <w:r>
+              <w:rPr>
+                <w:rFonts w:ascii="Consolas" w:hAnsi="Consolas" w:cs="Arial"/>
+                <w:color w:val="00B050"/>
+                <w:sz w:val="18"/>
+                <w:szCs w:val="18"/>
+              </w:rPr>
+              <w:t>{%p endif %}</w:t>
+            </w:r>
+          </w:p>
+          <w:p>
+            <w:pPr>
+              <w:rPr>
+                <w:rFonts w:ascii="Consolas" w:hAnsi="Consolas" w:cs="Arial"/>
+                <w:color w:val="00B050"/>
+                <w:sz w:val="18"/>
+                <w:szCs w:val="18"/>
+              </w:rPr>
+            </w:pPr>
+            <w:r>
+              <w:rPr>
+                <w:rFonts w:ascii="Consolas" w:hAnsi="Consolas" w:cs="Arial"/>
+                <w:color w:val="00B050"/>
+                <w:sz w:val="18"/>
+                <w:szCs w:val="18"/>
+              </w:rPr>
+              <w:t>{%</w:t>
+            </w:r>
+            <w:r>
+              <w:rPr>
+                <w:rFonts w:ascii="Consolas" w:hAnsi="Consolas" w:cs="Arial"/>
+                <w:color w:val="00B050"/>
+                <w:sz w:val="18"/>
+                <w:szCs w:val="18"/>
+              </w:rPr>
+              <w:t>p</w:t>
+            </w:r>
+            <w:r>
+              <w:rPr>
+                <w:rFonts w:ascii="Consolas" w:hAnsi="Consolas" w:cs="Arial"/>
+                <w:color w:val="00B050"/>
+                <w:sz w:val="18"/>
+                <w:szCs w:val="18"/>
+              </w:rPr>
+              <w:t xml:space="preserve"> else %}</w:t>
+            </w:r>
+          </w:p>
+          <w:p>
+            <w:r>
+              <w:rPr>
+                <w:rStyle w:val="PlatzhalterZchn"/>
+              </w:rPr>
+              <w:t>{{ G.NAME }}</w:t>
+            </w:r>
+            <w:r>
+              <w:t xml:space="preserve">, </w:t>
+            </w:r>
+            <w:r>
+              <w:rPr>
+                <w:rStyle w:val="PlatzhalterZchn"/>
+              </w:rPr>
               <w:t>{{ G.ADRESSE }}</w:t>
             </w:r>
           </w:p>
           <w:p>
             <w:pPr>
-              <w:ind w:left="357"/>
-              <w:rPr>
-                <w:rFonts w:ascii="Consolas" w:hAnsi="Consolas" w:cs="Arial"/>
-                <w:color w:val="00B050"/>
-                <w:sz w:val="18"/>
-                <w:szCs w:val="18"/>
-              </w:rPr>
-            </w:pPr>
-            <w:r>
-              <w:rPr>
-                <w:rFonts w:ascii="Consolas" w:hAnsi="Consolas" w:cs="Arial"/>
-                <w:color w:val="00B050"/>
-                <w:sz w:val="18"/>
-                <w:szCs w:val="18"/>
-              </w:rPr>
-              <w:t xml:space="preserve">{%p </w:t>
-            </w:r>
-            <w:proofErr w:type="spellStart"/>
-            <w:r>
-              <w:rPr>
-                <w:rFonts w:ascii="Consolas" w:hAnsi="Consolas" w:cs="Arial"/>
-                <w:color w:val="00B050"/>
-                <w:sz w:val="18"/>
-                <w:szCs w:val="18"/>
-              </w:rPr>
-              <w:t>if</w:t>
-            </w:r>
-            <w:proofErr w:type="spellEnd"/>
-            <w:r>
-              <w:rPr>
-                <w:rFonts w:ascii="Consolas" w:hAnsi="Consolas" w:cs="Arial"/>
-                <w:color w:val="00B050"/>
-                <w:sz w:val="18"/>
-                <w:szCs w:val="18"/>
-              </w:rPr>
-              <w:t xml:space="preserve"> G.VERTRETER_NAME %}</w:t>
-            </w:r>
-          </w:p>
-          <w:p>
-            <w:pPr>
-              <w:ind w:left="357"/>
+              <w:rPr>
+                <w:rFonts w:ascii="Consolas" w:hAnsi="Consolas" w:cs="Arial"/>
+                <w:color w:val="00B050"/>
+                <w:sz w:val="18"/>
+                <w:szCs w:val="18"/>
+              </w:rPr>
+            </w:pPr>
+            <w:r>
+              <w:rPr>
+                <w:rFonts w:ascii="Consolas" w:hAnsi="Consolas" w:cs="Arial"/>
+                <w:color w:val="00B050"/>
+                <w:sz w:val="18"/>
+                <w:szCs w:val="18"/>
+              </w:rPr>
+              <w:t>{%p if G.VERTRETER_NAME %}</w:t>
+            </w:r>
+          </w:p>
+          <w:p>
+            <w:pPr>
+              <w:ind w:left="37"/>
             </w:pPr>
             <w:r>
               <w:t>vertreten durch</w:t>
@@ -2420,87 +1914,144 @@
           </w:p>
           <w:p>
             <w:pPr>
-              <w:ind w:left="357"/>
-              <w:rPr>
-                <w:color w:val="00B050"/>
-              </w:rPr>
-            </w:pPr>
-            <w:proofErr w:type="gramStart"/>
+              <w:ind w:left="37"/>
+            </w:pPr>
             <w:r>
               <w:rPr>
                 <w:rStyle w:val="PlatzhalterZchn"/>
               </w:rPr>
-              <w:t>{{ G.VERTRETER</w:t>
-            </w:r>
-            <w:proofErr w:type="gramEnd"/>
+              <w:t>{{ G.VERTRETER_NAME }}</w:t>
+            </w:r>
+            <w:r>
+              <w:t xml:space="preserve">, </w:t>
+            </w:r>
             <w:r>
               <w:rPr>
                 <w:rStyle w:val="PlatzhalterZchn"/>
               </w:rPr>
-              <w:t>_NAME }}</w:t>
-            </w:r>
-            <w:r>
-              <w:t xml:space="preserve">, </w:t>
-            </w:r>
-            <w:r>
-              <w:rPr>
-                <w:rStyle w:val="PlatzhalterZchn"/>
-              </w:rPr>
               <w:t>{{ G.VERTRETER_ADRESSE }}</w:t>
             </w:r>
           </w:p>
           <w:p>
             <w:pPr>
-              <w:ind w:left="357"/>
-              <w:rPr>
-                <w:rFonts w:ascii="Consolas" w:hAnsi="Consolas" w:cs="Arial"/>
-                <w:color w:val="00B050"/>
-                <w:sz w:val="18"/>
-                <w:szCs w:val="18"/>
-              </w:rPr>
-            </w:pPr>
-            <w:r>
-              <w:rPr>
-                <w:rFonts w:ascii="Consolas" w:hAnsi="Consolas" w:cs="Arial"/>
-                <w:color w:val="00B050"/>
-                <w:sz w:val="18"/>
-                <w:szCs w:val="18"/>
-              </w:rPr>
-              <w:t xml:space="preserve">{%p </w:t>
-            </w:r>
-            <w:proofErr w:type="spellStart"/>
-            <w:r>
-              <w:rPr>
-                <w:rFonts w:ascii="Consolas" w:hAnsi="Consolas" w:cs="Arial"/>
-                <w:color w:val="00B050"/>
-                <w:sz w:val="18"/>
-                <w:szCs w:val="18"/>
-              </w:rPr>
-              <w:t>endif</w:t>
-            </w:r>
-            <w:proofErr w:type="spellEnd"/>
-            <w:r>
-              <w:rPr>
-                <w:rFonts w:ascii="Consolas" w:hAnsi="Consolas" w:cs="Arial"/>
-                <w:color w:val="00B050"/>
-                <w:sz w:val="18"/>
-                <w:szCs w:val="18"/>
-              </w:rPr>
-              <w:t xml:space="preserve"> %}</w:t>
-            </w:r>
-          </w:p>
-          <w:p>
-            <w:pPr>
-              <w:rPr>
-                <w:rFonts w:ascii="Consolas" w:hAnsi="Consolas" w:cs="Arial"/>
-                <w:color w:val="00B050"/>
-                <w:sz w:val="18"/>
-                <w:szCs w:val="18"/>
-              </w:rPr>
-            </w:pPr>
-            <w:r>
-              <w:rPr>
-                <w:rFonts w:ascii="Consolas" w:hAnsi="Consolas" w:cs="Arial"/>
+              <w:rPr>
+                <w:rFonts w:ascii="Consolas" w:hAnsi="Consolas" w:cs="Arial"/>
+                <w:color w:val="00B050"/>
+                <w:sz w:val="18"/>
+                <w:szCs w:val="18"/>
+              </w:rPr>
+            </w:pPr>
+            <w:r>
+              <w:rPr>
+                <w:rFonts w:ascii="Consolas" w:hAnsi="Consolas" w:cs="Arial"/>
+                <w:color w:val="00B050"/>
+                <w:sz w:val="18"/>
+                <w:szCs w:val="18"/>
+              </w:rPr>
+              <w:t>{%p endif %}</w:t>
+            </w:r>
+          </w:p>
+          <w:p>
+            <w:pPr>
+              <w:rPr>
+                <w:rFonts w:ascii="Consolas" w:hAnsi="Consolas" w:cs="Arial"/>
+                <w:color w:val="00B050"/>
+                <w:sz w:val="18"/>
+                <w:szCs w:val="18"/>
+              </w:rPr>
+            </w:pPr>
+            <w:r>
+              <w:rPr>
+                <w:rFonts w:ascii="Consolas" w:hAnsi="Consolas" w:cs="Arial"/>
+                <w:color w:val="00B050"/>
+                <w:sz w:val="18"/>
+                <w:szCs w:val="18"/>
+              </w:rPr>
+              <w:t>{%p endif %}</w:t>
+            </w:r>
+          </w:p>
+          <w:p>
+            <w:pPr>
+              <w:rPr>
+                <w:rFonts w:ascii="Consolas" w:hAnsi="Consolas" w:cs="Arial"/>
+                <w:color w:val="00B050"/>
+                <w:sz w:val="18"/>
+                <w:szCs w:val="18"/>
+              </w:rPr>
+            </w:pPr>
+            <w:r>
+              <w:rPr>
+                <w:rFonts w:ascii="Consolas" w:hAnsi="Consolas" w:cs="Arial"/>
+                <w:color w:val="00B050"/>
+                <w:sz w:val="18"/>
+                <w:szCs w:val="18"/>
+              </w:rPr>
+              <w:t>{%p endfor %}</w:t>
+            </w:r>
+          </w:p>
+          <w:p>
+            <w:pPr>
+              <w:rPr>
+                <w:rFonts w:ascii="Consolas" w:hAnsi="Consolas"/>
+                <w:color w:val="00B050"/>
+                <w:sz w:val="18"/>
+                <w:szCs w:val="18"/>
+              </w:rPr>
+            </w:pPr>
+            <w:r>
+              <w:rPr>
+                <w:rFonts w:ascii="Consolas" w:hAnsi="Consolas" w:cs="Arial"/>
+                <w:color w:val="00B050"/>
+                <w:sz w:val="18"/>
+                <w:szCs w:val="18"/>
+              </w:rPr>
+              <w:t>{%p el</w:t>
+            </w:r>
+            <w:r>
+              <w:rPr>
+                <w:rFonts w:ascii="Consolas" w:hAnsi="Consolas"/>
+                <w:color w:val="00B050"/>
+                <w:sz w:val="18"/>
+                <w:szCs w:val="18"/>
+              </w:rPr>
+              <w:t xml:space="preserve">if </w:t>
+            </w:r>
+            <w:r>
+              <w:rPr>
+                <w:rFonts w:ascii="Consolas" w:hAnsi="Consolas"/>
+                <w:color w:val="00B050"/>
+                <w:sz w:val="18"/>
+                <w:szCs w:val="18"/>
+              </w:rPr>
+              <w:t>GESUCHSTELLER</w:t>
+            </w:r>
+            <w:r>
+              <w:rPr>
+                <w:rFonts w:ascii="Consolas" w:hAnsi="Consolas"/>
+                <w:color w:val="00B050"/>
+                <w:sz w:val="18"/>
+                <w:szCs w:val="18"/>
+              </w:rPr>
+              <w:t>_ANREDE == "Herr" %}</w:t>
+            </w:r>
+          </w:p>
+          <w:p>
+            <w:r>
+              <w:t>Gesuchsteller</w:t>
+            </w:r>
+          </w:p>
+          <w:p>
+            <w:pPr>
+              <w:rPr>
+                <w:rFonts w:ascii="Consolas" w:hAnsi="Consolas"/>
+                <w:color w:val="00B050"/>
+                <w:sz w:val="18"/>
+                <w:szCs w:val="18"/>
+              </w:rPr>
+            </w:pPr>
+            <w:r>
+              <w:rPr>
+                <w:rFonts w:ascii="Consolas" w:hAnsi="Consolas"/>
                 <w:color w:val="00B050"/>
                 <w:sz w:val="18"/>
                 <w:szCs w:val="18"/>
@@ -2509,7 +2060,7 @@
             </w:r>
             <w:r>
               <w:rPr>
-                <w:rFonts w:ascii="Consolas" w:hAnsi="Consolas" w:cs="Arial"/>
+                <w:rFonts w:ascii="Consolas" w:hAnsi="Consolas"/>
                 <w:color w:val="00B050"/>
                 <w:sz w:val="18"/>
                 <w:szCs w:val="18"/>
@@ -2518,278 +2069,12 @@
             </w:r>
             <w:r>
               <w:rPr>
-                <w:rFonts w:ascii="Consolas" w:hAnsi="Consolas" w:cs="Arial"/>
-                <w:color w:val="00B050"/>
-                <w:sz w:val="18"/>
-                <w:szCs w:val="18"/>
-              </w:rPr>
-              <w:t xml:space="preserve"> </w:t>
-            </w:r>
-            <w:proofErr w:type="spellStart"/>
-            <w:r>
-              <w:rPr>
-                <w:rFonts w:ascii="Consolas" w:hAnsi="Consolas" w:cs="Arial"/>
-                <w:color w:val="00B050"/>
-                <w:sz w:val="18"/>
-                <w:szCs w:val="18"/>
-              </w:rPr>
-              <w:t>else</w:t>
-            </w:r>
-            <w:proofErr w:type="spellEnd"/>
-            <w:r>
-              <w:rPr>
-                <w:rFonts w:ascii="Consolas" w:hAnsi="Consolas" w:cs="Arial"/>
-                <w:color w:val="00B050"/>
-                <w:sz w:val="18"/>
-                <w:szCs w:val="18"/>
-              </w:rPr>
-              <w:t xml:space="preserve"> %}</w:t>
-            </w:r>
-          </w:p>
-          <w:p>
-            <w:proofErr w:type="gramStart"/>
-            <w:r>
-              <w:rPr>
-                <w:rStyle w:val="PlatzhalterZchn"/>
-              </w:rPr>
-              <w:t>{{ G.NAME</w:t>
-            </w:r>
-            <w:proofErr w:type="gramEnd"/>
-            <w:r>
-              <w:rPr>
-                <w:rStyle w:val="PlatzhalterZchn"/>
-              </w:rPr>
-              <w:t xml:space="preserve"> }}</w:t>
-            </w:r>
-            <w:r>
-              <w:t xml:space="preserve">, </w:t>
-            </w:r>
-            <w:r>
-              <w:rPr>
-                <w:rStyle w:val="PlatzhalterZchn"/>
-              </w:rPr>
-              <w:t>{{ G.ADRESSE }}</w:t>
-            </w:r>
-          </w:p>
-          <w:p>
-            <w:pPr>
-              <w:rPr>
-                <w:rFonts w:ascii="Consolas" w:hAnsi="Consolas" w:cs="Arial"/>
-                <w:color w:val="00B050"/>
-                <w:sz w:val="18"/>
-                <w:szCs w:val="18"/>
-              </w:rPr>
-            </w:pPr>
-            <w:r>
-              <w:rPr>
-                <w:rFonts w:ascii="Consolas" w:hAnsi="Consolas" w:cs="Arial"/>
-                <w:color w:val="00B050"/>
-                <w:sz w:val="18"/>
-                <w:szCs w:val="18"/>
-              </w:rPr>
-              <w:t xml:space="preserve">{%p </w:t>
-            </w:r>
-            <w:proofErr w:type="spellStart"/>
-            <w:r>
-              <w:rPr>
-                <w:rFonts w:ascii="Consolas" w:hAnsi="Consolas" w:cs="Arial"/>
-                <w:color w:val="00B050"/>
-                <w:sz w:val="18"/>
-                <w:szCs w:val="18"/>
-              </w:rPr>
-              <w:t>if</w:t>
-            </w:r>
-            <w:proofErr w:type="spellEnd"/>
-            <w:r>
-              <w:rPr>
-                <w:rFonts w:ascii="Consolas" w:hAnsi="Consolas" w:cs="Arial"/>
-                <w:color w:val="00B050"/>
-                <w:sz w:val="18"/>
-                <w:szCs w:val="18"/>
-              </w:rPr>
-              <w:t xml:space="preserve"> G.VERTRETER_NAME %}</w:t>
-            </w:r>
-          </w:p>
-          <w:p>
-            <w:pPr>
-              <w:ind w:left="37"/>
-            </w:pPr>
-            <w:r>
-              <w:t>vertreten durch</w:t>
-            </w:r>
-          </w:p>
-          <w:p>
-            <w:pPr>
-              <w:ind w:left="37"/>
-            </w:pPr>
-            <w:proofErr w:type="gramStart"/>
-            <w:r>
-              <w:rPr>
-                <w:rStyle w:val="PlatzhalterZchn"/>
-              </w:rPr>
-              <w:t>{{ G.VERTRETER</w:t>
-            </w:r>
-            <w:proofErr w:type="gramEnd"/>
-            <w:r>
-              <w:rPr>
-                <w:rStyle w:val="PlatzhalterZchn"/>
-              </w:rPr>
-              <w:t>_NAME }}</w:t>
-            </w:r>
-            <w:r>
-              <w:t xml:space="preserve">, </w:t>
-            </w:r>
-            <w:r>
-              <w:rPr>
-                <w:rStyle w:val="PlatzhalterZchn"/>
-              </w:rPr>
-              <w:t>{{ G.VERTRETER_ADRESSE }}</w:t>
-            </w:r>
-          </w:p>
-          <w:p>
-            <w:pPr>
-              <w:rPr>
-                <w:rFonts w:ascii="Consolas" w:hAnsi="Consolas" w:cs="Arial"/>
-                <w:color w:val="00B050"/>
-                <w:sz w:val="18"/>
-                <w:szCs w:val="18"/>
-              </w:rPr>
-            </w:pPr>
-            <w:r>
-              <w:rPr>
-                <w:rFonts w:ascii="Consolas" w:hAnsi="Consolas" w:cs="Arial"/>
-                <w:color w:val="00B050"/>
-                <w:sz w:val="18"/>
-                <w:szCs w:val="18"/>
-              </w:rPr>
-              <w:t xml:space="preserve">{%p </w:t>
-            </w:r>
-            <w:proofErr w:type="spellStart"/>
-            <w:r>
-              <w:rPr>
-                <w:rFonts w:ascii="Consolas" w:hAnsi="Consolas" w:cs="Arial"/>
-                <w:color w:val="00B050"/>
-                <w:sz w:val="18"/>
-                <w:szCs w:val="18"/>
-              </w:rPr>
-              <w:t>endif</w:t>
-            </w:r>
-            <w:proofErr w:type="spellEnd"/>
-            <w:r>
-              <w:rPr>
-                <w:rFonts w:ascii="Consolas" w:hAnsi="Consolas" w:cs="Arial"/>
-                <w:color w:val="00B050"/>
-                <w:sz w:val="18"/>
-                <w:szCs w:val="18"/>
-              </w:rPr>
-              <w:t xml:space="preserve"> %}</w:t>
-            </w:r>
-          </w:p>
-          <w:p>
-            <w:pPr>
-              <w:rPr>
-                <w:rFonts w:ascii="Consolas" w:hAnsi="Consolas" w:cs="Arial"/>
-                <w:color w:val="00B050"/>
-                <w:sz w:val="18"/>
-                <w:szCs w:val="18"/>
-              </w:rPr>
-            </w:pPr>
-            <w:r>
-              <w:rPr>
-                <w:rFonts w:ascii="Consolas" w:hAnsi="Consolas" w:cs="Arial"/>
-                <w:color w:val="00B050"/>
-                <w:sz w:val="18"/>
-                <w:szCs w:val="18"/>
-              </w:rPr>
-              <w:t xml:space="preserve">{%p </w:t>
-            </w:r>
-            <w:proofErr w:type="spellStart"/>
-            <w:r>
-              <w:rPr>
-                <w:rFonts w:ascii="Consolas" w:hAnsi="Consolas" w:cs="Arial"/>
-                <w:color w:val="00B050"/>
-                <w:sz w:val="18"/>
-                <w:szCs w:val="18"/>
-              </w:rPr>
-              <w:t>endif</w:t>
-            </w:r>
-            <w:proofErr w:type="spellEnd"/>
-            <w:r>
-              <w:rPr>
-                <w:rFonts w:ascii="Consolas" w:hAnsi="Consolas" w:cs="Arial"/>
-                <w:color w:val="00B050"/>
-                <w:sz w:val="18"/>
-                <w:szCs w:val="18"/>
-              </w:rPr>
-              <w:t xml:space="preserve"> %}</w:t>
-            </w:r>
-          </w:p>
-          <w:p>
-            <w:pPr>
-              <w:rPr>
-                <w:rFonts w:ascii="Consolas" w:hAnsi="Consolas" w:cs="Arial"/>
-                <w:color w:val="00B050"/>
-                <w:sz w:val="18"/>
-                <w:szCs w:val="18"/>
-              </w:rPr>
-            </w:pPr>
-            <w:r>
-              <w:rPr>
-                <w:rFonts w:ascii="Consolas" w:hAnsi="Consolas" w:cs="Arial"/>
-                <w:color w:val="00B050"/>
-                <w:sz w:val="18"/>
-                <w:szCs w:val="18"/>
-              </w:rPr>
-              <w:t xml:space="preserve">{%p </w:t>
-            </w:r>
-            <w:proofErr w:type="spellStart"/>
-            <w:r>
-              <w:rPr>
-                <w:rFonts w:ascii="Consolas" w:hAnsi="Consolas" w:cs="Arial"/>
-                <w:color w:val="00B050"/>
-                <w:sz w:val="18"/>
-                <w:szCs w:val="18"/>
-              </w:rPr>
-              <w:t>endfor</w:t>
-            </w:r>
-            <w:proofErr w:type="spellEnd"/>
-            <w:r>
-              <w:rPr>
-                <w:rFonts w:ascii="Consolas" w:hAnsi="Consolas" w:cs="Arial"/>
-                <w:color w:val="00B050"/>
-                <w:sz w:val="18"/>
-                <w:szCs w:val="18"/>
-              </w:rPr>
-              <w:t xml:space="preserve"> %}</w:t>
-            </w:r>
-          </w:p>
-          <w:p>
-            <w:pPr>
-              <w:rPr>
                 <w:rFonts w:ascii="Consolas" w:hAnsi="Consolas"/>
                 <w:color w:val="00B050"/>
                 <w:sz w:val="18"/>
                 <w:szCs w:val="18"/>
               </w:rPr>
-            </w:pPr>
-            <w:r>
-              <w:rPr>
-                <w:rFonts w:ascii="Consolas" w:hAnsi="Consolas" w:cs="Arial"/>
-                <w:color w:val="00B050"/>
-                <w:sz w:val="18"/>
-                <w:szCs w:val="18"/>
-              </w:rPr>
-              <w:t xml:space="preserve">{%p </w:t>
-            </w:r>
-            <w:proofErr w:type="spellStart"/>
-            <w:r>
-              <w:rPr>
-                <w:rFonts w:ascii="Consolas" w:hAnsi="Consolas" w:cs="Arial"/>
-                <w:color w:val="00B050"/>
-                <w:sz w:val="18"/>
-                <w:szCs w:val="18"/>
-              </w:rPr>
-              <w:t>el</w:t>
+              <w:t xml:space="preserve"> elif </w:t>
             </w:r>
             <w:r>
               <w:rPr>
@@ -2798,9 +2083,8 @@
                 <w:sz w:val="18"/>
                 <w:szCs w:val="18"/>
               </w:rPr>
-              <w:t>if</w:t>
-            </w:r>
-            <w:proofErr w:type="spellEnd"/>
+              <w:t>GESUCHSTELLER</w:t>
+            </w:r>
             <w:r>
               <w:rPr>
                 <w:rFonts w:ascii="Consolas" w:hAnsi="Consolas"/>
@@ -2808,17 +2092,23 @@
                 <w:sz w:val="18"/>
                 <w:szCs w:val="18"/>
               </w:rPr>
-              <w:t xml:space="preserve"> </w:t>
-            </w:r>
-            <w:r>
+              <w:t>_ANREDE == "Frau" %}</w:t>
+            </w:r>
+          </w:p>
+          <w:p>
+            <w:r>
+              <w:t>Gesuchstellerin</w:t>
+            </w:r>
+          </w:p>
+          <w:p>
+            <w:pPr>
               <w:rPr>
                 <w:rFonts w:ascii="Consolas" w:hAnsi="Consolas"/>
                 <w:color w:val="00B050"/>
                 <w:sz w:val="18"/>
                 <w:szCs w:val="18"/>
               </w:rPr>
-              <w:t>GESUCHSTELLER</w:t>
-            </w:r>
+            </w:pPr>
             <w:r>
               <w:rPr>
                 <w:rFonts w:ascii="Consolas" w:hAnsi="Consolas"/>
@@ -2826,23 +2116,17 @@
                 <w:sz w:val="18"/>
                 <w:szCs w:val="18"/>
               </w:rPr>
-              <w:t>_ANREDE == "Herr" %}</w:t>
-            </w:r>
-          </w:p>
-          <w:p>
-            <w:r>
-              <w:t>Gesuchsteller</w:t>
-            </w:r>
-          </w:p>
-          <w:p>
-            <w:pPr>
+              <w:t>{%</w:t>
+            </w:r>
+            <w:r>
               <w:rPr>
                 <w:rFonts w:ascii="Consolas" w:hAnsi="Consolas"/>
                 <w:color w:val="00B050"/>
                 <w:sz w:val="18"/>
                 <w:szCs w:val="18"/>
               </w:rPr>
-            </w:pPr>
+              <w:t>p</w:t>
+            </w:r>
             <w:r>
               <w:rPr>
                 <w:rFonts w:ascii="Consolas" w:hAnsi="Consolas"/>
@@ -2850,125 +2134,7 @@
                 <w:sz w:val="18"/>
                 <w:szCs w:val="18"/>
               </w:rPr>
-              <w:t>{%</w:t>
-            </w:r>
-            <w:r>
-              <w:rPr>
-                <w:rFonts w:ascii="Consolas" w:hAnsi="Consolas"/>
-                <w:color w:val="00B050"/>
-                <w:sz w:val="18"/>
-                <w:szCs w:val="18"/>
-              </w:rPr>
-              <w:t>p</w:t>
-            </w:r>
-            <w:r>
-              <w:rPr>
-                <w:rFonts w:ascii="Consolas" w:hAnsi="Consolas"/>
-                <w:color w:val="00B050"/>
-                <w:sz w:val="18"/>
-                <w:szCs w:val="18"/>
-              </w:rPr>
-              <w:t xml:space="preserve"> </w:t>
-            </w:r>
-            <w:proofErr w:type="spellStart"/>
-            <w:r>
-              <w:rPr>
-                <w:rFonts w:ascii="Consolas" w:hAnsi="Consolas"/>
-                <w:color w:val="00B050"/>
-                <w:sz w:val="18"/>
-                <w:szCs w:val="18"/>
-              </w:rPr>
-              <w:t>elif</w:t>
-            </w:r>
-            <w:proofErr w:type="spellEnd"/>
-            <w:r>
-              <w:rPr>
-                <w:rFonts w:ascii="Consolas" w:hAnsi="Consolas"/>
-                <w:color w:val="00B050"/>
-                <w:sz w:val="18"/>
-                <w:szCs w:val="18"/>
-              </w:rPr>
-              <w:t xml:space="preserve"> </w:t>
-            </w:r>
-            <w:r>
-              <w:rPr>
-                <w:rFonts w:ascii="Consolas" w:hAnsi="Consolas"/>
-                <w:color w:val="00B050"/>
-                <w:sz w:val="18"/>
-                <w:szCs w:val="18"/>
-              </w:rPr>
-              <w:t>GESUCHSTELLER</w:t>
-            </w:r>
-            <w:r>
-              <w:rPr>
-                <w:rFonts w:ascii="Consolas" w:hAnsi="Consolas"/>
-                <w:color w:val="00B050"/>
-                <w:sz w:val="18"/>
-                <w:szCs w:val="18"/>
-              </w:rPr>
-              <w:t>_ANREDE == "Frau" %}</w:t>
-            </w:r>
-          </w:p>
-          <w:p>
-            <w:r>
-              <w:t>Gesuchstellerin</w:t>
-            </w:r>
-          </w:p>
-          <w:p>
-            <w:pPr>
-              <w:rPr>
-                <w:rFonts w:ascii="Consolas" w:hAnsi="Consolas"/>
-                <w:color w:val="00B050"/>
-                <w:sz w:val="18"/>
-                <w:szCs w:val="18"/>
-              </w:rPr>
-            </w:pPr>
-            <w:r>
-              <w:rPr>
-                <w:rFonts w:ascii="Consolas" w:hAnsi="Consolas"/>
-                <w:color w:val="00B050"/>
-                <w:sz w:val="18"/>
-                <w:szCs w:val="18"/>
-              </w:rPr>
-              <w:t>{%</w:t>
-            </w:r>
-            <w:r>
-              <w:rPr>
-                <w:rFonts w:ascii="Consolas" w:hAnsi="Consolas"/>
-                <w:color w:val="00B050"/>
-                <w:sz w:val="18"/>
-                <w:szCs w:val="18"/>
-              </w:rPr>
-              <w:t>p</w:t>
-            </w:r>
-            <w:r>
-              <w:rPr>
-                <w:rFonts w:ascii="Consolas" w:hAnsi="Consolas"/>
-                <w:color w:val="00B050"/>
-                <w:sz w:val="18"/>
-                <w:szCs w:val="18"/>
-              </w:rPr>
-              <w:t xml:space="preserve"> </w:t>
-            </w:r>
-            <w:proofErr w:type="spellStart"/>
-            <w:r>
-              <w:rPr>
-                <w:rFonts w:ascii="Consolas" w:hAnsi="Consolas"/>
-                <w:color w:val="00B050"/>
-                <w:sz w:val="18"/>
-                <w:szCs w:val="18"/>
-              </w:rPr>
-              <w:t>else</w:t>
-            </w:r>
-            <w:proofErr w:type="spellEnd"/>
-            <w:r>
-              <w:rPr>
-                <w:rFonts w:ascii="Consolas" w:hAnsi="Consolas"/>
-                <w:color w:val="00B050"/>
-                <w:sz w:val="18"/>
-                <w:szCs w:val="18"/>
-              </w:rPr>
-              <w:t xml:space="preserve"> %}</w:t>
+              <w:t xml:space="preserve"> else %}</w:t>
             </w:r>
           </w:p>
           <w:p>
@@ -2984,27 +2150,7 @@
                 <w:sz w:val="18"/>
                 <w:szCs w:val="18"/>
               </w:rPr>
-              <w:t xml:space="preserve">{%p </w:t>
-            </w:r>
-            <w:proofErr w:type="spellStart"/>
-            <w:r>
-              <w:rPr>
-                <w:rFonts w:ascii="Consolas" w:hAnsi="Consolas" w:cs="Arial"/>
-                <w:color w:val="00B050"/>
-                <w:sz w:val="18"/>
-                <w:szCs w:val="18"/>
-              </w:rPr>
-              <w:t>endif</w:t>
-            </w:r>
-            <w:proofErr w:type="spellEnd"/>
-            <w:r>
-              <w:rPr>
-                <w:rFonts w:ascii="Consolas" w:hAnsi="Consolas" w:cs="Arial"/>
-                <w:color w:val="00B050"/>
-                <w:sz w:val="18"/>
-                <w:szCs w:val="18"/>
-              </w:rPr>
-              <w:t xml:space="preserve"> %}</w:t>
+              <w:t>{%p endif %}</w:t>
             </w:r>
           </w:p>
         </w:tc>
@@ -3059,27 +2205,7 @@
                 <w:sz w:val="18"/>
                 <w:szCs w:val="18"/>
               </w:rPr>
-              <w:t xml:space="preserve">{%p </w:t>
-            </w:r>
-            <w:proofErr w:type="spellStart"/>
-            <w:r>
-              <w:rPr>
-                <w:rFonts w:ascii="Consolas" w:hAnsi="Consolas" w:cs="Arial"/>
-                <w:color w:val="00B050"/>
-                <w:sz w:val="18"/>
-                <w:szCs w:val="18"/>
-              </w:rPr>
-              <w:t>if</w:t>
-            </w:r>
-            <w:proofErr w:type="spellEnd"/>
-            <w:r>
-              <w:rPr>
-                <w:rFonts w:ascii="Consolas" w:hAnsi="Consolas" w:cs="Arial"/>
-                <w:color w:val="00B050"/>
-                <w:sz w:val="18"/>
-                <w:szCs w:val="18"/>
-              </w:rPr>
-              <w:t xml:space="preserve"> </w:t>
+              <w:t xml:space="preserve">{%p if </w:t>
             </w:r>
             <w:r>
               <w:rPr>
@@ -3134,27 +2260,7 @@
                 <w:sz w:val="18"/>
                 <w:szCs w:val="18"/>
               </w:rPr>
-              <w:t xml:space="preserve">{%p </w:t>
-            </w:r>
-            <w:proofErr w:type="spellStart"/>
-            <w:r>
-              <w:rPr>
-                <w:rFonts w:ascii="Consolas" w:hAnsi="Consolas" w:cs="Arial"/>
-                <w:color w:val="00B050"/>
-                <w:sz w:val="18"/>
-                <w:szCs w:val="18"/>
-              </w:rPr>
-              <w:t>for</w:t>
-            </w:r>
-            <w:proofErr w:type="spellEnd"/>
-            <w:r>
-              <w:rPr>
-                <w:rFonts w:ascii="Consolas" w:hAnsi="Consolas" w:cs="Arial"/>
-                <w:color w:val="00B050"/>
-                <w:sz w:val="18"/>
-                <w:szCs w:val="18"/>
-              </w:rPr>
-              <w:t xml:space="preserve"> G in ALLE_</w:t>
+              <w:t>{%p for G in ALLE_</w:t>
             </w:r>
             <w:r>
               <w:rPr>
@@ -3210,37 +2316,7 @@
                 <w:sz w:val="18"/>
                 <w:szCs w:val="18"/>
               </w:rPr>
-              <w:t xml:space="preserve"> </w:t>
-            </w:r>
-            <w:proofErr w:type="spellStart"/>
-            <w:r>
-              <w:rPr>
-                <w:rFonts w:ascii="Consolas" w:hAnsi="Consolas" w:cs="Arial"/>
-                <w:color w:val="00B050"/>
-                <w:sz w:val="18"/>
-                <w:szCs w:val="18"/>
-              </w:rPr>
-              <w:t>if</w:t>
-            </w:r>
-            <w:proofErr w:type="spellEnd"/>
-            <w:r>
-              <w:rPr>
-                <w:rFonts w:ascii="Consolas" w:hAnsi="Consolas" w:cs="Arial"/>
-                <w:color w:val="00B050"/>
-                <w:sz w:val="18"/>
-                <w:szCs w:val="18"/>
-              </w:rPr>
-              <w:t xml:space="preserve"> </w:t>
-            </w:r>
-            <w:proofErr w:type="spellStart"/>
-            <w:r>
-              <w:rPr>
-                <w:rFonts w:ascii="Consolas" w:hAnsi="Consolas" w:cs="Arial"/>
-                <w:color w:val="00B050"/>
-                <w:sz w:val="18"/>
-                <w:szCs w:val="18"/>
-              </w:rPr>
-              <w:t>ALLE_</w:t>
+              <w:t xml:space="preserve"> if ALLE_</w:t>
             </w:r>
             <w:r>
               <w:rPr>
@@ -3258,17 +2334,7 @@
                 <w:sz w:val="18"/>
                 <w:szCs w:val="18"/>
               </w:rPr>
-              <w:t>_LISTE|length</w:t>
-            </w:r>
-            <w:proofErr w:type="spellEnd"/>
-            <w:r>
-              <w:rPr>
-                <w:rFonts w:ascii="Consolas" w:hAnsi="Consolas" w:cs="Arial"/>
-                <w:color w:val="00B050"/>
-                <w:sz w:val="18"/>
-                <w:szCs w:val="18"/>
-              </w:rPr>
-              <w:t xml:space="preserve"> &gt; 1 %}</w:t>
+              <w:t>_LISTE|length &gt; 1 %}</w:t>
             </w:r>
           </w:p>
           <w:p>
@@ -3285,19 +2351,59 @@
                 <w:szCs w:val="22"/>
               </w:rPr>
             </w:pPr>
-            <w:proofErr w:type="gramStart"/>
             <w:r>
               <w:rPr>
                 <w:rStyle w:val="PlatzhalterZchn"/>
               </w:rPr>
-              <w:t>{{ G.NAME</w:t>
-            </w:r>
-            <w:proofErr w:type="gramEnd"/>
+              <w:t>{{ G.NAME }}</w:t>
+            </w:r>
+            <w:r>
+              <w:t xml:space="preserve">, </w:t>
+            </w:r>
             <w:r>
               <w:rPr>
                 <w:rStyle w:val="PlatzhalterZchn"/>
               </w:rPr>
-              <w:t xml:space="preserve"> }}</w:t>
+              <w:t>{{ G.ADRESSE }}</w:t>
+            </w:r>
+          </w:p>
+          <w:p>
+            <w:pPr>
+              <w:ind w:left="357"/>
+              <w:rPr>
+                <w:rFonts w:ascii="Consolas" w:hAnsi="Consolas" w:cs="Arial"/>
+                <w:color w:val="00B050"/>
+                <w:sz w:val="18"/>
+                <w:szCs w:val="18"/>
+              </w:rPr>
+            </w:pPr>
+            <w:r>
+              <w:rPr>
+                <w:rFonts w:ascii="Consolas" w:hAnsi="Consolas" w:cs="Arial"/>
+                <w:color w:val="00B050"/>
+                <w:sz w:val="18"/>
+                <w:szCs w:val="18"/>
+              </w:rPr>
+              <w:t>{%p if G.VERTRETER_NAME %}</w:t>
+            </w:r>
+          </w:p>
+          <w:p>
+            <w:pPr>
+              <w:ind w:left="357"/>
+            </w:pPr>
+            <w:r>
+              <w:t>vertreten durch</w:t>
+            </w:r>
+          </w:p>
+          <w:p>
+            <w:pPr>
+              <w:ind w:left="357"/>
+            </w:pPr>
+            <w:r>
+              <w:rPr>
+                <w:rStyle w:val="PlatzhalterZchn"/>
+              </w:rPr>
+              <w:t>{{ G.VERTRETER_NAME }}</w:t>
             </w:r>
             <w:r>
               <w:t xml:space="preserve">, </w:t>
@@ -3306,52 +2412,105 @@
               <w:rPr>
                 <w:rStyle w:val="PlatzhalterZchn"/>
               </w:rPr>
+              <w:t>{{ G.VERTRETER_ADRESSE }}</w:t>
+            </w:r>
+          </w:p>
+          <w:p>
+            <w:pPr>
+              <w:ind w:left="357"/>
+              <w:rPr>
+                <w:rFonts w:ascii="Consolas" w:hAnsi="Consolas" w:cs="Arial"/>
+                <w:color w:val="00B050"/>
+                <w:sz w:val="18"/>
+                <w:szCs w:val="18"/>
+              </w:rPr>
+            </w:pPr>
+            <w:r>
+              <w:rPr>
+                <w:rFonts w:ascii="Consolas" w:hAnsi="Consolas" w:cs="Arial"/>
+                <w:color w:val="00B050"/>
+                <w:sz w:val="18"/>
+                <w:szCs w:val="18"/>
+              </w:rPr>
+              <w:t>{%p endif %}</w:t>
+            </w:r>
+          </w:p>
+          <w:p>
+            <w:pPr>
+              <w:rPr>
+                <w:rFonts w:ascii="Consolas" w:hAnsi="Consolas" w:cs="Arial"/>
+                <w:color w:val="00B050"/>
+                <w:sz w:val="18"/>
+                <w:szCs w:val="18"/>
+              </w:rPr>
+            </w:pPr>
+            <w:r>
+              <w:rPr>
+                <w:rFonts w:ascii="Consolas" w:hAnsi="Consolas" w:cs="Arial"/>
+                <w:color w:val="00B050"/>
+                <w:sz w:val="18"/>
+                <w:szCs w:val="18"/>
+              </w:rPr>
+              <w:t>{%</w:t>
+            </w:r>
+            <w:r>
+              <w:rPr>
+                <w:rFonts w:ascii="Consolas" w:hAnsi="Consolas" w:cs="Arial"/>
+                <w:color w:val="00B050"/>
+                <w:sz w:val="18"/>
+                <w:szCs w:val="18"/>
+              </w:rPr>
+              <w:t>p</w:t>
+            </w:r>
+            <w:r>
+              <w:rPr>
+                <w:rFonts w:ascii="Consolas" w:hAnsi="Consolas" w:cs="Arial"/>
+                <w:color w:val="00B050"/>
+                <w:sz w:val="18"/>
+                <w:szCs w:val="18"/>
+              </w:rPr>
+              <w:t xml:space="preserve"> else %}</w:t>
+            </w:r>
+          </w:p>
+          <w:p>
+            <w:r>
+              <w:rPr>
+                <w:rStyle w:val="PlatzhalterZchn"/>
+              </w:rPr>
+              <w:t>{{ G.NAME }}</w:t>
+            </w:r>
+            <w:r>
+              <w:t xml:space="preserve">, </w:t>
+            </w:r>
+            <w:r>
+              <w:rPr>
+                <w:rStyle w:val="PlatzhalterZchn"/>
+              </w:rPr>
               <w:t>{{ G.ADRESSE }}</w:t>
             </w:r>
           </w:p>
           <w:p>
             <w:pPr>
-              <w:ind w:left="357"/>
-              <w:rPr>
-                <w:rFonts w:ascii="Consolas" w:hAnsi="Consolas" w:cs="Arial"/>
-                <w:color w:val="00B050"/>
-                <w:sz w:val="18"/>
-                <w:szCs w:val="18"/>
-              </w:rPr>
-            </w:pPr>
-            <w:r>
-              <w:rPr>
-                <w:rFonts w:ascii="Consolas" w:hAnsi="Consolas" w:cs="Arial"/>
-                <w:color w:val="00B050"/>
-                <w:sz w:val="18"/>
-                <w:szCs w:val="18"/>
-              </w:rPr>
-              <w:t xml:space="preserve">{%p </w:t>
-            </w:r>
-            <w:proofErr w:type="spellStart"/>
-            <w:r>
-              <w:rPr>
-                <w:rFonts w:ascii="Consolas" w:hAnsi="Consolas" w:cs="Arial"/>
-                <w:color w:val="00B050"/>
-                <w:sz w:val="18"/>
-                <w:szCs w:val="18"/>
-              </w:rPr>
-              <w:t>if</w:t>
-            </w:r>
-            <w:proofErr w:type="spellEnd"/>
-            <w:r>
-              <w:rPr>
-                <w:rFonts w:ascii="Consolas" w:hAnsi="Consolas" w:cs="Arial"/>
-                <w:color w:val="00B050"/>
-                <w:sz w:val="18"/>
-                <w:szCs w:val="18"/>
-              </w:rPr>
-              <w:t xml:space="preserve"> G.VERTRETER_NAME %}</w:t>
-            </w:r>
-          </w:p>
-          <w:p>
-            <w:pPr>
-              <w:ind w:left="357"/>
+              <w:rPr>
+                <w:rFonts w:ascii="Consolas" w:hAnsi="Consolas" w:cs="Arial"/>
+                <w:color w:val="00B050"/>
+                <w:sz w:val="18"/>
+                <w:szCs w:val="18"/>
+              </w:rPr>
+            </w:pPr>
+            <w:r>
+              <w:rPr>
+                <w:rFonts w:ascii="Consolas" w:hAnsi="Consolas" w:cs="Arial"/>
+                <w:color w:val="00B050"/>
+                <w:sz w:val="18"/>
+                <w:szCs w:val="18"/>
+              </w:rPr>
+              <w:t>{%p if G.VERTRETER_NAME %}</w:t>
+            </w:r>
+          </w:p>
+          <w:p>
+            <w:pPr>
+              <w:ind w:left="37"/>
             </w:pPr>
             <w:r>
               <w:t>vertreten durch</w:t>
@@ -3359,84 +2518,145 @@
           </w:p>
           <w:p>
             <w:pPr>
-              <w:ind w:left="357"/>
-            </w:pPr>
-            <w:proofErr w:type="gramStart"/>
+              <w:ind w:left="37"/>
+            </w:pPr>
             <w:r>
               <w:rPr>
                 <w:rStyle w:val="PlatzhalterZchn"/>
               </w:rPr>
-              <w:t>{{ G.VERTRETER</w:t>
-            </w:r>
-            <w:proofErr w:type="gramEnd"/>
+              <w:t>{{ G.VERTRETER_NAME }}</w:t>
+            </w:r>
+            <w:r>
+              <w:t xml:space="preserve">, </w:t>
+            </w:r>
             <w:r>
               <w:rPr>
                 <w:rStyle w:val="PlatzhalterZchn"/>
               </w:rPr>
-              <w:t>_NAME }}</w:t>
-            </w:r>
-            <w:r>
-              <w:t xml:space="preserve">, </w:t>
-            </w:r>
-            <w:r>
-              <w:rPr>
-                <w:rStyle w:val="PlatzhalterZchn"/>
-              </w:rPr>
               <w:t>{{ G.VERTRETER_ADRESSE }}</w:t>
             </w:r>
           </w:p>
           <w:p>
             <w:pPr>
-              <w:ind w:left="357"/>
-              <w:rPr>
-                <w:rFonts w:ascii="Consolas" w:hAnsi="Consolas" w:cs="Arial"/>
-                <w:color w:val="00B050"/>
-                <w:sz w:val="18"/>
-                <w:szCs w:val="18"/>
-              </w:rPr>
-            </w:pPr>
-            <w:r>
-              <w:rPr>
-                <w:rFonts w:ascii="Consolas" w:hAnsi="Consolas" w:cs="Arial"/>
-                <w:color w:val="00B050"/>
-                <w:sz w:val="18"/>
-                <w:szCs w:val="18"/>
-              </w:rPr>
-              <w:t xml:space="preserve">{%p </w:t>
-            </w:r>
-            <w:proofErr w:type="spellStart"/>
-            <w:r>
-              <w:rPr>
-                <w:rFonts w:ascii="Consolas" w:hAnsi="Consolas" w:cs="Arial"/>
-                <w:color w:val="00B050"/>
-                <w:sz w:val="18"/>
-                <w:szCs w:val="18"/>
-              </w:rPr>
-              <w:t>endif</w:t>
-            </w:r>
-            <w:proofErr w:type="spellEnd"/>
-            <w:r>
-              <w:rPr>
-                <w:rFonts w:ascii="Consolas" w:hAnsi="Consolas" w:cs="Arial"/>
-                <w:color w:val="00B050"/>
-                <w:sz w:val="18"/>
-                <w:szCs w:val="18"/>
-              </w:rPr>
-              <w:t xml:space="preserve"> %}</w:t>
-            </w:r>
-          </w:p>
-          <w:p>
-            <w:pPr>
-              <w:rPr>
-                <w:rFonts w:ascii="Consolas" w:hAnsi="Consolas" w:cs="Arial"/>
-                <w:color w:val="00B050"/>
-                <w:sz w:val="18"/>
-                <w:szCs w:val="18"/>
-              </w:rPr>
-            </w:pPr>
-            <w:r>
-              <w:rPr>
-                <w:rFonts w:ascii="Consolas" w:hAnsi="Consolas" w:cs="Arial"/>
+              <w:rPr>
+                <w:rFonts w:ascii="Consolas" w:hAnsi="Consolas" w:cs="Arial"/>
+                <w:color w:val="00B050"/>
+                <w:sz w:val="18"/>
+                <w:szCs w:val="18"/>
+              </w:rPr>
+            </w:pPr>
+            <w:r>
+              <w:rPr>
+                <w:rFonts w:ascii="Consolas" w:hAnsi="Consolas" w:cs="Arial"/>
+                <w:color w:val="00B050"/>
+                <w:sz w:val="18"/>
+                <w:szCs w:val="18"/>
+              </w:rPr>
+              <w:t>{%p endif %}</w:t>
+            </w:r>
+          </w:p>
+          <w:p>
+            <w:pPr>
+              <w:rPr>
+                <w:rFonts w:ascii="Consolas" w:hAnsi="Consolas" w:cs="Arial"/>
+                <w:color w:val="00B050"/>
+                <w:sz w:val="18"/>
+                <w:szCs w:val="18"/>
+              </w:rPr>
+            </w:pPr>
+            <w:r>
+              <w:rPr>
+                <w:rFonts w:ascii="Consolas" w:hAnsi="Consolas" w:cs="Arial"/>
+                <w:color w:val="00B050"/>
+                <w:sz w:val="18"/>
+                <w:szCs w:val="18"/>
+              </w:rPr>
+              <w:t>{%p endif %}</w:t>
+            </w:r>
+          </w:p>
+          <w:p>
+            <w:pPr>
+              <w:rPr>
+                <w:rFonts w:ascii="Consolas" w:hAnsi="Consolas" w:cs="Arial"/>
+                <w:color w:val="00B050"/>
+                <w:sz w:val="18"/>
+                <w:szCs w:val="18"/>
+              </w:rPr>
+            </w:pPr>
+            <w:r>
+              <w:rPr>
+                <w:rFonts w:ascii="Consolas" w:hAnsi="Consolas" w:cs="Arial"/>
+                <w:color w:val="00B050"/>
+                <w:sz w:val="18"/>
+                <w:szCs w:val="18"/>
+              </w:rPr>
+              <w:t>{%p endfor %}</w:t>
+            </w:r>
+          </w:p>
+          <w:p>
+            <w:pPr>
+              <w:rPr>
+                <w:rFonts w:ascii="Consolas" w:hAnsi="Consolas"/>
+                <w:color w:val="00B050"/>
+                <w:sz w:val="18"/>
+                <w:szCs w:val="18"/>
+              </w:rPr>
+            </w:pPr>
+            <w:r>
+              <w:rPr>
+                <w:rFonts w:ascii="Consolas" w:hAnsi="Consolas" w:cs="Arial"/>
+                <w:color w:val="00B050"/>
+                <w:sz w:val="18"/>
+                <w:szCs w:val="18"/>
+              </w:rPr>
+              <w:lastRenderedPageBreak/>
+              <w:t>{%p el</w:t>
+            </w:r>
+            <w:r>
+              <w:rPr>
+                <w:rFonts w:ascii="Consolas" w:hAnsi="Consolas"/>
+                <w:color w:val="00B050"/>
+                <w:sz w:val="18"/>
+                <w:szCs w:val="18"/>
+              </w:rPr>
+              <w:t xml:space="preserve">if </w:t>
+            </w:r>
+            <w:r>
+              <w:rPr>
+                <w:rFonts w:ascii="Consolas" w:hAnsi="Consolas"/>
+                <w:color w:val="00B050"/>
+                <w:sz w:val="18"/>
+                <w:szCs w:val="18"/>
+              </w:rPr>
+              <w:t>GESUCHSTELLER</w:t>
+            </w:r>
+            <w:r>
+              <w:rPr>
+                <w:rFonts w:ascii="Consolas" w:hAnsi="Consolas"/>
+                <w:color w:val="00B050"/>
+                <w:sz w:val="18"/>
+                <w:szCs w:val="18"/>
+              </w:rPr>
+              <w:t>_ANREDE == "Herr" %}</w:t>
+            </w:r>
+          </w:p>
+          <w:p>
+            <w:r>
+              <w:t>Gesuchsteller</w:t>
+            </w:r>
+          </w:p>
+          <w:p>
+            <w:pPr>
+              <w:rPr>
+                <w:rFonts w:ascii="Consolas" w:hAnsi="Consolas"/>
+                <w:color w:val="00B050"/>
+                <w:sz w:val="18"/>
+                <w:szCs w:val="18"/>
+              </w:rPr>
+            </w:pPr>
+            <w:r>
+              <w:rPr>
+                <w:rFonts w:ascii="Consolas" w:hAnsi="Consolas"/>
                 <w:color w:val="00B050"/>
                 <w:sz w:val="18"/>
                 <w:szCs w:val="18"/>
@@ -3445,7 +2665,7 @@
             </w:r>
             <w:r>
               <w:rPr>
-                <w:rFonts w:ascii="Consolas" w:hAnsi="Consolas" w:cs="Arial"/>
+                <w:rFonts w:ascii="Consolas" w:hAnsi="Consolas"/>
                 <w:color w:val="00B050"/>
                 <w:sz w:val="18"/>
                 <w:szCs w:val="18"/>
@@ -3454,279 +2674,12 @@
             </w:r>
             <w:r>
               <w:rPr>
-                <w:rFonts w:ascii="Consolas" w:hAnsi="Consolas" w:cs="Arial"/>
-                <w:color w:val="00B050"/>
-                <w:sz w:val="18"/>
-                <w:szCs w:val="18"/>
-              </w:rPr>
-              <w:t xml:space="preserve"> </w:t>
-            </w:r>
-            <w:proofErr w:type="spellStart"/>
-            <w:r>
-              <w:rPr>
-                <w:rFonts w:ascii="Consolas" w:hAnsi="Consolas" w:cs="Arial"/>
-                <w:color w:val="00B050"/>
-                <w:sz w:val="18"/>
-                <w:szCs w:val="18"/>
-              </w:rPr>
-              <w:t>else</w:t>
-            </w:r>
-            <w:proofErr w:type="spellEnd"/>
-            <w:r>
-              <w:rPr>
-                <w:rFonts w:ascii="Consolas" w:hAnsi="Consolas" w:cs="Arial"/>
-                <w:color w:val="00B050"/>
-                <w:sz w:val="18"/>
-                <w:szCs w:val="18"/>
-              </w:rPr>
-              <w:t xml:space="preserve"> %}</w:t>
-            </w:r>
-          </w:p>
-          <w:p>
-            <w:proofErr w:type="gramStart"/>
-            <w:r>
-              <w:rPr>
-                <w:rStyle w:val="PlatzhalterZchn"/>
-              </w:rPr>
-              <w:t>{{ G.NAME</w:t>
-            </w:r>
-            <w:proofErr w:type="gramEnd"/>
-            <w:r>
-              <w:rPr>
-                <w:rStyle w:val="PlatzhalterZchn"/>
-              </w:rPr>
-              <w:t xml:space="preserve"> }}</w:t>
-            </w:r>
-            <w:r>
-              <w:t xml:space="preserve">, </w:t>
-            </w:r>
-            <w:r>
-              <w:rPr>
-                <w:rStyle w:val="PlatzhalterZchn"/>
-              </w:rPr>
-              <w:t>{{ G.ADRESSE }}</w:t>
-            </w:r>
-          </w:p>
-          <w:p>
-            <w:pPr>
-              <w:rPr>
-                <w:rFonts w:ascii="Consolas" w:hAnsi="Consolas" w:cs="Arial"/>
-                <w:color w:val="00B050"/>
-                <w:sz w:val="18"/>
-                <w:szCs w:val="18"/>
-              </w:rPr>
-            </w:pPr>
-            <w:r>
-              <w:rPr>
-                <w:rFonts w:ascii="Consolas" w:hAnsi="Consolas" w:cs="Arial"/>
-                <w:color w:val="00B050"/>
-                <w:sz w:val="18"/>
-                <w:szCs w:val="18"/>
-              </w:rPr>
-              <w:t xml:space="preserve">{%p </w:t>
-            </w:r>
-            <w:proofErr w:type="spellStart"/>
-            <w:r>
-              <w:rPr>
-                <w:rFonts w:ascii="Consolas" w:hAnsi="Consolas" w:cs="Arial"/>
-                <w:color w:val="00B050"/>
-                <w:sz w:val="18"/>
-                <w:szCs w:val="18"/>
-              </w:rPr>
-              <w:t>if</w:t>
-            </w:r>
-            <w:proofErr w:type="spellEnd"/>
-            <w:r>
-              <w:rPr>
-                <w:rFonts w:ascii="Consolas" w:hAnsi="Consolas" w:cs="Arial"/>
-                <w:color w:val="00B050"/>
-                <w:sz w:val="18"/>
-                <w:szCs w:val="18"/>
-              </w:rPr>
-              <w:t xml:space="preserve"> G.VERTRETER_NAME %}</w:t>
-            </w:r>
-          </w:p>
-          <w:p>
-            <w:pPr>
-              <w:ind w:left="37"/>
-            </w:pPr>
-            <w:r>
-              <w:t>vertreten durch</w:t>
-            </w:r>
-          </w:p>
-          <w:p>
-            <w:pPr>
-              <w:ind w:left="37"/>
-            </w:pPr>
-            <w:proofErr w:type="gramStart"/>
-            <w:r>
-              <w:rPr>
-                <w:rStyle w:val="PlatzhalterZchn"/>
-              </w:rPr>
-              <w:t>{{ G.VERTRETER</w:t>
-            </w:r>
-            <w:proofErr w:type="gramEnd"/>
-            <w:r>
-              <w:rPr>
-                <w:rStyle w:val="PlatzhalterZchn"/>
-              </w:rPr>
-              <w:t>_NAME }}</w:t>
-            </w:r>
-            <w:r>
-              <w:t xml:space="preserve">, </w:t>
-            </w:r>
-            <w:r>
-              <w:rPr>
-                <w:rStyle w:val="PlatzhalterZchn"/>
-              </w:rPr>
-              <w:t>{{ G.VERTRETER_ADRESSE }}</w:t>
-            </w:r>
-          </w:p>
-          <w:p>
-            <w:pPr>
-              <w:rPr>
-                <w:rFonts w:ascii="Consolas" w:hAnsi="Consolas" w:cs="Arial"/>
-                <w:color w:val="00B050"/>
-                <w:sz w:val="18"/>
-                <w:szCs w:val="18"/>
-              </w:rPr>
-            </w:pPr>
-            <w:r>
-              <w:rPr>
-                <w:rFonts w:ascii="Consolas" w:hAnsi="Consolas" w:cs="Arial"/>
-                <w:color w:val="00B050"/>
-                <w:sz w:val="18"/>
-                <w:szCs w:val="18"/>
-              </w:rPr>
-              <w:t xml:space="preserve">{%p </w:t>
-            </w:r>
-            <w:proofErr w:type="spellStart"/>
-            <w:r>
-              <w:rPr>
-                <w:rFonts w:ascii="Consolas" w:hAnsi="Consolas" w:cs="Arial"/>
-                <w:color w:val="00B050"/>
-                <w:sz w:val="18"/>
-                <w:szCs w:val="18"/>
-              </w:rPr>
-              <w:t>endif</w:t>
-            </w:r>
-            <w:proofErr w:type="spellEnd"/>
-            <w:r>
-              <w:rPr>
-                <w:rFonts w:ascii="Consolas" w:hAnsi="Consolas" w:cs="Arial"/>
-                <w:color w:val="00B050"/>
-                <w:sz w:val="18"/>
-                <w:szCs w:val="18"/>
-              </w:rPr>
-              <w:t xml:space="preserve"> %}</w:t>
-            </w:r>
-          </w:p>
-          <w:p>
-            <w:pPr>
-              <w:rPr>
-                <w:rFonts w:ascii="Consolas" w:hAnsi="Consolas" w:cs="Arial"/>
-                <w:color w:val="00B050"/>
-                <w:sz w:val="18"/>
-                <w:szCs w:val="18"/>
-              </w:rPr>
-            </w:pPr>
-            <w:r>
-              <w:rPr>
-                <w:rFonts w:ascii="Consolas" w:hAnsi="Consolas" w:cs="Arial"/>
-                <w:color w:val="00B050"/>
-                <w:sz w:val="18"/>
-                <w:szCs w:val="18"/>
-              </w:rPr>
-              <w:t xml:space="preserve">{%p </w:t>
-            </w:r>
-            <w:proofErr w:type="spellStart"/>
-            <w:r>
-              <w:rPr>
-                <w:rFonts w:ascii="Consolas" w:hAnsi="Consolas" w:cs="Arial"/>
-                <w:color w:val="00B050"/>
-                <w:sz w:val="18"/>
-                <w:szCs w:val="18"/>
-              </w:rPr>
-              <w:t>endif</w:t>
-            </w:r>
-            <w:proofErr w:type="spellEnd"/>
-            <w:r>
-              <w:rPr>
-                <w:rFonts w:ascii="Consolas" w:hAnsi="Consolas" w:cs="Arial"/>
-                <w:color w:val="00B050"/>
-                <w:sz w:val="18"/>
-                <w:szCs w:val="18"/>
-              </w:rPr>
-              <w:t xml:space="preserve"> %}</w:t>
-            </w:r>
-          </w:p>
-          <w:p>
-            <w:pPr>
-              <w:rPr>
-                <w:rFonts w:ascii="Consolas" w:hAnsi="Consolas" w:cs="Arial"/>
-                <w:color w:val="00B050"/>
-                <w:sz w:val="18"/>
-                <w:szCs w:val="18"/>
-              </w:rPr>
-            </w:pPr>
-            <w:r>
-              <w:rPr>
-                <w:rFonts w:ascii="Consolas" w:hAnsi="Consolas" w:cs="Arial"/>
-                <w:color w:val="00B050"/>
-                <w:sz w:val="18"/>
-                <w:szCs w:val="18"/>
-              </w:rPr>
-              <w:t xml:space="preserve">{%p </w:t>
-            </w:r>
-            <w:proofErr w:type="spellStart"/>
-            <w:r>
-              <w:rPr>
-                <w:rFonts w:ascii="Consolas" w:hAnsi="Consolas" w:cs="Arial"/>
-                <w:color w:val="00B050"/>
-                <w:sz w:val="18"/>
-                <w:szCs w:val="18"/>
-              </w:rPr>
-              <w:t>endfor</w:t>
-            </w:r>
-            <w:proofErr w:type="spellEnd"/>
-            <w:r>
-              <w:rPr>
-                <w:rFonts w:ascii="Consolas" w:hAnsi="Consolas" w:cs="Arial"/>
-                <w:color w:val="00B050"/>
-                <w:sz w:val="18"/>
-                <w:szCs w:val="18"/>
-              </w:rPr>
-              <w:t xml:space="preserve"> %}</w:t>
-            </w:r>
-          </w:p>
-          <w:p>
-            <w:pPr>
-              <w:rPr>
                 <w:rFonts w:ascii="Consolas" w:hAnsi="Consolas"/>
                 <w:color w:val="00B050"/>
                 <w:sz w:val="18"/>
                 <w:szCs w:val="18"/>
               </w:rPr>
-            </w:pPr>
-            <w:r>
-              <w:rPr>
-                <w:rFonts w:ascii="Consolas" w:hAnsi="Consolas" w:cs="Arial"/>
-                <w:color w:val="00B050"/>
-                <w:sz w:val="18"/>
-                <w:szCs w:val="18"/>
-              </w:rPr>
-              <w:lastRenderedPageBreak/>
-              <w:t xml:space="preserve">{%p </w:t>
-            </w:r>
-            <w:proofErr w:type="spellStart"/>
-            <w:r>
-              <w:rPr>
-                <w:rFonts w:ascii="Consolas" w:hAnsi="Consolas" w:cs="Arial"/>
-                <w:color w:val="00B050"/>
-                <w:sz w:val="18"/>
-                <w:szCs w:val="18"/>
-              </w:rPr>
-              <w:t>el</w:t>
+              <w:t xml:space="preserve"> elif </w:t>
             </w:r>
             <w:r>
               <w:rPr>
@@ -3735,9 +2688,8 @@
                 <w:sz w:val="18"/>
                 <w:szCs w:val="18"/>
               </w:rPr>
-              <w:t>if</w:t>
-            </w:r>
-            <w:proofErr w:type="spellEnd"/>
+              <w:t>GESUCHSTELLER</w:t>
+            </w:r>
             <w:r>
               <w:rPr>
                 <w:rFonts w:ascii="Consolas" w:hAnsi="Consolas"/>
@@ -3745,17 +2697,23 @@
                 <w:sz w:val="18"/>
                 <w:szCs w:val="18"/>
               </w:rPr>
-              <w:t xml:space="preserve"> </w:t>
-            </w:r>
-            <w:r>
+              <w:t>_ANREDE == "Frau" %}</w:t>
+            </w:r>
+          </w:p>
+          <w:p>
+            <w:r>
+              <w:t>Gesuchstellerin</w:t>
+            </w:r>
+          </w:p>
+          <w:p>
+            <w:pPr>
               <w:rPr>
                 <w:rFonts w:ascii="Consolas" w:hAnsi="Consolas"/>
                 <w:color w:val="00B050"/>
                 <w:sz w:val="18"/>
                 <w:szCs w:val="18"/>
               </w:rPr>
-              <w:t>GESUCHSTELLER</w:t>
-            </w:r>
+            </w:pPr>
             <w:r>
               <w:rPr>
                 <w:rFonts w:ascii="Consolas" w:hAnsi="Consolas"/>
@@ -3763,23 +2721,17 @@
                 <w:sz w:val="18"/>
                 <w:szCs w:val="18"/>
               </w:rPr>
-              <w:t>_ANREDE == "Herr" %}</w:t>
-            </w:r>
-          </w:p>
-          <w:p>
-            <w:r>
-              <w:t>Gesuchsteller</w:t>
-            </w:r>
-          </w:p>
-          <w:p>
-            <w:pPr>
+              <w:t>{%</w:t>
+            </w:r>
+            <w:r>
               <w:rPr>
                 <w:rFonts w:ascii="Consolas" w:hAnsi="Consolas"/>
                 <w:color w:val="00B050"/>
                 <w:sz w:val="18"/>
                 <w:szCs w:val="18"/>
               </w:rPr>
-            </w:pPr>
+              <w:t>p</w:t>
+            </w:r>
             <w:r>
               <w:rPr>
                 <w:rFonts w:ascii="Consolas" w:hAnsi="Consolas"/>
@@ -3787,125 +2739,7 @@
                 <w:sz w:val="18"/>
                 <w:szCs w:val="18"/>
               </w:rPr>
-              <w:t>{%</w:t>
-            </w:r>
-            <w:r>
-              <w:rPr>
-                <w:rFonts w:ascii="Consolas" w:hAnsi="Consolas"/>
-                <w:color w:val="00B050"/>
-                <w:sz w:val="18"/>
-                <w:szCs w:val="18"/>
-              </w:rPr>
-              <w:t>p</w:t>
-            </w:r>
-            <w:r>
-              <w:rPr>
-                <w:rFonts w:ascii="Consolas" w:hAnsi="Consolas"/>
-                <w:color w:val="00B050"/>
-                <w:sz w:val="18"/>
-                <w:szCs w:val="18"/>
-              </w:rPr>
-              <w:t xml:space="preserve"> </w:t>
-            </w:r>
-            <w:proofErr w:type="spellStart"/>
-            <w:r>
-              <w:rPr>
-                <w:rFonts w:ascii="Consolas" w:hAnsi="Consolas"/>
-                <w:color w:val="00B050"/>
-                <w:sz w:val="18"/>
-                <w:szCs w:val="18"/>
-              </w:rPr>
-              <w:t>elif</w:t>
-            </w:r>
-            <w:proofErr w:type="spellEnd"/>
-            <w:r>
-              <w:rPr>
-                <w:rFonts w:ascii="Consolas" w:hAnsi="Consolas"/>
-                <w:color w:val="00B050"/>
-                <w:sz w:val="18"/>
-                <w:szCs w:val="18"/>
-              </w:rPr>
-              <w:t xml:space="preserve"> </w:t>
-            </w:r>
-            <w:r>
-              <w:rPr>
-                <w:rFonts w:ascii="Consolas" w:hAnsi="Consolas"/>
-                <w:color w:val="00B050"/>
-                <w:sz w:val="18"/>
-                <w:szCs w:val="18"/>
-              </w:rPr>
-              <w:t>GESUCHSTELLER</w:t>
-            </w:r>
-            <w:r>
-              <w:rPr>
-                <w:rFonts w:ascii="Consolas" w:hAnsi="Consolas"/>
-                <w:color w:val="00B050"/>
-                <w:sz w:val="18"/>
-                <w:szCs w:val="18"/>
-              </w:rPr>
-              <w:t>_ANREDE == "Frau" %}</w:t>
-            </w:r>
-          </w:p>
-          <w:p>
-            <w:r>
-              <w:t>Gesuchstellerin</w:t>
-            </w:r>
-          </w:p>
-          <w:p>
-            <w:pPr>
-              <w:rPr>
-                <w:rFonts w:ascii="Consolas" w:hAnsi="Consolas"/>
-                <w:color w:val="00B050"/>
-                <w:sz w:val="18"/>
-                <w:szCs w:val="18"/>
-              </w:rPr>
-            </w:pPr>
-            <w:r>
-              <w:rPr>
-                <w:rFonts w:ascii="Consolas" w:hAnsi="Consolas"/>
-                <w:color w:val="00B050"/>
-                <w:sz w:val="18"/>
-                <w:szCs w:val="18"/>
-              </w:rPr>
-              <w:t>{%</w:t>
-            </w:r>
-            <w:r>
-              <w:rPr>
-                <w:rFonts w:ascii="Consolas" w:hAnsi="Consolas"/>
-                <w:color w:val="00B050"/>
-                <w:sz w:val="18"/>
-                <w:szCs w:val="18"/>
-              </w:rPr>
-              <w:t>p</w:t>
-            </w:r>
-            <w:r>
-              <w:rPr>
-                <w:rFonts w:ascii="Consolas" w:hAnsi="Consolas"/>
-                <w:color w:val="00B050"/>
-                <w:sz w:val="18"/>
-                <w:szCs w:val="18"/>
-              </w:rPr>
-              <w:t xml:space="preserve"> </w:t>
-            </w:r>
-            <w:proofErr w:type="spellStart"/>
-            <w:r>
-              <w:rPr>
-                <w:rFonts w:ascii="Consolas" w:hAnsi="Consolas"/>
-                <w:color w:val="00B050"/>
-                <w:sz w:val="18"/>
-                <w:szCs w:val="18"/>
-              </w:rPr>
-              <w:t>else</w:t>
-            </w:r>
-            <w:proofErr w:type="spellEnd"/>
-            <w:r>
-              <w:rPr>
-                <w:rFonts w:ascii="Consolas" w:hAnsi="Consolas"/>
-                <w:color w:val="00B050"/>
-                <w:sz w:val="18"/>
-                <w:szCs w:val="18"/>
-              </w:rPr>
-              <w:t xml:space="preserve"> %}</w:t>
+              <w:t xml:space="preserve"> else %}</w:t>
             </w:r>
           </w:p>
           <w:p>
@@ -3921,27 +2755,7 @@
                 <w:sz w:val="18"/>
                 <w:szCs w:val="18"/>
               </w:rPr>
-              <w:t xml:space="preserve">{%p </w:t>
-            </w:r>
-            <w:proofErr w:type="spellStart"/>
-            <w:r>
-              <w:rPr>
-                <w:rFonts w:ascii="Consolas" w:hAnsi="Consolas" w:cs="Arial"/>
-                <w:color w:val="00B050"/>
-                <w:sz w:val="18"/>
-                <w:szCs w:val="18"/>
-              </w:rPr>
-              <w:t>endif</w:t>
-            </w:r>
-            <w:proofErr w:type="spellEnd"/>
-            <w:r>
-              <w:rPr>
-                <w:rFonts w:ascii="Consolas" w:hAnsi="Consolas" w:cs="Arial"/>
-                <w:color w:val="00B050"/>
-                <w:sz w:val="18"/>
-                <w:szCs w:val="18"/>
-              </w:rPr>
-              <w:t xml:space="preserve"> %}</w:t>
+              <w:t>{%p endif %}</w:t>
             </w:r>
           </w:p>
         </w:tc>
@@ -3985,13 +2799,8 @@
             <w:pPr>
               <w:pStyle w:val="Platzhalter"/>
             </w:pPr>
-            <w:proofErr w:type="gramStart"/>
-            <w:r>
-              <w:t>{{ BESCHREIBUNG</w:t>
-            </w:r>
-            <w:proofErr w:type="gramEnd"/>
-            <w:r>
-              <w:t>_BAUVORHABEN }}</w:t>
+            <w:r>
+              <w:t>{{ BESCHREIBUNG_BAUVORHABEN }}</w:t>
             </w:r>
           </w:p>
         </w:tc>
@@ -4034,13 +2843,8 @@
             <w:pPr>
               <w:pStyle w:val="Platzhalter"/>
             </w:pPr>
-            <w:proofErr w:type="gramStart"/>
-            <w:r>
-              <w:t>{{ ADRESSE</w:t>
-            </w:r>
-            <w:proofErr w:type="gramEnd"/>
-            <w:r>
-              <w:t xml:space="preserve"> }}</w:t>
+            <w:r>
+              <w:t>{{ ADRESSE }}</w:t>
             </w:r>
           </w:p>
         </w:tc>
@@ -4081,14 +2885,12 @@
             <w:pPr>
               <w:pStyle w:val="Platzhalter"/>
             </w:pPr>
-            <w:proofErr w:type="gramStart"/>
             <w:r>
               <w:t xml:space="preserve">{{ </w:t>
             </w:r>
             <w:r>
               <w:t>GRUNDSTUECK</w:t>
             </w:r>
-            <w:proofErr w:type="gramEnd"/>
             <w:r>
               <w:t xml:space="preserve"> }}</w:t>
             </w:r>
@@ -4111,50 +2913,13 @@
           <w:sz w:val="18"/>
           <w:szCs w:val="18"/>
         </w:rPr>
-        <w:t xml:space="preserve">{% </w:t>
-      </w:r>
-      <w:proofErr w:type="spellStart"/>
-      <w:r>
-        <w:rPr>
-          <w:rFonts w:ascii="Consolas" w:hAnsi="Consolas"/>
-          <w:color w:val="00B050"/>
-          <w:sz w:val="18"/>
-          <w:szCs w:val="18"/>
-        </w:rPr>
-        <w:t>if</w:t>
-      </w:r>
-      <w:proofErr w:type="spellEnd"/>
-      <w:r>
-        <w:rPr>
-          <w:rFonts w:ascii="Consolas" w:hAnsi="Consolas"/>
-          <w:color w:val="00B050"/>
-          <w:sz w:val="18"/>
-          <w:szCs w:val="18"/>
-        </w:rPr>
-        <w:t xml:space="preserve"> ZUSTAENDIG_NAME </w:t>
-      </w:r>
-      <w:proofErr w:type="gramStart"/>
-      <w:r>
-        <w:rPr>
-          <w:rFonts w:ascii="Consolas" w:hAnsi="Consolas"/>
-          <w:color w:val="00B050"/>
-          <w:sz w:val="18"/>
-          <w:szCs w:val="18"/>
-        </w:rPr>
-        <w:t>%}</w:t>
+        <w:t>{% if ZUSTAENDIG_NAME %}</w:t>
       </w:r>
       <w:r>
         <w:rPr>
           <w:rStyle w:val="PlatzhalterZchn"/>
         </w:rPr>
-        <w:t>{</w:t>
-      </w:r>
-      <w:proofErr w:type="gramEnd"/>
-      <w:r>
-        <w:rPr>
-          <w:rStyle w:val="PlatzhalterZchn"/>
-        </w:rPr>
-        <w:t>{ ZUSTAENDIG_NAME }}</w:t>
+        <w:t>{{ ZUSTAENDIG_NAME }}</w:t>
       </w:r>
       <w:r>
         <w:rPr>
@@ -4163,36 +2928,14 @@
           <w:sz w:val="18"/>
           <w:szCs w:val="18"/>
         </w:rPr>
-        <w:t xml:space="preserve">{% </w:t>
-      </w:r>
-      <w:proofErr w:type="spellStart"/>
-      <w:r>
-        <w:rPr>
-          <w:rFonts w:ascii="Consolas" w:hAnsi="Consolas"/>
-          <w:color w:val="00B050"/>
-          <w:sz w:val="18"/>
-          <w:szCs w:val="18"/>
-        </w:rPr>
-        <w:t>endif</w:t>
-      </w:r>
-      <w:proofErr w:type="spellEnd"/>
-      <w:r>
-        <w:rPr>
-          <w:rFonts w:ascii="Consolas" w:hAnsi="Consolas"/>
-          <w:color w:val="00B050"/>
-          <w:sz w:val="18"/>
-          <w:szCs w:val="18"/>
-        </w:rPr>
-        <w:t xml:space="preserve"> %}</w:t>
+        <w:t>{% endif %}</w:t>
       </w:r>
     </w:p>
     <w:sectPr>
-      <w:headerReference w:type="even" r:id="rId8"/>
-      <w:headerReference w:type="default" r:id="rId9"/>
-      <w:footerReference w:type="even" r:id="rId10"/>
-      <w:footerReference w:type="default" r:id="rId11"/>
-      <w:headerReference w:type="first" r:id="rId12"/>
-      <w:footerReference w:type="first" r:id="rId13"/>
+      <w:headerReference w:type="default" r:id="rId8"/>
+      <w:footerReference w:type="default" r:id="rId9"/>
+      <w:headerReference w:type="first" r:id="rId10"/>
+      <w:footerReference w:type="first" r:id="rId11"/>
       <w:pgSz w:w="11907" w:h="16840"/>
       <w:pgMar w:top="851" w:right="1134" w:bottom="1021" w:left="1418" w:header="284" w:footer="567" w:gutter="0"/>
       <w:pgNumType w:start="1"/>
@@ -4226,8 +2969,191 @@
 <w:ftr xmlns:wpc="http://schemas.microsoft.com/office/word/2010/wordprocessingCanvas" xmlns:cx="http://schemas.microsoft.com/office/drawing/2014/chartex" xmlns:cx1="http://schemas.microsoft.com/office/drawing/2015/9/8/chartex" xmlns:cx2="http://schemas.microsoft.com/office/drawing/2015/10/21/chartex" xmlns:cx3="http://schemas.microsoft.com/office/drawing/2016/5/9/chartex" xmlns:cx4="http://schemas.microsoft.com/office/drawing/2016/5/10/chartex" xmlns:cx5="http://schemas.microsoft.com/office/drawing/2016/5/11/chartex" xmlns:cx6="http://schemas.microsoft.com/office/drawing/2016/5/12/chartex" xmlns:cx7="http://schemas.microsoft.com/office/drawing/2016/5/13/chartex" xmlns:cx8="http://schemas.microsoft.com/office/drawing/2016/5/14/chartex" xmlns:mc="http://schemas.openxmlformats.org/markup-compatibility/2006" xmlns:aink="http://schemas.microsoft.com/office/drawing/2016/ink" xmlns:am3d="http://schemas.microsoft.com/office/drawing/2017/model3d" xmlns:o="urn:schemas-microsoft-com:office:office" xmlns:oel="http://schemas.microsoft.com/office/2019/extlst" xmlns:r="http://schemas.openxmlformats.org/officeDocument/2006/relationships" xmlns:m="http://schemas.openxmlformats.org/officeDocument/2006/math" xmlns:v="urn:schemas-microsoft-com:vml" xmlns:wp14="http://schemas.microsoft.com/office/word/2010/wordprocessingDrawing" xmlns:wp="http://schemas.openxmlformats.org/drawingml/2006/wordprocessingDrawing" xmlns:w10="urn:schemas-microsoft-com:office:word" xmlns:w="http://schemas.openxmlformats.org/wordprocessingml/2006/main" xmlns:w14="http://schemas.microsoft.com/office/word/2010/wordml" xmlns:w15="http://schemas.microsoft.com/office/word/2012/wordml" xmlns:w16cex="http://schemas.microsoft.com/office/word/2018/wordml/cex" xmlns:w16cid="http://schemas.microsoft.com/office/word/2016/wordml/cid" xmlns:w16="http://schemas.microsoft.com/office/word/2018/wordml" xmlns:w16du="http://schemas.microsoft.com/office/word/2023/wordml/word16du" xmlns:w16sdtdh="http://schemas.microsoft.com/office/word/2020/wordml/sdtdatahash" xmlns:w16sdtfl="http://schemas.microsoft.com/office/word/2024/wordml/sdtformatlock" xmlns:w16se="http://schemas.microsoft.com/office/word/2015/wordml/symex" xmlns:wpg="http://schemas.microsoft.com/office/word/2010/wordprocessingGroup" xmlns:wpi="http://schemas.microsoft.com/office/word/2010/wordprocessingInk" xmlns:wne="http://schemas.microsoft.com/office/word/2006/wordml" xmlns:wps="http://schemas.microsoft.com/office/word/2010/wordprocessingShape" mc:Ignorable="w14 w15 w16se w16cid w16 w16cex w16sdtdh w16sdtfl w16du wp14">
   <w:p>
     <w:pPr>
-      <w:pStyle w:val="Fuzeile"/>
+      <w:tabs>
+        <w:tab w:val="right" w:pos="9355"/>
+      </w:tabs>
+      <w:spacing w:before="240"/>
+      <w:rPr>
+        <w:rStyle w:val="PlatzhalterZchn"/>
+        <w:sz w:val="16"/>
+        <w:szCs w:val="16"/>
+      </w:rPr>
     </w:pPr>
+    <w:r>
+      <w:rPr>
+        <w:rStyle w:val="PlatzhalterZchn"/>
+        <w:sz w:val="16"/>
+        <w:szCs w:val="16"/>
+      </w:rPr>
+      <w:t>{{ LEITBEHOERDE_NAME }}</w:t>
+    </w:r>
+    <w:r>
+      <w:rPr>
+        <w:sz w:val="16"/>
+        <w:szCs w:val="16"/>
+      </w:rPr>
+      <w:t xml:space="preserve"> | </w:t>
+    </w:r>
+    <w:r>
+      <w:rPr>
+        <w:rStyle w:val="PlatzhalterZchn"/>
+        <w:sz w:val="16"/>
+        <w:szCs w:val="16"/>
+      </w:rPr>
+      <w:t>{{ LEITBEHOERDE_ADRESSE_1 }}</w:t>
+    </w:r>
+    <w:r>
+      <w:rPr>
+        <w:sz w:val="16"/>
+        <w:szCs w:val="16"/>
+      </w:rPr>
+      <w:t xml:space="preserve"> | </w:t>
+    </w:r>
+    <w:r>
+      <w:rPr>
+        <w:rStyle w:val="PlatzhalterZchn"/>
+        <w:sz w:val="16"/>
+        <w:szCs w:val="16"/>
+      </w:rPr>
+      <w:t>{{ LEITBEHOERDE_ADRESSE_2 }}</w:t>
+    </w:r>
+    <w:r>
+      <w:rPr>
+        <w:sz w:val="16"/>
+        <w:szCs w:val="16"/>
+      </w:rPr>
+      <w:t xml:space="preserve"> | </w:t>
+    </w:r>
+    <w:r>
+      <w:rPr>
+        <w:rStyle w:val="PlatzhalterZchn"/>
+        <w:sz w:val="16"/>
+        <w:szCs w:val="16"/>
+      </w:rPr>
+      <w:t>{{ LEITBEHOERDE_TELEFON }}</w:t>
+    </w:r>
+    <w:r>
+      <w:rPr>
+        <w:sz w:val="16"/>
+        <w:szCs w:val="16"/>
+      </w:rPr>
+      <w:t xml:space="preserve"> | </w:t>
+    </w:r>
+    <w:r>
+      <w:rPr>
+        <w:rStyle w:val="PlatzhalterZchn"/>
+        <w:sz w:val="16"/>
+        <w:szCs w:val="16"/>
+      </w:rPr>
+      <w:t>{{ LEITBEHOERDE_EMAIL }}</w:t>
+    </w:r>
+  </w:p>
+  <w:p>
+    <w:pPr>
+      <w:tabs>
+        <w:tab w:val="right" w:pos="9355"/>
+      </w:tabs>
+      <w:spacing w:before="120"/>
+      <w:rPr>
+        <w:sz w:val="16"/>
+      </w:rPr>
+    </w:pPr>
+    <w:r>
+      <w:rPr>
+        <w:sz w:val="16"/>
+      </w:rPr>
+      <w:tab/>
+    </w:r>
+    <w:r>
+      <w:rPr>
+        <w:sz w:val="16"/>
+      </w:rPr>
+      <w:fldChar w:fldCharType="begin"/>
+    </w:r>
+    <w:r>
+      <w:rPr>
+        <w:sz w:val="16"/>
+      </w:rPr>
+      <w:instrText xml:space="preserve"> </w:instrText>
+    </w:r>
+    <w:r>
+      <w:rPr>
+        <w:sz w:val="16"/>
+      </w:rPr>
+      <w:instrText>PAGE</w:instrText>
+    </w:r>
+    <w:r>
+      <w:rPr>
+        <w:sz w:val="16"/>
+      </w:rPr>
+      <w:instrText xml:space="preserve">  \* Arabic  \* MERGEFORMAT </w:instrText>
+    </w:r>
+    <w:r>
+      <w:rPr>
+        <w:sz w:val="16"/>
+      </w:rPr>
+      <w:fldChar w:fldCharType="separate"/>
+    </w:r>
+    <w:r>
+      <w:rPr>
+        <w:sz w:val="16"/>
+      </w:rPr>
+      <w:t>2</w:t>
+    </w:r>
+    <w:r>
+      <w:rPr>
+        <w:sz w:val="16"/>
+      </w:rPr>
+      <w:fldChar w:fldCharType="end"/>
+    </w:r>
+    <w:r>
+      <w:rPr>
+        <w:sz w:val="16"/>
+      </w:rPr>
+      <w:t>/</w:t>
+    </w:r>
+    <w:r>
+      <w:rPr>
+        <w:sz w:val="16"/>
+      </w:rPr>
+      <w:fldChar w:fldCharType="begin"/>
+    </w:r>
+    <w:r>
+      <w:rPr>
+        <w:sz w:val="16"/>
+      </w:rPr>
+      <w:instrText xml:space="preserve"> </w:instrText>
+    </w:r>
+    <w:r>
+      <w:rPr>
+        <w:sz w:val="16"/>
+      </w:rPr>
+      <w:instrText>NUMPAGES</w:instrText>
+    </w:r>
+    <w:r>
+      <w:rPr>
+        <w:sz w:val="16"/>
+      </w:rPr>
+      <w:instrText xml:space="preserve">  \* Arabic  \* MERGEFORMAT </w:instrText>
+    </w:r>
+    <w:r>
+      <w:rPr>
+        <w:sz w:val="16"/>
+      </w:rPr>
+      <w:fldChar w:fldCharType="separate"/>
+    </w:r>
+    <w:r>
+      <w:rPr>
+        <w:sz w:val="16"/>
+      </w:rPr>
+      <w:t>3</w:t>
+    </w:r>
+    <w:r>
+      <w:rPr>
+        <w:sz w:val="16"/>
+      </w:rPr>
+      <w:fldChar w:fldCharType="end"/>
+    </w:r>
   </w:p>
 </w:ftr>
 </file>
@@ -4241,230 +3167,17 @@
       </w:tabs>
       <w:spacing w:before="240"/>
       <w:rPr>
+        <w:sz w:val="16"/>
+        <w:szCs w:val="16"/>
+      </w:rPr>
+    </w:pPr>
+    <w:r>
+      <w:rPr>
         <w:rStyle w:val="PlatzhalterZchn"/>
         <w:sz w:val="16"/>
         <w:szCs w:val="16"/>
       </w:rPr>
-    </w:pPr>
-    <w:proofErr w:type="gramStart"/>
-    <w:r>
-      <w:rPr>
-        <w:rStyle w:val="PlatzhalterZchn"/>
-        <w:sz w:val="16"/>
-        <w:szCs w:val="16"/>
-      </w:rPr>
-      <w:t>{{ LEITBEHOERDE</w:t>
-    </w:r>
-    <w:proofErr w:type="gramEnd"/>
-    <w:r>
-      <w:rPr>
-        <w:rStyle w:val="PlatzhalterZchn"/>
-        <w:sz w:val="16"/>
-        <w:szCs w:val="16"/>
-      </w:rPr>
-      <w:t>_NAME }}</w:t>
-    </w:r>
-    <w:r>
-      <w:rPr>
-        <w:sz w:val="16"/>
-        <w:szCs w:val="16"/>
-      </w:rPr>
-      <w:t xml:space="preserve"> | </w:t>
-    </w:r>
-    <w:r>
-      <w:rPr>
-        <w:rStyle w:val="PlatzhalterZchn"/>
-        <w:sz w:val="16"/>
-        <w:szCs w:val="16"/>
-      </w:rPr>
-      <w:t>{{ LEITBEHOERDE_ADRESSE_1 }}</w:t>
-    </w:r>
-    <w:r>
-      <w:rPr>
-        <w:sz w:val="16"/>
-        <w:szCs w:val="16"/>
-      </w:rPr>
-      <w:t xml:space="preserve"> | </w:t>
-    </w:r>
-    <w:r>
-      <w:rPr>
-        <w:rStyle w:val="PlatzhalterZchn"/>
-        <w:sz w:val="16"/>
-        <w:szCs w:val="16"/>
-      </w:rPr>
-      <w:t>{{ LEITBEHOERDE_ADRESSE_2 }}</w:t>
-    </w:r>
-    <w:r>
-      <w:rPr>
-        <w:sz w:val="16"/>
-        <w:szCs w:val="16"/>
-      </w:rPr>
-      <w:t xml:space="preserve"> | </w:t>
-    </w:r>
-    <w:r>
-      <w:rPr>
-        <w:rStyle w:val="PlatzhalterZchn"/>
-        <w:sz w:val="16"/>
-        <w:szCs w:val="16"/>
-      </w:rPr>
-      <w:t>{{ LEITBEHOERDE_TELEFON }}</w:t>
-    </w:r>
-    <w:r>
-      <w:rPr>
-        <w:sz w:val="16"/>
-        <w:szCs w:val="16"/>
-      </w:rPr>
-      <w:t xml:space="preserve"> | </w:t>
-    </w:r>
-    <w:r>
-      <w:rPr>
-        <w:rStyle w:val="PlatzhalterZchn"/>
-        <w:sz w:val="16"/>
-        <w:szCs w:val="16"/>
-      </w:rPr>
-      <w:t>{{ LEITBEHOERDE_EMAIL }}</w:t>
-    </w:r>
-  </w:p>
-  <w:p>
-    <w:pPr>
-      <w:tabs>
-        <w:tab w:val="right" w:pos="9355"/>
-      </w:tabs>
-      <w:spacing w:before="120"/>
-      <w:rPr>
-        <w:sz w:val="16"/>
-      </w:rPr>
-    </w:pPr>
-    <w:r>
-      <w:rPr>
-        <w:sz w:val="16"/>
-      </w:rPr>
-      <w:tab/>
-    </w:r>
-    <w:r>
-      <w:rPr>
-        <w:sz w:val="16"/>
-      </w:rPr>
-      <w:fldChar w:fldCharType="begin"/>
-    </w:r>
-    <w:r>
-      <w:rPr>
-        <w:sz w:val="16"/>
-      </w:rPr>
-      <w:instrText xml:space="preserve"> </w:instrText>
-    </w:r>
-    <w:r>
-      <w:rPr>
-        <w:sz w:val="16"/>
-      </w:rPr>
-      <w:instrText>PAGE</w:instrText>
-    </w:r>
-    <w:r>
-      <w:rPr>
-        <w:sz w:val="16"/>
-      </w:rPr>
-      <w:instrText xml:space="preserve">  \* Arabic  \* MERGEFORMAT </w:instrText>
-    </w:r>
-    <w:r>
-      <w:rPr>
-        <w:sz w:val="16"/>
-      </w:rPr>
-      <w:fldChar w:fldCharType="separate"/>
-    </w:r>
-    <w:r>
-      <w:rPr>
-        <w:sz w:val="16"/>
-      </w:rPr>
-      <w:t>2</w:t>
-    </w:r>
-    <w:r>
-      <w:rPr>
-        <w:sz w:val="16"/>
-      </w:rPr>
-      <w:fldChar w:fldCharType="end"/>
-    </w:r>
-    <w:r>
-      <w:rPr>
-        <w:sz w:val="16"/>
-      </w:rPr>
-      <w:t>/</w:t>
-    </w:r>
-    <w:r>
-      <w:rPr>
-        <w:sz w:val="16"/>
-      </w:rPr>
-      <w:fldChar w:fldCharType="begin"/>
-    </w:r>
-    <w:r>
-      <w:rPr>
-        <w:sz w:val="16"/>
-      </w:rPr>
-      <w:instrText xml:space="preserve"> </w:instrText>
-    </w:r>
-    <w:r>
-      <w:rPr>
-        <w:sz w:val="16"/>
-      </w:rPr>
-      <w:instrText>NUMPAGES</w:instrText>
-    </w:r>
-    <w:r>
-      <w:rPr>
-        <w:sz w:val="16"/>
-      </w:rPr>
-      <w:instrText xml:space="preserve">  \* Arabic  \* MERGEFORMAT </w:instrText>
-    </w:r>
-    <w:r>
-      <w:rPr>
-        <w:sz w:val="16"/>
-      </w:rPr>
-      <w:fldChar w:fldCharType="separate"/>
-    </w:r>
-    <w:r>
-      <w:rPr>
-        <w:sz w:val="16"/>
-      </w:rPr>
-      <w:t>3</w:t>
-    </w:r>
-    <w:r>
-      <w:rPr>
-        <w:sz w:val="16"/>
-      </w:rPr>
-      <w:fldChar w:fldCharType="end"/>
-    </w:r>
-  </w:p>
-</w:ftr>
-</file>
-
-<file path=word/footer3.xml><?xml version="1.0" encoding="utf-8"?>
-<w:ftr xmlns:wpc="http://schemas.microsoft.com/office/word/2010/wordprocessingCanvas" xmlns:cx="http://schemas.microsoft.com/office/drawing/2014/chartex" xmlns:cx1="http://schemas.microsoft.com/office/drawing/2015/9/8/chartex" xmlns:cx2="http://schemas.microsoft.com/office/drawing/2015/10/21/chartex" xmlns:cx3="http://schemas.microsoft.com/office/drawing/2016/5/9/chartex" xmlns:cx4="http://schemas.microsoft.com/office/drawing/2016/5/10/chartex" xmlns:cx5="http://schemas.microsoft.com/office/drawing/2016/5/11/chartex" xmlns:cx6="http://schemas.microsoft.com/office/drawing/2016/5/12/chartex" xmlns:cx7="http://schemas.microsoft.com/office/drawing/2016/5/13/chartex" xmlns:cx8="http://schemas.microsoft.com/office/drawing/2016/5/14/chartex" xmlns:mc="http://schemas.openxmlformats.org/markup-compatibility/2006" xmlns:aink="http://schemas.microsoft.com/office/drawing/2016/ink" xmlns:am3d="http://schemas.microsoft.com/office/drawing/2017/model3d" xmlns:o="urn:schemas-microsoft-com:office:office" xmlns:oel="http://schemas.microsoft.com/office/2019/extlst" xmlns:r="http://schemas.openxmlformats.org/officeDocument/2006/relationships" xmlns:m="http://schemas.openxmlformats.org/officeDocument/2006/math" xmlns:v="urn:schemas-microsoft-com:vml" xmlns:wp14="http://schemas.microsoft.com/office/word/2010/wordprocessingDrawing" xmlns:wp="http://schemas.openxmlformats.org/drawingml/2006/wordprocessingDrawing" xmlns:w10="urn:schemas-microsoft-com:office:word" xmlns:w="http://schemas.openxmlformats.org/wordprocessingml/2006/main" xmlns:w14="http://schemas.microsoft.com/office/word/2010/wordml" xmlns:w15="http://schemas.microsoft.com/office/word/2012/wordml" xmlns:w16cex="http://schemas.microsoft.com/office/word/2018/wordml/cex" xmlns:w16cid="http://schemas.microsoft.com/office/word/2016/wordml/cid" xmlns:w16="http://schemas.microsoft.com/office/word/2018/wordml" xmlns:w16du="http://schemas.microsoft.com/office/word/2023/wordml/word16du" xmlns:w16sdtdh="http://schemas.microsoft.com/office/word/2020/wordml/sdtdatahash" xmlns:w16sdtfl="http://schemas.microsoft.com/office/word/2024/wordml/sdtformatlock" xmlns:w16se="http://schemas.microsoft.com/office/word/2015/wordml/symex" xmlns:wpg="http://schemas.microsoft.com/office/word/2010/wordprocessingGroup" xmlns:wpi="http://schemas.microsoft.com/office/word/2010/wordprocessingInk" xmlns:wne="http://schemas.microsoft.com/office/word/2006/wordml" xmlns:wps="http://schemas.microsoft.com/office/word/2010/wordprocessingShape" mc:Ignorable="w14 w15 w16se w16cid w16 w16cex w16sdtdh w16sdtfl w16du wp14">
-  <w:p>
-    <w:pPr>
-      <w:tabs>
-        <w:tab w:val="right" w:pos="9355"/>
-      </w:tabs>
-      <w:spacing w:before="240"/>
-      <w:rPr>
-        <w:sz w:val="16"/>
-        <w:szCs w:val="16"/>
-      </w:rPr>
-    </w:pPr>
-    <w:proofErr w:type="gramStart"/>
-    <w:r>
-      <w:rPr>
-        <w:rStyle w:val="PlatzhalterZchn"/>
-        <w:sz w:val="16"/>
-        <w:szCs w:val="16"/>
-      </w:rPr>
-      <w:t>{{ LEITBEHOERDE</w:t>
-    </w:r>
-    <w:proofErr w:type="gramEnd"/>
-    <w:r>
-      <w:rPr>
-        <w:rStyle w:val="PlatzhalterZchn"/>
-        <w:sz w:val="16"/>
-        <w:szCs w:val="16"/>
-      </w:rPr>
-      <w:t>_NAME }}</w:t>
+      <w:t>{{ LEITBEHOERDE_NAME }}</w:t>
     </w:r>
     <w:r>
       <w:rPr>
@@ -4661,8 +3374,13 @@
 <w:hdr xmlns:wpc="http://schemas.microsoft.com/office/word/2010/wordprocessingCanvas" xmlns:cx="http://schemas.microsoft.com/office/drawing/2014/chartex" xmlns:cx1="http://schemas.microsoft.com/office/drawing/2015/9/8/chartex" xmlns:cx2="http://schemas.microsoft.com/office/drawing/2015/10/21/chartex" xmlns:cx3="http://schemas.microsoft.com/office/drawing/2016/5/9/chartex" xmlns:cx4="http://schemas.microsoft.com/office/drawing/2016/5/10/chartex" xmlns:cx5="http://schemas.microsoft.com/office/drawing/2016/5/11/chartex" xmlns:cx6="http://schemas.microsoft.com/office/drawing/2016/5/12/chartex" xmlns:cx7="http://schemas.microsoft.com/office/drawing/2016/5/13/chartex" xmlns:cx8="http://schemas.microsoft.com/office/drawing/2016/5/14/chartex" xmlns:mc="http://schemas.openxmlformats.org/markup-compatibility/2006" xmlns:aink="http://schemas.microsoft.com/office/drawing/2016/ink" xmlns:am3d="http://schemas.microsoft.com/office/drawing/2017/model3d" xmlns:o="urn:schemas-microsoft-com:office:office" xmlns:oel="http://schemas.microsoft.com/office/2019/extlst" xmlns:r="http://schemas.openxmlformats.org/officeDocument/2006/relationships" xmlns:m="http://schemas.openxmlformats.org/officeDocument/2006/math" xmlns:v="urn:schemas-microsoft-com:vml" xmlns:wp14="http://schemas.microsoft.com/office/word/2010/wordprocessingDrawing" xmlns:wp="http://schemas.openxmlformats.org/drawingml/2006/wordprocessingDrawing" xmlns:w10="urn:schemas-microsoft-com:office:word" xmlns:w="http://schemas.openxmlformats.org/wordprocessingml/2006/main" xmlns:w14="http://schemas.microsoft.com/office/word/2010/wordml" xmlns:w15="http://schemas.microsoft.com/office/word/2012/wordml" xmlns:w16cex="http://schemas.microsoft.com/office/word/2018/wordml/cex" xmlns:w16cid="http://schemas.microsoft.com/office/word/2016/wordml/cid" xmlns:w16="http://schemas.microsoft.com/office/word/2018/wordml" xmlns:w16du="http://schemas.microsoft.com/office/word/2023/wordml/word16du" xmlns:w16sdtdh="http://schemas.microsoft.com/office/word/2020/wordml/sdtdatahash" xmlns:w16sdtfl="http://schemas.microsoft.com/office/word/2024/wordml/sdtformatlock" xmlns:w16se="http://schemas.microsoft.com/office/word/2015/wordml/symex" xmlns:wpg="http://schemas.microsoft.com/office/word/2010/wordprocessingGroup" xmlns:wpi="http://schemas.microsoft.com/office/word/2010/wordprocessingInk" xmlns:wne="http://schemas.microsoft.com/office/word/2006/wordml" xmlns:wps="http://schemas.microsoft.com/office/word/2010/wordprocessingShape" mc:Ignorable="w14 w15 w16se w16cid w16 w16cex w16sdtdh w16sdtfl w16du wp14">
   <w:p>
     <w:pPr>
-      <w:pStyle w:val="Kopfzeile"/>
+      <w:pStyle w:val="Platzhalter"/>
+      <w:spacing w:before="360" w:after="120"/>
+      <w:jc w:val="right"/>
     </w:pPr>
+    <w:r>
+      <w:t>{{ "GEMEINDE_WAPPEN" |image(55, 25, True) }}</w:t>
+    </w:r>
   </w:p>
 </w:hdr>
 </file>
@@ -4675,55 +3393,8 @@
       <w:spacing w:before="360" w:after="120"/>
       <w:jc w:val="right"/>
     </w:pPr>
-    <w:proofErr w:type="gramStart"/>
     <w:r>
-      <w:t>{{ "</w:t>
-    </w:r>
-    <w:proofErr w:type="gramEnd"/>
-    <w:r>
-      <w:t>GEMEINDE_WAPPEN" |</w:t>
-    </w:r>
-    <w:proofErr w:type="spellStart"/>
-    <w:r>
-      <w:t>image</w:t>
-    </w:r>
-    <w:proofErr w:type="spellEnd"/>
-    <w:r>
-      <w:t xml:space="preserve">(None, </w:t>
-    </w:r>
-    <w:r>
-      <w:t>None</w:t>
-    </w:r>
-    <w:r>
-      <w:t>) }}</w:t>
-    </w:r>
-  </w:p>
-</w:hdr>
-</file>
-
-<file path=word/header3.xml><?xml version="1.0" encoding="utf-8"?>
-<w:hdr xmlns:wpc="http://schemas.microsoft.com/office/word/2010/wordprocessingCanvas" xmlns:cx="http://schemas.microsoft.com/office/drawing/2014/chartex" xmlns:cx1="http://schemas.microsoft.com/office/drawing/2015/9/8/chartex" xmlns:cx2="http://schemas.microsoft.com/office/drawing/2015/10/21/chartex" xmlns:cx3="http://schemas.microsoft.com/office/drawing/2016/5/9/chartex" xmlns:cx4="http://schemas.microsoft.com/office/drawing/2016/5/10/chartex" xmlns:cx5="http://schemas.microsoft.com/office/drawing/2016/5/11/chartex" xmlns:cx6="http://schemas.microsoft.com/office/drawing/2016/5/12/chartex" xmlns:cx7="http://schemas.microsoft.com/office/drawing/2016/5/13/chartex" xmlns:cx8="http://schemas.microsoft.com/office/drawing/2016/5/14/chartex" xmlns:mc="http://schemas.openxmlformats.org/markup-compatibility/2006" xmlns:aink="http://schemas.microsoft.com/office/drawing/2016/ink" xmlns:am3d="http://schemas.microsoft.com/office/drawing/2017/model3d" xmlns:o="urn:schemas-microsoft-com:office:office" xmlns:oel="http://schemas.microsoft.com/office/2019/extlst" xmlns:r="http://schemas.openxmlformats.org/officeDocument/2006/relationships" xmlns:m="http://schemas.openxmlformats.org/officeDocument/2006/math" xmlns:v="urn:schemas-microsoft-com:vml" xmlns:wp14="http://schemas.microsoft.com/office/word/2010/wordprocessingDrawing" xmlns:wp="http://schemas.openxmlformats.org/drawingml/2006/wordprocessingDrawing" xmlns:w10="urn:schemas-microsoft-com:office:word" xmlns:w="http://schemas.openxmlformats.org/wordprocessingml/2006/main" xmlns:w14="http://schemas.microsoft.com/office/word/2010/wordml" xmlns:w15="http://schemas.microsoft.com/office/word/2012/wordml" xmlns:w16cex="http://schemas.microsoft.com/office/word/2018/wordml/cex" xmlns:w16cid="http://schemas.microsoft.com/office/word/2016/wordml/cid" xmlns:w16="http://schemas.microsoft.com/office/word/2018/wordml" xmlns:w16du="http://schemas.microsoft.com/office/word/2023/wordml/word16du" xmlns:w16sdtdh="http://schemas.microsoft.com/office/word/2020/wordml/sdtdatahash" xmlns:w16sdtfl="http://schemas.microsoft.com/office/word/2024/wordml/sdtformatlock" xmlns:w16se="http://schemas.microsoft.com/office/word/2015/wordml/symex" xmlns:wpg="http://schemas.microsoft.com/office/word/2010/wordprocessingGroup" xmlns:wpi="http://schemas.microsoft.com/office/word/2010/wordprocessingInk" xmlns:wne="http://schemas.microsoft.com/office/word/2006/wordml" xmlns:wps="http://schemas.microsoft.com/office/word/2010/wordprocessingShape" mc:Ignorable="w14 w15 w16se w16cid w16 w16cex w16sdtdh w16sdtfl w16du wp14">
-  <w:p>
-    <w:pPr>
-      <w:pStyle w:val="Platzhalter"/>
-      <w:spacing w:before="360" w:after="120"/>
-      <w:jc w:val="right"/>
-    </w:pPr>
-    <w:proofErr w:type="gramStart"/>
-    <w:r>
-      <w:t>{{ "</w:t>
-    </w:r>
-    <w:proofErr w:type="gramEnd"/>
-    <w:r>
-      <w:t>GEMEINDE_WAPPEN" |</w:t>
-    </w:r>
-    <w:proofErr w:type="spellStart"/>
-    <w:r>
-      <w:t>image</w:t>
-    </w:r>
-    <w:proofErr w:type="spellEnd"/>
-    <w:r>
-      <w:t xml:space="preserve">(None, </w:t>
+      <w:t xml:space="preserve">{{ "GEMEINDE_WAPPEN" |image(None, </w:t>
     </w:r>
     <w:r>
       <w:t>7</w:t>

--- a/document-merge-service/kt_so/templatefiles/inserat-anzeiger.docx
+++ b/document-merge-service/kt_so/templatefiles/inserat-anzeiger.docx
@@ -5,7 +5,7 @@
     <w:tbl>
       <w:tblPr>
         <w:tblStyle w:val="Tabellenraster"/>
-        <w:tblW w:w="0" w:type="auto"/>
+        <w:tblW w:w="9639" w:type="dxa"/>
         <w:tblBorders>
           <w:top w:val="none" w:sz="0" w:space="0" w:color="auto"/>
           <w:left w:val="none" w:sz="0" w:space="0" w:color="auto"/>
@@ -14,10 +14,15 @@
           <w:insideH w:val="none" w:sz="0" w:space="0" w:color="auto"/>
           <w:insideV w:val="none" w:sz="0" w:space="0" w:color="auto"/>
         </w:tblBorders>
+        <w:tblLayout w:type="fixed"/>
+        <w:tblCellMar>
+          <w:left w:w="0" w:type="dxa"/>
+          <w:right w:w="0" w:type="dxa"/>
+        </w:tblCellMar>
         <w:tblLook w:val="04A0" w:firstRow="1" w:lastRow="0" w:firstColumn="1" w:lastColumn="0" w:noHBand="0" w:noVBand="1"/>
       </w:tblPr>
       <w:tblGrid>
-        <w:gridCol w:w="5376"/>
+        <w:gridCol w:w="5670"/>
         <w:gridCol w:w="3969"/>
       </w:tblGrid>
       <w:tr>
@@ -26,7 +31,7 @@
         </w:trPr>
         <w:tc>
           <w:tcPr>
-            <w:tcW w:w="5376" w:type="dxa"/>
+            <w:tcW w:w="5670" w:type="dxa"/>
             <w:tcMar>
               <w:top w:w="57" w:type="dxa"/>
               <w:bottom w:w="57" w:type="dxa"/>
@@ -40,12 +45,37 @@
                 <w:bCs/>
               </w:rPr>
             </w:pPr>
+            <w:proofErr w:type="gramStart"/>
             <w:r>
               <w:rPr>
                 <w:b/>
                 <w:bCs/>
               </w:rPr>
-              <w:t>{{ LEITBEHOERDE_NAME }}</w:t>
+              <w:t>{{ LEITBEHOERDE</w:t>
+            </w:r>
+            <w:proofErr w:type="gramEnd"/>
+            <w:r>
+              <w:rPr>
+                <w:b/>
+                <w:bCs/>
+              </w:rPr>
+              <w:t>_</w:t>
+            </w:r>
+            <w:proofErr w:type="gramStart"/>
+            <w:r>
+              <w:rPr>
+                <w:b/>
+                <w:bCs/>
+              </w:rPr>
+              <w:t>NAME }</w:t>
+            </w:r>
+            <w:proofErr w:type="gramEnd"/>
+            <w:r>
+              <w:rPr>
+                <w:b/>
+                <w:bCs/>
+              </w:rPr>
+              <w:t>}</w:t>
             </w:r>
           </w:p>
           <w:p>
@@ -56,12 +86,37 @@
                 <w:szCs w:val="18"/>
               </w:rPr>
             </w:pPr>
-            <w:r>
-              <w:rPr>
-                <w:sz w:val="18"/>
-                <w:szCs w:val="18"/>
-              </w:rPr>
-              <w:t>{{ LEITBEHOERDE_ADRESSE_1 }}</w:t>
+            <w:proofErr w:type="gramStart"/>
+            <w:r>
+              <w:rPr>
+                <w:sz w:val="18"/>
+                <w:szCs w:val="18"/>
+              </w:rPr>
+              <w:t>{{ LEITBEHOERDE</w:t>
+            </w:r>
+            <w:proofErr w:type="gramEnd"/>
+            <w:r>
+              <w:rPr>
+                <w:sz w:val="18"/>
+                <w:szCs w:val="18"/>
+              </w:rPr>
+              <w:t>_ADRESSE_</w:t>
+            </w:r>
+            <w:proofErr w:type="gramStart"/>
+            <w:r>
+              <w:rPr>
+                <w:sz w:val="18"/>
+                <w:szCs w:val="18"/>
+              </w:rPr>
+              <w:t>1 }</w:t>
+            </w:r>
+            <w:proofErr w:type="gramEnd"/>
+            <w:r>
+              <w:rPr>
+                <w:sz w:val="18"/>
+                <w:szCs w:val="18"/>
+              </w:rPr>
+              <w:t>}</w:t>
             </w:r>
           </w:p>
           <w:p>
@@ -72,12 +127,21 @@
                 <w:szCs w:val="18"/>
               </w:rPr>
             </w:pPr>
-            <w:r>
-              <w:rPr>
-                <w:sz w:val="18"/>
-                <w:szCs w:val="18"/>
-              </w:rPr>
-              <w:t>{{ LEITBEHOERDE_ADRESSE_2 }}</w:t>
+            <w:proofErr w:type="gramStart"/>
+            <w:r>
+              <w:rPr>
+                <w:sz w:val="18"/>
+                <w:szCs w:val="18"/>
+              </w:rPr>
+              <w:t>{{ LEITBEHOERDE</w:t>
+            </w:r>
+            <w:proofErr w:type="gramEnd"/>
+            <w:r>
+              <w:rPr>
+                <w:sz w:val="18"/>
+                <w:szCs w:val="18"/>
+              </w:rPr>
+              <w:t>_ADRESSE_2 }}</w:t>
             </w:r>
           </w:p>
         </w:tc>
@@ -98,7 +162,7 @@
         </w:trPr>
         <w:tc>
           <w:tcPr>
-            <w:tcW w:w="5376" w:type="dxa"/>
+            <w:tcW w:w="5670" w:type="dxa"/>
             <w:tcMar>
               <w:top w:w="57" w:type="dxa"/>
               <w:bottom w:w="57" w:type="dxa"/>
@@ -138,7 +202,27 @@
                 <w:sz w:val="18"/>
                 <w:szCs w:val="18"/>
               </w:rPr>
-              <w:t xml:space="preserve"> if PUBLIKATION_ORGAN %}</w:t>
+              <w:t xml:space="preserve"> </w:t>
+            </w:r>
+            <w:proofErr w:type="spellStart"/>
+            <w:r>
+              <w:rPr>
+                <w:rFonts w:ascii="Consolas" w:hAnsi="Consolas"/>
+                <w:color w:val="00B050"/>
+                <w:sz w:val="18"/>
+                <w:szCs w:val="18"/>
+              </w:rPr>
+              <w:t>if</w:t>
+            </w:r>
+            <w:proofErr w:type="spellEnd"/>
+            <w:r>
+              <w:rPr>
+                <w:rFonts w:ascii="Consolas" w:hAnsi="Consolas"/>
+                <w:color w:val="00B050"/>
+                <w:sz w:val="18"/>
+                <w:szCs w:val="18"/>
+              </w:rPr>
+              <w:t xml:space="preserve"> PUBLIKATION_ORGAN %}</w:t>
             </w:r>
           </w:p>
           <w:p>
@@ -175,7 +259,27 @@
                 <w:sz w:val="18"/>
                 <w:szCs w:val="18"/>
               </w:rPr>
-              <w:t xml:space="preserve"> for P in PUBLIKATION_ORGAN %}</w:t>
+              <w:t xml:space="preserve"> </w:t>
+            </w:r>
+            <w:proofErr w:type="spellStart"/>
+            <w:r>
+              <w:rPr>
+                <w:rFonts w:ascii="Consolas" w:hAnsi="Consolas"/>
+                <w:color w:val="00B050"/>
+                <w:sz w:val="18"/>
+                <w:szCs w:val="18"/>
+              </w:rPr>
+              <w:t>for</w:t>
+            </w:r>
+            <w:proofErr w:type="spellEnd"/>
+            <w:r>
+              <w:rPr>
+                <w:rFonts w:ascii="Consolas" w:hAnsi="Consolas"/>
+                <w:color w:val="00B050"/>
+                <w:sz w:val="18"/>
+                <w:szCs w:val="18"/>
+              </w:rPr>
+              <w:t xml:space="preserve"> P in PUBLIKATION_ORGAN %}</w:t>
             </w:r>
           </w:p>
           <w:p>
@@ -203,7 +307,47 @@
                 <w:sz w:val="18"/>
                 <w:szCs w:val="18"/>
               </w:rPr>
-              <w:t xml:space="preserve">p if P.NAME != </w:t>
+              <w:t xml:space="preserve">p </w:t>
+            </w:r>
+            <w:proofErr w:type="spellStart"/>
+            <w:r>
+              <w:rPr>
+                <w:rFonts w:ascii="Consolas" w:hAnsi="Consolas"/>
+                <w:color w:val="00B050"/>
+                <w:sz w:val="18"/>
+                <w:szCs w:val="18"/>
+              </w:rPr>
+              <w:t>if</w:t>
+            </w:r>
+            <w:proofErr w:type="spellEnd"/>
+            <w:r>
+              <w:rPr>
+                <w:rFonts w:ascii="Consolas" w:hAnsi="Consolas"/>
+                <w:color w:val="00B050"/>
+                <w:sz w:val="18"/>
+                <w:szCs w:val="18"/>
+              </w:rPr>
+              <w:t xml:space="preserve"> </w:t>
+            </w:r>
+            <w:proofErr w:type="gramStart"/>
+            <w:r>
+              <w:rPr>
+                <w:rFonts w:ascii="Consolas" w:hAnsi="Consolas"/>
+                <w:color w:val="00B050"/>
+                <w:sz w:val="18"/>
+                <w:szCs w:val="18"/>
+              </w:rPr>
+              <w:t>P.NAME !</w:t>
+            </w:r>
+            <w:proofErr w:type="gramEnd"/>
+            <w:r>
+              <w:rPr>
+                <w:rFonts w:ascii="Consolas" w:hAnsi="Consolas"/>
+                <w:color w:val="00B050"/>
+                <w:sz w:val="18"/>
+                <w:szCs w:val="18"/>
+              </w:rPr>
+              <w:t xml:space="preserve">= </w:t>
             </w:r>
             <w:r>
               <w:rPr>
@@ -246,14 +390,19 @@
             <w:pPr>
               <w:pStyle w:val="Platzhalter"/>
             </w:pPr>
-            <w:r>
-              <w:t>{{ P.NAME }}</w:t>
+            <w:proofErr w:type="gramStart"/>
+            <w:r>
+              <w:t>{{ P.NAME</w:t>
+            </w:r>
+            <w:proofErr w:type="gramEnd"/>
+            <w:r>
+              <w:t xml:space="preserve"> }}</w:t>
             </w:r>
           </w:p>
           <w:p>
             <w:pPr>
-              <w:rPr>
-                <w:color w:val="00B050"/>
+              <w:pStyle w:val="Platzhalter"/>
+              <w:rPr>
                 <w:sz w:val="18"/>
                 <w:szCs w:val="18"/>
               </w:rPr>
@@ -265,13 +414,23 @@
               </w:rPr>
               <w:t xml:space="preserve">E-Mail: </w:t>
             </w:r>
+            <w:proofErr w:type="gramStart"/>
             <w:r>
               <w:rPr>
                 <w:rStyle w:val="PlatzhalterZchn"/>
                 <w:sz w:val="18"/>
                 <w:szCs w:val="18"/>
               </w:rPr>
-              <w:t>{{ P.EMAIL }}</w:t>
+              <w:t>{{ P.EMAIL</w:t>
+            </w:r>
+            <w:proofErr w:type="gramEnd"/>
+            <w:r>
+              <w:rPr>
+                <w:rStyle w:val="PlatzhalterZchn"/>
+                <w:sz w:val="18"/>
+                <w:szCs w:val="18"/>
+              </w:rPr>
+              <w:t xml:space="preserve"> }}</w:t>
             </w:r>
           </w:p>
           <w:p>
@@ -308,7 +467,27 @@
                 <w:sz w:val="18"/>
                 <w:szCs w:val="18"/>
               </w:rPr>
-              <w:t xml:space="preserve"> endif %}</w:t>
+              <w:t xml:space="preserve"> </w:t>
+            </w:r>
+            <w:proofErr w:type="spellStart"/>
+            <w:r>
+              <w:rPr>
+                <w:rFonts w:ascii="Consolas" w:hAnsi="Consolas"/>
+                <w:color w:val="00B050"/>
+                <w:sz w:val="18"/>
+                <w:szCs w:val="18"/>
+              </w:rPr>
+              <w:t>endif</w:t>
+            </w:r>
+            <w:proofErr w:type="spellEnd"/>
+            <w:r>
+              <w:rPr>
+                <w:rFonts w:ascii="Consolas" w:hAnsi="Consolas"/>
+                <w:color w:val="00B050"/>
+                <w:sz w:val="18"/>
+                <w:szCs w:val="18"/>
+              </w:rPr>
+              <w:t xml:space="preserve"> %}</w:t>
             </w:r>
           </w:p>
           <w:p>
@@ -345,7 +524,27 @@
                 <w:sz w:val="18"/>
                 <w:szCs w:val="18"/>
               </w:rPr>
-              <w:t xml:space="preserve"> endfor %}</w:t>
+              <w:t xml:space="preserve"> </w:t>
+            </w:r>
+            <w:proofErr w:type="spellStart"/>
+            <w:r>
+              <w:rPr>
+                <w:rFonts w:ascii="Consolas" w:hAnsi="Consolas"/>
+                <w:color w:val="00B050"/>
+                <w:sz w:val="18"/>
+                <w:szCs w:val="18"/>
+              </w:rPr>
+              <w:t>endfor</w:t>
+            </w:r>
+            <w:proofErr w:type="spellEnd"/>
+            <w:r>
+              <w:rPr>
+                <w:rFonts w:ascii="Consolas" w:hAnsi="Consolas"/>
+                <w:color w:val="00B050"/>
+                <w:sz w:val="18"/>
+                <w:szCs w:val="18"/>
+              </w:rPr>
+              <w:t xml:space="preserve"> %}</w:t>
             </w:r>
           </w:p>
           <w:p>
@@ -382,7 +581,27 @@
                 <w:sz w:val="18"/>
                 <w:szCs w:val="18"/>
               </w:rPr>
-              <w:t xml:space="preserve"> else %}</w:t>
+              <w:t xml:space="preserve"> </w:t>
+            </w:r>
+            <w:proofErr w:type="spellStart"/>
+            <w:r>
+              <w:rPr>
+                <w:rFonts w:ascii="Consolas" w:hAnsi="Consolas"/>
+                <w:color w:val="00B050"/>
+                <w:sz w:val="18"/>
+                <w:szCs w:val="18"/>
+              </w:rPr>
+              <w:t>else</w:t>
+            </w:r>
+            <w:proofErr w:type="spellEnd"/>
+            <w:r>
+              <w:rPr>
+                <w:rFonts w:ascii="Consolas" w:hAnsi="Consolas"/>
+                <w:color w:val="00B050"/>
+                <w:sz w:val="18"/>
+                <w:szCs w:val="18"/>
+              </w:rPr>
+              <w:t xml:space="preserve"> %}</w:t>
             </w:r>
           </w:p>
           <w:p>
@@ -399,7 +618,25 @@
                 <w:color w:val="FF0000"/>
                 <w:szCs w:val="22"/>
               </w:rPr>
-              <w:t>In eBau ist noch keine Publikation erfasst</w:t>
+              <w:t xml:space="preserve">In </w:t>
+            </w:r>
+            <w:proofErr w:type="spellStart"/>
+            <w:r>
+              <w:rPr>
+                <w:rFonts w:cs="Arial"/>
+                <w:color w:val="FF0000"/>
+                <w:szCs w:val="22"/>
+              </w:rPr>
+              <w:t>eBau</w:t>
+            </w:r>
+            <w:proofErr w:type="spellEnd"/>
+            <w:r>
+              <w:rPr>
+                <w:rFonts w:cs="Arial"/>
+                <w:color w:val="FF0000"/>
+                <w:szCs w:val="22"/>
+              </w:rPr>
+              <w:t xml:space="preserve"> ist noch keine Publikation erfasst</w:t>
             </w:r>
             <w:r>
               <w:rPr>
@@ -441,7 +678,27 @@
                 <w:sz w:val="18"/>
                 <w:szCs w:val="18"/>
               </w:rPr>
-              <w:t xml:space="preserve"> endif %}</w:t>
+              <w:t xml:space="preserve"> </w:t>
+            </w:r>
+            <w:proofErr w:type="spellStart"/>
+            <w:r>
+              <w:rPr>
+                <w:rFonts w:ascii="Consolas" w:hAnsi="Consolas"/>
+                <w:color w:val="00B050"/>
+                <w:sz w:val="18"/>
+                <w:szCs w:val="18"/>
+              </w:rPr>
+              <w:t>endif</w:t>
+            </w:r>
+            <w:proofErr w:type="spellEnd"/>
+            <w:r>
+              <w:rPr>
+                <w:rFonts w:ascii="Consolas" w:hAnsi="Consolas"/>
+                <w:color w:val="00B050"/>
+                <w:sz w:val="18"/>
+                <w:szCs w:val="18"/>
+              </w:rPr>
+              <w:t xml:space="preserve"> %}</w:t>
             </w:r>
           </w:p>
         </w:tc>
@@ -480,13 +737,41 @@
               </w:rPr>
               <w:tab/>
             </w:r>
+            <w:proofErr w:type="gramStart"/>
             <w:r>
               <w:rPr>
                 <w:rStyle w:val="PlatzhalterZchn"/>
                 <w:sz w:val="18"/>
                 <w:szCs w:val="18"/>
               </w:rPr>
-              <w:t>{{ ZUSTAENDIG_NAME }}</w:t>
+              <w:t>{{ ZUSTAENDIG</w:t>
+            </w:r>
+            <w:proofErr w:type="gramEnd"/>
+            <w:r>
+              <w:rPr>
+                <w:rStyle w:val="PlatzhalterZchn"/>
+                <w:sz w:val="18"/>
+                <w:szCs w:val="18"/>
+              </w:rPr>
+              <w:t>_</w:t>
+            </w:r>
+            <w:proofErr w:type="gramStart"/>
+            <w:r>
+              <w:rPr>
+                <w:rStyle w:val="PlatzhalterZchn"/>
+                <w:sz w:val="18"/>
+                <w:szCs w:val="18"/>
+              </w:rPr>
+              <w:t>NAME }</w:t>
+            </w:r>
+            <w:proofErr w:type="gramEnd"/>
+            <w:r>
+              <w:rPr>
+                <w:rStyle w:val="PlatzhalterZchn"/>
+                <w:sz w:val="18"/>
+                <w:szCs w:val="18"/>
+              </w:rPr>
+              <w:t>}</w:t>
             </w:r>
           </w:p>
           <w:p>
@@ -516,13 +801,41 @@
               </w:rPr>
               <w:tab/>
             </w:r>
+            <w:proofErr w:type="gramStart"/>
             <w:r>
               <w:rPr>
                 <w:rStyle w:val="PlatzhalterZchn"/>
                 <w:sz w:val="18"/>
                 <w:szCs w:val="18"/>
               </w:rPr>
-              <w:t>{{ LEITBEHOERDE_EMAIL }}</w:t>
+              <w:t>{{ LEITBEHOERDE</w:t>
+            </w:r>
+            <w:proofErr w:type="gramEnd"/>
+            <w:r>
+              <w:rPr>
+                <w:rStyle w:val="PlatzhalterZchn"/>
+                <w:sz w:val="18"/>
+                <w:szCs w:val="18"/>
+              </w:rPr>
+              <w:t>_</w:t>
+            </w:r>
+            <w:proofErr w:type="gramStart"/>
+            <w:r>
+              <w:rPr>
+                <w:rStyle w:val="PlatzhalterZchn"/>
+                <w:sz w:val="18"/>
+                <w:szCs w:val="18"/>
+              </w:rPr>
+              <w:t>EMAIL }</w:t>
+            </w:r>
+            <w:proofErr w:type="gramEnd"/>
+            <w:r>
+              <w:rPr>
+                <w:rStyle w:val="PlatzhalterZchn"/>
+                <w:sz w:val="18"/>
+                <w:szCs w:val="18"/>
+              </w:rPr>
+              <w:t>}</w:t>
             </w:r>
           </w:p>
           <w:p>
@@ -549,13 +862,41 @@
               </w:rPr>
               <w:tab/>
             </w:r>
+            <w:proofErr w:type="gramStart"/>
             <w:r>
               <w:rPr>
                 <w:rStyle w:val="PlatzhalterZchn"/>
                 <w:sz w:val="18"/>
                 <w:szCs w:val="18"/>
               </w:rPr>
-              <w:t>{{ LEITBEHOERDE_TELEFON }}</w:t>
+              <w:t>{{ LEITBEHOERDE</w:t>
+            </w:r>
+            <w:proofErr w:type="gramEnd"/>
+            <w:r>
+              <w:rPr>
+                <w:rStyle w:val="PlatzhalterZchn"/>
+                <w:sz w:val="18"/>
+                <w:szCs w:val="18"/>
+              </w:rPr>
+              <w:t>_</w:t>
+            </w:r>
+            <w:proofErr w:type="gramStart"/>
+            <w:r>
+              <w:rPr>
+                <w:rStyle w:val="PlatzhalterZchn"/>
+                <w:sz w:val="18"/>
+                <w:szCs w:val="18"/>
+              </w:rPr>
+              <w:t>TELEFON }</w:t>
+            </w:r>
+            <w:proofErr w:type="gramEnd"/>
+            <w:r>
+              <w:rPr>
+                <w:rStyle w:val="PlatzhalterZchn"/>
+                <w:sz w:val="18"/>
+                <w:szCs w:val="18"/>
+              </w:rPr>
+              <w:t>}</w:t>
             </w:r>
           </w:p>
           <w:p>
@@ -582,13 +923,23 @@
               </w:rPr>
               <w:tab/>
             </w:r>
+            <w:proofErr w:type="gramStart"/>
             <w:r>
               <w:rPr>
                 <w:rStyle w:val="PlatzhalterZchn"/>
                 <w:sz w:val="18"/>
                 <w:szCs w:val="18"/>
               </w:rPr>
-              <w:t>{{ LEITBEHOERDE_WEBSEITE }}</w:t>
+              <w:t>{{ LEITBEHOERDE</w:t>
+            </w:r>
+            <w:proofErr w:type="gramEnd"/>
+            <w:r>
+              <w:rPr>
+                <w:rStyle w:val="PlatzhalterZchn"/>
+                <w:sz w:val="18"/>
+                <w:szCs w:val="18"/>
+              </w:rPr>
+              <w:t>_WEBSEITE }}</w:t>
             </w:r>
           </w:p>
         </w:tc>
@@ -599,7 +950,7 @@
         </w:trPr>
         <w:tc>
           <w:tcPr>
-            <w:tcW w:w="5376" w:type="dxa"/>
+            <w:tcW w:w="5670" w:type="dxa"/>
             <w:tcMar>
               <w:top w:w="57" w:type="dxa"/>
               <w:bottom w:w="57" w:type="dxa"/>
@@ -638,6 +989,7 @@
                 <w:szCs w:val="22"/>
               </w:rPr>
             </w:pPr>
+            <w:proofErr w:type="gramStart"/>
             <w:r>
               <w:rPr>
                 <w:rStyle w:val="PlatzhalterZchn"/>
@@ -650,6 +1002,7 @@
               </w:rPr>
               <w:t>GEMEINDE</w:t>
             </w:r>
+            <w:proofErr w:type="gramEnd"/>
             <w:r>
               <w:rPr>
                 <w:rStyle w:val="PlatzhalterZchn"/>
@@ -659,11 +1012,19 @@
             <w:r>
               <w:t xml:space="preserve">, </w:t>
             </w:r>
+            <w:proofErr w:type="gramStart"/>
             <w:r>
               <w:rPr>
                 <w:rStyle w:val="PlatzhalterZchn"/>
               </w:rPr>
-              <w:t>{{ HEUTE }}</w:t>
+              <w:t>{{ HEUTE</w:t>
+            </w:r>
+            <w:proofErr w:type="gramEnd"/>
+            <w:r>
+              <w:rPr>
+                <w:rStyle w:val="PlatzhalterZchn"/>
+              </w:rPr>
+              <w:t xml:space="preserve"> }}</w:t>
             </w:r>
           </w:p>
         </w:tc>
@@ -713,7 +1074,7 @@
     <w:tbl>
       <w:tblPr>
         <w:tblStyle w:val="Tabellenraster"/>
-        <w:tblW w:w="0" w:type="auto"/>
+        <w:tblW w:w="9639" w:type="dxa"/>
         <w:tblBorders>
           <w:top w:val="single" w:sz="4" w:space="0" w:color="D9D9D9" w:themeColor="background1" w:themeShade="D9"/>
           <w:left w:val="single" w:sz="4" w:space="0" w:color="D9D9D9" w:themeColor="background1" w:themeShade="D9"/>
@@ -722,6 +1083,7 @@
           <w:insideH w:val="single" w:sz="4" w:space="0" w:color="D9D9D9" w:themeColor="background1" w:themeShade="D9"/>
           <w:insideV w:val="single" w:sz="4" w:space="0" w:color="D9D9D9" w:themeColor="background1" w:themeShade="D9"/>
         </w:tblBorders>
+        <w:tblLayout w:type="fixed"/>
         <w:tblCellMar>
           <w:top w:w="57" w:type="dxa"/>
           <w:bottom w:w="57" w:type="dxa"/>
@@ -729,13 +1091,13 @@
         <w:tblLook w:val="04A0" w:firstRow="1" w:lastRow="0" w:firstColumn="1" w:lastColumn="0" w:noHBand="0" w:noVBand="1"/>
       </w:tblPr>
       <w:tblGrid>
-        <w:gridCol w:w="3119"/>
-        <w:gridCol w:w="6226"/>
+        <w:gridCol w:w="2835"/>
+        <w:gridCol w:w="6804"/>
       </w:tblGrid>
       <w:tr>
         <w:tc>
           <w:tcPr>
-            <w:tcW w:w="3119" w:type="dxa"/>
+            <w:tcW w:w="2835" w:type="dxa"/>
             <w:tcBorders>
               <w:right w:val="single" w:sz="4" w:space="0" w:color="FFFFFF" w:themeColor="background1"/>
             </w:tcBorders>
@@ -764,7 +1126,7 @@
         </w:tc>
         <w:tc>
           <w:tcPr>
-            <w:tcW w:w="6226" w:type="dxa"/>
+            <w:tcW w:w="6804" w:type="dxa"/>
             <w:tcBorders>
               <w:left w:val="single" w:sz="4" w:space="0" w:color="FFFFFF" w:themeColor="background1"/>
             </w:tcBorders>
@@ -774,16 +1136,152 @@
             <w:pPr>
               <w:pStyle w:val="Platzhalter"/>
             </w:pPr>
-            <w:r>
-              <w:t>{{ LEITBEHOERDE_NAME_ADRESSE }}</w:t>
+            <w:proofErr w:type="gramStart"/>
+            <w:r>
+              <w:t>{{ LEITBEHOERDE</w:t>
+            </w:r>
+            <w:proofErr w:type="gramEnd"/>
+            <w:r>
+              <w:t>_NAME_</w:t>
+            </w:r>
+            <w:proofErr w:type="gramStart"/>
+            <w:r>
+              <w:t>ADRESSE }</w:t>
+            </w:r>
+            <w:proofErr w:type="gramEnd"/>
+            <w:r>
+              <w:t>}</w:t>
+            </w:r>
+          </w:p>
+          <w:p>
+            <w:pPr>
+              <w:pStyle w:val="Platzhalter"/>
+              <w:rPr>
+                <w:rFonts w:ascii="Consolas" w:hAnsi="Consolas"/>
+                <w:color w:val="00B050"/>
+                <w:sz w:val="18"/>
+                <w:szCs w:val="18"/>
+              </w:rPr>
+            </w:pPr>
+            <w:r>
+              <w:rPr>
+                <w:rFonts w:ascii="Consolas" w:hAnsi="Consolas"/>
+                <w:color w:val="00B050"/>
+                <w:sz w:val="18"/>
+                <w:szCs w:val="18"/>
+              </w:rPr>
+              <w:t>{%</w:t>
+            </w:r>
+            <w:r>
+              <w:rPr>
+                <w:rFonts w:ascii="Consolas" w:hAnsi="Consolas"/>
+                <w:color w:val="00B050"/>
+                <w:sz w:val="18"/>
+                <w:szCs w:val="18"/>
+              </w:rPr>
+              <w:t>p</w:t>
+            </w:r>
+            <w:r>
+              <w:rPr>
+                <w:rFonts w:ascii="Consolas" w:hAnsi="Consolas"/>
+                <w:color w:val="00B050"/>
+                <w:sz w:val="18"/>
+                <w:szCs w:val="18"/>
+              </w:rPr>
+              <w:t xml:space="preserve"> </w:t>
+            </w:r>
+            <w:proofErr w:type="spellStart"/>
+            <w:r>
+              <w:rPr>
+                <w:rFonts w:ascii="Consolas" w:hAnsi="Consolas"/>
+                <w:color w:val="00B050"/>
+                <w:sz w:val="18"/>
+                <w:szCs w:val="18"/>
+              </w:rPr>
+              <w:t>if</w:t>
+            </w:r>
+            <w:proofErr w:type="spellEnd"/>
+            <w:r>
+              <w:rPr>
+                <w:rFonts w:ascii="Consolas" w:hAnsi="Consolas"/>
+                <w:color w:val="00B050"/>
+                <w:sz w:val="18"/>
+                <w:szCs w:val="18"/>
+              </w:rPr>
+              <w:t xml:space="preserve"> LEITBEHOERDE_TELEFON %}</w:t>
             </w:r>
           </w:p>
           <w:p>
             <w:pPr>
               <w:pStyle w:val="Platzhalter"/>
             </w:pPr>
-            <w:r>
-              <w:t>{{ LEITBEHOERDE_TELEFON }}</w:t>
+            <w:proofErr w:type="gramStart"/>
+            <w:r>
+              <w:t>{{ LEITBEHOERDE</w:t>
+            </w:r>
+            <w:proofErr w:type="gramEnd"/>
+            <w:r>
+              <w:t>_</w:t>
+            </w:r>
+            <w:proofErr w:type="gramStart"/>
+            <w:r>
+              <w:t>TELEFON }</w:t>
+            </w:r>
+            <w:proofErr w:type="gramEnd"/>
+            <w:r>
+              <w:t>}</w:t>
+            </w:r>
+          </w:p>
+          <w:p>
+            <w:pPr>
+              <w:pStyle w:val="Platzhalter"/>
+            </w:pPr>
+            <w:r>
+              <w:rPr>
+                <w:rFonts w:ascii="Consolas" w:hAnsi="Consolas"/>
+                <w:color w:val="00B050"/>
+                <w:sz w:val="18"/>
+                <w:szCs w:val="18"/>
+              </w:rPr>
+              <w:t>{%</w:t>
+            </w:r>
+            <w:r>
+              <w:rPr>
+                <w:rFonts w:ascii="Consolas" w:hAnsi="Consolas"/>
+                <w:color w:val="00B050"/>
+                <w:sz w:val="18"/>
+                <w:szCs w:val="18"/>
+              </w:rPr>
+              <w:t>p</w:t>
+            </w:r>
+            <w:r>
+              <w:rPr>
+                <w:rFonts w:ascii="Consolas" w:hAnsi="Consolas"/>
+                <w:color w:val="00B050"/>
+                <w:sz w:val="18"/>
+                <w:szCs w:val="18"/>
+              </w:rPr>
+              <w:t xml:space="preserve"> </w:t>
+            </w:r>
+            <w:proofErr w:type="spellStart"/>
+            <w:r>
+              <w:rPr>
+                <w:rFonts w:ascii="Consolas" w:hAnsi="Consolas"/>
+                <w:color w:val="00B050"/>
+                <w:sz w:val="18"/>
+                <w:szCs w:val="18"/>
+              </w:rPr>
+              <w:t>endif</w:t>
+            </w:r>
+            <w:proofErr w:type="spellEnd"/>
+            <w:r>
+              <w:rPr>
+                <w:rFonts w:ascii="Consolas" w:hAnsi="Consolas"/>
+                <w:color w:val="00B050"/>
+                <w:sz w:val="18"/>
+                <w:szCs w:val="18"/>
+              </w:rPr>
+              <w:t xml:space="preserve"> %}</w:t>
             </w:r>
           </w:p>
         </w:tc>
@@ -791,7 +1289,7 @@
       <w:tr>
         <w:tc>
           <w:tcPr>
-            <w:tcW w:w="3119" w:type="dxa"/>
+            <w:tcW w:w="2835" w:type="dxa"/>
             <w:tcBorders>
               <w:bottom w:val="single" w:sz="4" w:space="0" w:color="D9D9D9" w:themeColor="background1" w:themeShade="D9"/>
             </w:tcBorders>
@@ -820,7 +1318,7 @@
         </w:tc>
         <w:tc>
           <w:tcPr>
-            <w:tcW w:w="6226" w:type="dxa"/>
+            <w:tcW w:w="6804" w:type="dxa"/>
             <w:tcBorders>
               <w:bottom w:val="single" w:sz="4" w:space="0" w:color="D9D9D9" w:themeColor="background1" w:themeShade="D9"/>
             </w:tcBorders>
@@ -841,11 +1339,19 @@
               </w:rPr>
               <w:t xml:space="preserve">Rubrik </w:t>
             </w:r>
+            <w:proofErr w:type="gramStart"/>
             <w:r>
               <w:rPr>
                 <w:rStyle w:val="PlatzhalterZchn"/>
               </w:rPr>
-              <w:t>{{ GEMEINDE }}</w:t>
+              <w:t>{{ GEMEINDE</w:t>
+            </w:r>
+            <w:proofErr w:type="gramEnd"/>
+            <w:r>
+              <w:rPr>
+                <w:rStyle w:val="PlatzhalterZchn"/>
+              </w:rPr>
+              <w:t xml:space="preserve"> }}</w:t>
             </w:r>
           </w:p>
         </w:tc>
@@ -853,7 +1359,7 @@
       <w:tr>
         <w:tc>
           <w:tcPr>
-            <w:tcW w:w="3119" w:type="dxa"/>
+            <w:tcW w:w="2835" w:type="dxa"/>
             <w:tcBorders>
               <w:right w:val="single" w:sz="4" w:space="0" w:color="FFFFFF" w:themeColor="background1"/>
             </w:tcBorders>
@@ -882,7 +1388,7 @@
         </w:tc>
         <w:tc>
           <w:tcPr>
-            <w:tcW w:w="6226" w:type="dxa"/>
+            <w:tcW w:w="6804" w:type="dxa"/>
             <w:tcBorders>
               <w:left w:val="single" w:sz="4" w:space="0" w:color="FFFFFF" w:themeColor="background1"/>
             </w:tcBorders>
@@ -892,8 +1398,13 @@
             <w:pPr>
               <w:pStyle w:val="Platzhalter"/>
             </w:pPr>
-            <w:r>
-              <w:t>{{ PUBLIKATION_ANZEIGER }}</w:t>
+            <w:proofErr w:type="gramStart"/>
+            <w:r>
+              <w:t>{{ PUBLIKATION</w:t>
+            </w:r>
+            <w:proofErr w:type="gramEnd"/>
+            <w:r>
+              <w:t>_ANZEIGER }}</w:t>
             </w:r>
           </w:p>
         </w:tc>
@@ -901,7 +1412,7 @@
       <w:tr>
         <w:tc>
           <w:tcPr>
-            <w:tcW w:w="3119" w:type="dxa"/>
+            <w:tcW w:w="2835" w:type="dxa"/>
             <w:tcBorders>
               <w:bottom w:val="single" w:sz="4" w:space="0" w:color="D9D9D9" w:themeColor="background1" w:themeShade="D9"/>
             </w:tcBorders>
@@ -939,7 +1450,7 @@
         </w:tc>
         <w:tc>
           <w:tcPr>
-            <w:tcW w:w="6226" w:type="dxa"/>
+            <w:tcW w:w="6804" w:type="dxa"/>
             <w:tcBorders>
               <w:bottom w:val="single" w:sz="4" w:space="0" w:color="D9D9D9" w:themeColor="background1" w:themeShade="D9"/>
             </w:tcBorders>
@@ -949,12 +1460,14 @@
             <w:pPr>
               <w:pStyle w:val="Platzhalter"/>
             </w:pPr>
+            <w:proofErr w:type="gramStart"/>
             <w:r>
               <w:t xml:space="preserve">{{ </w:t>
             </w:r>
             <w:r>
               <w:t>GEMEINDE</w:t>
             </w:r>
+            <w:proofErr w:type="gramEnd"/>
             <w:r>
               <w:t xml:space="preserve"> }}</w:t>
             </w:r>
@@ -964,7 +1477,7 @@
       <w:tr>
         <w:tc>
           <w:tcPr>
-            <w:tcW w:w="3119" w:type="dxa"/>
+            <w:tcW w:w="2835" w:type="dxa"/>
             <w:tcBorders>
               <w:right w:val="single" w:sz="4" w:space="0" w:color="FFFFFF" w:themeColor="background1"/>
             </w:tcBorders>
@@ -993,7 +1506,7 @@
         </w:tc>
         <w:tc>
           <w:tcPr>
-            <w:tcW w:w="6226" w:type="dxa"/>
+            <w:tcW w:w="6804" w:type="dxa"/>
             <w:tcBorders>
               <w:left w:val="single" w:sz="4" w:space="0" w:color="FFFFFF" w:themeColor="background1"/>
             </w:tcBorders>
@@ -1004,7 +1517,15 @@
               <w:pStyle w:val="Platzhalter"/>
             </w:pPr>
             <w:r>
-              <w:t>Die öffentliche Planauflage erfolgt digital über den kantonalen Onlineschalter «my.so.ch» über «Umwelt und Bauen» / «Bauvorhaben – öffentliche Planauflage». Für den Zugang wird eine SwissID mit de</w:t>
+              <w:t xml:space="preserve">Die öffentliche Planauflage erfolgt digital über den kantonalen Onlineschalter «my.so.ch» über «Umwelt und Bauen» / «Bauvorhaben – öffentliche Planauflage». Für den Zugang wird eine </w:t>
+            </w:r>
+            <w:proofErr w:type="spellStart"/>
+            <w:r>
+              <w:t>SwissID</w:t>
+            </w:r>
+            <w:proofErr w:type="spellEnd"/>
+            <w:r>
+              <w:t xml:space="preserve"> mit de</w:t>
             </w:r>
             <w:r>
               <w:t>r</w:t>
@@ -1033,7 +1554,7 @@
       <w:tr>
         <w:tc>
           <w:tcPr>
-            <w:tcW w:w="3119" w:type="dxa"/>
+            <w:tcW w:w="2835" w:type="dxa"/>
             <w:tcBorders>
               <w:bottom w:val="single" w:sz="4" w:space="0" w:color="D9D9D9" w:themeColor="background1" w:themeShade="D9"/>
             </w:tcBorders>
@@ -1062,7 +1583,7 @@
         </w:tc>
         <w:tc>
           <w:tcPr>
-            <w:tcW w:w="6226" w:type="dxa"/>
+            <w:tcW w:w="6804" w:type="dxa"/>
             <w:tcBorders>
               <w:bottom w:val="single" w:sz="4" w:space="0" w:color="D9D9D9" w:themeColor="background1" w:themeShade="D9"/>
             </w:tcBorders>
@@ -1072,8 +1593,13 @@
             <w:pPr>
               <w:pStyle w:val="Platzhalter"/>
             </w:pPr>
-            <w:r>
-              <w:t>{{ PUBLIKATION_ENDE }}</w:t>
+            <w:proofErr w:type="gramStart"/>
+            <w:r>
+              <w:t>{{ PUBLIKATION</w:t>
+            </w:r>
+            <w:proofErr w:type="gramEnd"/>
+            <w:r>
+              <w:t>_ENDE }}</w:t>
             </w:r>
           </w:p>
         </w:tc>
@@ -1081,7 +1607,7 @@
       <w:tr>
         <w:tc>
           <w:tcPr>
-            <w:tcW w:w="3119" w:type="dxa"/>
+            <w:tcW w:w="2835" w:type="dxa"/>
             <w:tcBorders>
               <w:right w:val="single" w:sz="4" w:space="0" w:color="FFFFFF" w:themeColor="background1"/>
             </w:tcBorders>
@@ -1110,7 +1636,7 @@
         </w:tc>
         <w:tc>
           <w:tcPr>
-            <w:tcW w:w="6226" w:type="dxa"/>
+            <w:tcW w:w="6804" w:type="dxa"/>
             <w:tcBorders>
               <w:left w:val="single" w:sz="4" w:space="0" w:color="FFFFFF" w:themeColor="background1"/>
             </w:tcBorders>
@@ -1131,11 +1657,33 @@
               </w:rPr>
               <w:t xml:space="preserve">Einsprachen sind schriftlich und begründet im Doppel per Post an die </w:t>
             </w:r>
+            <w:proofErr w:type="gramStart"/>
             <w:r>
               <w:rPr>
                 <w:rStyle w:val="PlatzhalterZchn"/>
               </w:rPr>
-              <w:t>{{ LEITBEHOERDE_NAME_ADRESSE }}</w:t>
+              <w:t>{{ LEITBEHOERDE</w:t>
+            </w:r>
+            <w:proofErr w:type="gramEnd"/>
+            <w:r>
+              <w:rPr>
+                <w:rStyle w:val="PlatzhalterZchn"/>
+              </w:rPr>
+              <w:t>_NAME_</w:t>
+            </w:r>
+            <w:proofErr w:type="gramStart"/>
+            <w:r>
+              <w:rPr>
+                <w:rStyle w:val="PlatzhalterZchn"/>
+              </w:rPr>
+              <w:t>ADRESSE }</w:t>
+            </w:r>
+            <w:proofErr w:type="gramEnd"/>
+            <w:r>
+              <w:rPr>
+                <w:rStyle w:val="PlatzhalterZchn"/>
+              </w:rPr>
+              <w:t>}</w:t>
             </w:r>
             <w:r>
               <w:rPr>
@@ -1168,7 +1716,7 @@
     <w:tbl>
       <w:tblPr>
         <w:tblStyle w:val="Tabellenraster"/>
-        <w:tblW w:w="0" w:type="auto"/>
+        <w:tblW w:w="9639" w:type="dxa"/>
         <w:tblBorders>
           <w:top w:val="single" w:sz="4" w:space="0" w:color="D9D9D9" w:themeColor="background1" w:themeShade="D9"/>
           <w:left w:val="single" w:sz="4" w:space="0" w:color="D9D9D9" w:themeColor="background1" w:themeShade="D9"/>
@@ -1177,6 +1725,7 @@
           <w:insideH w:val="single" w:sz="4" w:space="0" w:color="D9D9D9" w:themeColor="background1" w:themeShade="D9"/>
           <w:insideV w:val="single" w:sz="4" w:space="0" w:color="D9D9D9" w:themeColor="background1" w:themeShade="D9"/>
         </w:tblBorders>
+        <w:tblLayout w:type="fixed"/>
         <w:tblCellMar>
           <w:top w:w="57" w:type="dxa"/>
           <w:bottom w:w="57" w:type="dxa"/>
@@ -1184,13 +1733,13 @@
         <w:tblLook w:val="04A0" w:firstRow="1" w:lastRow="0" w:firstColumn="1" w:lastColumn="0" w:noHBand="0" w:noVBand="1"/>
       </w:tblPr>
       <w:tblGrid>
-        <w:gridCol w:w="3119"/>
-        <w:gridCol w:w="6226"/>
+        <w:gridCol w:w="2835"/>
+        <w:gridCol w:w="6804"/>
       </w:tblGrid>
       <w:tr>
         <w:tc>
           <w:tcPr>
-            <w:tcW w:w="3119" w:type="dxa"/>
+            <w:tcW w:w="2835" w:type="dxa"/>
             <w:tcBorders>
               <w:bottom w:val="single" w:sz="4" w:space="0" w:color="D9D9D9" w:themeColor="background1" w:themeShade="D9"/>
               <w:right w:val="single" w:sz="4" w:space="0" w:color="FFFFFF" w:themeColor="background1"/>
@@ -1214,7 +1763,7 @@
         </w:tc>
         <w:tc>
           <w:tcPr>
-            <w:tcW w:w="6226" w:type="dxa"/>
+            <w:tcW w:w="6804" w:type="dxa"/>
             <w:tcBorders>
               <w:left w:val="single" w:sz="4" w:space="0" w:color="FFFFFF" w:themeColor="background1"/>
               <w:bottom w:val="single" w:sz="4" w:space="0" w:color="D9D9D9" w:themeColor="background1" w:themeShade="D9"/>
@@ -1237,7 +1786,27 @@
                 <w:sz w:val="18"/>
                 <w:szCs w:val="18"/>
               </w:rPr>
-              <w:t>{%p for G in ALLE_GESUCHSTELLER_LISTE %}</w:t>
+              <w:t xml:space="preserve">{%p </w:t>
+            </w:r>
+            <w:proofErr w:type="spellStart"/>
+            <w:r>
+              <w:rPr>
+                <w:rFonts w:ascii="Consolas" w:hAnsi="Consolas" w:cs="Arial"/>
+                <w:color w:val="00B050"/>
+                <w:sz w:val="18"/>
+                <w:szCs w:val="18"/>
+              </w:rPr>
+              <w:t>for</w:t>
+            </w:r>
+            <w:proofErr w:type="spellEnd"/>
+            <w:r>
+              <w:rPr>
+                <w:rFonts w:ascii="Consolas" w:hAnsi="Consolas" w:cs="Arial"/>
+                <w:color w:val="00B050"/>
+                <w:sz w:val="18"/>
+                <w:szCs w:val="18"/>
+              </w:rPr>
+              <w:t xml:space="preserve"> G in ALLE_GESUCHSTELLER_LISTE %}</w:t>
             </w:r>
           </w:p>
           <w:p>
@@ -1275,7 +1844,47 @@
                 <w:sz w:val="18"/>
                 <w:szCs w:val="18"/>
               </w:rPr>
-              <w:t xml:space="preserve"> if ALLE_GESUCHSTELLER_LISTE|length &gt; 1 %}</w:t>
+              <w:t xml:space="preserve"> </w:t>
+            </w:r>
+            <w:proofErr w:type="spellStart"/>
+            <w:r>
+              <w:rPr>
+                <w:rFonts w:ascii="Consolas" w:hAnsi="Consolas" w:cs="Arial"/>
+                <w:color w:val="00B050"/>
+                <w:sz w:val="18"/>
+                <w:szCs w:val="18"/>
+              </w:rPr>
+              <w:t>if</w:t>
+            </w:r>
+            <w:proofErr w:type="spellEnd"/>
+            <w:r>
+              <w:rPr>
+                <w:rFonts w:ascii="Consolas" w:hAnsi="Consolas" w:cs="Arial"/>
+                <w:color w:val="00B050"/>
+                <w:sz w:val="18"/>
+                <w:szCs w:val="18"/>
+              </w:rPr>
+              <w:t xml:space="preserve"> </w:t>
+            </w:r>
+            <w:proofErr w:type="spellStart"/>
+            <w:r>
+              <w:rPr>
+                <w:rFonts w:ascii="Consolas" w:hAnsi="Consolas" w:cs="Arial"/>
+                <w:color w:val="00B050"/>
+                <w:sz w:val="18"/>
+                <w:szCs w:val="18"/>
+              </w:rPr>
+              <w:t>ALLE_GESUCHSTELLER_LISTE|length</w:t>
+            </w:r>
+            <w:proofErr w:type="spellEnd"/>
+            <w:r>
+              <w:rPr>
+                <w:rFonts w:ascii="Consolas" w:hAnsi="Consolas" w:cs="Arial"/>
+                <w:color w:val="00B050"/>
+                <w:sz w:val="18"/>
+                <w:szCs w:val="18"/>
+              </w:rPr>
+              <w:t xml:space="preserve"> &gt; 1 %}</w:t>
             </w:r>
           </w:p>
           <w:p>
@@ -1298,20 +1907,36 @@
               </w:rPr>
               <w:tab/>
             </w:r>
+            <w:proofErr w:type="gramStart"/>
             <w:r>
               <w:rPr>
                 <w:rStyle w:val="PlatzhalterZchn"/>
               </w:rPr>
-              <w:t>{{ G.NAME }}</w:t>
+              <w:t>{{ G.NAME</w:t>
+            </w:r>
+            <w:proofErr w:type="gramEnd"/>
+            <w:r>
+              <w:rPr>
+                <w:rStyle w:val="PlatzhalterZchn"/>
+              </w:rPr>
+              <w:t xml:space="preserve"> }}</w:t>
             </w:r>
             <w:r>
               <w:t xml:space="preserve">, </w:t>
             </w:r>
+            <w:proofErr w:type="gramStart"/>
             <w:r>
               <w:rPr>
                 <w:rStyle w:val="PlatzhalterZchn"/>
               </w:rPr>
-              <w:t>{{ G.ADRESSE }}</w:t>
+              <w:t>{{ G.ADRESSE</w:t>
+            </w:r>
+            <w:proofErr w:type="gramEnd"/>
+            <w:r>
+              <w:rPr>
+                <w:rStyle w:val="PlatzhalterZchn"/>
+              </w:rPr>
+              <w:t xml:space="preserve"> }}</w:t>
             </w:r>
           </w:p>
           <w:p>
@@ -1331,7 +1956,27 @@
                 <w:sz w:val="18"/>
                 <w:szCs w:val="18"/>
               </w:rPr>
-              <w:t>{%p if G.VERTRETER_NAME %}</w:t>
+              <w:t xml:space="preserve">{%p </w:t>
+            </w:r>
+            <w:proofErr w:type="spellStart"/>
+            <w:r>
+              <w:rPr>
+                <w:rFonts w:ascii="Consolas" w:hAnsi="Consolas" w:cs="Arial"/>
+                <w:color w:val="00B050"/>
+                <w:sz w:val="18"/>
+                <w:szCs w:val="18"/>
+              </w:rPr>
+              <w:t>if</w:t>
+            </w:r>
+            <w:proofErr w:type="spellEnd"/>
+            <w:r>
+              <w:rPr>
+                <w:rFonts w:ascii="Consolas" w:hAnsi="Consolas" w:cs="Arial"/>
+                <w:color w:val="00B050"/>
+                <w:sz w:val="18"/>
+                <w:szCs w:val="18"/>
+              </w:rPr>
+              <w:t xml:space="preserve"> G.VERTRETER_NAME %}</w:t>
             </w:r>
           </w:p>
           <w:p>
@@ -1346,21 +1991,64 @@
             <w:pPr>
               <w:ind w:left="357"/>
             </w:pPr>
+            <w:proofErr w:type="gramStart"/>
             <w:r>
               <w:rPr>
                 <w:rStyle w:val="PlatzhalterZchn"/>
               </w:rPr>
-              <w:lastRenderedPageBreak/>
-              <w:t>{{ G.VERTRETER_NAME }}</w:t>
+              <w:t>{{ G.VERTRETER</w:t>
+            </w:r>
+            <w:proofErr w:type="gramEnd"/>
+            <w:r>
+              <w:rPr>
+                <w:rStyle w:val="PlatzhalterZchn"/>
+              </w:rPr>
+              <w:t>_</w:t>
+            </w:r>
+            <w:proofErr w:type="gramStart"/>
+            <w:r>
+              <w:rPr>
+                <w:rStyle w:val="PlatzhalterZchn"/>
+              </w:rPr>
+              <w:t>NAME }</w:t>
+            </w:r>
+            <w:proofErr w:type="gramEnd"/>
+            <w:r>
+              <w:rPr>
+                <w:rStyle w:val="PlatzhalterZchn"/>
+              </w:rPr>
+              <w:t>}</w:t>
             </w:r>
             <w:r>
               <w:t xml:space="preserve">, </w:t>
             </w:r>
+            <w:proofErr w:type="gramStart"/>
             <w:r>
               <w:rPr>
                 <w:rStyle w:val="PlatzhalterZchn"/>
               </w:rPr>
-              <w:t>{{ G.VERTRETER_ADRESSE }}</w:t>
+              <w:t>{{ G.VERTRETER</w:t>
+            </w:r>
+            <w:proofErr w:type="gramEnd"/>
+            <w:r>
+              <w:rPr>
+                <w:rStyle w:val="PlatzhalterZchn"/>
+              </w:rPr>
+              <w:t>_</w:t>
+            </w:r>
+            <w:proofErr w:type="gramStart"/>
+            <w:r>
+              <w:rPr>
+                <w:rStyle w:val="PlatzhalterZchn"/>
+              </w:rPr>
+              <w:t>ADRESSE }</w:t>
+            </w:r>
+            <w:proofErr w:type="gramEnd"/>
+            <w:r>
+              <w:rPr>
+                <w:rStyle w:val="PlatzhalterZchn"/>
+              </w:rPr>
+              <w:t>}</w:t>
             </w:r>
           </w:p>
           <w:p>
@@ -1380,7 +2068,28 @@
                 <w:sz w:val="18"/>
                 <w:szCs w:val="18"/>
               </w:rPr>
-              <w:t>{%p endif %}</w:t>
+              <w:lastRenderedPageBreak/>
+              <w:t xml:space="preserve">{%p </w:t>
+            </w:r>
+            <w:proofErr w:type="spellStart"/>
+            <w:r>
+              <w:rPr>
+                <w:rFonts w:ascii="Consolas" w:hAnsi="Consolas" w:cs="Arial"/>
+                <w:color w:val="00B050"/>
+                <w:sz w:val="18"/>
+                <w:szCs w:val="18"/>
+              </w:rPr>
+              <w:t>endif</w:t>
+            </w:r>
+            <w:proofErr w:type="spellEnd"/>
+            <w:r>
+              <w:rPr>
+                <w:rFonts w:ascii="Consolas" w:hAnsi="Consolas" w:cs="Arial"/>
+                <w:color w:val="00B050"/>
+                <w:sz w:val="18"/>
+                <w:szCs w:val="18"/>
+              </w:rPr>
+              <w:t xml:space="preserve"> %}</w:t>
             </w:r>
           </w:p>
           <w:p>
@@ -1419,6 +2128,7 @@
               </w:rPr>
               <w:t xml:space="preserve"> </w:t>
             </w:r>
+            <w:proofErr w:type="spellStart"/>
             <w:r>
               <w:rPr>
                 <w:rFonts w:ascii="Consolas" w:hAnsi="Consolas" w:cs="Arial"/>
@@ -1428,6 +2138,7 @@
               </w:rPr>
               <w:t>else</w:t>
             </w:r>
+            <w:proofErr w:type="spellEnd"/>
             <w:r>
               <w:rPr>
                 <w:rFonts w:ascii="Consolas" w:hAnsi="Consolas" w:cs="Arial"/>
@@ -1439,20 +2150,36 @@
             </w:r>
           </w:p>
           <w:p>
+            <w:proofErr w:type="gramStart"/>
             <w:r>
               <w:rPr>
                 <w:rStyle w:val="PlatzhalterZchn"/>
               </w:rPr>
-              <w:t>{{ G.NAME }}</w:t>
+              <w:t>{{ G.NAME</w:t>
+            </w:r>
+            <w:proofErr w:type="gramEnd"/>
+            <w:r>
+              <w:rPr>
+                <w:rStyle w:val="PlatzhalterZchn"/>
+              </w:rPr>
+              <w:t xml:space="preserve"> }}</w:t>
             </w:r>
             <w:r>
               <w:t xml:space="preserve">, </w:t>
             </w:r>
+            <w:proofErr w:type="gramStart"/>
             <w:r>
               <w:rPr>
                 <w:rStyle w:val="PlatzhalterZchn"/>
               </w:rPr>
-              <w:t>{{ G.ADRESSE }}</w:t>
+              <w:t>{{ G.ADRESSE</w:t>
+            </w:r>
+            <w:proofErr w:type="gramEnd"/>
+            <w:r>
+              <w:rPr>
+                <w:rStyle w:val="PlatzhalterZchn"/>
+              </w:rPr>
+              <w:t xml:space="preserve"> }}</w:t>
             </w:r>
           </w:p>
           <w:p>
@@ -1471,7 +2198,27 @@
                 <w:sz w:val="18"/>
                 <w:szCs w:val="18"/>
               </w:rPr>
-              <w:t>{%p if G.VERTRETER_NAME %}</w:t>
+              <w:t xml:space="preserve">{%p </w:t>
+            </w:r>
+            <w:proofErr w:type="spellStart"/>
+            <w:r>
+              <w:rPr>
+                <w:rFonts w:ascii="Consolas" w:hAnsi="Consolas" w:cs="Arial"/>
+                <w:color w:val="00B050"/>
+                <w:sz w:val="18"/>
+                <w:szCs w:val="18"/>
+              </w:rPr>
+              <w:t>if</w:t>
+            </w:r>
+            <w:proofErr w:type="spellEnd"/>
+            <w:r>
+              <w:rPr>
+                <w:rFonts w:ascii="Consolas" w:hAnsi="Consolas" w:cs="Arial"/>
+                <w:color w:val="00B050"/>
+                <w:sz w:val="18"/>
+                <w:szCs w:val="18"/>
+              </w:rPr>
+              <w:t xml:space="preserve"> G.VERTRETER_NAME %}</w:t>
             </w:r>
           </w:p>
           <w:p>
@@ -1480,20 +2227,64 @@
             </w:r>
           </w:p>
           <w:p>
+            <w:proofErr w:type="gramStart"/>
             <w:r>
               <w:rPr>
                 <w:rStyle w:val="PlatzhalterZchn"/>
               </w:rPr>
-              <w:t>{{ G.VERTRETER_NAME }}</w:t>
+              <w:t>{{ G.VERTRETER</w:t>
+            </w:r>
+            <w:proofErr w:type="gramEnd"/>
+            <w:r>
+              <w:rPr>
+                <w:rStyle w:val="PlatzhalterZchn"/>
+              </w:rPr>
+              <w:t>_</w:t>
+            </w:r>
+            <w:proofErr w:type="gramStart"/>
+            <w:r>
+              <w:rPr>
+                <w:rStyle w:val="PlatzhalterZchn"/>
+              </w:rPr>
+              <w:t>NAME }</w:t>
+            </w:r>
+            <w:proofErr w:type="gramEnd"/>
+            <w:r>
+              <w:rPr>
+                <w:rStyle w:val="PlatzhalterZchn"/>
+              </w:rPr>
+              <w:t>}</w:t>
             </w:r>
             <w:r>
               <w:t xml:space="preserve">, </w:t>
             </w:r>
+            <w:proofErr w:type="gramStart"/>
             <w:r>
               <w:rPr>
                 <w:rStyle w:val="PlatzhalterZchn"/>
               </w:rPr>
-              <w:t>{{ G.VERTRETER_ADRESSE }}</w:t>
+              <w:t>{{ G.VERTRETER</w:t>
+            </w:r>
+            <w:proofErr w:type="gramEnd"/>
+            <w:r>
+              <w:rPr>
+                <w:rStyle w:val="PlatzhalterZchn"/>
+              </w:rPr>
+              <w:t>_</w:t>
+            </w:r>
+            <w:proofErr w:type="gramStart"/>
+            <w:r>
+              <w:rPr>
+                <w:rStyle w:val="PlatzhalterZchn"/>
+              </w:rPr>
+              <w:t>ADRESSE }</w:t>
+            </w:r>
+            <w:proofErr w:type="gramEnd"/>
+            <w:r>
+              <w:rPr>
+                <w:rStyle w:val="PlatzhalterZchn"/>
+              </w:rPr>
+              <w:t>}</w:t>
             </w:r>
           </w:p>
           <w:p>
@@ -1512,7 +2303,27 @@
                 <w:sz w:val="18"/>
                 <w:szCs w:val="18"/>
               </w:rPr>
-              <w:t>{%p endif %}</w:t>
+              <w:t xml:space="preserve">{%p </w:t>
+            </w:r>
+            <w:proofErr w:type="spellStart"/>
+            <w:r>
+              <w:rPr>
+                <w:rFonts w:ascii="Consolas" w:hAnsi="Consolas"/>
+                <w:color w:val="00B050"/>
+                <w:sz w:val="18"/>
+                <w:szCs w:val="18"/>
+              </w:rPr>
+              <w:t>endif</w:t>
+            </w:r>
+            <w:proofErr w:type="spellEnd"/>
+            <w:r>
+              <w:rPr>
+                <w:rFonts w:ascii="Consolas" w:hAnsi="Consolas"/>
+                <w:color w:val="00B050"/>
+                <w:sz w:val="18"/>
+                <w:szCs w:val="18"/>
+              </w:rPr>
+              <w:t xml:space="preserve"> %}</w:t>
             </w:r>
           </w:p>
           <w:p>
@@ -1549,18 +2360,58 @@
                 <w:sz w:val="18"/>
                 <w:szCs w:val="18"/>
               </w:rPr>
-              <w:t xml:space="preserve"> endif %}</w:t>
-            </w:r>
-          </w:p>
-          <w:p>
-            <w:r>
-              <w:rPr>
-                <w:rFonts w:ascii="Consolas" w:hAnsi="Consolas" w:cs="Arial"/>
-                <w:color w:val="00B050"/>
-                <w:sz w:val="18"/>
-                <w:szCs w:val="18"/>
-              </w:rPr>
-              <w:t>{%p endfor %}</w:t>
+              <w:t xml:space="preserve"> </w:t>
+            </w:r>
+            <w:proofErr w:type="spellStart"/>
+            <w:r>
+              <w:rPr>
+                <w:rFonts w:ascii="Consolas" w:hAnsi="Consolas"/>
+                <w:color w:val="00B050"/>
+                <w:sz w:val="18"/>
+                <w:szCs w:val="18"/>
+              </w:rPr>
+              <w:t>endif</w:t>
+            </w:r>
+            <w:proofErr w:type="spellEnd"/>
+            <w:r>
+              <w:rPr>
+                <w:rFonts w:ascii="Consolas" w:hAnsi="Consolas"/>
+                <w:color w:val="00B050"/>
+                <w:sz w:val="18"/>
+                <w:szCs w:val="18"/>
+              </w:rPr>
+              <w:t xml:space="preserve"> %}</w:t>
+            </w:r>
+          </w:p>
+          <w:p>
+            <w:r>
+              <w:rPr>
+                <w:rFonts w:ascii="Consolas" w:hAnsi="Consolas" w:cs="Arial"/>
+                <w:color w:val="00B050"/>
+                <w:sz w:val="18"/>
+                <w:szCs w:val="18"/>
+              </w:rPr>
+              <w:t xml:space="preserve">{%p </w:t>
+            </w:r>
+            <w:proofErr w:type="spellStart"/>
+            <w:r>
+              <w:rPr>
+                <w:rFonts w:ascii="Consolas" w:hAnsi="Consolas" w:cs="Arial"/>
+                <w:color w:val="00B050"/>
+                <w:sz w:val="18"/>
+                <w:szCs w:val="18"/>
+              </w:rPr>
+              <w:t>endfor</w:t>
+            </w:r>
+            <w:proofErr w:type="spellEnd"/>
+            <w:r>
+              <w:rPr>
+                <w:rFonts w:ascii="Consolas" w:hAnsi="Consolas" w:cs="Arial"/>
+                <w:color w:val="00B050"/>
+                <w:sz w:val="18"/>
+                <w:szCs w:val="18"/>
+              </w:rPr>
+              <w:t xml:space="preserve"> %}</w:t>
             </w:r>
           </w:p>
         </w:tc>
@@ -1568,7 +2419,7 @@
       <w:tr>
         <w:tc>
           <w:tcPr>
-            <w:tcW w:w="3119" w:type="dxa"/>
+            <w:tcW w:w="2835" w:type="dxa"/>
             <w:tcBorders>
               <w:bottom w:val="single" w:sz="4" w:space="0" w:color="D9D9D9" w:themeColor="background1" w:themeShade="D9"/>
               <w:right w:val="single" w:sz="4" w:space="0" w:color="D9D9D9" w:themeColor="background1" w:themeShade="D9"/>
@@ -1593,7 +2444,7 @@
         </w:tc>
         <w:tc>
           <w:tcPr>
-            <w:tcW w:w="6226" w:type="dxa"/>
+            <w:tcW w:w="6804" w:type="dxa"/>
             <w:tcBorders>
               <w:left w:val="single" w:sz="4" w:space="0" w:color="D9D9D9" w:themeColor="background1" w:themeShade="D9"/>
               <w:bottom w:val="single" w:sz="4" w:space="0" w:color="D9D9D9" w:themeColor="background1" w:themeShade="D9"/>
@@ -1616,7 +2467,27 @@
                 <w:sz w:val="18"/>
                 <w:szCs w:val="18"/>
               </w:rPr>
-              <w:t xml:space="preserve">{%p if </w:t>
+              <w:t xml:space="preserve">{%p </w:t>
+            </w:r>
+            <w:proofErr w:type="spellStart"/>
+            <w:r>
+              <w:rPr>
+                <w:rFonts w:ascii="Consolas" w:hAnsi="Consolas" w:cs="Arial"/>
+                <w:color w:val="00B050"/>
+                <w:sz w:val="18"/>
+                <w:szCs w:val="18"/>
+              </w:rPr>
+              <w:t>if</w:t>
+            </w:r>
+            <w:proofErr w:type="spellEnd"/>
+            <w:r>
+              <w:rPr>
+                <w:rFonts w:ascii="Consolas" w:hAnsi="Consolas" w:cs="Arial"/>
+                <w:color w:val="00B050"/>
+                <w:sz w:val="18"/>
+                <w:szCs w:val="18"/>
+              </w:rPr>
+              <w:t xml:space="preserve"> </w:t>
             </w:r>
             <w:r>
               <w:rPr>
@@ -1653,7 +2524,27 @@
                 <w:sz w:val="18"/>
                 <w:szCs w:val="18"/>
               </w:rPr>
-              <w:t>{%p for G in ALLE_</w:t>
+              <w:t xml:space="preserve">{%p </w:t>
+            </w:r>
+            <w:proofErr w:type="spellStart"/>
+            <w:r>
+              <w:rPr>
+                <w:rFonts w:ascii="Consolas" w:hAnsi="Consolas" w:cs="Arial"/>
+                <w:color w:val="00B050"/>
+                <w:sz w:val="18"/>
+                <w:szCs w:val="18"/>
+              </w:rPr>
+              <w:t>for</w:t>
+            </w:r>
+            <w:proofErr w:type="spellEnd"/>
+            <w:r>
+              <w:rPr>
+                <w:rFonts w:ascii="Consolas" w:hAnsi="Consolas" w:cs="Arial"/>
+                <w:color w:val="00B050"/>
+                <w:sz w:val="18"/>
+                <w:szCs w:val="18"/>
+              </w:rPr>
+              <w:t xml:space="preserve"> G in ALLE_</w:t>
             </w:r>
             <w:r>
               <w:rPr>
@@ -1709,7 +2600,37 @@
                 <w:sz w:val="18"/>
                 <w:szCs w:val="18"/>
               </w:rPr>
-              <w:t xml:space="preserve"> if ALLE_</w:t>
+              <w:t xml:space="preserve"> </w:t>
+            </w:r>
+            <w:proofErr w:type="spellStart"/>
+            <w:r>
+              <w:rPr>
+                <w:rFonts w:ascii="Consolas" w:hAnsi="Consolas" w:cs="Arial"/>
+                <w:color w:val="00B050"/>
+                <w:sz w:val="18"/>
+                <w:szCs w:val="18"/>
+              </w:rPr>
+              <w:t>if</w:t>
+            </w:r>
+            <w:proofErr w:type="spellEnd"/>
+            <w:r>
+              <w:rPr>
+                <w:rFonts w:ascii="Consolas" w:hAnsi="Consolas" w:cs="Arial"/>
+                <w:color w:val="00B050"/>
+                <w:sz w:val="18"/>
+                <w:szCs w:val="18"/>
+              </w:rPr>
+              <w:t xml:space="preserve"> </w:t>
+            </w:r>
+            <w:proofErr w:type="spellStart"/>
+            <w:r>
+              <w:rPr>
+                <w:rFonts w:ascii="Consolas" w:hAnsi="Consolas" w:cs="Arial"/>
+                <w:color w:val="00B050"/>
+                <w:sz w:val="18"/>
+                <w:szCs w:val="18"/>
+              </w:rPr>
+              <w:t>ALLE_</w:t>
             </w:r>
             <w:r>
               <w:rPr>
@@ -1727,7 +2648,17 @@
                 <w:sz w:val="18"/>
                 <w:szCs w:val="18"/>
               </w:rPr>
-              <w:t>_LISTE|length &gt; 1 %}</w:t>
+              <w:t>_LISTE|length</w:t>
+            </w:r>
+            <w:proofErr w:type="spellEnd"/>
+            <w:r>
+              <w:rPr>
+                <w:rFonts w:ascii="Consolas" w:hAnsi="Consolas" w:cs="Arial"/>
+                <w:color w:val="00B050"/>
+                <w:sz w:val="18"/>
+                <w:szCs w:val="18"/>
+              </w:rPr>
+              <w:t xml:space="preserve"> &gt; 1 %}</w:t>
             </w:r>
           </w:p>
           <w:p>
@@ -1744,20 +2675,36 @@
                 <w:szCs w:val="22"/>
               </w:rPr>
             </w:pPr>
+            <w:proofErr w:type="gramStart"/>
             <w:r>
               <w:rPr>
                 <w:rStyle w:val="PlatzhalterZchn"/>
               </w:rPr>
-              <w:t>{{ G.NAME }}</w:t>
+              <w:t>{{ G.NAME</w:t>
+            </w:r>
+            <w:proofErr w:type="gramEnd"/>
+            <w:r>
+              <w:rPr>
+                <w:rStyle w:val="PlatzhalterZchn"/>
+              </w:rPr>
+              <w:t xml:space="preserve"> }}</w:t>
             </w:r>
             <w:r>
               <w:t xml:space="preserve">, </w:t>
             </w:r>
+            <w:proofErr w:type="gramStart"/>
             <w:r>
               <w:rPr>
                 <w:rStyle w:val="PlatzhalterZchn"/>
               </w:rPr>
-              <w:t>{{ G.ADRESSE }}</w:t>
+              <w:t>{{ G.ADRESSE</w:t>
+            </w:r>
+            <w:proofErr w:type="gramEnd"/>
+            <w:r>
+              <w:rPr>
+                <w:rStyle w:val="PlatzhalterZchn"/>
+              </w:rPr>
+              <w:t xml:space="preserve"> }}</w:t>
             </w:r>
           </w:p>
           <w:p>
@@ -1777,7 +2724,27 @@
                 <w:sz w:val="18"/>
                 <w:szCs w:val="18"/>
               </w:rPr>
-              <w:t>{%p if G.VERTRETER_NAME %}</w:t>
+              <w:t xml:space="preserve">{%p </w:t>
+            </w:r>
+            <w:proofErr w:type="spellStart"/>
+            <w:r>
+              <w:rPr>
+                <w:rFonts w:ascii="Consolas" w:hAnsi="Consolas" w:cs="Arial"/>
+                <w:color w:val="00B050"/>
+                <w:sz w:val="18"/>
+                <w:szCs w:val="18"/>
+              </w:rPr>
+              <w:t>if</w:t>
+            </w:r>
+            <w:proofErr w:type="spellEnd"/>
+            <w:r>
+              <w:rPr>
+                <w:rFonts w:ascii="Consolas" w:hAnsi="Consolas" w:cs="Arial"/>
+                <w:color w:val="00B050"/>
+                <w:sz w:val="18"/>
+                <w:szCs w:val="18"/>
+              </w:rPr>
+              <w:t xml:space="preserve"> G.VERTRETER_NAME %}</w:t>
             </w:r>
           </w:p>
           <w:p>
@@ -1795,20 +2762,64 @@
                 <w:color w:val="00B050"/>
               </w:rPr>
             </w:pPr>
+            <w:proofErr w:type="gramStart"/>
             <w:r>
               <w:rPr>
                 <w:rStyle w:val="PlatzhalterZchn"/>
               </w:rPr>
-              <w:t>{{ G.VERTRETER_NAME }}</w:t>
+              <w:t>{{ G.VERTRETER</w:t>
+            </w:r>
+            <w:proofErr w:type="gramEnd"/>
+            <w:r>
+              <w:rPr>
+                <w:rStyle w:val="PlatzhalterZchn"/>
+              </w:rPr>
+              <w:t>_</w:t>
+            </w:r>
+            <w:proofErr w:type="gramStart"/>
+            <w:r>
+              <w:rPr>
+                <w:rStyle w:val="PlatzhalterZchn"/>
+              </w:rPr>
+              <w:t>NAME }</w:t>
+            </w:r>
+            <w:proofErr w:type="gramEnd"/>
+            <w:r>
+              <w:rPr>
+                <w:rStyle w:val="PlatzhalterZchn"/>
+              </w:rPr>
+              <w:t>}</w:t>
             </w:r>
             <w:r>
               <w:t xml:space="preserve">, </w:t>
             </w:r>
+            <w:proofErr w:type="gramStart"/>
             <w:r>
               <w:rPr>
                 <w:rStyle w:val="PlatzhalterZchn"/>
               </w:rPr>
-              <w:t>{{ G.VERTRETER_ADRESSE }}</w:t>
+              <w:t>{{ G.VERTRETER</w:t>
+            </w:r>
+            <w:proofErr w:type="gramEnd"/>
+            <w:r>
+              <w:rPr>
+                <w:rStyle w:val="PlatzhalterZchn"/>
+              </w:rPr>
+              <w:t>_</w:t>
+            </w:r>
+            <w:proofErr w:type="gramStart"/>
+            <w:r>
+              <w:rPr>
+                <w:rStyle w:val="PlatzhalterZchn"/>
+              </w:rPr>
+              <w:t>ADRESSE }</w:t>
+            </w:r>
+            <w:proofErr w:type="gramEnd"/>
+            <w:r>
+              <w:rPr>
+                <w:rStyle w:val="PlatzhalterZchn"/>
+              </w:rPr>
+              <w:t>}</w:t>
             </w:r>
           </w:p>
           <w:p>
@@ -1828,7 +2839,27 @@
                 <w:sz w:val="18"/>
                 <w:szCs w:val="18"/>
               </w:rPr>
-              <w:t>{%p endif %}</w:t>
+              <w:t xml:space="preserve">{%p </w:t>
+            </w:r>
+            <w:proofErr w:type="spellStart"/>
+            <w:r>
+              <w:rPr>
+                <w:rFonts w:ascii="Consolas" w:hAnsi="Consolas" w:cs="Arial"/>
+                <w:color w:val="00B050"/>
+                <w:sz w:val="18"/>
+                <w:szCs w:val="18"/>
+              </w:rPr>
+              <w:t>endif</w:t>
+            </w:r>
+            <w:proofErr w:type="spellEnd"/>
+            <w:r>
+              <w:rPr>
+                <w:rFonts w:ascii="Consolas" w:hAnsi="Consolas" w:cs="Arial"/>
+                <w:color w:val="00B050"/>
+                <w:sz w:val="18"/>
+                <w:szCs w:val="18"/>
+              </w:rPr>
+              <w:t xml:space="preserve"> %}</w:t>
             </w:r>
           </w:p>
           <w:p>
@@ -1865,24 +2896,60 @@
                 <w:sz w:val="18"/>
                 <w:szCs w:val="18"/>
               </w:rPr>
-              <w:t xml:space="preserve"> else %}</w:t>
-            </w:r>
-          </w:p>
-          <w:p>
+              <w:t xml:space="preserve"> </w:t>
+            </w:r>
+            <w:proofErr w:type="spellStart"/>
+            <w:r>
+              <w:rPr>
+                <w:rFonts w:ascii="Consolas" w:hAnsi="Consolas" w:cs="Arial"/>
+                <w:color w:val="00B050"/>
+                <w:sz w:val="18"/>
+                <w:szCs w:val="18"/>
+              </w:rPr>
+              <w:t>else</w:t>
+            </w:r>
+            <w:proofErr w:type="spellEnd"/>
+            <w:r>
+              <w:rPr>
+                <w:rFonts w:ascii="Consolas" w:hAnsi="Consolas" w:cs="Arial"/>
+                <w:color w:val="00B050"/>
+                <w:sz w:val="18"/>
+                <w:szCs w:val="18"/>
+              </w:rPr>
+              <w:t xml:space="preserve"> %}</w:t>
+            </w:r>
+          </w:p>
+          <w:p>
+            <w:proofErr w:type="gramStart"/>
             <w:r>
               <w:rPr>
                 <w:rStyle w:val="PlatzhalterZchn"/>
               </w:rPr>
-              <w:t>{{ G.NAME }}</w:t>
+              <w:t>{{ G.NAME</w:t>
+            </w:r>
+            <w:proofErr w:type="gramEnd"/>
+            <w:r>
+              <w:rPr>
+                <w:rStyle w:val="PlatzhalterZchn"/>
+              </w:rPr>
+              <w:t xml:space="preserve"> }}</w:t>
             </w:r>
             <w:r>
               <w:t xml:space="preserve">, </w:t>
             </w:r>
+            <w:proofErr w:type="gramStart"/>
             <w:r>
               <w:rPr>
                 <w:rStyle w:val="PlatzhalterZchn"/>
               </w:rPr>
-              <w:t>{{ G.ADRESSE }}</w:t>
+              <w:t>{{ G.ADRESSE</w:t>
+            </w:r>
+            <w:proofErr w:type="gramEnd"/>
+            <w:r>
+              <w:rPr>
+                <w:rStyle w:val="PlatzhalterZchn"/>
+              </w:rPr>
+              <w:t xml:space="preserve"> }}</w:t>
             </w:r>
           </w:p>
           <w:p>
@@ -1901,7 +2968,27 @@
                 <w:sz w:val="18"/>
                 <w:szCs w:val="18"/>
               </w:rPr>
-              <w:t>{%p if G.VERTRETER_NAME %}</w:t>
+              <w:t xml:space="preserve">{%p </w:t>
+            </w:r>
+            <w:proofErr w:type="spellStart"/>
+            <w:r>
+              <w:rPr>
+                <w:rFonts w:ascii="Consolas" w:hAnsi="Consolas" w:cs="Arial"/>
+                <w:color w:val="00B050"/>
+                <w:sz w:val="18"/>
+                <w:szCs w:val="18"/>
+              </w:rPr>
+              <w:t>if</w:t>
+            </w:r>
+            <w:proofErr w:type="spellEnd"/>
+            <w:r>
+              <w:rPr>
+                <w:rFonts w:ascii="Consolas" w:hAnsi="Consolas" w:cs="Arial"/>
+                <w:color w:val="00B050"/>
+                <w:sz w:val="18"/>
+                <w:szCs w:val="18"/>
+              </w:rPr>
+              <w:t xml:space="preserve"> G.VERTRETER_NAME %}</w:t>
             </w:r>
           </w:p>
           <w:p>
@@ -1916,20 +3003,64 @@
             <w:pPr>
               <w:ind w:left="37"/>
             </w:pPr>
+            <w:proofErr w:type="gramStart"/>
             <w:r>
               <w:rPr>
                 <w:rStyle w:val="PlatzhalterZchn"/>
               </w:rPr>
-              <w:t>{{ G.VERTRETER_NAME }}</w:t>
+              <w:t>{{ G.VERTRETER</w:t>
+            </w:r>
+            <w:proofErr w:type="gramEnd"/>
+            <w:r>
+              <w:rPr>
+                <w:rStyle w:val="PlatzhalterZchn"/>
+              </w:rPr>
+              <w:t>_</w:t>
+            </w:r>
+            <w:proofErr w:type="gramStart"/>
+            <w:r>
+              <w:rPr>
+                <w:rStyle w:val="PlatzhalterZchn"/>
+              </w:rPr>
+              <w:t>NAME }</w:t>
+            </w:r>
+            <w:proofErr w:type="gramEnd"/>
+            <w:r>
+              <w:rPr>
+                <w:rStyle w:val="PlatzhalterZchn"/>
+              </w:rPr>
+              <w:t>}</w:t>
             </w:r>
             <w:r>
               <w:t xml:space="preserve">, </w:t>
             </w:r>
+            <w:proofErr w:type="gramStart"/>
             <w:r>
               <w:rPr>
                 <w:rStyle w:val="PlatzhalterZchn"/>
               </w:rPr>
-              <w:t>{{ G.VERTRETER_ADRESSE }}</w:t>
+              <w:t>{{ G.VERTRETER</w:t>
+            </w:r>
+            <w:proofErr w:type="gramEnd"/>
+            <w:r>
+              <w:rPr>
+                <w:rStyle w:val="PlatzhalterZchn"/>
+              </w:rPr>
+              <w:t>_</w:t>
+            </w:r>
+            <w:proofErr w:type="gramStart"/>
+            <w:r>
+              <w:rPr>
+                <w:rStyle w:val="PlatzhalterZchn"/>
+              </w:rPr>
+              <w:t>ADRESSE }</w:t>
+            </w:r>
+            <w:proofErr w:type="gramEnd"/>
+            <w:r>
+              <w:rPr>
+                <w:rStyle w:val="PlatzhalterZchn"/>
+              </w:rPr>
+              <w:t>}</w:t>
             </w:r>
           </w:p>
           <w:p>
@@ -1948,7 +3079,27 @@
                 <w:sz w:val="18"/>
                 <w:szCs w:val="18"/>
               </w:rPr>
-              <w:t>{%p endif %}</w:t>
+              <w:t xml:space="preserve">{%p </w:t>
+            </w:r>
+            <w:proofErr w:type="spellStart"/>
+            <w:r>
+              <w:rPr>
+                <w:rFonts w:ascii="Consolas" w:hAnsi="Consolas" w:cs="Arial"/>
+                <w:color w:val="00B050"/>
+                <w:sz w:val="18"/>
+                <w:szCs w:val="18"/>
+              </w:rPr>
+              <w:t>endif</w:t>
+            </w:r>
+            <w:proofErr w:type="spellEnd"/>
+            <w:r>
+              <w:rPr>
+                <w:rFonts w:ascii="Consolas" w:hAnsi="Consolas" w:cs="Arial"/>
+                <w:color w:val="00B050"/>
+                <w:sz w:val="18"/>
+                <w:szCs w:val="18"/>
+              </w:rPr>
+              <w:t xml:space="preserve"> %}</w:t>
             </w:r>
           </w:p>
           <w:p>
@@ -1967,7 +3118,27 @@
                 <w:sz w:val="18"/>
                 <w:szCs w:val="18"/>
               </w:rPr>
-              <w:t>{%p endif %}</w:t>
+              <w:t xml:space="preserve">{%p </w:t>
+            </w:r>
+            <w:proofErr w:type="spellStart"/>
+            <w:r>
+              <w:rPr>
+                <w:rFonts w:ascii="Consolas" w:hAnsi="Consolas" w:cs="Arial"/>
+                <w:color w:val="00B050"/>
+                <w:sz w:val="18"/>
+                <w:szCs w:val="18"/>
+              </w:rPr>
+              <w:t>endif</w:t>
+            </w:r>
+            <w:proofErr w:type="spellEnd"/>
+            <w:r>
+              <w:rPr>
+                <w:rFonts w:ascii="Consolas" w:hAnsi="Consolas" w:cs="Arial"/>
+                <w:color w:val="00B050"/>
+                <w:sz w:val="18"/>
+                <w:szCs w:val="18"/>
+              </w:rPr>
+              <w:t xml:space="preserve"> %}</w:t>
             </w:r>
           </w:p>
           <w:p>
@@ -1986,7 +3157,27 @@
                 <w:sz w:val="18"/>
                 <w:szCs w:val="18"/>
               </w:rPr>
-              <w:t>{%p endfor %}</w:t>
+              <w:t xml:space="preserve">{%p </w:t>
+            </w:r>
+            <w:proofErr w:type="spellStart"/>
+            <w:r>
+              <w:rPr>
+                <w:rFonts w:ascii="Consolas" w:hAnsi="Consolas" w:cs="Arial"/>
+                <w:color w:val="00B050"/>
+                <w:sz w:val="18"/>
+                <w:szCs w:val="18"/>
+              </w:rPr>
+              <w:t>endfor</w:t>
+            </w:r>
+            <w:proofErr w:type="spellEnd"/>
+            <w:r>
+              <w:rPr>
+                <w:rFonts w:ascii="Consolas" w:hAnsi="Consolas" w:cs="Arial"/>
+                <w:color w:val="00B050"/>
+                <w:sz w:val="18"/>
+                <w:szCs w:val="18"/>
+              </w:rPr>
+              <w:t xml:space="preserve"> %}</w:t>
             </w:r>
           </w:p>
           <w:p>
@@ -2005,16 +3196,36 @@
                 <w:sz w:val="18"/>
                 <w:szCs w:val="18"/>
               </w:rPr>
-              <w:t>{%p el</w:t>
-            </w:r>
-            <w:r>
-              <w:rPr>
-                <w:rFonts w:ascii="Consolas" w:hAnsi="Consolas"/>
-                <w:color w:val="00B050"/>
-                <w:sz w:val="18"/>
-                <w:szCs w:val="18"/>
-              </w:rPr>
-              <w:t xml:space="preserve">if </w:t>
+              <w:t xml:space="preserve">{%p </w:t>
+            </w:r>
+            <w:proofErr w:type="spellStart"/>
+            <w:r>
+              <w:rPr>
+                <w:rFonts w:ascii="Consolas" w:hAnsi="Consolas" w:cs="Arial"/>
+                <w:color w:val="00B050"/>
+                <w:sz w:val="18"/>
+                <w:szCs w:val="18"/>
+              </w:rPr>
+              <w:t>el</w:t>
+            </w:r>
+            <w:r>
+              <w:rPr>
+                <w:rFonts w:ascii="Consolas" w:hAnsi="Consolas"/>
+                <w:color w:val="00B050"/>
+                <w:sz w:val="18"/>
+                <w:szCs w:val="18"/>
+              </w:rPr>
+              <w:t>if</w:t>
+            </w:r>
+            <w:proofErr w:type="spellEnd"/>
+            <w:r>
+              <w:rPr>
+                <w:rFonts w:ascii="Consolas" w:hAnsi="Consolas"/>
+                <w:color w:val="00B050"/>
+                <w:sz w:val="18"/>
+                <w:szCs w:val="18"/>
+              </w:rPr>
+              <w:t xml:space="preserve"> </w:t>
             </w:r>
             <w:r>
               <w:rPr>
@@ -2074,7 +3285,27 @@
                 <w:sz w:val="18"/>
                 <w:szCs w:val="18"/>
               </w:rPr>
-              <w:t xml:space="preserve"> elif </w:t>
+              <w:t xml:space="preserve"> </w:t>
+            </w:r>
+            <w:proofErr w:type="spellStart"/>
+            <w:r>
+              <w:rPr>
+                <w:rFonts w:ascii="Consolas" w:hAnsi="Consolas"/>
+                <w:color w:val="00B050"/>
+                <w:sz w:val="18"/>
+                <w:szCs w:val="18"/>
+              </w:rPr>
+              <w:t>elif</w:t>
+            </w:r>
+            <w:proofErr w:type="spellEnd"/>
+            <w:r>
+              <w:rPr>
+                <w:rFonts w:ascii="Consolas" w:hAnsi="Consolas"/>
+                <w:color w:val="00B050"/>
+                <w:sz w:val="18"/>
+                <w:szCs w:val="18"/>
+              </w:rPr>
+              <w:t xml:space="preserve"> </w:t>
             </w:r>
             <w:r>
               <w:rPr>
@@ -2134,7 +3365,27 @@
                 <w:sz w:val="18"/>
                 <w:szCs w:val="18"/>
               </w:rPr>
-              <w:t xml:space="preserve"> else %}</w:t>
+              <w:t xml:space="preserve"> </w:t>
+            </w:r>
+            <w:proofErr w:type="spellStart"/>
+            <w:r>
+              <w:rPr>
+                <w:rFonts w:ascii="Consolas" w:hAnsi="Consolas"/>
+                <w:color w:val="00B050"/>
+                <w:sz w:val="18"/>
+                <w:szCs w:val="18"/>
+              </w:rPr>
+              <w:t>else</w:t>
+            </w:r>
+            <w:proofErr w:type="spellEnd"/>
+            <w:r>
+              <w:rPr>
+                <w:rFonts w:ascii="Consolas" w:hAnsi="Consolas"/>
+                <w:color w:val="00B050"/>
+                <w:sz w:val="18"/>
+                <w:szCs w:val="18"/>
+              </w:rPr>
+              <w:t xml:space="preserve"> %}</w:t>
             </w:r>
           </w:p>
           <w:p>
@@ -2150,7 +3401,27 @@
                 <w:sz w:val="18"/>
                 <w:szCs w:val="18"/>
               </w:rPr>
-              <w:t>{%p endif %}</w:t>
+              <w:t xml:space="preserve">{%p </w:t>
+            </w:r>
+            <w:proofErr w:type="spellStart"/>
+            <w:r>
+              <w:rPr>
+                <w:rFonts w:ascii="Consolas" w:hAnsi="Consolas" w:cs="Arial"/>
+                <w:color w:val="00B050"/>
+                <w:sz w:val="18"/>
+                <w:szCs w:val="18"/>
+              </w:rPr>
+              <w:t>endif</w:t>
+            </w:r>
+            <w:proofErr w:type="spellEnd"/>
+            <w:r>
+              <w:rPr>
+                <w:rFonts w:ascii="Consolas" w:hAnsi="Consolas" w:cs="Arial"/>
+                <w:color w:val="00B050"/>
+                <w:sz w:val="18"/>
+                <w:szCs w:val="18"/>
+              </w:rPr>
+              <w:t xml:space="preserve"> %}</w:t>
             </w:r>
           </w:p>
         </w:tc>
@@ -2158,7 +3429,7 @@
       <w:tr>
         <w:tc>
           <w:tcPr>
-            <w:tcW w:w="3119" w:type="dxa"/>
+            <w:tcW w:w="2835" w:type="dxa"/>
             <w:tcBorders>
               <w:bottom w:val="single" w:sz="4" w:space="0" w:color="D9D9D9" w:themeColor="background1" w:themeShade="D9"/>
               <w:right w:val="single" w:sz="4" w:space="0" w:color="FFFFFF" w:themeColor="background1"/>
@@ -2182,7 +3453,7 @@
         </w:tc>
         <w:tc>
           <w:tcPr>
-            <w:tcW w:w="6226" w:type="dxa"/>
+            <w:tcW w:w="6804" w:type="dxa"/>
             <w:tcBorders>
               <w:left w:val="single" w:sz="4" w:space="0" w:color="FFFFFF" w:themeColor="background1"/>
               <w:bottom w:val="single" w:sz="4" w:space="0" w:color="D9D9D9" w:themeColor="background1" w:themeShade="D9"/>
@@ -2205,7 +3476,27 @@
                 <w:sz w:val="18"/>
                 <w:szCs w:val="18"/>
               </w:rPr>
-              <w:t xml:space="preserve">{%p if </w:t>
+              <w:t xml:space="preserve">{%p </w:t>
+            </w:r>
+            <w:proofErr w:type="spellStart"/>
+            <w:r>
+              <w:rPr>
+                <w:rFonts w:ascii="Consolas" w:hAnsi="Consolas" w:cs="Arial"/>
+                <w:color w:val="00B050"/>
+                <w:sz w:val="18"/>
+                <w:szCs w:val="18"/>
+              </w:rPr>
+              <w:t>if</w:t>
+            </w:r>
+            <w:proofErr w:type="spellEnd"/>
+            <w:r>
+              <w:rPr>
+                <w:rFonts w:ascii="Consolas" w:hAnsi="Consolas" w:cs="Arial"/>
+                <w:color w:val="00B050"/>
+                <w:sz w:val="18"/>
+                <w:szCs w:val="18"/>
+              </w:rPr>
+              <w:t xml:space="preserve"> </w:t>
             </w:r>
             <w:r>
               <w:rPr>
@@ -2260,7 +3551,27 @@
                 <w:sz w:val="18"/>
                 <w:szCs w:val="18"/>
               </w:rPr>
-              <w:t>{%p for G in ALLE_</w:t>
+              <w:t xml:space="preserve">{%p </w:t>
+            </w:r>
+            <w:proofErr w:type="spellStart"/>
+            <w:r>
+              <w:rPr>
+                <w:rFonts w:ascii="Consolas" w:hAnsi="Consolas" w:cs="Arial"/>
+                <w:color w:val="00B050"/>
+                <w:sz w:val="18"/>
+                <w:szCs w:val="18"/>
+              </w:rPr>
+              <w:t>for</w:t>
+            </w:r>
+            <w:proofErr w:type="spellEnd"/>
+            <w:r>
+              <w:rPr>
+                <w:rFonts w:ascii="Consolas" w:hAnsi="Consolas" w:cs="Arial"/>
+                <w:color w:val="00B050"/>
+                <w:sz w:val="18"/>
+                <w:szCs w:val="18"/>
+              </w:rPr>
+              <w:t xml:space="preserve"> G in ALLE_</w:t>
             </w:r>
             <w:r>
               <w:rPr>
@@ -2316,7 +3627,37 @@
                 <w:sz w:val="18"/>
                 <w:szCs w:val="18"/>
               </w:rPr>
-              <w:t xml:space="preserve"> if ALLE_</w:t>
+              <w:t xml:space="preserve"> </w:t>
+            </w:r>
+            <w:proofErr w:type="spellStart"/>
+            <w:r>
+              <w:rPr>
+                <w:rFonts w:ascii="Consolas" w:hAnsi="Consolas" w:cs="Arial"/>
+                <w:color w:val="00B050"/>
+                <w:sz w:val="18"/>
+                <w:szCs w:val="18"/>
+              </w:rPr>
+              <w:t>if</w:t>
+            </w:r>
+            <w:proofErr w:type="spellEnd"/>
+            <w:r>
+              <w:rPr>
+                <w:rFonts w:ascii="Consolas" w:hAnsi="Consolas" w:cs="Arial"/>
+                <w:color w:val="00B050"/>
+                <w:sz w:val="18"/>
+                <w:szCs w:val="18"/>
+              </w:rPr>
+              <w:t xml:space="preserve"> </w:t>
+            </w:r>
+            <w:proofErr w:type="spellStart"/>
+            <w:r>
+              <w:rPr>
+                <w:rFonts w:ascii="Consolas" w:hAnsi="Consolas" w:cs="Arial"/>
+                <w:color w:val="00B050"/>
+                <w:sz w:val="18"/>
+                <w:szCs w:val="18"/>
+              </w:rPr>
+              <w:t>ALLE_</w:t>
             </w:r>
             <w:r>
               <w:rPr>
@@ -2334,7 +3675,17 @@
                 <w:sz w:val="18"/>
                 <w:szCs w:val="18"/>
               </w:rPr>
-              <w:t>_LISTE|length &gt; 1 %}</w:t>
+              <w:t>_LISTE|length</w:t>
+            </w:r>
+            <w:proofErr w:type="spellEnd"/>
+            <w:r>
+              <w:rPr>
+                <w:rFonts w:ascii="Consolas" w:hAnsi="Consolas" w:cs="Arial"/>
+                <w:color w:val="00B050"/>
+                <w:sz w:val="18"/>
+                <w:szCs w:val="18"/>
+              </w:rPr>
+              <w:t xml:space="preserve"> &gt; 1 %}</w:t>
             </w:r>
           </w:p>
           <w:p>
@@ -2351,20 +3702,36 @@
                 <w:szCs w:val="22"/>
               </w:rPr>
             </w:pPr>
+            <w:proofErr w:type="gramStart"/>
             <w:r>
               <w:rPr>
                 <w:rStyle w:val="PlatzhalterZchn"/>
               </w:rPr>
-              <w:t>{{ G.NAME }}</w:t>
+              <w:t>{{ G.NAME</w:t>
+            </w:r>
+            <w:proofErr w:type="gramEnd"/>
+            <w:r>
+              <w:rPr>
+                <w:rStyle w:val="PlatzhalterZchn"/>
+              </w:rPr>
+              <w:t xml:space="preserve"> }}</w:t>
             </w:r>
             <w:r>
               <w:t xml:space="preserve">, </w:t>
             </w:r>
+            <w:proofErr w:type="gramStart"/>
             <w:r>
               <w:rPr>
                 <w:rStyle w:val="PlatzhalterZchn"/>
               </w:rPr>
-              <w:t>{{ G.ADRESSE }}</w:t>
+              <w:t>{{ G.ADRESSE</w:t>
+            </w:r>
+            <w:proofErr w:type="gramEnd"/>
+            <w:r>
+              <w:rPr>
+                <w:rStyle w:val="PlatzhalterZchn"/>
+              </w:rPr>
+              <w:t xml:space="preserve"> }}</w:t>
             </w:r>
           </w:p>
           <w:p>
@@ -2384,7 +3751,27 @@
                 <w:sz w:val="18"/>
                 <w:szCs w:val="18"/>
               </w:rPr>
-              <w:t>{%p if G.VERTRETER_NAME %}</w:t>
+              <w:t xml:space="preserve">{%p </w:t>
+            </w:r>
+            <w:proofErr w:type="spellStart"/>
+            <w:r>
+              <w:rPr>
+                <w:rFonts w:ascii="Consolas" w:hAnsi="Consolas" w:cs="Arial"/>
+                <w:color w:val="00B050"/>
+                <w:sz w:val="18"/>
+                <w:szCs w:val="18"/>
+              </w:rPr>
+              <w:t>if</w:t>
+            </w:r>
+            <w:proofErr w:type="spellEnd"/>
+            <w:r>
+              <w:rPr>
+                <w:rFonts w:ascii="Consolas" w:hAnsi="Consolas" w:cs="Arial"/>
+                <w:color w:val="00B050"/>
+                <w:sz w:val="18"/>
+                <w:szCs w:val="18"/>
+              </w:rPr>
+              <w:t xml:space="preserve"> G.VERTRETER_NAME %}</w:t>
             </w:r>
           </w:p>
           <w:p>
@@ -2399,20 +3786,64 @@
             <w:pPr>
               <w:ind w:left="357"/>
             </w:pPr>
+            <w:proofErr w:type="gramStart"/>
             <w:r>
               <w:rPr>
                 <w:rStyle w:val="PlatzhalterZchn"/>
               </w:rPr>
-              <w:t>{{ G.VERTRETER_NAME }}</w:t>
+              <w:t>{{ G.VERTRETER</w:t>
+            </w:r>
+            <w:proofErr w:type="gramEnd"/>
+            <w:r>
+              <w:rPr>
+                <w:rStyle w:val="PlatzhalterZchn"/>
+              </w:rPr>
+              <w:t>_</w:t>
+            </w:r>
+            <w:proofErr w:type="gramStart"/>
+            <w:r>
+              <w:rPr>
+                <w:rStyle w:val="PlatzhalterZchn"/>
+              </w:rPr>
+              <w:t>NAME }</w:t>
+            </w:r>
+            <w:proofErr w:type="gramEnd"/>
+            <w:r>
+              <w:rPr>
+                <w:rStyle w:val="PlatzhalterZchn"/>
+              </w:rPr>
+              <w:t>}</w:t>
             </w:r>
             <w:r>
               <w:t xml:space="preserve">, </w:t>
             </w:r>
+            <w:proofErr w:type="gramStart"/>
             <w:r>
               <w:rPr>
                 <w:rStyle w:val="PlatzhalterZchn"/>
               </w:rPr>
-              <w:t>{{ G.VERTRETER_ADRESSE }}</w:t>
+              <w:t>{{ G.VERTRETER</w:t>
+            </w:r>
+            <w:proofErr w:type="gramEnd"/>
+            <w:r>
+              <w:rPr>
+                <w:rStyle w:val="PlatzhalterZchn"/>
+              </w:rPr>
+              <w:t>_</w:t>
+            </w:r>
+            <w:proofErr w:type="gramStart"/>
+            <w:r>
+              <w:rPr>
+                <w:rStyle w:val="PlatzhalterZchn"/>
+              </w:rPr>
+              <w:t>ADRESSE }</w:t>
+            </w:r>
+            <w:proofErr w:type="gramEnd"/>
+            <w:r>
+              <w:rPr>
+                <w:rStyle w:val="PlatzhalterZchn"/>
+              </w:rPr>
+              <w:t>}</w:t>
             </w:r>
           </w:p>
           <w:p>
@@ -2432,7 +3863,27 @@
                 <w:sz w:val="18"/>
                 <w:szCs w:val="18"/>
               </w:rPr>
-              <w:t>{%p endif %}</w:t>
+              <w:t xml:space="preserve">{%p </w:t>
+            </w:r>
+            <w:proofErr w:type="spellStart"/>
+            <w:r>
+              <w:rPr>
+                <w:rFonts w:ascii="Consolas" w:hAnsi="Consolas" w:cs="Arial"/>
+                <w:color w:val="00B050"/>
+                <w:sz w:val="18"/>
+                <w:szCs w:val="18"/>
+              </w:rPr>
+              <w:t>endif</w:t>
+            </w:r>
+            <w:proofErr w:type="spellEnd"/>
+            <w:r>
+              <w:rPr>
+                <w:rFonts w:ascii="Consolas" w:hAnsi="Consolas" w:cs="Arial"/>
+                <w:color w:val="00B050"/>
+                <w:sz w:val="18"/>
+                <w:szCs w:val="18"/>
+              </w:rPr>
+              <w:t xml:space="preserve"> %}</w:t>
             </w:r>
           </w:p>
           <w:p>
@@ -2469,24 +3920,60 @@
                 <w:sz w:val="18"/>
                 <w:szCs w:val="18"/>
               </w:rPr>
-              <w:t xml:space="preserve"> else %}</w:t>
-            </w:r>
-          </w:p>
-          <w:p>
+              <w:t xml:space="preserve"> </w:t>
+            </w:r>
+            <w:proofErr w:type="spellStart"/>
+            <w:r>
+              <w:rPr>
+                <w:rFonts w:ascii="Consolas" w:hAnsi="Consolas" w:cs="Arial"/>
+                <w:color w:val="00B050"/>
+                <w:sz w:val="18"/>
+                <w:szCs w:val="18"/>
+              </w:rPr>
+              <w:t>else</w:t>
+            </w:r>
+            <w:proofErr w:type="spellEnd"/>
+            <w:r>
+              <w:rPr>
+                <w:rFonts w:ascii="Consolas" w:hAnsi="Consolas" w:cs="Arial"/>
+                <w:color w:val="00B050"/>
+                <w:sz w:val="18"/>
+                <w:szCs w:val="18"/>
+              </w:rPr>
+              <w:t xml:space="preserve"> %}</w:t>
+            </w:r>
+          </w:p>
+          <w:p>
+            <w:proofErr w:type="gramStart"/>
             <w:r>
               <w:rPr>
                 <w:rStyle w:val="PlatzhalterZchn"/>
               </w:rPr>
-              <w:t>{{ G.NAME }}</w:t>
+              <w:t>{{ G.NAME</w:t>
+            </w:r>
+            <w:proofErr w:type="gramEnd"/>
+            <w:r>
+              <w:rPr>
+                <w:rStyle w:val="PlatzhalterZchn"/>
+              </w:rPr>
+              <w:t xml:space="preserve"> }}</w:t>
             </w:r>
             <w:r>
               <w:t xml:space="preserve">, </w:t>
             </w:r>
+            <w:proofErr w:type="gramStart"/>
             <w:r>
               <w:rPr>
                 <w:rStyle w:val="PlatzhalterZchn"/>
               </w:rPr>
-              <w:t>{{ G.ADRESSE }}</w:t>
+              <w:t>{{ G.ADRESSE</w:t>
+            </w:r>
+            <w:proofErr w:type="gramEnd"/>
+            <w:r>
+              <w:rPr>
+                <w:rStyle w:val="PlatzhalterZchn"/>
+              </w:rPr>
+              <w:t xml:space="preserve"> }}</w:t>
             </w:r>
           </w:p>
           <w:p>
@@ -2505,7 +3992,27 @@
                 <w:sz w:val="18"/>
                 <w:szCs w:val="18"/>
               </w:rPr>
-              <w:t>{%p if G.VERTRETER_NAME %}</w:t>
+              <w:t xml:space="preserve">{%p </w:t>
+            </w:r>
+            <w:proofErr w:type="spellStart"/>
+            <w:r>
+              <w:rPr>
+                <w:rFonts w:ascii="Consolas" w:hAnsi="Consolas" w:cs="Arial"/>
+                <w:color w:val="00B050"/>
+                <w:sz w:val="18"/>
+                <w:szCs w:val="18"/>
+              </w:rPr>
+              <w:t>if</w:t>
+            </w:r>
+            <w:proofErr w:type="spellEnd"/>
+            <w:r>
+              <w:rPr>
+                <w:rFonts w:ascii="Consolas" w:hAnsi="Consolas" w:cs="Arial"/>
+                <w:color w:val="00B050"/>
+                <w:sz w:val="18"/>
+                <w:szCs w:val="18"/>
+              </w:rPr>
+              <w:t xml:space="preserve"> G.VERTRETER_NAME %}</w:t>
             </w:r>
           </w:p>
           <w:p>
@@ -2520,20 +4027,64 @@
             <w:pPr>
               <w:ind w:left="37"/>
             </w:pPr>
+            <w:proofErr w:type="gramStart"/>
             <w:r>
               <w:rPr>
                 <w:rStyle w:val="PlatzhalterZchn"/>
               </w:rPr>
-              <w:t>{{ G.VERTRETER_NAME }}</w:t>
+              <w:t>{{ G.VERTRETER</w:t>
+            </w:r>
+            <w:proofErr w:type="gramEnd"/>
+            <w:r>
+              <w:rPr>
+                <w:rStyle w:val="PlatzhalterZchn"/>
+              </w:rPr>
+              <w:t>_</w:t>
+            </w:r>
+            <w:proofErr w:type="gramStart"/>
+            <w:r>
+              <w:rPr>
+                <w:rStyle w:val="PlatzhalterZchn"/>
+              </w:rPr>
+              <w:t>NAME }</w:t>
+            </w:r>
+            <w:proofErr w:type="gramEnd"/>
+            <w:r>
+              <w:rPr>
+                <w:rStyle w:val="PlatzhalterZchn"/>
+              </w:rPr>
+              <w:t>}</w:t>
             </w:r>
             <w:r>
               <w:t xml:space="preserve">, </w:t>
             </w:r>
+            <w:proofErr w:type="gramStart"/>
             <w:r>
               <w:rPr>
                 <w:rStyle w:val="PlatzhalterZchn"/>
               </w:rPr>
-              <w:t>{{ G.VERTRETER_ADRESSE }}</w:t>
+              <w:t>{{ G.VERTRETER</w:t>
+            </w:r>
+            <w:proofErr w:type="gramEnd"/>
+            <w:r>
+              <w:rPr>
+                <w:rStyle w:val="PlatzhalterZchn"/>
+              </w:rPr>
+              <w:t>_</w:t>
+            </w:r>
+            <w:proofErr w:type="gramStart"/>
+            <w:r>
+              <w:rPr>
+                <w:rStyle w:val="PlatzhalterZchn"/>
+              </w:rPr>
+              <w:t>ADRESSE }</w:t>
+            </w:r>
+            <w:proofErr w:type="gramEnd"/>
+            <w:r>
+              <w:rPr>
+                <w:rStyle w:val="PlatzhalterZchn"/>
+              </w:rPr>
+              <w:t>}</w:t>
             </w:r>
           </w:p>
           <w:p>
@@ -2552,7 +4103,27 @@
                 <w:sz w:val="18"/>
                 <w:szCs w:val="18"/>
               </w:rPr>
-              <w:t>{%p endif %}</w:t>
+              <w:t xml:space="preserve">{%p </w:t>
+            </w:r>
+            <w:proofErr w:type="spellStart"/>
+            <w:r>
+              <w:rPr>
+                <w:rFonts w:ascii="Consolas" w:hAnsi="Consolas" w:cs="Arial"/>
+                <w:color w:val="00B050"/>
+                <w:sz w:val="18"/>
+                <w:szCs w:val="18"/>
+              </w:rPr>
+              <w:t>endif</w:t>
+            </w:r>
+            <w:proofErr w:type="spellEnd"/>
+            <w:r>
+              <w:rPr>
+                <w:rFonts w:ascii="Consolas" w:hAnsi="Consolas" w:cs="Arial"/>
+                <w:color w:val="00B050"/>
+                <w:sz w:val="18"/>
+                <w:szCs w:val="18"/>
+              </w:rPr>
+              <w:t xml:space="preserve"> %}</w:t>
             </w:r>
           </w:p>
           <w:p>
@@ -2571,7 +4142,27 @@
                 <w:sz w:val="18"/>
                 <w:szCs w:val="18"/>
               </w:rPr>
-              <w:t>{%p endif %}</w:t>
+              <w:t xml:space="preserve">{%p </w:t>
+            </w:r>
+            <w:proofErr w:type="spellStart"/>
+            <w:r>
+              <w:rPr>
+                <w:rFonts w:ascii="Consolas" w:hAnsi="Consolas" w:cs="Arial"/>
+                <w:color w:val="00B050"/>
+                <w:sz w:val="18"/>
+                <w:szCs w:val="18"/>
+              </w:rPr>
+              <w:t>endif</w:t>
+            </w:r>
+            <w:proofErr w:type="spellEnd"/>
+            <w:r>
+              <w:rPr>
+                <w:rFonts w:ascii="Consolas" w:hAnsi="Consolas" w:cs="Arial"/>
+                <w:color w:val="00B050"/>
+                <w:sz w:val="18"/>
+                <w:szCs w:val="18"/>
+              </w:rPr>
+              <w:t xml:space="preserve"> %}</w:t>
             </w:r>
           </w:p>
           <w:p>
@@ -2590,7 +4181,27 @@
                 <w:sz w:val="18"/>
                 <w:szCs w:val="18"/>
               </w:rPr>
-              <w:t>{%p endfor %}</w:t>
+              <w:t xml:space="preserve">{%p </w:t>
+            </w:r>
+            <w:proofErr w:type="spellStart"/>
+            <w:r>
+              <w:rPr>
+                <w:rFonts w:ascii="Consolas" w:hAnsi="Consolas" w:cs="Arial"/>
+                <w:color w:val="00B050"/>
+                <w:sz w:val="18"/>
+                <w:szCs w:val="18"/>
+              </w:rPr>
+              <w:t>endfor</w:t>
+            </w:r>
+            <w:proofErr w:type="spellEnd"/>
+            <w:r>
+              <w:rPr>
+                <w:rFonts w:ascii="Consolas" w:hAnsi="Consolas" w:cs="Arial"/>
+                <w:color w:val="00B050"/>
+                <w:sz w:val="18"/>
+                <w:szCs w:val="18"/>
+              </w:rPr>
+              <w:t xml:space="preserve"> %}</w:t>
             </w:r>
           </w:p>
           <w:p>
@@ -2609,17 +4220,36 @@
                 <w:sz w:val="18"/>
                 <w:szCs w:val="18"/>
               </w:rPr>
-              <w:lastRenderedPageBreak/>
-              <w:t>{%p el</w:t>
-            </w:r>
-            <w:r>
-              <w:rPr>
-                <w:rFonts w:ascii="Consolas" w:hAnsi="Consolas"/>
-                <w:color w:val="00B050"/>
-                <w:sz w:val="18"/>
-                <w:szCs w:val="18"/>
-              </w:rPr>
-              <w:t xml:space="preserve">if </w:t>
+              <w:t xml:space="preserve">{%p </w:t>
+            </w:r>
+            <w:proofErr w:type="spellStart"/>
+            <w:r>
+              <w:rPr>
+                <w:rFonts w:ascii="Consolas" w:hAnsi="Consolas" w:cs="Arial"/>
+                <w:color w:val="00B050"/>
+                <w:sz w:val="18"/>
+                <w:szCs w:val="18"/>
+              </w:rPr>
+              <w:t>el</w:t>
+            </w:r>
+            <w:r>
+              <w:rPr>
+                <w:rFonts w:ascii="Consolas" w:hAnsi="Consolas"/>
+                <w:color w:val="00B050"/>
+                <w:sz w:val="18"/>
+                <w:szCs w:val="18"/>
+              </w:rPr>
+              <w:t>if</w:t>
+            </w:r>
+            <w:proofErr w:type="spellEnd"/>
+            <w:r>
+              <w:rPr>
+                <w:rFonts w:ascii="Consolas" w:hAnsi="Consolas"/>
+                <w:color w:val="00B050"/>
+                <w:sz w:val="18"/>
+                <w:szCs w:val="18"/>
+              </w:rPr>
+              <w:t xml:space="preserve"> </w:t>
             </w:r>
             <w:r>
               <w:rPr>
@@ -2679,7 +4309,27 @@
                 <w:sz w:val="18"/>
                 <w:szCs w:val="18"/>
               </w:rPr>
-              <w:t xml:space="preserve"> elif </w:t>
+              <w:t xml:space="preserve"> </w:t>
+            </w:r>
+            <w:proofErr w:type="spellStart"/>
+            <w:r>
+              <w:rPr>
+                <w:rFonts w:ascii="Consolas" w:hAnsi="Consolas"/>
+                <w:color w:val="00B050"/>
+                <w:sz w:val="18"/>
+                <w:szCs w:val="18"/>
+              </w:rPr>
+              <w:t>elif</w:t>
+            </w:r>
+            <w:proofErr w:type="spellEnd"/>
+            <w:r>
+              <w:rPr>
+                <w:rFonts w:ascii="Consolas" w:hAnsi="Consolas"/>
+                <w:color w:val="00B050"/>
+                <w:sz w:val="18"/>
+                <w:szCs w:val="18"/>
+              </w:rPr>
+              <w:t xml:space="preserve"> </w:t>
             </w:r>
             <w:r>
               <w:rPr>
@@ -2739,7 +4389,27 @@
                 <w:sz w:val="18"/>
                 <w:szCs w:val="18"/>
               </w:rPr>
-              <w:t xml:space="preserve"> else %}</w:t>
+              <w:t xml:space="preserve"> </w:t>
+            </w:r>
+            <w:proofErr w:type="spellStart"/>
+            <w:r>
+              <w:rPr>
+                <w:rFonts w:ascii="Consolas" w:hAnsi="Consolas"/>
+                <w:color w:val="00B050"/>
+                <w:sz w:val="18"/>
+                <w:szCs w:val="18"/>
+              </w:rPr>
+              <w:t>else</w:t>
+            </w:r>
+            <w:proofErr w:type="spellEnd"/>
+            <w:r>
+              <w:rPr>
+                <w:rFonts w:ascii="Consolas" w:hAnsi="Consolas"/>
+                <w:color w:val="00B050"/>
+                <w:sz w:val="18"/>
+                <w:szCs w:val="18"/>
+              </w:rPr>
+              <w:t xml:space="preserve"> %}</w:t>
             </w:r>
           </w:p>
           <w:p>
@@ -2755,7 +4425,27 @@
                 <w:sz w:val="18"/>
                 <w:szCs w:val="18"/>
               </w:rPr>
-              <w:t>{%p endif %}</w:t>
+              <w:t xml:space="preserve">{%p </w:t>
+            </w:r>
+            <w:proofErr w:type="spellStart"/>
+            <w:r>
+              <w:rPr>
+                <w:rFonts w:ascii="Consolas" w:hAnsi="Consolas" w:cs="Arial"/>
+                <w:color w:val="00B050"/>
+                <w:sz w:val="18"/>
+                <w:szCs w:val="18"/>
+              </w:rPr>
+              <w:t>endif</w:t>
+            </w:r>
+            <w:proofErr w:type="spellEnd"/>
+            <w:r>
+              <w:rPr>
+                <w:rFonts w:ascii="Consolas" w:hAnsi="Consolas" w:cs="Arial"/>
+                <w:color w:val="00B050"/>
+                <w:sz w:val="18"/>
+                <w:szCs w:val="18"/>
+              </w:rPr>
+              <w:t xml:space="preserve"> %}</w:t>
             </w:r>
           </w:p>
         </w:tc>
@@ -2763,7 +4453,7 @@
       <w:tr>
         <w:tc>
           <w:tcPr>
-            <w:tcW w:w="3119" w:type="dxa"/>
+            <w:tcW w:w="2835" w:type="dxa"/>
             <w:tcBorders>
               <w:bottom w:val="single" w:sz="4" w:space="0" w:color="D9D9D9" w:themeColor="background1" w:themeShade="D9"/>
               <w:right w:val="single" w:sz="4" w:space="0" w:color="D9D9D9" w:themeColor="background1" w:themeShade="D9"/>
@@ -2781,14 +4471,13 @@
               <w:rPr>
                 <w:rStyle w:val="Fett"/>
               </w:rPr>
-              <w:lastRenderedPageBreak/>
               <w:t>Bauvorhaben</w:t>
             </w:r>
           </w:p>
         </w:tc>
         <w:tc>
           <w:tcPr>
-            <w:tcW w:w="6226" w:type="dxa"/>
+            <w:tcW w:w="6804" w:type="dxa"/>
             <w:tcBorders>
               <w:left w:val="single" w:sz="4" w:space="0" w:color="D9D9D9" w:themeColor="background1" w:themeShade="D9"/>
               <w:bottom w:val="single" w:sz="4" w:space="0" w:color="D9D9D9" w:themeColor="background1" w:themeShade="D9"/>
@@ -2799,8 +4488,22 @@
             <w:pPr>
               <w:pStyle w:val="Platzhalter"/>
             </w:pPr>
-            <w:r>
-              <w:t>{{ BESCHREIBUNG_BAUVORHABEN }}</w:t>
+            <w:proofErr w:type="gramStart"/>
+            <w:r>
+              <w:t xml:space="preserve">{{ </w:t>
+            </w:r>
+            <w:r>
+              <w:t>KURZBESCHREIBUNG</w:t>
+            </w:r>
+            <w:proofErr w:type="gramEnd"/>
+            <w:r>
+              <w:t>_BAUVORHABEN</w:t>
+            </w:r>
+            <w:r>
+              <w:t xml:space="preserve"> </w:t>
+            </w:r>
+            <w:r>
+              <w:t>}}</w:t>
             </w:r>
           </w:p>
         </w:tc>
@@ -2808,7 +4511,7 @@
       <w:tr>
         <w:tc>
           <w:tcPr>
-            <w:tcW w:w="3119" w:type="dxa"/>
+            <w:tcW w:w="2835" w:type="dxa"/>
             <w:tcBorders>
               <w:bottom w:val="single" w:sz="4" w:space="0" w:color="D9D9D9" w:themeColor="background1" w:themeShade="D9"/>
               <w:right w:val="single" w:sz="4" w:space="0" w:color="FFFFFF" w:themeColor="background1"/>
@@ -2826,13 +4529,14 @@
               <w:rPr>
                 <w:rStyle w:val="Fett"/>
               </w:rPr>
+              <w:lastRenderedPageBreak/>
               <w:t>Adresse</w:t>
             </w:r>
           </w:p>
         </w:tc>
         <w:tc>
           <w:tcPr>
-            <w:tcW w:w="6226" w:type="dxa"/>
+            <w:tcW w:w="6804" w:type="dxa"/>
             <w:tcBorders>
               <w:left w:val="single" w:sz="4" w:space="0" w:color="FFFFFF" w:themeColor="background1"/>
               <w:bottom w:val="single" w:sz="4" w:space="0" w:color="D9D9D9" w:themeColor="background1" w:themeShade="D9"/>
@@ -2843,8 +4547,13 @@
             <w:pPr>
               <w:pStyle w:val="Platzhalter"/>
             </w:pPr>
-            <w:r>
-              <w:t>{{ ADRESSE }}</w:t>
+            <w:proofErr w:type="gramStart"/>
+            <w:r>
+              <w:t>{{ ADRESSE</w:t>
+            </w:r>
+            <w:proofErr w:type="gramEnd"/>
+            <w:r>
+              <w:t xml:space="preserve"> }}</w:t>
             </w:r>
           </w:p>
         </w:tc>
@@ -2852,7 +4561,7 @@
       <w:tr>
         <w:tc>
           <w:tcPr>
-            <w:tcW w:w="3119" w:type="dxa"/>
+            <w:tcW w:w="2835" w:type="dxa"/>
             <w:tcBorders>
               <w:right w:val="single" w:sz="4" w:space="0" w:color="FFFFFF" w:themeColor="background1"/>
             </w:tcBorders>
@@ -2875,7 +4584,7 @@
         </w:tc>
         <w:tc>
           <w:tcPr>
-            <w:tcW w:w="6226" w:type="dxa"/>
+            <w:tcW w:w="6804" w:type="dxa"/>
             <w:tcBorders>
               <w:left w:val="single" w:sz="4" w:space="0" w:color="FFFFFF" w:themeColor="background1"/>
             </w:tcBorders>
@@ -2885,12 +4594,14 @@
             <w:pPr>
               <w:pStyle w:val="Platzhalter"/>
             </w:pPr>
+            <w:proofErr w:type="gramStart"/>
             <w:r>
               <w:t xml:space="preserve">{{ </w:t>
             </w:r>
             <w:r>
               <w:t>GRUNDSTUECK</w:t>
             </w:r>
+            <w:proofErr w:type="gramEnd"/>
             <w:r>
               <w:t xml:space="preserve"> }}</w:t>
             </w:r>
@@ -2913,13 +4624,27 @@
           <w:sz w:val="18"/>
           <w:szCs w:val="18"/>
         </w:rPr>
-        <w:t>{% if ZUSTAENDIG_NAME %}</w:t>
+        <w:t xml:space="preserve">{% </w:t>
       </w:r>
+      <w:proofErr w:type="spellStart"/>
       <w:r>
         <w:rPr>
-          <w:rStyle w:val="PlatzhalterZchn"/>
+          <w:rFonts w:ascii="Consolas" w:hAnsi="Consolas"/>
+          <w:color w:val="00B050"/>
+          <w:sz w:val="18"/>
+          <w:szCs w:val="18"/>
         </w:rPr>
-        <w:t>{{ ZUSTAENDIG_NAME }}</w:t>
+        <w:t>if</w:t>
+      </w:r>
+      <w:proofErr w:type="spellEnd"/>
+      <w:r>
+        <w:rPr>
+          <w:rFonts w:ascii="Consolas" w:hAnsi="Consolas"/>
+          <w:color w:val="00B050"/>
+          <w:sz w:val="18"/>
+          <w:szCs w:val="18"/>
+        </w:rPr>
+        <w:t xml:space="preserve"> </w:t>
       </w:r>
       <w:r>
         <w:rPr>
@@ -2928,7 +4653,150 @@
           <w:sz w:val="18"/>
           <w:szCs w:val="18"/>
         </w:rPr>
-        <w:t>{% endif %}</w:t>
+        <w:t>ZUSTAENDIG_NAME</w:t>
+      </w:r>
+      <w:r>
+        <w:rPr>
+          <w:rFonts w:ascii="Consolas" w:hAnsi="Consolas"/>
+          <w:color w:val="00B050"/>
+          <w:sz w:val="18"/>
+          <w:szCs w:val="18"/>
+        </w:rPr>
+        <w:t xml:space="preserve"> </w:t>
+      </w:r>
+      <w:proofErr w:type="gramStart"/>
+      <w:r>
+        <w:rPr>
+          <w:rFonts w:ascii="Consolas" w:hAnsi="Consolas"/>
+          <w:color w:val="00B050"/>
+          <w:sz w:val="18"/>
+          <w:szCs w:val="18"/>
+        </w:rPr>
+        <w:t>%}</w:t>
+      </w:r>
+      <w:r>
+        <w:rPr>
+          <w:rStyle w:val="PlatzhalterZchn"/>
+        </w:rPr>
+        <w:t>{{ ZUSTAENDIG</w:t>
+      </w:r>
+      <w:proofErr w:type="gramEnd"/>
+      <w:r>
+        <w:rPr>
+          <w:rStyle w:val="PlatzhalterZchn"/>
+        </w:rPr>
+        <w:t>_</w:t>
+      </w:r>
+      <w:proofErr w:type="gramStart"/>
+      <w:r>
+        <w:rPr>
+          <w:rStyle w:val="PlatzhalterZchn"/>
+        </w:rPr>
+        <w:t>NAME }}</w:t>
+      </w:r>
+      <w:r>
+        <w:rPr>
+          <w:rFonts w:ascii="Consolas" w:hAnsi="Consolas"/>
+          <w:color w:val="00B050"/>
+          <w:sz w:val="18"/>
+          <w:szCs w:val="18"/>
+        </w:rPr>
+        <w:t>{</w:t>
+      </w:r>
+      <w:proofErr w:type="gramEnd"/>
+      <w:r>
+        <w:rPr>
+          <w:rFonts w:ascii="Consolas" w:hAnsi="Consolas"/>
+          <w:color w:val="00B050"/>
+          <w:sz w:val="18"/>
+          <w:szCs w:val="18"/>
+        </w:rPr>
+        <w:t>%</w:t>
+      </w:r>
+      <w:r>
+        <w:rPr>
+          <w:rFonts w:ascii="Consolas" w:hAnsi="Consolas"/>
+          <w:color w:val="00B050"/>
+          <w:sz w:val="18"/>
+          <w:szCs w:val="18"/>
+        </w:rPr>
+        <w:t xml:space="preserve"> </w:t>
+      </w:r>
+      <w:proofErr w:type="spellStart"/>
+      <w:r>
+        <w:rPr>
+          <w:rFonts w:ascii="Consolas" w:hAnsi="Consolas"/>
+          <w:color w:val="00B050"/>
+          <w:sz w:val="18"/>
+          <w:szCs w:val="18"/>
+        </w:rPr>
+        <w:t>else</w:t>
+      </w:r>
+      <w:proofErr w:type="spellEnd"/>
+      <w:r>
+        <w:rPr>
+          <w:rFonts w:ascii="Consolas" w:hAnsi="Consolas"/>
+          <w:color w:val="00B050"/>
+          <w:sz w:val="18"/>
+          <w:szCs w:val="18"/>
+        </w:rPr>
+        <w:t xml:space="preserve"> %}</w:t>
+      </w:r>
+      <w:sdt>
+        <w:sdtPr>
+          <w:id w:val="929853864"/>
+          <w:placeholder>
+            <w:docPart w:val="4EAAE94CE41641A9980D0EA3E4A1400F"/>
+          </w:placeholder>
+          <w:showingPlcHdr/>
+        </w:sdtPr>
+        <w:sdtEndPr/>
+        <w:sdtContent>
+          <w:r>
+            <w:rPr>
+              <w:shd w:val="clear" w:color="auto" w:fill="FBE4D5" w:themeFill="accent2" w:themeFillTint="33"/>
+            </w:rPr>
+            <w:t>Name der zuständigen Person eingeben</w:t>
+          </w:r>
+        </w:sdtContent>
+      </w:sdt>
+      <w:r>
+        <w:rPr>
+          <w:rFonts w:ascii="Consolas" w:hAnsi="Consolas"/>
+          <w:color w:val="00B050"/>
+          <w:sz w:val="18"/>
+          <w:szCs w:val="18"/>
+        </w:rPr>
+        <w:t>{%</w:t>
+      </w:r>
+      <w:r>
+        <w:rPr>
+          <w:rFonts w:ascii="Consolas" w:hAnsi="Consolas"/>
+          <w:color w:val="00B050"/>
+          <w:sz w:val="18"/>
+          <w:szCs w:val="18"/>
+        </w:rPr>
+        <w:t xml:space="preserve"> </w:t>
+      </w:r>
+      <w:proofErr w:type="spellStart"/>
+      <w:r>
+        <w:rPr>
+          <w:rFonts w:ascii="Consolas" w:hAnsi="Consolas"/>
+          <w:color w:val="00B050"/>
+          <w:sz w:val="18"/>
+          <w:szCs w:val="18"/>
+        </w:rPr>
+        <w:t>endif</w:t>
+      </w:r>
+      <w:proofErr w:type="spellEnd"/>
+      <w:r>
+        <w:rPr>
+          <w:rFonts w:ascii="Consolas" w:hAnsi="Consolas"/>
+          <w:color w:val="00B050"/>
+          <w:sz w:val="18"/>
+          <w:szCs w:val="18"/>
+        </w:rPr>
+        <w:t xml:space="preserve"> %}</w:t>
       </w:r>
     </w:p>
     <w:sectPr>
@@ -2937,7 +4805,7 @@
       <w:headerReference w:type="first" r:id="rId10"/>
       <w:footerReference w:type="first" r:id="rId11"/>
       <w:pgSz w:w="11907" w:h="16840"/>
-      <w:pgMar w:top="851" w:right="1134" w:bottom="1021" w:left="1418" w:header="284" w:footer="567" w:gutter="0"/>
+      <w:pgMar w:top="1134" w:right="1134" w:bottom="1134" w:left="1134" w:header="284" w:footer="567" w:gutter="0"/>
       <w:pgNumType w:start="1"/>
       <w:cols w:space="720"/>
       <w:docGrid w:linePitch="299"/>
@@ -2967,193 +4835,395 @@
 
 <file path=word/footer1.xml><?xml version="1.0" encoding="utf-8"?>
 <w:ftr xmlns:wpc="http://schemas.microsoft.com/office/word/2010/wordprocessingCanvas" xmlns:cx="http://schemas.microsoft.com/office/drawing/2014/chartex" xmlns:cx1="http://schemas.microsoft.com/office/drawing/2015/9/8/chartex" xmlns:cx2="http://schemas.microsoft.com/office/drawing/2015/10/21/chartex" xmlns:cx3="http://schemas.microsoft.com/office/drawing/2016/5/9/chartex" xmlns:cx4="http://schemas.microsoft.com/office/drawing/2016/5/10/chartex" xmlns:cx5="http://schemas.microsoft.com/office/drawing/2016/5/11/chartex" xmlns:cx6="http://schemas.microsoft.com/office/drawing/2016/5/12/chartex" xmlns:cx7="http://schemas.microsoft.com/office/drawing/2016/5/13/chartex" xmlns:cx8="http://schemas.microsoft.com/office/drawing/2016/5/14/chartex" xmlns:mc="http://schemas.openxmlformats.org/markup-compatibility/2006" xmlns:aink="http://schemas.microsoft.com/office/drawing/2016/ink" xmlns:am3d="http://schemas.microsoft.com/office/drawing/2017/model3d" xmlns:o="urn:schemas-microsoft-com:office:office" xmlns:oel="http://schemas.microsoft.com/office/2019/extlst" xmlns:r="http://schemas.openxmlformats.org/officeDocument/2006/relationships" xmlns:m="http://schemas.openxmlformats.org/officeDocument/2006/math" xmlns:v="urn:schemas-microsoft-com:vml" xmlns:wp14="http://schemas.microsoft.com/office/word/2010/wordprocessingDrawing" xmlns:wp="http://schemas.openxmlformats.org/drawingml/2006/wordprocessingDrawing" xmlns:w10="urn:schemas-microsoft-com:office:word" xmlns:w="http://schemas.openxmlformats.org/wordprocessingml/2006/main" xmlns:w14="http://schemas.microsoft.com/office/word/2010/wordml" xmlns:w15="http://schemas.microsoft.com/office/word/2012/wordml" xmlns:w16cex="http://schemas.microsoft.com/office/word/2018/wordml/cex" xmlns:w16cid="http://schemas.microsoft.com/office/word/2016/wordml/cid" xmlns:w16="http://schemas.microsoft.com/office/word/2018/wordml" xmlns:w16du="http://schemas.microsoft.com/office/word/2023/wordml/word16du" xmlns:w16sdtdh="http://schemas.microsoft.com/office/word/2020/wordml/sdtdatahash" xmlns:w16sdtfl="http://schemas.microsoft.com/office/word/2024/wordml/sdtformatlock" xmlns:w16se="http://schemas.microsoft.com/office/word/2015/wordml/symex" xmlns:wpg="http://schemas.microsoft.com/office/word/2010/wordprocessingGroup" xmlns:wpi="http://schemas.microsoft.com/office/word/2010/wordprocessingInk" xmlns:wne="http://schemas.microsoft.com/office/word/2006/wordml" xmlns:wps="http://schemas.microsoft.com/office/word/2010/wordprocessingShape" mc:Ignorable="w14 w15 w16se w16cid w16 w16cex w16sdtdh w16sdtfl w16du wp14">
+  <w:tbl>
+    <w:tblPr>
+      <w:tblStyle w:val="Tabellenraster"/>
+      <w:tblpPr w:leftFromText="142" w:rightFromText="142" w:vertAnchor="text" w:tblpY="1"/>
+      <w:tblOverlap w:val="never"/>
+      <w:tblW w:w="9639" w:type="dxa"/>
+      <w:tblBorders>
+        <w:top w:val="none" w:sz="0" w:space="0" w:color="auto"/>
+        <w:left w:val="none" w:sz="0" w:space="0" w:color="auto"/>
+        <w:bottom w:val="none" w:sz="0" w:space="0" w:color="auto"/>
+        <w:right w:val="none" w:sz="0" w:space="0" w:color="auto"/>
+        <w:insideH w:val="none" w:sz="0" w:space="0" w:color="auto"/>
+        <w:insideV w:val="none" w:sz="0" w:space="0" w:color="auto"/>
+      </w:tblBorders>
+      <w:tblLayout w:type="fixed"/>
+      <w:tblCellMar>
+        <w:left w:w="0" w:type="dxa"/>
+        <w:right w:w="0" w:type="dxa"/>
+      </w:tblCellMar>
+      <w:tblLook w:val="04A0" w:firstRow="1" w:lastRow="0" w:firstColumn="1" w:lastColumn="0" w:noHBand="0" w:noVBand="1"/>
+    </w:tblPr>
+    <w:tblGrid>
+      <w:gridCol w:w="9078"/>
+      <w:gridCol w:w="561"/>
+    </w:tblGrid>
+    <w:tr>
+      <w:tc>
+        <w:tcPr>
+          <w:tcW w:w="9072" w:type="dxa"/>
+        </w:tcPr>
+        <w:p>
+          <w:pPr>
+            <w:pStyle w:val="Kopfzeile"/>
+            <w:tabs>
+              <w:tab w:val="clear" w:pos="4536"/>
+              <w:tab w:val="clear" w:pos="9072"/>
+            </w:tabs>
+            <w:rPr>
+              <w:rStyle w:val="PlatzhalterZchn"/>
+              <w:sz w:val="18"/>
+              <w:szCs w:val="18"/>
+            </w:rPr>
+          </w:pPr>
+          <w:proofErr w:type="gramStart"/>
+          <w:r>
+            <w:rPr>
+              <w:rStyle w:val="PlatzhalterZchn"/>
+              <w:sz w:val="16"/>
+              <w:szCs w:val="16"/>
+            </w:rPr>
+            <w:t>{{ LEITBEHOERDE</w:t>
+          </w:r>
+          <w:proofErr w:type="gramEnd"/>
+          <w:r>
+            <w:rPr>
+              <w:rStyle w:val="PlatzhalterZchn"/>
+              <w:sz w:val="16"/>
+              <w:szCs w:val="16"/>
+            </w:rPr>
+            <w:t>_</w:t>
+          </w:r>
+          <w:proofErr w:type="gramStart"/>
+          <w:r>
+            <w:rPr>
+              <w:rStyle w:val="PlatzhalterZchn"/>
+              <w:sz w:val="16"/>
+              <w:szCs w:val="16"/>
+            </w:rPr>
+            <w:t>NAME }</w:t>
+          </w:r>
+          <w:proofErr w:type="gramEnd"/>
+          <w:r>
+            <w:rPr>
+              <w:rStyle w:val="PlatzhalterZchn"/>
+              <w:sz w:val="16"/>
+              <w:szCs w:val="16"/>
+            </w:rPr>
+            <w:t>}</w:t>
+          </w:r>
+          <w:r>
+            <w:rPr>
+              <w:sz w:val="16"/>
+              <w:szCs w:val="16"/>
+            </w:rPr>
+            <w:t xml:space="preserve"> | </w:t>
+          </w:r>
+          <w:sdt>
+            <w:sdtPr>
+              <w:rPr>
+                <w:sz w:val="16"/>
+                <w:szCs w:val="16"/>
+              </w:rPr>
+              <w:id w:val="-1209956759"/>
+              <w:placeholder>
+                <w:docPart w:val="400023589546419E85E3B883890052EF"/>
+              </w:placeholder>
+              <w:showingPlcHdr/>
+            </w:sdtPr>
+            <w:sdtEndPr/>
+            <w:sdtContent>
+              <w:r>
+                <w:rPr>
+                  <w:rFonts w:eastAsiaTheme="minorHAnsi"/>
+                  <w:sz w:val="16"/>
+                  <w:szCs w:val="16"/>
+                  <w:shd w:val="clear" w:color="auto" w:fill="FBE4D5" w:themeFill="accent2" w:themeFillTint="33"/>
+                </w:rPr>
+                <w:t>Baubehörde eingeben</w:t>
+              </w:r>
+            </w:sdtContent>
+          </w:sdt>
+          <w:r>
+            <w:rPr>
+              <w:sz w:val="16"/>
+              <w:szCs w:val="16"/>
+            </w:rPr>
+            <w:t xml:space="preserve"> | </w:t>
+          </w:r>
+          <w:proofErr w:type="gramStart"/>
+          <w:r>
+            <w:rPr>
+              <w:rStyle w:val="PlatzhalterZchn"/>
+              <w:sz w:val="16"/>
+              <w:szCs w:val="16"/>
+            </w:rPr>
+            <w:t>{{ LEITBEHOERDE</w:t>
+          </w:r>
+          <w:proofErr w:type="gramEnd"/>
+          <w:r>
+            <w:rPr>
+              <w:rStyle w:val="PlatzhalterZchn"/>
+              <w:sz w:val="16"/>
+              <w:szCs w:val="16"/>
+            </w:rPr>
+            <w:t>_ADRESSE_</w:t>
+          </w:r>
+          <w:proofErr w:type="gramStart"/>
+          <w:r>
+            <w:rPr>
+              <w:rStyle w:val="PlatzhalterZchn"/>
+              <w:sz w:val="16"/>
+              <w:szCs w:val="16"/>
+            </w:rPr>
+            <w:t>1 }</w:t>
+          </w:r>
+          <w:proofErr w:type="gramEnd"/>
+          <w:r>
+            <w:rPr>
+              <w:rStyle w:val="PlatzhalterZchn"/>
+              <w:sz w:val="16"/>
+              <w:szCs w:val="16"/>
+            </w:rPr>
+            <w:t>}</w:t>
+          </w:r>
+          <w:r>
+            <w:rPr>
+              <w:sz w:val="16"/>
+              <w:szCs w:val="16"/>
+            </w:rPr>
+            <w:t xml:space="preserve"> | </w:t>
+          </w:r>
+          <w:proofErr w:type="gramStart"/>
+          <w:r>
+            <w:rPr>
+              <w:rStyle w:val="PlatzhalterZchn"/>
+              <w:sz w:val="16"/>
+              <w:szCs w:val="16"/>
+            </w:rPr>
+            <w:t>{{ LEITBEHOERDE</w:t>
+          </w:r>
+          <w:proofErr w:type="gramEnd"/>
+          <w:r>
+            <w:rPr>
+              <w:rStyle w:val="PlatzhalterZchn"/>
+              <w:sz w:val="16"/>
+              <w:szCs w:val="16"/>
+            </w:rPr>
+            <w:t>_ADRESSE_</w:t>
+          </w:r>
+          <w:proofErr w:type="gramStart"/>
+          <w:r>
+            <w:rPr>
+              <w:rStyle w:val="PlatzhalterZchn"/>
+              <w:sz w:val="16"/>
+              <w:szCs w:val="16"/>
+            </w:rPr>
+            <w:t>2 }</w:t>
+          </w:r>
+          <w:proofErr w:type="gramEnd"/>
+          <w:r>
+            <w:rPr>
+              <w:rStyle w:val="PlatzhalterZchn"/>
+              <w:sz w:val="16"/>
+              <w:szCs w:val="16"/>
+            </w:rPr>
+            <w:t>}</w:t>
+          </w:r>
+          <w:r>
+            <w:rPr>
+              <w:sz w:val="16"/>
+              <w:szCs w:val="16"/>
+            </w:rPr>
+            <w:t xml:space="preserve"> | </w:t>
+          </w:r>
+          <w:proofErr w:type="gramStart"/>
+          <w:r>
+            <w:rPr>
+              <w:rStyle w:val="PlatzhalterZchn"/>
+              <w:sz w:val="16"/>
+              <w:szCs w:val="16"/>
+            </w:rPr>
+            <w:t>{{ LEITBEHOERDE</w:t>
+          </w:r>
+          <w:proofErr w:type="gramEnd"/>
+          <w:r>
+            <w:rPr>
+              <w:rStyle w:val="PlatzhalterZchn"/>
+              <w:sz w:val="16"/>
+              <w:szCs w:val="16"/>
+            </w:rPr>
+            <w:t>_</w:t>
+          </w:r>
+          <w:proofErr w:type="gramStart"/>
+          <w:r>
+            <w:rPr>
+              <w:rStyle w:val="PlatzhalterZchn"/>
+              <w:sz w:val="16"/>
+              <w:szCs w:val="16"/>
+            </w:rPr>
+            <w:t>TELEFON }</w:t>
+          </w:r>
+          <w:proofErr w:type="gramEnd"/>
+          <w:r>
+            <w:rPr>
+              <w:rStyle w:val="PlatzhalterZchn"/>
+              <w:sz w:val="16"/>
+              <w:szCs w:val="16"/>
+            </w:rPr>
+            <w:t>}</w:t>
+          </w:r>
+          <w:r>
+            <w:rPr>
+              <w:sz w:val="16"/>
+              <w:szCs w:val="16"/>
+            </w:rPr>
+            <w:t xml:space="preserve"> | </w:t>
+          </w:r>
+          <w:proofErr w:type="gramStart"/>
+          <w:r>
+            <w:rPr>
+              <w:rStyle w:val="PlatzhalterZchn"/>
+              <w:sz w:val="16"/>
+              <w:szCs w:val="16"/>
+            </w:rPr>
+            <w:t>{{ LEITBEHOERDE</w:t>
+          </w:r>
+          <w:proofErr w:type="gramEnd"/>
+          <w:r>
+            <w:rPr>
+              <w:rStyle w:val="PlatzhalterZchn"/>
+              <w:sz w:val="16"/>
+              <w:szCs w:val="16"/>
+            </w:rPr>
+            <w:t>_</w:t>
+          </w:r>
+          <w:proofErr w:type="gramStart"/>
+          <w:r>
+            <w:rPr>
+              <w:rStyle w:val="PlatzhalterZchn"/>
+              <w:sz w:val="16"/>
+              <w:szCs w:val="16"/>
+            </w:rPr>
+            <w:t>EMAIL</w:t>
+          </w:r>
+          <w:proofErr w:type="gramEnd"/>
+          <w:r>
+            <w:rPr>
+              <w:rStyle w:val="PlatzhalterZchn"/>
+              <w:sz w:val="16"/>
+              <w:szCs w:val="16"/>
+            </w:rPr>
+            <w:t xml:space="preserve"> }}</w:t>
+          </w:r>
+        </w:p>
+      </w:tc>
+      <w:tc>
+        <w:tcPr>
+          <w:tcW w:w="561" w:type="dxa"/>
+          <w:vAlign w:val="bottom"/>
+        </w:tcPr>
+        <w:p>
+          <w:pPr>
+            <w:jc w:val="right"/>
+            <w:rPr>
+              <w:rStyle w:val="PlatzhalterZchn"/>
+              <w:sz w:val="16"/>
+              <w:szCs w:val="16"/>
+            </w:rPr>
+          </w:pPr>
+          <w:r>
+            <w:rPr>
+              <w:sz w:val="16"/>
+              <w:szCs w:val="16"/>
+            </w:rPr>
+            <w:fldChar w:fldCharType="begin"/>
+          </w:r>
+          <w:r>
+            <w:rPr>
+              <w:sz w:val="16"/>
+              <w:szCs w:val="16"/>
+            </w:rPr>
+            <w:instrText xml:space="preserve"> PAGE  \* Arabic  \* MERGEFORMAT </w:instrText>
+          </w:r>
+          <w:r>
+            <w:rPr>
+              <w:sz w:val="16"/>
+              <w:szCs w:val="16"/>
+            </w:rPr>
+            <w:fldChar w:fldCharType="separate"/>
+          </w:r>
+          <w:r>
+            <w:rPr>
+              <w:sz w:val="16"/>
+              <w:szCs w:val="16"/>
+            </w:rPr>
+            <w:t>1</w:t>
+          </w:r>
+          <w:r>
+            <w:rPr>
+              <w:sz w:val="16"/>
+              <w:szCs w:val="16"/>
+            </w:rPr>
+            <w:fldChar w:fldCharType="end"/>
+          </w:r>
+          <w:r>
+            <w:rPr>
+              <w:sz w:val="16"/>
+              <w:szCs w:val="16"/>
+            </w:rPr>
+            <w:t>/</w:t>
+          </w:r>
+          <w:r>
+            <w:rPr>
+              <w:sz w:val="16"/>
+              <w:szCs w:val="16"/>
+            </w:rPr>
+            <w:fldChar w:fldCharType="begin"/>
+          </w:r>
+          <w:r>
+            <w:rPr>
+              <w:sz w:val="16"/>
+              <w:szCs w:val="16"/>
+            </w:rPr>
+            <w:instrText xml:space="preserve"> NUMPAGES  \* Arabic  \* MERGEFORMAT </w:instrText>
+          </w:r>
+          <w:r>
+            <w:rPr>
+              <w:sz w:val="16"/>
+              <w:szCs w:val="16"/>
+            </w:rPr>
+            <w:fldChar w:fldCharType="separate"/>
+          </w:r>
+          <w:r>
+            <w:rPr>
+              <w:sz w:val="16"/>
+              <w:szCs w:val="16"/>
+            </w:rPr>
+            <w:t>2</w:t>
+          </w:r>
+          <w:r>
+            <w:rPr>
+              <w:sz w:val="16"/>
+              <w:szCs w:val="16"/>
+            </w:rPr>
+            <w:fldChar w:fldCharType="end"/>
+          </w:r>
+        </w:p>
+      </w:tc>
+    </w:tr>
+  </w:tbl>
   <w:p>
     <w:pPr>
-      <w:tabs>
-        <w:tab w:val="right" w:pos="9355"/>
-      </w:tabs>
-      <w:spacing w:before="240"/>
+      <w:pStyle w:val="Fuzeile"/>
+      <w:spacing w:line="240" w:lineRule="auto"/>
       <w:rPr>
-        <w:rStyle w:val="PlatzhalterZchn"/>
-        <w:sz w:val="16"/>
-        <w:szCs w:val="16"/>
+        <w:sz w:val="2"/>
+        <w:szCs w:val="2"/>
       </w:rPr>
     </w:pPr>
-    <w:r>
-      <w:rPr>
-        <w:rStyle w:val="PlatzhalterZchn"/>
-        <w:sz w:val="16"/>
-        <w:szCs w:val="16"/>
-      </w:rPr>
-      <w:t>{{ LEITBEHOERDE_NAME }}</w:t>
-    </w:r>
-    <w:r>
-      <w:rPr>
-        <w:sz w:val="16"/>
-        <w:szCs w:val="16"/>
-      </w:rPr>
-      <w:t xml:space="preserve"> | </w:t>
-    </w:r>
-    <w:r>
-      <w:rPr>
-        <w:rStyle w:val="PlatzhalterZchn"/>
-        <w:sz w:val="16"/>
-        <w:szCs w:val="16"/>
-      </w:rPr>
-      <w:t>{{ LEITBEHOERDE_ADRESSE_1 }}</w:t>
-    </w:r>
-    <w:r>
-      <w:rPr>
-        <w:sz w:val="16"/>
-        <w:szCs w:val="16"/>
-      </w:rPr>
-      <w:t xml:space="preserve"> | </w:t>
-    </w:r>
-    <w:r>
-      <w:rPr>
-        <w:rStyle w:val="PlatzhalterZchn"/>
-        <w:sz w:val="16"/>
-        <w:szCs w:val="16"/>
-      </w:rPr>
-      <w:t>{{ LEITBEHOERDE_ADRESSE_2 }}</w:t>
-    </w:r>
-    <w:r>
-      <w:rPr>
-        <w:sz w:val="16"/>
-        <w:szCs w:val="16"/>
-      </w:rPr>
-      <w:t xml:space="preserve"> | </w:t>
-    </w:r>
-    <w:r>
-      <w:rPr>
-        <w:rStyle w:val="PlatzhalterZchn"/>
-        <w:sz w:val="16"/>
-        <w:szCs w:val="16"/>
-      </w:rPr>
-      <w:t>{{ LEITBEHOERDE_TELEFON }}</w:t>
-    </w:r>
-    <w:r>
-      <w:rPr>
-        <w:sz w:val="16"/>
-        <w:szCs w:val="16"/>
-      </w:rPr>
-      <w:t xml:space="preserve"> | </w:t>
-    </w:r>
-    <w:r>
-      <w:rPr>
-        <w:rStyle w:val="PlatzhalterZchn"/>
-        <w:sz w:val="16"/>
-        <w:szCs w:val="16"/>
-      </w:rPr>
-      <w:t>{{ LEITBEHOERDE_EMAIL }}</w:t>
-    </w:r>
-  </w:p>
-  <w:p>
-    <w:pPr>
-      <w:tabs>
-        <w:tab w:val="right" w:pos="9355"/>
-      </w:tabs>
-      <w:spacing w:before="120"/>
-      <w:rPr>
-        <w:sz w:val="16"/>
-      </w:rPr>
-    </w:pPr>
-    <w:r>
-      <w:rPr>
-        <w:sz w:val="16"/>
-      </w:rPr>
-      <w:tab/>
-    </w:r>
-    <w:r>
-      <w:rPr>
-        <w:sz w:val="16"/>
-      </w:rPr>
-      <w:fldChar w:fldCharType="begin"/>
-    </w:r>
-    <w:r>
-      <w:rPr>
-        <w:sz w:val="16"/>
-      </w:rPr>
-      <w:instrText xml:space="preserve"> </w:instrText>
-    </w:r>
-    <w:r>
-      <w:rPr>
-        <w:sz w:val="16"/>
-      </w:rPr>
-      <w:instrText>PAGE</w:instrText>
-    </w:r>
-    <w:r>
-      <w:rPr>
-        <w:sz w:val="16"/>
-      </w:rPr>
-      <w:instrText xml:space="preserve">  \* Arabic  \* MERGEFORMAT </w:instrText>
-    </w:r>
-    <w:r>
-      <w:rPr>
-        <w:sz w:val="16"/>
-      </w:rPr>
-      <w:fldChar w:fldCharType="separate"/>
-    </w:r>
-    <w:r>
-      <w:rPr>
-        <w:sz w:val="16"/>
-      </w:rPr>
-      <w:t>2</w:t>
-    </w:r>
-    <w:r>
-      <w:rPr>
-        <w:sz w:val="16"/>
-      </w:rPr>
-      <w:fldChar w:fldCharType="end"/>
-    </w:r>
-    <w:r>
-      <w:rPr>
-        <w:sz w:val="16"/>
-      </w:rPr>
-      <w:t>/</w:t>
-    </w:r>
-    <w:r>
-      <w:rPr>
-        <w:sz w:val="16"/>
-      </w:rPr>
-      <w:fldChar w:fldCharType="begin"/>
-    </w:r>
-    <w:r>
-      <w:rPr>
-        <w:sz w:val="16"/>
-      </w:rPr>
-      <w:instrText xml:space="preserve"> </w:instrText>
-    </w:r>
-    <w:r>
-      <w:rPr>
-        <w:sz w:val="16"/>
-      </w:rPr>
-      <w:instrText>NUMPAGES</w:instrText>
-    </w:r>
-    <w:r>
-      <w:rPr>
-        <w:sz w:val="16"/>
-      </w:rPr>
-      <w:instrText xml:space="preserve">  \* Arabic  \* MERGEFORMAT </w:instrText>
-    </w:r>
-    <w:r>
-      <w:rPr>
-        <w:sz w:val="16"/>
-      </w:rPr>
-      <w:fldChar w:fldCharType="separate"/>
-    </w:r>
-    <w:r>
-      <w:rPr>
-        <w:sz w:val="16"/>
-      </w:rPr>
-      <w:t>3</w:t>
-    </w:r>
-    <w:r>
-      <w:rPr>
-        <w:sz w:val="16"/>
-      </w:rPr>
-      <w:fldChar w:fldCharType="end"/>
-    </w:r>
   </w:p>
 </w:ftr>
 </file>
@@ -3171,13 +5241,41 @@
         <w:szCs w:val="16"/>
       </w:rPr>
     </w:pPr>
+    <w:proofErr w:type="gramStart"/>
     <w:r>
       <w:rPr>
         <w:rStyle w:val="PlatzhalterZchn"/>
         <w:sz w:val="16"/>
         <w:szCs w:val="16"/>
       </w:rPr>
-      <w:t>{{ LEITBEHOERDE_NAME }}</w:t>
+      <w:t>{{ LEITBEHOERDE</w:t>
+    </w:r>
+    <w:proofErr w:type="gramEnd"/>
+    <w:r>
+      <w:rPr>
+        <w:rStyle w:val="PlatzhalterZchn"/>
+        <w:sz w:val="16"/>
+        <w:szCs w:val="16"/>
+      </w:rPr>
+      <w:t>_</w:t>
+    </w:r>
+    <w:proofErr w:type="gramStart"/>
+    <w:r>
+      <w:rPr>
+        <w:rStyle w:val="PlatzhalterZchn"/>
+        <w:sz w:val="16"/>
+        <w:szCs w:val="16"/>
+      </w:rPr>
+      <w:t>NAME }</w:t>
+    </w:r>
+    <w:proofErr w:type="gramEnd"/>
+    <w:r>
+      <w:rPr>
+        <w:rStyle w:val="PlatzhalterZchn"/>
+        <w:sz w:val="16"/>
+        <w:szCs w:val="16"/>
+      </w:rPr>
+      <w:t>}</w:t>
     </w:r>
     <w:r>
       <w:rPr>
@@ -3186,13 +5284,41 @@
       </w:rPr>
       <w:t xml:space="preserve"> | Direktion Bau | </w:t>
     </w:r>
+    <w:proofErr w:type="gramStart"/>
     <w:r>
       <w:rPr>
         <w:rStyle w:val="PlatzhalterZchn"/>
         <w:sz w:val="16"/>
         <w:szCs w:val="16"/>
       </w:rPr>
-      <w:t>{{ LEITBEHOERDE_ADRESSE_1 }}</w:t>
+      <w:t>{{ LEITBEHOERDE</w:t>
+    </w:r>
+    <w:proofErr w:type="gramEnd"/>
+    <w:r>
+      <w:rPr>
+        <w:rStyle w:val="PlatzhalterZchn"/>
+        <w:sz w:val="16"/>
+        <w:szCs w:val="16"/>
+      </w:rPr>
+      <w:t>_ADRESSE_</w:t>
+    </w:r>
+    <w:proofErr w:type="gramStart"/>
+    <w:r>
+      <w:rPr>
+        <w:rStyle w:val="PlatzhalterZchn"/>
+        <w:sz w:val="16"/>
+        <w:szCs w:val="16"/>
+      </w:rPr>
+      <w:t>1 }</w:t>
+    </w:r>
+    <w:proofErr w:type="gramEnd"/>
+    <w:r>
+      <w:rPr>
+        <w:rStyle w:val="PlatzhalterZchn"/>
+        <w:sz w:val="16"/>
+        <w:szCs w:val="16"/>
+      </w:rPr>
+      <w:t>}</w:t>
     </w:r>
     <w:r>
       <w:rPr>
@@ -3201,13 +5327,41 @@
       </w:rPr>
       <w:t xml:space="preserve"> | </w:t>
     </w:r>
+    <w:proofErr w:type="gramStart"/>
     <w:r>
       <w:rPr>
         <w:rStyle w:val="PlatzhalterZchn"/>
         <w:sz w:val="16"/>
         <w:szCs w:val="16"/>
       </w:rPr>
-      <w:t>{{ LEITBEHOERDE_ADRESSE_2 }}</w:t>
+      <w:t>{{ LEITBEHOERDE</w:t>
+    </w:r>
+    <w:proofErr w:type="gramEnd"/>
+    <w:r>
+      <w:rPr>
+        <w:rStyle w:val="PlatzhalterZchn"/>
+        <w:sz w:val="16"/>
+        <w:szCs w:val="16"/>
+      </w:rPr>
+      <w:t>_ADRESSE_</w:t>
+    </w:r>
+    <w:proofErr w:type="gramStart"/>
+    <w:r>
+      <w:rPr>
+        <w:rStyle w:val="PlatzhalterZchn"/>
+        <w:sz w:val="16"/>
+        <w:szCs w:val="16"/>
+      </w:rPr>
+      <w:t>2 }</w:t>
+    </w:r>
+    <w:proofErr w:type="gramEnd"/>
+    <w:r>
+      <w:rPr>
+        <w:rStyle w:val="PlatzhalterZchn"/>
+        <w:sz w:val="16"/>
+        <w:szCs w:val="16"/>
+      </w:rPr>
+      <w:t>}</w:t>
     </w:r>
     <w:r>
       <w:rPr>
@@ -3216,13 +5370,41 @@
       </w:rPr>
       <w:t xml:space="preserve"> | </w:t>
     </w:r>
+    <w:proofErr w:type="gramStart"/>
     <w:r>
       <w:rPr>
         <w:rStyle w:val="PlatzhalterZchn"/>
         <w:sz w:val="16"/>
         <w:szCs w:val="16"/>
       </w:rPr>
-      <w:t>{{ LEITBEHOERDE_TELEFON }}</w:t>
+      <w:t>{{ LEITBEHOERDE</w:t>
+    </w:r>
+    <w:proofErr w:type="gramEnd"/>
+    <w:r>
+      <w:rPr>
+        <w:rStyle w:val="PlatzhalterZchn"/>
+        <w:sz w:val="16"/>
+        <w:szCs w:val="16"/>
+      </w:rPr>
+      <w:t>_</w:t>
+    </w:r>
+    <w:proofErr w:type="gramStart"/>
+    <w:r>
+      <w:rPr>
+        <w:rStyle w:val="PlatzhalterZchn"/>
+        <w:sz w:val="16"/>
+        <w:szCs w:val="16"/>
+      </w:rPr>
+      <w:t>TELEFON }</w:t>
+    </w:r>
+    <w:proofErr w:type="gramEnd"/>
+    <w:r>
+      <w:rPr>
+        <w:rStyle w:val="PlatzhalterZchn"/>
+        <w:sz w:val="16"/>
+        <w:szCs w:val="16"/>
+      </w:rPr>
+      <w:t>}</w:t>
     </w:r>
     <w:r>
       <w:rPr>
@@ -3231,13 +5413,41 @@
       </w:rPr>
       <w:t xml:space="preserve"> | </w:t>
     </w:r>
+    <w:proofErr w:type="gramStart"/>
     <w:r>
       <w:rPr>
         <w:rStyle w:val="PlatzhalterZchn"/>
         <w:sz w:val="16"/>
         <w:szCs w:val="16"/>
       </w:rPr>
-      <w:t>{{ LEITBEHOERDE_EMAIL }}</w:t>
+      <w:t>{{ LEITBEHOERDE</w:t>
+    </w:r>
+    <w:proofErr w:type="gramEnd"/>
+    <w:r>
+      <w:rPr>
+        <w:rStyle w:val="PlatzhalterZchn"/>
+        <w:sz w:val="16"/>
+        <w:szCs w:val="16"/>
+      </w:rPr>
+      <w:t>_</w:t>
+    </w:r>
+    <w:proofErr w:type="gramStart"/>
+    <w:r>
+      <w:rPr>
+        <w:rStyle w:val="PlatzhalterZchn"/>
+        <w:sz w:val="16"/>
+        <w:szCs w:val="16"/>
+      </w:rPr>
+      <w:t>EMAIL }</w:t>
+    </w:r>
+    <w:proofErr w:type="gramEnd"/>
+    <w:r>
+      <w:rPr>
+        <w:rStyle w:val="PlatzhalterZchn"/>
+        <w:sz w:val="16"/>
+        <w:szCs w:val="16"/>
+      </w:rPr>
+      <w:t>}</w:t>
     </w:r>
   </w:p>
   <w:p>
@@ -3378,8 +5588,34 @@
       <w:spacing w:before="360" w:after="120"/>
       <w:jc w:val="right"/>
     </w:pPr>
+    <w:proofErr w:type="gramStart"/>
     <w:r>
-      <w:t>{{ "GEMEINDE_WAPPEN" |image(55, 25, True) }}</w:t>
+      <w:t>{{ "</w:t>
+    </w:r>
+    <w:proofErr w:type="gramEnd"/>
+    <w:r>
+      <w:t>GEMEINDE_WAPPEN" |</w:t>
+    </w:r>
+    <w:proofErr w:type="spellStart"/>
+    <w:proofErr w:type="gramStart"/>
+    <w:r>
+      <w:t>image</w:t>
+    </w:r>
+    <w:proofErr w:type="spellEnd"/>
+    <w:r>
+      <w:t>(</w:t>
+    </w:r>
+    <w:proofErr w:type="gramEnd"/>
+    <w:r>
+      <w:t>55, 25, True</w:t>
+    </w:r>
+    <w:proofErr w:type="gramStart"/>
+    <w:r>
+      <w:t>) }</w:t>
+    </w:r>
+    <w:proofErr w:type="gramEnd"/>
+    <w:r>
+      <w:t>}</w:t>
     </w:r>
   </w:p>
 </w:hdr>
@@ -3393,14 +5629,37 @@
       <w:spacing w:before="360" w:after="120"/>
       <w:jc w:val="right"/>
     </w:pPr>
+    <w:proofErr w:type="gramStart"/>
     <w:r>
-      <w:t xml:space="preserve">{{ "GEMEINDE_WAPPEN" |image(None, </w:t>
+      <w:t>{{ "</w:t>
+    </w:r>
+    <w:proofErr w:type="gramEnd"/>
+    <w:r>
+      <w:t>GEMEINDE_WAPPEN" |</w:t>
+    </w:r>
+    <w:proofErr w:type="spellStart"/>
+    <w:proofErr w:type="gramStart"/>
+    <w:r>
+      <w:t>image</w:t>
+    </w:r>
+    <w:proofErr w:type="spellEnd"/>
+    <w:r>
+      <w:t>(</w:t>
+    </w:r>
+    <w:proofErr w:type="gramEnd"/>
+    <w:r>
+      <w:t xml:space="preserve">None, </w:t>
     </w:r>
     <w:r>
       <w:t>7</w:t>
     </w:r>
+    <w:proofErr w:type="gramStart"/>
     <w:r>
-      <w:t>) }}</w:t>
+      <w:t>) }</w:t>
+    </w:r>
+    <w:proofErr w:type="gramEnd"/>
+    <w:r>
+      <w:t>}</w:t>
     </w:r>
   </w:p>
 </w:hdr>
@@ -6868,6 +9127,642 @@
 </w:styles>
 </file>
 
+<file path=word/glossary/document.xml><?xml version="1.0" encoding="utf-8"?>
+<w:glossaryDocument xmlns:wpc="http://schemas.microsoft.com/office/word/2010/wordprocessingCanvas" xmlns:cx="http://schemas.microsoft.com/office/drawing/2014/chartex" xmlns:cx1="http://schemas.microsoft.com/office/drawing/2015/9/8/chartex" xmlns:cx2="http://schemas.microsoft.com/office/drawing/2015/10/21/chartex" xmlns:cx3="http://schemas.microsoft.com/office/drawing/2016/5/9/chartex" xmlns:cx4="http://schemas.microsoft.com/office/drawing/2016/5/10/chartex" xmlns:cx5="http://schemas.microsoft.com/office/drawing/2016/5/11/chartex" xmlns:cx6="http://schemas.microsoft.com/office/drawing/2016/5/12/chartex" xmlns:cx7="http://schemas.microsoft.com/office/drawing/2016/5/13/chartex" xmlns:cx8="http://schemas.microsoft.com/office/drawing/2016/5/14/chartex" xmlns:mc="http://schemas.openxmlformats.org/markup-compatibility/2006" xmlns:aink="http://schemas.microsoft.com/office/drawing/2016/ink" xmlns:am3d="http://schemas.microsoft.com/office/drawing/2017/model3d" xmlns:o="urn:schemas-microsoft-com:office:office" xmlns:oel="http://schemas.microsoft.com/office/2019/extlst" xmlns:r="http://schemas.openxmlformats.org/officeDocument/2006/relationships" xmlns:m="http://schemas.openxmlformats.org/officeDocument/2006/math" xmlns:v="urn:schemas-microsoft-com:vml" xmlns:wp14="http://schemas.microsoft.com/office/word/2010/wordprocessingDrawing" xmlns:wp="http://schemas.openxmlformats.org/drawingml/2006/wordprocessingDrawing" xmlns:w10="urn:schemas-microsoft-com:office:word" xmlns:w="http://schemas.openxmlformats.org/wordprocessingml/2006/main" xmlns:w14="http://schemas.microsoft.com/office/word/2010/wordml" xmlns:w15="http://schemas.microsoft.com/office/word/2012/wordml" xmlns:w16cex="http://schemas.microsoft.com/office/word/2018/wordml/cex" xmlns:w16cid="http://schemas.microsoft.com/office/word/2016/wordml/cid" xmlns:w16="http://schemas.microsoft.com/office/word/2018/wordml" xmlns:w16du="http://schemas.microsoft.com/office/word/2023/wordml/word16du" xmlns:w16sdtdh="http://schemas.microsoft.com/office/word/2020/wordml/sdtdatahash" xmlns:w16sdtfl="http://schemas.microsoft.com/office/word/2024/wordml/sdtformatlock" xmlns:w16se="http://schemas.microsoft.com/office/word/2015/wordml/symex" xmlns:wpg="http://schemas.microsoft.com/office/word/2010/wordprocessingGroup" xmlns:wpi="http://schemas.microsoft.com/office/word/2010/wordprocessingInk" xmlns:wne="http://schemas.microsoft.com/office/word/2006/wordml" xmlns:wps="http://schemas.microsoft.com/office/word/2010/wordprocessingShape" mc:Ignorable="w14 w15 w16se w16cid w16 w16cex w16sdtdh w16sdtfl w16du wp14">
+  <w:docParts>
+    <w:docPart>
+      <w:docPartPr>
+        <w:name w:val="400023589546419E85E3B883890052EF"/>
+        <w:category>
+          <w:name w:val="Allgemein"/>
+          <w:gallery w:val="placeholder"/>
+        </w:category>
+        <w:types>
+          <w:type w:val="bbPlcHdr"/>
+        </w:types>
+        <w:behaviors>
+          <w:behavior w:val="content"/>
+        </w:behaviors>
+        <w:guid w:val="{0F18981D-B3FC-44C9-8E46-BC167379035C}"/>
+      </w:docPartPr>
+      <w:docPartBody>
+        <w:p>
+          <w:pPr>
+            <w:pStyle w:val="400023589546419E85E3B883890052EF"/>
+          </w:pPr>
+          <w:r>
+            <w:rPr>
+              <w:rFonts w:eastAsiaTheme="minorHAnsi"/>
+              <w:sz w:val="16"/>
+              <w:szCs w:val="16"/>
+              <w:shd w:val="clear" w:color="auto" w:fill="FAE2D5" w:themeFill="accent2" w:themeFillTint="33"/>
+            </w:rPr>
+            <w:t>Baubehörde eingeben</w:t>
+          </w:r>
+        </w:p>
+      </w:docPartBody>
+    </w:docPart>
+    <w:docPart>
+      <w:docPartPr>
+        <w:name w:val="4EAAE94CE41641A9980D0EA3E4A1400F"/>
+        <w:category>
+          <w:name w:val="Allgemein"/>
+          <w:gallery w:val="placeholder"/>
+        </w:category>
+        <w:types>
+          <w:type w:val="bbPlcHdr"/>
+        </w:types>
+        <w:behaviors>
+          <w:behavior w:val="content"/>
+        </w:behaviors>
+        <w:guid w:val="{D7D89149-2EF6-48A4-B0AE-29FB8A61E7B5}"/>
+      </w:docPartPr>
+      <w:docPartBody>
+        <w:p>
+          <w:pPr>
+            <w:pStyle w:val="4EAAE94CE41641A9980D0EA3E4A1400F"/>
+          </w:pPr>
+          <w:r>
+            <w:rPr>
+              <w:shd w:val="clear" w:color="auto" w:fill="FAE2D5" w:themeFill="accent2" w:themeFillTint="33"/>
+            </w:rPr>
+            <w:t>Name der zuständigen Person eingeben</w:t>
+          </w:r>
+        </w:p>
+      </w:docPartBody>
+    </w:docPart>
+  </w:docParts>
+</w:glossaryDocument>
+</file>
+
+<file path=word/glossary/fontTable.xml><?xml version="1.0" encoding="utf-8"?>
+<w:fonts xmlns:mc="http://schemas.openxmlformats.org/markup-compatibility/2006" xmlns:r="http://schemas.openxmlformats.org/officeDocument/2006/relationships" xmlns:w="http://schemas.openxmlformats.org/wordprocessingml/2006/main" xmlns:w14="http://schemas.microsoft.com/office/word/2010/wordml" xmlns:w15="http://schemas.microsoft.com/office/word/2012/wordml" xmlns:w16cex="http://schemas.microsoft.com/office/word/2018/wordml/cex" xmlns:w16cid="http://schemas.microsoft.com/office/word/2016/wordml/cid" xmlns:w16="http://schemas.microsoft.com/office/word/2018/wordml" xmlns:w16du="http://schemas.microsoft.com/office/word/2023/wordml/word16du" xmlns:w16sdtdh="http://schemas.microsoft.com/office/word/2020/wordml/sdtdatahash" xmlns:w16sdtfl="http://schemas.microsoft.com/office/word/2024/wordml/sdtformatlock" xmlns:w16se="http://schemas.microsoft.com/office/word/2015/wordml/symex" mc:Ignorable="w14 w15 w16se w16cid w16 w16cex w16sdtdh w16sdtfl w16du">
+  <w:font w:name="Arial">
+    <w:panose1 w:val="020B0604020202020204"/>
+    <w:charset w:val="00"/>
+    <w:family w:val="swiss"/>
+    <w:pitch w:val="variable"/>
+    <w:sig w:usb0="E0002EFF" w:usb1="C000785B" w:usb2="00000009" w:usb3="00000000" w:csb0="000001FF" w:csb1="00000000"/>
+  </w:font>
+  <w:font w:name="Times New Roman">
+    <w:panose1 w:val="02020603050405020304"/>
+    <w:charset w:val="00"/>
+    <w:family w:val="roman"/>
+    <w:pitch w:val="variable"/>
+    <w:sig w:usb0="E0002EFF" w:usb1="C000785B" w:usb2="00000009" w:usb3="00000000" w:csb0="000001FF" w:csb1="00000000"/>
+  </w:font>
+  <w:font w:name="Symbol">
+    <w:panose1 w:val="05050102010706020507"/>
+    <w:charset w:val="02"/>
+    <w:family w:val="roman"/>
+    <w:pitch w:val="variable"/>
+    <w:sig w:usb0="00000000" w:usb1="10000000" w:usb2="00000000" w:usb3="00000000" w:csb0="80000000" w:csb1="00000000"/>
+  </w:font>
+  <w:font w:name="Wingdings">
+    <w:panose1 w:val="05000000000000000000"/>
+    <w:charset w:val="02"/>
+    <w:family w:val="auto"/>
+    <w:pitch w:val="variable"/>
+    <w:sig w:usb0="00000000" w:usb1="10000000" w:usb2="00000000" w:usb3="00000000" w:csb0="80000000" w:csb1="00000000"/>
+  </w:font>
+  <w:font w:name="Courier New">
+    <w:panose1 w:val="02070309020205020404"/>
+    <w:charset w:val="00"/>
+    <w:family w:val="modern"/>
+    <w:pitch w:val="fixed"/>
+    <w:sig w:usb0="E0002EFF" w:usb1="C0007843" w:usb2="00000009" w:usb3="00000000" w:csb0="000001FF" w:csb1="00000000"/>
+  </w:font>
+  <w:font w:name="Calibri">
+    <w:panose1 w:val="020F0502020204030204"/>
+    <w:charset w:val="00"/>
+    <w:family w:val="swiss"/>
+    <w:pitch w:val="variable"/>
+    <w:sig w:usb0="E4002EFF" w:usb1="C200247B" w:usb2="00000009" w:usb3="00000000" w:csb0="000001FF" w:csb1="00000000"/>
+  </w:font>
+  <w:font w:name="Calibri Light">
+    <w:panose1 w:val="020F0302020204030204"/>
+    <w:charset w:val="00"/>
+    <w:family w:val="swiss"/>
+    <w:pitch w:val="variable"/>
+    <w:sig w:usb0="E4002EFF" w:usb1="C200247B" w:usb2="00000009" w:usb3="00000000" w:csb0="000001FF" w:csb1="00000000"/>
+  </w:font>
+  <w:font w:name="Consolas">
+    <w:panose1 w:val="020B0609020204030204"/>
+    <w:charset w:val="00"/>
+    <w:family w:val="modern"/>
+    <w:pitch w:val="fixed"/>
+    <w:sig w:usb0="E00006FF" w:usb1="0000FCFF" w:usb2="00000001" w:usb3="00000000" w:csb0="0000019F" w:csb1="00000000"/>
+  </w:font>
+  <w:font w:name="Aptos">
+    <w:charset w:val="00"/>
+    <w:family w:val="swiss"/>
+    <w:pitch w:val="variable"/>
+    <w:sig w:usb0="20000287" w:usb1="00000003" w:usb2="00000000" w:usb3="00000000" w:csb0="0000019F" w:csb1="00000000"/>
+  </w:font>
+  <w:font w:name="Aptos Display">
+    <w:charset w:val="00"/>
+    <w:family w:val="swiss"/>
+    <w:pitch w:val="variable"/>
+    <w:sig w:usb0="20000287" w:usb1="00000003" w:usb2="00000000" w:usb3="00000000" w:csb0="0000019F" w:csb1="00000000"/>
+  </w:font>
+</w:fonts>
+</file>
+
+<file path=word/glossary/settings.xml><?xml version="1.0" encoding="utf-8"?>
+<w:settings xmlns:mc="http://schemas.openxmlformats.org/markup-compatibility/2006" xmlns:o="urn:schemas-microsoft-com:office:office" xmlns:r="http://schemas.openxmlformats.org/officeDocument/2006/relationships" xmlns:m="http://schemas.openxmlformats.org/officeDocument/2006/math" xmlns:v="urn:schemas-microsoft-com:vml" xmlns:w10="urn:schemas-microsoft-com:office:word" xmlns:w="http://schemas.openxmlformats.org/wordprocessingml/2006/main" xmlns:w14="http://schemas.microsoft.com/office/word/2010/wordml" xmlns:w15="http://schemas.microsoft.com/office/word/2012/wordml" xmlns:w16cex="http://schemas.microsoft.com/office/word/2018/wordml/cex" xmlns:w16cid="http://schemas.microsoft.com/office/word/2016/wordml/cid" xmlns:w16="http://schemas.microsoft.com/office/word/2018/wordml" xmlns:w16du="http://schemas.microsoft.com/office/word/2023/wordml/word16du" xmlns:w16sdtdh="http://schemas.microsoft.com/office/word/2020/wordml/sdtdatahash" xmlns:w16sdtfl="http://schemas.microsoft.com/office/word/2024/wordml/sdtformatlock" xmlns:w16se="http://schemas.microsoft.com/office/word/2015/wordml/symex" xmlns:sl="http://schemas.openxmlformats.org/schemaLibrary/2006/main" mc:Ignorable="w14 w15 w16se w16cid w16 w16cex w16sdtdh w16sdtfl w16du">
+  <w:view w:val="normal"/>
+  <w:defaultTabStop w:val="708"/>
+  <w:hyphenationZone w:val="425"/>
+  <w:characterSpacingControl w:val="doNotCompress"/>
+  <w:compat>
+    <w:useFELayout/>
+    <w:compatSetting w:name="compatibilityMode" w:uri="http://schemas.microsoft.com/office/word" w:val="15"/>
+    <w:compatSetting w:name="overrideTableStyleFontSizeAndJustification" w:uri="http://schemas.microsoft.com/office/word" w:val="1"/>
+    <w:compatSetting w:name="enableOpenTypeFeatures" w:uri="http://schemas.microsoft.com/office/word" w:val="1"/>
+    <w:compatSetting w:name="doNotFlipMirrorIndents" w:uri="http://schemas.microsoft.com/office/word" w:val="1"/>
+    <w:compatSetting w:name="differentiateMultirowTableHeaders" w:uri="http://schemas.microsoft.com/office/word" w:val="1"/>
+    <w:compatSetting w:name="useWord2013TrackBottomHyphenation" w:uri="http://schemas.microsoft.com/office/word" w:val="0"/>
+  </w:compat>
+  <w:rsids>
+    <w:rsidRoot w:val="00A61F87"/>
+    <w:rsid w:val="00225F23"/>
+    <w:rsid w:val="00252E34"/>
+    <w:rsid w:val="007247A7"/>
+    <w:rsid w:val="00744B22"/>
+    <w:rsid w:val="008922C4"/>
+    <w:rsid w:val="009302A8"/>
+    <w:rsid w:val="00A61F87"/>
+    <w:rsid w:val="00AB06A0"/>
+    <w:rsid w:val="00AD3878"/>
+    <w:rsid w:val="00CB587D"/>
+    <w:rsid w:val="00D554A6"/>
+  </w:rsids>
+  <m:mathPr>
+    <m:mathFont m:val="Cambria Math"/>
+    <m:brkBin m:val="before"/>
+    <m:brkBinSub m:val="--"/>
+    <m:smallFrac m:val="0"/>
+    <m:dispDef/>
+    <m:lMargin m:val="0"/>
+    <m:rMargin m:val="0"/>
+    <m:defJc m:val="centerGroup"/>
+    <m:wrapIndent m:val="1440"/>
+    <m:intLim m:val="subSup"/>
+    <m:naryLim m:val="undOvr"/>
+  </m:mathPr>
+  <w:themeFontLang w:val="de-CH"/>
+  <w:clrSchemeMapping w:bg1="light1" w:t1="dark1" w:bg2="light2" w:t2="dark2" w:accent1="accent1" w:accent2="accent2" w:accent3="accent3" w:accent4="accent4" w:accent5="accent5" w:accent6="accent6" w:hyperlink="hyperlink" w:followedHyperlink="followedHyperlink"/>
+  <w:decimalSymbol w:val="."/>
+  <w:listSeparator w:val=";"/>
+  <w15:chartTrackingRefBased/>
+</w:settings>
+</file>
+
+<file path=word/glossary/styles.xml><?xml version="1.0" encoding="utf-8"?>
+<w:styles xmlns:mc="http://schemas.openxmlformats.org/markup-compatibility/2006" xmlns:r="http://schemas.openxmlformats.org/officeDocument/2006/relationships" xmlns:w="http://schemas.openxmlformats.org/wordprocessingml/2006/main" xmlns:w14="http://schemas.microsoft.com/office/word/2010/wordml" xmlns:w15="http://schemas.microsoft.com/office/word/2012/wordml" xmlns:w16cex="http://schemas.microsoft.com/office/word/2018/wordml/cex" xmlns:w16cid="http://schemas.microsoft.com/office/word/2016/wordml/cid" xmlns:w16="http://schemas.microsoft.com/office/word/2018/wordml" xmlns:w16du="http://schemas.microsoft.com/office/word/2023/wordml/word16du" xmlns:w16sdtdh="http://schemas.microsoft.com/office/word/2020/wordml/sdtdatahash" xmlns:w16sdtfl="http://schemas.microsoft.com/office/word/2024/wordml/sdtformatlock" xmlns:w16se="http://schemas.microsoft.com/office/word/2015/wordml/symex" mc:Ignorable="w14 w15 w16se w16cid w16 w16cex w16sdtdh w16sdtfl w16du">
+  <w:docDefaults>
+    <w:rPrDefault>
+      <w:rPr>
+        <w:rFonts w:asciiTheme="minorHAnsi" w:eastAsiaTheme="minorEastAsia" w:hAnsiTheme="minorHAnsi" w:cstheme="minorBidi"/>
+        <w:kern w:val="2"/>
+        <w:sz w:val="24"/>
+        <w:szCs w:val="24"/>
+        <w:lang w:val="de-CH" w:eastAsia="de-CH" w:bidi="ar-SA"/>
+        <w14:ligatures w14:val="standardContextual"/>
+      </w:rPr>
+    </w:rPrDefault>
+    <w:pPrDefault>
+      <w:pPr>
+        <w:spacing w:after="160" w:line="278" w:lineRule="auto"/>
+      </w:pPr>
+    </w:pPrDefault>
+  </w:docDefaults>
+  <w:latentStyles w:defLockedState="0" w:defUIPriority="99" w:defSemiHidden="0" w:defUnhideWhenUsed="0" w:defQFormat="0" w:count="376">
+    <w:lsdException w:name="Normal" w:uiPriority="0" w:qFormat="1"/>
+    <w:lsdException w:name="heading 1" w:uiPriority="9" w:qFormat="1"/>
+    <w:lsdException w:name="heading 2" w:semiHidden="1" w:uiPriority="9" w:unhideWhenUsed="1" w:qFormat="1"/>
+    <w:lsdException w:name="heading 3" w:semiHidden="1" w:uiPriority="9" w:unhideWhenUsed="1" w:qFormat="1"/>
+    <w:lsdException w:name="heading 4" w:semiHidden="1" w:uiPriority="9" w:unhideWhenUsed="1" w:qFormat="1"/>
+    <w:lsdException w:name="heading 5" w:semiHidden="1" w:uiPriority="9" w:unhideWhenUsed="1" w:qFormat="1"/>
+    <w:lsdException w:name="heading 6" w:semiHidden="1" w:uiPriority="9" w:unhideWhenUsed="1" w:qFormat="1"/>
+    <w:lsdException w:name="heading 7" w:semiHidden="1" w:uiPriority="9" w:unhideWhenUsed="1" w:qFormat="1"/>
+    <w:lsdException w:name="heading 8" w:semiHidden="1" w:uiPriority="9" w:unhideWhenUsed="1" w:qFormat="1"/>
+    <w:lsdException w:name="heading 9" w:semiHidden="1" w:uiPriority="9" w:unhideWhenUsed="1" w:qFormat="1"/>
+    <w:lsdException w:name="index 1" w:semiHidden="1" w:unhideWhenUsed="1"/>
+    <w:lsdException w:name="index 2" w:semiHidden="1" w:unhideWhenUsed="1"/>
+    <w:lsdException w:name="index 3" w:semiHidden="1" w:unhideWhenUsed="1"/>
+    <w:lsdException w:name="index 4" w:semiHidden="1" w:unhideWhenUsed="1"/>
+    <w:lsdException w:name="index 5" w:semiHidden="1" w:unhideWhenUsed="1"/>
+    <w:lsdException w:name="index 6" w:semiHidden="1" w:unhideWhenUsed="1"/>
+    <w:lsdException w:name="index 7" w:semiHidden="1" w:unhideWhenUsed="1"/>
+    <w:lsdException w:name="index 8" w:semiHidden="1" w:unhideWhenUsed="1"/>
+    <w:lsdException w:name="index 9" w:semiHidden="1" w:unhideWhenUsed="1"/>
+    <w:lsdException w:name="toc 1" w:semiHidden="1" w:uiPriority="39" w:unhideWhenUsed="1"/>
+    <w:lsdException w:name="toc 2" w:semiHidden="1" w:uiPriority="39" w:unhideWhenUsed="1"/>
+    <w:lsdException w:name="toc 3" w:semiHidden="1" w:uiPriority="39" w:unhideWhenUsed="1"/>
+    <w:lsdException w:name="toc 4" w:semiHidden="1" w:uiPriority="39" w:unhideWhenUsed="1"/>
+    <w:lsdException w:name="toc 5" w:semiHidden="1" w:uiPriority="39" w:unhideWhenUsed="1"/>
+    <w:lsdException w:name="toc 6" w:semiHidden="1" w:uiPriority="39" w:unhideWhenUsed="1"/>
+    <w:lsdException w:name="toc 7" w:semiHidden="1" w:uiPriority="39" w:unhideWhenUsed="1"/>
+    <w:lsdException w:name="toc 8" w:semiHidden="1" w:uiPriority="39" w:unhideWhenUsed="1"/>
+    <w:lsdException w:name="toc 9" w:semiHidden="1" w:uiPriority="39" w:unhideWhenUsed="1"/>
+    <w:lsdException w:name="Normal Indent" w:semiHidden="1" w:unhideWhenUsed="1"/>
+    <w:lsdException w:name="footnote text" w:semiHidden="1" w:unhideWhenUsed="1"/>
+    <w:lsdException w:name="annotation text" w:semiHidden="1" w:unhideWhenUsed="1"/>
+    <w:lsdException w:name="header" w:semiHidden="1" w:unhideWhenUsed="1"/>
+    <w:lsdException w:name="footer" w:semiHidden="1" w:unhideWhenUsed="1"/>
+    <w:lsdException w:name="index heading" w:semiHidden="1" w:unhideWhenUsed="1"/>
+    <w:lsdException w:name="caption" w:semiHidden="1" w:uiPriority="35" w:unhideWhenUsed="1" w:qFormat="1"/>
+    <w:lsdException w:name="table of figures" w:semiHidden="1" w:unhideWhenUsed="1"/>
+    <w:lsdException w:name="envelope address" w:semiHidden="1" w:unhideWhenUsed="1"/>
+    <w:lsdException w:name="envelope return" w:semiHidden="1" w:unhideWhenUsed="1"/>
+    <w:lsdException w:name="footnote reference" w:semiHidden="1" w:unhideWhenUsed="1"/>
+    <w:lsdException w:name="annotation reference" w:semiHidden="1" w:unhideWhenUsed="1"/>
+    <w:lsdException w:name="line number" w:semiHidden="1" w:unhideWhenUsed="1"/>
+    <w:lsdException w:name="page number" w:semiHidden="1" w:unhideWhenUsed="1"/>
+    <w:lsdException w:name="endnote reference" w:semiHidden="1" w:unhideWhenUsed="1"/>
+    <w:lsdException w:name="endnote text" w:semiHidden="1" w:unhideWhenUsed="1"/>
+    <w:lsdException w:name="table of authorities" w:semiHidden="1" w:unhideWhenUsed="1"/>
+    <w:lsdException w:name="macro" w:semiHidden="1" w:unhideWhenUsed="1"/>
+    <w:lsdException w:name="toa heading" w:semiHidden="1" w:unhideWhenUsed="1"/>
+    <w:lsdException w:name="List" w:semiHidden="1" w:unhideWhenUsed="1"/>
+    <w:lsdException w:name="List Bullet" w:semiHidden="1" w:unhideWhenUsed="1"/>
+    <w:lsdException w:name="List Number" w:semiHidden="1" w:unhideWhenUsed="1"/>
+    <w:lsdException w:name="List 2" w:semiHidden="1" w:unhideWhenUsed="1"/>
+    <w:lsdException w:name="List 3" w:semiHidden="1" w:unhideWhenUsed="1"/>
+    <w:lsdException w:name="List 4" w:semiHidden="1" w:unhideWhenUsed="1"/>
+    <w:lsdException w:name="List 5" w:semiHidden="1" w:unhideWhenUsed="1"/>
+    <w:lsdException w:name="List Bullet 2" w:semiHidden="1" w:unhideWhenUsed="1"/>
+    <w:lsdException w:name="List Bullet 3" w:semiHidden="1" w:unhideWhenUsed="1"/>
+    <w:lsdException w:name="List Bullet 4" w:semiHidden="1" w:unhideWhenUsed="1"/>
+    <w:lsdException w:name="List Bullet 5" w:semiHidden="1" w:unhideWhenUsed="1"/>
+    <w:lsdException w:name="List Number 2" w:semiHidden="1" w:unhideWhenUsed="1"/>
+    <w:lsdException w:name="List Number 3" w:semiHidden="1" w:unhideWhenUsed="1"/>
+    <w:lsdException w:name="List Number 4" w:semiHidden="1" w:unhideWhenUsed="1"/>
+    <w:lsdException w:name="List Number 5" w:semiHidden="1" w:unhideWhenUsed="1"/>
+    <w:lsdException w:name="Title" w:uiPriority="10" w:qFormat="1"/>
+    <w:lsdException w:name="Closing" w:semiHidden="1" w:unhideWhenUsed="1"/>
+    <w:lsdException w:name="Signature" w:semiHidden="1" w:unhideWhenUsed="1"/>
+    <w:lsdException w:name="Default Paragraph Font" w:semiHidden="1" w:uiPriority="1" w:unhideWhenUsed="1"/>
+    <w:lsdException w:name="Body Text" w:semiHidden="1" w:unhideWhenUsed="1"/>
+    <w:lsdException w:name="Body Text Indent" w:semiHidden="1" w:unhideWhenUsed="1"/>
+    <w:lsdException w:name="List Continue" w:semiHidden="1" w:unhideWhenUsed="1"/>
+    <w:lsdException w:name="List Continue 2" w:semiHidden="1" w:unhideWhenUsed="1"/>
+    <w:lsdException w:name="List Continue 3" w:semiHidden="1" w:unhideWhenUsed="1"/>
+    <w:lsdException w:name="List Continue 4" w:semiHidden="1" w:unhideWhenUsed="1"/>
+    <w:lsdException w:name="List Continue 5" w:semiHidden="1" w:unhideWhenUsed="1"/>
+    <w:lsdException w:name="Message Header" w:semiHidden="1" w:unhideWhenUsed="1"/>
+    <w:lsdException w:name="Subtitle" w:uiPriority="11" w:qFormat="1"/>
+    <w:lsdException w:name="Salutation" w:semiHidden="1" w:unhideWhenUsed="1"/>
+    <w:lsdException w:name="Date" w:semiHidden="1" w:unhideWhenUsed="1"/>
+    <w:lsdException w:name="Body Text First Indent" w:semiHidden="1" w:unhideWhenUsed="1"/>
+    <w:lsdException w:name="Body Text First Indent 2" w:semiHidden="1" w:unhideWhenUsed="1"/>
+    <w:lsdException w:name="Note Heading" w:semiHidden="1" w:unhideWhenUsed="1"/>
+    <w:lsdException w:name="Body Text 2" w:semiHidden="1" w:unhideWhenUsed="1"/>
+    <w:lsdException w:name="Body Text 3" w:semiHidden="1" w:unhideWhenUsed="1"/>
+    <w:lsdException w:name="Body Text Indent 2" w:semiHidden="1" w:unhideWhenUsed="1"/>
+    <w:lsdException w:name="Body Text Indent 3" w:semiHidden="1" w:unhideWhenUsed="1"/>
+    <w:lsdException w:name="Block Text" w:semiHidden="1" w:unhideWhenUsed="1"/>
+    <w:lsdException w:name="Hyperlink" w:semiHidden="1" w:unhideWhenUsed="1"/>
+    <w:lsdException w:name="FollowedHyperlink" w:semiHidden="1" w:unhideWhenUsed="1"/>
+    <w:lsdException w:name="Strong" w:uiPriority="22" w:qFormat="1"/>
+    <w:lsdException w:name="Emphasis" w:uiPriority="20" w:qFormat="1"/>
+    <w:lsdException w:name="Document Map" w:semiHidden="1" w:unhideWhenUsed="1"/>
+    <w:lsdException w:name="Plain Text" w:semiHidden="1" w:unhideWhenUsed="1"/>
+    <w:lsdException w:name="E-mail Signature" w:semiHidden="1" w:unhideWhenUsed="1"/>
+    <w:lsdException w:name="HTML Top of Form" w:semiHidden="1" w:unhideWhenUsed="1"/>
+    <w:lsdException w:name="HTML Bottom of Form" w:semiHidden="1" w:unhideWhenUsed="1"/>
+    <w:lsdException w:name="Normal (Web)" w:semiHidden="1" w:unhideWhenUsed="1"/>
+    <w:lsdException w:name="HTML Acronym" w:semiHidden="1" w:unhideWhenUsed="1"/>
+    <w:lsdException w:name="HTML Address" w:semiHidden="1" w:unhideWhenUsed="1"/>
+    <w:lsdException w:name="HTML Cite" w:semiHidden="1" w:unhideWhenUsed="1"/>
+    <w:lsdException w:name="HTML Code" w:semiHidden="1" w:unhideWhenUsed="1"/>
+    <w:lsdException w:name="HTML Definition" w:semiHidden="1" w:unhideWhenUsed="1"/>
+    <w:lsdException w:name="HTML Keyboard" w:semiHidden="1" w:unhideWhenUsed="1"/>
+    <w:lsdException w:name="HTML Preformatted" w:semiHidden="1" w:unhideWhenUsed="1"/>
+    <w:lsdException w:name="HTML Sample" w:semiHidden="1" w:unhideWhenUsed="1"/>
+    <w:lsdException w:name="HTML Typewriter" w:semiHidden="1" w:unhideWhenUsed="1"/>
+    <w:lsdException w:name="HTML Variable" w:semiHidden="1" w:unhideWhenUsed="1"/>
+    <w:lsdException w:name="Normal Table" w:semiHidden="1" w:unhideWhenUsed="1"/>
+    <w:lsdException w:name="annotation subject" w:semiHidden="1" w:unhideWhenUsed="1"/>
+    <w:lsdException w:name="No List" w:semiHidden="1" w:unhideWhenUsed="1"/>
+    <w:lsdException w:name="Outline List 1" w:semiHidden="1" w:unhideWhenUsed="1"/>
+    <w:lsdException w:name="Outline List 2" w:semiHidden="1" w:unhideWhenUsed="1"/>
+    <w:lsdException w:name="Outline List 3" w:semiHidden="1" w:unhideWhenUsed="1"/>
+    <w:lsdException w:name="Table Simple 1" w:semiHidden="1" w:unhideWhenUsed="1"/>
+    <w:lsdException w:name="Table Simple 2" w:semiHidden="1" w:unhideWhenUsed="1"/>
+    <w:lsdException w:name="Table Simple 3" w:semiHidden="1" w:unhideWhenUsed="1"/>
+    <w:lsdException w:name="Table Classic 1" w:semiHidden="1" w:unhideWhenUsed="1"/>
+    <w:lsdException w:name="Table Classic 2" w:semiHidden="1" w:unhideWhenUsed="1"/>
+    <w:lsdException w:name="Table Classic 3" w:semiHidden="1" w:unhideWhenUsed="1"/>
+    <w:lsdException w:name="Table Classic 4" w:semiHidden="1" w:unhideWhenUsed="1"/>
+    <w:lsdException w:name="Table Colorful 1" w:semiHidden="1" w:unhideWhenUsed="1"/>
+    <w:lsdException w:name="Table Colorful 2" w:semiHidden="1" w:unhideWhenUsed="1"/>
+    <w:lsdException w:name="Table Colorful 3" w:semiHidden="1" w:unhideWhenUsed="1"/>
+    <w:lsdException w:name="Table Columns 1" w:semiHidden="1" w:unhideWhenUsed="1"/>
+    <w:lsdException w:name="Table Columns 2" w:semiHidden="1" w:unhideWhenUsed="1"/>
+    <w:lsdException w:name="Table Columns 3" w:semiHidden="1" w:unhideWhenUsed="1"/>
+    <w:lsdException w:name="Table Columns 4" w:semiHidden="1" w:unhideWhenUsed="1"/>
+    <w:lsdException w:name="Table Columns 5" w:semiHidden="1" w:unhideWhenUsed="1"/>
+    <w:lsdException w:name="Table Grid 1" w:semiHidden="1" w:unhideWhenUsed="1"/>
+    <w:lsdException w:name="Table Grid 2" w:semiHidden="1" w:unhideWhenUsed="1"/>
+    <w:lsdException w:name="Table Grid 3" w:semiHidden="1" w:unhideWhenUsed="1"/>
+    <w:lsdException w:name="Table Grid 4" w:semiHidden="1" w:unhideWhenUsed="1"/>
+    <w:lsdException w:name="Table Grid 5" w:semiHidden="1" w:unhideWhenUsed="1"/>
+    <w:lsdException w:name="Table Grid 6" w:semiHidden="1" w:unhideWhenUsed="1"/>
+    <w:lsdException w:name="Table Grid 7" w:semiHidden="1" w:unhideWhenUsed="1"/>
+    <w:lsdException w:name="Table Grid 8" w:semiHidden="1" w:unhideWhenUsed="1"/>
+    <w:lsdException w:name="Table List 1" w:semiHidden="1" w:unhideWhenUsed="1"/>
+    <w:lsdException w:name="Table List 2" w:semiHidden="1" w:unhideWhenUsed="1"/>
+    <w:lsdException w:name="Table List 3" w:semiHidden="1" w:unhideWhenUsed="1"/>
+    <w:lsdException w:name="Table List 4" w:semiHidden="1" w:unhideWhenUsed="1"/>
+    <w:lsdException w:name="Table List 5" w:semiHidden="1" w:unhideWhenUsed="1"/>
+    <w:lsdException w:name="Table List 6" w:semiHidden="1" w:unhideWhenUsed="1"/>
+    <w:lsdException w:name="Table List 7" w:semiHidden="1" w:unhideWhenUsed="1"/>
+    <w:lsdException w:name="Table List 8" w:semiHidden="1" w:unhideWhenUsed="1"/>
+    <w:lsdException w:name="Table 3D effects 1" w:semiHidden="1" w:unhideWhenUsed="1"/>
+    <w:lsdException w:name="Table 3D effects 2" w:semiHidden="1" w:unhideWhenUsed="1"/>
+    <w:lsdException w:name="Table 3D effects 3" w:semiHidden="1" w:unhideWhenUsed="1"/>
+    <w:lsdException w:name="Table Contemporary" w:semiHidden="1" w:unhideWhenUsed="1"/>
+    <w:lsdException w:name="Table Elegant" w:semiHidden="1" w:unhideWhenUsed="1"/>
+    <w:lsdException w:name="Table Professional" w:semiHidden="1" w:unhideWhenUsed="1"/>
+    <w:lsdException w:name="Table Subtle 1" w:semiHidden="1" w:unhideWhenUsed="1"/>
+    <w:lsdException w:name="Table Subtle 2" w:semiHidden="1" w:unhideWhenUsed="1"/>
+    <w:lsdException w:name="Table Web 1" w:semiHidden="1" w:unhideWhenUsed="1"/>
+    <w:lsdException w:name="Table Web 2" w:semiHidden="1" w:unhideWhenUsed="1"/>
+    <w:lsdException w:name="Table Web 3" w:semiHidden="1" w:unhideWhenUsed="1"/>
+    <w:lsdException w:name="Balloon Text" w:semiHidden="1" w:unhideWhenUsed="1"/>
+    <w:lsdException w:name="Table Grid" w:uiPriority="39"/>
+    <w:lsdException w:name="Table Theme" w:semiHidden="1" w:unhideWhenUsed="1"/>
+    <w:lsdException w:name="Placeholder Text" w:semiHidden="1"/>
+    <w:lsdException w:name="No Spacing" w:uiPriority="1" w:qFormat="1"/>
+    <w:lsdException w:name="Light Shading" w:uiPriority="60"/>
+    <w:lsdException w:name="Light List" w:uiPriority="61"/>
+    <w:lsdException w:name="Light Grid" w:uiPriority="62"/>
+    <w:lsdException w:name="Medium Shading 1" w:uiPriority="63"/>
+    <w:lsdException w:name="Medium Shading 2" w:uiPriority="64"/>
+    <w:lsdException w:name="Medium List 1" w:uiPriority="65"/>
+    <w:lsdException w:name="Medium List 2" w:uiPriority="66"/>
+    <w:lsdException w:name="Medium Grid 1" w:uiPriority="67"/>
+    <w:lsdException w:name="Medium Grid 2" w:uiPriority="68"/>
+    <w:lsdException w:name="Medium Grid 3" w:uiPriority="69"/>
+    <w:lsdException w:name="Dark List" w:uiPriority="70"/>
+    <w:lsdException w:name="Colorful Shading" w:uiPriority="71"/>
+    <w:lsdException w:name="Colorful List" w:uiPriority="72"/>
+    <w:lsdException w:name="Colorful Grid" w:uiPriority="73"/>
+    <w:lsdException w:name="Light Shading Accent 1" w:uiPriority="60"/>
+    <w:lsdException w:name="Light List Accent 1" w:uiPriority="61"/>
+    <w:lsdException w:name="Light Grid Accent 1" w:uiPriority="62"/>
+    <w:lsdException w:name="Medium Shading 1 Accent 1" w:uiPriority="63"/>
+    <w:lsdException w:name="Medium Shading 2 Accent 1" w:uiPriority="64"/>
+    <w:lsdException w:name="Medium List 1 Accent 1" w:uiPriority="65"/>
+    <w:lsdException w:name="Revision" w:semiHidden="1"/>
+    <w:lsdException w:name="List Paragraph" w:uiPriority="34" w:qFormat="1"/>
+    <w:lsdException w:name="Quote" w:uiPriority="29" w:qFormat="1"/>
+    <w:lsdException w:name="Intense Quote" w:uiPriority="30" w:qFormat="1"/>
+    <w:lsdException w:name="Medium List 2 Accent 1" w:uiPriority="66"/>
+    <w:lsdException w:name="Medium Grid 1 Accent 1" w:uiPriority="67"/>
+    <w:lsdException w:name="Medium Grid 2 Accent 1" w:uiPriority="68"/>
+    <w:lsdException w:name="Medium Grid 3 Accent 1" w:uiPriority="69"/>
+    <w:lsdException w:name="Dark List Accent 1" w:uiPriority="70"/>
+    <w:lsdException w:name="Colorful Shading Accent 1" w:uiPriority="71"/>
+    <w:lsdException w:name="Colorful List Accent 1" w:uiPriority="72"/>
+    <w:lsdException w:name="Colorful Grid Accent 1" w:uiPriority="73"/>
+    <w:lsdException w:name="Light Shading Accent 2" w:uiPriority="60"/>
+    <w:lsdException w:name="Light List Accent 2" w:uiPriority="61"/>
+    <w:lsdException w:name="Light Grid Accent 2" w:uiPriority="62"/>
+    <w:lsdException w:name="Medium Shading 1 Accent 2" w:uiPriority="63"/>
+    <w:lsdException w:name="Medium Shading 2 Accent 2" w:uiPriority="64"/>
+    <w:lsdException w:name="Medium List 1 Accent 2" w:uiPriority="65"/>
+    <w:lsdException w:name="Medium List 2 Accent 2" w:uiPriority="66"/>
+    <w:lsdException w:name="Medium Grid 1 Accent 2" w:uiPriority="67"/>
+    <w:lsdException w:name="Medium Grid 2 Accent 2" w:uiPriority="68"/>
+    <w:lsdException w:name="Medium Grid 3 Accent 2" w:uiPriority="69"/>
+    <w:lsdException w:name="Dark List Accent 2" w:uiPriority="70"/>
+    <w:lsdException w:name="Colorful Shading Accent 2" w:uiPriority="71"/>
+    <w:lsdException w:name="Colorful List Accent 2" w:uiPriority="72"/>
+    <w:lsdException w:name="Colorful Grid Accent 2" w:uiPriority="73"/>
+    <w:lsdException w:name="Light Shading Accent 3" w:uiPriority="60"/>
+    <w:lsdException w:name="Light List Accent 3" w:uiPriority="61"/>
+    <w:lsdException w:name="Light Grid Accent 3" w:uiPriority="62"/>
+    <w:lsdException w:name="Medium Shading 1 Accent 3" w:uiPriority="63"/>
+    <w:lsdException w:name="Medium Shading 2 Accent 3" w:uiPriority="64"/>
+    <w:lsdException w:name="Medium List 1 Accent 3" w:uiPriority="65"/>
+    <w:lsdException w:name="Medium List 2 Accent 3" w:uiPriority="66"/>
+    <w:lsdException w:name="Medium Grid 1 Accent 3" w:uiPriority="67"/>
+    <w:lsdException w:name="Medium Grid 2 Accent 3" w:uiPriority="68"/>
+    <w:lsdException w:name="Medium Grid 3 Accent 3" w:uiPriority="69"/>
+    <w:lsdException w:name="Dark List Accent 3" w:uiPriority="70"/>
+    <w:lsdException w:name="Colorful Shading Accent 3" w:uiPriority="71"/>
+    <w:lsdException w:name="Colorful List Accent 3" w:uiPriority="72"/>
+    <w:lsdException w:name="Colorful Grid Accent 3" w:uiPriority="73"/>
+    <w:lsdException w:name="Light Shading Accent 4" w:uiPriority="60"/>
+    <w:lsdException w:name="Light List Accent 4" w:uiPriority="61"/>
+    <w:lsdException w:name="Light Grid Accent 4" w:uiPriority="62"/>
+    <w:lsdException w:name="Medium Shading 1 Accent 4" w:uiPriority="63"/>
+    <w:lsdException w:name="Medium Shading 2 Accent 4" w:uiPriority="64"/>
+    <w:lsdException w:name="Medium List 1 Accent 4" w:uiPriority="65"/>
+    <w:lsdException w:name="Medium List 2 Accent 4" w:uiPriority="66"/>
+    <w:lsdException w:name="Medium Grid 1 Accent 4" w:uiPriority="67"/>
+    <w:lsdException w:name="Medium Grid 2 Accent 4" w:uiPriority="68"/>
+    <w:lsdException w:name="Medium Grid 3 Accent 4" w:uiPriority="69"/>
+    <w:lsdException w:name="Dark List Accent 4" w:uiPriority="70"/>
+    <w:lsdException w:name="Colorful Shading Accent 4" w:uiPriority="71"/>
+    <w:lsdException w:name="Colorful List Accent 4" w:uiPriority="72"/>
+    <w:lsdException w:name="Colorful Grid Accent 4" w:uiPriority="73"/>
+    <w:lsdException w:name="Light Shading Accent 5" w:uiPriority="60"/>
+    <w:lsdException w:name="Light List Accent 5" w:uiPriority="61"/>
+    <w:lsdException w:name="Light Grid Accent 5" w:uiPriority="62"/>
+    <w:lsdException w:name="Medium Shading 1 Accent 5" w:uiPriority="63"/>
+    <w:lsdException w:name="Medium Shading 2 Accent 5" w:uiPriority="64"/>
+    <w:lsdException w:name="Medium List 1 Accent 5" w:uiPriority="65"/>
+    <w:lsdException w:name="Medium List 2 Accent 5" w:uiPriority="66"/>
+    <w:lsdException w:name="Medium Grid 1 Accent 5" w:uiPriority="67"/>
+    <w:lsdException w:name="Medium Grid 2 Accent 5" w:uiPriority="68"/>
+    <w:lsdException w:name="Medium Grid 3 Accent 5" w:uiPriority="69"/>
+    <w:lsdException w:name="Dark List Accent 5" w:uiPriority="70"/>
+    <w:lsdException w:name="Colorful Shading Accent 5" w:uiPriority="71"/>
+    <w:lsdException w:name="Colorful List Accent 5" w:uiPriority="72"/>
+    <w:lsdException w:name="Colorful Grid Accent 5" w:uiPriority="73"/>
+    <w:lsdException w:name="Light Shading Accent 6" w:uiPriority="60"/>
+    <w:lsdException w:name="Light List Accent 6" w:uiPriority="61"/>
+    <w:lsdException w:name="Light Grid Accent 6" w:uiPriority="62"/>
+    <w:lsdException w:name="Medium Shading 1 Accent 6" w:uiPriority="63"/>
+    <w:lsdException w:name="Medium Shading 2 Accent 6" w:uiPriority="64"/>
+    <w:lsdException w:name="Medium List 1 Accent 6" w:uiPriority="65"/>
+    <w:lsdException w:name="Medium List 2 Accent 6" w:uiPriority="66"/>
+    <w:lsdException w:name="Medium Grid 1 Accent 6" w:uiPriority="67"/>
+    <w:lsdException w:name="Medium Grid 2 Accent 6" w:uiPriority="68"/>
+    <w:lsdException w:name="Medium Grid 3 Accent 6" w:uiPriority="69"/>
+    <w:lsdException w:name="Dark List Accent 6" w:uiPriority="70"/>
+    <w:lsdException w:name="Colorful Shading Accent 6" w:uiPriority="71"/>
+    <w:lsdException w:name="Colorful List Accent 6" w:uiPriority="72"/>
+    <w:lsdException w:name="Colorful Grid Accent 6" w:uiPriority="73"/>
+    <w:lsdException w:name="Subtle Emphasis" w:uiPriority="19" w:qFormat="1"/>
+    <w:lsdException w:name="Intense Emphasis" w:uiPriority="21" w:qFormat="1"/>
+    <w:lsdException w:name="Subtle Reference" w:uiPriority="31" w:qFormat="1"/>
+    <w:lsdException w:name="Intense Reference" w:uiPriority="32" w:qFormat="1"/>
+    <w:lsdException w:name="Book Title" w:uiPriority="33" w:qFormat="1"/>
+    <w:lsdException w:name="Bibliography" w:semiHidden="1" w:uiPriority="37" w:unhideWhenUsed="1"/>
+    <w:lsdException w:name="TOC Heading" w:semiHidden="1" w:uiPriority="39" w:unhideWhenUsed="1" w:qFormat="1"/>
+    <w:lsdException w:name="Plain Table 1" w:uiPriority="41"/>
+    <w:lsdException w:name="Plain Table 2" w:uiPriority="42"/>
+    <w:lsdException w:name="Plain Table 3" w:uiPriority="43"/>
+    <w:lsdException w:name="Plain Table 4" w:uiPriority="44"/>
+    <w:lsdException w:name="Plain Table 5" w:uiPriority="45"/>
+    <w:lsdException w:name="Grid Table Light" w:uiPriority="40"/>
+    <w:lsdException w:name="Grid Table 1 Light" w:uiPriority="46"/>
+    <w:lsdException w:name="Grid Table 2" w:uiPriority="47"/>
+    <w:lsdException w:name="Grid Table 3" w:uiPriority="48"/>
+    <w:lsdException w:name="Grid Table 4" w:uiPriority="49"/>
+    <w:lsdException w:name="Grid Table 5 Dark" w:uiPriority="50"/>
+    <w:lsdException w:name="Grid Table 6 Colorful" w:uiPriority="51"/>
+    <w:lsdException w:name="Grid Table 7 Colorful" w:uiPriority="52"/>
+    <w:lsdException w:name="Grid Table 1 Light Accent 1" w:uiPriority="46"/>
+    <w:lsdException w:name="Grid Table 2 Accent 1" w:uiPriority="47"/>
+    <w:lsdException w:name="Grid Table 3 Accent 1" w:uiPriority="48"/>
+    <w:lsdException w:name="Grid Table 4 Accent 1" w:uiPriority="49"/>
+    <w:lsdException w:name="Grid Table 5 Dark Accent 1" w:uiPriority="50"/>
+    <w:lsdException w:name="Grid Table 6 Colorful Accent 1" w:uiPriority="51"/>
+    <w:lsdException w:name="Grid Table 7 Colorful Accent 1" w:uiPriority="52"/>
+    <w:lsdException w:name="Grid Table 1 Light Accent 2" w:uiPriority="46"/>
+    <w:lsdException w:name="Grid Table 2 Accent 2" w:uiPriority="47"/>
+    <w:lsdException w:name="Grid Table 3 Accent 2" w:uiPriority="48"/>
+    <w:lsdException w:name="Grid Table 4 Accent 2" w:uiPriority="49"/>
+    <w:lsdException w:name="Grid Table 5 Dark Accent 2" w:uiPriority="50"/>
+    <w:lsdException w:name="Grid Table 6 Colorful Accent 2" w:uiPriority="51"/>
+    <w:lsdException w:name="Grid Table 7 Colorful Accent 2" w:uiPriority="52"/>
+    <w:lsdException w:name="Grid Table 1 Light Accent 3" w:uiPriority="46"/>
+    <w:lsdException w:name="Grid Table 2 Accent 3" w:uiPriority="47"/>
+    <w:lsdException w:name="Grid Table 3 Accent 3" w:uiPriority="48"/>
+    <w:lsdException w:name="Grid Table 4 Accent 3" w:uiPriority="49"/>
+    <w:lsdException w:name="Grid Table 5 Dark Accent 3" w:uiPriority="50"/>
+    <w:lsdException w:name="Grid Table 6 Colorful Accent 3" w:uiPriority="51"/>
+    <w:lsdException w:name="Grid Table 7 Colorful Accent 3" w:uiPriority="52"/>
+    <w:lsdException w:name="Grid Table 1 Light Accent 4" w:uiPriority="46"/>
+    <w:lsdException w:name="Grid Table 2 Accent 4" w:uiPriority="47"/>
+    <w:lsdException w:name="Grid Table 3 Accent 4" w:uiPriority="48"/>
+    <w:lsdException w:name="Grid Table 4 Accent 4" w:uiPriority="49"/>
+    <w:lsdException w:name="Grid Table 5 Dark Accent 4" w:uiPriority="50"/>
+    <w:lsdException w:name="Grid Table 6 Colorful Accent 4" w:uiPriority="51"/>
+    <w:lsdException w:name="Grid Table 7 Colorful Accent 4" w:uiPriority="52"/>
+    <w:lsdException w:name="Grid Table 1 Light Accent 5" w:uiPriority="46"/>
+    <w:lsdException w:name="Grid Table 2 Accent 5" w:uiPriority="47"/>
+    <w:lsdException w:name="Grid Table 3 Accent 5" w:uiPriority="48"/>
+    <w:lsdException w:name="Grid Table 4 Accent 5" w:uiPriority="49"/>
+    <w:lsdException w:name="Grid Table 5 Dark Accent 5" w:uiPriority="50"/>
+    <w:lsdException w:name="Grid Table 6 Colorful Accent 5" w:uiPriority="51"/>
+    <w:lsdException w:name="Grid Table 7 Colorful Accent 5" w:uiPriority="52"/>
+    <w:lsdException w:name="Grid Table 1 Light Accent 6" w:uiPriority="46"/>
+    <w:lsdException w:name="Grid Table 2 Accent 6" w:uiPriority="47"/>
+    <w:lsdException w:name="Grid Table 3 Accent 6" w:uiPriority="48"/>
+    <w:lsdException w:name="Grid Table 4 Accent 6" w:uiPriority="49"/>
+    <w:lsdException w:name="Grid Table 5 Dark Accent 6" w:uiPriority="50"/>
+    <w:lsdException w:name="Grid Table 6 Colorful Accent 6" w:uiPriority="51"/>
+    <w:lsdException w:name="Grid Table 7 Colorful Accent 6" w:uiPriority="52"/>
+    <w:lsdException w:name="List Table 1 Light" w:uiPriority="46"/>
+    <w:lsdException w:name="List Table 2" w:uiPriority="47"/>
+    <w:lsdException w:name="List Table 3" w:uiPriority="48"/>
+    <w:lsdException w:name="List Table 4" w:uiPriority="49"/>
+    <w:lsdException w:name="List Table 5 Dark" w:uiPriority="50"/>
+    <w:lsdException w:name="List Table 6 Colorful" w:uiPriority="51"/>
+    <w:lsdException w:name="List Table 7 Colorful" w:uiPriority="52"/>
+    <w:lsdException w:name="List Table 1 Light Accent 1" w:uiPriority="46"/>
+    <w:lsdException w:name="List Table 2 Accent 1" w:uiPriority="47"/>
+    <w:lsdException w:name="List Table 3 Accent 1" w:uiPriority="48"/>
+    <w:lsdException w:name="List Table 4 Accent 1" w:uiPriority="49"/>
+    <w:lsdException w:name="List Table 5 Dark Accent 1" w:uiPriority="50"/>
+    <w:lsdException w:name="List Table 6 Colorful Accent 1" w:uiPriority="51"/>
+    <w:lsdException w:name="List Table 7 Colorful Accent 1" w:uiPriority="52"/>
+    <w:lsdException w:name="List Table 1 Light Accent 2" w:uiPriority="46"/>
+    <w:lsdException w:name="List Table 2 Accent 2" w:uiPriority="47"/>
+    <w:lsdException w:name="List Table 3 Accent 2" w:uiPriority="48"/>
+    <w:lsdException w:name="List Table 4 Accent 2" w:uiPriority="49"/>
+    <w:lsdException w:name="List Table 5 Dark Accent 2" w:uiPriority="50"/>
+    <w:lsdException w:name="List Table 6 Colorful Accent 2" w:uiPriority="51"/>
+    <w:lsdException w:name="List Table 7 Colorful Accent 2" w:uiPriority="52"/>
+    <w:lsdException w:name="List Table 1 Light Accent 3" w:uiPriority="46"/>
+    <w:lsdException w:name="List Table 2 Accent 3" w:uiPriority="47"/>
+    <w:lsdException w:name="List Table 3 Accent 3" w:uiPriority="48"/>
+    <w:lsdException w:name="List Table 4 Accent 3" w:uiPriority="49"/>
+    <w:lsdException w:name="List Table 5 Dark Accent 3" w:uiPriority="50"/>
+    <w:lsdException w:name="List Table 6 Colorful Accent 3" w:uiPriority="51"/>
+    <w:lsdException w:name="List Table 7 Colorful Accent 3" w:uiPriority="52"/>
+    <w:lsdException w:name="List Table 1 Light Accent 4" w:uiPriority="46"/>
+    <w:lsdException w:name="List Table 2 Accent 4" w:uiPriority="47"/>
+    <w:lsdException w:name="List Table 3 Accent 4" w:uiPriority="48"/>
+    <w:lsdException w:name="List Table 4 Accent 4" w:uiPriority="49"/>
+    <w:lsdException w:name="List Table 5 Dark Accent 4" w:uiPriority="50"/>
+    <w:lsdException w:name="List Table 6 Colorful Accent 4" w:uiPriority="51"/>
+    <w:lsdException w:name="List Table 7 Colorful Accent 4" w:uiPriority="52"/>
+    <w:lsdException w:name="List Table 1 Light Accent 5" w:uiPriority="46"/>
+    <w:lsdException w:name="List Table 2 Accent 5" w:uiPriority="47"/>
+    <w:lsdException w:name="List Table 3 Accent 5" w:uiPriority="48"/>
+    <w:lsdException w:name="List Table 4 Accent 5" w:uiPriority="49"/>
+    <w:lsdException w:name="List Table 5 Dark Accent 5" w:uiPriority="50"/>
+    <w:lsdException w:name="List Table 6 Colorful Accent 5" w:uiPriority="51"/>
+    <w:lsdException w:name="List Table 7 Colorful Accent 5" w:uiPriority="52"/>
+    <w:lsdException w:name="List Table 1 Light Accent 6" w:uiPriority="46"/>
+    <w:lsdException w:name="List Table 2 Accent 6" w:uiPriority="47"/>
+    <w:lsdException w:name="List Table 3 Accent 6" w:uiPriority="48"/>
+    <w:lsdException w:name="List Table 4 Accent 6" w:uiPriority="49"/>
+    <w:lsdException w:name="List Table 5 Dark Accent 6" w:uiPriority="50"/>
+    <w:lsdException w:name="List Table 6 Colorful Accent 6" w:uiPriority="51"/>
+    <w:lsdException w:name="List Table 7 Colorful Accent 6" w:uiPriority="52"/>
+    <w:lsdException w:name="Mention" w:semiHidden="1" w:unhideWhenUsed="1"/>
+    <w:lsdException w:name="Smart Hyperlink" w:semiHidden="1" w:unhideWhenUsed="1"/>
+    <w:lsdException w:name="Hashtag" w:semiHidden="1" w:unhideWhenUsed="1"/>
+    <w:lsdException w:name="Unresolved Mention" w:semiHidden="1" w:unhideWhenUsed="1"/>
+    <w:lsdException w:name="Smart Link" w:semiHidden="1" w:unhideWhenUsed="1"/>
+  </w:latentStyles>
+  <w:style w:type="paragraph" w:default="1" w:styleId="Standard">
+    <w:name w:val="Normal"/>
+    <w:qFormat/>
+  </w:style>
+  <w:style w:type="character" w:default="1" w:styleId="Absatz-Standardschriftart">
+    <w:name w:val="Default Paragraph Font"/>
+    <w:uiPriority w:val="1"/>
+    <w:semiHidden/>
+    <w:unhideWhenUsed/>
+  </w:style>
+  <w:style w:type="table" w:default="1" w:styleId="NormaleTabelle">
+    <w:name w:val="Normal Table"/>
+    <w:uiPriority w:val="99"/>
+    <w:semiHidden/>
+    <w:unhideWhenUsed/>
+    <w:tblPr>
+      <w:tblInd w:w="0" w:type="dxa"/>
+      <w:tblCellMar>
+        <w:top w:w="0" w:type="dxa"/>
+        <w:left w:w="108" w:type="dxa"/>
+        <w:bottom w:w="0" w:type="dxa"/>
+        <w:right w:w="108" w:type="dxa"/>
+      </w:tblCellMar>
+    </w:tblPr>
+  </w:style>
+  <w:style w:type="numbering" w:default="1" w:styleId="KeineListe">
+    <w:name w:val="No List"/>
+    <w:uiPriority w:val="99"/>
+    <w:semiHidden/>
+    <w:unhideWhenUsed/>
+  </w:style>
+  <w:style w:type="paragraph" w:customStyle="1" w:styleId="400023589546419E85E3B883890052EF">
+    <w:name w:val="400023589546419E85E3B883890052EF"/>
+    <w:rsid w:val="00A61F87"/>
+  </w:style>
+  <w:style w:type="paragraph" w:customStyle="1" w:styleId="4EAAE94CE41641A9980D0EA3E4A1400F">
+    <w:name w:val="4EAAE94CE41641A9980D0EA3E4A1400F"/>
+    <w:rsid w:val="00CB587D"/>
+  </w:style>
+</w:styles>
+</file>
+
+<file path=word/glossary/webSettings.xml><?xml version="1.0" encoding="utf-8"?>
+<w:webSettings xmlns:mc="http://schemas.openxmlformats.org/markup-compatibility/2006" xmlns:r="http://schemas.openxmlformats.org/officeDocument/2006/relationships" xmlns:w="http://schemas.openxmlformats.org/wordprocessingml/2006/main" xmlns:w14="http://schemas.microsoft.com/office/word/2010/wordml" xmlns:w15="http://schemas.microsoft.com/office/word/2012/wordml" xmlns:w16cex="http://schemas.microsoft.com/office/word/2018/wordml/cex" xmlns:w16cid="http://schemas.microsoft.com/office/word/2016/wordml/cid" xmlns:w16="http://schemas.microsoft.com/office/word/2018/wordml" xmlns:w16du="http://schemas.microsoft.com/office/word/2023/wordml/word16du" xmlns:w16sdtdh="http://schemas.microsoft.com/office/word/2020/wordml/sdtdatahash" xmlns:w16sdtfl="http://schemas.microsoft.com/office/word/2024/wordml/sdtformatlock" xmlns:w16se="http://schemas.microsoft.com/office/word/2015/wordml/symex" mc:Ignorable="w14 w15 w16se w16cid w16 w16cex w16sdtdh w16sdtfl w16du">
+  <w:optimizeForBrowser/>
+</w:webSettings>
+</file>
+
 <file path=word/theme/theme1.xml><?xml version="1.0" encoding="utf-8"?>
 <a:theme xmlns:a="http://schemas.openxmlformats.org/drawingml/2006/main" name="Office-Design">
   <a:themeElements>

--- a/document-merge-service/kt_so/templatefiles/inserat-anzeiger.docx
+++ b/document-merge-service/kt_so/templatefiles/inserat-anzeiger.docx
@@ -22,16 +22,72 @@
         <w:tblLook w:val="04A0" w:firstRow="1" w:lastRow="0" w:firstColumn="1" w:lastColumn="0" w:noHBand="0" w:noVBand="1"/>
       </w:tblPr>
       <w:tblGrid>
-        <w:gridCol w:w="5670"/>
-        <w:gridCol w:w="3969"/>
+        <w:gridCol w:w="4819"/>
+        <w:gridCol w:w="1021"/>
+        <w:gridCol w:w="3799"/>
       </w:tblGrid>
       <w:tr>
         <w:trPr>
-          <w:trHeight w:hRule="exact" w:val="1588"/>
+          <w:trHeight w:hRule="exact" w:val="964"/>
         </w:trPr>
         <w:tc>
           <w:tcPr>
-            <w:tcW w:w="5670" w:type="dxa"/>
+            <w:tcW w:w="4819" w:type="dxa"/>
+            <w:tcMar>
+              <w:top w:w="57" w:type="dxa"/>
+              <w:bottom w:w="57" w:type="dxa"/>
+            </w:tcMar>
+            <w:vAlign w:val="bottom"/>
+          </w:tcPr>
+          <w:p>
+            <w:pPr>
+              <w:pStyle w:val="Platzhalter"/>
+              <w:jc w:val="right"/>
+              <w:rPr>
+                <w:sz w:val="18"/>
+                <w:szCs w:val="18"/>
+              </w:rPr>
+            </w:pPr>
+          </w:p>
+        </w:tc>
+        <w:tc>
+          <w:tcPr>
+            <w:tcW w:w="1021" w:type="dxa"/>
+          </w:tcPr>
+          <w:p>
+            <w:pPr>
+              <w:rPr>
+                <w:sz w:val="18"/>
+                <w:szCs w:val="18"/>
+              </w:rPr>
+            </w:pPr>
+          </w:p>
+        </w:tc>
+        <w:tc>
+          <w:tcPr>
+            <w:tcW w:w="3799" w:type="dxa"/>
+            <w:tcMar>
+              <w:top w:w="57" w:type="dxa"/>
+              <w:bottom w:w="57" w:type="dxa"/>
+            </w:tcMar>
+          </w:tcPr>
+          <w:p>
+            <w:pPr>
+              <w:rPr>
+                <w:sz w:val="18"/>
+                <w:szCs w:val="18"/>
+              </w:rPr>
+            </w:pPr>
+          </w:p>
+        </w:tc>
+      </w:tr>
+      <w:tr>
+        <w:trPr>
+          <w:trHeight w:hRule="exact" w:val="170"/>
+        </w:trPr>
+        <w:tc>
+          <w:tcPr>
+            <w:tcW w:w="4819" w:type="dxa"/>
             <w:tcMar>
               <w:top w:w="57" w:type="dxa"/>
               <w:bottom w:w="57" w:type="dxa"/>
@@ -41,128 +97,28 @@
             <w:pPr>
               <w:pStyle w:val="Platzhalter"/>
               <w:rPr>
-                <w:b/>
-                <w:bCs/>
+                <w:sz w:val="18"/>
+                <w:szCs w:val="18"/>
               </w:rPr>
             </w:pPr>
-            <w:proofErr w:type="gramStart"/>
-            <w:r>
-              <w:rPr>
-                <w:b/>
-                <w:bCs/>
-              </w:rPr>
-              <w:t>{{ LEITBEHOERDE</w:t>
-            </w:r>
-            <w:proofErr w:type="gramEnd"/>
-            <w:r>
-              <w:rPr>
-                <w:b/>
-                <w:bCs/>
-              </w:rPr>
-              <w:t>_</w:t>
-            </w:r>
-            <w:proofErr w:type="gramStart"/>
-            <w:r>
-              <w:rPr>
-                <w:b/>
-                <w:bCs/>
-              </w:rPr>
-              <w:t>NAME }</w:t>
-            </w:r>
-            <w:proofErr w:type="gramEnd"/>
-            <w:r>
-              <w:rPr>
-                <w:b/>
-                <w:bCs/>
-              </w:rPr>
-              <w:t>}</w:t>
-            </w:r>
-          </w:p>
-          <w:p>
-            <w:pPr>
-              <w:pStyle w:val="Platzhalter"/>
-              <w:rPr>
-                <w:sz w:val="18"/>
-                <w:szCs w:val="18"/>
-              </w:rPr>
-            </w:pPr>
-            <w:proofErr w:type="gramStart"/>
-            <w:r>
-              <w:rPr>
-                <w:sz w:val="18"/>
-                <w:szCs w:val="18"/>
-              </w:rPr>
-              <w:t>{{ LEITBEHOERDE</w:t>
-            </w:r>
-            <w:proofErr w:type="gramEnd"/>
-            <w:r>
-              <w:rPr>
-                <w:sz w:val="18"/>
-                <w:szCs w:val="18"/>
-              </w:rPr>
-              <w:t>_ADRESSE_</w:t>
-            </w:r>
-            <w:proofErr w:type="gramStart"/>
-            <w:r>
-              <w:rPr>
-                <w:sz w:val="18"/>
-                <w:szCs w:val="18"/>
-              </w:rPr>
-              <w:t>1 }</w:t>
-            </w:r>
-            <w:proofErr w:type="gramEnd"/>
-            <w:r>
-              <w:rPr>
-                <w:sz w:val="18"/>
-                <w:szCs w:val="18"/>
-              </w:rPr>
-              <w:t>}</w:t>
-            </w:r>
-          </w:p>
-          <w:p>
-            <w:pPr>
-              <w:pStyle w:val="Platzhalter"/>
-              <w:rPr>
-                <w:sz w:val="18"/>
-                <w:szCs w:val="18"/>
-              </w:rPr>
-            </w:pPr>
-            <w:proofErr w:type="gramStart"/>
-            <w:r>
-              <w:rPr>
-                <w:sz w:val="18"/>
-                <w:szCs w:val="18"/>
-              </w:rPr>
-              <w:t>{{ LEITBEHOERDE</w:t>
-            </w:r>
-            <w:proofErr w:type="gramEnd"/>
-            <w:r>
-              <w:rPr>
-                <w:sz w:val="18"/>
-                <w:szCs w:val="18"/>
-              </w:rPr>
-              <w:t>_ADRESSE_2 }}</w:t>
-            </w:r>
           </w:p>
         </w:tc>
         <w:tc>
           <w:tcPr>
-            <w:tcW w:w="3969" w:type="dxa"/>
-            <w:tcMar>
-              <w:top w:w="57" w:type="dxa"/>
-              <w:bottom w:w="57" w:type="dxa"/>
-            </w:tcMar>
+            <w:tcW w:w="1021" w:type="dxa"/>
           </w:tcPr>
-          <w:p/>
+          <w:p>
+            <w:pPr>
+              <w:rPr>
+                <w:sz w:val="18"/>
+                <w:szCs w:val="18"/>
+              </w:rPr>
+            </w:pPr>
+          </w:p>
         </w:tc>
-      </w:tr>
-      <w:tr>
-        <w:trPr>
-          <w:trHeight w:hRule="exact" w:val="2268"/>
-        </w:trPr>
         <w:tc>
           <w:tcPr>
-            <w:tcW w:w="5670" w:type="dxa"/>
+            <w:tcW w:w="3799" w:type="dxa"/>
             <w:tcMar>
               <w:top w:w="57" w:type="dxa"/>
               <w:bottom w:w="57" w:type="dxa"/>
@@ -171,6 +127,28 @@
           <w:p>
             <w:pPr>
               <w:rPr>
+                <w:sz w:val="18"/>
+                <w:szCs w:val="18"/>
+              </w:rPr>
+            </w:pPr>
+          </w:p>
+        </w:tc>
+      </w:tr>
+      <w:tr>
+        <w:trPr>
+          <w:trHeight w:hRule="exact" w:val="1701"/>
+        </w:trPr>
+        <w:tc>
+          <w:tcPr>
+            <w:tcW w:w="4819" w:type="dxa"/>
+            <w:tcMar>
+              <w:top w:w="57" w:type="dxa"/>
+              <w:bottom w:w="57" w:type="dxa"/>
+            </w:tcMar>
+          </w:tcPr>
+          <w:p>
+            <w:pPr>
+              <w:rPr>
                 <w:rFonts w:ascii="Consolas" w:hAnsi="Consolas"/>
                 <w:color w:val="00B050"/>
                 <w:sz w:val="18"/>
@@ -184,8 +162,9 @@
                 <w:sz w:val="18"/>
                 <w:szCs w:val="18"/>
               </w:rPr>
-              <w:t>{%</w:t>
-            </w:r>
+              <w:t xml:space="preserve">{%p </w:t>
+            </w:r>
+            <w:proofErr w:type="spellStart"/>
             <w:r>
               <w:rPr>
                 <w:rFonts w:ascii="Consolas" w:hAnsi="Consolas"/>
@@ -193,8 +172,9 @@
                 <w:sz w:val="18"/>
                 <w:szCs w:val="18"/>
               </w:rPr>
-              <w:t>p</w:t>
-            </w:r>
+              <w:t>set</w:t>
+            </w:r>
+            <w:proofErr w:type="spellEnd"/>
             <w:r>
               <w:rPr>
                 <w:rFonts w:ascii="Consolas" w:hAnsi="Consolas"/>
@@ -212,7 +192,7 @@
                 <w:sz w:val="18"/>
                 <w:szCs w:val="18"/>
               </w:rPr>
-              <w:t>if</w:t>
+              <w:t>ns</w:t>
             </w:r>
             <w:proofErr w:type="spellEnd"/>
             <w:r>
@@ -222,7 +202,67 @@
                 <w:sz w:val="18"/>
                 <w:szCs w:val="18"/>
               </w:rPr>
-              <w:t xml:space="preserve"> PUBLIKATION_ORGAN %}</w:t>
+              <w:t xml:space="preserve"> = </w:t>
+            </w:r>
+            <w:proofErr w:type="spellStart"/>
+            <w:r>
+              <w:rPr>
+                <w:rFonts w:ascii="Consolas" w:hAnsi="Consolas"/>
+                <w:color w:val="00B050"/>
+                <w:sz w:val="18"/>
+                <w:szCs w:val="18"/>
+              </w:rPr>
+              <w:t>namespace</w:t>
+            </w:r>
+            <w:proofErr w:type="spellEnd"/>
+            <w:r>
+              <w:rPr>
+                <w:rFonts w:ascii="Consolas" w:hAnsi="Consolas"/>
+                <w:color w:val="00B050"/>
+                <w:sz w:val="18"/>
+                <w:szCs w:val="18"/>
+              </w:rPr>
+              <w:t>(</w:t>
+            </w:r>
+            <w:proofErr w:type="spellStart"/>
+            <w:r>
+              <w:rPr>
+                <w:rFonts w:ascii="Consolas" w:hAnsi="Consolas"/>
+                <w:color w:val="00B050"/>
+                <w:sz w:val="18"/>
+                <w:szCs w:val="18"/>
+              </w:rPr>
+              <w:t>hat_eintrag</w:t>
+            </w:r>
+            <w:proofErr w:type="spellEnd"/>
+            <w:r>
+              <w:rPr>
+                <w:rFonts w:ascii="Consolas" w:hAnsi="Consolas"/>
+                <w:color w:val="00B050"/>
+                <w:sz w:val="18"/>
+                <w:szCs w:val="18"/>
+              </w:rPr>
+              <w:t>=</w:t>
+            </w:r>
+            <w:proofErr w:type="spellStart"/>
+            <w:r>
+              <w:rPr>
+                <w:rFonts w:ascii="Consolas" w:hAnsi="Consolas"/>
+                <w:color w:val="00B050"/>
+                <w:sz w:val="18"/>
+                <w:szCs w:val="18"/>
+              </w:rPr>
+              <w:t>false</w:t>
+            </w:r>
+            <w:proofErr w:type="spellEnd"/>
+            <w:r>
+              <w:rPr>
+                <w:rFonts w:ascii="Consolas" w:hAnsi="Consolas"/>
+                <w:color w:val="00B050"/>
+                <w:sz w:val="18"/>
+                <w:szCs w:val="18"/>
+              </w:rPr>
+              <w:t>) %}</w:t>
             </w:r>
           </w:p>
           <w:p>
@@ -241,25 +281,7 @@
                 <w:sz w:val="18"/>
                 <w:szCs w:val="18"/>
               </w:rPr>
-              <w:t>{%</w:t>
-            </w:r>
-            <w:r>
-              <w:rPr>
-                <w:rFonts w:ascii="Consolas" w:hAnsi="Consolas"/>
-                <w:color w:val="00B050"/>
-                <w:sz w:val="18"/>
-                <w:szCs w:val="18"/>
-              </w:rPr>
-              <w:t>p</w:t>
-            </w:r>
-            <w:r>
-              <w:rPr>
-                <w:rFonts w:ascii="Consolas" w:hAnsi="Consolas"/>
-                <w:color w:val="00B050"/>
-                <w:sz w:val="18"/>
-                <w:szCs w:val="18"/>
-              </w:rPr>
-              <w:t xml:space="preserve"> </w:t>
+              <w:t xml:space="preserve">{%p </w:t>
             </w:r>
             <w:proofErr w:type="spellStart"/>
             <w:r>
@@ -298,8 +320,9 @@
                 <w:sz w:val="18"/>
                 <w:szCs w:val="18"/>
               </w:rPr>
-              <w:t>{%</w:t>
-            </w:r>
+              <w:t xml:space="preserve">{%p </w:t>
+            </w:r>
+            <w:proofErr w:type="spellStart"/>
             <w:r>
               <w:rPr>
                 <w:rFonts w:ascii="Consolas" w:hAnsi="Consolas"/>
@@ -307,9 +330,9 @@
                 <w:sz w:val="18"/>
                 <w:szCs w:val="18"/>
               </w:rPr>
-              <w:t xml:space="preserve">p </w:t>
-            </w:r>
-            <w:proofErr w:type="spellStart"/>
+              <w:t>if</w:t>
+            </w:r>
+            <w:proofErr w:type="spellEnd"/>
             <w:r>
               <w:rPr>
                 <w:rFonts w:ascii="Consolas" w:hAnsi="Consolas"/>
@@ -317,177 +340,116 @@
                 <w:sz w:val="18"/>
                 <w:szCs w:val="18"/>
               </w:rPr>
-              <w:t>if</w:t>
-            </w:r>
-            <w:proofErr w:type="spellEnd"/>
-            <w:r>
-              <w:rPr>
-                <w:rFonts w:ascii="Consolas" w:hAnsi="Consolas"/>
-                <w:color w:val="00B050"/>
-                <w:sz w:val="18"/>
-                <w:szCs w:val="18"/>
-              </w:rPr>
-              <w:t xml:space="preserve"> </w:t>
-            </w:r>
-            <w:proofErr w:type="gramStart"/>
-            <w:r>
-              <w:rPr>
-                <w:rFonts w:ascii="Consolas" w:hAnsi="Consolas"/>
-                <w:color w:val="00B050"/>
-                <w:sz w:val="18"/>
-                <w:szCs w:val="18"/>
-              </w:rPr>
-              <w:t>P.NAME !</w:t>
-            </w:r>
-            <w:proofErr w:type="gramEnd"/>
-            <w:r>
-              <w:rPr>
-                <w:rFonts w:ascii="Consolas" w:hAnsi="Consolas"/>
-                <w:color w:val="00B050"/>
-                <w:sz w:val="18"/>
-                <w:szCs w:val="18"/>
-              </w:rPr>
-              <w:t xml:space="preserve">= </w:t>
-            </w:r>
-            <w:r>
-              <w:rPr>
-                <w:rFonts w:ascii="Consolas" w:hAnsi="Consolas"/>
-                <w:color w:val="00B050"/>
-                <w:sz w:val="18"/>
-                <w:szCs w:val="18"/>
-              </w:rPr>
-              <w:t>"</w:t>
-            </w:r>
-            <w:r>
-              <w:rPr>
-                <w:rFonts w:ascii="Consolas" w:hAnsi="Consolas"/>
-                <w:color w:val="00B050"/>
-                <w:sz w:val="18"/>
-                <w:szCs w:val="18"/>
-              </w:rPr>
-              <w:t>Amtsblatt</w:t>
-            </w:r>
-            <w:r>
-              <w:rPr>
-                <w:rFonts w:ascii="Consolas" w:hAnsi="Consolas"/>
-                <w:color w:val="00B050"/>
-                <w:sz w:val="18"/>
-                <w:szCs w:val="18"/>
-              </w:rPr>
-              <w:t>"</w:t>
-            </w:r>
-            <w:r>
-              <w:rPr>
-                <w:rFonts w:ascii="Consolas" w:hAnsi="Consolas"/>
-                <w:color w:val="00B050"/>
-                <w:sz w:val="18"/>
-                <w:szCs w:val="18"/>
-              </w:rPr>
-              <w:t xml:space="preserve"> %}</w:t>
+              <w:t xml:space="preserve"> 'Amtsblatt' not in P.NAME %}</w:t>
             </w:r>
           </w:p>
           <w:p>
             <w:pPr>
-              <w:pStyle w:val="Platzhalter"/>
+              <w:rPr>
+                <w:rFonts w:ascii="Consolas" w:hAnsi="Consolas"/>
+                <w:color w:val="00B050"/>
+                <w:sz w:val="18"/>
+                <w:szCs w:val="18"/>
+              </w:rPr>
             </w:pPr>
-            <w:proofErr w:type="gramStart"/>
-            <w:r>
-              <w:t>{{ P.NAME</w:t>
-            </w:r>
-            <w:proofErr w:type="gramEnd"/>
-            <w:r>
-              <w:t xml:space="preserve"> }}</w:t>
+            <w:r>
+              <w:rPr>
+                <w:rFonts w:ascii="Consolas" w:hAnsi="Consolas"/>
+                <w:color w:val="00B050"/>
+                <w:sz w:val="18"/>
+                <w:szCs w:val="18"/>
+              </w:rPr>
+              <w:t xml:space="preserve">{%p </w:t>
+            </w:r>
+            <w:proofErr w:type="spellStart"/>
+            <w:r>
+              <w:rPr>
+                <w:rFonts w:ascii="Consolas" w:hAnsi="Consolas"/>
+                <w:color w:val="00B050"/>
+                <w:sz w:val="18"/>
+                <w:szCs w:val="18"/>
+              </w:rPr>
+              <w:t>set</w:t>
+            </w:r>
+            <w:proofErr w:type="spellEnd"/>
+            <w:r>
+              <w:rPr>
+                <w:rFonts w:ascii="Consolas" w:hAnsi="Consolas"/>
+                <w:color w:val="00B050"/>
+                <w:sz w:val="18"/>
+                <w:szCs w:val="18"/>
+              </w:rPr>
+              <w:t xml:space="preserve"> </w:t>
+            </w:r>
+            <w:proofErr w:type="spellStart"/>
+            <w:r>
+              <w:rPr>
+                <w:rFonts w:ascii="Consolas" w:hAnsi="Consolas"/>
+                <w:color w:val="00B050"/>
+                <w:sz w:val="18"/>
+                <w:szCs w:val="18"/>
+              </w:rPr>
+              <w:t>ns.hat_eintrag</w:t>
+            </w:r>
+            <w:proofErr w:type="spellEnd"/>
+            <w:r>
+              <w:rPr>
+                <w:rFonts w:ascii="Consolas" w:hAnsi="Consolas"/>
+                <w:color w:val="00B050"/>
+                <w:sz w:val="18"/>
+                <w:szCs w:val="18"/>
+              </w:rPr>
+              <w:t xml:space="preserve"> = </w:t>
+            </w:r>
+            <w:proofErr w:type="spellStart"/>
+            <w:r>
+              <w:rPr>
+                <w:rFonts w:ascii="Consolas" w:hAnsi="Consolas"/>
+                <w:color w:val="00B050"/>
+                <w:sz w:val="18"/>
+                <w:szCs w:val="18"/>
+              </w:rPr>
+              <w:t>true</w:t>
+            </w:r>
+            <w:proofErr w:type="spellEnd"/>
+            <w:r>
+              <w:rPr>
+                <w:rFonts w:ascii="Consolas" w:hAnsi="Consolas"/>
+                <w:color w:val="00B050"/>
+                <w:sz w:val="18"/>
+                <w:szCs w:val="18"/>
+              </w:rPr>
+              <w:t xml:space="preserve"> %}</w:t>
             </w:r>
           </w:p>
           <w:p>
             <w:pPr>
-              <w:pStyle w:val="Platzhalter"/>
-              <w:rPr>
-                <w:sz w:val="18"/>
-                <w:szCs w:val="18"/>
+              <w:rPr>
+                <w:rFonts w:cs="Arial"/>
+                <w:szCs w:val="22"/>
               </w:rPr>
             </w:pPr>
             <w:r>
               <w:rPr>
-                <w:sz w:val="18"/>
-                <w:szCs w:val="18"/>
-              </w:rPr>
-              <w:t xml:space="preserve">E-Mail: </w:t>
-            </w:r>
-            <w:proofErr w:type="gramStart"/>
-            <w:r>
-              <w:rPr>
-                <w:rStyle w:val="PlatzhalterZchn"/>
-                <w:sz w:val="18"/>
-                <w:szCs w:val="18"/>
-              </w:rPr>
-              <w:t>{{ P.EMAIL</w:t>
-            </w:r>
-            <w:proofErr w:type="gramEnd"/>
-            <w:r>
-              <w:rPr>
-                <w:rStyle w:val="PlatzhalterZchn"/>
-                <w:sz w:val="18"/>
-                <w:szCs w:val="18"/>
-              </w:rPr>
-              <w:t xml:space="preserve"> }}</w:t>
+                <w:rFonts w:cs="Arial"/>
+                <w:szCs w:val="22"/>
+              </w:rPr>
+              <w:t>{{ P.NAME }}</w:t>
             </w:r>
           </w:p>
           <w:p>
             <w:pPr>
               <w:rPr>
-                <w:rFonts w:ascii="Consolas" w:hAnsi="Consolas"/>
-                <w:color w:val="00B050"/>
-                <w:sz w:val="18"/>
-                <w:szCs w:val="18"/>
+                <w:rFonts w:cs="Arial"/>
+                <w:szCs w:val="22"/>
               </w:rPr>
             </w:pPr>
             <w:r>
               <w:rPr>
-                <w:rFonts w:ascii="Consolas" w:hAnsi="Consolas"/>
-                <w:color w:val="00B050"/>
-                <w:sz w:val="18"/>
-                <w:szCs w:val="18"/>
-              </w:rPr>
-              <w:t>{%</w:t>
-            </w:r>
-            <w:r>
-              <w:rPr>
-                <w:rFonts w:ascii="Consolas" w:hAnsi="Consolas"/>
-                <w:color w:val="00B050"/>
-                <w:sz w:val="18"/>
-                <w:szCs w:val="18"/>
-              </w:rPr>
-              <w:t>p</w:t>
-            </w:r>
-            <w:r>
-              <w:rPr>
-                <w:rFonts w:ascii="Consolas" w:hAnsi="Consolas"/>
-                <w:color w:val="00B050"/>
-                <w:sz w:val="18"/>
-                <w:szCs w:val="18"/>
-              </w:rPr>
-              <w:t xml:space="preserve"> </w:t>
-            </w:r>
-            <w:proofErr w:type="spellStart"/>
-            <w:r>
-              <w:rPr>
-                <w:rFonts w:ascii="Consolas" w:hAnsi="Consolas"/>
-                <w:color w:val="00B050"/>
-                <w:sz w:val="18"/>
-                <w:szCs w:val="18"/>
-              </w:rPr>
-              <w:t>endif</w:t>
-            </w:r>
-            <w:proofErr w:type="spellEnd"/>
-            <w:r>
-              <w:rPr>
-                <w:rFonts w:ascii="Consolas" w:hAnsi="Consolas"/>
-                <w:color w:val="00B050"/>
-                <w:sz w:val="18"/>
-                <w:szCs w:val="18"/>
-              </w:rPr>
-              <w:t xml:space="preserve"> %}</w:t>
+                <w:rFonts w:cs="Arial"/>
+                <w:szCs w:val="22"/>
+              </w:rPr>
+              <w:t>E-Mail: {{ P.EMAIL }}</w:t>
             </w:r>
           </w:p>
           <w:p>
@@ -506,8 +468,9 @@
                 <w:sz w:val="18"/>
                 <w:szCs w:val="18"/>
               </w:rPr>
-              <w:t>{%</w:t>
-            </w:r>
+              <w:t xml:space="preserve">{%p </w:t>
+            </w:r>
+            <w:proofErr w:type="spellStart"/>
             <w:r>
               <w:rPr>
                 <w:rFonts w:ascii="Consolas" w:hAnsi="Consolas"/>
@@ -515,26 +478,7 @@
                 <w:sz w:val="18"/>
                 <w:szCs w:val="18"/>
               </w:rPr>
-              <w:t>p</w:t>
-            </w:r>
-            <w:r>
-              <w:rPr>
-                <w:rFonts w:ascii="Consolas" w:hAnsi="Consolas"/>
-                <w:color w:val="00B050"/>
-                <w:sz w:val="18"/>
-                <w:szCs w:val="18"/>
-              </w:rPr>
-              <w:t xml:space="preserve"> </w:t>
-            </w:r>
-            <w:proofErr w:type="spellStart"/>
-            <w:r>
-              <w:rPr>
-                <w:rFonts w:ascii="Consolas" w:hAnsi="Consolas"/>
-                <w:color w:val="00B050"/>
-                <w:sz w:val="18"/>
-                <w:szCs w:val="18"/>
-              </w:rPr>
-              <w:t>endfor</w:t>
+              <w:t>endif</w:t>
             </w:r>
             <w:proofErr w:type="spellEnd"/>
             <w:r>
@@ -563,8 +507,9 @@
                 <w:sz w:val="18"/>
                 <w:szCs w:val="18"/>
               </w:rPr>
-              <w:t>{%</w:t>
-            </w:r>
+              <w:t xml:space="preserve">{%p </w:t>
+            </w:r>
+            <w:proofErr w:type="spellStart"/>
             <w:r>
               <w:rPr>
                 <w:rFonts w:ascii="Consolas" w:hAnsi="Consolas"/>
@@ -572,26 +517,7 @@
                 <w:sz w:val="18"/>
                 <w:szCs w:val="18"/>
               </w:rPr>
-              <w:t>p</w:t>
-            </w:r>
-            <w:r>
-              <w:rPr>
-                <w:rFonts w:ascii="Consolas" w:hAnsi="Consolas"/>
-                <w:color w:val="00B050"/>
-                <w:sz w:val="18"/>
-                <w:szCs w:val="18"/>
-              </w:rPr>
-              <w:t xml:space="preserve"> </w:t>
-            </w:r>
-            <w:proofErr w:type="spellStart"/>
-            <w:r>
-              <w:rPr>
-                <w:rFonts w:ascii="Consolas" w:hAnsi="Consolas"/>
-                <w:color w:val="00B050"/>
-                <w:sz w:val="18"/>
-                <w:szCs w:val="18"/>
-              </w:rPr>
-              <w:t>else</w:t>
+              <w:t>endfor</w:t>
             </w:r>
             <w:proofErr w:type="spellEnd"/>
             <w:r>
@@ -607,6 +533,65 @@
           <w:p>
             <w:pPr>
               <w:rPr>
+                <w:rFonts w:ascii="Consolas" w:hAnsi="Consolas"/>
+                <w:color w:val="00B050"/>
+                <w:sz w:val="18"/>
+                <w:szCs w:val="18"/>
+              </w:rPr>
+            </w:pPr>
+            <w:r>
+              <w:rPr>
+                <w:rFonts w:ascii="Consolas" w:hAnsi="Consolas"/>
+                <w:color w:val="00B050"/>
+                <w:sz w:val="18"/>
+                <w:szCs w:val="18"/>
+              </w:rPr>
+              <w:t xml:space="preserve">{%p </w:t>
+            </w:r>
+            <w:proofErr w:type="spellStart"/>
+            <w:r>
+              <w:rPr>
+                <w:rFonts w:ascii="Consolas" w:hAnsi="Consolas"/>
+                <w:color w:val="00B050"/>
+                <w:sz w:val="18"/>
+                <w:szCs w:val="18"/>
+              </w:rPr>
+              <w:t>if</w:t>
+            </w:r>
+            <w:proofErr w:type="spellEnd"/>
+            <w:r>
+              <w:rPr>
+                <w:rFonts w:ascii="Consolas" w:hAnsi="Consolas"/>
+                <w:color w:val="00B050"/>
+                <w:sz w:val="18"/>
+                <w:szCs w:val="18"/>
+              </w:rPr>
+              <w:t xml:space="preserve"> not </w:t>
+            </w:r>
+            <w:proofErr w:type="spellStart"/>
+            <w:r>
+              <w:rPr>
+                <w:rFonts w:ascii="Consolas" w:hAnsi="Consolas"/>
+                <w:color w:val="00B050"/>
+                <w:sz w:val="18"/>
+                <w:szCs w:val="18"/>
+              </w:rPr>
+              <w:t>ns.hat_eintrag</w:t>
+            </w:r>
+            <w:proofErr w:type="spellEnd"/>
+            <w:r>
+              <w:rPr>
+                <w:rFonts w:ascii="Consolas" w:hAnsi="Consolas"/>
+                <w:color w:val="00B050"/>
+                <w:sz w:val="18"/>
+                <w:szCs w:val="18"/>
+              </w:rPr>
+              <w:t xml:space="preserve"> %}</w:t>
+            </w:r>
+          </w:p>
+          <w:p>
+            <w:pPr>
+              <w:rPr>
                 <w:rFonts w:cs="Arial"/>
                 <w:color w:val="FF0000"/>
                 <w:szCs w:val="22"/>
@@ -618,41 +603,10 @@
                 <w:color w:val="FF0000"/>
                 <w:szCs w:val="22"/>
               </w:rPr>
-              <w:t xml:space="preserve">In </w:t>
-            </w:r>
-            <w:proofErr w:type="spellStart"/>
-            <w:r>
-              <w:rPr>
-                <w:rFonts w:cs="Arial"/>
-                <w:color w:val="FF0000"/>
-                <w:szCs w:val="22"/>
-              </w:rPr>
-              <w:t>eBau</w:t>
-            </w:r>
-            <w:proofErr w:type="spellEnd"/>
-            <w:r>
-              <w:rPr>
-                <w:rFonts w:cs="Arial"/>
-                <w:color w:val="FF0000"/>
-                <w:szCs w:val="22"/>
-              </w:rPr>
-              <w:t xml:space="preserve"> ist noch keine Publikation erfasst</w:t>
-            </w:r>
-            <w:r>
-              <w:rPr>
-                <w:rFonts w:cs="Arial"/>
-                <w:color w:val="FF0000"/>
-                <w:szCs w:val="22"/>
-              </w:rPr>
-              <w:t>!</w:t>
+              <w:t>Für dieses Dossier ist in eBau keine Publikation für einen Anzeiger erfasst!</w:t>
             </w:r>
           </w:p>
           <w:p>
-            <w:pPr>
-              <w:tabs>
-                <w:tab w:val="left" w:pos="1425"/>
-              </w:tabs>
-            </w:pPr>
             <w:r>
               <w:rPr>
                 <w:rFonts w:ascii="Consolas" w:hAnsi="Consolas"/>
@@ -660,25 +614,7 @@
                 <w:sz w:val="18"/>
                 <w:szCs w:val="18"/>
               </w:rPr>
-              <w:t>{%</w:t>
-            </w:r>
-            <w:r>
-              <w:rPr>
-                <w:rFonts w:ascii="Consolas" w:hAnsi="Consolas"/>
-                <w:color w:val="00B050"/>
-                <w:sz w:val="18"/>
-                <w:szCs w:val="18"/>
-              </w:rPr>
-              <w:t>p</w:t>
-            </w:r>
-            <w:r>
-              <w:rPr>
-                <w:rFonts w:ascii="Consolas" w:hAnsi="Consolas"/>
-                <w:color w:val="00B050"/>
-                <w:sz w:val="18"/>
-                <w:szCs w:val="18"/>
-              </w:rPr>
-              <w:t xml:space="preserve"> </w:t>
+              <w:t xml:space="preserve">{%p </w:t>
             </w:r>
             <w:proofErr w:type="spellStart"/>
             <w:r>
@@ -704,7 +640,26 @@
         </w:tc>
         <w:tc>
           <w:tcPr>
-            <w:tcW w:w="3969" w:type="dxa"/>
+            <w:tcW w:w="1021" w:type="dxa"/>
+          </w:tcPr>
+          <w:p>
+            <w:pPr>
+              <w:pStyle w:val="Kopfzeile"/>
+              <w:tabs>
+                <w:tab w:val="clear" w:pos="4536"/>
+                <w:tab w:val="clear" w:pos="9072"/>
+                <w:tab w:val="left" w:pos="738"/>
+              </w:tabs>
+              <w:rPr>
+                <w:sz w:val="18"/>
+                <w:szCs w:val="18"/>
+              </w:rPr>
+            </w:pPr>
+          </w:p>
+        </w:tc>
+        <w:tc>
+          <w:tcPr>
+            <w:tcW w:w="3799" w:type="dxa"/>
             <w:tcMar>
               <w:top w:w="57" w:type="dxa"/>
               <w:bottom w:w="57" w:type="dxa"/>
@@ -719,59 +674,31 @@
                 <w:tab w:val="left" w:pos="738"/>
               </w:tabs>
               <w:rPr>
-                <w:sz w:val="18"/>
-                <w:szCs w:val="18"/>
+                <w:sz w:val="16"/>
+                <w:szCs w:val="16"/>
               </w:rPr>
             </w:pPr>
             <w:r>
               <w:rPr>
-                <w:sz w:val="18"/>
-                <w:szCs w:val="18"/>
+                <w:sz w:val="16"/>
+                <w:szCs w:val="16"/>
               </w:rPr>
               <w:t>Kontakt:</w:t>
             </w:r>
             <w:r>
               <w:rPr>
-                <w:sz w:val="18"/>
-                <w:szCs w:val="18"/>
+                <w:sz w:val="16"/>
+                <w:szCs w:val="16"/>
               </w:rPr>
               <w:tab/>
             </w:r>
-            <w:proofErr w:type="gramStart"/>
             <w:r>
               <w:rPr>
                 <w:rStyle w:val="PlatzhalterZchn"/>
-                <w:sz w:val="18"/>
-                <w:szCs w:val="18"/>
-              </w:rPr>
-              <w:t>{{ ZUSTAENDIG</w:t>
-            </w:r>
-            <w:proofErr w:type="gramEnd"/>
-            <w:r>
-              <w:rPr>
-                <w:rStyle w:val="PlatzhalterZchn"/>
-                <w:sz w:val="18"/>
-                <w:szCs w:val="18"/>
-              </w:rPr>
-              <w:t>_</w:t>
-            </w:r>
-            <w:proofErr w:type="gramStart"/>
-            <w:r>
-              <w:rPr>
-                <w:rStyle w:val="PlatzhalterZchn"/>
-                <w:sz w:val="18"/>
-                <w:szCs w:val="18"/>
-              </w:rPr>
-              <w:t>NAME }</w:t>
-            </w:r>
-            <w:proofErr w:type="gramEnd"/>
-            <w:r>
-              <w:rPr>
-                <w:rStyle w:val="PlatzhalterZchn"/>
-                <w:sz w:val="18"/>
-                <w:szCs w:val="18"/>
-              </w:rPr>
-              <w:t>}</w:t>
+                <w:sz w:val="16"/>
+                <w:szCs w:val="16"/>
+              </w:rPr>
+              <w:t>{{ ZUSTAENDIG_NAME }}</w:t>
             </w:r>
           </w:p>
           <w:p>
@@ -783,59 +710,31 @@
                 <w:tab w:val="left" w:pos="738"/>
               </w:tabs>
               <w:rPr>
-                <w:sz w:val="18"/>
-                <w:szCs w:val="18"/>
+                <w:sz w:val="16"/>
+                <w:szCs w:val="16"/>
               </w:rPr>
             </w:pPr>
             <w:r>
               <w:rPr>
-                <w:sz w:val="18"/>
-                <w:szCs w:val="18"/>
+                <w:sz w:val="16"/>
+                <w:szCs w:val="16"/>
               </w:rPr>
               <w:t>E-Mail:</w:t>
             </w:r>
             <w:r>
               <w:rPr>
-                <w:sz w:val="18"/>
-                <w:szCs w:val="18"/>
+                <w:sz w:val="16"/>
+                <w:szCs w:val="16"/>
               </w:rPr>
               <w:tab/>
             </w:r>
-            <w:proofErr w:type="gramStart"/>
             <w:r>
               <w:rPr>
                 <w:rStyle w:val="PlatzhalterZchn"/>
-                <w:sz w:val="18"/>
-                <w:szCs w:val="18"/>
-              </w:rPr>
-              <w:t>{{ LEITBEHOERDE</w:t>
-            </w:r>
-            <w:proofErr w:type="gramEnd"/>
-            <w:r>
-              <w:rPr>
-                <w:rStyle w:val="PlatzhalterZchn"/>
-                <w:sz w:val="18"/>
-                <w:szCs w:val="18"/>
-              </w:rPr>
-              <w:t>_</w:t>
-            </w:r>
-            <w:proofErr w:type="gramStart"/>
-            <w:r>
-              <w:rPr>
-                <w:rStyle w:val="PlatzhalterZchn"/>
-                <w:sz w:val="18"/>
-                <w:szCs w:val="18"/>
-              </w:rPr>
-              <w:t>EMAIL }</w:t>
-            </w:r>
-            <w:proofErr w:type="gramEnd"/>
-            <w:r>
-              <w:rPr>
-                <w:rStyle w:val="PlatzhalterZchn"/>
-                <w:sz w:val="18"/>
-                <w:szCs w:val="18"/>
-              </w:rPr>
-              <w:t>}</w:t>
+                <w:sz w:val="16"/>
+                <w:szCs w:val="16"/>
+              </w:rPr>
+              <w:t>{{ LEITBEHOERDE_EMAIL }}</w:t>
             </w:r>
           </w:p>
           <w:p>
@@ -844,59 +743,31 @@
                 <w:tab w:val="left" w:pos="737"/>
               </w:tabs>
               <w:rPr>
-                <w:sz w:val="18"/>
-                <w:szCs w:val="18"/>
+                <w:sz w:val="16"/>
+                <w:szCs w:val="16"/>
               </w:rPr>
             </w:pPr>
             <w:r>
               <w:rPr>
-                <w:sz w:val="18"/>
-                <w:szCs w:val="18"/>
+                <w:sz w:val="16"/>
+                <w:szCs w:val="16"/>
               </w:rPr>
               <w:t>Telefon:</w:t>
             </w:r>
             <w:r>
               <w:rPr>
-                <w:sz w:val="18"/>
-                <w:szCs w:val="18"/>
+                <w:sz w:val="16"/>
+                <w:szCs w:val="16"/>
               </w:rPr>
               <w:tab/>
             </w:r>
-            <w:proofErr w:type="gramStart"/>
             <w:r>
               <w:rPr>
                 <w:rStyle w:val="PlatzhalterZchn"/>
-                <w:sz w:val="18"/>
-                <w:szCs w:val="18"/>
-              </w:rPr>
-              <w:t>{{ LEITBEHOERDE</w:t>
-            </w:r>
-            <w:proofErr w:type="gramEnd"/>
-            <w:r>
-              <w:rPr>
-                <w:rStyle w:val="PlatzhalterZchn"/>
-                <w:sz w:val="18"/>
-                <w:szCs w:val="18"/>
-              </w:rPr>
-              <w:t>_</w:t>
-            </w:r>
-            <w:proofErr w:type="gramStart"/>
-            <w:r>
-              <w:rPr>
-                <w:rStyle w:val="PlatzhalterZchn"/>
-                <w:sz w:val="18"/>
-                <w:szCs w:val="18"/>
-              </w:rPr>
-              <w:t>TELEFON }</w:t>
-            </w:r>
-            <w:proofErr w:type="gramEnd"/>
-            <w:r>
-              <w:rPr>
-                <w:rStyle w:val="PlatzhalterZchn"/>
-                <w:sz w:val="18"/>
-                <w:szCs w:val="18"/>
-              </w:rPr>
-              <w:t>}</w:t>
+                <w:sz w:val="16"/>
+                <w:szCs w:val="16"/>
+              </w:rPr>
+              <w:t>{{ LEITBEHOERDE_TELEFON }}</w:t>
             </w:r>
           </w:p>
           <w:p>
@@ -905,41 +776,31 @@
                 <w:tab w:val="left" w:pos="737"/>
               </w:tabs>
               <w:rPr>
-                <w:sz w:val="18"/>
-                <w:szCs w:val="18"/>
+                <w:sz w:val="16"/>
+                <w:szCs w:val="16"/>
               </w:rPr>
             </w:pPr>
             <w:r>
               <w:rPr>
-                <w:sz w:val="18"/>
-                <w:szCs w:val="18"/>
+                <w:sz w:val="16"/>
+                <w:szCs w:val="16"/>
               </w:rPr>
               <w:t>Web:</w:t>
             </w:r>
             <w:r>
               <w:rPr>
-                <w:sz w:val="18"/>
-                <w:szCs w:val="18"/>
+                <w:sz w:val="16"/>
+                <w:szCs w:val="16"/>
               </w:rPr>
               <w:tab/>
             </w:r>
-            <w:proofErr w:type="gramStart"/>
             <w:r>
               <w:rPr>
                 <w:rStyle w:val="PlatzhalterZchn"/>
-                <w:sz w:val="18"/>
-                <w:szCs w:val="18"/>
-              </w:rPr>
-              <w:t>{{ LEITBEHOERDE</w:t>
-            </w:r>
-            <w:proofErr w:type="gramEnd"/>
-            <w:r>
-              <w:rPr>
-                <w:rStyle w:val="PlatzhalterZchn"/>
-                <w:sz w:val="18"/>
-                <w:szCs w:val="18"/>
-              </w:rPr>
-              <w:t>_WEBSEITE }}</w:t>
+                <w:sz w:val="16"/>
+                <w:szCs w:val="16"/>
+              </w:rPr>
+              <w:t>{{ LEITBEHOERDE_WEBSEITE }}</w:t>
             </w:r>
           </w:p>
         </w:tc>
@@ -950,7 +811,7 @@
         </w:trPr>
         <w:tc>
           <w:tcPr>
-            <w:tcW w:w="5670" w:type="dxa"/>
+            <w:tcW w:w="4819" w:type="dxa"/>
             <w:tcMar>
               <w:top w:w="57" w:type="dxa"/>
               <w:bottom w:w="57" w:type="dxa"/>
@@ -971,7 +832,25 @@
         </w:tc>
         <w:tc>
           <w:tcPr>
-            <w:tcW w:w="3969" w:type="dxa"/>
+            <w:tcW w:w="1021" w:type="dxa"/>
+          </w:tcPr>
+          <w:p>
+            <w:pPr>
+              <w:pStyle w:val="Kopfzeile"/>
+              <w:tabs>
+                <w:tab w:val="clear" w:pos="4536"/>
+                <w:tab w:val="clear" w:pos="9072"/>
+                <w:tab w:val="left" w:pos="1432"/>
+              </w:tabs>
+              <w:rPr>
+                <w:rStyle w:val="PlatzhalterZchn"/>
+              </w:rPr>
+            </w:pPr>
+          </w:p>
+        </w:tc>
+        <w:tc>
+          <w:tcPr>
+            <w:tcW w:w="3799" w:type="dxa"/>
             <w:tcMar>
               <w:top w:w="57" w:type="dxa"/>
               <w:bottom w:w="57" w:type="dxa"/>
@@ -989,7 +868,6 @@
                 <w:szCs w:val="22"/>
               </w:rPr>
             </w:pPr>
-            <w:proofErr w:type="gramStart"/>
             <w:r>
               <w:rPr>
                 <w:rStyle w:val="PlatzhalterZchn"/>
@@ -1002,7 +880,6 @@
               </w:rPr>
               <w:t>GEMEINDE</w:t>
             </w:r>
-            <w:proofErr w:type="gramEnd"/>
             <w:r>
               <w:rPr>
                 <w:rStyle w:val="PlatzhalterZchn"/>
@@ -1012,19 +889,11 @@
             <w:r>
               <w:t xml:space="preserve">, </w:t>
             </w:r>
-            <w:proofErr w:type="gramStart"/>
             <w:r>
               <w:rPr>
                 <w:rStyle w:val="PlatzhalterZchn"/>
               </w:rPr>
-              <w:t>{{ HEUTE</w:t>
-            </w:r>
-            <w:proofErr w:type="gramEnd"/>
-            <w:r>
-              <w:rPr>
-                <w:rStyle w:val="PlatzhalterZchn"/>
-              </w:rPr>
-              <w:t xml:space="preserve"> }}</w:t>
+              <w:t>{{ HEUTE }}</w:t>
             </w:r>
           </w:p>
         </w:tc>
@@ -1136,21 +1005,8 @@
             <w:pPr>
               <w:pStyle w:val="Platzhalter"/>
             </w:pPr>
-            <w:proofErr w:type="gramStart"/>
-            <w:r>
-              <w:t>{{ LEITBEHOERDE</w:t>
-            </w:r>
-            <w:proofErr w:type="gramEnd"/>
-            <w:r>
-              <w:t>_NAME_</w:t>
-            </w:r>
-            <w:proofErr w:type="gramStart"/>
-            <w:r>
-              <w:t>ADRESSE }</w:t>
-            </w:r>
-            <w:proofErr w:type="gramEnd"/>
-            <w:r>
-              <w:t>}</w:t>
+            <w:r>
+              <w:t>{{ LEITBEHOERDE_NAME_ADRESSE }}</w:t>
             </w:r>
           </w:p>
           <w:p>
@@ -1215,21 +1071,8 @@
             <w:pPr>
               <w:pStyle w:val="Platzhalter"/>
             </w:pPr>
-            <w:proofErr w:type="gramStart"/>
-            <w:r>
-              <w:t>{{ LEITBEHOERDE</w:t>
-            </w:r>
-            <w:proofErr w:type="gramEnd"/>
-            <w:r>
-              <w:t>_</w:t>
-            </w:r>
-            <w:proofErr w:type="gramStart"/>
-            <w:r>
-              <w:t>TELEFON }</w:t>
-            </w:r>
-            <w:proofErr w:type="gramEnd"/>
-            <w:r>
-              <w:t>}</w:t>
+            <w:r>
+              <w:t>{{ LEITBEHOERDE_TELEFON }}</w:t>
             </w:r>
           </w:p>
           <w:p>
@@ -1293,7 +1136,6 @@
             <w:tcBorders>
               <w:bottom w:val="single" w:sz="4" w:space="0" w:color="D9D9D9" w:themeColor="background1" w:themeShade="D9"/>
             </w:tcBorders>
-            <w:shd w:val="clear" w:color="auto" w:fill="auto"/>
           </w:tcPr>
           <w:p>
             <w:pPr>
@@ -1322,7 +1164,6 @@
             <w:tcBorders>
               <w:bottom w:val="single" w:sz="4" w:space="0" w:color="D9D9D9" w:themeColor="background1" w:themeShade="D9"/>
             </w:tcBorders>
-            <w:shd w:val="clear" w:color="auto" w:fill="auto"/>
           </w:tcPr>
           <w:p>
             <w:pPr>
@@ -1339,19 +1180,11 @@
               </w:rPr>
               <w:t xml:space="preserve">Rubrik </w:t>
             </w:r>
-            <w:proofErr w:type="gramStart"/>
             <w:r>
               <w:rPr>
                 <w:rStyle w:val="PlatzhalterZchn"/>
               </w:rPr>
-              <w:t>{{ GEMEINDE</w:t>
-            </w:r>
-            <w:proofErr w:type="gramEnd"/>
-            <w:r>
-              <w:rPr>
-                <w:rStyle w:val="PlatzhalterZchn"/>
-              </w:rPr>
-              <w:t xml:space="preserve"> }}</w:t>
+              <w:t>{{ GEMEINDE }}</w:t>
             </w:r>
           </w:p>
         </w:tc>
@@ -1398,13 +1231,8 @@
             <w:pPr>
               <w:pStyle w:val="Platzhalter"/>
             </w:pPr>
-            <w:proofErr w:type="gramStart"/>
-            <w:r>
-              <w:t>{{ PUBLIKATION</w:t>
-            </w:r>
-            <w:proofErr w:type="gramEnd"/>
-            <w:r>
-              <w:t>_ANZEIGER }}</w:t>
+            <w:r>
+              <w:t>{{ PUBLIKATION_ANZEIGER }}</w:t>
             </w:r>
           </w:p>
         </w:tc>
@@ -1416,7 +1244,6 @@
             <w:tcBorders>
               <w:bottom w:val="single" w:sz="4" w:space="0" w:color="D9D9D9" w:themeColor="background1" w:themeShade="D9"/>
             </w:tcBorders>
-            <w:shd w:val="clear" w:color="auto" w:fill="auto"/>
           </w:tcPr>
           <w:p>
             <w:pPr>
@@ -1454,20 +1281,17 @@
             <w:tcBorders>
               <w:bottom w:val="single" w:sz="4" w:space="0" w:color="D9D9D9" w:themeColor="background1" w:themeShade="D9"/>
             </w:tcBorders>
-            <w:shd w:val="clear" w:color="auto" w:fill="auto"/>
           </w:tcPr>
           <w:p>
             <w:pPr>
               <w:pStyle w:val="Platzhalter"/>
             </w:pPr>
-            <w:proofErr w:type="gramStart"/>
             <w:r>
               <w:t xml:space="preserve">{{ </w:t>
             </w:r>
             <w:r>
               <w:t>GEMEINDE</w:t>
             </w:r>
-            <w:proofErr w:type="gramEnd"/>
             <w:r>
               <w:t xml:space="preserve"> }}</w:t>
             </w:r>
@@ -1558,7 +1382,6 @@
             <w:tcBorders>
               <w:bottom w:val="single" w:sz="4" w:space="0" w:color="D9D9D9" w:themeColor="background1" w:themeShade="D9"/>
             </w:tcBorders>
-            <w:shd w:val="clear" w:color="auto" w:fill="auto"/>
           </w:tcPr>
           <w:p>
             <w:pPr>
@@ -1587,19 +1410,13 @@
             <w:tcBorders>
               <w:bottom w:val="single" w:sz="4" w:space="0" w:color="D9D9D9" w:themeColor="background1" w:themeShade="D9"/>
             </w:tcBorders>
-            <w:shd w:val="clear" w:color="auto" w:fill="auto"/>
           </w:tcPr>
           <w:p>
             <w:pPr>
               <w:pStyle w:val="Platzhalter"/>
             </w:pPr>
-            <w:proofErr w:type="gramStart"/>
-            <w:r>
-              <w:t>{{ PUBLIKATION</w:t>
-            </w:r>
-            <w:proofErr w:type="gramEnd"/>
-            <w:r>
-              <w:t>_ENDE }}</w:t>
+            <w:r>
+              <w:t>{{ PUBLIKATION_ENDE }}</w:t>
             </w:r>
           </w:p>
         </w:tc>
@@ -1657,33 +1474,11 @@
               </w:rPr>
               <w:t xml:space="preserve">Einsprachen sind schriftlich und begründet im Doppel per Post an die </w:t>
             </w:r>
-            <w:proofErr w:type="gramStart"/>
             <w:r>
               <w:rPr>
                 <w:rStyle w:val="PlatzhalterZchn"/>
               </w:rPr>
-              <w:t>{{ LEITBEHOERDE</w:t>
-            </w:r>
-            <w:proofErr w:type="gramEnd"/>
-            <w:r>
-              <w:rPr>
-                <w:rStyle w:val="PlatzhalterZchn"/>
-              </w:rPr>
-              <w:t>_NAME_</w:t>
-            </w:r>
-            <w:proofErr w:type="gramStart"/>
-            <w:r>
-              <w:rPr>
-                <w:rStyle w:val="PlatzhalterZchn"/>
-              </w:rPr>
-              <w:t>ADRESSE }</w:t>
-            </w:r>
-            <w:proofErr w:type="gramEnd"/>
-            <w:r>
-              <w:rPr>
-                <w:rStyle w:val="PlatzhalterZchn"/>
-              </w:rPr>
-              <w:t>}</w:t>
+              <w:t>{{ LEITBEHOERDE_NAME_ADRESSE }}</w:t>
             </w:r>
             <w:r>
               <w:rPr>
@@ -1757,7 +1552,7 @@
               <w:rPr>
                 <w:rStyle w:val="Fett"/>
               </w:rPr>
-              <w:t>Gesuchsteller/in</w:t>
+              <w:t>Gesuchsteller/in (Bauherrschaft)</w:t>
             </w:r>
           </w:p>
         </w:tc>
@@ -1890,6 +1685,9 @@
           <w:p>
             <w:pPr>
               <w:ind w:left="357" w:hanging="357"/>
+              <w:rPr>
+                <w:rStyle w:val="PlatzhalterZchn"/>
+              </w:rPr>
             </w:pPr>
             <w:r>
               <w:rPr>
@@ -1907,41 +1705,106 @@
               </w:rPr>
               <w:tab/>
             </w:r>
-            <w:proofErr w:type="gramStart"/>
             <w:r>
               <w:rPr>
                 <w:rStyle w:val="PlatzhalterZchn"/>
               </w:rPr>
-              <w:t>{{ G.NAME</w:t>
-            </w:r>
-            <w:proofErr w:type="gramEnd"/>
+              <w:t>{{ G.NAME }}</w:t>
+            </w:r>
+            <w:r>
+              <w:t xml:space="preserve">, </w:t>
+            </w:r>
             <w:r>
               <w:rPr>
                 <w:rStyle w:val="PlatzhalterZchn"/>
               </w:rPr>
-              <w:t xml:space="preserve"> }}</w:t>
+              <w:t>{{ G.ADRESSE }}</w:t>
+            </w:r>
+            <w:r>
+              <w:rPr>
+                <w:rFonts w:ascii="Consolas" w:hAnsi="Consolas" w:cs="Arial"/>
+                <w:color w:val="00B050"/>
+                <w:sz w:val="18"/>
+                <w:szCs w:val="18"/>
+              </w:rPr>
+              <w:t xml:space="preserve">{% </w:t>
+            </w:r>
+            <w:proofErr w:type="spellStart"/>
+            <w:r>
+              <w:rPr>
+                <w:rFonts w:ascii="Consolas" w:hAnsi="Consolas" w:cs="Arial"/>
+                <w:color w:val="00B050"/>
+                <w:sz w:val="18"/>
+                <w:szCs w:val="18"/>
+              </w:rPr>
+              <w:t>if</w:t>
+            </w:r>
+            <w:proofErr w:type="spellEnd"/>
+            <w:r>
+              <w:rPr>
+                <w:rFonts w:ascii="Consolas" w:hAnsi="Consolas" w:cs="Arial"/>
+                <w:color w:val="00B050"/>
+                <w:sz w:val="18"/>
+                <w:szCs w:val="18"/>
+              </w:rPr>
+              <w:t xml:space="preserve"> G.VERTRETER_NAME %}</w:t>
+            </w:r>
+            <w:r>
+              <w:t xml:space="preserve"> </w:t>
+            </w:r>
+            <w:r>
+              <w:t>vertreten durch</w:t>
+            </w:r>
+            <w:r>
+              <w:t xml:space="preserve"> </w:t>
+            </w:r>
+            <w:r>
+              <w:rPr>
+                <w:rStyle w:val="PlatzhalterZchn"/>
+              </w:rPr>
+              <w:t>{{ G.VERTRETER_NAME }}</w:t>
             </w:r>
             <w:r>
               <w:t xml:space="preserve">, </w:t>
             </w:r>
-            <w:proofErr w:type="gramStart"/>
             <w:r>
               <w:rPr>
                 <w:rStyle w:val="PlatzhalterZchn"/>
               </w:rPr>
-              <w:t>{{ G.ADRESSE</w:t>
-            </w:r>
-            <w:proofErr w:type="gramEnd"/>
-            <w:r>
-              <w:rPr>
-                <w:rStyle w:val="PlatzhalterZchn"/>
-              </w:rPr>
-              <w:t xml:space="preserve"> }}</w:t>
+              <w:t>{{ G.VERTRETER_ADRESSE }}</w:t>
+            </w:r>
+            <w:r>
+              <w:rPr>
+                <w:rFonts w:ascii="Consolas" w:hAnsi="Consolas" w:cs="Arial"/>
+                <w:color w:val="00B050"/>
+                <w:sz w:val="18"/>
+                <w:szCs w:val="18"/>
+              </w:rPr>
+              <w:t xml:space="preserve">{% </w:t>
+            </w:r>
+            <w:proofErr w:type="spellStart"/>
+            <w:r>
+              <w:rPr>
+                <w:rFonts w:ascii="Consolas" w:hAnsi="Consolas" w:cs="Arial"/>
+                <w:color w:val="00B050"/>
+                <w:sz w:val="18"/>
+                <w:szCs w:val="18"/>
+              </w:rPr>
+              <w:t>endif</w:t>
+            </w:r>
+            <w:proofErr w:type="spellEnd"/>
+            <w:r>
+              <w:rPr>
+                <w:rFonts w:ascii="Consolas" w:hAnsi="Consolas" w:cs="Arial"/>
+                <w:color w:val="00B050"/>
+                <w:sz w:val="18"/>
+                <w:szCs w:val="18"/>
+              </w:rPr>
+              <w:t xml:space="preserve"> %}</w:t>
             </w:r>
           </w:p>
           <w:p>
             <w:pPr>
-              <w:ind w:left="357"/>
               <w:rPr>
                 <w:rFonts w:ascii="Consolas" w:hAnsi="Consolas" w:cs="Arial"/>
                 <w:color w:val="00B050"/>
@@ -1956,7 +1819,25 @@
                 <w:sz w:val="18"/>
                 <w:szCs w:val="18"/>
               </w:rPr>
-              <w:t xml:space="preserve">{%p </w:t>
+              <w:t>{%</w:t>
+            </w:r>
+            <w:r>
+              <w:rPr>
+                <w:rFonts w:ascii="Consolas" w:hAnsi="Consolas" w:cs="Arial"/>
+                <w:color w:val="00B050"/>
+                <w:sz w:val="18"/>
+                <w:szCs w:val="18"/>
+              </w:rPr>
+              <w:t>p</w:t>
+            </w:r>
+            <w:r>
+              <w:rPr>
+                <w:rFonts w:ascii="Consolas" w:hAnsi="Consolas" w:cs="Arial"/>
+                <w:color w:val="00B050"/>
+                <w:sz w:val="18"/>
+                <w:szCs w:val="18"/>
+              </w:rPr>
+              <w:t xml:space="preserve"> </w:t>
             </w:r>
             <w:proofErr w:type="spellStart"/>
             <w:r>
@@ -1966,7 +1847,7 @@
                 <w:sz w:val="18"/>
                 <w:szCs w:val="18"/>
               </w:rPr>
-              <w:t>if</w:t>
+              <w:t>else</w:t>
             </w:r>
             <w:proofErr w:type="spellEnd"/>
             <w:r>
@@ -1976,334 +1857,95 @@
                 <w:sz w:val="18"/>
                 <w:szCs w:val="18"/>
               </w:rPr>
-              <w:t xml:space="preserve"> G.VERTRETER_NAME %}</w:t>
+              <w:t xml:space="preserve"> %}</w:t>
             </w:r>
           </w:p>
           <w:p>
             <w:pPr>
-              <w:ind w:left="357"/>
+              <w:rPr>
+                <w:rFonts w:ascii="Consolas" w:hAnsi="Consolas"/>
+                <w:color w:val="00B050"/>
+                <w:sz w:val="18"/>
+                <w:szCs w:val="18"/>
+              </w:rPr>
             </w:pPr>
             <w:r>
+              <w:rPr>
+                <w:rStyle w:val="PlatzhalterZchn"/>
+              </w:rPr>
+              <w:lastRenderedPageBreak/>
+              <w:t>{{ G.NAME }}</w:t>
+            </w:r>
+            <w:r>
+              <w:t xml:space="preserve">, </w:t>
+            </w:r>
+            <w:r>
+              <w:rPr>
+                <w:rStyle w:val="PlatzhalterZchn"/>
+              </w:rPr>
+              <w:t>{{ G.ADRESSE }}</w:t>
+            </w:r>
+            <w:r>
+              <w:rPr>
+                <w:rFonts w:ascii="Consolas" w:hAnsi="Consolas" w:cs="Arial"/>
+                <w:color w:val="00B050"/>
+                <w:sz w:val="18"/>
+                <w:szCs w:val="18"/>
+              </w:rPr>
+              <w:t xml:space="preserve">{% </w:t>
+            </w:r>
+            <w:proofErr w:type="spellStart"/>
+            <w:r>
+              <w:rPr>
+                <w:rFonts w:ascii="Consolas" w:hAnsi="Consolas" w:cs="Arial"/>
+                <w:color w:val="00B050"/>
+                <w:sz w:val="18"/>
+                <w:szCs w:val="18"/>
+              </w:rPr>
+              <w:t>if</w:t>
+            </w:r>
+            <w:proofErr w:type="spellEnd"/>
+            <w:r>
+              <w:rPr>
+                <w:rFonts w:ascii="Consolas" w:hAnsi="Consolas" w:cs="Arial"/>
+                <w:color w:val="00B050"/>
+                <w:sz w:val="18"/>
+                <w:szCs w:val="18"/>
+              </w:rPr>
+              <w:t xml:space="preserve"> G.VERTRETER_NAME %}</w:t>
+            </w:r>
+            <w:r>
+              <w:t xml:space="preserve"> </w:t>
+            </w:r>
+            <w:r>
               <w:t>vertreten durch</w:t>
             </w:r>
-          </w:p>
-          <w:p>
-            <w:pPr>
-              <w:ind w:left="357"/>
-            </w:pPr>
-            <w:proofErr w:type="gramStart"/>
+            <w:r>
+              <w:t xml:space="preserve"> </w:t>
+            </w:r>
             <w:r>
               <w:rPr>
                 <w:rStyle w:val="PlatzhalterZchn"/>
               </w:rPr>
-              <w:t>{{ G.VERTRETER</w:t>
-            </w:r>
-            <w:proofErr w:type="gramEnd"/>
+              <w:t>{{ G.VERTRETER_NAME }}</w:t>
+            </w:r>
+            <w:r>
+              <w:t xml:space="preserve">, </w:t>
+            </w:r>
             <w:r>
               <w:rPr>
                 <w:rStyle w:val="PlatzhalterZchn"/>
               </w:rPr>
-              <w:t>_</w:t>
-            </w:r>
-            <w:proofErr w:type="gramStart"/>
-            <w:r>
-              <w:rPr>
-                <w:rStyle w:val="PlatzhalterZchn"/>
-              </w:rPr>
-              <w:t>NAME }</w:t>
-            </w:r>
-            <w:proofErr w:type="gramEnd"/>
-            <w:r>
-              <w:rPr>
-                <w:rStyle w:val="PlatzhalterZchn"/>
-              </w:rPr>
-              <w:t>}</w:t>
-            </w:r>
-            <w:r>
-              <w:t xml:space="preserve">, </w:t>
-            </w:r>
-            <w:proofErr w:type="gramStart"/>
-            <w:r>
-              <w:rPr>
-                <w:rStyle w:val="PlatzhalterZchn"/>
-              </w:rPr>
-              <w:t>{{ G.VERTRETER</w:t>
-            </w:r>
-            <w:proofErr w:type="gramEnd"/>
-            <w:r>
-              <w:rPr>
-                <w:rStyle w:val="PlatzhalterZchn"/>
-              </w:rPr>
-              <w:t>_</w:t>
-            </w:r>
-            <w:proofErr w:type="gramStart"/>
-            <w:r>
-              <w:rPr>
-                <w:rStyle w:val="PlatzhalterZchn"/>
-              </w:rPr>
-              <w:t>ADRESSE }</w:t>
-            </w:r>
-            <w:proofErr w:type="gramEnd"/>
-            <w:r>
-              <w:rPr>
-                <w:rStyle w:val="PlatzhalterZchn"/>
-              </w:rPr>
-              <w:t>}</w:t>
-            </w:r>
-          </w:p>
-          <w:p>
-            <w:pPr>
-              <w:ind w:left="357"/>
-              <w:rPr>
-                <w:rFonts w:ascii="Consolas" w:hAnsi="Consolas" w:cs="Arial"/>
-                <w:color w:val="00B050"/>
-                <w:sz w:val="18"/>
-                <w:szCs w:val="18"/>
-              </w:rPr>
-            </w:pPr>
-            <w:r>
-              <w:rPr>
-                <w:rFonts w:ascii="Consolas" w:hAnsi="Consolas" w:cs="Arial"/>
-                <w:color w:val="00B050"/>
-                <w:sz w:val="18"/>
-                <w:szCs w:val="18"/>
-              </w:rPr>
-              <w:lastRenderedPageBreak/>
-              <w:t xml:space="preserve">{%p </w:t>
-            </w:r>
-            <w:proofErr w:type="spellStart"/>
-            <w:r>
-              <w:rPr>
-                <w:rFonts w:ascii="Consolas" w:hAnsi="Consolas" w:cs="Arial"/>
-                <w:color w:val="00B050"/>
-                <w:sz w:val="18"/>
-                <w:szCs w:val="18"/>
-              </w:rPr>
-              <w:t>endif</w:t>
-            </w:r>
-            <w:proofErr w:type="spellEnd"/>
-            <w:r>
-              <w:rPr>
-                <w:rFonts w:ascii="Consolas" w:hAnsi="Consolas" w:cs="Arial"/>
-                <w:color w:val="00B050"/>
-                <w:sz w:val="18"/>
-                <w:szCs w:val="18"/>
-              </w:rPr>
-              <w:t xml:space="preserve"> %}</w:t>
-            </w:r>
-          </w:p>
-          <w:p>
-            <w:pPr>
-              <w:rPr>
-                <w:rFonts w:ascii="Consolas" w:hAnsi="Consolas" w:cs="Arial"/>
-                <w:color w:val="00B050"/>
-                <w:sz w:val="18"/>
-                <w:szCs w:val="18"/>
-              </w:rPr>
-            </w:pPr>
-            <w:r>
-              <w:rPr>
-                <w:rFonts w:ascii="Consolas" w:hAnsi="Consolas" w:cs="Arial"/>
-                <w:color w:val="00B050"/>
-                <w:sz w:val="18"/>
-                <w:szCs w:val="18"/>
-              </w:rPr>
-              <w:t>{%</w:t>
-            </w:r>
-            <w:r>
-              <w:rPr>
-                <w:rFonts w:ascii="Consolas" w:hAnsi="Consolas" w:cs="Arial"/>
-                <w:color w:val="00B050"/>
-                <w:sz w:val="18"/>
-                <w:szCs w:val="18"/>
-              </w:rPr>
-              <w:t>p</w:t>
-            </w:r>
-            <w:r>
-              <w:rPr>
-                <w:rFonts w:ascii="Consolas" w:hAnsi="Consolas" w:cs="Arial"/>
-                <w:color w:val="00B050"/>
-                <w:sz w:val="18"/>
-                <w:szCs w:val="18"/>
-              </w:rPr>
-              <w:t xml:space="preserve"> </w:t>
-            </w:r>
-            <w:proofErr w:type="spellStart"/>
-            <w:r>
-              <w:rPr>
-                <w:rFonts w:ascii="Consolas" w:hAnsi="Consolas" w:cs="Arial"/>
-                <w:color w:val="00B050"/>
-                <w:sz w:val="18"/>
-                <w:szCs w:val="18"/>
-              </w:rPr>
-              <w:t>else</w:t>
-            </w:r>
-            <w:proofErr w:type="spellEnd"/>
-            <w:r>
-              <w:rPr>
-                <w:rFonts w:ascii="Consolas" w:hAnsi="Consolas" w:cs="Arial"/>
-                <w:color w:val="00B050"/>
-                <w:sz w:val="18"/>
-                <w:szCs w:val="18"/>
-              </w:rPr>
-              <w:t xml:space="preserve"> %}</w:t>
-            </w:r>
-          </w:p>
-          <w:p>
-            <w:proofErr w:type="gramStart"/>
-            <w:r>
-              <w:rPr>
-                <w:rStyle w:val="PlatzhalterZchn"/>
-              </w:rPr>
-              <w:t>{{ G.NAME</w:t>
-            </w:r>
-            <w:proofErr w:type="gramEnd"/>
-            <w:r>
-              <w:rPr>
-                <w:rStyle w:val="PlatzhalterZchn"/>
-              </w:rPr>
-              <w:t xml:space="preserve"> }}</w:t>
-            </w:r>
-            <w:r>
-              <w:t xml:space="preserve">, </w:t>
-            </w:r>
-            <w:proofErr w:type="gramStart"/>
-            <w:r>
-              <w:rPr>
-                <w:rStyle w:val="PlatzhalterZchn"/>
-              </w:rPr>
-              <w:t>{{ G.ADRESSE</w:t>
-            </w:r>
-            <w:proofErr w:type="gramEnd"/>
-            <w:r>
-              <w:rPr>
-                <w:rStyle w:val="PlatzhalterZchn"/>
-              </w:rPr>
-              <w:t xml:space="preserve"> }}</w:t>
-            </w:r>
-          </w:p>
-          <w:p>
-            <w:pPr>
-              <w:rPr>
-                <w:rFonts w:ascii="Consolas" w:hAnsi="Consolas" w:cs="Arial"/>
-                <w:color w:val="00B050"/>
-                <w:sz w:val="18"/>
-                <w:szCs w:val="18"/>
-              </w:rPr>
-            </w:pPr>
-            <w:r>
-              <w:rPr>
-                <w:rFonts w:ascii="Consolas" w:hAnsi="Consolas" w:cs="Arial"/>
-                <w:color w:val="00B050"/>
-                <w:sz w:val="18"/>
-                <w:szCs w:val="18"/>
-              </w:rPr>
-              <w:t xml:space="preserve">{%p </w:t>
-            </w:r>
-            <w:proofErr w:type="spellStart"/>
-            <w:r>
-              <w:rPr>
-                <w:rFonts w:ascii="Consolas" w:hAnsi="Consolas" w:cs="Arial"/>
-                <w:color w:val="00B050"/>
-                <w:sz w:val="18"/>
-                <w:szCs w:val="18"/>
-              </w:rPr>
-              <w:t>if</w:t>
-            </w:r>
-            <w:proofErr w:type="spellEnd"/>
-            <w:r>
-              <w:rPr>
-                <w:rFonts w:ascii="Consolas" w:hAnsi="Consolas" w:cs="Arial"/>
-                <w:color w:val="00B050"/>
-                <w:sz w:val="18"/>
-                <w:szCs w:val="18"/>
-              </w:rPr>
-              <w:t xml:space="preserve"> G.VERTRETER_NAME %}</w:t>
-            </w:r>
-          </w:p>
-          <w:p>
-            <w:r>
-              <w:t>vertreten durch</w:t>
-            </w:r>
-          </w:p>
-          <w:p>
-            <w:proofErr w:type="gramStart"/>
-            <w:r>
-              <w:rPr>
-                <w:rStyle w:val="PlatzhalterZchn"/>
-              </w:rPr>
-              <w:t>{{ G.VERTRETER</w:t>
-            </w:r>
-            <w:proofErr w:type="gramEnd"/>
-            <w:r>
-              <w:rPr>
-                <w:rStyle w:val="PlatzhalterZchn"/>
-              </w:rPr>
-              <w:t>_</w:t>
-            </w:r>
-            <w:proofErr w:type="gramStart"/>
-            <w:r>
-              <w:rPr>
-                <w:rStyle w:val="PlatzhalterZchn"/>
-              </w:rPr>
-              <w:t>NAME }</w:t>
-            </w:r>
-            <w:proofErr w:type="gramEnd"/>
-            <w:r>
-              <w:rPr>
-                <w:rStyle w:val="PlatzhalterZchn"/>
-              </w:rPr>
-              <w:t>}</w:t>
-            </w:r>
-            <w:r>
-              <w:t xml:space="preserve">, </w:t>
-            </w:r>
-            <w:proofErr w:type="gramStart"/>
-            <w:r>
-              <w:rPr>
-                <w:rStyle w:val="PlatzhalterZchn"/>
-              </w:rPr>
-              <w:t>{{ G.VERTRETER</w:t>
-            </w:r>
-            <w:proofErr w:type="gramEnd"/>
-            <w:r>
-              <w:rPr>
-                <w:rStyle w:val="PlatzhalterZchn"/>
-              </w:rPr>
-              <w:t>_</w:t>
-            </w:r>
-            <w:proofErr w:type="gramStart"/>
-            <w:r>
-              <w:rPr>
-                <w:rStyle w:val="PlatzhalterZchn"/>
-              </w:rPr>
-              <w:t>ADRESSE }</w:t>
-            </w:r>
-            <w:proofErr w:type="gramEnd"/>
-            <w:r>
-              <w:rPr>
-                <w:rStyle w:val="PlatzhalterZchn"/>
-              </w:rPr>
-              <w:t>}</w:t>
-            </w:r>
-          </w:p>
-          <w:p>
-            <w:pPr>
+              <w:t>{{ G.VERTRETER_ADRESSE }}</w:t>
+            </w:r>
+            <w:r>
               <w:rPr>
                 <w:rFonts w:ascii="Consolas" w:hAnsi="Consolas"/>
                 <w:color w:val="00B050"/>
                 <w:sz w:val="18"/>
                 <w:szCs w:val="18"/>
               </w:rPr>
-            </w:pPr>
-            <w:r>
-              <w:rPr>
-                <w:rFonts w:ascii="Consolas" w:hAnsi="Consolas"/>
-                <w:color w:val="00B050"/>
-                <w:sz w:val="18"/>
-                <w:szCs w:val="18"/>
-              </w:rPr>
-              <w:t xml:space="preserve">{%p </w:t>
+              <w:t xml:space="preserve">{% </w:t>
             </w:r>
             <w:proofErr w:type="spellStart"/>
             <w:r>
@@ -2424,7 +2066,6 @@
               <w:bottom w:val="single" w:sz="4" w:space="0" w:color="D9D9D9" w:themeColor="background1" w:themeShade="D9"/>
               <w:right w:val="single" w:sz="4" w:space="0" w:color="D9D9D9" w:themeColor="background1" w:themeShade="D9"/>
             </w:tcBorders>
-            <w:shd w:val="clear" w:color="auto" w:fill="auto"/>
           </w:tcPr>
           <w:p>
             <w:pPr>
@@ -2449,7 +2090,6 @@
               <w:left w:val="single" w:sz="4" w:space="0" w:color="D9D9D9" w:themeColor="background1" w:themeShade="D9"/>
               <w:bottom w:val="single" w:sz="4" w:space="0" w:color="D9D9D9" w:themeColor="background1" w:themeShade="D9"/>
             </w:tcBorders>
-            <w:shd w:val="clear" w:color="auto" w:fill="auto"/>
           </w:tcPr>
           <w:p>
             <w:pPr>
@@ -2671,45 +2311,109 @@
               <w:spacing w:before="0"/>
               <w:ind w:left="357" w:hanging="357"/>
               <w:rPr>
-                <w:rFonts w:cs="Arial"/>
-                <w:szCs w:val="22"/>
+                <w:rStyle w:val="PlatzhalterZchn"/>
               </w:rPr>
             </w:pPr>
-            <w:proofErr w:type="gramStart"/>
             <w:r>
               <w:rPr>
                 <w:rStyle w:val="PlatzhalterZchn"/>
               </w:rPr>
-              <w:t>{{ G.NAME</w:t>
-            </w:r>
-            <w:proofErr w:type="gramEnd"/>
+              <w:t>{{ G.NAME }}</w:t>
+            </w:r>
+            <w:r>
+              <w:t xml:space="preserve">, </w:t>
+            </w:r>
             <w:r>
               <w:rPr>
                 <w:rStyle w:val="PlatzhalterZchn"/>
               </w:rPr>
-              <w:t xml:space="preserve"> }}</w:t>
+              <w:t>{{ G.ADRESSE }}</w:t>
+            </w:r>
+            <w:r>
+              <w:rPr>
+                <w:rFonts w:ascii="Consolas" w:hAnsi="Consolas" w:cs="Arial"/>
+                <w:color w:val="00B050"/>
+                <w:sz w:val="18"/>
+                <w:szCs w:val="18"/>
+              </w:rPr>
+              <w:t xml:space="preserve">{% </w:t>
+            </w:r>
+            <w:proofErr w:type="spellStart"/>
+            <w:r>
+              <w:rPr>
+                <w:rFonts w:ascii="Consolas" w:hAnsi="Consolas" w:cs="Arial"/>
+                <w:color w:val="00B050"/>
+                <w:sz w:val="18"/>
+                <w:szCs w:val="18"/>
+              </w:rPr>
+              <w:t>if</w:t>
+            </w:r>
+            <w:proofErr w:type="spellEnd"/>
+            <w:r>
+              <w:rPr>
+                <w:rFonts w:ascii="Consolas" w:hAnsi="Consolas" w:cs="Arial"/>
+                <w:color w:val="00B050"/>
+                <w:sz w:val="18"/>
+                <w:szCs w:val="18"/>
+              </w:rPr>
+              <w:t xml:space="preserve"> G.VERTRETER_NAME %}</w:t>
+            </w:r>
+            <w:r>
+              <w:t xml:space="preserve"> </w:t>
+            </w:r>
+            <w:r>
+              <w:t>vertreten durch</w:t>
+            </w:r>
+            <w:r>
+              <w:t xml:space="preserve"> </w:t>
+            </w:r>
+            <w:r>
+              <w:rPr>
+                <w:rStyle w:val="PlatzhalterZchn"/>
+              </w:rPr>
+              <w:t>{{ G.VERTRETER_NAME }}</w:t>
             </w:r>
             <w:r>
               <w:t xml:space="preserve">, </w:t>
             </w:r>
-            <w:proofErr w:type="gramStart"/>
             <w:r>
               <w:rPr>
                 <w:rStyle w:val="PlatzhalterZchn"/>
               </w:rPr>
-              <w:t>{{ G.ADRESSE</w:t>
-            </w:r>
-            <w:proofErr w:type="gramEnd"/>
-            <w:r>
-              <w:rPr>
-                <w:rStyle w:val="PlatzhalterZchn"/>
-              </w:rPr>
-              <w:t xml:space="preserve"> }}</w:t>
+              <w:t>{{ G.VERTRETER_ADRESSE }}</w:t>
+            </w:r>
+            <w:r>
+              <w:rPr>
+                <w:rFonts w:ascii="Consolas" w:hAnsi="Consolas" w:cs="Arial"/>
+                <w:color w:val="00B050"/>
+                <w:sz w:val="18"/>
+                <w:szCs w:val="18"/>
+              </w:rPr>
+              <w:t xml:space="preserve">{% </w:t>
+            </w:r>
+            <w:proofErr w:type="spellStart"/>
+            <w:r>
+              <w:rPr>
+                <w:rFonts w:ascii="Consolas" w:hAnsi="Consolas" w:cs="Arial"/>
+                <w:color w:val="00B050"/>
+                <w:sz w:val="18"/>
+                <w:szCs w:val="18"/>
+              </w:rPr>
+              <w:t>endif</w:t>
+            </w:r>
+            <w:proofErr w:type="spellEnd"/>
+            <w:r>
+              <w:rPr>
+                <w:rFonts w:ascii="Consolas" w:hAnsi="Consolas" w:cs="Arial"/>
+                <w:color w:val="00B050"/>
+                <w:sz w:val="18"/>
+                <w:szCs w:val="18"/>
+              </w:rPr>
+              <w:t xml:space="preserve"> %}</w:t>
             </w:r>
           </w:p>
           <w:p>
             <w:pPr>
-              <w:ind w:left="357"/>
               <w:rPr>
                 <w:rFonts w:ascii="Consolas" w:hAnsi="Consolas" w:cs="Arial"/>
                 <w:color w:val="00B050"/>
@@ -2724,7 +2428,25 @@
                 <w:sz w:val="18"/>
                 <w:szCs w:val="18"/>
               </w:rPr>
-              <w:t xml:space="preserve">{%p </w:t>
+              <w:t>{%</w:t>
+            </w:r>
+            <w:r>
+              <w:rPr>
+                <w:rFonts w:ascii="Consolas" w:hAnsi="Consolas" w:cs="Arial"/>
+                <w:color w:val="00B050"/>
+                <w:sz w:val="18"/>
+                <w:szCs w:val="18"/>
+              </w:rPr>
+              <w:t>p</w:t>
+            </w:r>
+            <w:r>
+              <w:rPr>
+                <w:rFonts w:ascii="Consolas" w:hAnsi="Consolas" w:cs="Arial"/>
+                <w:color w:val="00B050"/>
+                <w:sz w:val="18"/>
+                <w:szCs w:val="18"/>
+              </w:rPr>
+              <w:t xml:space="preserve"> </w:t>
             </w:r>
             <w:proofErr w:type="spellStart"/>
             <w:r>
@@ -2734,7 +2456,7 @@
                 <w:sz w:val="18"/>
                 <w:szCs w:val="18"/>
               </w:rPr>
-              <w:t>if</w:t>
+              <w:t>else</w:t>
             </w:r>
             <w:proofErr w:type="spellEnd"/>
             <w:r>
@@ -2744,87 +2466,157 @@
                 <w:sz w:val="18"/>
                 <w:szCs w:val="18"/>
               </w:rPr>
-              <w:t xml:space="preserve"> G.VERTRETER_NAME %}</w:t>
+              <w:t xml:space="preserve"> %}</w:t>
             </w:r>
           </w:p>
           <w:p>
             <w:pPr>
-              <w:ind w:left="357"/>
+              <w:rPr>
+                <w:rFonts w:ascii="Consolas" w:hAnsi="Consolas" w:cs="Arial"/>
+                <w:color w:val="00B050"/>
+                <w:sz w:val="18"/>
+                <w:szCs w:val="18"/>
+              </w:rPr>
             </w:pPr>
             <w:r>
+              <w:rPr>
+                <w:rStyle w:val="PlatzhalterZchn"/>
+              </w:rPr>
+              <w:t>{{ G.NAME }}</w:t>
+            </w:r>
+            <w:r>
+              <w:t xml:space="preserve">, </w:t>
+            </w:r>
+            <w:r>
+              <w:rPr>
+                <w:rStyle w:val="PlatzhalterZchn"/>
+              </w:rPr>
+              <w:t>{{ G.ADRESSE }}</w:t>
+            </w:r>
+            <w:r>
+              <w:rPr>
+                <w:rFonts w:ascii="Consolas" w:hAnsi="Consolas" w:cs="Arial"/>
+                <w:color w:val="00B050"/>
+                <w:sz w:val="18"/>
+                <w:szCs w:val="18"/>
+              </w:rPr>
+              <w:t xml:space="preserve">{% </w:t>
+            </w:r>
+            <w:proofErr w:type="spellStart"/>
+            <w:r>
+              <w:rPr>
+                <w:rFonts w:ascii="Consolas" w:hAnsi="Consolas" w:cs="Arial"/>
+                <w:color w:val="00B050"/>
+                <w:sz w:val="18"/>
+                <w:szCs w:val="18"/>
+              </w:rPr>
+              <w:t>if</w:t>
+            </w:r>
+            <w:proofErr w:type="spellEnd"/>
+            <w:r>
+              <w:rPr>
+                <w:rFonts w:ascii="Consolas" w:hAnsi="Consolas" w:cs="Arial"/>
+                <w:color w:val="00B050"/>
+                <w:sz w:val="18"/>
+                <w:szCs w:val="18"/>
+              </w:rPr>
+              <w:t xml:space="preserve"> G.VERTRETER_NAME %}</w:t>
+            </w:r>
+            <w:r>
+              <w:t xml:space="preserve"> </w:t>
+            </w:r>
+            <w:r>
               <w:t>vertreten durch</w:t>
+            </w:r>
+            <w:r>
+              <w:t xml:space="preserve"> </w:t>
+            </w:r>
+            <w:r>
+              <w:rPr>
+                <w:rStyle w:val="PlatzhalterZchn"/>
+              </w:rPr>
+              <w:t>{{ G.VERTRETER_NAME }}</w:t>
+            </w:r>
+            <w:r>
+              <w:t xml:space="preserve">, </w:t>
+            </w:r>
+            <w:r>
+              <w:rPr>
+                <w:rStyle w:val="PlatzhalterZchn"/>
+              </w:rPr>
+              <w:t>{{ G.VERTRETER_ADRESSE }}</w:t>
+            </w:r>
+            <w:r>
+              <w:rPr>
+                <w:rFonts w:ascii="Consolas" w:hAnsi="Consolas" w:cs="Arial"/>
+                <w:color w:val="00B050"/>
+                <w:sz w:val="18"/>
+                <w:szCs w:val="18"/>
+              </w:rPr>
+              <w:t xml:space="preserve">{% </w:t>
+            </w:r>
+            <w:proofErr w:type="spellStart"/>
+            <w:r>
+              <w:rPr>
+                <w:rFonts w:ascii="Consolas" w:hAnsi="Consolas" w:cs="Arial"/>
+                <w:color w:val="00B050"/>
+                <w:sz w:val="18"/>
+                <w:szCs w:val="18"/>
+              </w:rPr>
+              <w:t>endif</w:t>
+            </w:r>
+            <w:proofErr w:type="spellEnd"/>
+            <w:r>
+              <w:rPr>
+                <w:rFonts w:ascii="Consolas" w:hAnsi="Consolas" w:cs="Arial"/>
+                <w:color w:val="00B050"/>
+                <w:sz w:val="18"/>
+                <w:szCs w:val="18"/>
+              </w:rPr>
+              <w:t xml:space="preserve"> %}</w:t>
             </w:r>
           </w:p>
           <w:p>
             <w:pPr>
-              <w:ind w:left="357"/>
-              <w:rPr>
-                <w:color w:val="00B050"/>
+              <w:rPr>
+                <w:rFonts w:ascii="Consolas" w:hAnsi="Consolas" w:cs="Arial"/>
+                <w:color w:val="00B050"/>
+                <w:sz w:val="18"/>
+                <w:szCs w:val="18"/>
               </w:rPr>
             </w:pPr>
-            <w:proofErr w:type="gramStart"/>
-            <w:r>
-              <w:rPr>
-                <w:rStyle w:val="PlatzhalterZchn"/>
-              </w:rPr>
-              <w:t>{{ G.VERTRETER</w:t>
-            </w:r>
-            <w:proofErr w:type="gramEnd"/>
-            <w:r>
-              <w:rPr>
-                <w:rStyle w:val="PlatzhalterZchn"/>
-              </w:rPr>
-              <w:t>_</w:t>
-            </w:r>
-            <w:proofErr w:type="gramStart"/>
-            <w:r>
-              <w:rPr>
-                <w:rStyle w:val="PlatzhalterZchn"/>
-              </w:rPr>
-              <w:t>NAME }</w:t>
-            </w:r>
-            <w:proofErr w:type="gramEnd"/>
-            <w:r>
-              <w:rPr>
-                <w:rStyle w:val="PlatzhalterZchn"/>
-              </w:rPr>
-              <w:t>}</w:t>
-            </w:r>
-            <w:r>
-              <w:t xml:space="preserve">, </w:t>
-            </w:r>
-            <w:proofErr w:type="gramStart"/>
-            <w:r>
-              <w:rPr>
-                <w:rStyle w:val="PlatzhalterZchn"/>
-              </w:rPr>
-              <w:t>{{ G.VERTRETER</w:t>
-            </w:r>
-            <w:proofErr w:type="gramEnd"/>
-            <w:r>
-              <w:rPr>
-                <w:rStyle w:val="PlatzhalterZchn"/>
-              </w:rPr>
-              <w:t>_</w:t>
-            </w:r>
-            <w:proofErr w:type="gramStart"/>
-            <w:r>
-              <w:rPr>
-                <w:rStyle w:val="PlatzhalterZchn"/>
-              </w:rPr>
-              <w:t>ADRESSE }</w:t>
-            </w:r>
-            <w:proofErr w:type="gramEnd"/>
-            <w:r>
-              <w:rPr>
-                <w:rStyle w:val="PlatzhalterZchn"/>
-              </w:rPr>
-              <w:t>}</w:t>
+            <w:r>
+              <w:rPr>
+                <w:rFonts w:ascii="Consolas" w:hAnsi="Consolas" w:cs="Arial"/>
+                <w:color w:val="00B050"/>
+                <w:sz w:val="18"/>
+                <w:szCs w:val="18"/>
+              </w:rPr>
+              <w:t xml:space="preserve">{%p </w:t>
+            </w:r>
+            <w:proofErr w:type="spellStart"/>
+            <w:r>
+              <w:rPr>
+                <w:rFonts w:ascii="Consolas" w:hAnsi="Consolas" w:cs="Arial"/>
+                <w:color w:val="00B050"/>
+                <w:sz w:val="18"/>
+                <w:szCs w:val="18"/>
+              </w:rPr>
+              <w:t>endif</w:t>
+            </w:r>
+            <w:proofErr w:type="spellEnd"/>
+            <w:r>
+              <w:rPr>
+                <w:rFonts w:ascii="Consolas" w:hAnsi="Consolas" w:cs="Arial"/>
+                <w:color w:val="00B050"/>
+                <w:sz w:val="18"/>
+                <w:szCs w:val="18"/>
+              </w:rPr>
+              <w:t xml:space="preserve"> %}</w:t>
             </w:r>
           </w:p>
           <w:p>
             <w:pPr>
-              <w:ind w:left="357"/>
               <w:rPr>
                 <w:rFonts w:ascii="Consolas" w:hAnsi="Consolas" w:cs="Arial"/>
                 <w:color w:val="00B050"/>
@@ -2849,7 +2641,7 @@
                 <w:sz w:val="18"/>
                 <w:szCs w:val="18"/>
               </w:rPr>
-              <w:t>endif</w:t>
+              <w:t>endfor</w:t>
             </w:r>
             <w:proofErr w:type="spellEnd"/>
             <w:r>
@@ -2865,7 +2657,7 @@
           <w:p>
             <w:pPr>
               <w:rPr>
-                <w:rFonts w:ascii="Consolas" w:hAnsi="Consolas" w:cs="Arial"/>
+                <w:rFonts w:ascii="Consolas" w:hAnsi="Consolas"/>
                 <w:color w:val="00B050"/>
                 <w:sz w:val="18"/>
                 <w:szCs w:val="18"/>
@@ -2878,25 +2670,7 @@
                 <w:sz w:val="18"/>
                 <w:szCs w:val="18"/>
               </w:rPr>
-              <w:t>{%</w:t>
-            </w:r>
-            <w:r>
-              <w:rPr>
-                <w:rFonts w:ascii="Consolas" w:hAnsi="Consolas" w:cs="Arial"/>
-                <w:color w:val="00B050"/>
-                <w:sz w:val="18"/>
-                <w:szCs w:val="18"/>
-              </w:rPr>
-              <w:t>p</w:t>
-            </w:r>
-            <w:r>
-              <w:rPr>
-                <w:rFonts w:ascii="Consolas" w:hAnsi="Consolas" w:cs="Arial"/>
-                <w:color w:val="00B050"/>
-                <w:sz w:val="18"/>
-                <w:szCs w:val="18"/>
-              </w:rPr>
-              <w:t xml:space="preserve"> </w:t>
+              <w:t xml:space="preserve">{%p </w:t>
             </w:r>
             <w:proofErr w:type="spellStart"/>
             <w:r>
@@ -2906,56 +2680,37 @@
                 <w:sz w:val="18"/>
                 <w:szCs w:val="18"/>
               </w:rPr>
-              <w:t>else</w:t>
+              <w:t>el</w:t>
+            </w:r>
+            <w:r>
+              <w:rPr>
+                <w:rFonts w:ascii="Consolas" w:hAnsi="Consolas"/>
+                <w:color w:val="00B050"/>
+                <w:sz w:val="18"/>
+                <w:szCs w:val="18"/>
+              </w:rPr>
+              <w:t>if</w:t>
             </w:r>
             <w:proofErr w:type="spellEnd"/>
             <w:r>
               <w:rPr>
-                <w:rFonts w:ascii="Consolas" w:hAnsi="Consolas" w:cs="Arial"/>
-                <w:color w:val="00B050"/>
-                <w:sz w:val="18"/>
-                <w:szCs w:val="18"/>
-              </w:rPr>
-              <w:t xml:space="preserve"> %}</w:t>
+                <w:rFonts w:ascii="Consolas" w:hAnsi="Consolas"/>
+                <w:color w:val="00B050"/>
+                <w:sz w:val="18"/>
+                <w:szCs w:val="18"/>
+              </w:rPr>
+              <w:t xml:space="preserve"> GESUCHSTELLER_ANREDE == "Herr" %}</w:t>
             </w:r>
           </w:p>
           <w:p>
-            <w:proofErr w:type="gramStart"/>
-            <w:r>
-              <w:rPr>
-                <w:rStyle w:val="PlatzhalterZchn"/>
-              </w:rPr>
-              <w:t>{{ G.NAME</w:t>
-            </w:r>
-            <w:proofErr w:type="gramEnd"/>
-            <w:r>
-              <w:rPr>
-                <w:rStyle w:val="PlatzhalterZchn"/>
-              </w:rPr>
-              <w:t xml:space="preserve"> }}</w:t>
-            </w:r>
-            <w:r>
-              <w:t xml:space="preserve">, </w:t>
-            </w:r>
-            <w:proofErr w:type="gramStart"/>
-            <w:r>
-              <w:rPr>
-                <w:rStyle w:val="PlatzhalterZchn"/>
-              </w:rPr>
-              <w:t>{{ G.ADRESSE</w:t>
-            </w:r>
-            <w:proofErr w:type="gramEnd"/>
-            <w:r>
-              <w:rPr>
-                <w:rStyle w:val="PlatzhalterZchn"/>
-              </w:rPr>
-              <w:t xml:space="preserve"> }}</w:t>
+            <w:r>
+              <w:t>Gesuchsteller (Bauherrschaft)</w:t>
             </w:r>
           </w:p>
           <w:p>
             <w:pPr>
               <w:rPr>
-                <w:rFonts w:ascii="Consolas" w:hAnsi="Consolas" w:cs="Arial"/>
+                <w:rFonts w:ascii="Consolas" w:hAnsi="Consolas"/>
                 <w:color w:val="00B050"/>
                 <w:sz w:val="18"/>
                 <w:szCs w:val="18"/>
@@ -2963,7 +2718,7 @@
             </w:pPr>
             <w:r>
               <w:rPr>
-                <w:rFonts w:ascii="Consolas" w:hAnsi="Consolas" w:cs="Arial"/>
+                <w:rFonts w:ascii="Consolas" w:hAnsi="Consolas"/>
                 <w:color w:val="00B050"/>
                 <w:sz w:val="18"/>
                 <w:szCs w:val="18"/>
@@ -2973,424 +2728,71 @@
             <w:proofErr w:type="spellStart"/>
             <w:r>
               <w:rPr>
-                <w:rFonts w:ascii="Consolas" w:hAnsi="Consolas" w:cs="Arial"/>
-                <w:color w:val="00B050"/>
-                <w:sz w:val="18"/>
-                <w:szCs w:val="18"/>
-              </w:rPr>
-              <w:t>if</w:t>
+                <w:rFonts w:ascii="Consolas" w:hAnsi="Consolas"/>
+                <w:color w:val="00B050"/>
+                <w:sz w:val="18"/>
+                <w:szCs w:val="18"/>
+              </w:rPr>
+              <w:t>elif</w:t>
             </w:r>
             <w:proofErr w:type="spellEnd"/>
             <w:r>
               <w:rPr>
-                <w:rFonts w:ascii="Consolas" w:hAnsi="Consolas" w:cs="Arial"/>
-                <w:color w:val="00B050"/>
-                <w:sz w:val="18"/>
-                <w:szCs w:val="18"/>
-              </w:rPr>
-              <w:t xml:space="preserve"> G.VERTRETER_NAME %}</w:t>
+                <w:rFonts w:ascii="Consolas" w:hAnsi="Consolas"/>
+                <w:color w:val="00B050"/>
+                <w:sz w:val="18"/>
+                <w:szCs w:val="18"/>
+              </w:rPr>
+              <w:t xml:space="preserve"> GESUCHSTELLER_ANREDE == "Frau" %}</w:t>
+            </w:r>
+          </w:p>
+          <w:p>
+            <w:r>
+              <w:t>Gesuchstellerin (Bauherrschaft)</w:t>
             </w:r>
           </w:p>
           <w:p>
             <w:pPr>
-              <w:ind w:left="37"/>
+              <w:rPr>
+                <w:rFonts w:ascii="Consolas" w:hAnsi="Consolas"/>
+                <w:color w:val="00B050"/>
+                <w:sz w:val="18"/>
+                <w:szCs w:val="18"/>
+              </w:rPr>
             </w:pPr>
             <w:r>
-              <w:t>vertreten durch</w:t>
+              <w:rPr>
+                <w:rFonts w:ascii="Consolas" w:hAnsi="Consolas"/>
+                <w:color w:val="00B050"/>
+                <w:sz w:val="18"/>
+                <w:szCs w:val="18"/>
+              </w:rPr>
+              <w:t xml:space="preserve">{%p </w:t>
+            </w:r>
+            <w:proofErr w:type="spellStart"/>
+            <w:r>
+              <w:rPr>
+                <w:rFonts w:ascii="Consolas" w:hAnsi="Consolas"/>
+                <w:color w:val="00B050"/>
+                <w:sz w:val="18"/>
+                <w:szCs w:val="18"/>
+              </w:rPr>
+              <w:t>else</w:t>
+            </w:r>
+            <w:proofErr w:type="spellEnd"/>
+            <w:r>
+              <w:rPr>
+                <w:rFonts w:ascii="Consolas" w:hAnsi="Consolas"/>
+                <w:color w:val="00B050"/>
+                <w:sz w:val="18"/>
+                <w:szCs w:val="18"/>
+              </w:rPr>
+              <w:t xml:space="preserve"> %}</w:t>
             </w:r>
           </w:p>
           <w:p>
-            <w:pPr>
-              <w:ind w:left="37"/>
-            </w:pPr>
-            <w:proofErr w:type="gramStart"/>
-            <w:r>
-              <w:rPr>
-                <w:rStyle w:val="PlatzhalterZchn"/>
-              </w:rPr>
-              <w:t>{{ G.VERTRETER</w:t>
-            </w:r>
-            <w:proofErr w:type="gramEnd"/>
-            <w:r>
-              <w:rPr>
-                <w:rStyle w:val="PlatzhalterZchn"/>
-              </w:rPr>
-              <w:t>_</w:t>
-            </w:r>
-            <w:proofErr w:type="gramStart"/>
-            <w:r>
-              <w:rPr>
-                <w:rStyle w:val="PlatzhalterZchn"/>
-              </w:rPr>
-              <w:t>NAME }</w:t>
-            </w:r>
-            <w:proofErr w:type="gramEnd"/>
-            <w:r>
-              <w:rPr>
-                <w:rStyle w:val="PlatzhalterZchn"/>
-              </w:rPr>
-              <w:t>}</w:t>
-            </w:r>
-            <w:r>
-              <w:t xml:space="preserve">, </w:t>
-            </w:r>
-            <w:proofErr w:type="gramStart"/>
-            <w:r>
-              <w:rPr>
-                <w:rStyle w:val="PlatzhalterZchn"/>
-              </w:rPr>
-              <w:t>{{ G.VERTRETER</w:t>
-            </w:r>
-            <w:proofErr w:type="gramEnd"/>
-            <w:r>
-              <w:rPr>
-                <w:rStyle w:val="PlatzhalterZchn"/>
-              </w:rPr>
-              <w:t>_</w:t>
-            </w:r>
-            <w:proofErr w:type="gramStart"/>
-            <w:r>
-              <w:rPr>
-                <w:rStyle w:val="PlatzhalterZchn"/>
-              </w:rPr>
-              <w:t>ADRESSE }</w:t>
-            </w:r>
-            <w:proofErr w:type="gramEnd"/>
-            <w:r>
-              <w:rPr>
-                <w:rStyle w:val="PlatzhalterZchn"/>
-              </w:rPr>
-              <w:t>}</w:t>
-            </w:r>
-          </w:p>
-          <w:p>
-            <w:pPr>
-              <w:rPr>
-                <w:rFonts w:ascii="Consolas" w:hAnsi="Consolas" w:cs="Arial"/>
-                <w:color w:val="00B050"/>
-                <w:sz w:val="18"/>
-                <w:szCs w:val="18"/>
-              </w:rPr>
-            </w:pPr>
-            <w:r>
-              <w:rPr>
-                <w:rFonts w:ascii="Consolas" w:hAnsi="Consolas" w:cs="Arial"/>
-                <w:color w:val="00B050"/>
-                <w:sz w:val="18"/>
-                <w:szCs w:val="18"/>
-              </w:rPr>
-              <w:t xml:space="preserve">{%p </w:t>
-            </w:r>
-            <w:proofErr w:type="spellStart"/>
-            <w:r>
-              <w:rPr>
-                <w:rFonts w:ascii="Consolas" w:hAnsi="Consolas" w:cs="Arial"/>
-                <w:color w:val="00B050"/>
-                <w:sz w:val="18"/>
-                <w:szCs w:val="18"/>
-              </w:rPr>
-              <w:t>endif</w:t>
-            </w:r>
-            <w:proofErr w:type="spellEnd"/>
-            <w:r>
-              <w:rPr>
-                <w:rFonts w:ascii="Consolas" w:hAnsi="Consolas" w:cs="Arial"/>
-                <w:color w:val="00B050"/>
-                <w:sz w:val="18"/>
-                <w:szCs w:val="18"/>
-              </w:rPr>
-              <w:t xml:space="preserve"> %}</w:t>
-            </w:r>
-          </w:p>
-          <w:p>
-            <w:pPr>
-              <w:rPr>
-                <w:rFonts w:ascii="Consolas" w:hAnsi="Consolas" w:cs="Arial"/>
-                <w:color w:val="00B050"/>
-                <w:sz w:val="18"/>
-                <w:szCs w:val="18"/>
-              </w:rPr>
-            </w:pPr>
-            <w:r>
-              <w:rPr>
-                <w:rFonts w:ascii="Consolas" w:hAnsi="Consolas" w:cs="Arial"/>
-                <w:color w:val="00B050"/>
-                <w:sz w:val="18"/>
-                <w:szCs w:val="18"/>
-              </w:rPr>
-              <w:t xml:space="preserve">{%p </w:t>
-            </w:r>
-            <w:proofErr w:type="spellStart"/>
-            <w:r>
-              <w:rPr>
-                <w:rFonts w:ascii="Consolas" w:hAnsi="Consolas" w:cs="Arial"/>
-                <w:color w:val="00B050"/>
-                <w:sz w:val="18"/>
-                <w:szCs w:val="18"/>
-              </w:rPr>
-              <w:t>endif</w:t>
-            </w:r>
-            <w:proofErr w:type="spellEnd"/>
-            <w:r>
-              <w:rPr>
-                <w:rFonts w:ascii="Consolas" w:hAnsi="Consolas" w:cs="Arial"/>
-                <w:color w:val="00B050"/>
-                <w:sz w:val="18"/>
-                <w:szCs w:val="18"/>
-              </w:rPr>
-              <w:t xml:space="preserve"> %}</w:t>
-            </w:r>
-          </w:p>
-          <w:p>
-            <w:pPr>
-              <w:rPr>
-                <w:rFonts w:ascii="Consolas" w:hAnsi="Consolas" w:cs="Arial"/>
-                <w:color w:val="00B050"/>
-                <w:sz w:val="18"/>
-                <w:szCs w:val="18"/>
-              </w:rPr>
-            </w:pPr>
-            <w:r>
-              <w:rPr>
-                <w:rFonts w:ascii="Consolas" w:hAnsi="Consolas" w:cs="Arial"/>
-                <w:color w:val="00B050"/>
-                <w:sz w:val="18"/>
-                <w:szCs w:val="18"/>
-              </w:rPr>
-              <w:t xml:space="preserve">{%p </w:t>
-            </w:r>
-            <w:proofErr w:type="spellStart"/>
-            <w:r>
-              <w:rPr>
-                <w:rFonts w:ascii="Consolas" w:hAnsi="Consolas" w:cs="Arial"/>
-                <w:color w:val="00B050"/>
-                <w:sz w:val="18"/>
-                <w:szCs w:val="18"/>
-              </w:rPr>
-              <w:t>endfor</w:t>
-            </w:r>
-            <w:proofErr w:type="spellEnd"/>
-            <w:r>
-              <w:rPr>
-                <w:rFonts w:ascii="Consolas" w:hAnsi="Consolas" w:cs="Arial"/>
-                <w:color w:val="00B050"/>
-                <w:sz w:val="18"/>
-                <w:szCs w:val="18"/>
-              </w:rPr>
-              <w:t xml:space="preserve"> %}</w:t>
-            </w:r>
-          </w:p>
-          <w:p>
-            <w:pPr>
-              <w:rPr>
-                <w:rFonts w:ascii="Consolas" w:hAnsi="Consolas"/>
-                <w:color w:val="00B050"/>
-                <w:sz w:val="18"/>
-                <w:szCs w:val="18"/>
-              </w:rPr>
-            </w:pPr>
-            <w:r>
-              <w:rPr>
-                <w:rFonts w:ascii="Consolas" w:hAnsi="Consolas" w:cs="Arial"/>
-                <w:color w:val="00B050"/>
-                <w:sz w:val="18"/>
-                <w:szCs w:val="18"/>
-              </w:rPr>
-              <w:t xml:space="preserve">{%p </w:t>
-            </w:r>
-            <w:proofErr w:type="spellStart"/>
-            <w:r>
-              <w:rPr>
-                <w:rFonts w:ascii="Consolas" w:hAnsi="Consolas" w:cs="Arial"/>
-                <w:color w:val="00B050"/>
-                <w:sz w:val="18"/>
-                <w:szCs w:val="18"/>
-              </w:rPr>
-              <w:t>el</w:t>
-            </w:r>
-            <w:r>
-              <w:rPr>
-                <w:rFonts w:ascii="Consolas" w:hAnsi="Consolas"/>
-                <w:color w:val="00B050"/>
-                <w:sz w:val="18"/>
-                <w:szCs w:val="18"/>
-              </w:rPr>
-              <w:t>if</w:t>
-            </w:r>
-            <w:proofErr w:type="spellEnd"/>
-            <w:r>
-              <w:rPr>
-                <w:rFonts w:ascii="Consolas" w:hAnsi="Consolas"/>
-                <w:color w:val="00B050"/>
-                <w:sz w:val="18"/>
-                <w:szCs w:val="18"/>
-              </w:rPr>
-              <w:t xml:space="preserve"> </w:t>
-            </w:r>
-            <w:r>
-              <w:rPr>
-                <w:rFonts w:ascii="Consolas" w:hAnsi="Consolas"/>
-                <w:color w:val="00B050"/>
-                <w:sz w:val="18"/>
-                <w:szCs w:val="18"/>
-              </w:rPr>
-              <w:t>GESUCHSTELLER</w:t>
-            </w:r>
-            <w:r>
-              <w:rPr>
-                <w:rFonts w:ascii="Consolas" w:hAnsi="Consolas"/>
-                <w:color w:val="00B050"/>
-                <w:sz w:val="18"/>
-                <w:szCs w:val="18"/>
-              </w:rPr>
-              <w:t>_ANREDE == "Herr" %}</w:t>
-            </w:r>
-          </w:p>
-          <w:p>
-            <w:r>
-              <w:t>Gesuchsteller</w:t>
-            </w:r>
-          </w:p>
-          <w:p>
-            <w:pPr>
-              <w:rPr>
-                <w:rFonts w:ascii="Consolas" w:hAnsi="Consolas"/>
-                <w:color w:val="00B050"/>
-                <w:sz w:val="18"/>
-                <w:szCs w:val="18"/>
-              </w:rPr>
-            </w:pPr>
-            <w:r>
-              <w:rPr>
-                <w:rFonts w:ascii="Consolas" w:hAnsi="Consolas"/>
-                <w:color w:val="00B050"/>
-                <w:sz w:val="18"/>
-                <w:szCs w:val="18"/>
-              </w:rPr>
-              <w:t>{%</w:t>
-            </w:r>
-            <w:r>
-              <w:rPr>
-                <w:rFonts w:ascii="Consolas" w:hAnsi="Consolas"/>
-                <w:color w:val="00B050"/>
-                <w:sz w:val="18"/>
-                <w:szCs w:val="18"/>
-              </w:rPr>
-              <w:t>p</w:t>
-            </w:r>
-            <w:r>
-              <w:rPr>
-                <w:rFonts w:ascii="Consolas" w:hAnsi="Consolas"/>
-                <w:color w:val="00B050"/>
-                <w:sz w:val="18"/>
-                <w:szCs w:val="18"/>
-              </w:rPr>
-              <w:t xml:space="preserve"> </w:t>
-            </w:r>
-            <w:proofErr w:type="spellStart"/>
-            <w:r>
-              <w:rPr>
-                <w:rFonts w:ascii="Consolas" w:hAnsi="Consolas"/>
-                <w:color w:val="00B050"/>
-                <w:sz w:val="18"/>
-                <w:szCs w:val="18"/>
-              </w:rPr>
-              <w:t>elif</w:t>
-            </w:r>
-            <w:proofErr w:type="spellEnd"/>
-            <w:r>
-              <w:rPr>
-                <w:rFonts w:ascii="Consolas" w:hAnsi="Consolas"/>
-                <w:color w:val="00B050"/>
-                <w:sz w:val="18"/>
-                <w:szCs w:val="18"/>
-              </w:rPr>
-              <w:t xml:space="preserve"> </w:t>
-            </w:r>
-            <w:r>
-              <w:rPr>
-                <w:rFonts w:ascii="Consolas" w:hAnsi="Consolas"/>
-                <w:color w:val="00B050"/>
-                <w:sz w:val="18"/>
-                <w:szCs w:val="18"/>
-              </w:rPr>
-              <w:t>GESUCHSTELLER</w:t>
-            </w:r>
-            <w:r>
-              <w:rPr>
-                <w:rFonts w:ascii="Consolas" w:hAnsi="Consolas"/>
-                <w:color w:val="00B050"/>
-                <w:sz w:val="18"/>
-                <w:szCs w:val="18"/>
-              </w:rPr>
-              <w:t>_ANREDE == "Frau" %}</w:t>
-            </w:r>
-          </w:p>
-          <w:p>
-            <w:r>
-              <w:t>Gesuchstellerin</w:t>
-            </w:r>
-          </w:p>
-          <w:p>
-            <w:pPr>
-              <w:rPr>
-                <w:rFonts w:ascii="Consolas" w:hAnsi="Consolas"/>
-                <w:color w:val="00B050"/>
-                <w:sz w:val="18"/>
-                <w:szCs w:val="18"/>
-              </w:rPr>
-            </w:pPr>
-            <w:r>
-              <w:rPr>
-                <w:rFonts w:ascii="Consolas" w:hAnsi="Consolas"/>
-                <w:color w:val="00B050"/>
-                <w:sz w:val="18"/>
-                <w:szCs w:val="18"/>
-              </w:rPr>
-              <w:t>{%</w:t>
-            </w:r>
-            <w:r>
-              <w:rPr>
-                <w:rFonts w:ascii="Consolas" w:hAnsi="Consolas"/>
-                <w:color w:val="00B050"/>
-                <w:sz w:val="18"/>
-                <w:szCs w:val="18"/>
-              </w:rPr>
-              <w:t>p</w:t>
-            </w:r>
-            <w:r>
-              <w:rPr>
-                <w:rFonts w:ascii="Consolas" w:hAnsi="Consolas"/>
-                <w:color w:val="00B050"/>
-                <w:sz w:val="18"/>
-                <w:szCs w:val="18"/>
-              </w:rPr>
-              <w:t xml:space="preserve"> </w:t>
-            </w:r>
-            <w:proofErr w:type="spellStart"/>
-            <w:r>
-              <w:rPr>
-                <w:rFonts w:ascii="Consolas" w:hAnsi="Consolas"/>
-                <w:color w:val="00B050"/>
-                <w:sz w:val="18"/>
-                <w:szCs w:val="18"/>
-              </w:rPr>
-              <w:t>else</w:t>
-            </w:r>
-            <w:proofErr w:type="spellEnd"/>
-            <w:r>
-              <w:rPr>
-                <w:rFonts w:ascii="Consolas" w:hAnsi="Consolas"/>
-                <w:color w:val="00B050"/>
-                <w:sz w:val="18"/>
-                <w:szCs w:val="18"/>
-              </w:rPr>
-              <w:t xml:space="preserve"> %}</w:t>
-            </w:r>
-          </w:p>
-          <w:p>
-            <w:r>
-              <w:t>Gesuchsteller/in</w:t>
+            <w:r>
+              <w:t>Gesuchsteller/in (Bauherrschaft)</w:t>
             </w:r>
           </w:p>
           <w:p>
@@ -3698,45 +3100,109 @@
               <w:spacing w:before="0"/>
               <w:ind w:left="357" w:hanging="357"/>
               <w:rPr>
-                <w:rFonts w:cs="Arial"/>
-                <w:szCs w:val="22"/>
+                <w:rStyle w:val="PlatzhalterZchn"/>
               </w:rPr>
             </w:pPr>
-            <w:proofErr w:type="gramStart"/>
             <w:r>
               <w:rPr>
                 <w:rStyle w:val="PlatzhalterZchn"/>
               </w:rPr>
-              <w:t>{{ G.NAME</w:t>
-            </w:r>
-            <w:proofErr w:type="gramEnd"/>
+              <w:t>{{ G.NAME }}</w:t>
+            </w:r>
+            <w:r>
+              <w:t xml:space="preserve">, </w:t>
+            </w:r>
             <w:r>
               <w:rPr>
                 <w:rStyle w:val="PlatzhalterZchn"/>
               </w:rPr>
-              <w:t xml:space="preserve"> }}</w:t>
+              <w:t>{{ G.ADRESSE }}</w:t>
+            </w:r>
+            <w:r>
+              <w:rPr>
+                <w:rFonts w:ascii="Consolas" w:hAnsi="Consolas" w:cs="Arial"/>
+                <w:color w:val="00B050"/>
+                <w:sz w:val="18"/>
+                <w:szCs w:val="18"/>
+              </w:rPr>
+              <w:t xml:space="preserve">{% </w:t>
+            </w:r>
+            <w:proofErr w:type="spellStart"/>
+            <w:r>
+              <w:rPr>
+                <w:rFonts w:ascii="Consolas" w:hAnsi="Consolas" w:cs="Arial"/>
+                <w:color w:val="00B050"/>
+                <w:sz w:val="18"/>
+                <w:szCs w:val="18"/>
+              </w:rPr>
+              <w:t>if</w:t>
+            </w:r>
+            <w:proofErr w:type="spellEnd"/>
+            <w:r>
+              <w:rPr>
+                <w:rFonts w:ascii="Consolas" w:hAnsi="Consolas" w:cs="Arial"/>
+                <w:color w:val="00B050"/>
+                <w:sz w:val="18"/>
+                <w:szCs w:val="18"/>
+              </w:rPr>
+              <w:t xml:space="preserve"> G.VERTRETER_NAME %}</w:t>
+            </w:r>
+            <w:r>
+              <w:t xml:space="preserve"> </w:t>
+            </w:r>
+            <w:r>
+              <w:t>vertreten durch</w:t>
+            </w:r>
+            <w:r>
+              <w:t xml:space="preserve"> </w:t>
+            </w:r>
+            <w:r>
+              <w:rPr>
+                <w:rStyle w:val="PlatzhalterZchn"/>
+              </w:rPr>
+              <w:t>{{ G.VERTRETER_NAME }}</w:t>
             </w:r>
             <w:r>
               <w:t xml:space="preserve">, </w:t>
             </w:r>
-            <w:proofErr w:type="gramStart"/>
             <w:r>
               <w:rPr>
                 <w:rStyle w:val="PlatzhalterZchn"/>
               </w:rPr>
-              <w:t>{{ G.ADRESSE</w:t>
-            </w:r>
-            <w:proofErr w:type="gramEnd"/>
-            <w:r>
-              <w:rPr>
-                <w:rStyle w:val="PlatzhalterZchn"/>
-              </w:rPr>
-              <w:t xml:space="preserve"> }}</w:t>
+              <w:t>{{ G.VERTRETER_ADRESSE }}</w:t>
+            </w:r>
+            <w:r>
+              <w:rPr>
+                <w:rFonts w:ascii="Consolas" w:hAnsi="Consolas" w:cs="Arial"/>
+                <w:color w:val="00B050"/>
+                <w:sz w:val="18"/>
+                <w:szCs w:val="18"/>
+              </w:rPr>
+              <w:t xml:space="preserve">{% </w:t>
+            </w:r>
+            <w:proofErr w:type="spellStart"/>
+            <w:r>
+              <w:rPr>
+                <w:rFonts w:ascii="Consolas" w:hAnsi="Consolas" w:cs="Arial"/>
+                <w:color w:val="00B050"/>
+                <w:sz w:val="18"/>
+                <w:szCs w:val="18"/>
+              </w:rPr>
+              <w:t>endif</w:t>
+            </w:r>
+            <w:proofErr w:type="spellEnd"/>
+            <w:r>
+              <w:rPr>
+                <w:rFonts w:ascii="Consolas" w:hAnsi="Consolas" w:cs="Arial"/>
+                <w:color w:val="00B050"/>
+                <w:sz w:val="18"/>
+                <w:szCs w:val="18"/>
+              </w:rPr>
+              <w:t xml:space="preserve"> %}</w:t>
             </w:r>
           </w:p>
           <w:p>
             <w:pPr>
-              <w:ind w:left="357"/>
               <w:rPr>
                 <w:rFonts w:ascii="Consolas" w:hAnsi="Consolas" w:cs="Arial"/>
                 <w:color w:val="00B050"/>
@@ -3751,7 +3217,25 @@
                 <w:sz w:val="18"/>
                 <w:szCs w:val="18"/>
               </w:rPr>
-              <w:t xml:space="preserve">{%p </w:t>
+              <w:t>{%</w:t>
+            </w:r>
+            <w:r>
+              <w:rPr>
+                <w:rFonts w:ascii="Consolas" w:hAnsi="Consolas" w:cs="Arial"/>
+                <w:color w:val="00B050"/>
+                <w:sz w:val="18"/>
+                <w:szCs w:val="18"/>
+              </w:rPr>
+              <w:t>p</w:t>
+            </w:r>
+            <w:r>
+              <w:rPr>
+                <w:rFonts w:ascii="Consolas" w:hAnsi="Consolas" w:cs="Arial"/>
+                <w:color w:val="00B050"/>
+                <w:sz w:val="18"/>
+                <w:szCs w:val="18"/>
+              </w:rPr>
+              <w:t xml:space="preserve"> </w:t>
             </w:r>
             <w:proofErr w:type="spellStart"/>
             <w:r>
@@ -3761,7 +3245,7 @@
                 <w:sz w:val="18"/>
                 <w:szCs w:val="18"/>
               </w:rPr>
-              <w:t>if</w:t>
+              <w:t>else</w:t>
             </w:r>
             <w:proofErr w:type="spellEnd"/>
             <w:r>
@@ -3771,84 +3255,154 @@
                 <w:sz w:val="18"/>
                 <w:szCs w:val="18"/>
               </w:rPr>
-              <w:t xml:space="preserve"> G.VERTRETER_NAME %}</w:t>
+              <w:t xml:space="preserve"> %}</w:t>
             </w:r>
           </w:p>
           <w:p>
             <w:pPr>
-              <w:ind w:left="357"/>
+              <w:rPr>
+                <w:rStyle w:val="PlatzhalterZchn"/>
+              </w:rPr>
             </w:pPr>
             <w:r>
+              <w:rPr>
+                <w:rStyle w:val="PlatzhalterZchn"/>
+              </w:rPr>
+              <w:t>{{ G.NAME }}</w:t>
+            </w:r>
+            <w:r>
+              <w:t xml:space="preserve">, </w:t>
+            </w:r>
+            <w:r>
+              <w:rPr>
+                <w:rStyle w:val="PlatzhalterZchn"/>
+              </w:rPr>
+              <w:t>{{ G.ADRESSE }}</w:t>
+            </w:r>
+            <w:r>
+              <w:rPr>
+                <w:rFonts w:ascii="Consolas" w:hAnsi="Consolas" w:cs="Arial"/>
+                <w:color w:val="00B050"/>
+                <w:sz w:val="18"/>
+                <w:szCs w:val="18"/>
+              </w:rPr>
+              <w:t xml:space="preserve">{% </w:t>
+            </w:r>
+            <w:proofErr w:type="spellStart"/>
+            <w:r>
+              <w:rPr>
+                <w:rFonts w:ascii="Consolas" w:hAnsi="Consolas" w:cs="Arial"/>
+                <w:color w:val="00B050"/>
+                <w:sz w:val="18"/>
+                <w:szCs w:val="18"/>
+              </w:rPr>
+              <w:t>if</w:t>
+            </w:r>
+            <w:proofErr w:type="spellEnd"/>
+            <w:r>
+              <w:rPr>
+                <w:rFonts w:ascii="Consolas" w:hAnsi="Consolas" w:cs="Arial"/>
+                <w:color w:val="00B050"/>
+                <w:sz w:val="18"/>
+                <w:szCs w:val="18"/>
+              </w:rPr>
+              <w:t xml:space="preserve"> G.VERTRETER_NAME %}</w:t>
+            </w:r>
+            <w:r>
+              <w:t xml:space="preserve"> </w:t>
+            </w:r>
+            <w:r>
               <w:t>vertreten durch</w:t>
+            </w:r>
+            <w:r>
+              <w:t xml:space="preserve"> </w:t>
+            </w:r>
+            <w:r>
+              <w:rPr>
+                <w:rStyle w:val="PlatzhalterZchn"/>
+              </w:rPr>
+              <w:t>{{ G.VERTRETER_NAME }}</w:t>
+            </w:r>
+            <w:r>
+              <w:t xml:space="preserve">, </w:t>
+            </w:r>
+            <w:r>
+              <w:rPr>
+                <w:rStyle w:val="PlatzhalterZchn"/>
+              </w:rPr>
+              <w:t>{{ G.VERTRETER_ADRESSE }}</w:t>
+            </w:r>
+            <w:r>
+              <w:rPr>
+                <w:rFonts w:ascii="Consolas" w:hAnsi="Consolas" w:cs="Arial"/>
+                <w:color w:val="00B050"/>
+                <w:sz w:val="18"/>
+                <w:szCs w:val="18"/>
+              </w:rPr>
+              <w:t xml:space="preserve">{% </w:t>
+            </w:r>
+            <w:proofErr w:type="spellStart"/>
+            <w:r>
+              <w:rPr>
+                <w:rFonts w:ascii="Consolas" w:hAnsi="Consolas" w:cs="Arial"/>
+                <w:color w:val="00B050"/>
+                <w:sz w:val="18"/>
+                <w:szCs w:val="18"/>
+              </w:rPr>
+              <w:t>endif</w:t>
+            </w:r>
+            <w:proofErr w:type="spellEnd"/>
+            <w:r>
+              <w:rPr>
+                <w:rFonts w:ascii="Consolas" w:hAnsi="Consolas" w:cs="Arial"/>
+                <w:color w:val="00B050"/>
+                <w:sz w:val="18"/>
+                <w:szCs w:val="18"/>
+              </w:rPr>
+              <w:t xml:space="preserve"> %}</w:t>
             </w:r>
           </w:p>
           <w:p>
             <w:pPr>
-              <w:ind w:left="357"/>
+              <w:rPr>
+                <w:rFonts w:ascii="Consolas" w:hAnsi="Consolas" w:cs="Arial"/>
+                <w:color w:val="00B050"/>
+                <w:sz w:val="18"/>
+                <w:szCs w:val="18"/>
+              </w:rPr>
             </w:pPr>
-            <w:proofErr w:type="gramStart"/>
-            <w:r>
-              <w:rPr>
-                <w:rStyle w:val="PlatzhalterZchn"/>
-              </w:rPr>
-              <w:t>{{ G.VERTRETER</w:t>
-            </w:r>
-            <w:proofErr w:type="gramEnd"/>
-            <w:r>
-              <w:rPr>
-                <w:rStyle w:val="PlatzhalterZchn"/>
-              </w:rPr>
-              <w:t>_</w:t>
-            </w:r>
-            <w:proofErr w:type="gramStart"/>
-            <w:r>
-              <w:rPr>
-                <w:rStyle w:val="PlatzhalterZchn"/>
-              </w:rPr>
-              <w:t>NAME }</w:t>
-            </w:r>
-            <w:proofErr w:type="gramEnd"/>
-            <w:r>
-              <w:rPr>
-                <w:rStyle w:val="PlatzhalterZchn"/>
-              </w:rPr>
-              <w:t>}</w:t>
-            </w:r>
-            <w:r>
-              <w:t xml:space="preserve">, </w:t>
-            </w:r>
-            <w:proofErr w:type="gramStart"/>
-            <w:r>
-              <w:rPr>
-                <w:rStyle w:val="PlatzhalterZchn"/>
-              </w:rPr>
-              <w:t>{{ G.VERTRETER</w:t>
-            </w:r>
-            <w:proofErr w:type="gramEnd"/>
-            <w:r>
-              <w:rPr>
-                <w:rStyle w:val="PlatzhalterZchn"/>
-              </w:rPr>
-              <w:t>_</w:t>
-            </w:r>
-            <w:proofErr w:type="gramStart"/>
-            <w:r>
-              <w:rPr>
-                <w:rStyle w:val="PlatzhalterZchn"/>
-              </w:rPr>
-              <w:t>ADRESSE }</w:t>
-            </w:r>
-            <w:proofErr w:type="gramEnd"/>
-            <w:r>
-              <w:rPr>
-                <w:rStyle w:val="PlatzhalterZchn"/>
-              </w:rPr>
-              <w:t>}</w:t>
+            <w:r>
+              <w:rPr>
+                <w:rFonts w:ascii="Consolas" w:hAnsi="Consolas" w:cs="Arial"/>
+                <w:color w:val="00B050"/>
+                <w:sz w:val="18"/>
+                <w:szCs w:val="18"/>
+              </w:rPr>
+              <w:t xml:space="preserve">{%p </w:t>
+            </w:r>
+            <w:proofErr w:type="spellStart"/>
+            <w:r>
+              <w:rPr>
+                <w:rFonts w:ascii="Consolas" w:hAnsi="Consolas" w:cs="Arial"/>
+                <w:color w:val="00B050"/>
+                <w:sz w:val="18"/>
+                <w:szCs w:val="18"/>
+              </w:rPr>
+              <w:t>endif</w:t>
+            </w:r>
+            <w:proofErr w:type="spellEnd"/>
+            <w:r>
+              <w:rPr>
+                <w:rFonts w:ascii="Consolas" w:hAnsi="Consolas" w:cs="Arial"/>
+                <w:color w:val="00B050"/>
+                <w:sz w:val="18"/>
+                <w:szCs w:val="18"/>
+              </w:rPr>
+              <w:t xml:space="preserve"> %}</w:t>
             </w:r>
           </w:p>
           <w:p>
             <w:pPr>
-              <w:ind w:left="357"/>
               <w:rPr>
                 <w:rFonts w:ascii="Consolas" w:hAnsi="Consolas" w:cs="Arial"/>
                 <w:color w:val="00B050"/>
@@ -3873,7 +3427,7 @@
                 <w:sz w:val="18"/>
                 <w:szCs w:val="18"/>
               </w:rPr>
-              <w:t>endif</w:t>
+              <w:t>endfor</w:t>
             </w:r>
             <w:proofErr w:type="spellEnd"/>
             <w:r>
@@ -3889,7 +3443,7 @@
           <w:p>
             <w:pPr>
               <w:rPr>
-                <w:rFonts w:ascii="Consolas" w:hAnsi="Consolas" w:cs="Arial"/>
+                <w:rFonts w:ascii="Consolas" w:hAnsi="Consolas"/>
                 <w:color w:val="00B050"/>
                 <w:sz w:val="18"/>
                 <w:szCs w:val="18"/>
@@ -3902,25 +3456,7 @@
                 <w:sz w:val="18"/>
                 <w:szCs w:val="18"/>
               </w:rPr>
-              <w:t>{%</w:t>
-            </w:r>
-            <w:r>
-              <w:rPr>
-                <w:rFonts w:ascii="Consolas" w:hAnsi="Consolas" w:cs="Arial"/>
-                <w:color w:val="00B050"/>
-                <w:sz w:val="18"/>
-                <w:szCs w:val="18"/>
-              </w:rPr>
-              <w:t>p</w:t>
-            </w:r>
-            <w:r>
-              <w:rPr>
-                <w:rFonts w:ascii="Consolas" w:hAnsi="Consolas" w:cs="Arial"/>
-                <w:color w:val="00B050"/>
-                <w:sz w:val="18"/>
-                <w:szCs w:val="18"/>
-              </w:rPr>
-              <w:t xml:space="preserve"> </w:t>
+              <w:t xml:space="preserve">{%p </w:t>
             </w:r>
             <w:proofErr w:type="spellStart"/>
             <w:r>
@@ -3930,56 +3466,37 @@
                 <w:sz w:val="18"/>
                 <w:szCs w:val="18"/>
               </w:rPr>
-              <w:t>else</w:t>
+              <w:t>el</w:t>
+            </w:r>
+            <w:r>
+              <w:rPr>
+                <w:rFonts w:ascii="Consolas" w:hAnsi="Consolas"/>
+                <w:color w:val="00B050"/>
+                <w:sz w:val="18"/>
+                <w:szCs w:val="18"/>
+              </w:rPr>
+              <w:t>if</w:t>
             </w:r>
             <w:proofErr w:type="spellEnd"/>
             <w:r>
               <w:rPr>
-                <w:rFonts w:ascii="Consolas" w:hAnsi="Consolas" w:cs="Arial"/>
-                <w:color w:val="00B050"/>
-                <w:sz w:val="18"/>
-                <w:szCs w:val="18"/>
-              </w:rPr>
-              <w:t xml:space="preserve"> %}</w:t>
+                <w:rFonts w:ascii="Consolas" w:hAnsi="Consolas"/>
+                <w:color w:val="00B050"/>
+                <w:sz w:val="18"/>
+                <w:szCs w:val="18"/>
+              </w:rPr>
+              <w:t xml:space="preserve"> GESUCHSTELLER_ANREDE == "Herr" %}</w:t>
             </w:r>
           </w:p>
           <w:p>
-            <w:proofErr w:type="gramStart"/>
-            <w:r>
-              <w:rPr>
-                <w:rStyle w:val="PlatzhalterZchn"/>
-              </w:rPr>
-              <w:t>{{ G.NAME</w:t>
-            </w:r>
-            <w:proofErr w:type="gramEnd"/>
-            <w:r>
-              <w:rPr>
-                <w:rStyle w:val="PlatzhalterZchn"/>
-              </w:rPr>
-              <w:t xml:space="preserve"> }}</w:t>
-            </w:r>
-            <w:r>
-              <w:t xml:space="preserve">, </w:t>
-            </w:r>
-            <w:proofErr w:type="gramStart"/>
-            <w:r>
-              <w:rPr>
-                <w:rStyle w:val="PlatzhalterZchn"/>
-              </w:rPr>
-              <w:t>{{ G.ADRESSE</w:t>
-            </w:r>
-            <w:proofErr w:type="gramEnd"/>
-            <w:r>
-              <w:rPr>
-                <w:rStyle w:val="PlatzhalterZchn"/>
-              </w:rPr>
-              <w:t xml:space="preserve"> }}</w:t>
+            <w:r>
+              <w:t>Gesuchsteller (Bauherrschaft)</w:t>
             </w:r>
           </w:p>
           <w:p>
             <w:pPr>
               <w:rPr>
-                <w:rFonts w:ascii="Consolas" w:hAnsi="Consolas" w:cs="Arial"/>
+                <w:rFonts w:ascii="Consolas" w:hAnsi="Consolas"/>
                 <w:color w:val="00B050"/>
                 <w:sz w:val="18"/>
                 <w:szCs w:val="18"/>
@@ -3987,7 +3504,7 @@
             </w:pPr>
             <w:r>
               <w:rPr>
-                <w:rFonts w:ascii="Consolas" w:hAnsi="Consolas" w:cs="Arial"/>
+                <w:rFonts w:ascii="Consolas" w:hAnsi="Consolas"/>
                 <w:color w:val="00B050"/>
                 <w:sz w:val="18"/>
                 <w:szCs w:val="18"/>
@@ -3997,424 +3514,71 @@
             <w:proofErr w:type="spellStart"/>
             <w:r>
               <w:rPr>
-                <w:rFonts w:ascii="Consolas" w:hAnsi="Consolas" w:cs="Arial"/>
-                <w:color w:val="00B050"/>
-                <w:sz w:val="18"/>
-                <w:szCs w:val="18"/>
-              </w:rPr>
-              <w:t>if</w:t>
+                <w:rFonts w:ascii="Consolas" w:hAnsi="Consolas"/>
+                <w:color w:val="00B050"/>
+                <w:sz w:val="18"/>
+                <w:szCs w:val="18"/>
+              </w:rPr>
+              <w:t>elif</w:t>
             </w:r>
             <w:proofErr w:type="spellEnd"/>
             <w:r>
               <w:rPr>
-                <w:rFonts w:ascii="Consolas" w:hAnsi="Consolas" w:cs="Arial"/>
-                <w:color w:val="00B050"/>
-                <w:sz w:val="18"/>
-                <w:szCs w:val="18"/>
-              </w:rPr>
-              <w:t xml:space="preserve"> G.VERTRETER_NAME %}</w:t>
+                <w:rFonts w:ascii="Consolas" w:hAnsi="Consolas"/>
+                <w:color w:val="00B050"/>
+                <w:sz w:val="18"/>
+                <w:szCs w:val="18"/>
+              </w:rPr>
+              <w:t xml:space="preserve"> GESUCHSTELLER_ANREDE == "Frau" %}</w:t>
+            </w:r>
+          </w:p>
+          <w:p>
+            <w:r>
+              <w:t>Gesuchstellerin (Bauherrschaft)</w:t>
             </w:r>
           </w:p>
           <w:p>
             <w:pPr>
-              <w:ind w:left="37"/>
+              <w:rPr>
+                <w:rFonts w:ascii="Consolas" w:hAnsi="Consolas"/>
+                <w:color w:val="00B050"/>
+                <w:sz w:val="18"/>
+                <w:szCs w:val="18"/>
+              </w:rPr>
             </w:pPr>
             <w:r>
-              <w:t>vertreten durch</w:t>
+              <w:rPr>
+                <w:rFonts w:ascii="Consolas" w:hAnsi="Consolas"/>
+                <w:color w:val="00B050"/>
+                <w:sz w:val="18"/>
+                <w:szCs w:val="18"/>
+              </w:rPr>
+              <w:t xml:space="preserve">{%p </w:t>
+            </w:r>
+            <w:proofErr w:type="spellStart"/>
+            <w:r>
+              <w:rPr>
+                <w:rFonts w:ascii="Consolas" w:hAnsi="Consolas"/>
+                <w:color w:val="00B050"/>
+                <w:sz w:val="18"/>
+                <w:szCs w:val="18"/>
+              </w:rPr>
+              <w:t>else</w:t>
+            </w:r>
+            <w:proofErr w:type="spellEnd"/>
+            <w:r>
+              <w:rPr>
+                <w:rFonts w:ascii="Consolas" w:hAnsi="Consolas"/>
+                <w:color w:val="00B050"/>
+                <w:sz w:val="18"/>
+                <w:szCs w:val="18"/>
+              </w:rPr>
+              <w:t xml:space="preserve"> %}</w:t>
             </w:r>
           </w:p>
           <w:p>
-            <w:pPr>
-              <w:ind w:left="37"/>
-            </w:pPr>
-            <w:proofErr w:type="gramStart"/>
-            <w:r>
-              <w:rPr>
-                <w:rStyle w:val="PlatzhalterZchn"/>
-              </w:rPr>
-              <w:t>{{ G.VERTRETER</w:t>
-            </w:r>
-            <w:proofErr w:type="gramEnd"/>
-            <w:r>
-              <w:rPr>
-                <w:rStyle w:val="PlatzhalterZchn"/>
-              </w:rPr>
-              <w:t>_</w:t>
-            </w:r>
-            <w:proofErr w:type="gramStart"/>
-            <w:r>
-              <w:rPr>
-                <w:rStyle w:val="PlatzhalterZchn"/>
-              </w:rPr>
-              <w:t>NAME }</w:t>
-            </w:r>
-            <w:proofErr w:type="gramEnd"/>
-            <w:r>
-              <w:rPr>
-                <w:rStyle w:val="PlatzhalterZchn"/>
-              </w:rPr>
-              <w:t>}</w:t>
-            </w:r>
-            <w:r>
-              <w:t xml:space="preserve">, </w:t>
-            </w:r>
-            <w:proofErr w:type="gramStart"/>
-            <w:r>
-              <w:rPr>
-                <w:rStyle w:val="PlatzhalterZchn"/>
-              </w:rPr>
-              <w:t>{{ G.VERTRETER</w:t>
-            </w:r>
-            <w:proofErr w:type="gramEnd"/>
-            <w:r>
-              <w:rPr>
-                <w:rStyle w:val="PlatzhalterZchn"/>
-              </w:rPr>
-              <w:t>_</w:t>
-            </w:r>
-            <w:proofErr w:type="gramStart"/>
-            <w:r>
-              <w:rPr>
-                <w:rStyle w:val="PlatzhalterZchn"/>
-              </w:rPr>
-              <w:t>ADRESSE }</w:t>
-            </w:r>
-            <w:proofErr w:type="gramEnd"/>
-            <w:r>
-              <w:rPr>
-                <w:rStyle w:val="PlatzhalterZchn"/>
-              </w:rPr>
-              <w:t>}</w:t>
-            </w:r>
-          </w:p>
-          <w:p>
-            <w:pPr>
-              <w:rPr>
-                <w:rFonts w:ascii="Consolas" w:hAnsi="Consolas" w:cs="Arial"/>
-                <w:color w:val="00B050"/>
-                <w:sz w:val="18"/>
-                <w:szCs w:val="18"/>
-              </w:rPr>
-            </w:pPr>
-            <w:r>
-              <w:rPr>
-                <w:rFonts w:ascii="Consolas" w:hAnsi="Consolas" w:cs="Arial"/>
-                <w:color w:val="00B050"/>
-                <w:sz w:val="18"/>
-                <w:szCs w:val="18"/>
-              </w:rPr>
-              <w:t xml:space="preserve">{%p </w:t>
-            </w:r>
-            <w:proofErr w:type="spellStart"/>
-            <w:r>
-              <w:rPr>
-                <w:rFonts w:ascii="Consolas" w:hAnsi="Consolas" w:cs="Arial"/>
-                <w:color w:val="00B050"/>
-                <w:sz w:val="18"/>
-                <w:szCs w:val="18"/>
-              </w:rPr>
-              <w:t>endif</w:t>
-            </w:r>
-            <w:proofErr w:type="spellEnd"/>
-            <w:r>
-              <w:rPr>
-                <w:rFonts w:ascii="Consolas" w:hAnsi="Consolas" w:cs="Arial"/>
-                <w:color w:val="00B050"/>
-                <w:sz w:val="18"/>
-                <w:szCs w:val="18"/>
-              </w:rPr>
-              <w:t xml:space="preserve"> %}</w:t>
-            </w:r>
-          </w:p>
-          <w:p>
-            <w:pPr>
-              <w:rPr>
-                <w:rFonts w:ascii="Consolas" w:hAnsi="Consolas" w:cs="Arial"/>
-                <w:color w:val="00B050"/>
-                <w:sz w:val="18"/>
-                <w:szCs w:val="18"/>
-              </w:rPr>
-            </w:pPr>
-            <w:r>
-              <w:rPr>
-                <w:rFonts w:ascii="Consolas" w:hAnsi="Consolas" w:cs="Arial"/>
-                <w:color w:val="00B050"/>
-                <w:sz w:val="18"/>
-                <w:szCs w:val="18"/>
-              </w:rPr>
-              <w:t xml:space="preserve">{%p </w:t>
-            </w:r>
-            <w:proofErr w:type="spellStart"/>
-            <w:r>
-              <w:rPr>
-                <w:rFonts w:ascii="Consolas" w:hAnsi="Consolas" w:cs="Arial"/>
-                <w:color w:val="00B050"/>
-                <w:sz w:val="18"/>
-                <w:szCs w:val="18"/>
-              </w:rPr>
-              <w:t>endif</w:t>
-            </w:r>
-            <w:proofErr w:type="spellEnd"/>
-            <w:r>
-              <w:rPr>
-                <w:rFonts w:ascii="Consolas" w:hAnsi="Consolas" w:cs="Arial"/>
-                <w:color w:val="00B050"/>
-                <w:sz w:val="18"/>
-                <w:szCs w:val="18"/>
-              </w:rPr>
-              <w:t xml:space="preserve"> %}</w:t>
-            </w:r>
-          </w:p>
-          <w:p>
-            <w:pPr>
-              <w:rPr>
-                <w:rFonts w:ascii="Consolas" w:hAnsi="Consolas" w:cs="Arial"/>
-                <w:color w:val="00B050"/>
-                <w:sz w:val="18"/>
-                <w:szCs w:val="18"/>
-              </w:rPr>
-            </w:pPr>
-            <w:r>
-              <w:rPr>
-                <w:rFonts w:ascii="Consolas" w:hAnsi="Consolas" w:cs="Arial"/>
-                <w:color w:val="00B050"/>
-                <w:sz w:val="18"/>
-                <w:szCs w:val="18"/>
-              </w:rPr>
-              <w:t xml:space="preserve">{%p </w:t>
-            </w:r>
-            <w:proofErr w:type="spellStart"/>
-            <w:r>
-              <w:rPr>
-                <w:rFonts w:ascii="Consolas" w:hAnsi="Consolas" w:cs="Arial"/>
-                <w:color w:val="00B050"/>
-                <w:sz w:val="18"/>
-                <w:szCs w:val="18"/>
-              </w:rPr>
-              <w:t>endfor</w:t>
-            </w:r>
-            <w:proofErr w:type="spellEnd"/>
-            <w:r>
-              <w:rPr>
-                <w:rFonts w:ascii="Consolas" w:hAnsi="Consolas" w:cs="Arial"/>
-                <w:color w:val="00B050"/>
-                <w:sz w:val="18"/>
-                <w:szCs w:val="18"/>
-              </w:rPr>
-              <w:t xml:space="preserve"> %}</w:t>
-            </w:r>
-          </w:p>
-          <w:p>
-            <w:pPr>
-              <w:rPr>
-                <w:rFonts w:ascii="Consolas" w:hAnsi="Consolas"/>
-                <w:color w:val="00B050"/>
-                <w:sz w:val="18"/>
-                <w:szCs w:val="18"/>
-              </w:rPr>
-            </w:pPr>
-            <w:r>
-              <w:rPr>
-                <w:rFonts w:ascii="Consolas" w:hAnsi="Consolas" w:cs="Arial"/>
-                <w:color w:val="00B050"/>
-                <w:sz w:val="18"/>
-                <w:szCs w:val="18"/>
-              </w:rPr>
-              <w:t xml:space="preserve">{%p </w:t>
-            </w:r>
-            <w:proofErr w:type="spellStart"/>
-            <w:r>
-              <w:rPr>
-                <w:rFonts w:ascii="Consolas" w:hAnsi="Consolas" w:cs="Arial"/>
-                <w:color w:val="00B050"/>
-                <w:sz w:val="18"/>
-                <w:szCs w:val="18"/>
-              </w:rPr>
-              <w:t>el</w:t>
-            </w:r>
-            <w:r>
-              <w:rPr>
-                <w:rFonts w:ascii="Consolas" w:hAnsi="Consolas"/>
-                <w:color w:val="00B050"/>
-                <w:sz w:val="18"/>
-                <w:szCs w:val="18"/>
-              </w:rPr>
-              <w:t>if</w:t>
-            </w:r>
-            <w:proofErr w:type="spellEnd"/>
-            <w:r>
-              <w:rPr>
-                <w:rFonts w:ascii="Consolas" w:hAnsi="Consolas"/>
-                <w:color w:val="00B050"/>
-                <w:sz w:val="18"/>
-                <w:szCs w:val="18"/>
-              </w:rPr>
-              <w:t xml:space="preserve"> </w:t>
-            </w:r>
-            <w:r>
-              <w:rPr>
-                <w:rFonts w:ascii="Consolas" w:hAnsi="Consolas"/>
-                <w:color w:val="00B050"/>
-                <w:sz w:val="18"/>
-                <w:szCs w:val="18"/>
-              </w:rPr>
-              <w:t>GESUCHSTELLER</w:t>
-            </w:r>
-            <w:r>
-              <w:rPr>
-                <w:rFonts w:ascii="Consolas" w:hAnsi="Consolas"/>
-                <w:color w:val="00B050"/>
-                <w:sz w:val="18"/>
-                <w:szCs w:val="18"/>
-              </w:rPr>
-              <w:t>_ANREDE == "Herr" %}</w:t>
-            </w:r>
-          </w:p>
-          <w:p>
-            <w:r>
-              <w:t>Gesuchsteller</w:t>
-            </w:r>
-          </w:p>
-          <w:p>
-            <w:pPr>
-              <w:rPr>
-                <w:rFonts w:ascii="Consolas" w:hAnsi="Consolas"/>
-                <w:color w:val="00B050"/>
-                <w:sz w:val="18"/>
-                <w:szCs w:val="18"/>
-              </w:rPr>
-            </w:pPr>
-            <w:r>
-              <w:rPr>
-                <w:rFonts w:ascii="Consolas" w:hAnsi="Consolas"/>
-                <w:color w:val="00B050"/>
-                <w:sz w:val="18"/>
-                <w:szCs w:val="18"/>
-              </w:rPr>
-              <w:t>{%</w:t>
-            </w:r>
-            <w:r>
-              <w:rPr>
-                <w:rFonts w:ascii="Consolas" w:hAnsi="Consolas"/>
-                <w:color w:val="00B050"/>
-                <w:sz w:val="18"/>
-                <w:szCs w:val="18"/>
-              </w:rPr>
-              <w:t>p</w:t>
-            </w:r>
-            <w:r>
-              <w:rPr>
-                <w:rFonts w:ascii="Consolas" w:hAnsi="Consolas"/>
-                <w:color w:val="00B050"/>
-                <w:sz w:val="18"/>
-                <w:szCs w:val="18"/>
-              </w:rPr>
-              <w:t xml:space="preserve"> </w:t>
-            </w:r>
-            <w:proofErr w:type="spellStart"/>
-            <w:r>
-              <w:rPr>
-                <w:rFonts w:ascii="Consolas" w:hAnsi="Consolas"/>
-                <w:color w:val="00B050"/>
-                <w:sz w:val="18"/>
-                <w:szCs w:val="18"/>
-              </w:rPr>
-              <w:t>elif</w:t>
-            </w:r>
-            <w:proofErr w:type="spellEnd"/>
-            <w:r>
-              <w:rPr>
-                <w:rFonts w:ascii="Consolas" w:hAnsi="Consolas"/>
-                <w:color w:val="00B050"/>
-                <w:sz w:val="18"/>
-                <w:szCs w:val="18"/>
-              </w:rPr>
-              <w:t xml:space="preserve"> </w:t>
-            </w:r>
-            <w:r>
-              <w:rPr>
-                <w:rFonts w:ascii="Consolas" w:hAnsi="Consolas"/>
-                <w:color w:val="00B050"/>
-                <w:sz w:val="18"/>
-                <w:szCs w:val="18"/>
-              </w:rPr>
-              <w:t>GESUCHSTELLER</w:t>
-            </w:r>
-            <w:r>
-              <w:rPr>
-                <w:rFonts w:ascii="Consolas" w:hAnsi="Consolas"/>
-                <w:color w:val="00B050"/>
-                <w:sz w:val="18"/>
-                <w:szCs w:val="18"/>
-              </w:rPr>
-              <w:t>_ANREDE == "Frau" %}</w:t>
-            </w:r>
-          </w:p>
-          <w:p>
-            <w:r>
-              <w:t>Gesuchstellerin</w:t>
-            </w:r>
-          </w:p>
-          <w:p>
-            <w:pPr>
-              <w:rPr>
-                <w:rFonts w:ascii="Consolas" w:hAnsi="Consolas"/>
-                <w:color w:val="00B050"/>
-                <w:sz w:val="18"/>
-                <w:szCs w:val="18"/>
-              </w:rPr>
-            </w:pPr>
-            <w:r>
-              <w:rPr>
-                <w:rFonts w:ascii="Consolas" w:hAnsi="Consolas"/>
-                <w:color w:val="00B050"/>
-                <w:sz w:val="18"/>
-                <w:szCs w:val="18"/>
-              </w:rPr>
-              <w:t>{%</w:t>
-            </w:r>
-            <w:r>
-              <w:rPr>
-                <w:rFonts w:ascii="Consolas" w:hAnsi="Consolas"/>
-                <w:color w:val="00B050"/>
-                <w:sz w:val="18"/>
-                <w:szCs w:val="18"/>
-              </w:rPr>
-              <w:t>p</w:t>
-            </w:r>
-            <w:r>
-              <w:rPr>
-                <w:rFonts w:ascii="Consolas" w:hAnsi="Consolas"/>
-                <w:color w:val="00B050"/>
-                <w:sz w:val="18"/>
-                <w:szCs w:val="18"/>
-              </w:rPr>
-              <w:t xml:space="preserve"> </w:t>
-            </w:r>
-            <w:proofErr w:type="spellStart"/>
-            <w:r>
-              <w:rPr>
-                <w:rFonts w:ascii="Consolas" w:hAnsi="Consolas"/>
-                <w:color w:val="00B050"/>
-                <w:sz w:val="18"/>
-                <w:szCs w:val="18"/>
-              </w:rPr>
-              <w:t>else</w:t>
-            </w:r>
-            <w:proofErr w:type="spellEnd"/>
-            <w:r>
-              <w:rPr>
-                <w:rFonts w:ascii="Consolas" w:hAnsi="Consolas"/>
-                <w:color w:val="00B050"/>
-                <w:sz w:val="18"/>
-                <w:szCs w:val="18"/>
-              </w:rPr>
-              <w:t xml:space="preserve"> %}</w:t>
-            </w:r>
-          </w:p>
-          <w:p>
-            <w:r>
-              <w:t>Gesuchsteller/in</w:t>
+            <w:r>
+              <w:t>Gesuchsteller/in (Bauherrschaft)</w:t>
             </w:r>
           </w:p>
           <w:p>
@@ -4458,7 +3622,6 @@
               <w:bottom w:val="single" w:sz="4" w:space="0" w:color="D9D9D9" w:themeColor="background1" w:themeShade="D9"/>
               <w:right w:val="single" w:sz="4" w:space="0" w:color="D9D9D9" w:themeColor="background1" w:themeShade="D9"/>
             </w:tcBorders>
-            <w:shd w:val="clear" w:color="auto" w:fill="auto"/>
           </w:tcPr>
           <w:p>
             <w:pPr>
@@ -4482,22 +3645,16 @@
               <w:left w:val="single" w:sz="4" w:space="0" w:color="D9D9D9" w:themeColor="background1" w:themeShade="D9"/>
               <w:bottom w:val="single" w:sz="4" w:space="0" w:color="D9D9D9" w:themeColor="background1" w:themeShade="D9"/>
             </w:tcBorders>
-            <w:shd w:val="clear" w:color="auto" w:fill="auto"/>
           </w:tcPr>
           <w:p>
             <w:pPr>
               <w:pStyle w:val="Platzhalter"/>
             </w:pPr>
-            <w:proofErr w:type="gramStart"/>
             <w:r>
               <w:t xml:space="preserve">{{ </w:t>
             </w:r>
             <w:r>
-              <w:t>KURZBESCHREIBUNG</w:t>
-            </w:r>
-            <w:proofErr w:type="gramEnd"/>
-            <w:r>
-              <w:t>_BAUVORHABEN</w:t>
+              <w:t>KURZBESCHREIBUNG_BAUVORHABEN</w:t>
             </w:r>
             <w:r>
               <w:t xml:space="preserve"> </w:t>
@@ -4529,7 +3686,6 @@
               <w:rPr>
                 <w:rStyle w:val="Fett"/>
               </w:rPr>
-              <w:lastRenderedPageBreak/>
               <w:t>Adresse</w:t>
             </w:r>
           </w:p>
@@ -4547,13 +3703,8 @@
             <w:pPr>
               <w:pStyle w:val="Platzhalter"/>
             </w:pPr>
-            <w:proofErr w:type="gramStart"/>
-            <w:r>
-              <w:t>{{ ADRESSE</w:t>
-            </w:r>
-            <w:proofErr w:type="gramEnd"/>
-            <w:r>
-              <w:t xml:space="preserve"> }}</w:t>
+            <w:r>
+              <w:t>{{ ADRESSE }}</w:t>
             </w:r>
           </w:p>
         </w:tc>
@@ -4565,7 +3716,6 @@
             <w:tcBorders>
               <w:right w:val="single" w:sz="4" w:space="0" w:color="FFFFFF" w:themeColor="background1"/>
             </w:tcBorders>
-            <w:shd w:val="clear" w:color="auto" w:fill="auto"/>
           </w:tcPr>
           <w:p>
             <w:pPr>
@@ -4588,20 +3738,17 @@
             <w:tcBorders>
               <w:left w:val="single" w:sz="4" w:space="0" w:color="FFFFFF" w:themeColor="background1"/>
             </w:tcBorders>
-            <w:shd w:val="clear" w:color="auto" w:fill="auto"/>
           </w:tcPr>
           <w:p>
             <w:pPr>
               <w:pStyle w:val="Platzhalter"/>
             </w:pPr>
-            <w:proofErr w:type="gramStart"/>
             <w:r>
               <w:t xml:space="preserve">{{ </w:t>
             </w:r>
             <w:r>
               <w:t>GRUNDSTUECK</w:t>
             </w:r>
-            <w:proofErr w:type="gramEnd"/>
             <w:r>
               <w:t xml:space="preserve"> }}</w:t>
             </w:r>
@@ -4662,37 +3809,13 @@
           <w:sz w:val="18"/>
           <w:szCs w:val="18"/>
         </w:rPr>
-        <w:t xml:space="preserve"> </w:t>
-      </w:r>
-      <w:proofErr w:type="gramStart"/>
-      <w:r>
-        <w:rPr>
-          <w:rFonts w:ascii="Consolas" w:hAnsi="Consolas"/>
-          <w:color w:val="00B050"/>
-          <w:sz w:val="18"/>
-          <w:szCs w:val="18"/>
-        </w:rPr>
-        <w:t>%}</w:t>
+        <w:t xml:space="preserve"> %}</w:t>
       </w:r>
       <w:r>
         <w:rPr>
           <w:rStyle w:val="PlatzhalterZchn"/>
         </w:rPr>
-        <w:t>{{ ZUSTAENDIG</w:t>
-      </w:r>
-      <w:proofErr w:type="gramEnd"/>
-      <w:r>
-        <w:rPr>
-          <w:rStyle w:val="PlatzhalterZchn"/>
-        </w:rPr>
-        <w:t>_</w:t>
-      </w:r>
-      <w:proofErr w:type="gramStart"/>
-      <w:r>
-        <w:rPr>
-          <w:rStyle w:val="PlatzhalterZchn"/>
-        </w:rPr>
-        <w:t>NAME }}</w:t>
+        <w:t>{{ ZUSTAENDIG_NAME }}</w:t>
       </w:r>
       <w:r>
         <w:rPr>
@@ -4701,17 +3824,7 @@
           <w:sz w:val="18"/>
           <w:szCs w:val="18"/>
         </w:rPr>
-        <w:t>{</w:t>
-      </w:r>
-      <w:proofErr w:type="gramEnd"/>
-      <w:r>
-        <w:rPr>
-          <w:rFonts w:ascii="Consolas" w:hAnsi="Consolas"/>
-          <w:color w:val="00B050"/>
-          <w:sz w:val="18"/>
-          <w:szCs w:val="18"/>
-        </w:rPr>
-        <w:t>%</w:t>
+        <w:t>{%</w:t>
       </w:r>
       <w:r>
         <w:rPr>
@@ -4805,9 +3918,10 @@
       <w:headerReference w:type="first" r:id="rId10"/>
       <w:footerReference w:type="first" r:id="rId11"/>
       <w:pgSz w:w="11907" w:h="16840"/>
-      <w:pgMar w:top="1134" w:right="1134" w:bottom="1134" w:left="1134" w:header="284" w:footer="567" w:gutter="0"/>
+      <w:pgMar w:top="1134" w:right="1134" w:bottom="1134" w:left="1134" w:header="567" w:footer="567" w:gutter="0"/>
       <w:pgNumType w:start="1"/>
       <w:cols w:space="720"/>
+      <w:titlePg/>
       <w:docGrid w:linePitch="299"/>
     </w:sectPr>
   </w:body>
@@ -4878,41 +3992,13 @@
               <w:szCs w:val="18"/>
             </w:rPr>
           </w:pPr>
-          <w:proofErr w:type="gramStart"/>
           <w:r>
             <w:rPr>
               <w:rStyle w:val="PlatzhalterZchn"/>
               <w:sz w:val="16"/>
               <w:szCs w:val="16"/>
             </w:rPr>
-            <w:t>{{ LEITBEHOERDE</w:t>
-          </w:r>
-          <w:proofErr w:type="gramEnd"/>
-          <w:r>
-            <w:rPr>
-              <w:rStyle w:val="PlatzhalterZchn"/>
-              <w:sz w:val="16"/>
-              <w:szCs w:val="16"/>
-            </w:rPr>
-            <w:t>_</w:t>
-          </w:r>
-          <w:proofErr w:type="gramStart"/>
-          <w:r>
-            <w:rPr>
-              <w:rStyle w:val="PlatzhalterZchn"/>
-              <w:sz w:val="16"/>
-              <w:szCs w:val="16"/>
-            </w:rPr>
-            <w:t>NAME }</w:t>
-          </w:r>
-          <w:proofErr w:type="gramEnd"/>
-          <w:r>
-            <w:rPr>
-              <w:rStyle w:val="PlatzhalterZchn"/>
-              <w:sz w:val="16"/>
-              <w:szCs w:val="16"/>
-            </w:rPr>
-            <w:t>}</w:t>
+            <w:t>{{ LEITBEHOERDE_NAME }}</w:t>
           </w:r>
           <w:r>
             <w:rPr>
@@ -4921,73 +4007,12 @@
             </w:rPr>
             <w:t xml:space="preserve"> | </w:t>
           </w:r>
-          <w:sdt>
-            <w:sdtPr>
-              <w:rPr>
-                <w:sz w:val="16"/>
-                <w:szCs w:val="16"/>
-              </w:rPr>
-              <w:id w:val="-1209956759"/>
-              <w:placeholder>
-                <w:docPart w:val="400023589546419E85E3B883890052EF"/>
-              </w:placeholder>
-              <w:showingPlcHdr/>
-            </w:sdtPr>
-            <w:sdtEndPr/>
-            <w:sdtContent>
-              <w:r>
-                <w:rPr>
-                  <w:rFonts w:eastAsiaTheme="minorHAnsi"/>
-                  <w:sz w:val="16"/>
-                  <w:szCs w:val="16"/>
-                  <w:shd w:val="clear" w:color="auto" w:fill="FBE4D5" w:themeFill="accent2" w:themeFillTint="33"/>
-                </w:rPr>
-                <w:t>Baubehörde eingeben</w:t>
-              </w:r>
-            </w:sdtContent>
-          </w:sdt>
           <w:r>
             <w:rPr>
               <w:sz w:val="16"/>
               <w:szCs w:val="16"/>
             </w:rPr>
-            <w:t xml:space="preserve"> | </w:t>
-          </w:r>
-          <w:proofErr w:type="gramStart"/>
-          <w:r>
-            <w:rPr>
-              <w:rStyle w:val="PlatzhalterZchn"/>
-              <w:sz w:val="16"/>
-              <w:szCs w:val="16"/>
-            </w:rPr>
-            <w:t>{{ LEITBEHOERDE</w:t>
-          </w:r>
-          <w:proofErr w:type="gramEnd"/>
-          <w:r>
-            <w:rPr>
-              <w:rStyle w:val="PlatzhalterZchn"/>
-              <w:sz w:val="16"/>
-              <w:szCs w:val="16"/>
-            </w:rPr>
-            <w:t>_ADRESSE_</w:t>
-          </w:r>
-          <w:proofErr w:type="gramStart"/>
-          <w:r>
-            <w:rPr>
-              <w:rStyle w:val="PlatzhalterZchn"/>
-              <w:sz w:val="16"/>
-              <w:szCs w:val="16"/>
-            </w:rPr>
-            <w:t>1 }</w:t>
-          </w:r>
-          <w:proofErr w:type="gramEnd"/>
-          <w:r>
-            <w:rPr>
-              <w:rStyle w:val="PlatzhalterZchn"/>
-              <w:sz w:val="16"/>
-              <w:szCs w:val="16"/>
-            </w:rPr>
-            <w:t>}</w:t>
+            <w:t>Baubehörde</w:t>
           </w:r>
           <w:r>
             <w:rPr>
@@ -4996,41 +4021,13 @@
             </w:rPr>
             <w:t xml:space="preserve"> | </w:t>
           </w:r>
-          <w:proofErr w:type="gramStart"/>
           <w:r>
             <w:rPr>
               <w:rStyle w:val="PlatzhalterZchn"/>
               <w:sz w:val="16"/>
               <w:szCs w:val="16"/>
             </w:rPr>
-            <w:t>{{ LEITBEHOERDE</w:t>
-          </w:r>
-          <w:proofErr w:type="gramEnd"/>
-          <w:r>
-            <w:rPr>
-              <w:rStyle w:val="PlatzhalterZchn"/>
-              <w:sz w:val="16"/>
-              <w:szCs w:val="16"/>
-            </w:rPr>
-            <w:t>_ADRESSE_</w:t>
-          </w:r>
-          <w:proofErr w:type="gramStart"/>
-          <w:r>
-            <w:rPr>
-              <w:rStyle w:val="PlatzhalterZchn"/>
-              <w:sz w:val="16"/>
-              <w:szCs w:val="16"/>
-            </w:rPr>
-            <w:t>2 }</w:t>
-          </w:r>
-          <w:proofErr w:type="gramEnd"/>
-          <w:r>
-            <w:rPr>
-              <w:rStyle w:val="PlatzhalterZchn"/>
-              <w:sz w:val="16"/>
-              <w:szCs w:val="16"/>
-            </w:rPr>
-            <w:t>}</w:t>
+            <w:t>{{ LEITBEHOERDE_ADRESSE_1 }}</w:t>
           </w:r>
           <w:r>
             <w:rPr>
@@ -5039,41 +4036,13 @@
             </w:rPr>
             <w:t xml:space="preserve"> | </w:t>
           </w:r>
-          <w:proofErr w:type="gramStart"/>
           <w:r>
             <w:rPr>
               <w:rStyle w:val="PlatzhalterZchn"/>
               <w:sz w:val="16"/>
               <w:szCs w:val="16"/>
             </w:rPr>
-            <w:t>{{ LEITBEHOERDE</w:t>
-          </w:r>
-          <w:proofErr w:type="gramEnd"/>
-          <w:r>
-            <w:rPr>
-              <w:rStyle w:val="PlatzhalterZchn"/>
-              <w:sz w:val="16"/>
-              <w:szCs w:val="16"/>
-            </w:rPr>
-            <w:t>_</w:t>
-          </w:r>
-          <w:proofErr w:type="gramStart"/>
-          <w:r>
-            <w:rPr>
-              <w:rStyle w:val="PlatzhalterZchn"/>
-              <w:sz w:val="16"/>
-              <w:szCs w:val="16"/>
-            </w:rPr>
-            <w:t>TELEFON }</w:t>
-          </w:r>
-          <w:proofErr w:type="gramEnd"/>
-          <w:r>
-            <w:rPr>
-              <w:rStyle w:val="PlatzhalterZchn"/>
-              <w:sz w:val="16"/>
-              <w:szCs w:val="16"/>
-            </w:rPr>
-            <w:t>}</w:t>
+            <w:t>{{ LEITBEHOERDE_ADRESSE_2 }}</w:t>
           </w:r>
           <w:r>
             <w:rPr>
@@ -5082,41 +4051,28 @@
             </w:rPr>
             <w:t xml:space="preserve"> | </w:t>
           </w:r>
-          <w:proofErr w:type="gramStart"/>
           <w:r>
             <w:rPr>
               <w:rStyle w:val="PlatzhalterZchn"/>
               <w:sz w:val="16"/>
               <w:szCs w:val="16"/>
             </w:rPr>
-            <w:t>{{ LEITBEHOERDE</w:t>
+            <w:t>{{ LEITBEHOERDE_TELEFON }}</w:t>
           </w:r>
-          <w:proofErr w:type="gramEnd"/>
+          <w:r>
+            <w:rPr>
+              <w:sz w:val="16"/>
+              <w:szCs w:val="16"/>
+            </w:rPr>
+            <w:t xml:space="preserve"> | </w:t>
+          </w:r>
           <w:r>
             <w:rPr>
               <w:rStyle w:val="PlatzhalterZchn"/>
               <w:sz w:val="16"/>
               <w:szCs w:val="16"/>
             </w:rPr>
-            <w:t>_</w:t>
-          </w:r>
-          <w:proofErr w:type="gramStart"/>
-          <w:r>
-            <w:rPr>
-              <w:rStyle w:val="PlatzhalterZchn"/>
-              <w:sz w:val="16"/>
-              <w:szCs w:val="16"/>
-            </w:rPr>
-            <w:t>EMAIL</w:t>
-          </w:r>
-          <w:proofErr w:type="gramEnd"/>
-          <w:r>
-            <w:rPr>
-              <w:rStyle w:val="PlatzhalterZchn"/>
-              <w:sz w:val="16"/>
-              <w:szCs w:val="16"/>
-            </w:rPr>
-            <w:t xml:space="preserve"> }}</w:t>
+            <w:t>{{ LEITBEHOERDE_EMAIL }}</w:t>
           </w:r>
         </w:p>
       </w:tc>
@@ -5230,333 +4186,236 @@
 
 <file path=word/footer2.xml><?xml version="1.0" encoding="utf-8"?>
 <w:ftr xmlns:wpc="http://schemas.microsoft.com/office/word/2010/wordprocessingCanvas" xmlns:cx="http://schemas.microsoft.com/office/drawing/2014/chartex" xmlns:cx1="http://schemas.microsoft.com/office/drawing/2015/9/8/chartex" xmlns:cx2="http://schemas.microsoft.com/office/drawing/2015/10/21/chartex" xmlns:cx3="http://schemas.microsoft.com/office/drawing/2016/5/9/chartex" xmlns:cx4="http://schemas.microsoft.com/office/drawing/2016/5/10/chartex" xmlns:cx5="http://schemas.microsoft.com/office/drawing/2016/5/11/chartex" xmlns:cx6="http://schemas.microsoft.com/office/drawing/2016/5/12/chartex" xmlns:cx7="http://schemas.microsoft.com/office/drawing/2016/5/13/chartex" xmlns:cx8="http://schemas.microsoft.com/office/drawing/2016/5/14/chartex" xmlns:mc="http://schemas.openxmlformats.org/markup-compatibility/2006" xmlns:aink="http://schemas.microsoft.com/office/drawing/2016/ink" xmlns:am3d="http://schemas.microsoft.com/office/drawing/2017/model3d" xmlns:o="urn:schemas-microsoft-com:office:office" xmlns:oel="http://schemas.microsoft.com/office/2019/extlst" xmlns:r="http://schemas.openxmlformats.org/officeDocument/2006/relationships" xmlns:m="http://schemas.openxmlformats.org/officeDocument/2006/math" xmlns:v="urn:schemas-microsoft-com:vml" xmlns:wp14="http://schemas.microsoft.com/office/word/2010/wordprocessingDrawing" xmlns:wp="http://schemas.openxmlformats.org/drawingml/2006/wordprocessingDrawing" xmlns:w10="urn:schemas-microsoft-com:office:word" xmlns:w="http://schemas.openxmlformats.org/wordprocessingml/2006/main" xmlns:w14="http://schemas.microsoft.com/office/word/2010/wordml" xmlns:w15="http://schemas.microsoft.com/office/word/2012/wordml" xmlns:w16cex="http://schemas.microsoft.com/office/word/2018/wordml/cex" xmlns:w16cid="http://schemas.microsoft.com/office/word/2016/wordml/cid" xmlns:w16="http://schemas.microsoft.com/office/word/2018/wordml" xmlns:w16du="http://schemas.microsoft.com/office/word/2023/wordml/word16du" xmlns:w16sdtdh="http://schemas.microsoft.com/office/word/2020/wordml/sdtdatahash" xmlns:w16sdtfl="http://schemas.microsoft.com/office/word/2024/wordml/sdtformatlock" xmlns:w16se="http://schemas.microsoft.com/office/word/2015/wordml/symex" xmlns:wpg="http://schemas.microsoft.com/office/word/2010/wordprocessingGroup" xmlns:wpi="http://schemas.microsoft.com/office/word/2010/wordprocessingInk" xmlns:wne="http://schemas.microsoft.com/office/word/2006/wordml" xmlns:wps="http://schemas.microsoft.com/office/word/2010/wordprocessingShape" mc:Ignorable="w14 w15 w16se w16cid w16 w16cex w16sdtdh w16sdtfl w16du wp14">
+  <w:tbl>
+    <w:tblPr>
+      <w:tblStyle w:val="Tabellenraster"/>
+      <w:tblpPr w:leftFromText="142" w:rightFromText="142" w:vertAnchor="text" w:tblpY="1"/>
+      <w:tblOverlap w:val="never"/>
+      <w:tblW w:w="9639" w:type="dxa"/>
+      <w:tblBorders>
+        <w:top w:val="none" w:sz="0" w:space="0" w:color="auto"/>
+        <w:left w:val="none" w:sz="0" w:space="0" w:color="auto"/>
+        <w:bottom w:val="none" w:sz="0" w:space="0" w:color="auto"/>
+        <w:right w:val="none" w:sz="0" w:space="0" w:color="auto"/>
+        <w:insideH w:val="none" w:sz="0" w:space="0" w:color="auto"/>
+        <w:insideV w:val="none" w:sz="0" w:space="0" w:color="auto"/>
+      </w:tblBorders>
+      <w:tblLayout w:type="fixed"/>
+      <w:tblCellMar>
+        <w:left w:w="0" w:type="dxa"/>
+        <w:right w:w="0" w:type="dxa"/>
+      </w:tblCellMar>
+      <w:tblLook w:val="04A0" w:firstRow="1" w:lastRow="0" w:firstColumn="1" w:lastColumn="0" w:noHBand="0" w:noVBand="1"/>
+    </w:tblPr>
+    <w:tblGrid>
+      <w:gridCol w:w="9078"/>
+      <w:gridCol w:w="561"/>
+    </w:tblGrid>
+    <w:tr>
+      <w:tc>
+        <w:tcPr>
+          <w:tcW w:w="9072" w:type="dxa"/>
+        </w:tcPr>
+        <w:p>
+          <w:pPr>
+            <w:pStyle w:val="Kopfzeile"/>
+            <w:tabs>
+              <w:tab w:val="clear" w:pos="4536"/>
+              <w:tab w:val="clear" w:pos="9072"/>
+            </w:tabs>
+            <w:rPr>
+              <w:rStyle w:val="PlatzhalterZchn"/>
+              <w:sz w:val="18"/>
+              <w:szCs w:val="18"/>
+            </w:rPr>
+          </w:pPr>
+          <w:r>
+            <w:rPr>
+              <w:rStyle w:val="PlatzhalterZchn"/>
+              <w:sz w:val="16"/>
+              <w:szCs w:val="16"/>
+            </w:rPr>
+            <w:t>{{ LEITBEHOERDE_NAME }}</w:t>
+          </w:r>
+          <w:r>
+            <w:rPr>
+              <w:sz w:val="16"/>
+              <w:szCs w:val="16"/>
+            </w:rPr>
+            <w:t xml:space="preserve"> | </w:t>
+          </w:r>
+          <w:r>
+            <w:rPr>
+              <w:sz w:val="16"/>
+              <w:szCs w:val="16"/>
+            </w:rPr>
+            <w:t>Baubehörde</w:t>
+          </w:r>
+          <w:r>
+            <w:rPr>
+              <w:sz w:val="16"/>
+              <w:szCs w:val="16"/>
+            </w:rPr>
+            <w:t xml:space="preserve"> | </w:t>
+          </w:r>
+          <w:r>
+            <w:rPr>
+              <w:rStyle w:val="PlatzhalterZchn"/>
+              <w:sz w:val="16"/>
+              <w:szCs w:val="16"/>
+            </w:rPr>
+            <w:t>{{ LEITBEHOERDE_ADRESSE_1 }}</w:t>
+          </w:r>
+          <w:r>
+            <w:rPr>
+              <w:sz w:val="16"/>
+              <w:szCs w:val="16"/>
+            </w:rPr>
+            <w:t xml:space="preserve"> | </w:t>
+          </w:r>
+          <w:r>
+            <w:rPr>
+              <w:rStyle w:val="PlatzhalterZchn"/>
+              <w:sz w:val="16"/>
+              <w:szCs w:val="16"/>
+            </w:rPr>
+            <w:t>{{ LEITBEHOERDE_ADRESSE_2 }}</w:t>
+          </w:r>
+          <w:r>
+            <w:rPr>
+              <w:sz w:val="16"/>
+              <w:szCs w:val="16"/>
+            </w:rPr>
+            <w:t xml:space="preserve"> | </w:t>
+          </w:r>
+          <w:r>
+            <w:rPr>
+              <w:rStyle w:val="PlatzhalterZchn"/>
+              <w:sz w:val="16"/>
+              <w:szCs w:val="16"/>
+            </w:rPr>
+            <w:t>{{ LEITBEHOERDE_TELEFON }}</w:t>
+          </w:r>
+          <w:r>
+            <w:rPr>
+              <w:sz w:val="16"/>
+              <w:szCs w:val="16"/>
+            </w:rPr>
+            <w:t xml:space="preserve"> | </w:t>
+          </w:r>
+          <w:r>
+            <w:rPr>
+              <w:rStyle w:val="PlatzhalterZchn"/>
+              <w:sz w:val="16"/>
+              <w:szCs w:val="16"/>
+            </w:rPr>
+            <w:t>{{ LEITBEHOERDE_EMAIL }}</w:t>
+          </w:r>
+        </w:p>
+      </w:tc>
+      <w:tc>
+        <w:tcPr>
+          <w:tcW w:w="561" w:type="dxa"/>
+          <w:vAlign w:val="bottom"/>
+        </w:tcPr>
+        <w:p>
+          <w:pPr>
+            <w:jc w:val="right"/>
+            <w:rPr>
+              <w:rStyle w:val="PlatzhalterZchn"/>
+              <w:sz w:val="16"/>
+              <w:szCs w:val="16"/>
+            </w:rPr>
+          </w:pPr>
+          <w:r>
+            <w:rPr>
+              <w:sz w:val="16"/>
+              <w:szCs w:val="16"/>
+            </w:rPr>
+            <w:fldChar w:fldCharType="begin"/>
+          </w:r>
+          <w:r>
+            <w:rPr>
+              <w:sz w:val="16"/>
+              <w:szCs w:val="16"/>
+            </w:rPr>
+            <w:instrText xml:space="preserve"> PAGE  \* Arabic  \* MERGEFORMAT </w:instrText>
+          </w:r>
+          <w:r>
+            <w:rPr>
+              <w:sz w:val="16"/>
+              <w:szCs w:val="16"/>
+            </w:rPr>
+            <w:fldChar w:fldCharType="separate"/>
+          </w:r>
+          <w:r>
+            <w:rPr>
+              <w:sz w:val="16"/>
+              <w:szCs w:val="16"/>
+            </w:rPr>
+            <w:t>1</w:t>
+          </w:r>
+          <w:r>
+            <w:rPr>
+              <w:sz w:val="16"/>
+              <w:szCs w:val="16"/>
+            </w:rPr>
+            <w:fldChar w:fldCharType="end"/>
+          </w:r>
+          <w:r>
+            <w:rPr>
+              <w:sz w:val="16"/>
+              <w:szCs w:val="16"/>
+            </w:rPr>
+            <w:t>/</w:t>
+          </w:r>
+          <w:r>
+            <w:rPr>
+              <w:sz w:val="16"/>
+              <w:szCs w:val="16"/>
+            </w:rPr>
+            <w:fldChar w:fldCharType="begin"/>
+          </w:r>
+          <w:r>
+            <w:rPr>
+              <w:sz w:val="16"/>
+              <w:szCs w:val="16"/>
+            </w:rPr>
+            <w:instrText xml:space="preserve"> NUMPAGES  \* Arabic  \* MERGEFORMAT </w:instrText>
+          </w:r>
+          <w:r>
+            <w:rPr>
+              <w:sz w:val="16"/>
+              <w:szCs w:val="16"/>
+            </w:rPr>
+            <w:fldChar w:fldCharType="separate"/>
+          </w:r>
+          <w:r>
+            <w:rPr>
+              <w:sz w:val="16"/>
+              <w:szCs w:val="16"/>
+            </w:rPr>
+            <w:t>2</w:t>
+          </w:r>
+          <w:r>
+            <w:rPr>
+              <w:sz w:val="16"/>
+              <w:szCs w:val="16"/>
+            </w:rPr>
+            <w:fldChar w:fldCharType="end"/>
+          </w:r>
+        </w:p>
+      </w:tc>
+    </w:tr>
+  </w:tbl>
   <w:p>
     <w:pPr>
-      <w:tabs>
-        <w:tab w:val="right" w:pos="9355"/>
-      </w:tabs>
-      <w:spacing w:before="240"/>
+      <w:pStyle w:val="Fuzeile"/>
       <w:rPr>
-        <w:sz w:val="16"/>
-        <w:szCs w:val="16"/>
+        <w:sz w:val="2"/>
+        <w:szCs w:val="2"/>
       </w:rPr>
     </w:pPr>
-    <w:proofErr w:type="gramStart"/>
-    <w:r>
-      <w:rPr>
-        <w:rStyle w:val="PlatzhalterZchn"/>
-        <w:sz w:val="16"/>
-        <w:szCs w:val="16"/>
-      </w:rPr>
-      <w:t>{{ LEITBEHOERDE</w:t>
-    </w:r>
-    <w:proofErr w:type="gramEnd"/>
-    <w:r>
-      <w:rPr>
-        <w:rStyle w:val="PlatzhalterZchn"/>
-        <w:sz w:val="16"/>
-        <w:szCs w:val="16"/>
-      </w:rPr>
-      <w:t>_</w:t>
-    </w:r>
-    <w:proofErr w:type="gramStart"/>
-    <w:r>
-      <w:rPr>
-        <w:rStyle w:val="PlatzhalterZchn"/>
-        <w:sz w:val="16"/>
-        <w:szCs w:val="16"/>
-      </w:rPr>
-      <w:t>NAME }</w:t>
-    </w:r>
-    <w:proofErr w:type="gramEnd"/>
-    <w:r>
-      <w:rPr>
-        <w:rStyle w:val="PlatzhalterZchn"/>
-        <w:sz w:val="16"/>
-        <w:szCs w:val="16"/>
-      </w:rPr>
-      <w:t>}</w:t>
-    </w:r>
-    <w:r>
-      <w:rPr>
-        <w:sz w:val="16"/>
-        <w:szCs w:val="16"/>
-      </w:rPr>
-      <w:t xml:space="preserve"> | Direktion Bau | </w:t>
-    </w:r>
-    <w:proofErr w:type="gramStart"/>
-    <w:r>
-      <w:rPr>
-        <w:rStyle w:val="PlatzhalterZchn"/>
-        <w:sz w:val="16"/>
-        <w:szCs w:val="16"/>
-      </w:rPr>
-      <w:t>{{ LEITBEHOERDE</w:t>
-    </w:r>
-    <w:proofErr w:type="gramEnd"/>
-    <w:r>
-      <w:rPr>
-        <w:rStyle w:val="PlatzhalterZchn"/>
-        <w:sz w:val="16"/>
-        <w:szCs w:val="16"/>
-      </w:rPr>
-      <w:t>_ADRESSE_</w:t>
-    </w:r>
-    <w:proofErr w:type="gramStart"/>
-    <w:r>
-      <w:rPr>
-        <w:rStyle w:val="PlatzhalterZchn"/>
-        <w:sz w:val="16"/>
-        <w:szCs w:val="16"/>
-      </w:rPr>
-      <w:t>1 }</w:t>
-    </w:r>
-    <w:proofErr w:type="gramEnd"/>
-    <w:r>
-      <w:rPr>
-        <w:rStyle w:val="PlatzhalterZchn"/>
-        <w:sz w:val="16"/>
-        <w:szCs w:val="16"/>
-      </w:rPr>
-      <w:t>}</w:t>
-    </w:r>
-    <w:r>
-      <w:rPr>
-        <w:sz w:val="16"/>
-        <w:szCs w:val="16"/>
-      </w:rPr>
-      <w:t xml:space="preserve"> | </w:t>
-    </w:r>
-    <w:proofErr w:type="gramStart"/>
-    <w:r>
-      <w:rPr>
-        <w:rStyle w:val="PlatzhalterZchn"/>
-        <w:sz w:val="16"/>
-        <w:szCs w:val="16"/>
-      </w:rPr>
-      <w:t>{{ LEITBEHOERDE</w:t>
-    </w:r>
-    <w:proofErr w:type="gramEnd"/>
-    <w:r>
-      <w:rPr>
-        <w:rStyle w:val="PlatzhalterZchn"/>
-        <w:sz w:val="16"/>
-        <w:szCs w:val="16"/>
-      </w:rPr>
-      <w:t>_ADRESSE_</w:t>
-    </w:r>
-    <w:proofErr w:type="gramStart"/>
-    <w:r>
-      <w:rPr>
-        <w:rStyle w:val="PlatzhalterZchn"/>
-        <w:sz w:val="16"/>
-        <w:szCs w:val="16"/>
-      </w:rPr>
-      <w:t>2 }</w:t>
-    </w:r>
-    <w:proofErr w:type="gramEnd"/>
-    <w:r>
-      <w:rPr>
-        <w:rStyle w:val="PlatzhalterZchn"/>
-        <w:sz w:val="16"/>
-        <w:szCs w:val="16"/>
-      </w:rPr>
-      <w:t>}</w:t>
-    </w:r>
-    <w:r>
-      <w:rPr>
-        <w:sz w:val="16"/>
-        <w:szCs w:val="16"/>
-      </w:rPr>
-      <w:t xml:space="preserve"> | </w:t>
-    </w:r>
-    <w:proofErr w:type="gramStart"/>
-    <w:r>
-      <w:rPr>
-        <w:rStyle w:val="PlatzhalterZchn"/>
-        <w:sz w:val="16"/>
-        <w:szCs w:val="16"/>
-      </w:rPr>
-      <w:t>{{ LEITBEHOERDE</w:t>
-    </w:r>
-    <w:proofErr w:type="gramEnd"/>
-    <w:r>
-      <w:rPr>
-        <w:rStyle w:val="PlatzhalterZchn"/>
-        <w:sz w:val="16"/>
-        <w:szCs w:val="16"/>
-      </w:rPr>
-      <w:t>_</w:t>
-    </w:r>
-    <w:proofErr w:type="gramStart"/>
-    <w:r>
-      <w:rPr>
-        <w:rStyle w:val="PlatzhalterZchn"/>
-        <w:sz w:val="16"/>
-        <w:szCs w:val="16"/>
-      </w:rPr>
-      <w:t>TELEFON }</w:t>
-    </w:r>
-    <w:proofErr w:type="gramEnd"/>
-    <w:r>
-      <w:rPr>
-        <w:rStyle w:val="PlatzhalterZchn"/>
-        <w:sz w:val="16"/>
-        <w:szCs w:val="16"/>
-      </w:rPr>
-      <w:t>}</w:t>
-    </w:r>
-    <w:r>
-      <w:rPr>
-        <w:sz w:val="16"/>
-        <w:szCs w:val="16"/>
-      </w:rPr>
-      <w:t xml:space="preserve"> | </w:t>
-    </w:r>
-    <w:proofErr w:type="gramStart"/>
-    <w:r>
-      <w:rPr>
-        <w:rStyle w:val="PlatzhalterZchn"/>
-        <w:sz w:val="16"/>
-        <w:szCs w:val="16"/>
-      </w:rPr>
-      <w:t>{{ LEITBEHOERDE</w:t>
-    </w:r>
-    <w:proofErr w:type="gramEnd"/>
-    <w:r>
-      <w:rPr>
-        <w:rStyle w:val="PlatzhalterZchn"/>
-        <w:sz w:val="16"/>
-        <w:szCs w:val="16"/>
-      </w:rPr>
-      <w:t>_</w:t>
-    </w:r>
-    <w:proofErr w:type="gramStart"/>
-    <w:r>
-      <w:rPr>
-        <w:rStyle w:val="PlatzhalterZchn"/>
-        <w:sz w:val="16"/>
-        <w:szCs w:val="16"/>
-      </w:rPr>
-      <w:t>EMAIL }</w:t>
-    </w:r>
-    <w:proofErr w:type="gramEnd"/>
-    <w:r>
-      <w:rPr>
-        <w:rStyle w:val="PlatzhalterZchn"/>
-        <w:sz w:val="16"/>
-        <w:szCs w:val="16"/>
-      </w:rPr>
-      <w:t>}</w:t>
-    </w:r>
-  </w:p>
-  <w:p>
-    <w:pPr>
-      <w:tabs>
-        <w:tab w:val="right" w:pos="9355"/>
-      </w:tabs>
-      <w:spacing w:before="120"/>
-      <w:rPr>
-        <w:sz w:val="16"/>
-      </w:rPr>
-    </w:pPr>
-    <w:r>
-      <w:rPr>
-        <w:sz w:val="16"/>
-        <w:szCs w:val="16"/>
-      </w:rPr>
-      <w:tab/>
-    </w:r>
-    <w:r>
-      <w:rPr>
-        <w:sz w:val="16"/>
-      </w:rPr>
-      <w:fldChar w:fldCharType="begin"/>
-    </w:r>
-    <w:r>
-      <w:rPr>
-        <w:sz w:val="16"/>
-      </w:rPr>
-      <w:instrText xml:space="preserve"> </w:instrText>
-    </w:r>
-    <w:r>
-      <w:rPr>
-        <w:sz w:val="16"/>
-      </w:rPr>
-      <w:instrText>PAGE</w:instrText>
-    </w:r>
-    <w:r>
-      <w:rPr>
-        <w:sz w:val="16"/>
-      </w:rPr>
-      <w:instrText xml:space="preserve">  \* Arabic  \* MERGEFORMAT </w:instrText>
-    </w:r>
-    <w:r>
-      <w:rPr>
-        <w:sz w:val="16"/>
-      </w:rPr>
-      <w:fldChar w:fldCharType="separate"/>
-    </w:r>
-    <w:r>
-      <w:rPr>
-        <w:sz w:val="16"/>
-      </w:rPr>
-      <w:t>3</w:t>
-    </w:r>
-    <w:r>
-      <w:rPr>
-        <w:sz w:val="16"/>
-      </w:rPr>
-      <w:fldChar w:fldCharType="end"/>
-    </w:r>
-    <w:r>
-      <w:rPr>
-        <w:sz w:val="16"/>
-      </w:rPr>
-      <w:t>/</w:t>
-    </w:r>
-    <w:r>
-      <w:rPr>
-        <w:sz w:val="16"/>
-      </w:rPr>
-      <w:fldChar w:fldCharType="begin"/>
-    </w:r>
-    <w:r>
-      <w:rPr>
-        <w:sz w:val="16"/>
-      </w:rPr>
-      <w:instrText xml:space="preserve"> </w:instrText>
-    </w:r>
-    <w:r>
-      <w:rPr>
-        <w:sz w:val="16"/>
-      </w:rPr>
-      <w:instrText>NUMPAGES</w:instrText>
-    </w:r>
-    <w:r>
-      <w:rPr>
-        <w:sz w:val="16"/>
-      </w:rPr>
-      <w:instrText xml:space="preserve">  \* Arabic  \* MERGEFORMAT </w:instrText>
-    </w:r>
-    <w:r>
-      <w:rPr>
-        <w:sz w:val="16"/>
-      </w:rPr>
-      <w:fldChar w:fldCharType="separate"/>
-    </w:r>
-    <w:r>
-      <w:rPr>
-        <w:sz w:val="16"/>
-      </w:rPr>
-      <w:t>7</w:t>
-    </w:r>
-    <w:r>
-      <w:rPr>
-        <w:sz w:val="16"/>
-      </w:rPr>
-      <w:fldChar w:fldCharType="end"/>
-    </w:r>
   </w:p>
 </w:ftr>
 </file>
@@ -5584,83 +4443,141 @@
 <w:hdr xmlns:wpc="http://schemas.microsoft.com/office/word/2010/wordprocessingCanvas" xmlns:cx="http://schemas.microsoft.com/office/drawing/2014/chartex" xmlns:cx1="http://schemas.microsoft.com/office/drawing/2015/9/8/chartex" xmlns:cx2="http://schemas.microsoft.com/office/drawing/2015/10/21/chartex" xmlns:cx3="http://schemas.microsoft.com/office/drawing/2016/5/9/chartex" xmlns:cx4="http://schemas.microsoft.com/office/drawing/2016/5/10/chartex" xmlns:cx5="http://schemas.microsoft.com/office/drawing/2016/5/11/chartex" xmlns:cx6="http://schemas.microsoft.com/office/drawing/2016/5/12/chartex" xmlns:cx7="http://schemas.microsoft.com/office/drawing/2016/5/13/chartex" xmlns:cx8="http://schemas.microsoft.com/office/drawing/2016/5/14/chartex" xmlns:mc="http://schemas.openxmlformats.org/markup-compatibility/2006" xmlns:aink="http://schemas.microsoft.com/office/drawing/2016/ink" xmlns:am3d="http://schemas.microsoft.com/office/drawing/2017/model3d" xmlns:o="urn:schemas-microsoft-com:office:office" xmlns:oel="http://schemas.microsoft.com/office/2019/extlst" xmlns:r="http://schemas.openxmlformats.org/officeDocument/2006/relationships" xmlns:m="http://schemas.openxmlformats.org/officeDocument/2006/math" xmlns:v="urn:schemas-microsoft-com:vml" xmlns:wp14="http://schemas.microsoft.com/office/word/2010/wordprocessingDrawing" xmlns:wp="http://schemas.openxmlformats.org/drawingml/2006/wordprocessingDrawing" xmlns:w10="urn:schemas-microsoft-com:office:word" xmlns:w="http://schemas.openxmlformats.org/wordprocessingml/2006/main" xmlns:w14="http://schemas.microsoft.com/office/word/2010/wordml" xmlns:w15="http://schemas.microsoft.com/office/word/2012/wordml" xmlns:w16cex="http://schemas.microsoft.com/office/word/2018/wordml/cex" xmlns:w16cid="http://schemas.microsoft.com/office/word/2016/wordml/cid" xmlns:w16="http://schemas.microsoft.com/office/word/2018/wordml" xmlns:w16du="http://schemas.microsoft.com/office/word/2023/wordml/word16du" xmlns:w16sdtdh="http://schemas.microsoft.com/office/word/2020/wordml/sdtdatahash" xmlns:w16sdtfl="http://schemas.microsoft.com/office/word/2024/wordml/sdtformatlock" xmlns:w16se="http://schemas.microsoft.com/office/word/2015/wordml/symex" xmlns:wpg="http://schemas.microsoft.com/office/word/2010/wordprocessingGroup" xmlns:wpi="http://schemas.microsoft.com/office/word/2010/wordprocessingInk" xmlns:wne="http://schemas.microsoft.com/office/word/2006/wordml" xmlns:wps="http://schemas.microsoft.com/office/word/2010/wordprocessingShape" mc:Ignorable="w14 w15 w16se w16cid w16 w16cex w16sdtdh w16sdtfl w16du wp14">
   <w:p>
     <w:pPr>
-      <w:pStyle w:val="Platzhalter"/>
-      <w:spacing w:before="360" w:after="120"/>
+      <w:pStyle w:val="Kopfzeile"/>
+      <w:tabs>
+        <w:tab w:val="clear" w:pos="4536"/>
+        <w:tab w:val="clear" w:pos="9072"/>
+      </w:tabs>
       <w:jc w:val="right"/>
     </w:pPr>
-    <w:proofErr w:type="gramStart"/>
-    <w:r>
-      <w:t>{{ "</w:t>
-    </w:r>
-    <w:proofErr w:type="gramEnd"/>
-    <w:r>
-      <w:t>GEMEINDE_WAPPEN" |</w:t>
-    </w:r>
-    <w:proofErr w:type="spellStart"/>
-    <w:proofErr w:type="gramStart"/>
-    <w:r>
-      <w:t>image</w:t>
-    </w:r>
-    <w:proofErr w:type="spellEnd"/>
-    <w:r>
-      <w:t>(</w:t>
-    </w:r>
-    <w:proofErr w:type="gramEnd"/>
-    <w:r>
-      <w:t>55, 25, True</w:t>
-    </w:r>
-    <w:proofErr w:type="gramStart"/>
-    <w:r>
-      <w:t>) }</w:t>
-    </w:r>
-    <w:proofErr w:type="gramEnd"/>
-    <w:r>
-      <w:t>}</w:t>
-    </w:r>
   </w:p>
 </w:hdr>
 </file>
 
 <file path=word/header2.xml><?xml version="1.0" encoding="utf-8"?>
 <w:hdr xmlns:wpc="http://schemas.microsoft.com/office/word/2010/wordprocessingCanvas" xmlns:cx="http://schemas.microsoft.com/office/drawing/2014/chartex" xmlns:cx1="http://schemas.microsoft.com/office/drawing/2015/9/8/chartex" xmlns:cx2="http://schemas.microsoft.com/office/drawing/2015/10/21/chartex" xmlns:cx3="http://schemas.microsoft.com/office/drawing/2016/5/9/chartex" xmlns:cx4="http://schemas.microsoft.com/office/drawing/2016/5/10/chartex" xmlns:cx5="http://schemas.microsoft.com/office/drawing/2016/5/11/chartex" xmlns:cx6="http://schemas.microsoft.com/office/drawing/2016/5/12/chartex" xmlns:cx7="http://schemas.microsoft.com/office/drawing/2016/5/13/chartex" xmlns:cx8="http://schemas.microsoft.com/office/drawing/2016/5/14/chartex" xmlns:mc="http://schemas.openxmlformats.org/markup-compatibility/2006" xmlns:aink="http://schemas.microsoft.com/office/drawing/2016/ink" xmlns:am3d="http://schemas.microsoft.com/office/drawing/2017/model3d" xmlns:o="urn:schemas-microsoft-com:office:office" xmlns:oel="http://schemas.microsoft.com/office/2019/extlst" xmlns:r="http://schemas.openxmlformats.org/officeDocument/2006/relationships" xmlns:m="http://schemas.openxmlformats.org/officeDocument/2006/math" xmlns:v="urn:schemas-microsoft-com:vml" xmlns:wp14="http://schemas.microsoft.com/office/word/2010/wordprocessingDrawing" xmlns:wp="http://schemas.openxmlformats.org/drawingml/2006/wordprocessingDrawing" xmlns:w10="urn:schemas-microsoft-com:office:word" xmlns:w="http://schemas.openxmlformats.org/wordprocessingml/2006/main" xmlns:w14="http://schemas.microsoft.com/office/word/2010/wordml" xmlns:w15="http://schemas.microsoft.com/office/word/2012/wordml" xmlns:w16cex="http://schemas.microsoft.com/office/word/2018/wordml/cex" xmlns:w16cid="http://schemas.microsoft.com/office/word/2016/wordml/cid" xmlns:w16="http://schemas.microsoft.com/office/word/2018/wordml" xmlns:w16du="http://schemas.microsoft.com/office/word/2023/wordml/word16du" xmlns:w16sdtdh="http://schemas.microsoft.com/office/word/2020/wordml/sdtdatahash" xmlns:w16sdtfl="http://schemas.microsoft.com/office/word/2024/wordml/sdtformatlock" xmlns:w16se="http://schemas.microsoft.com/office/word/2015/wordml/symex" xmlns:wpg="http://schemas.microsoft.com/office/word/2010/wordprocessingGroup" xmlns:wpi="http://schemas.microsoft.com/office/word/2010/wordprocessingInk" xmlns:wne="http://schemas.microsoft.com/office/word/2006/wordml" xmlns:wps="http://schemas.microsoft.com/office/word/2010/wordprocessingShape" mc:Ignorable="w14 w15 w16se w16cid w16 w16cex w16sdtdh w16sdtfl w16du wp14">
+  <w:tbl>
+    <w:tblPr>
+      <w:tblStyle w:val="Tabellenraster"/>
+      <w:tblW w:w="9639" w:type="dxa"/>
+      <w:tblBorders>
+        <w:top w:val="none" w:sz="0" w:space="0" w:color="auto"/>
+        <w:left w:val="none" w:sz="0" w:space="0" w:color="auto"/>
+        <w:bottom w:val="none" w:sz="0" w:space="0" w:color="auto"/>
+        <w:right w:val="none" w:sz="0" w:space="0" w:color="auto"/>
+        <w:insideH w:val="none" w:sz="0" w:space="0" w:color="auto"/>
+        <w:insideV w:val="none" w:sz="0" w:space="0" w:color="auto"/>
+      </w:tblBorders>
+      <w:tblCellMar>
+        <w:left w:w="0" w:type="dxa"/>
+        <w:right w:w="0" w:type="dxa"/>
+      </w:tblCellMar>
+      <w:tblLook w:val="04A0" w:firstRow="1" w:lastRow="0" w:firstColumn="1" w:lastColumn="0" w:noHBand="0" w:noVBand="1"/>
+    </w:tblPr>
+    <w:tblGrid>
+      <w:gridCol w:w="5840"/>
+      <w:gridCol w:w="3799"/>
+    </w:tblGrid>
+    <w:tr>
+      <w:trPr>
+        <w:trHeight w:hRule="exact" w:val="1474"/>
+      </w:trPr>
+      <w:tc>
+        <w:tcPr>
+          <w:tcW w:w="5840" w:type="dxa"/>
+        </w:tcPr>
+        <w:p>
+          <w:pPr>
+            <w:pStyle w:val="Platzhalter"/>
+            <w:rPr>
+              <w:b/>
+              <w:bCs/>
+            </w:rPr>
+          </w:pPr>
+          <w:r>
+            <w:rPr>
+              <w:b/>
+              <w:bCs/>
+            </w:rPr>
+            <w:t>{{ LEITBEHOERDE_NAME }}</w:t>
+          </w:r>
+        </w:p>
+        <w:p>
+          <w:pPr>
+            <w:rPr>
+              <w:sz w:val="18"/>
+              <w:szCs w:val="18"/>
+            </w:rPr>
+          </w:pPr>
+          <w:r>
+            <w:rPr>
+              <w:sz w:val="18"/>
+              <w:szCs w:val="18"/>
+            </w:rPr>
+            <w:t>Baubehörde</w:t>
+          </w:r>
+        </w:p>
+        <w:p>
+          <w:pPr>
+            <w:pStyle w:val="Platzhalter"/>
+            <w:rPr>
+              <w:sz w:val="18"/>
+              <w:szCs w:val="18"/>
+            </w:rPr>
+          </w:pPr>
+          <w:r>
+            <w:rPr>
+              <w:sz w:val="18"/>
+              <w:szCs w:val="18"/>
+            </w:rPr>
+            <w:t>{{ LEITBEHOERDE_ADRESSE_1 }}</w:t>
+          </w:r>
+        </w:p>
+        <w:p>
+          <w:pPr>
+            <w:pStyle w:val="Platzhalter"/>
+          </w:pPr>
+          <w:r>
+            <w:rPr>
+              <w:sz w:val="18"/>
+              <w:szCs w:val="18"/>
+            </w:rPr>
+            <w:t>{{ LEITBEHOERDE_ADRESSE_2 }}</w:t>
+          </w:r>
+        </w:p>
+      </w:tc>
+      <w:tc>
+        <w:tcPr>
+          <w:tcW w:w="3799" w:type="dxa"/>
+        </w:tcPr>
+        <w:p>
+          <w:pPr>
+            <w:pStyle w:val="Platzhalter"/>
+            <w:jc w:val="right"/>
+          </w:pPr>
+          <w:r>
+            <w:t>{{ "GEMEINDE_WAPPEN" |</w:t>
+          </w:r>
+          <w:proofErr w:type="spellStart"/>
+          <w:r>
+            <w:t>image</w:t>
+          </w:r>
+          <w:proofErr w:type="spellEnd"/>
+          <w:r>
+            <w:t>(55, 25, True) }}</w:t>
+          </w:r>
+        </w:p>
+      </w:tc>
+    </w:tr>
+  </w:tbl>
   <w:p>
     <w:pPr>
-      <w:pStyle w:val="Platzhalter"/>
-      <w:spacing w:before="360" w:after="120"/>
-      <w:jc w:val="right"/>
+      <w:pStyle w:val="Kopfzeile"/>
+      <w:rPr>
+        <w:sz w:val="2"/>
+        <w:szCs w:val="2"/>
+      </w:rPr>
     </w:pPr>
-    <w:proofErr w:type="gramStart"/>
-    <w:r>
-      <w:t>{{ "</w:t>
-    </w:r>
-    <w:proofErr w:type="gramEnd"/>
-    <w:r>
-      <w:t>GEMEINDE_WAPPEN" |</w:t>
-    </w:r>
-    <w:proofErr w:type="spellStart"/>
-    <w:proofErr w:type="gramStart"/>
-    <w:r>
-      <w:t>image</w:t>
-    </w:r>
-    <w:proofErr w:type="spellEnd"/>
-    <w:r>
-      <w:t>(</w:t>
-    </w:r>
-    <w:proofErr w:type="gramEnd"/>
-    <w:r>
-      <w:t xml:space="preserve">None, </w:t>
-    </w:r>
-    <w:r>
-      <w:t>7</w:t>
-    </w:r>
-    <w:proofErr w:type="gramStart"/>
-    <w:r>
-      <w:t>) }</w:t>
-    </w:r>
-    <w:proofErr w:type="gramEnd"/>
-    <w:r>
-      <w:t>}</w:t>
-    </w:r>
   </w:p>
 </w:hdr>
 </file>
@@ -9132,38 +8049,6 @@
   <w:docParts>
     <w:docPart>
       <w:docPartPr>
-        <w:name w:val="400023589546419E85E3B883890052EF"/>
-        <w:category>
-          <w:name w:val="Allgemein"/>
-          <w:gallery w:val="placeholder"/>
-        </w:category>
-        <w:types>
-          <w:type w:val="bbPlcHdr"/>
-        </w:types>
-        <w:behaviors>
-          <w:behavior w:val="content"/>
-        </w:behaviors>
-        <w:guid w:val="{0F18981D-B3FC-44C9-8E46-BC167379035C}"/>
-      </w:docPartPr>
-      <w:docPartBody>
-        <w:p>
-          <w:pPr>
-            <w:pStyle w:val="400023589546419E85E3B883890052EF"/>
-          </w:pPr>
-          <w:r>
-            <w:rPr>
-              <w:rFonts w:eastAsiaTheme="minorHAnsi"/>
-              <w:sz w:val="16"/>
-              <w:szCs w:val="16"/>
-              <w:shd w:val="clear" w:color="auto" w:fill="FAE2D5" w:themeFill="accent2" w:themeFillTint="33"/>
-            </w:rPr>
-            <w:t>Baubehörde eingeben</w:t>
-          </w:r>
-        </w:p>
-      </w:docPartBody>
-    </w:docPart>
-    <w:docPart>
-      <w:docPartPr>
         <w:name w:val="4EAAE94CE41641A9980D0EA3E4A1400F"/>
         <w:category>
           <w:name w:val="Allgemein"/>
@@ -9285,16 +8170,24 @@
   </w:compat>
   <w:rsids>
     <w:rsidRoot w:val="00A61F87"/>
+    <w:rsid w:val="000C7231"/>
     <w:rsid w:val="00225F23"/>
     <w:rsid w:val="00252E34"/>
+    <w:rsid w:val="004246BF"/>
+    <w:rsid w:val="004D6F81"/>
+    <w:rsid w:val="006D5908"/>
     <w:rsid w:val="007247A7"/>
     <w:rsid w:val="00744B22"/>
     <w:rsid w:val="008922C4"/>
     <w:rsid w:val="009302A8"/>
     <w:rsid w:val="00A61F87"/>
     <w:rsid w:val="00AB06A0"/>
+    <w:rsid w:val="00AD0022"/>
     <w:rsid w:val="00AD3878"/>
+    <w:rsid w:val="00AE60E5"/>
+    <w:rsid w:val="00B64BF3"/>
     <w:rsid w:val="00CB587D"/>
+    <w:rsid w:val="00D130A1"/>
     <w:rsid w:val="00D554A6"/>
   </w:rsids>
   <m:mathPr>
@@ -9746,10 +8639,6 @@
     <w:semiHidden/>
     <w:unhideWhenUsed/>
   </w:style>
-  <w:style w:type="paragraph" w:customStyle="1" w:styleId="400023589546419E85E3B883890052EF">
-    <w:name w:val="400023589546419E85E3B883890052EF"/>
-    <w:rsid w:val="00A61F87"/>
-  </w:style>
   <w:style w:type="paragraph" w:customStyle="1" w:styleId="4EAAE94CE41641A9980D0EA3E4A1400F">
     <w:name w:val="4EAAE94CE41641A9980D0EA3E4A1400F"/>
     <w:rsid w:val="00CB587D"/>
